--- a/fr/index.docx
+++ b/fr/index.docx
@@ -7,7 +7,7 @@
         <w:pStyle w:val="Title"/>
       </w:pPr>
       <w:r>
-        <w:t xml:space="preserve">Modèle de document Quarto eCH-1234</w:t>
+        <w:t xml:space="preserve">Modèle de document Quarto eCH-0309</w:t>
       </w:r>
     </w:p>
     <w:p>

--- a/fr/index.docx
+++ b/fr/index.docx
@@ -7,7 +7,7 @@
         <w:pStyle w:val="Title"/>
       </w:pPr>
       <w:r>
-        <w:t xml:space="preserve">Modèle de document Quarto eCH-0309</w:t>
+        <w:t xml:space="preserve">Document auxiliaire : données sur le trafic des animaux</w:t>
       </w:r>
     </w:p>
     <w:p>
@@ -15,7 +15,7 @@
         <w:pStyle w:val="Date"/>
       </w:pPr>
       <w:r>
-        <w:t xml:space="preserve">21 septembre 2026</w:t>
+        <w:t xml:space="preserve">2 octobre 2026</w:t>
       </w:r>
     </w:p>
     <w:p>
@@ -31,7 +31,7 @@
         <w:pStyle w:val="Abstract"/>
       </w:pPr>
       <w:r>
-        <w:t xml:space="preserve">Bref résumé de l’objectif de ce document</w:t>
+        <w:t xml:space="preserve">Le présent document décrit sémantiquement les données de la banque de données sur le trafic des animaux (BDTA), afin de permettre également aux spécialistes sans connaissances informatiques approfondies de mieux comprendre ces données.</w:t>
       </w:r>
     </w:p>
     <w:sdt>
@@ -78,7 +78,7 @@
       </w:r>
     </w:p>
     <w:bookmarkEnd w:id="9"/>
-    <w:bookmarkStart w:id="18" w:name="sec-introduction"/>
+    <w:bookmarkStart w:id="14" w:name="sec-introduction"/>
     <w:p>
       <w:pPr>
         <w:pStyle w:val="Heading1"/>
@@ -101,7 +101,7 @@
         <w:pStyle w:val="FirstParagraph"/>
       </w:pPr>
       <w:r>
-        <w:t xml:space="preserve">Approuvé : Ce document a été approuvé par le comité d’experts. Il a force normative pour le domaine d’application défini et dans le champ d’application déterminé.</w:t>
+        <w:t xml:space="preserve">En cours : L’utilisation n’est autorisée qu’au sein du groupe spécialisé et du comité d’experts.</w:t>
       </w:r>
     </w:p>
     <w:bookmarkEnd w:id="10"/>
@@ -111,7 +111,7 @@
         <w:pStyle w:val="Heading2"/>
       </w:pPr>
       <w:r>
-        <w:t xml:space="preserve">1.2 Champ d’application</w:t>
+        <w:t xml:space="preserve">1.2 Domaine d’application</w:t>
       </w:r>
     </w:p>
     <w:p>
@@ -119,23 +119,17 @@
         <w:pStyle w:val="FirstParagraph"/>
       </w:pPr>
       <w:r>
-        <w:t xml:space="preserve">Les informations de ce chapitre doivent donner au lecteur un aperçu rapide de ce à quoi ce standard est destiné.</w:t>
-      </w:r>
-      <w:r>
-        <w:t xml:space="preserve"> </w:t>
-      </w:r>
-      <w:r>
-        <w:t xml:space="preserve">Des indications sur les éléments suivants peuvent s’avérer utiles.</w:t>
+        <w:t xml:space="preserve">Le présent document décrit sémantiquement les données de la banque de données sur le trafic des animaux (BDTA), afin de permettre également aux spécialistes sans connaissances informatiques approfondies de mieux comprendre ces données.</w:t>
       </w:r>
     </w:p>
     <w:bookmarkEnd w:id="11"/>
-    <w:bookmarkStart w:id="17" w:name="sec-example-subheading"/>
+    <w:bookmarkStart w:id="12" w:name="sec-animal-movement-reporting"/>
     <w:p>
       <w:pPr>
         <w:pStyle w:val="Heading2"/>
       </w:pPr>
       <w:r>
-        <w:t xml:space="preserve">1.3 Nous pouvons avoir des sous-titres</w:t>
+        <w:t xml:space="preserve">1.3 La notification du trafic des animaux en Suisse</w:t>
       </w:r>
     </w:p>
     <w:p>
@@ -143,16 +137,65 @@
         <w:pStyle w:val="FirstParagraph"/>
       </w:pPr>
       <w:r>
-        <w:t xml:space="preserve">Et écrire un peu de texte.</w:t>
+        <w:t xml:space="preserve">Dans les années 1990, l’agriculture et l’industrie alimentaire suisses ont été fortement mises à l’épreuve par l’épizootie «ESB». Lorsque la transmissibilité de la maladie de l’animal à l’être humain s’est confirmée en 1996, cela a provoqué une grande incertitude. Les attentes en matière de sécurité des denrées alimentaires d’origine animale ont augmenté en conséquence, de même que la conscience de l’importance du contrôle des denrées alimentaires. L’approche «de l’étable à la table» s’est imposée. La surveillance basée sur les risques, la traçabilité sans faille des animaux de rente, le contrôle du trafic des animaux, l’obligation de déclarer la provenance ainsi que les contrôles de qualité tout au long de la chaîne de production et de transformation constituent depuis lors la base d’un niveau élevé de sécurité alimentaire.</w:t>
       </w:r>
     </w:p>
-    <w:bookmarkStart w:id="16" w:name="sec-example-subsubheading"/>
     <w:p>
       <w:pPr>
-        <w:pStyle w:val="Heading3"/>
+        <w:pStyle w:val="BodyText"/>
       </w:pPr>
       <w:r>
-        <w:t xml:space="preserve">1.3.1 Et aussi des sous-sous-titres</w:t>
+        <w:t xml:space="preserve">L’expérience de l’ESB a conduit en 1999 à la création d’une banque de données nationale sur le trafic des animaux (BDTA). L’article 7a ainsi que les articles 13 à 15 de la loi sur les épizooties et le titre 2, sections 1, 1a et 2a de l’ordonnance sur les épizooties énoncent les dispositions légales fondamentales relatives à l’identification/au marquage et à l’enregistrement des animaux de rente ainsi qu’aux obligations d’annonce correspondantes. Elles s’alignent sur la législation européenne en la matière (règlement (UE) 2016/429 sur les maladies animales transmissibles; règlement délégué (UE) 2019/2035 concernant les établissements détenant des animaux terrestres et les couvoirs ainsi que la traçabilité).</w:t>
+      </w:r>
+    </w:p>
+    <w:p>
+      <w:pPr>
+        <w:pStyle w:val="BodyText"/>
+      </w:pPr>
+      <w:r>
+        <w:t xml:space="preserve">Si seuls les bovins étaient soumis à l’obligation d’annonce à partir de 1999, les porcs et les équidés ont suivi dès 2011, même si les porcs ne font aujourd’hui encore pas l’objet d’annonces par animal individuel. À partir de 2014, respectivement de 2020, l’obligation d’annonce à la BDTA s’est également appliquée aux petits ruminants (moutons et chèvres). Au début, en 2014, elle ne concernait que les abattoirs. Depuis 2014, il existe également une obligation d’annonce pour la volaille. Depuis janvier 2020, les détenteurs de petits ruminants sont eux aussi intégrés dans le système d’annonce des animaux individuels. L’identification et le marquage des animaux à onglons au moyen de marques auriculaires, l’enregistrement individuel des bovins, des moutons et des chèvres dans la BDTA, ainsi que l’annonce des entrées, des sorties (l’animal quitte vivant une unité d’élevage), des naissances, des importations, des exportations, des abattages, des abattages à la ferme et des morts (l’animal est désannoncé comme n’étant plus vivant) sont obligatoires pour tous les détenteurs d’animaux en Suisse.</w:t>
+      </w:r>
+    </w:p>
+    <w:p>
+      <w:pPr>
+        <w:pStyle w:val="BodyText"/>
+      </w:pPr>
+      <w:r>
+        <w:t xml:space="preserve">La BDTA fait partie d’un paysage systémique regroupant l’agriculture, les affaires vétérinaires et la sécurité alimentaire. Le portail Agate en constitue la porte d’entrée centrale, avec au cœur le système d’information sur la politique agricole AGIS.</w:t>
+      </w:r>
+    </w:p>
+    <w:p>
+      <w:pPr>
+        <w:pStyle w:val="BodyText"/>
+      </w:pPr>
+      <w:r>
+        <w:t xml:space="preserve">L’ordonnance sur Identitas SA et la banque de données sur le trafic des animaux (OId-BDTA) précise les contenus relatifs au trafic des animaux, les tâches d’Identitas SA ainsi que les droits d’accès aux données. L’importance de l’identification/du marquage des animaux de rente dépasse largement la problématique des épizooties et a donc également trouvé sa place dans la législation agricole (loi sur l’agriculture LAgr, art. 165g, 177 et 185) et dans diverses ordonnances associées. Les données issues du trafic des animaux sont devenues un élément indispensable de la mise en œuvre des mesures de politique agricole, par exemple les paiements directs liés aux animaux, la détermination des flux d’éléments nutritifs ou le monitoring agroenvironnemental. Ces données servent en outre de base au relevé des structures de l’agriculture suisse et, plus généralement, à la statistique agricole.</w:t>
+      </w:r>
+    </w:p>
+    <w:p>
+      <w:pPr>
+        <w:pStyle w:val="BodyText"/>
+      </w:pPr>
+      <w:r>
+        <w:t xml:space="preserve">Le système d’annonce du trafic des animaux s’est rapidement imposé tout au long de la chaîne de valeur alimentaire. Les programmes assortis de promesses en matière de bien-être animal, de traçabilité et de provenance s’y appuient. La diversité des informations sur les animaux issues du système d’annonce du trafic des animaux se reflète également dans les jeux de données publiquement disponibles de la plateforme Open Data Tierstatistik.</w:t>
+      </w:r>
+    </w:p>
+    <w:p>
+      <w:pPr>
+        <w:pStyle w:val="BodyText"/>
+      </w:pPr>
+      <w:r>
+        <w:t xml:space="preserve">La description technique des interfaces figurant dans le présent document se fonde sur la description technique de service AnimalTracing v1.32 ainsi que sur la spécification openAPI v. x.xx.</w:t>
+      </w:r>
+    </w:p>
+    <w:bookmarkEnd w:id="12"/>
+    <w:bookmarkStart w:id="13" w:name="sec-references"/>
+    <w:p>
+      <w:pPr>
+        <w:pStyle w:val="Heading2"/>
+      </w:pPr>
+      <w:r>
+        <w:t xml:space="preserve">1.4 Renvois</w:t>
       </w:r>
     </w:p>
     <w:p>
@@ -160,7 +203,26 @@
         <w:pStyle w:val="FirstParagraph"/>
       </w:pPr>
       <w:r>
-        <w:t xml:space="preserve">Et écrire encore plus de texte. Peut-être même avec une belle image.</w:t>
+        <w:t xml:space="preserve">Interfaces: AnimalTracing API, description technique de service AnimalTracing</w:t>
+      </w:r>
+    </w:p>
+    <w:p>
+      <w:pPr>
+        <w:pStyle w:val="BodyText"/>
+      </w:pPr>
+      <w:r>
+        <w:t xml:space="preserve">NB: les noms des classes décrites au chapitre 3 ne correspondent pas aux ServiceOperations d’AnimalTracing, car la description sémantique doit donner une vue d’ensemble du contenu des données et présente un degré de détail plus fin que la description de service.</w:t>
+      </w:r>
+    </w:p>
+    <w:bookmarkEnd w:id="13"/>
+    <w:bookmarkEnd w:id="14"/>
+    <w:bookmarkStart w:id="37" w:name="sec-data-model"/>
+    <w:p>
+      <w:pPr>
+        <w:pStyle w:val="Heading1"/>
+      </w:pPr>
+      <w:r>
+        <w:t xml:space="preserve">2. Modèle de données</w:t>
       </w:r>
     </w:p>
     <w:tbl>
@@ -176,7 +238,7 @@
       <w:tr>
         <w:tc>
           <w:tcPr/>
-          <w:bookmarkStart w:id="15" w:name="fig-example"/>
+          <w:bookmarkStart w:id="18" w:name="fig-uml"/>
           <w:p>
             <w:pPr>
               <w:pStyle w:val="Compact"/>
@@ -185,20 +247,20 @@
             <w:r>
               <w:drawing>
                 <wp:inline>
-                  <wp:extent cx="5334000" cy="3522828"/>
+                  <wp:extent cx="5334000" cy="4594297"/>
                   <wp:effectExtent b="0" l="0" r="0" t="0"/>
-                  <wp:docPr descr="" title="" id="13" name="Picture"/>
+                  <wp:docPr descr="" title="" id="16" name="Picture"/>
                   <a:graphic>
                     <a:graphicData uri="http://schemas.openxmlformats.org/drawingml/2006/picture">
                       <pic:pic>
                         <pic:nvPicPr>
-                          <pic:cNvPr descr="https://fastly.picsum.photos/id/653/536/354.jpg?hmac=3InR8I5KmwbdkPHehlM8BMPd_BDHG_RWZkxt_IkeQGY" id="14" name="Picture"/>
+                          <pic:cNvPr descr="../assets/img/uml.png" id="17" name="Picture"/>
                           <pic:cNvPicPr>
                             <a:picLocks noChangeArrowheads="1" noChangeAspect="1"/>
                           </pic:cNvPicPr>
                         </pic:nvPicPr>
                         <pic:blipFill>
-                          <a:blip r:embed="rId12"/>
+                          <a:blip r:embed="rId15"/>
                           <a:stretch>
                             <a:fillRect/>
                           </a:stretch>
@@ -206,7 +268,7 @@
                         <pic:spPr bwMode="auto">
                           <a:xfrm>
                             <a:off x="0" y="0"/>
-                            <a:ext cx="5334000" cy="3522828"/>
+                            <a:ext cx="5334000" cy="4594297"/>
                           </a:xfrm>
                           <a:prstGeom prst="rect">
                             <a:avLst/>
@@ -235,31 +297,20 @@
               <w:pStyle w:val="ImageCaption"/>
             </w:pPr>
             <w:r>
-              <w:t xml:space="preserve">Figure 1: Ajoutez toujours du texte pour décrire ce que montre l’image.</w:t>
+              <w:t xml:space="preserve">Figure 1: Diagramme UML du modèle de données eCH-0309.</w:t>
             </w:r>
           </w:p>
-          <w:bookmarkEnd w:id="15"/>
+          <w:bookmarkEnd w:id="18"/>
         </w:tc>
       </w:tr>
     </w:tbl>
+    <w:bookmarkStart w:id="20" w:name="sec-nodeshape-animalshape"/>
     <w:p>
       <w:pPr>
-        <w:pStyle w:val="BodyText"/>
+        <w:pStyle w:val="Heading2"/>
       </w:pPr>
       <w:r>
-        <w:t xml:space="preserve">Lors de la présentation de diagrammes, essayez de les créer directement dans Mermaid JS ; cela facilite grandement les modifications futures ou les traductions.</w:t>
-      </w:r>
-    </w:p>
-    <w:bookmarkEnd w:id="16"/>
-    <w:bookmarkEnd w:id="17"/>
-    <w:bookmarkEnd w:id="18"/>
-    <w:bookmarkStart w:id="19" w:name="sec-technical-notes"/>
-    <w:p>
-      <w:pPr>
-        <w:pStyle w:val="Heading1"/>
-      </w:pPr>
-      <w:r>
-        <w:t xml:space="preserve">2. Notes techniques</w:t>
+        <w:t xml:space="preserve">2.1 Animal individuel</w:t>
       </w:r>
     </w:p>
     <w:p>
@@ -267,88 +318,7 @@
         <w:pStyle w:val="FirstParagraph"/>
       </w:pPr>
       <w:r>
-        <w:t xml:space="preserve">Nous utilisons l’interface en ligne de commande (CLI) ROBOT dans notre projet</w:t>
-      </w:r>
-      <w:r>
-        <w:t xml:space="preserve"> </w:t>
-      </w:r>
-      <w:r>
-        <w:t xml:space="preserve">(</w:t>
-      </w:r>
-      <w:hyperlink w:anchor="ref-jackson2019robot">
-        <w:r>
-          <w:rPr>
-            <w:rStyle w:val="Hyperlink"/>
-          </w:rPr>
-          <w:t xml:space="preserve">Jackson et al. 2019</w:t>
-        </w:r>
-      </w:hyperlink>
-      <w:r>
-        <w:t xml:space="preserve">)</w:t>
-      </w:r>
-      <w:r>
-        <w:t xml:space="preserve">, en particulier pour sa capacité à exécuter le raisonneur HermiT</w:t>
-      </w:r>
-      <w:r>
-        <w:t xml:space="preserve"> </w:t>
-      </w:r>
-      <w:r>
-        <w:t xml:space="preserve">(</w:t>
-      </w:r>
-      <w:hyperlink w:anchor="ref-glimm2014hermit">
-        <w:r>
-          <w:rPr>
-            <w:rStyle w:val="Hyperlink"/>
-          </w:rPr>
-          <w:t xml:space="preserve">Glimm et al. 2014</w:t>
-        </w:r>
-      </w:hyperlink>
-      <w:r>
-        <w:t xml:space="preserve">)</w:t>
-      </w:r>
-      <w:r>
-        <w:t xml:space="preserve">.</w:t>
-      </w:r>
-    </w:p>
-    <w:bookmarkEnd w:id="19"/>
-    <w:bookmarkStart w:id="20" w:name="sec-data-model"/>
-    <w:p>
-      <w:pPr>
-        <w:pStyle w:val="Heading1"/>
-      </w:pPr>
-      <w:r>
-        <w:t xml:space="preserve">3. Modèle de données</w:t>
-      </w:r>
-    </w:p>
-    <w:bookmarkEnd w:id="20"/>
-    <w:bookmarkStart w:id="22" w:name="sec-data-retrieval"/>
-    <w:p>
-      <w:pPr>
-        <w:pStyle w:val="Heading1"/>
-      </w:pPr>
-      <w:r>
-        <w:t xml:space="preserve">4. Accès aux données</w:t>
-      </w:r>
-    </w:p>
-    <w:p>
-      <w:pPr>
-        <w:pStyle w:val="FirstParagraph"/>
-      </w:pPr>
-      <w:r>
-        <w:t xml:space="preserve">Les données de base et de référence qui sous-tendent ce document sont disponibles sous forme de</w:t>
-      </w:r>
-      <w:r>
-        <w:t xml:space="preserve"> </w:t>
-      </w:r>
-      <w:r>
-        <w:rPr>
-          <w:i/>
-          <w:iCs/>
-        </w:rPr>
-        <w:t xml:space="preserve">Linked Data</w:t>
-      </w:r>
-      <w:r>
-        <w:t xml:space="preserve">.</w:t>
+        <w:t xml:space="preserve">Un animal de rente identifié individuellement. Dans la banque de données sur le trafic des animaux, les animaux des catégories bovins, ovins, caprins et équidés sont enregistrés comme animaux individuels ; ils sont identifiés de manière univoque par leur numéro de marque auriculaire, ou par l’UELN pour les équidés. Aucun animal individuel n’est tenu pour les porcs et la volaille, mais uniquement des notifications de groupe.</w:t>
       </w:r>
     </w:p>
     <w:p>
@@ -356,550 +326,20 @@
         <w:pStyle w:val="BodyText"/>
       </w:pPr>
       <w:r>
-        <w:t xml:space="preserve">La base technologique de cette approche est le Resource Description Framework</w:t>
+        <w:rPr>
+          <w:b/>
+          <w:bCs/>
+        </w:rPr>
+        <w:t xml:space="preserve">Classe cible:</w:t>
       </w:r>
       <w:r>
         <w:t xml:space="preserve"> </w:t>
       </w:r>
-      <w:r>
-        <w:t xml:space="preserve">(RDF,</w:t>
-      </w:r>
-      <w:r>
-        <w:t xml:space="preserve"> </w:t>
-      </w:r>
-      <w:hyperlink w:anchor="ref-cyganiak2014rdf11">
-        <w:r>
-          <w:rPr>
-            <w:rStyle w:val="Hyperlink"/>
-          </w:rPr>
-          <w:t xml:space="preserve">Cyganiak et al. 2014</w:t>
-        </w:r>
-      </w:hyperlink>
-      <w:r>
-        <w:t xml:space="preserve">)</w:t>
-      </w:r>
-      <w:r>
-        <w:t xml:space="preserve">, un standard central du World Wide Web Consortium (W3C) pour la modélisation des structures de données sur le Web.</w:t>
-      </w:r>
-      <w:r>
-        <w:t xml:space="preserve"> </w:t>
-      </w:r>
-      <w:r>
-        <w:t xml:space="preserve">En RDF, les informations ne sont pas représentées dans des tableaux classiques, mais sous forme de graphes interconnectés.</w:t>
-      </w:r>
-      <w:r>
-        <w:t xml:space="preserve"> </w:t>
-      </w:r>
-      <w:r>
-        <w:t xml:space="preserve">Chaque déclaration est constituée de ce que l’on appelle un triplet (sujet, prédicat, objet).</w:t>
-      </w:r>
-      <w:r>
-        <w:t xml:space="preserve"> </w:t>
-      </w:r>
-      <w:r>
-        <w:t xml:space="preserve">Cette structure permet une description des ressources et de leurs relations mutuelles qui soit lisible par machine, interopérable et univoque à travers différents systèmes.</w:t>
-      </w:r>
-    </w:p>
-    <w:p>
-      <w:pPr>
-        <w:pStyle w:val="BodyText"/>
-      </w:pPr>
-      <w:r>
-        <w:t xml:space="preserve">Pour le stockage et la publication de ces données RDF, on utilise</w:t>
-      </w:r>
-      <w:r>
-        <w:t xml:space="preserve"> </w:t>
-      </w:r>
-      <w:hyperlink r:id="rId21">
-        <w:r>
-          <w:rPr>
-            <w:rStyle w:val="Hyperlink"/>
-          </w:rPr>
-          <w:t xml:space="preserve">LINDAS</w:t>
-        </w:r>
-      </w:hyperlink>
-      <w:r>
-        <w:t xml:space="preserve"> </w:t>
-      </w:r>
-      <w:r>
-        <w:t xml:space="preserve">(Linked Data Service), le service officiel de Linked Data de l’administration fédérale suisse.</w:t>
-      </w:r>
-      <w:r>
-        <w:t xml:space="preserve"> </w:t>
-      </w:r>
-      <w:r>
-        <w:t xml:space="preserve">LINDAS fait office de</w:t>
-      </w:r>
-      <w:r>
-        <w:t xml:space="preserve"> </w:t>
-      </w:r>
-      <w:r>
-        <w:rPr>
-          <w:i/>
-          <w:iCs/>
-        </w:rPr>
-        <w:t xml:space="preserve">Triple Store</w:t>
-      </w:r>
-      <w:r>
-        <w:t xml:space="preserve">, une base de données orientée graphe spécialisée et optimisée pour le stockage et l’interrogation efficaces de triplets RDF, qui met les données publiquement à disposition via une interface standardisée.</w:t>
-      </w:r>
-    </w:p>
-    <w:p>
-      <w:pPr>
-        <w:pStyle w:val="BodyText"/>
-      </w:pPr>
-      <w:r>
-        <w:t xml:space="preserve">Le chapitre suivant fournit des instructions minimales sur la façon dont les données peuvent être interrogées et extraites de LINDAS.</w:t>
-      </w:r>
-    </w:p>
-    <w:p>
-      <w:pPr>
-        <w:pStyle w:val="SourceCode"/>
-      </w:pPr>
       <w:r>
         <w:rPr>
           <w:rStyle w:val="VerbatimChar"/>
         </w:rPr>
-        <w:t xml:space="preserve">BASE &lt;https://agriculture.ld.admin.ch/eCH-1234/2/&gt;</w:t>
-      </w:r>
-      <w:r>
-        <w:br/>
-      </w:r>
-      <w:r>
-        <w:rPr>
-          <w:rStyle w:val="VerbatimChar"/>
-        </w:rPr>
-        <w:t xml:space="preserve">PREFIX schema: &lt;http://schema.org/&gt;</w:t>
-      </w:r>
-      <w:r>
-        <w:br/>
-      </w:r>
-      <w:r>
-        <w:rPr>
-          <w:rStyle w:val="VerbatimChar"/>
-        </w:rPr>
-        <w:t xml:space="preserve">SELECT *</w:t>
-      </w:r>
-      <w:r>
-        <w:br/>
-      </w:r>
-      <w:r>
-        <w:rPr>
-          <w:rStyle w:val="VerbatimChar"/>
-        </w:rPr>
-        <w:t xml:space="preserve">WHERE {</w:t>
-      </w:r>
-      <w:r>
-        <w:br/>
-      </w:r>
-      <w:r>
-        <w:rPr>
-          <w:rStyle w:val="VerbatimChar"/>
-        </w:rPr>
-        <w:t xml:space="preserve">    ?genre a &lt;Genre&gt; ;</w:t>
-      </w:r>
-      <w:r>
-        <w:br/>
-      </w:r>
-      <w:r>
-        <w:rPr>
-          <w:rStyle w:val="VerbatimChar"/>
-        </w:rPr>
-        <w:t xml:space="preserve">        schema:name ?name .</w:t>
-      </w:r>
-      <w:r>
-        <w:br/>
-      </w:r>
-      <w:r>
-        <w:rPr>
-          <w:rStyle w:val="VerbatimChar"/>
-        </w:rPr>
-        <w:t xml:space="preserve">}</w:t>
-      </w:r>
-      <w:r>
-        <w:br/>
-      </w:r>
-      <w:r>
-        <w:rPr>
-          <w:rStyle w:val="VerbatimChar"/>
-        </w:rPr>
-        <w:t xml:space="preserve">LIMIT 10</w:t>
-      </w:r>
-    </w:p>
-    <w:p>
-      <w:pPr>
-        <w:pStyle w:val="FirstParagraph"/>
-      </w:pPr>
-      <w:r>
-        <w:t xml:space="preserve">Les données sous-jacentes elles-mêmes sont gérées sur GitHub sous forme de fichiers Turtle.</w:t>
-      </w:r>
-    </w:p>
-    <w:p>
-      <w:pPr>
-        <w:pStyle w:val="SourceCode"/>
-      </w:pPr>
-      <w:r>
-        <w:rPr>
-          <w:rStyle w:val="VerbatimChar"/>
-        </w:rPr>
-        <w:t xml:space="preserve">@base &lt;https://agriculture.ld.admin.ch/eCH-1234/2/&gt; .</w:t>
-      </w:r>
-      <w:r>
-        <w:br/>
-      </w:r>
-      <w:r>
-        <w:rPr>
-          <w:rStyle w:val="VerbatimChar"/>
-        </w:rPr>
-        <w:t xml:space="preserve">@prefix genre: &lt;https://agriculture.ld.admin.ch/eCH-1234/2/genre/&gt; .</w:t>
-      </w:r>
-      <w:r>
-        <w:br/>
-      </w:r>
-      <w:r>
-        <w:rPr>
-          <w:rStyle w:val="VerbatimChar"/>
-        </w:rPr>
-        <w:t xml:space="preserve">@prefix schema: &lt;http://schema.org/&gt; .</w:t>
-      </w:r>
-      <w:r>
-        <w:br/>
-      </w:r>
-      <w:r>
-        <w:br/>
-      </w:r>
-      <w:r>
-        <w:rPr>
-          <w:rStyle w:val="VerbatimChar"/>
-        </w:rPr>
-        <w:t xml:space="preserve">genre:1 a &lt;Genre&gt; ;</w:t>
-      </w:r>
-      <w:r>
-        <w:br/>
-      </w:r>
-      <w:r>
-        <w:rPr>
-          <w:rStyle w:val="VerbatimChar"/>
-        </w:rPr>
-        <w:t xml:space="preserve">    schema:name "Rock" .</w:t>
-      </w:r>
-      <w:r>
-        <w:br/>
-      </w:r>
-      <w:r>
-        <w:br/>
-      </w:r>
-      <w:r>
-        <w:rPr>
-          <w:rStyle w:val="VerbatimChar"/>
-        </w:rPr>
-        <w:t xml:space="preserve">genre:2 a &lt;Genre&gt; ;</w:t>
-      </w:r>
-      <w:r>
-        <w:br/>
-      </w:r>
-      <w:r>
-        <w:rPr>
-          <w:rStyle w:val="VerbatimChar"/>
-        </w:rPr>
-        <w:t xml:space="preserve">    schema:name "Jazz" .</w:t>
-      </w:r>
-      <w:r>
-        <w:br/>
-      </w:r>
-      <w:r>
-        <w:br/>
-      </w:r>
-      <w:r>
-        <w:rPr>
-          <w:rStyle w:val="VerbatimChar"/>
-        </w:rPr>
-        <w:t xml:space="preserve">genre:3 a &lt;Genre&gt; ;</w:t>
-      </w:r>
-      <w:r>
-        <w:br/>
-      </w:r>
-      <w:r>
-        <w:rPr>
-          <w:rStyle w:val="VerbatimChar"/>
-        </w:rPr>
-        <w:t xml:space="preserve">    schema:name "Metal" ;</w:t>
-      </w:r>
-      <w:r>
-        <w:br/>
-      </w:r>
-      <w:r>
-        <w:rPr>
-          <w:rStyle w:val="VerbatimChar"/>
-        </w:rPr>
-        <w:t xml:space="preserve">    schema:partOf genre:1 .</w:t>
-      </w:r>
-    </w:p>
-    <w:bookmarkEnd w:id="22"/>
-    <w:bookmarkStart w:id="23" w:name="sec-safety-consideration"/>
-    <w:p>
-      <w:pPr>
-        <w:pStyle w:val="Heading1"/>
-      </w:pPr>
-      <w:r>
-        <w:t xml:space="preserve">5. Considérations de sécurité</w:t>
-      </w:r>
-    </w:p>
-    <w:p>
-      <w:pPr>
-        <w:pStyle w:val="FirstParagraph"/>
-      </w:pPr>
-      <w:r>
-        <w:t xml:space="preserve">Informations sur les bases légales expressément déterminantes ou remarque indiquant que les bases légales pertinentes doivent être respectées lors de la mise en œuvre.</w:t>
-      </w:r>
-    </w:p>
-    <w:bookmarkEnd w:id="23"/>
-    <w:bookmarkStart w:id="24" w:name="sec-disclaimer"/>
-    <w:p>
-      <w:pPr>
-        <w:pStyle w:val="Heading1"/>
-      </w:pPr>
-      <w:r>
-        <w:t xml:space="preserve">6. Clause de non-responsabilité</w:t>
-      </w:r>
-    </w:p>
-    <w:p>
-      <w:pPr>
-        <w:pStyle w:val="FirstParagraph"/>
-      </w:pPr>
-      <w:r>
-        <w:t xml:space="preserve">Les standards eCH que l’association eCH met gratuitement à la disposition de l’utilisateur ou qui font référence à eCH n’ont que le statut de recommandations. L’association eCH décline toute responsabilité pour les décisions ou mesures prises par l’utilisateur sur la base de ces documents. Il incombe à l’utilisateur de vérifier lui-même les documents avant de les utiliser et, si nécessaire, de demander des conseils professionnels. Les standards eCH ne peuvent et ne doivent pas remplacer les conseils techniques, organisationnels ou juridiques dans un cas individuel.</w:t>
-      </w:r>
-    </w:p>
-    <w:p>
-      <w:pPr>
-        <w:pStyle w:val="BodyText"/>
-      </w:pPr>
-      <w:r>
-        <w:t xml:space="preserve">Les documents, procédures, méthodes, produits et standards auxquels il est fait référence dans les standards eCH sont potentiellement protégés par des droits de marque, d’auteur ou de brevet. Il est de la responsabilité exclusive de l’utilisateur d’obtenir les licences nécessaires auprès des ayants droit et/ou des organisations.</w:t>
-      </w:r>
-    </w:p>
-    <w:p>
-      <w:pPr>
-        <w:pStyle w:val="BodyText"/>
-      </w:pPr>
-      <w:r>
-        <w:t xml:space="preserve">Bien que l’association eCH ait apporté le soin nécessaire à l’élaboration des standards eCH, elle ne peut garantir ni assurer que les informations et documents fournis sont actuels, complets, exacts ou exempts d’erreurs. eCH se réserve le droit de modifier le contenu de ses standards à tout moment et sans préavis.</w:t>
-      </w:r>
-    </w:p>
-    <w:p>
-      <w:pPr>
-        <w:pStyle w:val="BodyText"/>
-      </w:pPr>
-      <w:r>
-        <w:t xml:space="preserve">Toute responsabilité pour les dommages causés par l’utilisation des standards eCH par l’utilisateur est exclue dans les limites autorisées par la loi.</w:t>
-      </w:r>
-    </w:p>
-    <w:bookmarkEnd w:id="24"/>
-    <w:bookmarkStart w:id="25" w:name="sec-copyrights"/>
-    <w:p>
-      <w:pPr>
-        <w:pStyle w:val="Heading1"/>
-      </w:pPr>
-      <w:r>
-        <w:t xml:space="preserve">7. Droits d’auteur</w:t>
-      </w:r>
-    </w:p>
-    <w:p>
-      <w:pPr>
-        <w:pStyle w:val="FirstParagraph"/>
-      </w:pPr>
-      <w:r>
-        <w:t xml:space="preserve">Les personnes qui élaborent les standards eCH restent propriétaires de leurs droits de propriété intellectuelle. Ces personnes s’engagent toutefois à mettre leurs droits de propriété intellectuelle ou d’autres droits sur des droits de propriété intellectuelle de tiers, dans la mesure du possible, à la disposition des groupes d’experts concernés et de l’association eCH, et ce gratuitement et pour une utilisation ainsi qu’un développement ultérieur illimités dans le cadre du but de l’association.</w:t>
-      </w:r>
-    </w:p>
-    <w:p>
-      <w:pPr>
-        <w:pStyle w:val="BodyText"/>
-      </w:pPr>
-      <w:r>
-        <w:t xml:space="preserve">Les standards élaborés par les groupes d’experts peuvent être utilisés, diffusés et développés gratuitement et de manière illimitée en mentionnant le nom de l’auteur respectif d’eCH.</w:t>
-      </w:r>
-    </w:p>
-    <w:p>
-      <w:pPr>
-        <w:pStyle w:val="BodyText"/>
-      </w:pPr>
-      <w:r>
-        <w:t xml:space="preserve">Les standards eCH sont entièrement documentés et libres de toute restriction de droit de licence et/ou de brevet. La documentation correspondante peut être demandée gratuitement.</w:t>
-      </w:r>
-      <w:r>
-        <w:t xml:space="preserve"> </w:t>
-      </w:r>
-      <w:r>
-        <w:t xml:space="preserve">Ces dispositions ne s’appliquent toutefois qu’aux standards élaborés par eCH, et non aux standards ou produits de tiers qui font référence aux standards eCH. Les standards contiennent les références correspondantes aux droits de tiers.</w:t>
-      </w:r>
-    </w:p>
-    <w:bookmarkEnd w:id="25"/>
-    <w:bookmarkStart w:id="32" w:name="sec-appendix-a"/>
-    <w:p>
-      <w:pPr>
-        <w:pStyle w:val="Heading1"/>
-      </w:pPr>
-      <w:r>
-        <w:t xml:space="preserve">8. Annexe A - Références</w:t>
-      </w:r>
-    </w:p>
-    <w:bookmarkStart w:id="31" w:name="refs"/>
-    <w:bookmarkStart w:id="27" w:name="ref-cyganiak2014rdf11"/>
-    <w:p>
-      <w:pPr>
-        <w:pStyle w:val="Bibliography"/>
-      </w:pPr>
-      <w:r>
-        <w:t xml:space="preserve">Cyganiak, Richard, David Wood, et Markus Lanthaler. 2014.</w:t>
-      </w:r>
-      <w:r>
-        <w:t xml:space="preserve"> </w:t>
-      </w:r>
-      <w:r>
-        <w:rPr>
-          <w:i/>
-          <w:iCs/>
-        </w:rPr>
-        <w:t xml:space="preserve">RDF</w:t>
-      </w:r>
-      <w:r>
-        <w:rPr>
-          <w:i/>
-          <w:iCs/>
-        </w:rPr>
-        <w:t xml:space="preserve"> </w:t>
-      </w:r>
-      <w:r>
-        <w:rPr>
-          <w:i/>
-          <w:iCs/>
-        </w:rPr>
-        <w:t xml:space="preserve">1.1 Concepts and Abstract Syntax</w:t>
-      </w:r>
-      <w:r>
-        <w:t xml:space="preserve">. W3C Recommendation. World Wide Web Consortium (W3C).</w:t>
-      </w:r>
-      <w:r>
-        <w:t xml:space="preserve"> </w:t>
-      </w:r>
-      <w:hyperlink r:id="rId26">
-        <w:r>
-          <w:rPr>
-            <w:rStyle w:val="Hyperlink"/>
-          </w:rPr>
-          <w:t xml:space="preserve">https://www.w3.org/TR/rdf11-concepts/</w:t>
-        </w:r>
-      </w:hyperlink>
-      <w:r>
-        <w:t xml:space="preserve">.</w:t>
-      </w:r>
-    </w:p>
-    <w:bookmarkEnd w:id="27"/>
-    <w:bookmarkStart w:id="28" w:name="ref-glimm2014hermit"/>
-    <w:p>
-      <w:pPr>
-        <w:pStyle w:val="Bibliography"/>
-      </w:pPr>
-      <w:r>
-        <w:t xml:space="preserve">Glimm, Birte, Ian Horrocks, Boris Motik, Giorgos Stoilos, et Zhe Wang. 2014.</w:t>
-      </w:r>
-      <w:r>
-        <w:t xml:space="preserve"> </w:t>
-      </w:r>
-      <w:r>
-        <w:t xml:space="preserve">« HermiT: an OWL 2 reasoner »</w:t>
-      </w:r>
-      <w:r>
-        <w:t xml:space="preserve">.</w:t>
-      </w:r>
-      <w:r>
-        <w:t xml:space="preserve"> </w:t>
-      </w:r>
-      <w:r>
-        <w:rPr>
-          <w:i/>
-          <w:iCs/>
-        </w:rPr>
-        <w:t xml:space="preserve">Journal of automated reasoning</w:t>
-      </w:r>
-      <w:r>
-        <w:t xml:space="preserve"> </w:t>
-      </w:r>
-      <w:r>
-        <w:t xml:space="preserve">53 (3): 245‑69.</w:t>
-      </w:r>
-    </w:p>
-    <w:bookmarkEnd w:id="28"/>
-    <w:bookmarkStart w:id="30" w:name="ref-jackson2019robot"/>
-    <w:p>
-      <w:pPr>
-        <w:pStyle w:val="Bibliography"/>
-      </w:pPr>
-      <w:r>
-        <w:t xml:space="preserve">Jackson, Rebecca C, James P Balhoff, Eric Douglass, Nomi L Harris, Christopher J Mungall, et James A Overton. 2019.</w:t>
-      </w:r>
-      <w:r>
-        <w:t xml:space="preserve"> </w:t>
-      </w:r>
-      <w:r>
-        <w:t xml:space="preserve">« ROBOT: a tool for automating ontology workflows »</w:t>
-      </w:r>
-      <w:r>
-        <w:t xml:space="preserve">.</w:t>
-      </w:r>
-      <w:r>
-        <w:t xml:space="preserve"> </w:t>
-      </w:r>
-      <w:r>
-        <w:rPr>
-          <w:i/>
-          <w:iCs/>
-        </w:rPr>
-        <w:t xml:space="preserve">BMC bioinformatics</w:t>
-      </w:r>
-      <w:r>
-        <w:t xml:space="preserve"> </w:t>
-      </w:r>
-      <w:r>
-        <w:t xml:space="preserve">20 (1): 407.</w:t>
-      </w:r>
-      <w:r>
-        <w:t xml:space="preserve"> </w:t>
-      </w:r>
-      <w:hyperlink r:id="rId29">
-        <w:r>
-          <w:rPr>
-            <w:rStyle w:val="Hyperlink"/>
-          </w:rPr>
-          <w:t xml:space="preserve">https://doi.org/10.1186/s12859-019-3002-3</w:t>
-        </w:r>
-      </w:hyperlink>
-      <w:r>
-        <w:t xml:space="preserve">.</w:t>
-      </w:r>
-    </w:p>
-    <w:bookmarkEnd w:id="30"/>
-    <w:bookmarkEnd w:id="31"/>
-    <w:bookmarkEnd w:id="32"/>
-    <w:bookmarkStart w:id="33" w:name="sec-appendix-b"/>
-    <w:p>
-      <w:pPr>
-        <w:pStyle w:val="Heading1"/>
-      </w:pPr>
-      <w:r>
-        <w:t xml:space="preserve">9. Annexe B - Collaboration et Vérification</w:t>
-      </w:r>
-    </w:p>
-    <w:bookmarkEnd w:id="33"/>
-    <w:bookmarkStart w:id="38" w:name="sec-appendix-c"/>
-    <w:p>
-      <w:pPr>
-        <w:pStyle w:val="Heading1"/>
-      </w:pPr>
-      <w:r>
-        <w:t xml:space="preserve">10. Annexe C - Abréviations et glossaire</w:t>
+        <w:t xml:space="preserve">:Animal</w:t>
       </w:r>
     </w:p>
     <w:tbl>
@@ -915,7 +355,7 @@
       <w:tr>
         <w:tc>
           <w:tcPr/>
-          <w:bookmarkStart w:id="37" w:name="tbl-glossary"/>
+          <w:bookmarkStart w:id="19" w:name="tbl-nodeshape-animalshape"/>
           <w:p>
             <w:pPr>
               <w:jc w:val="center"/>
@@ -926,7 +366,7054 @@
               <w:pStyle w:val="ImageCaption"/>
             </w:pPr>
             <w:r>
-              <w:t xml:space="preserve">Table 1: Glossaire de la norme eCH-0309</w:t>
+              <w:t xml:space="preserve">Table 1: propriétés Animal individuel</w:t>
+            </w:r>
+          </w:p>
+          <w:tbl>
+            <w:tblPr>
+              <w:tblStyle w:val="Table"/>
+              <w:tblW w:type="pct" w:w="5000"/>
+              <w:tblLayout w:type="fixed"/>
+              <w:tblLook w:firstRow="1" w:lastRow="0" w:firstColumn="0" w:lastColumn="0" w:noHBand="0" w:noVBand="0" w:val="0020"/>
+            </w:tblPr>
+            <w:tblGrid>
+              <w:gridCol w:w="3168"/>
+              <w:gridCol w:w="1980"/>
+              <w:gridCol w:w="1980"/>
+              <w:gridCol w:w="792"/>
+            </w:tblGrid>
+            <w:tr>
+              <w:trPr>
+                <w:tblHeader w:val="on"/>
+              </w:trPr>
+              <w:tc>
+                <w:tcPr/>
+                <w:p>
+                  <w:pPr>
+                    <w:pStyle w:val="Compact"/>
+                    <w:jc w:val="left"/>
+                    <w:jc w:val="center"/>
+                  </w:pPr>
+                  <w:r>
+                    <w:t xml:space="preserve">Description</w:t>
+                  </w:r>
+                </w:p>
+              </w:tc>
+              <w:tc>
+                <w:tcPr/>
+                <w:p>
+                  <w:pPr>
+                    <w:pStyle w:val="Compact"/>
+                    <w:jc w:val="left"/>
+                    <w:jc w:val="center"/>
+                  </w:pPr>
+                  <w:r>
+                    <w:t xml:space="preserve">Chemin</w:t>
+                  </w:r>
+                </w:p>
+              </w:tc>
+              <w:tc>
+                <w:tcPr/>
+                <w:p>
+                  <w:pPr>
+                    <w:pStyle w:val="Compact"/>
+                    <w:jc w:val="left"/>
+                    <w:jc w:val="center"/>
+                  </w:pPr>
+                  <w:r>
+                    <w:t xml:space="preserve">Type</w:t>
+                  </w:r>
+                </w:p>
+              </w:tc>
+              <w:tc>
+                <w:tcPr/>
+                <w:p>
+                  <w:pPr>
+                    <w:pStyle w:val="Compact"/>
+                    <w:jc w:val="right"/>
+                    <w:jc w:val="center"/>
+                  </w:pPr>
+                  <w:r>
+                    <w:t xml:space="preserve">Card.</w:t>
+                  </w:r>
+                </w:p>
+              </w:tc>
+            </w:tr>
+            <w:tr>
+              <w:tc>
+                <w:tcPr/>
+                <w:p>
+                  <w:pPr>
+                    <w:pStyle w:val="Compact"/>
+                    <w:jc w:val="left"/>
+                    <w:jc w:val="center"/>
+                  </w:pPr>
+                  <w:r>
+                    <w:rPr>
+                      <w:b/>
+                      <w:bCs/>
+                    </w:rPr>
+                    <w:t xml:space="preserve">Mère</w:t>
+                  </w:r>
+                  <w:r>
+                    <w:t xml:space="preserve">: Un animal individuel a au plus une mère.</w:t>
+                  </w:r>
+                </w:p>
+              </w:tc>
+              <w:tc>
+                <w:tcPr/>
+                <w:p>
+                  <w:pPr>
+                    <w:pStyle w:val="Compact"/>
+                    <w:jc w:val="left"/>
+                    <w:jc w:val="center"/>
+                  </w:pPr>
+                  <w:r>
+                    <w:rPr>
+                      <w:rStyle w:val="VerbatimChar"/>
+                    </w:rPr>
+                    <w:t xml:space="preserve">:mother</w:t>
+                  </w:r>
+                </w:p>
+              </w:tc>
+              <w:tc>
+                <w:tcPr/>
+                <w:p>
+                  <w:pPr>
+                    <w:pStyle w:val="Compact"/>
+                    <w:jc w:val="left"/>
+                    <w:jc w:val="center"/>
+                  </w:pPr>
+                  <w:hyperlink w:anchor="sec-nodeshape-animalshape">
+                    <w:r>
+                      <w:rPr>
+                        <w:rStyle w:val="VerbatimChar"/>
+                      </w:rPr>
+                      <w:t xml:space="preserve">:Animal</w:t>
+                    </w:r>
+                  </w:hyperlink>
+                </w:p>
+              </w:tc>
+              <w:tc>
+                <w:tcPr/>
+                <w:p>
+                  <w:pPr>
+                    <w:pStyle w:val="Compact"/>
+                    <w:jc w:val="right"/>
+                    <w:jc w:val="center"/>
+                  </w:pPr>
+                  <w:r>
+                    <w:t xml:space="preserve">0..1</w:t>
+                  </w:r>
+                </w:p>
+              </w:tc>
+            </w:tr>
+            <w:tr>
+              <w:tc>
+                <w:tcPr/>
+                <w:p>
+                  <w:pPr>
+                    <w:pStyle w:val="Compact"/>
+                    <w:jc w:val="left"/>
+                    <w:jc w:val="center"/>
+                  </w:pPr>
+                  <w:r>
+                    <w:rPr>
+                      <w:b/>
+                      <w:bCs/>
+                    </w:rPr>
+                    <w:t xml:space="preserve">Père</w:t>
+                  </w:r>
+                  <w:r>
+                    <w:t xml:space="preserve">: Un animal individuel a au plus un père.</w:t>
+                  </w:r>
+                </w:p>
+              </w:tc>
+              <w:tc>
+                <w:tcPr/>
+                <w:p>
+                  <w:pPr>
+                    <w:pStyle w:val="Compact"/>
+                    <w:jc w:val="left"/>
+                    <w:jc w:val="center"/>
+                  </w:pPr>
+                  <w:r>
+                    <w:rPr>
+                      <w:rStyle w:val="VerbatimChar"/>
+                    </w:rPr>
+                    <w:t xml:space="preserve">:father</w:t>
+                  </w:r>
+                </w:p>
+              </w:tc>
+              <w:tc>
+                <w:tcPr/>
+                <w:p>
+                  <w:pPr>
+                    <w:pStyle w:val="Compact"/>
+                    <w:jc w:val="left"/>
+                    <w:jc w:val="center"/>
+                  </w:pPr>
+                  <w:hyperlink w:anchor="sec-nodeshape-animalshape">
+                    <w:r>
+                      <w:rPr>
+                        <w:rStyle w:val="VerbatimChar"/>
+                      </w:rPr>
+                      <w:t xml:space="preserve">:Animal</w:t>
+                    </w:r>
+                  </w:hyperlink>
+                </w:p>
+              </w:tc>
+              <w:tc>
+                <w:tcPr/>
+                <w:p>
+                  <w:pPr>
+                    <w:pStyle w:val="Compact"/>
+                    <w:jc w:val="right"/>
+                    <w:jc w:val="center"/>
+                  </w:pPr>
+                  <w:r>
+                    <w:t xml:space="preserve">0..1</w:t>
+                  </w:r>
+                </w:p>
+              </w:tc>
+            </w:tr>
+            <w:tr>
+              <w:tc>
+                <w:tcPr/>
+                <w:p>
+                  <w:pPr>
+                    <w:pStyle w:val="Compact"/>
+                    <w:jc w:val="left"/>
+                    <w:jc w:val="center"/>
+                  </w:pPr>
+                  <w:r>
+                    <w:rPr>
+                      <w:b/>
+                      <w:bCs/>
+                    </w:rPr>
+                    <w:t xml:space="preserve">Identifiant</w:t>
+                  </w:r>
+                  <w:r>
+                    <w:t xml:space="preserve">: Numéro de marque auriculaire, UELN pour les équidés</w:t>
+                  </w:r>
+                </w:p>
+              </w:tc>
+              <w:tc>
+                <w:tcPr/>
+                <w:p>
+                  <w:pPr>
+                    <w:pStyle w:val="Compact"/>
+                    <w:jc w:val="left"/>
+                    <w:jc w:val="center"/>
+                  </w:pPr>
+                  <w:r>
+                    <w:rPr>
+                      <w:rStyle w:val="VerbatimChar"/>
+                    </w:rPr>
+                    <w:t xml:space="preserve">:identifier</w:t>
+                  </w:r>
+                </w:p>
+              </w:tc>
+              <w:tc>
+                <w:tcPr/>
+                <w:p>
+                  <w:pPr>
+                    <w:pStyle w:val="Compact"/>
+                    <w:jc w:val="left"/>
+                    <w:jc w:val="center"/>
+                  </w:pPr>
+                  <w:r>
+                    <w:rPr>
+                      <w:rStyle w:val="VerbatimChar"/>
+                    </w:rPr>
+                    <w:t xml:space="preserve">xsd:string</w:t>
+                  </w:r>
+                </w:p>
+              </w:tc>
+              <w:tc>
+                <w:tcPr/>
+                <w:p>
+                  <w:pPr>
+                    <w:pStyle w:val="Compact"/>
+                    <w:jc w:val="right"/>
+                    <w:jc w:val="center"/>
+                  </w:pPr>
+                  <w:r>
+                    <w:t xml:space="preserve">1..1</w:t>
+                  </w:r>
+                </w:p>
+              </w:tc>
+            </w:tr>
+            <w:tr>
+              <w:tc>
+                <w:tcPr/>
+                <w:p>
+                  <w:pPr>
+                    <w:pStyle w:val="Compact"/>
+                    <w:jc w:val="left"/>
+                    <w:jc w:val="center"/>
+                  </w:pPr>
+                  <w:r>
+                    <w:rPr>
+                      <w:b/>
+                      <w:bCs/>
+                    </w:rPr>
+                    <w:t xml:space="preserve">Espèce d’animal de rente</w:t>
+                  </w:r>
+                </w:p>
+              </w:tc>
+              <w:tc>
+                <w:tcPr/>
+                <w:p>
+                  <w:pPr>
+                    <w:pStyle w:val="Compact"/>
+                    <w:jc w:val="left"/>
+                    <w:jc w:val="center"/>
+                  </w:pPr>
+                  <w:r>
+                    <w:rPr>
+                      <w:rStyle w:val="VerbatimChar"/>
+                    </w:rPr>
+                    <w:t xml:space="preserve">:genus</w:t>
+                  </w:r>
+                </w:p>
+              </w:tc>
+              <w:tc>
+                <w:tcPr/>
+                <w:p>
+                  <w:pPr>
+                    <w:pStyle w:val="Compact"/>
+                    <w:jc w:val="left"/>
+                    <w:jc w:val="center"/>
+                  </w:pPr>
+                  <w:r>
+                    <w:rPr>
+                      <w:rStyle w:val="VerbatimChar"/>
+                    </w:rPr>
+                    <w:t xml:space="preserve">:Genus</w:t>
+                  </w:r>
+                </w:p>
+              </w:tc>
+              <w:tc>
+                <w:tcPr/>
+                <w:p>
+                  <w:pPr>
+                    <w:pStyle w:val="Compact"/>
+                    <w:jc w:val="right"/>
+                    <w:jc w:val="center"/>
+                  </w:pPr>
+                  <w:r>
+                    <w:t xml:space="preserve">1..1</w:t>
+                  </w:r>
+                </w:p>
+              </w:tc>
+            </w:tr>
+            <w:tr>
+              <w:tc>
+                <w:tcPr/>
+                <w:p>
+                  <w:pPr>
+                    <w:pStyle w:val="Compact"/>
+                    <w:jc w:val="left"/>
+                    <w:jc w:val="center"/>
+                  </w:pPr>
+                  <w:r>
+                    <w:rPr>
+                      <w:b/>
+                      <w:bCs/>
+                    </w:rPr>
+                    <w:t xml:space="preserve">Sexe</w:t>
+                  </w:r>
+                </w:p>
+              </w:tc>
+              <w:tc>
+                <w:tcPr/>
+                <w:p>
+                  <w:pPr>
+                    <w:pStyle w:val="Compact"/>
+                    <w:jc w:val="left"/>
+                    <w:jc w:val="center"/>
+                  </w:pPr>
+                  <w:r>
+                    <w:rPr>
+                      <w:rStyle w:val="VerbatimChar"/>
+                    </w:rPr>
+                    <w:t xml:space="preserve">:gender</w:t>
+                  </w:r>
+                </w:p>
+              </w:tc>
+              <w:tc>
+                <w:tcPr/>
+                <w:p>
+                  <w:pPr>
+                    <w:pStyle w:val="Compact"/>
+                    <w:jc w:val="left"/>
+                    <w:jc w:val="center"/>
+                  </w:pPr>
+                  <w:r>
+                    <w:rPr>
+                      <w:rStyle w:val="VerbatimChar"/>
+                    </w:rPr>
+                    <w:t xml:space="preserve">:Gender</w:t>
+                  </w:r>
+                </w:p>
+              </w:tc>
+              <w:tc>
+                <w:tcPr/>
+                <w:p>
+                  <w:pPr>
+                    <w:pStyle w:val="Compact"/>
+                    <w:jc w:val="right"/>
+                    <w:jc w:val="center"/>
+                  </w:pPr>
+                  <w:r>
+                    <w:t xml:space="preserve">0..1</w:t>
+                  </w:r>
+                </w:p>
+              </w:tc>
+            </w:tr>
+            <w:tr>
+              <w:tc>
+                <w:tcPr/>
+                <w:p>
+                  <w:pPr>
+                    <w:pStyle w:val="Compact"/>
+                    <w:jc w:val="left"/>
+                    <w:jc w:val="center"/>
+                  </w:pPr>
+                  <w:r>
+                    <w:rPr>
+                      <w:b/>
+                      <w:bCs/>
+                    </w:rPr>
+                    <w:t xml:space="preserve">Date de naissance</w:t>
+                  </w:r>
+                </w:p>
+              </w:tc>
+              <w:tc>
+                <w:tcPr/>
+                <w:p>
+                  <w:pPr>
+                    <w:pStyle w:val="Compact"/>
+                    <w:jc w:val="left"/>
+                    <w:jc w:val="center"/>
+                  </w:pPr>
+                  <w:r>
+                    <w:rPr>
+                      <w:rStyle w:val="VerbatimChar"/>
+                    </w:rPr>
+                    <w:t xml:space="preserve">:dateOfBirth</w:t>
+                  </w:r>
+                </w:p>
+              </w:tc>
+              <w:tc>
+                <w:tcPr/>
+                <w:p>
+                  <w:pPr>
+                    <w:pStyle w:val="Compact"/>
+                    <w:jc w:val="left"/>
+                    <w:jc w:val="center"/>
+                  </w:pPr>
+                  <w:r>
+                    <w:rPr>
+                      <w:rStyle w:val="VerbatimChar"/>
+                    </w:rPr>
+                    <w:t xml:space="preserve">xsd:date</w:t>
+                  </w:r>
+                </w:p>
+              </w:tc>
+              <w:tc>
+                <w:tcPr/>
+                <w:p>
+                  <w:pPr>
+                    <w:pStyle w:val="Compact"/>
+                    <w:jc w:val="right"/>
+                    <w:jc w:val="center"/>
+                  </w:pPr>
+                  <w:r>
+                    <w:t xml:space="preserve">0..1</w:t>
+                  </w:r>
+                </w:p>
+              </w:tc>
+            </w:tr>
+            <w:tr>
+              <w:tc>
+                <w:tcPr/>
+                <w:p>
+                  <w:pPr>
+                    <w:pStyle w:val="Compact"/>
+                    <w:jc w:val="left"/>
+                    <w:jc w:val="center"/>
+                  </w:pPr>
+                  <w:r>
+                    <w:rPr>
+                      <w:b/>
+                      <w:bCs/>
+                    </w:rPr>
+                    <w:t xml:space="preserve">Date de mort</w:t>
+                  </w:r>
+                </w:p>
+              </w:tc>
+              <w:tc>
+                <w:tcPr/>
+                <w:p>
+                  <w:pPr>
+                    <w:pStyle w:val="Compact"/>
+                    <w:jc w:val="left"/>
+                    <w:jc w:val="center"/>
+                  </w:pPr>
+                  <w:r>
+                    <w:rPr>
+                      <w:rStyle w:val="VerbatimChar"/>
+                    </w:rPr>
+                    <w:t xml:space="preserve">:dateOfDeath</w:t>
+                  </w:r>
+                </w:p>
+              </w:tc>
+              <w:tc>
+                <w:tcPr/>
+                <w:p>
+                  <w:pPr>
+                    <w:pStyle w:val="Compact"/>
+                    <w:jc w:val="left"/>
+                    <w:jc w:val="center"/>
+                  </w:pPr>
+                  <w:r>
+                    <w:rPr>
+                      <w:rStyle w:val="VerbatimChar"/>
+                    </w:rPr>
+                    <w:t xml:space="preserve">xsd:date</w:t>
+                  </w:r>
+                </w:p>
+              </w:tc>
+              <w:tc>
+                <w:tcPr/>
+                <w:p>
+                  <w:pPr>
+                    <w:pStyle w:val="Compact"/>
+                    <w:jc w:val="right"/>
+                    <w:jc w:val="center"/>
+                  </w:pPr>
+                  <w:r>
+                    <w:t xml:space="preserve">0..1</w:t>
+                  </w:r>
+                </w:p>
+              </w:tc>
+            </w:tr>
+            <w:tr>
+              <w:tc>
+                <w:tcPr/>
+                <w:p>
+                  <w:pPr>
+                    <w:pStyle w:val="Compact"/>
+                    <w:jc w:val="left"/>
+                    <w:jc w:val="center"/>
+                  </w:pPr>
+                  <w:r>
+                    <w:rPr>
+                      <w:b/>
+                      <w:bCs/>
+                    </w:rPr>
+                    <w:t xml:space="preserve">Statut de l’historique de l’animal</w:t>
+                  </w:r>
+                </w:p>
+              </w:tc>
+              <w:tc>
+                <w:tcPr/>
+                <w:p>
+                  <w:pPr>
+                    <w:pStyle w:val="Compact"/>
+                    <w:jc w:val="left"/>
+                    <w:jc w:val="center"/>
+                  </w:pPr>
+                  <w:r>
+                    <w:rPr>
+                      <w:rStyle w:val="VerbatimChar"/>
+                    </w:rPr>
+                    <w:t xml:space="preserve">:animalHistoryState</w:t>
+                  </w:r>
+                </w:p>
+              </w:tc>
+              <w:tc>
+                <w:tcPr/>
+                <w:p>
+                  <w:pPr>
+                    <w:pStyle w:val="Compact"/>
+                    <w:jc w:val="left"/>
+                    <w:jc w:val="center"/>
+                  </w:pPr>
+                  <w:r>
+                    <w:rPr>
+                      <w:rStyle w:val="VerbatimChar"/>
+                    </w:rPr>
+                    <w:t xml:space="preserve">:AnimalHistoryState</w:t>
+                  </w:r>
+                </w:p>
+              </w:tc>
+              <w:tc>
+                <w:tcPr/>
+                <w:p>
+                  <w:pPr>
+                    <w:pStyle w:val="Compact"/>
+                    <w:jc w:val="right"/>
+                    <w:jc w:val="center"/>
+                  </w:pPr>
+                  <w:r>
+                    <w:t xml:space="preserve">1..1</w:t>
+                  </w:r>
+                </w:p>
+              </w:tc>
+            </w:tr>
+            <w:tr>
+              <w:tc>
+                <w:tcPr/>
+                <w:p>
+                  <w:pPr>
+                    <w:pStyle w:val="Compact"/>
+                    <w:jc w:val="left"/>
+                    <w:jc w:val="center"/>
+                  </w:pPr>
+                  <w:r>
+                    <w:rPr>
+                      <w:b/>
+                      <w:bCs/>
+                    </w:rPr>
+                    <w:t xml:space="preserve">Type d’utilisation</w:t>
+                  </w:r>
+                </w:p>
+              </w:tc>
+              <w:tc>
+                <w:tcPr/>
+                <w:p>
+                  <w:pPr>
+                    <w:pStyle w:val="Compact"/>
+                    <w:jc w:val="left"/>
+                    <w:jc w:val="center"/>
+                  </w:pPr>
+                  <w:r>
+                    <w:rPr>
+                      <w:rStyle w:val="VerbatimChar"/>
+                    </w:rPr>
+                    <w:t xml:space="preserve">:typeOfUse</w:t>
+                  </w:r>
+                </w:p>
+              </w:tc>
+              <w:tc>
+                <w:tcPr/>
+                <w:p>
+                  <w:pPr>
+                    <w:pStyle w:val="Compact"/>
+                    <w:jc w:val="left"/>
+                    <w:jc w:val="center"/>
+                  </w:pPr>
+                  <w:r>
+                    <w:rPr>
+                      <w:rStyle w:val="VerbatimChar"/>
+                    </w:rPr>
+                    <w:t xml:space="preserve">:AnimalTypeOfUse</w:t>
+                  </w:r>
+                </w:p>
+              </w:tc>
+              <w:tc>
+                <w:tcPr/>
+                <w:p>
+                  <w:pPr>
+                    <w:pStyle w:val="Compact"/>
+                    <w:jc w:val="right"/>
+                    <w:jc w:val="center"/>
+                  </w:pPr>
+                  <w:r>
+                    <w:t xml:space="preserve">0..1</w:t>
+                  </w:r>
+                </w:p>
+              </w:tc>
+            </w:tr>
+            <w:tr>
+              <w:tc>
+                <w:tcPr/>
+                <w:p>
+                  <w:pPr>
+                    <w:pStyle w:val="Compact"/>
+                    <w:jc w:val="left"/>
+                    <w:jc w:val="center"/>
+                  </w:pPr>
+                  <w:r>
+                    <w:rPr>
+                      <w:b/>
+                      <w:bCs/>
+                    </w:rPr>
+                    <w:t xml:space="preserve">Castré</w:t>
+                  </w:r>
+                </w:p>
+              </w:tc>
+              <w:tc>
+                <w:tcPr/>
+                <w:p>
+                  <w:pPr>
+                    <w:pStyle w:val="Compact"/>
+                    <w:jc w:val="left"/>
+                    <w:jc w:val="center"/>
+                  </w:pPr>
+                  <w:r>
+                    <w:rPr>
+                      <w:rStyle w:val="VerbatimChar"/>
+                    </w:rPr>
+                    <w:t xml:space="preserve">:castrated</w:t>
+                  </w:r>
+                </w:p>
+              </w:tc>
+              <w:tc>
+                <w:tcPr/>
+                <w:p>
+                  <w:pPr>
+                    <w:pStyle w:val="Compact"/>
+                    <w:jc w:val="left"/>
+                    <w:jc w:val="center"/>
+                  </w:pPr>
+                  <w:r>
+                    <w:rPr>
+                      <w:rStyle w:val="VerbatimChar"/>
+                    </w:rPr>
+                    <w:t xml:space="preserve">xsd:boolean</w:t>
+                  </w:r>
+                </w:p>
+              </w:tc>
+              <w:tc>
+                <w:tcPr/>
+                <w:p>
+                  <w:pPr>
+                    <w:pStyle w:val="Compact"/>
+                    <w:jc w:val="right"/>
+                    <w:jc w:val="center"/>
+                  </w:pPr>
+                  <w:r>
+                    <w:t xml:space="preserve">0..1</w:t>
+                  </w:r>
+                </w:p>
+              </w:tc>
+            </w:tr>
+          </w:tbl>
+          <w:bookmarkEnd w:id="19"/>
+          <w:p/>
+        </w:tc>
+      </w:tr>
+    </w:tbl>
+    <w:bookmarkEnd w:id="20"/>
+    <w:bookmarkStart w:id="22" w:name="sec-nodeshape-animalkeepershape"/>
+    <w:p>
+      <w:pPr>
+        <w:pStyle w:val="Heading2"/>
+      </w:pPr>
+      <w:r>
+        <w:t xml:space="preserve">2.2 Détenteur d’animaux</w:t>
+      </w:r>
+    </w:p>
+    <w:p>
+      <w:pPr>
+        <w:pStyle w:val="FirstParagraph"/>
+      </w:pPr>
+      <w:r>
+        <w:t xml:space="preserve">Un exploitant est une unité juridique au sens de l’eCH-0108 qui assume le risque économique d’une exploitation (OTerm art. 2). Le détenteur d’animaux est une forme d’exploitant qui détient des animaux (OTerm art. 11a) ; il lui faut donc une unité locale (unité d’élevage). La responsabilité des notifications incombe au détenteur d’animaux pour toutes les catégories d’animaux à l’exception des équidés ; pour les équidés, elle incombe au propriétaire ou à la propriétaire (chapitre 3.1.1 de l’outil). Les attributs sont décrits dans l’</w:t>
+      </w:r>
+      <w:hyperlink r:id="rId21">
+        <w:r>
+          <w:rPr>
+            <w:rStyle w:val="Hyperlink"/>
+          </w:rPr>
+          <w:t xml:space="preserve">eCH-0261</w:t>
+        </w:r>
+      </w:hyperlink>
+      <w:r>
+        <w:t xml:space="preserve">, chapitres 3.1 et 3.2.</w:t>
+      </w:r>
+    </w:p>
+    <w:p>
+      <w:pPr>
+        <w:pStyle w:val="BodyText"/>
+      </w:pPr>
+      <w:r>
+        <w:rPr>
+          <w:b/>
+          <w:bCs/>
+        </w:rPr>
+        <w:t xml:space="preserve">Classe cible:</w:t>
+      </w:r>
+      <w:r>
+        <w:t xml:space="preserve"> </w:t>
+      </w:r>
+      <w:r>
+        <w:rPr>
+          <w:rStyle w:val="VerbatimChar"/>
+        </w:rPr>
+        <w:t xml:space="preserve">:AnimalKeeper</w:t>
+      </w:r>
+    </w:p>
+    <w:bookmarkEnd w:id="22"/>
+    <w:bookmarkStart w:id="24" w:name="sec-nodeshape-animalnotificationshape"/>
+    <w:p>
+      <w:pPr>
+        <w:pStyle w:val="Heading2"/>
+      </w:pPr>
+      <w:r>
+        <w:t xml:space="preserve">2.3 Notification d’animal individuel</w:t>
+      </w:r>
+    </w:p>
+    <w:p>
+      <w:pPr>
+        <w:pStyle w:val="FirstParagraph"/>
+      </w:pPr>
+      <w:r>
+        <w:t xml:space="preserve">Un événement concernant un animal individuel. Sont considérées comme événements les notifications de mouvement, les notifications de données de base, les modifications d’attributs individuels des données de base ainsi que les notifications finales. Une notification se rapporte toujours à l’unité locale où l’événement a eu lieu et peut en outre indiquer l’unité locale de provenance. Les événements sont annoncés par les personnes autorisées, avec indication de l’unité d’élevage à laquelle la notification se rapporte ; pour les équidés, ils sont annoncés par les personnes autorisées du propriétaire d’équidés responsable.</w:t>
+      </w:r>
+    </w:p>
+    <w:p>
+      <w:pPr>
+        <w:pStyle w:val="BodyText"/>
+      </w:pPr>
+      <w:r>
+        <w:rPr>
+          <w:b/>
+          <w:bCs/>
+        </w:rPr>
+        <w:t xml:space="preserve">Classe cible:</w:t>
+      </w:r>
+      <w:r>
+        <w:t xml:space="preserve"> </w:t>
+      </w:r>
+      <w:r>
+        <w:rPr>
+          <w:rStyle w:val="VerbatimChar"/>
+        </w:rPr>
+        <w:t xml:space="preserve">:AnimalNotification</w:t>
+      </w:r>
+    </w:p>
+    <w:tbl>
+      <w:tblPr>
+        <w:tblStyle w:val="Table"/>
+        <w:tblW w:type="pct" w:w="5000"/>
+        <w:tblLayout w:type="fixed"/>
+        <w:tblLook w:firstRow="0" w:lastRow="0" w:firstColumn="0" w:lastColumn="0" w:noHBand="0" w:noVBand="0" w:val="0000"/>
+      </w:tblPr>
+      <w:tblGrid>
+        <w:gridCol w:w="7920"/>
+      </w:tblGrid>
+      <w:tr>
+        <w:tc>
+          <w:tcPr/>
+          <w:bookmarkStart w:id="23" w:name="tbl-nodeshape-animalnotificationshape"/>
+          <w:p>
+            <w:pPr>
+              <w:jc w:val="center"/>
+            </w:pPr>
+            <w:pPr>
+              <w:jc w:val="left"/>
+              <w:spacing w:before="200"/>
+              <w:pStyle w:val="ImageCaption"/>
+            </w:pPr>
+            <w:r>
+              <w:t xml:space="preserve">Table 2: propriétés Notification d’animal individuel</w:t>
+            </w:r>
+          </w:p>
+          <w:tbl>
+            <w:tblPr>
+              <w:tblStyle w:val="Table"/>
+              <w:tblW w:type="pct" w:w="5000"/>
+              <w:tblLayout w:type="fixed"/>
+              <w:tblLook w:firstRow="1" w:lastRow="0" w:firstColumn="0" w:lastColumn="0" w:noHBand="0" w:noVBand="0" w:val="0020"/>
+            </w:tblPr>
+            <w:tblGrid>
+              <w:gridCol w:w="3168"/>
+              <w:gridCol w:w="1980"/>
+              <w:gridCol w:w="1980"/>
+              <w:gridCol w:w="792"/>
+            </w:tblGrid>
+            <w:tr>
+              <w:trPr>
+                <w:tblHeader w:val="on"/>
+              </w:trPr>
+              <w:tc>
+                <w:tcPr/>
+                <w:p>
+                  <w:pPr>
+                    <w:pStyle w:val="Compact"/>
+                    <w:jc w:val="left"/>
+                    <w:jc w:val="center"/>
+                  </w:pPr>
+                  <w:r>
+                    <w:t xml:space="preserve">Description</w:t>
+                  </w:r>
+                </w:p>
+              </w:tc>
+              <w:tc>
+                <w:tcPr/>
+                <w:p>
+                  <w:pPr>
+                    <w:pStyle w:val="Compact"/>
+                    <w:jc w:val="left"/>
+                    <w:jc w:val="center"/>
+                  </w:pPr>
+                  <w:r>
+                    <w:t xml:space="preserve">Chemin</w:t>
+                  </w:r>
+                </w:p>
+              </w:tc>
+              <w:tc>
+                <w:tcPr/>
+                <w:p>
+                  <w:pPr>
+                    <w:pStyle w:val="Compact"/>
+                    <w:jc w:val="left"/>
+                    <w:jc w:val="center"/>
+                  </w:pPr>
+                  <w:r>
+                    <w:t xml:space="preserve">Type</w:t>
+                  </w:r>
+                </w:p>
+              </w:tc>
+              <w:tc>
+                <w:tcPr/>
+                <w:p>
+                  <w:pPr>
+                    <w:pStyle w:val="Compact"/>
+                    <w:jc w:val="right"/>
+                    <w:jc w:val="center"/>
+                  </w:pPr>
+                  <w:r>
+                    <w:t xml:space="preserve">Card.</w:t>
+                  </w:r>
+                </w:p>
+              </w:tc>
+            </w:tr>
+            <w:tr>
+              <w:tc>
+                <w:tcPr/>
+                <w:p>
+                  <w:pPr>
+                    <w:pStyle w:val="Compact"/>
+                    <w:jc w:val="left"/>
+                    <w:jc w:val="center"/>
+                  </w:pPr>
+                  <w:r>
+                    <w:rPr>
+                      <w:b/>
+                      <w:bCs/>
+                    </w:rPr>
+                    <w:t xml:space="preserve">Identifiant</w:t>
+                  </w:r>
+                  <w:r>
+                    <w:t xml:space="preserve">: Une notification d’animal individuel se rapporte à exactement un animal individuel.</w:t>
+                  </w:r>
+                </w:p>
+              </w:tc>
+              <w:tc>
+                <w:tcPr/>
+                <w:p>
+                  <w:pPr>
+                    <w:pStyle w:val="Compact"/>
+                    <w:jc w:val="left"/>
+                    <w:jc w:val="center"/>
+                  </w:pPr>
+                  <w:r>
+                    <w:rPr>
+                      <w:rStyle w:val="VerbatimChar"/>
+                    </w:rPr>
+                    <w:t xml:space="preserve">:animal</w:t>
+                  </w:r>
+                </w:p>
+              </w:tc>
+              <w:tc>
+                <w:tcPr/>
+                <w:p>
+                  <w:pPr>
+                    <w:pStyle w:val="Compact"/>
+                    <w:jc w:val="left"/>
+                    <w:jc w:val="center"/>
+                  </w:pPr>
+                  <w:hyperlink w:anchor="sec-nodeshape-animalshape">
+                    <w:r>
+                      <w:rPr>
+                        <w:rStyle w:val="VerbatimChar"/>
+                      </w:rPr>
+                      <w:t xml:space="preserve">:Animal</w:t>
+                    </w:r>
+                  </w:hyperlink>
+                </w:p>
+              </w:tc>
+              <w:tc>
+                <w:tcPr/>
+                <w:p>
+                  <w:pPr>
+                    <w:pStyle w:val="Compact"/>
+                    <w:jc w:val="right"/>
+                    <w:jc w:val="center"/>
+                  </w:pPr>
+                  <w:r>
+                    <w:t xml:space="preserve">1..1</w:t>
+                  </w:r>
+                </w:p>
+              </w:tc>
+            </w:tr>
+            <w:tr>
+              <w:tc>
+                <w:tcPr/>
+                <w:p>
+                  <w:pPr>
+                    <w:pStyle w:val="Compact"/>
+                    <w:jc w:val="left"/>
+                    <w:jc w:val="center"/>
+                  </w:pPr>
+                  <w:r>
+                    <w:rPr>
+                      <w:b/>
+                      <w:bCs/>
+                    </w:rPr>
+                    <w:t xml:space="preserve">Unité locale</w:t>
+                  </w:r>
+                  <w:r>
+                    <w:t xml:space="preserve">: Numéro REE de l’unité locale à laquelle se rapporte la notification</w:t>
+                  </w:r>
+                </w:p>
+              </w:tc>
+              <w:tc>
+                <w:tcPr/>
+                <w:p>
+                  <w:pPr>
+                    <w:pStyle w:val="Compact"/>
+                    <w:jc w:val="left"/>
+                    <w:jc w:val="center"/>
+                  </w:pPr>
+                  <w:r>
+                    <w:rPr>
+                      <w:rStyle w:val="VerbatimChar"/>
+                    </w:rPr>
+                    <w:t xml:space="preserve">:localUnit</w:t>
+                  </w:r>
+                </w:p>
+              </w:tc>
+              <w:tc>
+                <w:tcPr/>
+                <w:p>
+                  <w:pPr>
+                    <w:pStyle w:val="Compact"/>
+                    <w:jc w:val="left"/>
+                    <w:jc w:val="center"/>
+                  </w:pPr>
+                  <w:hyperlink w:anchor="sec-nodeshape-localunitshape">
+                    <w:r>
+                      <w:rPr>
+                        <w:rStyle w:val="VerbatimChar"/>
+                      </w:rPr>
+                      <w:t xml:space="preserve">:LocalUnit</w:t>
+                    </w:r>
+                  </w:hyperlink>
+                </w:p>
+              </w:tc>
+              <w:tc>
+                <w:tcPr/>
+                <w:p>
+                  <w:pPr>
+                    <w:pStyle w:val="Compact"/>
+                    <w:jc w:val="right"/>
+                    <w:jc w:val="center"/>
+                  </w:pPr>
+                  <w:r>
+                    <w:t xml:space="preserve">1..1</w:t>
+                  </w:r>
+                </w:p>
+              </w:tc>
+            </w:tr>
+            <w:tr>
+              <w:tc>
+                <w:tcPr/>
+                <w:p>
+                  <w:pPr>
+                    <w:pStyle w:val="Compact"/>
+                    <w:jc w:val="left"/>
+                    <w:jc w:val="center"/>
+                  </w:pPr>
+                  <w:r>
+                    <w:rPr>
+                      <w:b/>
+                      <w:bCs/>
+                    </w:rPr>
+                    <w:t xml:space="preserve">Provenance</w:t>
+                  </w:r>
+                  <w:r>
+                    <w:t xml:space="preserve">: Numéro REE de l’unité locale d’où provient l’animal</w:t>
+                  </w:r>
+                </w:p>
+              </w:tc>
+              <w:tc>
+                <w:tcPr/>
+                <w:p>
+                  <w:pPr>
+                    <w:pStyle w:val="Compact"/>
+                    <w:jc w:val="left"/>
+                    <w:jc w:val="center"/>
+                  </w:pPr>
+                  <w:r>
+                    <w:rPr>
+                      <w:rStyle w:val="VerbatimChar"/>
+                    </w:rPr>
+                    <w:t xml:space="preserve">:originLocalUnit</w:t>
+                  </w:r>
+                </w:p>
+              </w:tc>
+              <w:tc>
+                <w:tcPr/>
+                <w:p>
+                  <w:pPr>
+                    <w:pStyle w:val="Compact"/>
+                    <w:jc w:val="left"/>
+                    <w:jc w:val="center"/>
+                  </w:pPr>
+                  <w:hyperlink w:anchor="sec-nodeshape-localunitshape">
+                    <w:r>
+                      <w:rPr>
+                        <w:rStyle w:val="VerbatimChar"/>
+                      </w:rPr>
+                      <w:t xml:space="preserve">:LocalUnit</w:t>
+                    </w:r>
+                  </w:hyperlink>
+                </w:p>
+              </w:tc>
+              <w:tc>
+                <w:tcPr/>
+                <w:p>
+                  <w:pPr>
+                    <w:pStyle w:val="Compact"/>
+                    <w:jc w:val="right"/>
+                    <w:jc w:val="center"/>
+                  </w:pPr>
+                  <w:r>
+                    <w:t xml:space="preserve">0..1</w:t>
+                  </w:r>
+                </w:p>
+              </w:tc>
+            </w:tr>
+            <w:tr>
+              <w:tc>
+                <w:tcPr/>
+                <w:p>
+                  <w:pPr>
+                    <w:pStyle w:val="Compact"/>
+                    <w:jc w:val="left"/>
+                    <w:jc w:val="center"/>
+                  </w:pPr>
+                  <w:r>
+                    <w:rPr>
+                      <w:b/>
+                      <w:bCs/>
+                    </w:rPr>
+                    <w:t xml:space="preserve">ID</w:t>
+                  </w:r>
+                  <w:r>
+                    <w:t xml:space="preserve">: Identifiant univoque du mouvement, attribué par le système.</w:t>
+                  </w:r>
+                </w:p>
+              </w:tc>
+              <w:tc>
+                <w:tcPr/>
+                <w:p>
+                  <w:pPr>
+                    <w:pStyle w:val="Compact"/>
+                    <w:jc w:val="left"/>
+                    <w:jc w:val="center"/>
+                  </w:pPr>
+                  <w:r>
+                    <w:rPr>
+                      <w:rStyle w:val="VerbatimChar"/>
+                    </w:rPr>
+                    <w:t xml:space="preserve">:eventIdentifier</w:t>
+                  </w:r>
+                </w:p>
+              </w:tc>
+              <w:tc>
+                <w:tcPr/>
+                <w:p>
+                  <w:pPr>
+                    <w:pStyle w:val="Compact"/>
+                    <w:jc w:val="left"/>
+                    <w:jc w:val="center"/>
+                  </w:pPr>
+                  <w:r>
+                    <w:rPr>
+                      <w:rStyle w:val="VerbatimChar"/>
+                    </w:rPr>
+                    <w:t xml:space="preserve">xsd:string</w:t>
+                  </w:r>
+                </w:p>
+              </w:tc>
+              <w:tc>
+                <w:tcPr/>
+                <w:p>
+                  <w:pPr>
+                    <w:pStyle w:val="Compact"/>
+                    <w:jc w:val="right"/>
+                    <w:jc w:val="center"/>
+                  </w:pPr>
+                  <w:r>
+                    <w:t xml:space="preserve">1..1</w:t>
+                  </w:r>
+                </w:p>
+              </w:tc>
+            </w:tr>
+            <w:tr>
+              <w:tc>
+                <w:tcPr/>
+                <w:p>
+                  <w:pPr>
+                    <w:pStyle w:val="Compact"/>
+                    <w:jc w:val="left"/>
+                    <w:jc w:val="center"/>
+                  </w:pPr>
+                  <w:r>
+                    <w:rPr>
+                      <w:b/>
+                      <w:bCs/>
+                    </w:rPr>
+                    <w:t xml:space="preserve">Espèce d’animal de rente</w:t>
+                  </w:r>
+                </w:p>
+              </w:tc>
+              <w:tc>
+                <w:tcPr/>
+                <w:p>
+                  <w:pPr>
+                    <w:pStyle w:val="Compact"/>
+                    <w:jc w:val="left"/>
+                    <w:jc w:val="center"/>
+                  </w:pPr>
+                  <w:r>
+                    <w:rPr>
+                      <w:rStyle w:val="VerbatimChar"/>
+                    </w:rPr>
+                    <w:t xml:space="preserve">:genus</w:t>
+                  </w:r>
+                </w:p>
+              </w:tc>
+              <w:tc>
+                <w:tcPr/>
+                <w:p>
+                  <w:pPr>
+                    <w:pStyle w:val="Compact"/>
+                    <w:jc w:val="left"/>
+                    <w:jc w:val="center"/>
+                  </w:pPr>
+                  <w:r>
+                    <w:rPr>
+                      <w:rStyle w:val="VerbatimChar"/>
+                    </w:rPr>
+                    <w:t xml:space="preserve">:Genus</w:t>
+                  </w:r>
+                </w:p>
+              </w:tc>
+              <w:tc>
+                <w:tcPr/>
+                <w:p>
+                  <w:pPr>
+                    <w:pStyle w:val="Compact"/>
+                    <w:jc w:val="right"/>
+                    <w:jc w:val="center"/>
+                  </w:pPr>
+                  <w:r>
+                    <w:t xml:space="preserve">1..1</w:t>
+                  </w:r>
+                </w:p>
+              </w:tc>
+            </w:tr>
+            <w:tr>
+              <w:tc>
+                <w:tcPr/>
+                <w:p>
+                  <w:pPr>
+                    <w:pStyle w:val="Compact"/>
+                    <w:jc w:val="left"/>
+                    <w:jc w:val="center"/>
+                  </w:pPr>
+                  <w:r>
+                    <w:rPr>
+                      <w:b/>
+                      <w:bCs/>
+                    </w:rPr>
+                    <w:t xml:space="preserve">Type de mouvement</w:t>
+                  </w:r>
+                </w:p>
+              </w:tc>
+              <w:tc>
+                <w:tcPr/>
+                <w:p>
+                  <w:pPr>
+                    <w:pStyle w:val="Compact"/>
+                    <w:jc w:val="left"/>
+                    <w:jc w:val="center"/>
+                  </w:pPr>
+                  <w:r>
+                    <w:rPr>
+                      <w:rStyle w:val="VerbatimChar"/>
+                    </w:rPr>
+                    <w:t xml:space="preserve">:notificationType</w:t>
+                  </w:r>
+                </w:p>
+              </w:tc>
+              <w:tc>
+                <w:tcPr/>
+                <w:p>
+                  <w:pPr>
+                    <w:pStyle w:val="Compact"/>
+                    <w:jc w:val="left"/>
+                    <w:jc w:val="center"/>
+                  </w:pPr>
+                  <w:r>
+                    <w:rPr>
+                      <w:rStyle w:val="VerbatimChar"/>
+                    </w:rPr>
+                    <w:t xml:space="preserve">:NotificationType</w:t>
+                  </w:r>
+                </w:p>
+              </w:tc>
+              <w:tc>
+                <w:tcPr/>
+                <w:p>
+                  <w:pPr>
+                    <w:pStyle w:val="Compact"/>
+                    <w:jc w:val="right"/>
+                    <w:jc w:val="center"/>
+                  </w:pPr>
+                  <w:r>
+                    <w:t xml:space="preserve">1..1</w:t>
+                  </w:r>
+                </w:p>
+              </w:tc>
+            </w:tr>
+            <w:tr>
+              <w:tc>
+                <w:tcPr/>
+                <w:p>
+                  <w:pPr>
+                    <w:pStyle w:val="Compact"/>
+                    <w:jc w:val="left"/>
+                    <w:jc w:val="center"/>
+                  </w:pPr>
+                  <w:r>
+                    <w:rPr>
+                      <w:b/>
+                      <w:bCs/>
+                    </w:rPr>
+                    <w:t xml:space="preserve">Date de l’événement</w:t>
+                  </w:r>
+                  <w:r>
+                    <w:t xml:space="preserve">: Date à laquelle l’événement a eu lieu</w:t>
+                  </w:r>
+                </w:p>
+              </w:tc>
+              <w:tc>
+                <w:tcPr/>
+                <w:p>
+                  <w:pPr>
+                    <w:pStyle w:val="Compact"/>
+                    <w:jc w:val="left"/>
+                    <w:jc w:val="center"/>
+                  </w:pPr>
+                  <w:r>
+                    <w:rPr>
+                      <w:rStyle w:val="VerbatimChar"/>
+                    </w:rPr>
+                    <w:t xml:space="preserve">:eventDate</w:t>
+                  </w:r>
+                </w:p>
+              </w:tc>
+              <w:tc>
+                <w:tcPr/>
+                <w:p>
+                  <w:pPr>
+                    <w:pStyle w:val="Compact"/>
+                    <w:jc w:val="left"/>
+                    <w:jc w:val="center"/>
+                  </w:pPr>
+                  <w:r>
+                    <w:rPr>
+                      <w:rStyle w:val="VerbatimChar"/>
+                    </w:rPr>
+                    <w:t xml:space="preserve">xsd:date</w:t>
+                  </w:r>
+                </w:p>
+              </w:tc>
+              <w:tc>
+                <w:tcPr/>
+                <w:p>
+                  <w:pPr>
+                    <w:pStyle w:val="Compact"/>
+                    <w:jc w:val="right"/>
+                    <w:jc w:val="center"/>
+                  </w:pPr>
+                  <w:r>
+                    <w:t xml:space="preserve">1..1</w:t>
+                  </w:r>
+                </w:p>
+              </w:tc>
+            </w:tr>
+            <w:tr>
+              <w:tc>
+                <w:tcPr/>
+                <w:p>
+                  <w:pPr>
+                    <w:pStyle w:val="Compact"/>
+                    <w:jc w:val="left"/>
+                    <w:jc w:val="center"/>
+                  </w:pPr>
+                  <w:r>
+                    <w:rPr>
+                      <w:b/>
+                      <w:bCs/>
+                    </w:rPr>
+                    <w:t xml:space="preserve">Date d’annonce</w:t>
+                  </w:r>
+                  <w:r>
+                    <w:t xml:space="preserve">: Date à laquelle l’événement a été annoncé</w:t>
+                  </w:r>
+                </w:p>
+              </w:tc>
+              <w:tc>
+                <w:tcPr/>
+                <w:p>
+                  <w:pPr>
+                    <w:pStyle w:val="Compact"/>
+                    <w:jc w:val="left"/>
+                    <w:jc w:val="center"/>
+                  </w:pPr>
+                  <w:r>
+                    <w:rPr>
+                      <w:rStyle w:val="VerbatimChar"/>
+                    </w:rPr>
+                    <w:t xml:space="preserve">:notificationDate</w:t>
+                  </w:r>
+                </w:p>
+              </w:tc>
+              <w:tc>
+                <w:tcPr/>
+                <w:p>
+                  <w:pPr>
+                    <w:pStyle w:val="Compact"/>
+                    <w:jc w:val="left"/>
+                    <w:jc w:val="center"/>
+                  </w:pPr>
+                  <w:r>
+                    <w:rPr>
+                      <w:rStyle w:val="VerbatimChar"/>
+                    </w:rPr>
+                    <w:t xml:space="preserve">xsd:date</w:t>
+                  </w:r>
+                </w:p>
+              </w:tc>
+              <w:tc>
+                <w:tcPr/>
+                <w:p>
+                  <w:pPr>
+                    <w:pStyle w:val="Compact"/>
+                    <w:jc w:val="right"/>
+                    <w:jc w:val="center"/>
+                  </w:pPr>
+                  <w:r>
+                    <w:t xml:space="preserve">1..1</w:t>
+                  </w:r>
+                </w:p>
+              </w:tc>
+            </w:tr>
+          </w:tbl>
+          <w:bookmarkEnd w:id="23"/>
+          <w:p/>
+        </w:tc>
+      </w:tr>
+    </w:tbl>
+    <w:bookmarkEnd w:id="24"/>
+    <w:bookmarkStart w:id="26" w:name="sec-nodeshape-groupnotificationshape"/>
+    <w:p>
+      <w:pPr>
+        <w:pStyle w:val="Heading2"/>
+      </w:pPr>
+      <w:r>
+        <w:t xml:space="preserve">2.4 Notification de groupe</w:t>
+      </w:r>
+    </w:p>
+    <w:p>
+      <w:pPr>
+        <w:pStyle w:val="FirstParagraph"/>
+      </w:pPr>
+      <w:r>
+        <w:t xml:space="preserve">Un événement concernant un groupe d’animaux qui ne peuvent pas être identifiés individuellement. Les notifications de groupe sont enregistrées pour les animaux des catégories porcs et volaille ; les individus d’un tel groupe ne sont donc pas connus. Les événements sont annoncés par les personnes physiques de l’unité juridique responsable, le détenteur d’animaux. Ils comprennent les annonces de mise en place pour la volaille, les annonces de mouvement pour les porcs ainsi que les annonces d’abattage de porcs (en têtes) et de groupes de volaille (en kg). Cette classe n’a pas d’équivalent dans la spécification openAPI d’AnimalTracing, car les porcs et la volaille n’y sont pas représentés.</w:t>
+      </w:r>
+    </w:p>
+    <w:p>
+      <w:pPr>
+        <w:pStyle w:val="BodyText"/>
+      </w:pPr>
+      <w:r>
+        <w:rPr>
+          <w:b/>
+          <w:bCs/>
+        </w:rPr>
+        <w:t xml:space="preserve">Classe cible:</w:t>
+      </w:r>
+      <w:r>
+        <w:t xml:space="preserve"> </w:t>
+      </w:r>
+      <w:r>
+        <w:rPr>
+          <w:rStyle w:val="VerbatimChar"/>
+        </w:rPr>
+        <w:t xml:space="preserve">:GroupNotification</w:t>
+      </w:r>
+    </w:p>
+    <w:tbl>
+      <w:tblPr>
+        <w:tblStyle w:val="Table"/>
+        <w:tblW w:type="pct" w:w="5000"/>
+        <w:tblLayout w:type="fixed"/>
+        <w:tblLook w:firstRow="0" w:lastRow="0" w:firstColumn="0" w:lastColumn="0" w:noHBand="0" w:noVBand="0" w:val="0000"/>
+      </w:tblPr>
+      <w:tblGrid>
+        <w:gridCol w:w="7920"/>
+      </w:tblGrid>
+      <w:tr>
+        <w:tc>
+          <w:tcPr/>
+          <w:bookmarkStart w:id="25" w:name="tbl-nodeshape-groupnotificationshape"/>
+          <w:p>
+            <w:pPr>
+              <w:jc w:val="center"/>
+            </w:pPr>
+            <w:pPr>
+              <w:jc w:val="left"/>
+              <w:spacing w:before="200"/>
+              <w:pStyle w:val="ImageCaption"/>
+            </w:pPr>
+            <w:r>
+              <w:t xml:space="preserve">Table 3: propriétés Notification de groupe</w:t>
+            </w:r>
+          </w:p>
+          <w:tbl>
+            <w:tblPr>
+              <w:tblStyle w:val="Table"/>
+              <w:tblW w:type="pct" w:w="5000"/>
+              <w:tblLayout w:type="fixed"/>
+              <w:tblLook w:firstRow="1" w:lastRow="0" w:firstColumn="0" w:lastColumn="0" w:noHBand="0" w:noVBand="0" w:val="0020"/>
+            </w:tblPr>
+            <w:tblGrid>
+              <w:gridCol w:w="3168"/>
+              <w:gridCol w:w="1980"/>
+              <w:gridCol w:w="1980"/>
+              <w:gridCol w:w="792"/>
+            </w:tblGrid>
+            <w:tr>
+              <w:trPr>
+                <w:tblHeader w:val="on"/>
+              </w:trPr>
+              <w:tc>
+                <w:tcPr/>
+                <w:p>
+                  <w:pPr>
+                    <w:pStyle w:val="Compact"/>
+                    <w:jc w:val="left"/>
+                    <w:jc w:val="center"/>
+                  </w:pPr>
+                  <w:r>
+                    <w:t xml:space="preserve">Description</w:t>
+                  </w:r>
+                </w:p>
+              </w:tc>
+              <w:tc>
+                <w:tcPr/>
+                <w:p>
+                  <w:pPr>
+                    <w:pStyle w:val="Compact"/>
+                    <w:jc w:val="left"/>
+                    <w:jc w:val="center"/>
+                  </w:pPr>
+                  <w:r>
+                    <w:t xml:space="preserve">Chemin</w:t>
+                  </w:r>
+                </w:p>
+              </w:tc>
+              <w:tc>
+                <w:tcPr/>
+                <w:p>
+                  <w:pPr>
+                    <w:pStyle w:val="Compact"/>
+                    <w:jc w:val="left"/>
+                    <w:jc w:val="center"/>
+                  </w:pPr>
+                  <w:r>
+                    <w:t xml:space="preserve">Type</w:t>
+                  </w:r>
+                </w:p>
+              </w:tc>
+              <w:tc>
+                <w:tcPr/>
+                <w:p>
+                  <w:pPr>
+                    <w:pStyle w:val="Compact"/>
+                    <w:jc w:val="right"/>
+                    <w:jc w:val="center"/>
+                  </w:pPr>
+                  <w:r>
+                    <w:t xml:space="preserve">Card.</w:t>
+                  </w:r>
+                </w:p>
+              </w:tc>
+            </w:tr>
+            <w:tr>
+              <w:tc>
+                <w:tcPr/>
+                <w:p>
+                  <w:pPr>
+                    <w:pStyle w:val="Compact"/>
+                    <w:jc w:val="left"/>
+                    <w:jc w:val="center"/>
+                  </w:pPr>
+                  <w:r>
+                    <w:rPr>
+                      <w:b/>
+                      <w:bCs/>
+                    </w:rPr>
+                    <w:t xml:space="preserve">Unité locale</w:t>
+                  </w:r>
+                  <w:r>
+                    <w:t xml:space="preserve">: Numéro REE de l’unité locale</w:t>
+                  </w:r>
+                </w:p>
+              </w:tc>
+              <w:tc>
+                <w:tcPr/>
+                <w:p>
+                  <w:pPr>
+                    <w:pStyle w:val="Compact"/>
+                    <w:jc w:val="left"/>
+                    <w:jc w:val="center"/>
+                  </w:pPr>
+                  <w:r>
+                    <w:rPr>
+                      <w:rStyle w:val="VerbatimChar"/>
+                    </w:rPr>
+                    <w:t xml:space="preserve">:localUnit</w:t>
+                  </w:r>
+                </w:p>
+              </w:tc>
+              <w:tc>
+                <w:tcPr/>
+                <w:p>
+                  <w:pPr>
+                    <w:pStyle w:val="Compact"/>
+                    <w:jc w:val="left"/>
+                    <w:jc w:val="center"/>
+                  </w:pPr>
+                  <w:hyperlink w:anchor="sec-nodeshape-localunitshape">
+                    <w:r>
+                      <w:rPr>
+                        <w:rStyle w:val="VerbatimChar"/>
+                      </w:rPr>
+                      <w:t xml:space="preserve">:LocalUnit</w:t>
+                    </w:r>
+                  </w:hyperlink>
+                </w:p>
+              </w:tc>
+              <w:tc>
+                <w:tcPr/>
+                <w:p>
+                  <w:pPr>
+                    <w:pStyle w:val="Compact"/>
+                    <w:jc w:val="right"/>
+                    <w:jc w:val="center"/>
+                  </w:pPr>
+                  <w:r>
+                    <w:t xml:space="preserve">1..1</w:t>
+                  </w:r>
+                </w:p>
+              </w:tc>
+            </w:tr>
+            <w:tr>
+              <w:tc>
+                <w:tcPr/>
+                <w:p>
+                  <w:pPr>
+                    <w:pStyle w:val="Compact"/>
+                    <w:jc w:val="left"/>
+                    <w:jc w:val="center"/>
+                  </w:pPr>
+                  <w:r>
+                    <w:rPr>
+                      <w:b/>
+                      <w:bCs/>
+                    </w:rPr>
+                    <w:t xml:space="preserve">Provenance</w:t>
+                  </w:r>
+                  <w:r>
+                    <w:t xml:space="preserve">: Numéro REE de l’unité locale d’où provient l’animal</w:t>
+                  </w:r>
+                </w:p>
+              </w:tc>
+              <w:tc>
+                <w:tcPr/>
+                <w:p>
+                  <w:pPr>
+                    <w:pStyle w:val="Compact"/>
+                    <w:jc w:val="left"/>
+                    <w:jc w:val="center"/>
+                  </w:pPr>
+                  <w:r>
+                    <w:rPr>
+                      <w:rStyle w:val="VerbatimChar"/>
+                    </w:rPr>
+                    <w:t xml:space="preserve">:originLocalUnit</w:t>
+                  </w:r>
+                </w:p>
+              </w:tc>
+              <w:tc>
+                <w:tcPr/>
+                <w:p>
+                  <w:pPr>
+                    <w:pStyle w:val="Compact"/>
+                    <w:jc w:val="left"/>
+                    <w:jc w:val="center"/>
+                  </w:pPr>
+                  <w:hyperlink w:anchor="sec-nodeshape-localunitshape">
+                    <w:r>
+                      <w:rPr>
+                        <w:rStyle w:val="VerbatimChar"/>
+                      </w:rPr>
+                      <w:t xml:space="preserve">:LocalUnit</w:t>
+                    </w:r>
+                  </w:hyperlink>
+                </w:p>
+              </w:tc>
+              <w:tc>
+                <w:tcPr/>
+                <w:p>
+                  <w:pPr>
+                    <w:pStyle w:val="Compact"/>
+                    <w:jc w:val="right"/>
+                    <w:jc w:val="center"/>
+                  </w:pPr>
+                  <w:r>
+                    <w:t xml:space="preserve">0..1</w:t>
+                  </w:r>
+                </w:p>
+              </w:tc>
+            </w:tr>
+            <w:tr>
+              <w:tc>
+                <w:tcPr/>
+                <w:p>
+                  <w:pPr>
+                    <w:pStyle w:val="Compact"/>
+                    <w:jc w:val="left"/>
+                    <w:jc w:val="center"/>
+                  </w:pPr>
+                  <w:r>
+                    <w:rPr>
+                      <w:b/>
+                      <w:bCs/>
+                    </w:rPr>
+                    <w:t xml:space="preserve">ID</w:t>
+                  </w:r>
+                  <w:r>
+                    <w:t xml:space="preserve">: Identifiant univoque du mouvement, attribué par le système.</w:t>
+                  </w:r>
+                </w:p>
+              </w:tc>
+              <w:tc>
+                <w:tcPr/>
+                <w:p>
+                  <w:pPr>
+                    <w:pStyle w:val="Compact"/>
+                    <w:jc w:val="left"/>
+                    <w:jc w:val="center"/>
+                  </w:pPr>
+                  <w:r>
+                    <w:rPr>
+                      <w:rStyle w:val="VerbatimChar"/>
+                    </w:rPr>
+                    <w:t xml:space="preserve">:eventIdentifier</w:t>
+                  </w:r>
+                </w:p>
+              </w:tc>
+              <w:tc>
+                <w:tcPr/>
+                <w:p>
+                  <w:pPr>
+                    <w:pStyle w:val="Compact"/>
+                    <w:jc w:val="left"/>
+                    <w:jc w:val="center"/>
+                  </w:pPr>
+                  <w:r>
+                    <w:rPr>
+                      <w:rStyle w:val="VerbatimChar"/>
+                    </w:rPr>
+                    <w:t xml:space="preserve">xsd:string</w:t>
+                  </w:r>
+                </w:p>
+              </w:tc>
+              <w:tc>
+                <w:tcPr/>
+                <w:p>
+                  <w:pPr>
+                    <w:pStyle w:val="Compact"/>
+                    <w:jc w:val="right"/>
+                    <w:jc w:val="center"/>
+                  </w:pPr>
+                  <w:r>
+                    <w:t xml:space="preserve">1..1</w:t>
+                  </w:r>
+                </w:p>
+              </w:tc>
+            </w:tr>
+            <w:tr>
+              <w:tc>
+                <w:tcPr/>
+                <w:p>
+                  <w:pPr>
+                    <w:pStyle w:val="Compact"/>
+                    <w:jc w:val="left"/>
+                    <w:jc w:val="center"/>
+                  </w:pPr>
+                  <w:r>
+                    <w:rPr>
+                      <w:b/>
+                      <w:bCs/>
+                    </w:rPr>
+                    <w:t xml:space="preserve">Espèce d’animal de rente</w:t>
+                  </w:r>
+                </w:p>
+              </w:tc>
+              <w:tc>
+                <w:tcPr/>
+                <w:p>
+                  <w:pPr>
+                    <w:pStyle w:val="Compact"/>
+                    <w:jc w:val="left"/>
+                    <w:jc w:val="center"/>
+                  </w:pPr>
+                  <w:r>
+                    <w:rPr>
+                      <w:rStyle w:val="VerbatimChar"/>
+                    </w:rPr>
+                    <w:t xml:space="preserve">:genus</w:t>
+                  </w:r>
+                </w:p>
+              </w:tc>
+              <w:tc>
+                <w:tcPr/>
+                <w:p>
+                  <w:pPr>
+                    <w:pStyle w:val="Compact"/>
+                    <w:jc w:val="left"/>
+                    <w:jc w:val="center"/>
+                  </w:pPr>
+                  <w:r>
+                    <w:rPr>
+                      <w:rStyle w:val="VerbatimChar"/>
+                    </w:rPr>
+                    <w:t xml:space="preserve">:Genus</w:t>
+                  </w:r>
+                </w:p>
+              </w:tc>
+              <w:tc>
+                <w:tcPr/>
+                <w:p>
+                  <w:pPr>
+                    <w:pStyle w:val="Compact"/>
+                    <w:jc w:val="right"/>
+                    <w:jc w:val="center"/>
+                  </w:pPr>
+                  <w:r>
+                    <w:t xml:space="preserve">1..1</w:t>
+                  </w:r>
+                </w:p>
+              </w:tc>
+            </w:tr>
+            <w:tr>
+              <w:tc>
+                <w:tcPr/>
+                <w:p>
+                  <w:pPr>
+                    <w:pStyle w:val="Compact"/>
+                    <w:jc w:val="left"/>
+                    <w:jc w:val="center"/>
+                  </w:pPr>
+                  <w:r>
+                    <w:rPr>
+                      <w:b/>
+                      <w:bCs/>
+                    </w:rPr>
+                    <w:t xml:space="preserve">Information de groupe</w:t>
+                  </w:r>
+                  <w:r>
+                    <w:t xml:space="preserve">: Une information de groupe doit être indiquée pour les annonces de mise en place de volaille</w:t>
+                  </w:r>
+                </w:p>
+              </w:tc>
+              <w:tc>
+                <w:tcPr/>
+                <w:p>
+                  <w:pPr>
+                    <w:pStyle w:val="Compact"/>
+                    <w:jc w:val="left"/>
+                    <w:jc w:val="center"/>
+                  </w:pPr>
+                  <w:r>
+                    <w:rPr>
+                      <w:rStyle w:val="VerbatimChar"/>
+                    </w:rPr>
+                    <w:t xml:space="preserve">:groupInformation</w:t>
+                  </w:r>
+                </w:p>
+              </w:tc>
+              <w:tc>
+                <w:tcPr/>
+                <w:p>
+                  <w:pPr>
+                    <w:pStyle w:val="Compact"/>
+                    <w:jc w:val="left"/>
+                    <w:jc w:val="center"/>
+                  </w:pPr>
+                  <w:r>
+                    <w:rPr>
+                      <w:rStyle w:val="VerbatimChar"/>
+                    </w:rPr>
+                    <w:t xml:space="preserve">xsd:string</w:t>
+                  </w:r>
+                </w:p>
+              </w:tc>
+              <w:tc>
+                <w:tcPr/>
+                <w:p>
+                  <w:pPr>
+                    <w:pStyle w:val="Compact"/>
+                    <w:jc w:val="right"/>
+                    <w:jc w:val="center"/>
+                  </w:pPr>
+                  <w:r>
+                    <w:t xml:space="preserve">0..1</w:t>
+                  </w:r>
+                </w:p>
+              </w:tc>
+            </w:tr>
+            <w:tr>
+              <w:tc>
+                <w:tcPr/>
+                <w:p>
+                  <w:pPr>
+                    <w:pStyle w:val="Compact"/>
+                    <w:jc w:val="left"/>
+                    <w:jc w:val="center"/>
+                  </w:pPr>
+                  <w:r>
+                    <w:rPr>
+                      <w:b/>
+                      <w:bCs/>
+                    </w:rPr>
+                    <w:t xml:space="preserve">Type de mouvement</w:t>
+                  </w:r>
+                </w:p>
+              </w:tc>
+              <w:tc>
+                <w:tcPr/>
+                <w:p>
+                  <w:pPr>
+                    <w:pStyle w:val="Compact"/>
+                    <w:jc w:val="left"/>
+                    <w:jc w:val="center"/>
+                  </w:pPr>
+                  <w:r>
+                    <w:rPr>
+                      <w:rStyle w:val="VerbatimChar"/>
+                    </w:rPr>
+                    <w:t xml:space="preserve">:notificationType</w:t>
+                  </w:r>
+                </w:p>
+              </w:tc>
+              <w:tc>
+                <w:tcPr/>
+                <w:p>
+                  <w:pPr>
+                    <w:pStyle w:val="Compact"/>
+                    <w:jc w:val="left"/>
+                    <w:jc w:val="center"/>
+                  </w:pPr>
+                  <w:r>
+                    <w:rPr>
+                      <w:rStyle w:val="VerbatimChar"/>
+                    </w:rPr>
+                    <w:t xml:space="preserve">:NotificationType</w:t>
+                  </w:r>
+                </w:p>
+              </w:tc>
+              <w:tc>
+                <w:tcPr/>
+                <w:p>
+                  <w:pPr>
+                    <w:pStyle w:val="Compact"/>
+                    <w:jc w:val="right"/>
+                    <w:jc w:val="center"/>
+                  </w:pPr>
+                  <w:r>
+                    <w:t xml:space="preserve">1..1</w:t>
+                  </w:r>
+                </w:p>
+              </w:tc>
+            </w:tr>
+            <w:tr>
+              <w:tc>
+                <w:tcPr/>
+                <w:p>
+                  <w:pPr>
+                    <w:pStyle w:val="Compact"/>
+                    <w:jc w:val="left"/>
+                    <w:jc w:val="center"/>
+                  </w:pPr>
+                  <w:r>
+                    <w:rPr>
+                      <w:b/>
+                      <w:bCs/>
+                    </w:rPr>
+                    <w:t xml:space="preserve">Date de l’événement</w:t>
+                  </w:r>
+                  <w:r>
+                    <w:t xml:space="preserve">: Date à laquelle l’événement a eu lieu</w:t>
+                  </w:r>
+                </w:p>
+              </w:tc>
+              <w:tc>
+                <w:tcPr/>
+                <w:p>
+                  <w:pPr>
+                    <w:pStyle w:val="Compact"/>
+                    <w:jc w:val="left"/>
+                    <w:jc w:val="center"/>
+                  </w:pPr>
+                  <w:r>
+                    <w:rPr>
+                      <w:rStyle w:val="VerbatimChar"/>
+                    </w:rPr>
+                    <w:t xml:space="preserve">:eventDate</w:t>
+                  </w:r>
+                </w:p>
+              </w:tc>
+              <w:tc>
+                <w:tcPr/>
+                <w:p>
+                  <w:pPr>
+                    <w:pStyle w:val="Compact"/>
+                    <w:jc w:val="left"/>
+                    <w:jc w:val="center"/>
+                  </w:pPr>
+                  <w:r>
+                    <w:rPr>
+                      <w:rStyle w:val="VerbatimChar"/>
+                    </w:rPr>
+                    <w:t xml:space="preserve">xsd:date</w:t>
+                  </w:r>
+                </w:p>
+              </w:tc>
+              <w:tc>
+                <w:tcPr/>
+                <w:p>
+                  <w:pPr>
+                    <w:pStyle w:val="Compact"/>
+                    <w:jc w:val="right"/>
+                    <w:jc w:val="center"/>
+                  </w:pPr>
+                  <w:r>
+                    <w:t xml:space="preserve">1..1</w:t>
+                  </w:r>
+                </w:p>
+              </w:tc>
+            </w:tr>
+            <w:tr>
+              <w:tc>
+                <w:tcPr/>
+                <w:p>
+                  <w:pPr>
+                    <w:pStyle w:val="Compact"/>
+                    <w:jc w:val="left"/>
+                    <w:jc w:val="center"/>
+                  </w:pPr>
+                  <w:r>
+                    <w:rPr>
+                      <w:b/>
+                      <w:bCs/>
+                    </w:rPr>
+                    <w:t xml:space="preserve">Date d’annonce</w:t>
+                  </w:r>
+                  <w:r>
+                    <w:t xml:space="preserve">: Date à laquelle l’événement a été annoncé</w:t>
+                  </w:r>
+                </w:p>
+              </w:tc>
+              <w:tc>
+                <w:tcPr/>
+                <w:p>
+                  <w:pPr>
+                    <w:pStyle w:val="Compact"/>
+                    <w:jc w:val="left"/>
+                    <w:jc w:val="center"/>
+                  </w:pPr>
+                  <w:r>
+                    <w:rPr>
+                      <w:rStyle w:val="VerbatimChar"/>
+                    </w:rPr>
+                    <w:t xml:space="preserve">:notificationDate</w:t>
+                  </w:r>
+                </w:p>
+              </w:tc>
+              <w:tc>
+                <w:tcPr/>
+                <w:p>
+                  <w:pPr>
+                    <w:pStyle w:val="Compact"/>
+                    <w:jc w:val="left"/>
+                    <w:jc w:val="center"/>
+                  </w:pPr>
+                  <w:r>
+                    <w:rPr>
+                      <w:rStyle w:val="VerbatimChar"/>
+                    </w:rPr>
+                    <w:t xml:space="preserve">xsd:date</w:t>
+                  </w:r>
+                </w:p>
+              </w:tc>
+              <w:tc>
+                <w:tcPr/>
+                <w:p>
+                  <w:pPr>
+                    <w:pStyle w:val="Compact"/>
+                    <w:jc w:val="right"/>
+                    <w:jc w:val="center"/>
+                  </w:pPr>
+                  <w:r>
+                    <w:t xml:space="preserve">1..1</w:t>
+                  </w:r>
+                </w:p>
+              </w:tc>
+            </w:tr>
+            <w:tr>
+              <w:tc>
+                <w:tcPr/>
+                <w:p>
+                  <w:pPr>
+                    <w:pStyle w:val="Compact"/>
+                    <w:jc w:val="left"/>
+                    <w:jc w:val="center"/>
+                  </w:pPr>
+                  <w:r>
+                    <w:rPr>
+                      <w:b/>
+                      <w:bCs/>
+                    </w:rPr>
+                    <w:t xml:space="preserve">Nombre</w:t>
+                  </w:r>
+                  <w:r>
+                    <w:t xml:space="preserve">: Nombre d’animaux déplacés lors d’un mouvement (porcs/volaille)</w:t>
+                  </w:r>
+                </w:p>
+              </w:tc>
+              <w:tc>
+                <w:tcPr/>
+                <w:p>
+                  <w:pPr>
+                    <w:pStyle w:val="Compact"/>
+                    <w:jc w:val="left"/>
+                    <w:jc w:val="center"/>
+                  </w:pPr>
+                  <w:r>
+                    <w:rPr>
+                      <w:rStyle w:val="VerbatimChar"/>
+                    </w:rPr>
+                    <w:t xml:space="preserve">:count</w:t>
+                  </w:r>
+                </w:p>
+              </w:tc>
+              <w:tc>
+                <w:tcPr/>
+                <w:p>
+                  <w:pPr>
+                    <w:pStyle w:val="Compact"/>
+                    <w:jc w:val="left"/>
+                    <w:jc w:val="center"/>
+                  </w:pPr>
+                  <w:r>
+                    <w:rPr>
+                      <w:rStyle w:val="VerbatimChar"/>
+                    </w:rPr>
+                    <w:t xml:space="preserve">xsd:integer</w:t>
+                  </w:r>
+                </w:p>
+              </w:tc>
+              <w:tc>
+                <w:tcPr/>
+                <w:p>
+                  <w:pPr>
+                    <w:pStyle w:val="Compact"/>
+                    <w:jc w:val="right"/>
+                    <w:jc w:val="center"/>
+                  </w:pPr>
+                  <w:r>
+                    <w:t xml:space="preserve">0..1</w:t>
+                  </w:r>
+                </w:p>
+              </w:tc>
+            </w:tr>
+            <w:tr>
+              <w:tc>
+                <w:tcPr/>
+                <w:p>
+                  <w:pPr>
+                    <w:pStyle w:val="Compact"/>
+                    <w:jc w:val="left"/>
+                    <w:jc w:val="center"/>
+                  </w:pPr>
+                  <w:r>
+                    <w:rPr>
+                      <w:b/>
+                      <w:bCs/>
+                    </w:rPr>
+                    <w:t xml:space="preserve">Poids</w:t>
+                  </w:r>
+                  <w:r>
+                    <w:t xml:space="preserve">: Poids total en kg du groupe d’animaux pour les annonces d’abattage de volaille</w:t>
+                  </w:r>
+                </w:p>
+              </w:tc>
+              <w:tc>
+                <w:tcPr/>
+                <w:p>
+                  <w:pPr>
+                    <w:pStyle w:val="Compact"/>
+                    <w:jc w:val="left"/>
+                    <w:jc w:val="center"/>
+                  </w:pPr>
+                  <w:r>
+                    <w:rPr>
+                      <w:rStyle w:val="VerbatimChar"/>
+                    </w:rPr>
+                    <w:t xml:space="preserve">:weight</w:t>
+                  </w:r>
+                </w:p>
+              </w:tc>
+              <w:tc>
+                <w:tcPr/>
+                <w:p>
+                  <w:pPr>
+                    <w:pStyle w:val="Compact"/>
+                    <w:jc w:val="left"/>
+                    <w:jc w:val="center"/>
+                  </w:pPr>
+                  <w:r>
+                    <w:rPr>
+                      <w:rStyle w:val="VerbatimChar"/>
+                    </w:rPr>
+                    <w:t xml:space="preserve">xsd:integer</w:t>
+                  </w:r>
+                </w:p>
+              </w:tc>
+              <w:tc>
+                <w:tcPr/>
+                <w:p>
+                  <w:pPr>
+                    <w:pStyle w:val="Compact"/>
+                    <w:jc w:val="right"/>
+                    <w:jc w:val="center"/>
+                  </w:pPr>
+                  <w:r>
+                    <w:t xml:space="preserve">0..1</w:t>
+                  </w:r>
+                </w:p>
+              </w:tc>
+            </w:tr>
+            <w:tr>
+              <w:tc>
+                <w:tcPr/>
+                <w:p>
+                  <w:pPr>
+                    <w:pStyle w:val="Compact"/>
+                    <w:jc w:val="left"/>
+                    <w:jc w:val="center"/>
+                  </w:pPr>
+                  <w:r>
+                    <w:rPr>
+                      <w:b/>
+                      <w:bCs/>
+                    </w:rPr>
+                    <w:t xml:space="preserve">Type d’utilisation</w:t>
+                  </w:r>
+                  <w:r>
+                    <w:t xml:space="preserve">: Type d’utilisation du groupe d’animaux (pour les animaux individuels il figure sur la classe «Einzeltier»)</w:t>
+                  </w:r>
+                </w:p>
+              </w:tc>
+              <w:tc>
+                <w:tcPr/>
+                <w:p>
+                  <w:pPr>
+                    <w:pStyle w:val="Compact"/>
+                    <w:jc w:val="left"/>
+                    <w:jc w:val="center"/>
+                  </w:pPr>
+                  <w:r>
+                    <w:rPr>
+                      <w:rStyle w:val="VerbatimChar"/>
+                    </w:rPr>
+                    <w:t xml:space="preserve">:typeOfUse</w:t>
+                  </w:r>
+                </w:p>
+              </w:tc>
+              <w:tc>
+                <w:tcPr/>
+                <w:p>
+                  <w:pPr>
+                    <w:pStyle w:val="Compact"/>
+                    <w:jc w:val="left"/>
+                    <w:jc w:val="center"/>
+                  </w:pPr>
+                  <w:r>
+                    <w:rPr>
+                      <w:rStyle w:val="VerbatimChar"/>
+                    </w:rPr>
+                    <w:t xml:space="preserve">:AnimalTypeOfUse</w:t>
+                  </w:r>
+                </w:p>
+              </w:tc>
+              <w:tc>
+                <w:tcPr/>
+                <w:p>
+                  <w:pPr>
+                    <w:pStyle w:val="Compact"/>
+                    <w:jc w:val="right"/>
+                    <w:jc w:val="center"/>
+                  </w:pPr>
+                  <w:r>
+                    <w:t xml:space="preserve">0..1</w:t>
+                  </w:r>
+                </w:p>
+              </w:tc>
+            </w:tr>
+            <w:tr>
+              <w:tc>
+                <w:tcPr/>
+                <w:p>
+                  <w:pPr>
+                    <w:pStyle w:val="Compact"/>
+                    <w:jc w:val="left"/>
+                    <w:jc w:val="center"/>
+                  </w:pPr>
+                  <w:r>
+                    <w:rPr>
+                      <w:b/>
+                      <w:bCs/>
+                    </w:rPr>
+                    <w:t xml:space="preserve">Âge</w:t>
+                  </w:r>
+                  <w:r>
+                    <w:t xml:space="preserve">: Pour les annonces de mise en place de volaille, l’âge doit être indiqué en semaines</w:t>
+                  </w:r>
+                </w:p>
+              </w:tc>
+              <w:tc>
+                <w:tcPr/>
+                <w:p>
+                  <w:pPr>
+                    <w:pStyle w:val="Compact"/>
+                    <w:jc w:val="left"/>
+                    <w:jc w:val="center"/>
+                  </w:pPr>
+                  <w:r>
+                    <w:rPr>
+                      <w:rStyle w:val="VerbatimChar"/>
+                    </w:rPr>
+                    <w:t xml:space="preserve">:age</w:t>
+                  </w:r>
+                </w:p>
+              </w:tc>
+              <w:tc>
+                <w:tcPr/>
+                <w:p>
+                  <w:pPr>
+                    <w:pStyle w:val="Compact"/>
+                    <w:jc w:val="left"/>
+                    <w:jc w:val="center"/>
+                  </w:pPr>
+                  <w:r>
+                    <w:rPr>
+                      <w:rStyle w:val="VerbatimChar"/>
+                    </w:rPr>
+                    <w:t xml:space="preserve">xsd:integer</w:t>
+                  </w:r>
+                </w:p>
+              </w:tc>
+              <w:tc>
+                <w:tcPr/>
+                <w:p>
+                  <w:pPr>
+                    <w:pStyle w:val="Compact"/>
+                    <w:jc w:val="right"/>
+                    <w:jc w:val="center"/>
+                  </w:pPr>
+                  <w:r>
+                    <w:t xml:space="preserve">0..1</w:t>
+                  </w:r>
+                </w:p>
+              </w:tc>
+            </w:tr>
+          </w:tbl>
+          <w:bookmarkEnd w:id="25"/>
+          <w:p/>
+        </w:tc>
+      </w:tr>
+    </w:tbl>
+    <w:bookmarkEnd w:id="26"/>
+    <w:bookmarkStart w:id="28" w:name="sec-nodeshape-legalunitshape"/>
+    <w:p>
+      <w:pPr>
+        <w:pStyle w:val="Heading2"/>
+      </w:pPr>
+      <w:r>
+        <w:t xml:space="preserve">2.5 Unité juridique</w:t>
+      </w:r>
+    </w:p>
+    <w:p>
+      <w:pPr>
+        <w:pStyle w:val="FirstParagraph"/>
+      </w:pPr>
+      <w:r>
+        <w:t xml:space="preserve">L’unité juridique au sens de l’eCH-0108 est une personne morale (p. ex. société anonyme, Sàrl), une société de personnes (p. ex. société en nom collectif) ou une personne physique exerçant une activité indépendante qui est soumise à la loi fédérale sur le numéro d’identification des entreprises (LIDE) et qui est inscrite au registre IDE. Elle identifie par exemple le sujet fiscal pour les autorités fiscales ou la personne assujettie aux cotisations d’assurances sociales. L’unité juridique est identifiée par son IDE. Ce n’est que lorsque l’entreprise est une «entreprise individuelle» que l’exploitant est en même temps une personne physique. Le système maître de ces données est le registre IDE de l’OFS ; le système d’information agricole obtient les données de ce registre via une interface. Le détenteur d’animaux et le propriétaire d’équidés sont les deux formes d’unité juridique qui apparaissent dans le présent Hilfsmittel (chapitre 3.1.1 de l’outil). Les attributs sont décrits dans l’</w:t>
+      </w:r>
+      <w:hyperlink r:id="rId21">
+        <w:r>
+          <w:rPr>
+            <w:rStyle w:val="Hyperlink"/>
+          </w:rPr>
+          <w:t xml:space="preserve">eCH-0261</w:t>
+        </w:r>
+      </w:hyperlink>
+      <w:r>
+        <w:t xml:space="preserve">, chapitres 3.1 et 3.2, ainsi que dans l’</w:t>
+      </w:r>
+      <w:hyperlink r:id="rId27">
+        <w:r>
+          <w:rPr>
+            <w:rStyle w:val="Hyperlink"/>
+          </w:rPr>
+          <w:t xml:space="preserve">eCH-0108</w:t>
+        </w:r>
+      </w:hyperlink>
+      <w:r>
+        <w:t xml:space="preserve">, chapitre 3.1.</w:t>
+      </w:r>
+    </w:p>
+    <w:p>
+      <w:pPr>
+        <w:pStyle w:val="BodyText"/>
+      </w:pPr>
+      <w:r>
+        <w:rPr>
+          <w:b/>
+          <w:bCs/>
+        </w:rPr>
+        <w:t xml:space="preserve">Classe cible:</w:t>
+      </w:r>
+      <w:r>
+        <w:t xml:space="preserve"> </w:t>
+      </w:r>
+      <w:r>
+        <w:rPr>
+          <w:rStyle w:val="VerbatimChar"/>
+        </w:rPr>
+        <w:t xml:space="preserve">:LegalUnit</w:t>
+      </w:r>
+    </w:p>
+    <w:bookmarkEnd w:id="28"/>
+    <w:bookmarkStart w:id="30" w:name="sec-nodeshape-localunitshape"/>
+    <w:p>
+      <w:pPr>
+        <w:pStyle w:val="Heading2"/>
+      </w:pPr>
+      <w:r>
+        <w:t xml:space="preserve">2.6 Unité locale</w:t>
+      </w:r>
+    </w:p>
+    <w:p>
+      <w:pPr>
+        <w:pStyle w:val="FirstParagraph"/>
+      </w:pPr>
+      <w:r>
+        <w:t xml:space="preserve">Une unité locale au sens de l’eCH-0108 est une installation située en un lieu déterminé où s’exerce une activité économique. Une unité locale possède un numéro REE et est toujours rattachée à une unité juridique (ou entreprise). L’unité locale est identifiée par son numéro REE. Une unité locale peut se composer d’un ou de plusieurs bâtiments. L’EGID attribué au numéro REE se rapporte au «centre» de l’unité locale, respectivement à son bâtiment principal. Dans la BDTA, les unités locales sont appelées «unités d’élevage» et sont en outre identifiées par leur numéro BDTA. Cette définition est tirée de l’</w:t>
+      </w:r>
+      <w:hyperlink r:id="rId27">
+        <w:r>
+          <w:rPr>
+            <w:rStyle w:val="Hyperlink"/>
+          </w:rPr>
+          <w:t xml:space="preserve">eCH-0108</w:t>
+        </w:r>
+      </w:hyperlink>
+      <w:r>
+        <w:t xml:space="preserve">, chapitre 1.5 ; les compléments spécifiques à l’agriculture sont décrits dans l’</w:t>
+      </w:r>
+      <w:hyperlink r:id="rId21">
+        <w:r>
+          <w:rPr>
+            <w:rStyle w:val="Hyperlink"/>
+          </w:rPr>
+          <w:t xml:space="preserve">eCH-0261</w:t>
+        </w:r>
+      </w:hyperlink>
+      <w:r>
+        <w:t xml:space="preserve">, chapitres 3.3 et 3.4.</w:t>
+      </w:r>
+    </w:p>
+    <w:p>
+      <w:pPr>
+        <w:pStyle w:val="BodyText"/>
+      </w:pPr>
+      <w:r>
+        <w:rPr>
+          <w:b/>
+          <w:bCs/>
+        </w:rPr>
+        <w:t xml:space="preserve">Classe cible:</w:t>
+      </w:r>
+      <w:r>
+        <w:t xml:space="preserve"> </w:t>
+      </w:r>
+      <w:r>
+        <w:rPr>
+          <w:rStyle w:val="VerbatimChar"/>
+        </w:rPr>
+        <w:t xml:space="preserve">:LocalUnit</w:t>
+      </w:r>
+    </w:p>
+    <w:tbl>
+      <w:tblPr>
+        <w:tblStyle w:val="Table"/>
+        <w:tblW w:type="pct" w:w="5000"/>
+        <w:tblLayout w:type="fixed"/>
+        <w:tblLook w:firstRow="0" w:lastRow="0" w:firstColumn="0" w:lastColumn="0" w:noHBand="0" w:noVBand="0" w:val="0000"/>
+      </w:tblPr>
+      <w:tblGrid>
+        <w:gridCol w:w="7920"/>
+      </w:tblGrid>
+      <w:tr>
+        <w:tc>
+          <w:tcPr/>
+          <w:bookmarkStart w:id="29" w:name="tbl-nodeshape-localunitshape"/>
+          <w:p>
+            <w:pPr>
+              <w:jc w:val="center"/>
+            </w:pPr>
+            <w:pPr>
+              <w:jc w:val="left"/>
+              <w:spacing w:before="200"/>
+              <w:pStyle w:val="ImageCaption"/>
+            </w:pPr>
+            <w:r>
+              <w:t xml:space="preserve">Table 4: propriétés Unité locale</w:t>
+            </w:r>
+          </w:p>
+          <w:tbl>
+            <w:tblPr>
+              <w:tblStyle w:val="Table"/>
+              <w:tblW w:type="pct" w:w="5000"/>
+              <w:tblLayout w:type="fixed"/>
+              <w:tblLook w:firstRow="1" w:lastRow="0" w:firstColumn="0" w:lastColumn="0" w:noHBand="0" w:noVBand="0" w:val="0020"/>
+            </w:tblPr>
+            <w:tblGrid>
+              <w:gridCol w:w="3168"/>
+              <w:gridCol w:w="1980"/>
+              <w:gridCol w:w="1980"/>
+              <w:gridCol w:w="792"/>
+            </w:tblGrid>
+            <w:tr>
+              <w:trPr>
+                <w:tblHeader w:val="on"/>
+              </w:trPr>
+              <w:tc>
+                <w:tcPr/>
+                <w:p>
+                  <w:pPr>
+                    <w:pStyle w:val="Compact"/>
+                    <w:jc w:val="left"/>
+                    <w:jc w:val="center"/>
+                  </w:pPr>
+                  <w:r>
+                    <w:t xml:space="preserve">Description</w:t>
+                  </w:r>
+                </w:p>
+              </w:tc>
+              <w:tc>
+                <w:tcPr/>
+                <w:p>
+                  <w:pPr>
+                    <w:pStyle w:val="Compact"/>
+                    <w:jc w:val="left"/>
+                    <w:jc w:val="center"/>
+                  </w:pPr>
+                  <w:r>
+                    <w:t xml:space="preserve">Chemin</w:t>
+                  </w:r>
+                </w:p>
+              </w:tc>
+              <w:tc>
+                <w:tcPr/>
+                <w:p>
+                  <w:pPr>
+                    <w:pStyle w:val="Compact"/>
+                    <w:jc w:val="left"/>
+                    <w:jc w:val="center"/>
+                  </w:pPr>
+                  <w:r>
+                    <w:t xml:space="preserve">Type</w:t>
+                  </w:r>
+                </w:p>
+              </w:tc>
+              <w:tc>
+                <w:tcPr/>
+                <w:p>
+                  <w:pPr>
+                    <w:pStyle w:val="Compact"/>
+                    <w:jc w:val="right"/>
+                    <w:jc w:val="center"/>
+                  </w:pPr>
+                  <w:r>
+                    <w:t xml:space="preserve">Card.</w:t>
+                  </w:r>
+                </w:p>
+              </w:tc>
+            </w:tr>
+            <w:tr>
+              <w:tc>
+                <w:tcPr/>
+                <w:p>
+                  <w:pPr>
+                    <w:pStyle w:val="Compact"/>
+                    <w:jc w:val="left"/>
+                    <w:jc w:val="center"/>
+                  </w:pPr>
+                  <w:r>
+                    <w:rPr>
+                      <w:b/>
+                      <w:bCs/>
+                    </w:rPr>
+                    <w:t xml:space="preserve">Détenteur d’animaux</w:t>
+                  </w:r>
+                  <w:r>
+                    <w:t xml:space="preserve">: Rattachement de l’unité locale au détenteur d’animaux. Selon l’eCH-0108, chapitre 1.5, une unité locale est toujours rattachée à une unité juridique (ou entreprise) ; les données de base de l’unité locale comportent à cet effet l’attribut facultatif «mainUid» contenant l’IDE de l’unité juridique principale. Le détenteur d’animaux n’étant, selon le catalogue d’objets, qu’une forme particulière de l’unité juridique, ce rattachement n’est pas obligatoire.</w:t>
+                  </w:r>
+                </w:p>
+              </w:tc>
+              <w:tc>
+                <w:tcPr/>
+                <w:p>
+                  <w:pPr>
+                    <w:pStyle w:val="Compact"/>
+                    <w:jc w:val="left"/>
+                    <w:jc w:val="center"/>
+                  </w:pPr>
+                  <w:r>
+                    <w:rPr>
+                      <w:rStyle w:val="VerbatimChar"/>
+                    </w:rPr>
+                    <w:t xml:space="preserve">:animalKeeper</w:t>
+                  </w:r>
+                </w:p>
+              </w:tc>
+              <w:tc>
+                <w:tcPr/>
+                <w:p>
+                  <w:pPr>
+                    <w:pStyle w:val="Compact"/>
+                    <w:jc w:val="left"/>
+                    <w:jc w:val="center"/>
+                  </w:pPr>
+                  <w:hyperlink w:anchor="sec-nodeshape-animalkeepershape">
+                    <w:r>
+                      <w:rPr>
+                        <w:rStyle w:val="VerbatimChar"/>
+                      </w:rPr>
+                      <w:t xml:space="preserve">:AnimalKeeper</w:t>
+                    </w:r>
+                  </w:hyperlink>
+                </w:p>
+              </w:tc>
+              <w:tc>
+                <w:tcPr/>
+                <w:p>
+                  <w:pPr>
+                    <w:pStyle w:val="Compact"/>
+                    <w:jc w:val="right"/>
+                    <w:jc w:val="center"/>
+                  </w:pPr>
+                  <w:r>
+                    <w:t xml:space="preserve">0..1</w:t>
+                  </w:r>
+                </w:p>
+              </w:tc>
+            </w:tr>
+          </w:tbl>
+          <w:bookmarkEnd w:id="29"/>
+          <w:p/>
+        </w:tc>
+      </w:tr>
+    </w:tbl>
+    <w:bookmarkEnd w:id="30"/>
+    <w:bookmarkStart w:id="32" w:name="sec-nodeshape-equidshape"/>
+    <w:p>
+      <w:pPr>
+        <w:pStyle w:val="Heading2"/>
+      </w:pPr>
+      <w:r>
+        <w:t xml:space="preserve">2.7 Équidé</w:t>
+      </w:r>
+    </w:p>
+    <w:p>
+      <w:pPr>
+        <w:pStyle w:val="FirstParagraph"/>
+      </w:pPr>
+      <w:r>
+        <w:t xml:space="preserve">Sous-classe de la classe animal individuel pour les animaux du genre équidé (cheval, mulet, bardot, âne). Tous les attributs de la classe animal individuel s’appliquent également aux équidés ; cette classe ne décrit que les informations supplémentaires propres aux équidés. Pour les équidés, la responsabilité des notifications incombe au propriétaire et non au détenteur d’animaux. Un propriétaire est l’unité juridique qui détient des équidés en propriété ; le terme n’est utilisé que pour les propriétaires d’équidés (chapitre 3.1.1 de l’outil).</w:t>
+      </w:r>
+    </w:p>
+    <w:p>
+      <w:pPr>
+        <w:pStyle w:val="BodyText"/>
+      </w:pPr>
+      <w:r>
+        <w:rPr>
+          <w:b/>
+          <w:bCs/>
+        </w:rPr>
+        <w:t xml:space="preserve">Classe cible:</w:t>
+      </w:r>
+      <w:r>
+        <w:t xml:space="preserve"> </w:t>
+      </w:r>
+      <w:r>
+        <w:rPr>
+          <w:rStyle w:val="VerbatimChar"/>
+        </w:rPr>
+        <w:t xml:space="preserve">:Equid</w:t>
+      </w:r>
+    </w:p>
+    <w:tbl>
+      <w:tblPr>
+        <w:tblStyle w:val="Table"/>
+        <w:tblW w:type="pct" w:w="5000"/>
+        <w:tblLayout w:type="fixed"/>
+        <w:tblLook w:firstRow="0" w:lastRow="0" w:firstColumn="0" w:lastColumn="0" w:noHBand="0" w:noVBand="0" w:val="0000"/>
+      </w:tblPr>
+      <w:tblGrid>
+        <w:gridCol w:w="7920"/>
+      </w:tblGrid>
+      <w:tr>
+        <w:tc>
+          <w:tcPr/>
+          <w:bookmarkStart w:id="31" w:name="tbl-nodeshape-equidshape"/>
+          <w:p>
+            <w:pPr>
+              <w:jc w:val="center"/>
+            </w:pPr>
+            <w:pPr>
+              <w:jc w:val="left"/>
+              <w:spacing w:before="200"/>
+              <w:pStyle w:val="ImageCaption"/>
+            </w:pPr>
+            <w:r>
+              <w:t xml:space="preserve">Table 5: propriétés Équidé</w:t>
+            </w:r>
+          </w:p>
+          <w:tbl>
+            <w:tblPr>
+              <w:tblStyle w:val="Table"/>
+              <w:tblW w:type="pct" w:w="5000"/>
+              <w:tblLayout w:type="fixed"/>
+              <w:tblLook w:firstRow="1" w:lastRow="0" w:firstColumn="0" w:lastColumn="0" w:noHBand="0" w:noVBand="0" w:val="0020"/>
+            </w:tblPr>
+            <w:tblGrid>
+              <w:gridCol w:w="3168"/>
+              <w:gridCol w:w="1980"/>
+              <w:gridCol w:w="1980"/>
+              <w:gridCol w:w="792"/>
+            </w:tblGrid>
+            <w:tr>
+              <w:trPr>
+                <w:tblHeader w:val="on"/>
+              </w:trPr>
+              <w:tc>
+                <w:tcPr/>
+                <w:p>
+                  <w:pPr>
+                    <w:pStyle w:val="Compact"/>
+                    <w:jc w:val="left"/>
+                    <w:jc w:val="center"/>
+                  </w:pPr>
+                  <w:r>
+                    <w:t xml:space="preserve">Description</w:t>
+                  </w:r>
+                </w:p>
+              </w:tc>
+              <w:tc>
+                <w:tcPr/>
+                <w:p>
+                  <w:pPr>
+                    <w:pStyle w:val="Compact"/>
+                    <w:jc w:val="left"/>
+                    <w:jc w:val="center"/>
+                  </w:pPr>
+                  <w:r>
+                    <w:t xml:space="preserve">Chemin</w:t>
+                  </w:r>
+                </w:p>
+              </w:tc>
+              <w:tc>
+                <w:tcPr/>
+                <w:p>
+                  <w:pPr>
+                    <w:pStyle w:val="Compact"/>
+                    <w:jc w:val="left"/>
+                    <w:jc w:val="center"/>
+                  </w:pPr>
+                  <w:r>
+                    <w:t xml:space="preserve">Type</w:t>
+                  </w:r>
+                </w:p>
+              </w:tc>
+              <w:tc>
+                <w:tcPr/>
+                <w:p>
+                  <w:pPr>
+                    <w:pStyle w:val="Compact"/>
+                    <w:jc w:val="right"/>
+                    <w:jc w:val="center"/>
+                  </w:pPr>
+                  <w:r>
+                    <w:t xml:space="preserve">Card.</w:t>
+                  </w:r>
+                </w:p>
+              </w:tc>
+            </w:tr>
+            <w:tr>
+              <w:tc>
+                <w:tcPr/>
+                <w:p>
+                  <w:pPr>
+                    <w:pStyle w:val="Compact"/>
+                    <w:jc w:val="left"/>
+                    <w:jc w:val="center"/>
+                  </w:pPr>
+                  <w:r>
+                    <w:rPr>
+                      <w:b/>
+                      <w:bCs/>
+                    </w:rPr>
+                    <w:t xml:space="preserve">Propriétaire</w:t>
+                  </w:r>
+                  <w:r>
+                    <w:t xml:space="preserve">: L’unité juridique qui détient l’équidé en propriété. Pour les équidés, la responsabilité des notifications incombe au propriétaire et non au détenteur d’animaux (chapitre 3.1.1 de l’outil).</w:t>
+                  </w:r>
+                </w:p>
+              </w:tc>
+              <w:tc>
+                <w:tcPr/>
+                <w:p>
+                  <w:pPr>
+                    <w:pStyle w:val="Compact"/>
+                    <w:jc w:val="left"/>
+                    <w:jc w:val="center"/>
+                  </w:pPr>
+                  <w:r>
+                    <w:rPr>
+                      <w:rStyle w:val="VerbatimChar"/>
+                    </w:rPr>
+                    <w:t xml:space="preserve">:owner</w:t>
+                  </w:r>
+                </w:p>
+              </w:tc>
+              <w:tc>
+                <w:tcPr/>
+                <w:p>
+                  <w:pPr>
+                    <w:pStyle w:val="Compact"/>
+                    <w:jc w:val="left"/>
+                    <w:jc w:val="center"/>
+                  </w:pPr>
+                  <w:hyperlink w:anchor="sec-nodeshape-legalunitshape">
+                    <w:r>
+                      <w:rPr>
+                        <w:rStyle w:val="VerbatimChar"/>
+                      </w:rPr>
+                      <w:t xml:space="preserve">:LegalUnit</w:t>
+                    </w:r>
+                  </w:hyperlink>
+                </w:p>
+              </w:tc>
+              <w:tc>
+                <w:tcPr/>
+                <w:p>
+                  <w:pPr>
+                    <w:pStyle w:val="Compact"/>
+                    <w:jc w:val="right"/>
+                    <w:jc w:val="center"/>
+                  </w:pPr>
+                  <w:r>
+                    <w:t xml:space="preserve">1..1</w:t>
+                  </w:r>
+                </w:p>
+              </w:tc>
+            </w:tr>
+            <w:tr>
+              <w:tc>
+                <w:tcPr/>
+                <w:p>
+                  <w:pPr>
+                    <w:pStyle w:val="Compact"/>
+                    <w:jc w:val="left"/>
+                    <w:jc w:val="center"/>
+                  </w:pPr>
+                  <w:r>
+                    <w:rPr>
+                      <w:b/>
+                      <w:bCs/>
+                    </w:rPr>
+                    <w:t xml:space="preserve">Catégorie de taille</w:t>
+                  </w:r>
+                </w:p>
+              </w:tc>
+              <w:tc>
+                <w:tcPr/>
+                <w:p>
+                  <w:pPr>
+                    <w:pStyle w:val="Compact"/>
+                    <w:jc w:val="left"/>
+                    <w:jc w:val="center"/>
+                  </w:pPr>
+                  <w:r>
+                    <w:rPr>
+                      <w:rStyle w:val="VerbatimChar"/>
+                    </w:rPr>
+                    <w:t xml:space="preserve">:withersClass</w:t>
+                  </w:r>
+                </w:p>
+              </w:tc>
+              <w:tc>
+                <w:tcPr/>
+                <w:p>
+                  <w:pPr>
+                    <w:pStyle w:val="Compact"/>
+                    <w:jc w:val="left"/>
+                    <w:jc w:val="center"/>
+                  </w:pPr>
+                  <w:r>
+                    <w:rPr>
+                      <w:rStyle w:val="VerbatimChar"/>
+                    </w:rPr>
+                    <w:t xml:space="preserve">:EquidWithersClass</w:t>
+                  </w:r>
+                </w:p>
+              </w:tc>
+              <w:tc>
+                <w:tcPr/>
+                <w:p>
+                  <w:pPr>
+                    <w:pStyle w:val="Compact"/>
+                    <w:jc w:val="right"/>
+                    <w:jc w:val="center"/>
+                  </w:pPr>
+                  <w:r>
+                    <w:t xml:space="preserve">1..1</w:t>
+                  </w:r>
+                </w:p>
+              </w:tc>
+            </w:tr>
+          </w:tbl>
+          <w:bookmarkEnd w:id="31"/>
+          <w:p/>
+        </w:tc>
+      </w:tr>
+    </w:tbl>
+    <w:bookmarkEnd w:id="32"/>
+    <w:bookmarkStart w:id="34" w:name="sec-nodeshape-animalhealthstatusshape"/>
+    <w:p>
+      <w:pPr>
+        <w:pStyle w:val="Heading2"/>
+      </w:pPr>
+      <w:r>
+        <w:t xml:space="preserve">2.8 État sanitaire de l’animal individuel</w:t>
+      </w:r>
+    </w:p>
+    <w:p>
+      <w:pPr>
+        <w:pStyle w:val="FirstParagraph"/>
+      </w:pPr>
+      <w:r>
+        <w:t xml:space="preserve">Une information épizootique enregistrée sur un animal individuel. Outre le statut épizootique individuel, les vaccinations pertinentes sont également enregistrées.</w:t>
+      </w:r>
+    </w:p>
+    <w:p>
+      <w:pPr>
+        <w:pStyle w:val="BodyText"/>
+      </w:pPr>
+      <w:r>
+        <w:rPr>
+          <w:b/>
+          <w:bCs/>
+        </w:rPr>
+        <w:t xml:space="preserve">Classe cible:</w:t>
+      </w:r>
+      <w:r>
+        <w:t xml:space="preserve"> </w:t>
+      </w:r>
+      <w:r>
+        <w:rPr>
+          <w:rStyle w:val="VerbatimChar"/>
+        </w:rPr>
+        <w:t xml:space="preserve">:AnimalHealthStatus</w:t>
+      </w:r>
+    </w:p>
+    <w:tbl>
+      <w:tblPr>
+        <w:tblStyle w:val="Table"/>
+        <w:tblW w:type="pct" w:w="5000"/>
+        <w:tblLayout w:type="fixed"/>
+        <w:tblLook w:firstRow="0" w:lastRow="0" w:firstColumn="0" w:lastColumn="0" w:noHBand="0" w:noVBand="0" w:val="0000"/>
+      </w:tblPr>
+      <w:tblGrid>
+        <w:gridCol w:w="7920"/>
+      </w:tblGrid>
+      <w:tr>
+        <w:tc>
+          <w:tcPr/>
+          <w:bookmarkStart w:id="33" w:name="tbl-nodeshape-animalhealthstatusshape"/>
+          <w:p>
+            <w:pPr>
+              <w:jc w:val="center"/>
+            </w:pPr>
+            <w:pPr>
+              <w:jc w:val="left"/>
+              <w:spacing w:before="200"/>
+              <w:pStyle w:val="ImageCaption"/>
+            </w:pPr>
+            <w:r>
+              <w:t xml:space="preserve">Table 6: propriétés État sanitaire de l’animal individuel</w:t>
+            </w:r>
+          </w:p>
+          <w:tbl>
+            <w:tblPr>
+              <w:tblStyle w:val="Table"/>
+              <w:tblW w:type="pct" w:w="5000"/>
+              <w:tblLayout w:type="fixed"/>
+              <w:tblLook w:firstRow="1" w:lastRow="0" w:firstColumn="0" w:lastColumn="0" w:noHBand="0" w:noVBand="0" w:val="0020"/>
+            </w:tblPr>
+            <w:tblGrid>
+              <w:gridCol w:w="3168"/>
+              <w:gridCol w:w="1980"/>
+              <w:gridCol w:w="1980"/>
+              <w:gridCol w:w="792"/>
+            </w:tblGrid>
+            <w:tr>
+              <w:trPr>
+                <w:tblHeader w:val="on"/>
+              </w:trPr>
+              <w:tc>
+                <w:tcPr/>
+                <w:p>
+                  <w:pPr>
+                    <w:pStyle w:val="Compact"/>
+                    <w:jc w:val="left"/>
+                    <w:jc w:val="center"/>
+                  </w:pPr>
+                  <w:r>
+                    <w:t xml:space="preserve">Description</w:t>
+                  </w:r>
+                </w:p>
+              </w:tc>
+              <w:tc>
+                <w:tcPr/>
+                <w:p>
+                  <w:pPr>
+                    <w:pStyle w:val="Compact"/>
+                    <w:jc w:val="left"/>
+                    <w:jc w:val="center"/>
+                  </w:pPr>
+                  <w:r>
+                    <w:t xml:space="preserve">Chemin</w:t>
+                  </w:r>
+                </w:p>
+              </w:tc>
+              <w:tc>
+                <w:tcPr/>
+                <w:p>
+                  <w:pPr>
+                    <w:pStyle w:val="Compact"/>
+                    <w:jc w:val="left"/>
+                    <w:jc w:val="center"/>
+                  </w:pPr>
+                  <w:r>
+                    <w:t xml:space="preserve">Type</w:t>
+                  </w:r>
+                </w:p>
+              </w:tc>
+              <w:tc>
+                <w:tcPr/>
+                <w:p>
+                  <w:pPr>
+                    <w:pStyle w:val="Compact"/>
+                    <w:jc w:val="right"/>
+                    <w:jc w:val="center"/>
+                  </w:pPr>
+                  <w:r>
+                    <w:t xml:space="preserve">Card.</w:t>
+                  </w:r>
+                </w:p>
+              </w:tc>
+            </w:tr>
+            <w:tr>
+              <w:tc>
+                <w:tcPr/>
+                <w:p>
+                  <w:pPr>
+                    <w:pStyle w:val="Compact"/>
+                    <w:jc w:val="left"/>
+                    <w:jc w:val="center"/>
+                  </w:pPr>
+                  <w:r>
+                    <w:rPr>
+                      <w:b/>
+                      <w:bCs/>
+                    </w:rPr>
+                    <w:t xml:space="preserve">ID de l’animal</w:t>
+                  </w:r>
+                  <w:r>
+                    <w:t xml:space="preserve">: Un état sanitaire de l’animal individuel se rapporte à exactement un animal individuel.</w:t>
+                  </w:r>
+                </w:p>
+              </w:tc>
+              <w:tc>
+                <w:tcPr/>
+                <w:p>
+                  <w:pPr>
+                    <w:pStyle w:val="Compact"/>
+                    <w:jc w:val="left"/>
+                    <w:jc w:val="center"/>
+                  </w:pPr>
+                  <w:r>
+                    <w:rPr>
+                      <w:rStyle w:val="VerbatimChar"/>
+                    </w:rPr>
+                    <w:t xml:space="preserve">:animal</w:t>
+                  </w:r>
+                </w:p>
+              </w:tc>
+              <w:tc>
+                <w:tcPr/>
+                <w:p>
+                  <w:pPr>
+                    <w:pStyle w:val="Compact"/>
+                    <w:jc w:val="left"/>
+                    <w:jc w:val="center"/>
+                  </w:pPr>
+                  <w:hyperlink w:anchor="sec-nodeshape-animalshape">
+                    <w:r>
+                      <w:rPr>
+                        <w:rStyle w:val="VerbatimChar"/>
+                      </w:rPr>
+                      <w:t xml:space="preserve">:Animal</w:t>
+                    </w:r>
+                  </w:hyperlink>
+                </w:p>
+              </w:tc>
+              <w:tc>
+                <w:tcPr/>
+                <w:p>
+                  <w:pPr>
+                    <w:pStyle w:val="Compact"/>
+                    <w:jc w:val="right"/>
+                    <w:jc w:val="center"/>
+                  </w:pPr>
+                  <w:r>
+                    <w:t xml:space="preserve">1..1</w:t>
+                  </w:r>
+                </w:p>
+              </w:tc>
+            </w:tr>
+            <w:tr>
+              <w:tc>
+                <w:tcPr/>
+                <w:p>
+                  <w:pPr>
+                    <w:pStyle w:val="Compact"/>
+                    <w:jc w:val="left"/>
+                    <w:jc w:val="center"/>
+                  </w:pPr>
+                  <w:r>
+                    <w:rPr>
+                      <w:b/>
+                      <w:bCs/>
+                    </w:rPr>
+                    <w:t xml:space="preserve">Type</w:t>
+                  </w:r>
+                  <w:r>
+                    <w:t xml:space="preserve">: p. ex. statut épizootique, vaccinal ou de risque</w:t>
+                  </w:r>
+                </w:p>
+              </w:tc>
+              <w:tc>
+                <w:tcPr/>
+                <w:p>
+                  <w:pPr>
+                    <w:pStyle w:val="Compact"/>
+                    <w:jc w:val="left"/>
+                    <w:jc w:val="center"/>
+                  </w:pPr>
+                  <w:r>
+                    <w:rPr>
+                      <w:rStyle w:val="VerbatimChar"/>
+                    </w:rPr>
+                    <w:t xml:space="preserve">:healthStatusType</w:t>
+                  </w:r>
+                </w:p>
+              </w:tc>
+              <w:tc>
+                <w:tcPr/>
+                <w:p>
+                  <w:pPr>
+                    <w:pStyle w:val="Compact"/>
+                    <w:jc w:val="left"/>
+                    <w:jc w:val="center"/>
+                  </w:pPr>
+                  <w:r>
+                    <w:rPr>
+                      <w:rStyle w:val="VerbatimChar"/>
+                    </w:rPr>
+                    <w:t xml:space="preserve">:HealthStatusType</w:t>
+                  </w:r>
+                </w:p>
+              </w:tc>
+              <w:tc>
+                <w:tcPr/>
+                <w:p>
+                  <w:pPr>
+                    <w:pStyle w:val="Compact"/>
+                    <w:jc w:val="right"/>
+                    <w:jc w:val="center"/>
+                  </w:pPr>
+                  <w:r>
+                    <w:t xml:space="preserve">0..1</w:t>
+                  </w:r>
+                </w:p>
+              </w:tc>
+            </w:tr>
+            <w:tr>
+              <w:tc>
+                <w:tcPr/>
+                <w:p>
+                  <w:pPr>
+                    <w:pStyle w:val="Compact"/>
+                    <w:jc w:val="left"/>
+                    <w:jc w:val="center"/>
+                  </w:pPr>
+                  <w:r>
+                    <w:rPr>
+                      <w:b/>
+                      <w:bCs/>
+                    </w:rPr>
+                    <w:t xml:space="preserve">Statut</w:t>
+                  </w:r>
+                </w:p>
+              </w:tc>
+              <w:tc>
+                <w:tcPr/>
+                <w:p>
+                  <w:pPr>
+                    <w:pStyle w:val="Compact"/>
+                    <w:jc w:val="left"/>
+                    <w:jc w:val="center"/>
+                  </w:pPr>
+                  <w:r>
+                    <w:rPr>
+                      <w:rStyle w:val="VerbatimChar"/>
+                    </w:rPr>
+                    <w:t xml:space="preserve">:epizooticStatus</w:t>
+                  </w:r>
+                </w:p>
+              </w:tc>
+              <w:tc>
+                <w:tcPr/>
+                <w:p>
+                  <w:pPr>
+                    <w:pStyle w:val="Compact"/>
+                    <w:jc w:val="left"/>
+                    <w:jc w:val="center"/>
+                  </w:pPr>
+                  <w:r>
+                    <w:rPr>
+                      <w:rStyle w:val="VerbatimChar"/>
+                    </w:rPr>
+                    <w:t xml:space="preserve">:AnimalEpizooticStatus</w:t>
+                  </w:r>
+                </w:p>
+              </w:tc>
+              <w:tc>
+                <w:tcPr/>
+                <w:p>
+                  <w:pPr>
+                    <w:pStyle w:val="Compact"/>
+                    <w:jc w:val="right"/>
+                    <w:jc w:val="center"/>
+                  </w:pPr>
+                  <w:r>
+                    <w:t xml:space="preserve">0..1</w:t>
+                  </w:r>
+                </w:p>
+              </w:tc>
+            </w:tr>
+            <w:tr>
+              <w:tc>
+                <w:tcPr/>
+                <w:p>
+                  <w:pPr>
+                    <w:pStyle w:val="Compact"/>
+                    <w:jc w:val="left"/>
+                    <w:jc w:val="center"/>
+                  </w:pPr>
+                  <w:r>
+                    <w:rPr>
+                      <w:b/>
+                      <w:bCs/>
+                    </w:rPr>
+                    <w:t xml:space="preserve">Date</w:t>
+                  </w:r>
+                  <w:r>
+                    <w:t xml:space="preserve">: Date à partir de laquelle le statut est valable, ou la date de vaccination</w:t>
+                  </w:r>
+                </w:p>
+              </w:tc>
+              <w:tc>
+                <w:tcPr/>
+                <w:p>
+                  <w:pPr>
+                    <w:pStyle w:val="Compact"/>
+                    <w:jc w:val="left"/>
+                    <w:jc w:val="center"/>
+                  </w:pPr>
+                  <w:r>
+                    <w:rPr>
+                      <w:rStyle w:val="VerbatimChar"/>
+                    </w:rPr>
+                    <w:t xml:space="preserve">:validFrom</w:t>
+                  </w:r>
+                </w:p>
+              </w:tc>
+              <w:tc>
+                <w:tcPr/>
+                <w:p>
+                  <w:pPr>
+                    <w:pStyle w:val="Compact"/>
+                    <w:jc w:val="left"/>
+                    <w:jc w:val="center"/>
+                  </w:pPr>
+                  <w:r>
+                    <w:rPr>
+                      <w:rStyle w:val="VerbatimChar"/>
+                    </w:rPr>
+                    <w:t xml:space="preserve">xsd:date</w:t>
+                  </w:r>
+                </w:p>
+              </w:tc>
+              <w:tc>
+                <w:tcPr/>
+                <w:p>
+                  <w:pPr>
+                    <w:pStyle w:val="Compact"/>
+                    <w:jc w:val="right"/>
+                    <w:jc w:val="center"/>
+                  </w:pPr>
+                  <w:r>
+                    <w:t xml:space="preserve">0..1</w:t>
+                  </w:r>
+                </w:p>
+              </w:tc>
+            </w:tr>
+          </w:tbl>
+          <w:bookmarkEnd w:id="33"/>
+          <w:p/>
+        </w:tc>
+      </w:tr>
+    </w:tbl>
+    <w:bookmarkEnd w:id="34"/>
+    <w:bookmarkStart w:id="36" w:name="sec-nodeshape-localunithealthstatusshape"/>
+    <w:p>
+      <w:pPr>
+        <w:pStyle w:val="Heading2"/>
+      </w:pPr>
+      <w:r>
+        <w:t xml:space="preserve">2.9 État sanitaire de l’unité locale</w:t>
+      </w:r>
+    </w:p>
+    <w:p>
+      <w:pPr>
+        <w:pStyle w:val="FirstParagraph"/>
+      </w:pPr>
+      <w:r>
+        <w:t xml:space="preserve">Lorsque des épizooties revêtent une importance nationale, il est essentiel que les détenteurs d’animaux soient informés des interdictions de déplacement et du statut épizootique, afin de minimiser le risque de propagation par le trafic des animaux. Une information épizootique enregistrée sur une unité locale. Outre le statut épizootique d’une unité locale, les résultats de vaccination, de risque et de laboratoire peuvent également être représentés. La spécification openAPI d’AnimalTracing ne prévoit pas de classe distincte à cet effet ; les informations correspondantes y sont des attributs de l’unité locale.</w:t>
+      </w:r>
+    </w:p>
+    <w:p>
+      <w:pPr>
+        <w:pStyle w:val="BodyText"/>
+      </w:pPr>
+      <w:r>
+        <w:rPr>
+          <w:b/>
+          <w:bCs/>
+        </w:rPr>
+        <w:t xml:space="preserve">Classe cible:</w:t>
+      </w:r>
+      <w:r>
+        <w:t xml:space="preserve"> </w:t>
+      </w:r>
+      <w:r>
+        <w:rPr>
+          <w:rStyle w:val="VerbatimChar"/>
+        </w:rPr>
+        <w:t xml:space="preserve">:LocalUnitHealthStatus</w:t>
+      </w:r>
+    </w:p>
+    <w:tbl>
+      <w:tblPr>
+        <w:tblStyle w:val="Table"/>
+        <w:tblW w:type="pct" w:w="5000"/>
+        <w:tblLayout w:type="fixed"/>
+        <w:tblLook w:firstRow="0" w:lastRow="0" w:firstColumn="0" w:lastColumn="0" w:noHBand="0" w:noVBand="0" w:val="0000"/>
+      </w:tblPr>
+      <w:tblGrid>
+        <w:gridCol w:w="7920"/>
+      </w:tblGrid>
+      <w:tr>
+        <w:tc>
+          <w:tcPr/>
+          <w:bookmarkStart w:id="35" w:name="tbl-nodeshape-localunithealthstatusshape"/>
+          <w:p>
+            <w:pPr>
+              <w:jc w:val="center"/>
+            </w:pPr>
+            <w:pPr>
+              <w:jc w:val="left"/>
+              <w:spacing w:before="200"/>
+              <w:pStyle w:val="ImageCaption"/>
+            </w:pPr>
+            <w:r>
+              <w:t xml:space="preserve">Table 7: propriétés État sanitaire de l’unité locale</w:t>
+            </w:r>
+          </w:p>
+          <w:tbl>
+            <w:tblPr>
+              <w:tblStyle w:val="Table"/>
+              <w:tblW w:type="pct" w:w="5000"/>
+              <w:tblLayout w:type="fixed"/>
+              <w:tblLook w:firstRow="1" w:lastRow="0" w:firstColumn="0" w:lastColumn="0" w:noHBand="0" w:noVBand="0" w:val="0020"/>
+            </w:tblPr>
+            <w:tblGrid>
+              <w:gridCol w:w="3168"/>
+              <w:gridCol w:w="1980"/>
+              <w:gridCol w:w="1980"/>
+              <w:gridCol w:w="792"/>
+            </w:tblGrid>
+            <w:tr>
+              <w:trPr>
+                <w:tblHeader w:val="on"/>
+              </w:trPr>
+              <w:tc>
+                <w:tcPr/>
+                <w:p>
+                  <w:pPr>
+                    <w:pStyle w:val="Compact"/>
+                    <w:jc w:val="left"/>
+                    <w:jc w:val="center"/>
+                  </w:pPr>
+                  <w:r>
+                    <w:t xml:space="preserve">Description</w:t>
+                  </w:r>
+                </w:p>
+              </w:tc>
+              <w:tc>
+                <w:tcPr/>
+                <w:p>
+                  <w:pPr>
+                    <w:pStyle w:val="Compact"/>
+                    <w:jc w:val="left"/>
+                    <w:jc w:val="center"/>
+                  </w:pPr>
+                  <w:r>
+                    <w:t xml:space="preserve">Chemin</w:t>
+                  </w:r>
+                </w:p>
+              </w:tc>
+              <w:tc>
+                <w:tcPr/>
+                <w:p>
+                  <w:pPr>
+                    <w:pStyle w:val="Compact"/>
+                    <w:jc w:val="left"/>
+                    <w:jc w:val="center"/>
+                  </w:pPr>
+                  <w:r>
+                    <w:t xml:space="preserve">Type</w:t>
+                  </w:r>
+                </w:p>
+              </w:tc>
+              <w:tc>
+                <w:tcPr/>
+                <w:p>
+                  <w:pPr>
+                    <w:pStyle w:val="Compact"/>
+                    <w:jc w:val="right"/>
+                    <w:jc w:val="center"/>
+                  </w:pPr>
+                  <w:r>
+                    <w:t xml:space="preserve">Card.</w:t>
+                  </w:r>
+                </w:p>
+              </w:tc>
+            </w:tr>
+            <w:tr>
+              <w:tc>
+                <w:tcPr/>
+                <w:p>
+                  <w:pPr>
+                    <w:pStyle w:val="Compact"/>
+                    <w:jc w:val="left"/>
+                    <w:jc w:val="center"/>
+                  </w:pPr>
+                  <w:r>
+                    <w:rPr>
+                      <w:b/>
+                      <w:bCs/>
+                    </w:rPr>
+                    <w:t xml:space="preserve">Unité locale</w:t>
+                  </w:r>
+                  <w:r>
+                    <w:t xml:space="preserve">: Numéro REE de l’unité locale</w:t>
+                  </w:r>
+                </w:p>
+              </w:tc>
+              <w:tc>
+                <w:tcPr/>
+                <w:p>
+                  <w:pPr>
+                    <w:pStyle w:val="Compact"/>
+                    <w:jc w:val="left"/>
+                    <w:jc w:val="center"/>
+                  </w:pPr>
+                  <w:r>
+                    <w:rPr>
+                      <w:rStyle w:val="VerbatimChar"/>
+                    </w:rPr>
+                    <w:t xml:space="preserve">:localUnit</w:t>
+                  </w:r>
+                </w:p>
+              </w:tc>
+              <w:tc>
+                <w:tcPr/>
+                <w:p>
+                  <w:pPr>
+                    <w:pStyle w:val="Compact"/>
+                    <w:jc w:val="left"/>
+                    <w:jc w:val="center"/>
+                  </w:pPr>
+                  <w:hyperlink w:anchor="sec-nodeshape-localunitshape">
+                    <w:r>
+                      <w:rPr>
+                        <w:rStyle w:val="VerbatimChar"/>
+                      </w:rPr>
+                      <w:t xml:space="preserve">:LocalUnit</w:t>
+                    </w:r>
+                  </w:hyperlink>
+                </w:p>
+              </w:tc>
+              <w:tc>
+                <w:tcPr/>
+                <w:p>
+                  <w:pPr>
+                    <w:pStyle w:val="Compact"/>
+                    <w:jc w:val="right"/>
+                    <w:jc w:val="center"/>
+                  </w:pPr>
+                  <w:r>
+                    <w:t xml:space="preserve">1..1</w:t>
+                  </w:r>
+                </w:p>
+              </w:tc>
+            </w:tr>
+            <w:tr>
+              <w:tc>
+                <w:tcPr/>
+                <w:p>
+                  <w:pPr>
+                    <w:pStyle w:val="Compact"/>
+                    <w:jc w:val="left"/>
+                    <w:jc w:val="center"/>
+                  </w:pPr>
+                  <w:r>
+                    <w:rPr>
+                      <w:b/>
+                      <w:bCs/>
+                    </w:rPr>
+                    <w:t xml:space="preserve">Type</w:t>
+                  </w:r>
+                  <w:r>
+                    <w:t xml:space="preserve">: p. ex. statut épizootique, vaccinal ou de risque</w:t>
+                  </w:r>
+                </w:p>
+              </w:tc>
+              <w:tc>
+                <w:tcPr/>
+                <w:p>
+                  <w:pPr>
+                    <w:pStyle w:val="Compact"/>
+                    <w:jc w:val="left"/>
+                    <w:jc w:val="center"/>
+                  </w:pPr>
+                  <w:r>
+                    <w:rPr>
+                      <w:rStyle w:val="VerbatimChar"/>
+                    </w:rPr>
+                    <w:t xml:space="preserve">:healthStatusType</w:t>
+                  </w:r>
+                </w:p>
+              </w:tc>
+              <w:tc>
+                <w:tcPr/>
+                <w:p>
+                  <w:pPr>
+                    <w:pStyle w:val="Compact"/>
+                    <w:jc w:val="left"/>
+                    <w:jc w:val="center"/>
+                  </w:pPr>
+                  <w:r>
+                    <w:rPr>
+                      <w:rStyle w:val="VerbatimChar"/>
+                    </w:rPr>
+                    <w:t xml:space="preserve">:HealthStatusType</w:t>
+                  </w:r>
+                </w:p>
+              </w:tc>
+              <w:tc>
+                <w:tcPr/>
+                <w:p>
+                  <w:pPr>
+                    <w:pStyle w:val="Compact"/>
+                    <w:jc w:val="right"/>
+                    <w:jc w:val="center"/>
+                  </w:pPr>
+                  <w:r>
+                    <w:t xml:space="preserve">0..1</w:t>
+                  </w:r>
+                </w:p>
+              </w:tc>
+            </w:tr>
+            <w:tr>
+              <w:tc>
+                <w:tcPr/>
+                <w:p>
+                  <w:pPr>
+                    <w:pStyle w:val="Compact"/>
+                    <w:jc w:val="left"/>
+                    <w:jc w:val="center"/>
+                  </w:pPr>
+                  <w:r>
+                    <w:rPr>
+                      <w:b/>
+                      <w:bCs/>
+                    </w:rPr>
+                    <w:t xml:space="preserve">Statut</w:t>
+                  </w:r>
+                </w:p>
+              </w:tc>
+              <w:tc>
+                <w:tcPr/>
+                <w:p>
+                  <w:pPr>
+                    <w:pStyle w:val="Compact"/>
+                    <w:jc w:val="left"/>
+                    <w:jc w:val="center"/>
+                  </w:pPr>
+                  <w:r>
+                    <w:rPr>
+                      <w:rStyle w:val="VerbatimChar"/>
+                    </w:rPr>
+                    <w:t xml:space="preserve">:epizooticStatus</w:t>
+                  </w:r>
+                </w:p>
+              </w:tc>
+              <w:tc>
+                <w:tcPr/>
+                <w:p>
+                  <w:pPr>
+                    <w:pStyle w:val="Compact"/>
+                    <w:jc w:val="left"/>
+                    <w:jc w:val="center"/>
+                  </w:pPr>
+                  <w:r>
+                    <w:rPr>
+                      <w:rStyle w:val="VerbatimChar"/>
+                    </w:rPr>
+                    <w:t xml:space="preserve">:LocalUnitEpizooticStatus</w:t>
+                  </w:r>
+                </w:p>
+              </w:tc>
+              <w:tc>
+                <w:tcPr/>
+                <w:p>
+                  <w:pPr>
+                    <w:pStyle w:val="Compact"/>
+                    <w:jc w:val="right"/>
+                    <w:jc w:val="center"/>
+                  </w:pPr>
+                  <w:r>
+                    <w:t xml:space="preserve">0..1</w:t>
+                  </w:r>
+                </w:p>
+              </w:tc>
+            </w:tr>
+            <w:tr>
+              <w:tc>
+                <w:tcPr/>
+                <w:p>
+                  <w:pPr>
+                    <w:pStyle w:val="Compact"/>
+                    <w:jc w:val="left"/>
+                    <w:jc w:val="center"/>
+                  </w:pPr>
+                  <w:r>
+                    <w:rPr>
+                      <w:b/>
+                      <w:bCs/>
+                    </w:rPr>
+                    <w:t xml:space="preserve">Date</w:t>
+                  </w:r>
+                  <w:r>
+                    <w:t xml:space="preserve">: Date à partir de laquelle le statut est valable</w:t>
+                  </w:r>
+                </w:p>
+              </w:tc>
+              <w:tc>
+                <w:tcPr/>
+                <w:p>
+                  <w:pPr>
+                    <w:pStyle w:val="Compact"/>
+                    <w:jc w:val="left"/>
+                    <w:jc w:val="center"/>
+                  </w:pPr>
+                  <w:r>
+                    <w:rPr>
+                      <w:rStyle w:val="VerbatimChar"/>
+                    </w:rPr>
+                    <w:t xml:space="preserve">:validFrom</w:t>
+                  </w:r>
+                </w:p>
+              </w:tc>
+              <w:tc>
+                <w:tcPr/>
+                <w:p>
+                  <w:pPr>
+                    <w:pStyle w:val="Compact"/>
+                    <w:jc w:val="left"/>
+                    <w:jc w:val="center"/>
+                  </w:pPr>
+                  <w:r>
+                    <w:rPr>
+                      <w:rStyle w:val="VerbatimChar"/>
+                    </w:rPr>
+                    <w:t xml:space="preserve">xsd:date</w:t>
+                  </w:r>
+                </w:p>
+              </w:tc>
+              <w:tc>
+                <w:tcPr/>
+                <w:p>
+                  <w:pPr>
+                    <w:pStyle w:val="Compact"/>
+                    <w:jc w:val="right"/>
+                    <w:jc w:val="center"/>
+                  </w:pPr>
+                  <w:r>
+                    <w:t xml:space="preserve">0..1</w:t>
+                  </w:r>
+                </w:p>
+              </w:tc>
+            </w:tr>
+          </w:tbl>
+          <w:bookmarkEnd w:id="35"/>
+          <w:p/>
+        </w:tc>
+      </w:tr>
+    </w:tbl>
+    <w:bookmarkEnd w:id="36"/>
+    <w:bookmarkEnd w:id="37"/>
+    <w:bookmarkStart w:id="59" w:name="sec-code-lists"/>
+    <w:p>
+      <w:pPr>
+        <w:pStyle w:val="Heading1"/>
+      </w:pPr>
+      <w:r>
+        <w:t xml:space="preserve">3. Domaines de valeurs</w:t>
+      </w:r>
+    </w:p>
+    <w:p>
+      <w:pPr>
+        <w:pStyle w:val="FirstParagraph"/>
+      </w:pPr>
+      <w:r>
+        <w:t xml:space="preserve">Pour une partie de ces domaines de valeurs, aucune désignation française ou italienne n’est encore disponible ; les désignations sont indiquées en allemand et en anglais, telles que les sources les fournissent. (</w:t>
+      </w:r>
+      <w:hyperlink r:id="rId38">
+        <w:r>
+          <w:rPr>
+            <w:rStyle w:val="Hyperlink"/>
+          </w:rPr>
+          <w:t xml:space="preserve">https://test-03-tvd-api-at.identitas.ch/open-api/v1.0</w:t>
+        </w:r>
+      </w:hyperlink>
+      <w:r>
+        <w:t xml:space="preserve">, 2026-09-24)</w:t>
+      </w:r>
+    </w:p>
+    <w:bookmarkStart w:id="40" w:name="sec-codelist-animalhealthstatus"/>
+    <w:p>
+      <w:pPr>
+        <w:pStyle w:val="Heading2"/>
+      </w:pPr>
+      <w:r>
+        <w:t xml:space="preserve">3.1 État sanitaire de l’animal individuel</w:t>
+      </w:r>
+    </w:p>
+    <w:tbl>
+      <w:tblPr>
+        <w:tblStyle w:val="Table"/>
+        <w:tblW w:type="pct" w:w="5000"/>
+        <w:tblLayout w:type="fixed"/>
+        <w:tblLook w:firstRow="0" w:lastRow="0" w:firstColumn="0" w:lastColumn="0" w:noHBand="0" w:noVBand="0" w:val="0000"/>
+      </w:tblPr>
+      <w:tblGrid>
+        <w:gridCol w:w="7920"/>
+      </w:tblGrid>
+      <w:tr>
+        <w:tc>
+          <w:tcPr/>
+          <w:bookmarkStart w:id="39" w:name="tbl-codelist-animalhealthstatus"/>
+          <w:p>
+            <w:pPr>
+              <w:jc w:val="center"/>
+            </w:pPr>
+            <w:pPr>
+              <w:jc w:val="left"/>
+              <w:spacing w:before="200"/>
+              <w:pStyle w:val="ImageCaption"/>
+            </w:pPr>
+            <w:r>
+              <w:t xml:space="preserve">Table 8: Valeurs du domaine de valeurs État sanitaire de l’animal individuel</w:t>
+            </w:r>
+          </w:p>
+          <w:tbl>
+            <w:tblPr>
+              <w:tblStyle w:val="Table"/>
+              <w:tblW w:type="pct" w:w="5000"/>
+              <w:tblLayout w:type="fixed"/>
+              <w:tblLook w:firstRow="1" w:lastRow="0" w:firstColumn="0" w:lastColumn="0" w:noHBand="0" w:noVBand="0" w:val="0020"/>
+            </w:tblPr>
+            <w:tblGrid>
+              <w:gridCol w:w="1980"/>
+              <w:gridCol w:w="2376"/>
+              <w:gridCol w:w="3564"/>
+            </w:tblGrid>
+            <w:tr>
+              <w:trPr>
+                <w:tblHeader w:val="on"/>
+              </w:trPr>
+              <w:tc>
+                <w:tcPr/>
+                <w:p>
+                  <w:pPr>
+                    <w:pStyle w:val="Compact"/>
+                    <w:jc w:val="left"/>
+                    <w:jc w:val="center"/>
+                  </w:pPr>
+                  <w:r>
+                    <w:t xml:space="preserve">Valeur</w:t>
+                  </w:r>
+                </w:p>
+              </w:tc>
+              <w:tc>
+                <w:tcPr/>
+                <w:p>
+                  <w:pPr>
+                    <w:pStyle w:val="Compact"/>
+                    <w:jc w:val="left"/>
+                    <w:jc w:val="center"/>
+                  </w:pPr>
+                  <w:r>
+                    <w:t xml:space="preserve">Désignation</w:t>
+                  </w:r>
+                </w:p>
+              </w:tc>
+              <w:tc>
+                <w:tcPr/>
+                <w:p>
+                  <w:pPr>
+                    <w:pStyle w:val="Compact"/>
+                    <w:jc w:val="left"/>
+                    <w:jc w:val="center"/>
+                  </w:pPr>
+                  <w:r>
+                    <w:t xml:space="preserve">Description</w:t>
+                  </w:r>
+                </w:p>
+              </w:tc>
+            </w:tr>
+            <w:tr>
+              <w:tc>
+                <w:tcPr/>
+                <w:p>
+                  <w:pPr>
+                    <w:pStyle w:val="Compact"/>
+                    <w:jc w:val="left"/>
+                    <w:jc w:val="center"/>
+                  </w:pPr>
+                  <w:r>
+                    <w:rPr>
+                      <w:rStyle w:val="VerbatimChar"/>
+                    </w:rPr>
+                    <w:t xml:space="preserve">Blocked</w:t>
+                  </w:r>
+                </w:p>
+              </w:tc>
+              <w:tc>
+                <w:tcPr/>
+                <w:p>
+                  <w:pPr>
+                    <w:pStyle w:val="Compact"/>
+                    <w:jc w:val="left"/>
+                    <w:jc w:val="center"/>
+                  </w:pPr>
+                  <w:r>
+                    <w:t xml:space="preserve">Bloqué</w:t>
+                  </w:r>
+                </w:p>
+              </w:tc>
+              <w:tc>
+                <w:tcPr/>
+                <w:p>
+                  <w:pPr>
+                    <w:pStyle w:val="Compact"/>
+                    <w:jc w:val="left"/>
+                    <w:jc w:val="center"/>
+                  </w:pPr>
+                  <w:r>
+                    <w:t xml:space="preserve">Type : statut épizootique</w:t>
+                  </w:r>
+                </w:p>
+              </w:tc>
+            </w:tr>
+            <w:tr>
+              <w:tc>
+                <w:tcPr/>
+                <w:p>
+                  <w:pPr>
+                    <w:pStyle w:val="Compact"/>
+                    <w:jc w:val="left"/>
+                    <w:jc w:val="center"/>
+                  </w:pPr>
+                  <w:r>
+                    <w:rPr>
+                      <w:rStyle w:val="VerbatimChar"/>
+                    </w:rPr>
+                    <w:t xml:space="preserve">Free</w:t>
+                  </w:r>
+                </w:p>
+              </w:tc>
+              <w:tc>
+                <w:tcPr/>
+                <w:p>
+                  <w:pPr>
+                    <w:pStyle w:val="Compact"/>
+                    <w:jc w:val="left"/>
+                    <w:jc w:val="center"/>
+                  </w:pPr>
+                  <w:r>
+                    <w:t xml:space="preserve">Libre</w:t>
+                  </w:r>
+                </w:p>
+              </w:tc>
+              <w:tc>
+                <w:tcPr/>
+                <w:p>
+                  <w:pPr>
+                    <w:pStyle w:val="Compact"/>
+                    <w:jc w:val="left"/>
+                    <w:jc w:val="center"/>
+                  </w:pPr>
+                  <w:r>
+                    <w:t xml:space="preserve">Type : statut épizootique</w:t>
+                  </w:r>
+                </w:p>
+              </w:tc>
+            </w:tr>
+            <w:tr>
+              <w:tc>
+                <w:tcPr/>
+                <w:p>
+                  <w:pPr>
+                    <w:pStyle w:val="Compact"/>
+                    <w:jc w:val="left"/>
+                    <w:jc w:val="center"/>
+                  </w:pPr>
+                  <w:r>
+                    <w:rPr>
+                      <w:rStyle w:val="VerbatimChar"/>
+                    </w:rPr>
+                    <w:t xml:space="preserve">NotTested</w:t>
+                  </w:r>
+                </w:p>
+              </w:tc>
+              <w:tc>
+                <w:tcPr/>
+                <w:p>
+                  <w:pPr>
+                    <w:pStyle w:val="Compact"/>
+                    <w:jc w:val="left"/>
+                    <w:jc w:val="center"/>
+                  </w:pPr>
+                  <w:r>
+                    <w:t xml:space="preserve">Non testé</w:t>
+                  </w:r>
+                </w:p>
+              </w:tc>
+              <w:tc>
+                <w:tcPr/>
+                <w:p>
+                  <w:pPr>
+                    <w:pStyle w:val="Compact"/>
+                    <w:jc w:val="left"/>
+                    <w:jc w:val="center"/>
+                  </w:pPr>
+                  <w:r>
+                    <w:t xml:space="preserve">Type : statut épizootique</w:t>
+                  </w:r>
+                </w:p>
+              </w:tc>
+            </w:tr>
+            <w:tr>
+              <w:tc>
+                <w:tcPr/>
+                <w:p>
+                  <w:pPr>
+                    <w:pStyle w:val="Compact"/>
+                    <w:jc w:val="left"/>
+                    <w:jc w:val="center"/>
+                  </w:pPr>
+                  <w:r>
+                    <w:rPr>
+                      <w:rStyle w:val="VerbatimChar"/>
+                    </w:rPr>
+                    <w:t xml:space="preserve">Vaccinated</w:t>
+                  </w:r>
+                </w:p>
+              </w:tc>
+              <w:tc>
+                <w:tcPr/>
+                <w:p>
+                  <w:pPr>
+                    <w:pStyle w:val="Compact"/>
+                    <w:jc w:val="left"/>
+                    <w:jc w:val="center"/>
+                  </w:pPr>
+                  <w:r>
+                    <w:t xml:space="preserve">Vacciné</w:t>
+                  </w:r>
+                </w:p>
+              </w:tc>
+              <w:tc>
+                <w:tcPr/>
+                <w:p>
+                  <w:pPr>
+                    <w:pStyle w:val="Compact"/>
+                    <w:jc w:val="left"/>
+                    <w:jc w:val="center"/>
+                  </w:pPr>
+                  <w:r>
+                    <w:t xml:space="preserve">Type : statut vaccinal</w:t>
+                  </w:r>
+                </w:p>
+              </w:tc>
+            </w:tr>
+          </w:tbl>
+          <w:bookmarkEnd w:id="39"/>
+          <w:p/>
+        </w:tc>
+      </w:tr>
+    </w:tbl>
+    <w:bookmarkEnd w:id="40"/>
+    <w:bookmarkStart w:id="42" w:name="sec-codelist-animalhistorystate"/>
+    <w:p>
+      <w:pPr>
+        <w:pStyle w:val="Heading2"/>
+      </w:pPr>
+      <w:r>
+        <w:t xml:space="preserve">3.2 Statut de l’historique de l’animal</w:t>
+      </w:r>
+    </w:p>
+    <w:tbl>
+      <w:tblPr>
+        <w:tblStyle w:val="Table"/>
+        <w:tblW w:type="pct" w:w="5000"/>
+        <w:tblLayout w:type="fixed"/>
+        <w:tblLook w:firstRow="0" w:lastRow="0" w:firstColumn="0" w:lastColumn="0" w:noHBand="0" w:noVBand="0" w:val="0000"/>
+      </w:tblPr>
+      <w:tblGrid>
+        <w:gridCol w:w="7920"/>
+      </w:tblGrid>
+      <w:tr>
+        <w:tc>
+          <w:tcPr/>
+          <w:bookmarkStart w:id="41" w:name="tbl-codelist-animalhistorystate"/>
+          <w:p>
+            <w:pPr>
+              <w:jc w:val="center"/>
+            </w:pPr>
+            <w:pPr>
+              <w:jc w:val="left"/>
+              <w:spacing w:before="200"/>
+              <w:pStyle w:val="ImageCaption"/>
+            </w:pPr>
+            <w:r>
+              <w:t xml:space="preserve">Table 9: Valeurs du domaine de valeurs Statut de l’historique de l’animal</w:t>
+            </w:r>
+          </w:p>
+          <w:tbl>
+            <w:tblPr>
+              <w:tblStyle w:val="Table"/>
+              <w:tblW w:type="pct" w:w="5000"/>
+              <w:tblLayout w:type="fixed"/>
+              <w:tblLook w:firstRow="1" w:lastRow="0" w:firstColumn="0" w:lastColumn="0" w:noHBand="0" w:noVBand="0" w:val="0020"/>
+            </w:tblPr>
+            <w:tblGrid>
+              <w:gridCol w:w="1980"/>
+              <w:gridCol w:w="2376"/>
+              <w:gridCol w:w="3564"/>
+            </w:tblGrid>
+            <w:tr>
+              <w:trPr>
+                <w:tblHeader w:val="on"/>
+              </w:trPr>
+              <w:tc>
+                <w:tcPr/>
+                <w:p>
+                  <w:pPr>
+                    <w:pStyle w:val="Compact"/>
+                    <w:jc w:val="left"/>
+                    <w:jc w:val="center"/>
+                  </w:pPr>
+                  <w:r>
+                    <w:t xml:space="preserve">Valeur</w:t>
+                  </w:r>
+                </w:p>
+              </w:tc>
+              <w:tc>
+                <w:tcPr/>
+                <w:p>
+                  <w:pPr>
+                    <w:pStyle w:val="Compact"/>
+                    <w:jc w:val="left"/>
+                    <w:jc w:val="center"/>
+                  </w:pPr>
+                  <w:r>
+                    <w:t xml:space="preserve">Désignation</w:t>
+                  </w:r>
+                </w:p>
+              </w:tc>
+              <w:tc>
+                <w:tcPr/>
+                <w:p>
+                  <w:pPr>
+                    <w:pStyle w:val="Compact"/>
+                    <w:jc w:val="left"/>
+                    <w:jc w:val="center"/>
+                  </w:pPr>
+                  <w:r>
+                    <w:t xml:space="preserve">Description</w:t>
+                  </w:r>
+                </w:p>
+              </w:tc>
+            </w:tr>
+            <w:tr>
+              <w:tc>
+                <w:tcPr/>
+                <w:p>
+                  <w:pPr>
+                    <w:pStyle w:val="Compact"/>
+                    <w:jc w:val="left"/>
+                    <w:jc w:val="center"/>
+                  </w:pPr>
+                  <w:r>
+                    <w:rPr>
+                      <w:rStyle w:val="VerbatimChar"/>
+                    </w:rPr>
+                    <w:t xml:space="preserve">Lost</w:t>
+                  </w:r>
+                </w:p>
+              </w:tc>
+              <w:tc>
+                <w:tcPr/>
+                <w:p>
+                  <w:pPr>
+                    <w:pStyle w:val="Compact"/>
+                    <w:jc w:val="left"/>
+                    <w:jc w:val="center"/>
+                  </w:pPr>
+                  <w:r>
+                    <w:t xml:space="preserve">Verschollen</w:t>
+                  </w:r>
+                </w:p>
+              </w:tc>
+              <w:tc>
+                <w:tcPr/>
+                <w:p>
+                  <w:pPr>
+                    <w:pStyle w:val="Compact"/>
+                  </w:pPr>
+                </w:p>
+              </w:tc>
+            </w:tr>
+            <w:tr>
+              <w:tc>
+                <w:tcPr/>
+                <w:p>
+                  <w:pPr>
+                    <w:pStyle w:val="Compact"/>
+                    <w:jc w:val="left"/>
+                    <w:jc w:val="center"/>
+                  </w:pPr>
+                  <w:r>
+                    <w:rPr>
+                      <w:rStyle w:val="VerbatimChar"/>
+                    </w:rPr>
+                    <w:t xml:space="preserve">NotDefined</w:t>
+                  </w:r>
+                </w:p>
+              </w:tc>
+              <w:tc>
+                <w:tcPr/>
+                <w:p>
+                  <w:pPr>
+                    <w:pStyle w:val="Compact"/>
+                    <w:jc w:val="left"/>
+                    <w:jc w:val="center"/>
+                  </w:pPr>
+                  <w:r>
+                    <w:t xml:space="preserve">Nicht definiert</w:t>
+                  </w:r>
+                </w:p>
+              </w:tc>
+              <w:tc>
+                <w:tcPr/>
+                <w:p>
+                  <w:pPr>
+                    <w:pStyle w:val="Compact"/>
+                  </w:pPr>
+                </w:p>
+              </w:tc>
+            </w:tr>
+            <w:tr>
+              <w:tc>
+                <w:tcPr/>
+                <w:p>
+                  <w:pPr>
+                    <w:pStyle w:val="Compact"/>
+                    <w:jc w:val="left"/>
+                    <w:jc w:val="center"/>
+                  </w:pPr>
+                  <w:r>
+                    <w:rPr>
+                      <w:rStyle w:val="VerbatimChar"/>
+                    </w:rPr>
+                    <w:t xml:space="preserve">NotOk</w:t>
+                  </w:r>
+                </w:p>
+              </w:tc>
+              <w:tc>
+                <w:tcPr/>
+                <w:p>
+                  <w:pPr>
+                    <w:pStyle w:val="Compact"/>
+                    <w:jc w:val="left"/>
+                    <w:jc w:val="center"/>
+                  </w:pPr>
+                  <w:r>
+                    <w:t xml:space="preserve">Fehlerhaft</w:t>
+                  </w:r>
+                </w:p>
+              </w:tc>
+              <w:tc>
+                <w:tcPr/>
+                <w:p>
+                  <w:pPr>
+                    <w:pStyle w:val="Compact"/>
+                  </w:pPr>
+                </w:p>
+              </w:tc>
+            </w:tr>
+            <w:tr>
+              <w:tc>
+                <w:tcPr/>
+                <w:p>
+                  <w:pPr>
+                    <w:pStyle w:val="Compact"/>
+                    <w:jc w:val="left"/>
+                    <w:jc w:val="center"/>
+                  </w:pPr>
+                  <w:r>
+                    <w:rPr>
+                      <w:rStyle w:val="VerbatimChar"/>
+                    </w:rPr>
+                    <w:t xml:space="preserve">Ok</w:t>
+                  </w:r>
+                </w:p>
+              </w:tc>
+              <w:tc>
+                <w:tcPr/>
+                <w:p>
+                  <w:pPr>
+                    <w:pStyle w:val="Compact"/>
+                    <w:jc w:val="left"/>
+                    <w:jc w:val="center"/>
+                  </w:pPr>
+                  <w:r>
+                    <w:t xml:space="preserve">OK</w:t>
+                  </w:r>
+                </w:p>
+              </w:tc>
+              <w:tc>
+                <w:tcPr/>
+                <w:p>
+                  <w:pPr>
+                    <w:pStyle w:val="Compact"/>
+                  </w:pPr>
+                </w:p>
+              </w:tc>
+            </w:tr>
+            <w:tr>
+              <w:tc>
+                <w:tcPr/>
+                <w:p>
+                  <w:pPr>
+                    <w:pStyle w:val="Compact"/>
+                    <w:jc w:val="left"/>
+                    <w:jc w:val="center"/>
+                  </w:pPr>
+                  <w:r>
+                    <w:rPr>
+                      <w:rStyle w:val="VerbatimChar"/>
+                    </w:rPr>
+                    <w:t xml:space="preserve">TemporaryOk</w:t>
+                  </w:r>
+                </w:p>
+              </w:tc>
+              <w:tc>
+                <w:tcPr/>
+                <w:p>
+                  <w:pPr>
+                    <w:pStyle w:val="Compact"/>
+                    <w:jc w:val="left"/>
+                    <w:jc w:val="center"/>
+                  </w:pPr>
+                  <w:r>
+                    <w:t xml:space="preserve">Temporär OK</w:t>
+                  </w:r>
+                </w:p>
+              </w:tc>
+              <w:tc>
+                <w:tcPr/>
+                <w:p>
+                  <w:pPr>
+                    <w:pStyle w:val="Compact"/>
+                  </w:pPr>
+                </w:p>
+              </w:tc>
+            </w:tr>
+          </w:tbl>
+          <w:bookmarkEnd w:id="41"/>
+          <w:p/>
+        </w:tc>
+      </w:tr>
+    </w:tbl>
+    <w:bookmarkEnd w:id="42"/>
+    <w:bookmarkStart w:id="44" w:name="sec-codelist-animaltypeofuse"/>
+    <w:p>
+      <w:pPr>
+        <w:pStyle w:val="Heading2"/>
+      </w:pPr>
+      <w:r>
+        <w:t xml:space="preserve">3.3 Type d’utilisation (bovins, ovins, caprins)</w:t>
+      </w:r>
+    </w:p>
+    <w:tbl>
+      <w:tblPr>
+        <w:tblStyle w:val="Table"/>
+        <w:tblW w:type="pct" w:w="5000"/>
+        <w:tblLayout w:type="fixed"/>
+        <w:tblLook w:firstRow="0" w:lastRow="0" w:firstColumn="0" w:lastColumn="0" w:noHBand="0" w:noVBand="0" w:val="0000"/>
+      </w:tblPr>
+      <w:tblGrid>
+        <w:gridCol w:w="7920"/>
+      </w:tblGrid>
+      <w:tr>
+        <w:tc>
+          <w:tcPr/>
+          <w:bookmarkStart w:id="43" w:name="tbl-codelist-animaltypeofuse"/>
+          <w:p>
+            <w:pPr>
+              <w:jc w:val="center"/>
+            </w:pPr>
+            <w:pPr>
+              <w:jc w:val="left"/>
+              <w:spacing w:before="200"/>
+              <w:pStyle w:val="ImageCaption"/>
+            </w:pPr>
+            <w:r>
+              <w:t xml:space="preserve">Table 10: Valeurs du domaine de valeurs Type d’utilisation (bovins, ovins, caprins)</w:t>
+            </w:r>
+          </w:p>
+          <w:tbl>
+            <w:tblPr>
+              <w:tblStyle w:val="Table"/>
+              <w:tblW w:type="pct" w:w="5000"/>
+              <w:tblLayout w:type="fixed"/>
+              <w:tblLook w:firstRow="1" w:lastRow="0" w:firstColumn="0" w:lastColumn="0" w:noHBand="0" w:noVBand="0" w:val="0020"/>
+            </w:tblPr>
+            <w:tblGrid>
+              <w:gridCol w:w="1980"/>
+              <w:gridCol w:w="2376"/>
+              <w:gridCol w:w="3564"/>
+            </w:tblGrid>
+            <w:tr>
+              <w:trPr>
+                <w:tblHeader w:val="on"/>
+              </w:trPr>
+              <w:tc>
+                <w:tcPr/>
+                <w:p>
+                  <w:pPr>
+                    <w:pStyle w:val="Compact"/>
+                    <w:jc w:val="left"/>
+                    <w:jc w:val="center"/>
+                  </w:pPr>
+                  <w:r>
+                    <w:t xml:space="preserve">Valeur</w:t>
+                  </w:r>
+                </w:p>
+              </w:tc>
+              <w:tc>
+                <w:tcPr/>
+                <w:p>
+                  <w:pPr>
+                    <w:pStyle w:val="Compact"/>
+                    <w:jc w:val="left"/>
+                    <w:jc w:val="center"/>
+                  </w:pPr>
+                  <w:r>
+                    <w:t xml:space="preserve">Désignation</w:t>
+                  </w:r>
+                </w:p>
+              </w:tc>
+              <w:tc>
+                <w:tcPr/>
+                <w:p>
+                  <w:pPr>
+                    <w:pStyle w:val="Compact"/>
+                    <w:jc w:val="left"/>
+                    <w:jc w:val="center"/>
+                  </w:pPr>
+                  <w:r>
+                    <w:t xml:space="preserve">Description</w:t>
+                  </w:r>
+                </w:p>
+              </w:tc>
+            </w:tr>
+            <w:tr>
+              <w:tc>
+                <w:tcPr/>
+                <w:p>
+                  <w:pPr>
+                    <w:pStyle w:val="Compact"/>
+                    <w:jc w:val="left"/>
+                    <w:jc w:val="center"/>
+                  </w:pPr>
+                  <w:r>
+                    <w:rPr>
+                      <w:rStyle w:val="VerbatimChar"/>
+                    </w:rPr>
+                    <w:t xml:space="preserve">Milk</w:t>
+                  </w:r>
+                </w:p>
+              </w:tc>
+              <w:tc>
+                <w:tcPr/>
+                <w:p>
+                  <w:pPr>
+                    <w:pStyle w:val="Compact"/>
+                    <w:jc w:val="left"/>
+                    <w:jc w:val="center"/>
+                  </w:pPr>
+                  <w:r>
+                    <w:t xml:space="preserve">Milch</w:t>
+                  </w:r>
+                </w:p>
+              </w:tc>
+              <w:tc>
+                <w:tcPr/>
+                <w:p>
+                  <w:pPr>
+                    <w:pStyle w:val="Compact"/>
+                    <w:jc w:val="left"/>
+                    <w:jc w:val="center"/>
+                  </w:pPr>
+                  <w:r>
+                    <w:t xml:space="preserve">Milchkühe, -schafe und -ziegen</w:t>
+                  </w:r>
+                </w:p>
+              </w:tc>
+            </w:tr>
+            <w:tr>
+              <w:tc>
+                <w:tcPr/>
+                <w:p>
+                  <w:pPr>
+                    <w:pStyle w:val="Compact"/>
+                    <w:jc w:val="left"/>
+                    <w:jc w:val="center"/>
+                  </w:pPr>
+                  <w:r>
+                    <w:rPr>
+                      <w:rStyle w:val="VerbatimChar"/>
+                    </w:rPr>
+                    <w:t xml:space="preserve">Other</w:t>
+                  </w:r>
+                </w:p>
+              </w:tc>
+              <w:tc>
+                <w:tcPr/>
+                <w:p>
+                  <w:pPr>
+                    <w:pStyle w:val="Compact"/>
+                    <w:jc w:val="left"/>
+                    <w:jc w:val="center"/>
+                  </w:pPr>
+                  <w:r>
+                    <w:t xml:space="preserve">Andere</w:t>
+                  </w:r>
+                </w:p>
+              </w:tc>
+              <w:tc>
+                <w:tcPr/>
+                <w:p>
+                  <w:pPr>
+                    <w:pStyle w:val="Compact"/>
+                  </w:pPr>
+                </w:p>
+              </w:tc>
+            </w:tr>
+          </w:tbl>
+          <w:bookmarkEnd w:id="43"/>
+          <w:p/>
+        </w:tc>
+      </w:tr>
+    </w:tbl>
+    <w:bookmarkEnd w:id="44"/>
+    <w:bookmarkStart w:id="46" w:name="sec-codelist-equidtypeofusage"/>
+    <w:p>
+      <w:pPr>
+        <w:pStyle w:val="Heading2"/>
+      </w:pPr>
+      <w:r>
+        <w:t xml:space="preserve">3.4 Type d’utilisation (équidés)</w:t>
+      </w:r>
+    </w:p>
+    <w:tbl>
+      <w:tblPr>
+        <w:tblStyle w:val="Table"/>
+        <w:tblW w:type="pct" w:w="5000"/>
+        <w:tblLayout w:type="fixed"/>
+        <w:tblLook w:firstRow="0" w:lastRow="0" w:firstColumn="0" w:lastColumn="0" w:noHBand="0" w:noVBand="0" w:val="0000"/>
+      </w:tblPr>
+      <w:tblGrid>
+        <w:gridCol w:w="7920"/>
+      </w:tblGrid>
+      <w:tr>
+        <w:tc>
+          <w:tcPr/>
+          <w:bookmarkStart w:id="45" w:name="tbl-codelist-equidtypeofusage"/>
+          <w:p>
+            <w:pPr>
+              <w:jc w:val="center"/>
+            </w:pPr>
+            <w:pPr>
+              <w:jc w:val="left"/>
+              <w:spacing w:before="200"/>
+              <w:pStyle w:val="ImageCaption"/>
+            </w:pPr>
+            <w:r>
+              <w:t xml:space="preserve">Table 11: Valeurs du domaine de valeurs Type d’utilisation (équidés)</w:t>
+            </w:r>
+          </w:p>
+          <w:tbl>
+            <w:tblPr>
+              <w:tblStyle w:val="Table"/>
+              <w:tblW w:type="pct" w:w="5000"/>
+              <w:tblLayout w:type="fixed"/>
+              <w:tblLook w:firstRow="1" w:lastRow="0" w:firstColumn="0" w:lastColumn="0" w:noHBand="0" w:noVBand="0" w:val="0020"/>
+            </w:tblPr>
+            <w:tblGrid>
+              <w:gridCol w:w="1980"/>
+              <w:gridCol w:w="2376"/>
+              <w:gridCol w:w="3564"/>
+            </w:tblGrid>
+            <w:tr>
+              <w:trPr>
+                <w:tblHeader w:val="on"/>
+              </w:trPr>
+              <w:tc>
+                <w:tcPr/>
+                <w:p>
+                  <w:pPr>
+                    <w:pStyle w:val="Compact"/>
+                    <w:jc w:val="left"/>
+                    <w:jc w:val="center"/>
+                  </w:pPr>
+                  <w:r>
+                    <w:t xml:space="preserve">Valeur</w:t>
+                  </w:r>
+                </w:p>
+              </w:tc>
+              <w:tc>
+                <w:tcPr/>
+                <w:p>
+                  <w:pPr>
+                    <w:pStyle w:val="Compact"/>
+                    <w:jc w:val="left"/>
+                    <w:jc w:val="center"/>
+                  </w:pPr>
+                  <w:r>
+                    <w:t xml:space="preserve">Désignation</w:t>
+                  </w:r>
+                </w:p>
+              </w:tc>
+              <w:tc>
+                <w:tcPr/>
+                <w:p>
+                  <w:pPr>
+                    <w:pStyle w:val="Compact"/>
+                    <w:jc w:val="left"/>
+                    <w:jc w:val="center"/>
+                  </w:pPr>
+                  <w:r>
+                    <w:t xml:space="preserve">Description</w:t>
+                  </w:r>
+                </w:p>
+              </w:tc>
+            </w:tr>
+            <w:tr>
+              <w:tc>
+                <w:tcPr/>
+                <w:p>
+                  <w:pPr>
+                    <w:pStyle w:val="Compact"/>
+                    <w:jc w:val="left"/>
+                    <w:jc w:val="center"/>
+                  </w:pPr>
+                  <w:r>
+                    <w:rPr>
+                      <w:rStyle w:val="VerbatimChar"/>
+                    </w:rPr>
+                    <w:t xml:space="preserve">CompanionAnimal</w:t>
+                  </w:r>
+                </w:p>
+              </w:tc>
+              <w:tc>
+                <w:tcPr/>
+                <w:p>
+                  <w:pPr>
+                    <w:pStyle w:val="Compact"/>
+                    <w:jc w:val="left"/>
+                    <w:jc w:val="center"/>
+                  </w:pPr>
+                  <w:r>
+                    <w:t xml:space="preserve">Heimtier</w:t>
+                  </w:r>
+                </w:p>
+              </w:tc>
+              <w:tc>
+                <w:tcPr/>
+                <w:p>
+                  <w:pPr>
+                    <w:pStyle w:val="Compact"/>
+                  </w:pPr>
+                </w:p>
+              </w:tc>
+            </w:tr>
+            <w:tr>
+              <w:tc>
+                <w:tcPr/>
+                <w:p>
+                  <w:pPr>
+                    <w:pStyle w:val="Compact"/>
+                    <w:jc w:val="left"/>
+                    <w:jc w:val="center"/>
+                  </w:pPr>
+                  <w:r>
+                    <w:rPr>
+                      <w:rStyle w:val="VerbatimChar"/>
+                    </w:rPr>
+                    <w:t xml:space="preserve">FarmAnimal</w:t>
+                  </w:r>
+                </w:p>
+              </w:tc>
+              <w:tc>
+                <w:tcPr/>
+                <w:p>
+                  <w:pPr>
+                    <w:pStyle w:val="Compact"/>
+                    <w:jc w:val="left"/>
+                    <w:jc w:val="center"/>
+                  </w:pPr>
+                  <w:r>
+                    <w:t xml:space="preserve">Nutztier</w:t>
+                  </w:r>
+                </w:p>
+              </w:tc>
+              <w:tc>
+                <w:tcPr/>
+                <w:p>
+                  <w:pPr>
+                    <w:pStyle w:val="Compact"/>
+                  </w:pPr>
+                </w:p>
+              </w:tc>
+            </w:tr>
+          </w:tbl>
+          <w:bookmarkEnd w:id="45"/>
+          <w:p/>
+        </w:tc>
+      </w:tr>
+    </w:tbl>
+    <w:bookmarkEnd w:id="46"/>
+    <w:bookmarkStart w:id="48" w:name="sec-codelist-equidwithersclass"/>
+    <w:p>
+      <w:pPr>
+        <w:pStyle w:val="Heading2"/>
+      </w:pPr>
+      <w:r>
+        <w:t xml:space="preserve">3.5 Catégorie de taille</w:t>
+      </w:r>
+    </w:p>
+    <w:tbl>
+      <w:tblPr>
+        <w:tblStyle w:val="Table"/>
+        <w:tblW w:type="pct" w:w="5000"/>
+        <w:tblLayout w:type="fixed"/>
+        <w:tblLook w:firstRow="0" w:lastRow="0" w:firstColumn="0" w:lastColumn="0" w:noHBand="0" w:noVBand="0" w:val="0000"/>
+      </w:tblPr>
+      <w:tblGrid>
+        <w:gridCol w:w="7920"/>
+      </w:tblGrid>
+      <w:tr>
+        <w:tc>
+          <w:tcPr/>
+          <w:bookmarkStart w:id="47" w:name="tbl-codelist-equidwithersclass"/>
+          <w:p>
+            <w:pPr>
+              <w:jc w:val="center"/>
+            </w:pPr>
+            <w:pPr>
+              <w:jc w:val="left"/>
+              <w:spacing w:before="200"/>
+              <w:pStyle w:val="ImageCaption"/>
+            </w:pPr>
+            <w:r>
+              <w:t xml:space="preserve">Table 12: Valeurs du domaine de valeurs Catégorie de taille</w:t>
+            </w:r>
+          </w:p>
+          <w:tbl>
+            <w:tblPr>
+              <w:tblStyle w:val="Table"/>
+              <w:tblW w:type="pct" w:w="5000"/>
+              <w:tblLayout w:type="fixed"/>
+              <w:tblLook w:firstRow="1" w:lastRow="0" w:firstColumn="0" w:lastColumn="0" w:noHBand="0" w:noVBand="0" w:val="0020"/>
+            </w:tblPr>
+            <w:tblGrid>
+              <w:gridCol w:w="1980"/>
+              <w:gridCol w:w="2376"/>
+              <w:gridCol w:w="3564"/>
+            </w:tblGrid>
+            <w:tr>
+              <w:trPr>
+                <w:tblHeader w:val="on"/>
+              </w:trPr>
+              <w:tc>
+                <w:tcPr/>
+                <w:p>
+                  <w:pPr>
+                    <w:pStyle w:val="Compact"/>
+                    <w:jc w:val="left"/>
+                    <w:jc w:val="center"/>
+                  </w:pPr>
+                  <w:r>
+                    <w:t xml:space="preserve">Valeur</w:t>
+                  </w:r>
+                </w:p>
+              </w:tc>
+              <w:tc>
+                <w:tcPr/>
+                <w:p>
+                  <w:pPr>
+                    <w:pStyle w:val="Compact"/>
+                    <w:jc w:val="left"/>
+                    <w:jc w:val="center"/>
+                  </w:pPr>
+                  <w:r>
+                    <w:t xml:space="preserve">Désignation</w:t>
+                  </w:r>
+                </w:p>
+              </w:tc>
+              <w:tc>
+                <w:tcPr/>
+                <w:p>
+                  <w:pPr>
+                    <w:pStyle w:val="Compact"/>
+                    <w:jc w:val="left"/>
+                    <w:jc w:val="center"/>
+                  </w:pPr>
+                  <w:r>
+                    <w:t xml:space="preserve">Description</w:t>
+                  </w:r>
+                </w:p>
+              </w:tc>
+            </w:tr>
+            <w:tr>
+              <w:tc>
+                <w:tcPr/>
+                <w:p>
+                  <w:pPr>
+                    <w:pStyle w:val="Compact"/>
+                    <w:jc w:val="left"/>
+                    <w:jc w:val="center"/>
+                  </w:pPr>
+                  <w:r>
+                    <w:rPr>
+                      <w:rStyle w:val="VerbatimChar"/>
+                    </w:rPr>
+                    <w:t xml:space="preserve">GreaterThan148cm</w:t>
+                  </w:r>
+                </w:p>
+              </w:tc>
+              <w:tc>
+                <w:tcPr/>
+                <w:p>
+                  <w:pPr>
+                    <w:pStyle w:val="Compact"/>
+                    <w:jc w:val="left"/>
+                    <w:jc w:val="center"/>
+                  </w:pPr>
+                  <w:r>
+                    <w:t xml:space="preserve">Hauteur au garrot supérieure à 148 cm</w:t>
+                  </w:r>
+                </w:p>
+              </w:tc>
+              <w:tc>
+                <w:tcPr/>
+                <w:p>
+                  <w:pPr>
+                    <w:pStyle w:val="Compact"/>
+                  </w:pPr>
+                </w:p>
+              </w:tc>
+            </w:tr>
+            <w:tr>
+              <w:tc>
+                <w:tcPr/>
+                <w:p>
+                  <w:pPr>
+                    <w:pStyle w:val="Compact"/>
+                    <w:jc w:val="left"/>
+                    <w:jc w:val="center"/>
+                  </w:pPr>
+                  <w:r>
+                    <w:rPr>
+                      <w:rStyle w:val="VerbatimChar"/>
+                    </w:rPr>
+                    <w:t xml:space="preserve">LessOrEqualThan148cm</w:t>
+                  </w:r>
+                </w:p>
+              </w:tc>
+              <w:tc>
+                <w:tcPr/>
+                <w:p>
+                  <w:pPr>
+                    <w:pStyle w:val="Compact"/>
+                    <w:jc w:val="left"/>
+                    <w:jc w:val="center"/>
+                  </w:pPr>
+                  <w:r>
+                    <w:t xml:space="preserve">Hauteur au garrot jusqu’à 148 cm</w:t>
+                  </w:r>
+                </w:p>
+              </w:tc>
+              <w:tc>
+                <w:tcPr/>
+                <w:p>
+                  <w:pPr>
+                    <w:pStyle w:val="Compact"/>
+                  </w:pPr>
+                </w:p>
+              </w:tc>
+            </w:tr>
+          </w:tbl>
+          <w:bookmarkEnd w:id="47"/>
+          <w:p/>
+        </w:tc>
+      </w:tr>
+    </w:tbl>
+    <w:bookmarkEnd w:id="48"/>
+    <w:bookmarkStart w:id="50" w:name="sec-codelist-gender"/>
+    <w:p>
+      <w:pPr>
+        <w:pStyle w:val="Heading2"/>
+      </w:pPr>
+      <w:r>
+        <w:t xml:space="preserve">3.6 Sexe</w:t>
+      </w:r>
+    </w:p>
+    <w:tbl>
+      <w:tblPr>
+        <w:tblStyle w:val="Table"/>
+        <w:tblW w:type="pct" w:w="5000"/>
+        <w:tblLayout w:type="fixed"/>
+        <w:tblLook w:firstRow="0" w:lastRow="0" w:firstColumn="0" w:lastColumn="0" w:noHBand="0" w:noVBand="0" w:val="0000"/>
+      </w:tblPr>
+      <w:tblGrid>
+        <w:gridCol w:w="7920"/>
+      </w:tblGrid>
+      <w:tr>
+        <w:tc>
+          <w:tcPr/>
+          <w:bookmarkStart w:id="49" w:name="tbl-codelist-gender"/>
+          <w:p>
+            <w:pPr>
+              <w:jc w:val="center"/>
+            </w:pPr>
+            <w:pPr>
+              <w:jc w:val="left"/>
+              <w:spacing w:before="200"/>
+              <w:pStyle w:val="ImageCaption"/>
+            </w:pPr>
+            <w:r>
+              <w:t xml:space="preserve">Table 13: Valeurs du domaine de valeurs Sexe</w:t>
+            </w:r>
+          </w:p>
+          <w:tbl>
+            <w:tblPr>
+              <w:tblStyle w:val="Table"/>
+              <w:tblW w:type="pct" w:w="5000"/>
+              <w:tblLayout w:type="fixed"/>
+              <w:tblLook w:firstRow="1" w:lastRow="0" w:firstColumn="0" w:lastColumn="0" w:noHBand="0" w:noVBand="0" w:val="0020"/>
+            </w:tblPr>
+            <w:tblGrid>
+              <w:gridCol w:w="1980"/>
+              <w:gridCol w:w="2376"/>
+              <w:gridCol w:w="3564"/>
+            </w:tblGrid>
+            <w:tr>
+              <w:trPr>
+                <w:tblHeader w:val="on"/>
+              </w:trPr>
+              <w:tc>
+                <w:tcPr/>
+                <w:p>
+                  <w:pPr>
+                    <w:pStyle w:val="Compact"/>
+                    <w:jc w:val="left"/>
+                    <w:jc w:val="center"/>
+                  </w:pPr>
+                  <w:r>
+                    <w:t xml:space="preserve">Valeur</w:t>
+                  </w:r>
+                </w:p>
+              </w:tc>
+              <w:tc>
+                <w:tcPr/>
+                <w:p>
+                  <w:pPr>
+                    <w:pStyle w:val="Compact"/>
+                    <w:jc w:val="left"/>
+                    <w:jc w:val="center"/>
+                  </w:pPr>
+                  <w:r>
+                    <w:t xml:space="preserve">Désignation</w:t>
+                  </w:r>
+                </w:p>
+              </w:tc>
+              <w:tc>
+                <w:tcPr/>
+                <w:p>
+                  <w:pPr>
+                    <w:pStyle w:val="Compact"/>
+                    <w:jc w:val="left"/>
+                    <w:jc w:val="center"/>
+                  </w:pPr>
+                  <w:r>
+                    <w:t xml:space="preserve">Description</w:t>
+                  </w:r>
+                </w:p>
+              </w:tc>
+            </w:tr>
+            <w:tr>
+              <w:tc>
+                <w:tcPr/>
+                <w:p>
+                  <w:pPr>
+                    <w:pStyle w:val="Compact"/>
+                    <w:jc w:val="left"/>
+                    <w:jc w:val="center"/>
+                  </w:pPr>
+                  <w:r>
+                    <w:rPr>
+                      <w:rStyle w:val="VerbatimChar"/>
+                    </w:rPr>
+                    <w:t xml:space="preserve">Female</w:t>
+                  </w:r>
+                </w:p>
+              </w:tc>
+              <w:tc>
+                <w:tcPr/>
+                <w:p>
+                  <w:pPr>
+                    <w:pStyle w:val="Compact"/>
+                    <w:jc w:val="left"/>
+                    <w:jc w:val="center"/>
+                  </w:pPr>
+                  <w:r>
+                    <w:t xml:space="preserve">Weiblich</w:t>
+                  </w:r>
+                </w:p>
+              </w:tc>
+              <w:tc>
+                <w:tcPr/>
+                <w:p>
+                  <w:pPr>
+                    <w:pStyle w:val="Compact"/>
+                  </w:pPr>
+                </w:p>
+              </w:tc>
+            </w:tr>
+            <w:tr>
+              <w:tc>
+                <w:tcPr/>
+                <w:p>
+                  <w:pPr>
+                    <w:pStyle w:val="Compact"/>
+                    <w:jc w:val="left"/>
+                    <w:jc w:val="center"/>
+                  </w:pPr>
+                  <w:r>
+                    <w:rPr>
+                      <w:rStyle w:val="VerbatimChar"/>
+                    </w:rPr>
+                    <w:t xml:space="preserve">Male</w:t>
+                  </w:r>
+                </w:p>
+              </w:tc>
+              <w:tc>
+                <w:tcPr/>
+                <w:p>
+                  <w:pPr>
+                    <w:pStyle w:val="Compact"/>
+                    <w:jc w:val="left"/>
+                    <w:jc w:val="center"/>
+                  </w:pPr>
+                  <w:r>
+                    <w:t xml:space="preserve">Männlich</w:t>
+                  </w:r>
+                </w:p>
+              </w:tc>
+              <w:tc>
+                <w:tcPr/>
+                <w:p>
+                  <w:pPr>
+                    <w:pStyle w:val="Compact"/>
+                  </w:pPr>
+                </w:p>
+              </w:tc>
+            </w:tr>
+          </w:tbl>
+          <w:bookmarkEnd w:id="49"/>
+          <w:p/>
+        </w:tc>
+      </w:tr>
+    </w:tbl>
+    <w:bookmarkEnd w:id="50"/>
+    <w:bookmarkStart w:id="52" w:name="sec-codelist-genus"/>
+    <w:p>
+      <w:pPr>
+        <w:pStyle w:val="Heading2"/>
+      </w:pPr>
+      <w:r>
+        <w:t xml:space="preserve">3.7 Espèce d’animal de rente</w:t>
+      </w:r>
+    </w:p>
+    <w:tbl>
+      <w:tblPr>
+        <w:tblStyle w:val="Table"/>
+        <w:tblW w:type="pct" w:w="5000"/>
+        <w:tblLayout w:type="fixed"/>
+        <w:tblLook w:firstRow="0" w:lastRow="0" w:firstColumn="0" w:lastColumn="0" w:noHBand="0" w:noVBand="0" w:val="0000"/>
+      </w:tblPr>
+      <w:tblGrid>
+        <w:gridCol w:w="7920"/>
+      </w:tblGrid>
+      <w:tr>
+        <w:tc>
+          <w:tcPr/>
+          <w:bookmarkStart w:id="51" w:name="tbl-codelist-genus"/>
+          <w:p>
+            <w:pPr>
+              <w:jc w:val="center"/>
+            </w:pPr>
+            <w:pPr>
+              <w:jc w:val="left"/>
+              <w:spacing w:before="200"/>
+              <w:pStyle w:val="ImageCaption"/>
+            </w:pPr>
+            <w:r>
+              <w:t xml:space="preserve">Table 14: Valeurs du domaine de valeurs Espèce d’animal de rente</w:t>
+            </w:r>
+          </w:p>
+          <w:tbl>
+            <w:tblPr>
+              <w:tblStyle w:val="Table"/>
+              <w:tblW w:type="pct" w:w="5000"/>
+              <w:tblLayout w:type="fixed"/>
+              <w:tblLook w:firstRow="1" w:lastRow="0" w:firstColumn="0" w:lastColumn="0" w:noHBand="0" w:noVBand="0" w:val="0020"/>
+            </w:tblPr>
+            <w:tblGrid>
+              <w:gridCol w:w="1980"/>
+              <w:gridCol w:w="2376"/>
+              <w:gridCol w:w="3564"/>
+            </w:tblGrid>
+            <w:tr>
+              <w:trPr>
+                <w:tblHeader w:val="on"/>
+              </w:trPr>
+              <w:tc>
+                <w:tcPr/>
+                <w:p>
+                  <w:pPr>
+                    <w:pStyle w:val="Compact"/>
+                    <w:jc w:val="left"/>
+                    <w:jc w:val="center"/>
+                  </w:pPr>
+                  <w:r>
+                    <w:t xml:space="preserve">Valeur</w:t>
+                  </w:r>
+                </w:p>
+              </w:tc>
+              <w:tc>
+                <w:tcPr/>
+                <w:p>
+                  <w:pPr>
+                    <w:pStyle w:val="Compact"/>
+                    <w:jc w:val="left"/>
+                    <w:jc w:val="center"/>
+                  </w:pPr>
+                  <w:r>
+                    <w:t xml:space="preserve">Désignation</w:t>
+                  </w:r>
+                </w:p>
+              </w:tc>
+              <w:tc>
+                <w:tcPr/>
+                <w:p>
+                  <w:pPr>
+                    <w:pStyle w:val="Compact"/>
+                    <w:jc w:val="left"/>
+                    <w:jc w:val="center"/>
+                  </w:pPr>
+                  <w:r>
+                    <w:t xml:space="preserve">Description</w:t>
+                  </w:r>
+                </w:p>
+              </w:tc>
+            </w:tr>
+            <w:tr>
+              <w:tc>
+                <w:tcPr/>
+                <w:p>
+                  <w:pPr>
+                    <w:pStyle w:val="Compact"/>
+                    <w:jc w:val="left"/>
+                    <w:jc w:val="center"/>
+                  </w:pPr>
+                  <w:r>
+                    <w:rPr>
+                      <w:rStyle w:val="VerbatimChar"/>
+                    </w:rPr>
+                    <w:t xml:space="preserve">Camelid</w:t>
+                  </w:r>
+                </w:p>
+              </w:tc>
+              <w:tc>
+                <w:tcPr/>
+                <w:p>
+                  <w:pPr>
+                    <w:pStyle w:val="Compact"/>
+                    <w:jc w:val="left"/>
+                    <w:jc w:val="center"/>
+                  </w:pPr>
+                  <w:r>
+                    <w:t xml:space="preserve">Kameliden</w:t>
+                  </w:r>
+                </w:p>
+              </w:tc>
+              <w:tc>
+                <w:tcPr/>
+                <w:p>
+                  <w:pPr>
+                    <w:pStyle w:val="Compact"/>
+                    <w:jc w:val="left"/>
+                    <w:jc w:val="center"/>
+                  </w:pPr>
+                  <w:r>
+                    <w:t xml:space="preserve">Neuweltkameliden</w:t>
+                  </w:r>
+                </w:p>
+              </w:tc>
+            </w:tr>
+            <w:tr>
+              <w:tc>
+                <w:tcPr/>
+                <w:p>
+                  <w:pPr>
+                    <w:pStyle w:val="Compact"/>
+                    <w:jc w:val="left"/>
+                    <w:jc w:val="center"/>
+                  </w:pPr>
+                  <w:r>
+                    <w:rPr>
+                      <w:rStyle w:val="VerbatimChar"/>
+                    </w:rPr>
+                    <w:t xml:space="preserve">Cattle</w:t>
+                  </w:r>
+                </w:p>
+              </w:tc>
+              <w:tc>
+                <w:tcPr/>
+                <w:p>
+                  <w:pPr>
+                    <w:pStyle w:val="Compact"/>
+                    <w:jc w:val="left"/>
+                    <w:jc w:val="center"/>
+                  </w:pPr>
+                  <w:r>
+                    <w:t xml:space="preserve">Rindvieh</w:t>
+                  </w:r>
+                </w:p>
+              </w:tc>
+              <w:tc>
+                <w:tcPr/>
+                <w:p>
+                  <w:pPr>
+                    <w:pStyle w:val="Compact"/>
+                    <w:jc w:val="left"/>
+                    <w:jc w:val="center"/>
+                  </w:pPr>
+                  <w:r>
+                    <w:t xml:space="preserve">Tiere der Rindergattung (Bos) und Wasserbüffel (Bubalus bubalis)</w:t>
+                  </w:r>
+                </w:p>
+              </w:tc>
+            </w:tr>
+            <w:tr>
+              <w:tc>
+                <w:tcPr/>
+                <w:p>
+                  <w:pPr>
+                    <w:pStyle w:val="Compact"/>
+                    <w:jc w:val="left"/>
+                    <w:jc w:val="center"/>
+                  </w:pPr>
+                  <w:r>
+                    <w:rPr>
+                      <w:rStyle w:val="VerbatimChar"/>
+                    </w:rPr>
+                    <w:t xml:space="preserve">Equid</w:t>
+                  </w:r>
+                </w:p>
+              </w:tc>
+              <w:tc>
+                <w:tcPr/>
+                <w:p>
+                  <w:pPr>
+                    <w:pStyle w:val="Compact"/>
+                    <w:jc w:val="left"/>
+                    <w:jc w:val="center"/>
+                  </w:pPr>
+                  <w:r>
+                    <w:t xml:space="preserve">Equiden</w:t>
+                  </w:r>
+                </w:p>
+              </w:tc>
+              <w:tc>
+                <w:tcPr/>
+                <w:p>
+                  <w:pPr>
+                    <w:pStyle w:val="Compact"/>
+                    <w:jc w:val="left"/>
+                    <w:jc w:val="center"/>
+                  </w:pPr>
+                  <w:r>
+                    <w:t xml:space="preserve">Tiere der Pferdegattung (Pferd, Maultier, Maulesel, Esel)</w:t>
+                  </w:r>
+                </w:p>
+              </w:tc>
+            </w:tr>
+            <w:tr>
+              <w:tc>
+                <w:tcPr/>
+                <w:p>
+                  <w:pPr>
+                    <w:pStyle w:val="Compact"/>
+                    <w:jc w:val="left"/>
+                    <w:jc w:val="center"/>
+                  </w:pPr>
+                  <w:r>
+                    <w:rPr>
+                      <w:rStyle w:val="VerbatimChar"/>
+                    </w:rPr>
+                    <w:t xml:space="preserve">Game</w:t>
+                  </w:r>
+                </w:p>
+              </w:tc>
+              <w:tc>
+                <w:tcPr/>
+                <w:p>
+                  <w:pPr>
+                    <w:pStyle w:val="Compact"/>
+                    <w:jc w:val="left"/>
+                    <w:jc w:val="center"/>
+                  </w:pPr>
+                  <w:r>
+                    <w:t xml:space="preserve">Wild</w:t>
+                  </w:r>
+                </w:p>
+              </w:tc>
+              <w:tc>
+                <w:tcPr/>
+                <w:p>
+                  <w:pPr>
+                    <w:pStyle w:val="Compact"/>
+                    <w:jc w:val="left"/>
+                    <w:jc w:val="center"/>
+                  </w:pPr>
+                  <w:r>
+                    <w:t xml:space="preserve">Wild in Gehegen</w:t>
+                  </w:r>
+                </w:p>
+              </w:tc>
+            </w:tr>
+            <w:tr>
+              <w:tc>
+                <w:tcPr/>
+                <w:p>
+                  <w:pPr>
+                    <w:pStyle w:val="Compact"/>
+                    <w:jc w:val="left"/>
+                    <w:jc w:val="center"/>
+                  </w:pPr>
+                  <w:r>
+                    <w:rPr>
+                      <w:rStyle w:val="VerbatimChar"/>
+                    </w:rPr>
+                    <w:t xml:space="preserve">Goat</w:t>
+                  </w:r>
+                </w:p>
+              </w:tc>
+              <w:tc>
+                <w:tcPr/>
+                <w:p>
+                  <w:pPr>
+                    <w:pStyle w:val="Compact"/>
+                    <w:jc w:val="left"/>
+                    <w:jc w:val="center"/>
+                  </w:pPr>
+                  <w:r>
+                    <w:t xml:space="preserve">Ziegen</w:t>
+                  </w:r>
+                </w:p>
+              </w:tc>
+              <w:tc>
+                <w:tcPr/>
+                <w:p>
+                  <w:pPr>
+                    <w:pStyle w:val="Compact"/>
+                  </w:pPr>
+                </w:p>
+              </w:tc>
+            </w:tr>
+            <w:tr>
+              <w:tc>
+                <w:tcPr/>
+                <w:p>
+                  <w:pPr>
+                    <w:pStyle w:val="Compact"/>
+                    <w:jc w:val="left"/>
+                    <w:jc w:val="center"/>
+                  </w:pPr>
+                  <w:r>
+                    <w:rPr>
+                      <w:rStyle w:val="VerbatimChar"/>
+                    </w:rPr>
+                    <w:t xml:space="preserve">Pig</w:t>
+                  </w:r>
+                </w:p>
+              </w:tc>
+              <w:tc>
+                <w:tcPr/>
+                <w:p>
+                  <w:pPr>
+                    <w:pStyle w:val="Compact"/>
+                    <w:jc w:val="left"/>
+                    <w:jc w:val="center"/>
+                  </w:pPr>
+                  <w:r>
+                    <w:t xml:space="preserve">Schweine</w:t>
+                  </w:r>
+                </w:p>
+              </w:tc>
+              <w:tc>
+                <w:tcPr/>
+                <w:p>
+                  <w:pPr>
+                    <w:pStyle w:val="Compact"/>
+                  </w:pPr>
+                </w:p>
+              </w:tc>
+            </w:tr>
+            <w:tr>
+              <w:tc>
+                <w:tcPr/>
+                <w:p>
+                  <w:pPr>
+                    <w:pStyle w:val="Compact"/>
+                    <w:jc w:val="left"/>
+                    <w:jc w:val="center"/>
+                  </w:pPr>
+                  <w:r>
+                    <w:rPr>
+                      <w:rStyle w:val="VerbatimChar"/>
+                    </w:rPr>
+                    <w:t xml:space="preserve">Poultry</w:t>
+                  </w:r>
+                </w:p>
+              </w:tc>
+              <w:tc>
+                <w:tcPr/>
+                <w:p>
+                  <w:pPr>
+                    <w:pStyle w:val="Compact"/>
+                    <w:jc w:val="left"/>
+                    <w:jc w:val="center"/>
+                  </w:pPr>
+                  <w:r>
+                    <w:t xml:space="preserve">Geflügel</w:t>
+                  </w:r>
+                </w:p>
+              </w:tc>
+              <w:tc>
+                <w:tcPr/>
+                <w:p>
+                  <w:pPr>
+                    <w:pStyle w:val="Compact"/>
+                  </w:pPr>
+                </w:p>
+              </w:tc>
+            </w:tr>
+            <w:tr>
+              <w:tc>
+                <w:tcPr/>
+                <w:p>
+                  <w:pPr>
+                    <w:pStyle w:val="Compact"/>
+                    <w:jc w:val="left"/>
+                    <w:jc w:val="center"/>
+                  </w:pPr>
+                  <w:r>
+                    <w:rPr>
+                      <w:rStyle w:val="VerbatimChar"/>
+                    </w:rPr>
+                    <w:t xml:space="preserve">Sheep</w:t>
+                  </w:r>
+                </w:p>
+              </w:tc>
+              <w:tc>
+                <w:tcPr/>
+                <w:p>
+                  <w:pPr>
+                    <w:pStyle w:val="Compact"/>
+                    <w:jc w:val="left"/>
+                    <w:jc w:val="center"/>
+                  </w:pPr>
+                  <w:r>
+                    <w:t xml:space="preserve">Schafe</w:t>
+                  </w:r>
+                </w:p>
+              </w:tc>
+              <w:tc>
+                <w:tcPr/>
+                <w:p>
+                  <w:pPr>
+                    <w:pStyle w:val="Compact"/>
+                  </w:pPr>
+                </w:p>
+              </w:tc>
+            </w:tr>
+          </w:tbl>
+          <w:bookmarkEnd w:id="51"/>
+          <w:p/>
+        </w:tc>
+      </w:tr>
+    </w:tbl>
+    <w:bookmarkEnd w:id="52"/>
+    <w:bookmarkStart w:id="54" w:name="sec-codelist-healthstatustype"/>
+    <w:p>
+      <w:pPr>
+        <w:pStyle w:val="Heading2"/>
+      </w:pPr>
+      <w:r>
+        <w:t xml:space="preserve">3.8 Type d’état sanitaire</w:t>
+      </w:r>
+    </w:p>
+    <w:tbl>
+      <w:tblPr>
+        <w:tblStyle w:val="Table"/>
+        <w:tblW w:type="pct" w:w="5000"/>
+        <w:tblLayout w:type="fixed"/>
+        <w:tblLook w:firstRow="0" w:lastRow="0" w:firstColumn="0" w:lastColumn="0" w:noHBand="0" w:noVBand="0" w:val="0000"/>
+      </w:tblPr>
+      <w:tblGrid>
+        <w:gridCol w:w="7920"/>
+      </w:tblGrid>
+      <w:tr>
+        <w:tc>
+          <w:tcPr/>
+          <w:bookmarkStart w:id="53" w:name="tbl-codelist-healthstatustype"/>
+          <w:p>
+            <w:pPr>
+              <w:jc w:val="center"/>
+            </w:pPr>
+            <w:pPr>
+              <w:jc w:val="left"/>
+              <w:spacing w:before="200"/>
+              <w:pStyle w:val="ImageCaption"/>
+            </w:pPr>
+            <w:r>
+              <w:t xml:space="preserve">Table 15: Valeurs du domaine de valeurs Type d’état sanitaire</w:t>
+            </w:r>
+          </w:p>
+          <w:tbl>
+            <w:tblPr>
+              <w:tblStyle w:val="Table"/>
+              <w:tblW w:type="pct" w:w="5000"/>
+              <w:tblLayout w:type="fixed"/>
+              <w:tblLook w:firstRow="1" w:lastRow="0" w:firstColumn="0" w:lastColumn="0" w:noHBand="0" w:noVBand="0" w:val="0020"/>
+            </w:tblPr>
+            <w:tblGrid>
+              <w:gridCol w:w="1980"/>
+              <w:gridCol w:w="2376"/>
+              <w:gridCol w:w="3564"/>
+            </w:tblGrid>
+            <w:tr>
+              <w:trPr>
+                <w:tblHeader w:val="on"/>
+              </w:trPr>
+              <w:tc>
+                <w:tcPr/>
+                <w:p>
+                  <w:pPr>
+                    <w:pStyle w:val="Compact"/>
+                    <w:jc w:val="left"/>
+                    <w:jc w:val="center"/>
+                  </w:pPr>
+                  <w:r>
+                    <w:t xml:space="preserve">Valeur</w:t>
+                  </w:r>
+                </w:p>
+              </w:tc>
+              <w:tc>
+                <w:tcPr/>
+                <w:p>
+                  <w:pPr>
+                    <w:pStyle w:val="Compact"/>
+                    <w:jc w:val="left"/>
+                    <w:jc w:val="center"/>
+                  </w:pPr>
+                  <w:r>
+                    <w:t xml:space="preserve">Désignation</w:t>
+                  </w:r>
+                </w:p>
+              </w:tc>
+              <w:tc>
+                <w:tcPr/>
+                <w:p>
+                  <w:pPr>
+                    <w:pStyle w:val="Compact"/>
+                    <w:jc w:val="left"/>
+                    <w:jc w:val="center"/>
+                  </w:pPr>
+                  <w:r>
+                    <w:t xml:space="preserve">Description</w:t>
+                  </w:r>
+                </w:p>
+              </w:tc>
+            </w:tr>
+            <w:tr>
+              <w:tc>
+                <w:tcPr/>
+                <w:p>
+                  <w:pPr>
+                    <w:pStyle w:val="Compact"/>
+                    <w:jc w:val="left"/>
+                    <w:jc w:val="center"/>
+                  </w:pPr>
+                  <w:r>
+                    <w:rPr>
+                      <w:rStyle w:val="VerbatimChar"/>
+                    </w:rPr>
+                    <w:t xml:space="preserve">EpizooticStatus</w:t>
+                  </w:r>
+                </w:p>
+              </w:tc>
+              <w:tc>
+                <w:tcPr/>
+                <w:p>
+                  <w:pPr>
+                    <w:pStyle w:val="Compact"/>
+                    <w:jc w:val="left"/>
+                    <w:jc w:val="center"/>
+                  </w:pPr>
+                  <w:r>
+                    <w:t xml:space="preserve">Statut épizootique</w:t>
+                  </w:r>
+                </w:p>
+              </w:tc>
+              <w:tc>
+                <w:tcPr/>
+                <w:p>
+                  <w:pPr>
+                    <w:pStyle w:val="Compact"/>
+                  </w:pPr>
+                </w:p>
+              </w:tc>
+            </w:tr>
+            <w:tr>
+              <w:tc>
+                <w:tcPr/>
+                <w:p>
+                  <w:pPr>
+                    <w:pStyle w:val="Compact"/>
+                    <w:jc w:val="left"/>
+                    <w:jc w:val="center"/>
+                  </w:pPr>
+                  <w:r>
+                    <w:rPr>
+                      <w:rStyle w:val="VerbatimChar"/>
+                    </w:rPr>
+                    <w:t xml:space="preserve">LaboratoryResult</w:t>
+                  </w:r>
+                </w:p>
+              </w:tc>
+              <w:tc>
+                <w:tcPr/>
+                <w:p>
+                  <w:pPr>
+                    <w:pStyle w:val="Compact"/>
+                    <w:jc w:val="left"/>
+                    <w:jc w:val="center"/>
+                  </w:pPr>
+                  <w:r>
+                    <w:t xml:space="preserve">Résultat de laboratoire</w:t>
+                  </w:r>
+                </w:p>
+              </w:tc>
+              <w:tc>
+                <w:tcPr/>
+                <w:p>
+                  <w:pPr>
+                    <w:pStyle w:val="Compact"/>
+                  </w:pPr>
+                </w:p>
+              </w:tc>
+            </w:tr>
+            <w:tr>
+              <w:tc>
+                <w:tcPr/>
+                <w:p>
+                  <w:pPr>
+                    <w:pStyle w:val="Compact"/>
+                    <w:jc w:val="left"/>
+                    <w:jc w:val="center"/>
+                  </w:pPr>
+                  <w:r>
+                    <w:rPr>
+                      <w:rStyle w:val="VerbatimChar"/>
+                    </w:rPr>
+                    <w:t xml:space="preserve">RiskStatus</w:t>
+                  </w:r>
+                </w:p>
+              </w:tc>
+              <w:tc>
+                <w:tcPr/>
+                <w:p>
+                  <w:pPr>
+                    <w:pStyle w:val="Compact"/>
+                    <w:jc w:val="left"/>
+                    <w:jc w:val="center"/>
+                  </w:pPr>
+                  <w:r>
+                    <w:t xml:space="preserve">Statut de risque</w:t>
+                  </w:r>
+                </w:p>
+              </w:tc>
+              <w:tc>
+                <w:tcPr/>
+                <w:p>
+                  <w:pPr>
+                    <w:pStyle w:val="Compact"/>
+                  </w:pPr>
+                </w:p>
+              </w:tc>
+            </w:tr>
+            <w:tr>
+              <w:tc>
+                <w:tcPr/>
+                <w:p>
+                  <w:pPr>
+                    <w:pStyle w:val="Compact"/>
+                    <w:jc w:val="left"/>
+                    <w:jc w:val="center"/>
+                  </w:pPr>
+                  <w:r>
+                    <w:rPr>
+                      <w:rStyle w:val="VerbatimChar"/>
+                    </w:rPr>
+                    <w:t xml:space="preserve">VaccinationStatus</w:t>
+                  </w:r>
+                </w:p>
+              </w:tc>
+              <w:tc>
+                <w:tcPr/>
+                <w:p>
+                  <w:pPr>
+                    <w:pStyle w:val="Compact"/>
+                    <w:jc w:val="left"/>
+                    <w:jc w:val="center"/>
+                  </w:pPr>
+                  <w:r>
+                    <w:t xml:space="preserve">Statut vaccinal</w:t>
+                  </w:r>
+                </w:p>
+              </w:tc>
+              <w:tc>
+                <w:tcPr/>
+                <w:p>
+                  <w:pPr>
+                    <w:pStyle w:val="Compact"/>
+                  </w:pPr>
+                </w:p>
+              </w:tc>
+            </w:tr>
+          </w:tbl>
+          <w:bookmarkEnd w:id="53"/>
+          <w:p/>
+        </w:tc>
+      </w:tr>
+    </w:tbl>
+    <w:bookmarkEnd w:id="54"/>
+    <w:bookmarkStart w:id="56" w:name="sec-codelist-localunithealthstatus"/>
+    <w:p>
+      <w:pPr>
+        <w:pStyle w:val="Heading2"/>
+      </w:pPr>
+      <w:r>
+        <w:t xml:space="preserve">3.9 État sanitaire de l’unité locale</w:t>
+      </w:r>
+    </w:p>
+    <w:tbl>
+      <w:tblPr>
+        <w:tblStyle w:val="Table"/>
+        <w:tblW w:type="pct" w:w="5000"/>
+        <w:tblLayout w:type="fixed"/>
+        <w:tblLook w:firstRow="0" w:lastRow="0" w:firstColumn="0" w:lastColumn="0" w:noHBand="0" w:noVBand="0" w:val="0000"/>
+      </w:tblPr>
+      <w:tblGrid>
+        <w:gridCol w:w="7920"/>
+      </w:tblGrid>
+      <w:tr>
+        <w:tc>
+          <w:tcPr/>
+          <w:bookmarkStart w:id="55" w:name="tbl-codelist-localunithealthstatus"/>
+          <w:p>
+            <w:pPr>
+              <w:jc w:val="center"/>
+            </w:pPr>
+            <w:pPr>
+              <w:jc w:val="left"/>
+              <w:spacing w:before="200"/>
+              <w:pStyle w:val="ImageCaption"/>
+            </w:pPr>
+            <w:r>
+              <w:t xml:space="preserve">Table 16: Valeurs du domaine de valeurs État sanitaire de l’unité locale</w:t>
+            </w:r>
+          </w:p>
+          <w:tbl>
+            <w:tblPr>
+              <w:tblStyle w:val="Table"/>
+              <w:tblW w:type="pct" w:w="5000"/>
+              <w:tblLayout w:type="fixed"/>
+              <w:tblLook w:firstRow="1" w:lastRow="0" w:firstColumn="0" w:lastColumn="0" w:noHBand="0" w:noVBand="0" w:val="0020"/>
+            </w:tblPr>
+            <w:tblGrid>
+              <w:gridCol w:w="1980"/>
+              <w:gridCol w:w="2376"/>
+              <w:gridCol w:w="3564"/>
+            </w:tblGrid>
+            <w:tr>
+              <w:trPr>
+                <w:tblHeader w:val="on"/>
+              </w:trPr>
+              <w:tc>
+                <w:tcPr/>
+                <w:p>
+                  <w:pPr>
+                    <w:pStyle w:val="Compact"/>
+                    <w:jc w:val="left"/>
+                    <w:jc w:val="center"/>
+                  </w:pPr>
+                  <w:r>
+                    <w:t xml:space="preserve">Valeur</w:t>
+                  </w:r>
+                </w:p>
+              </w:tc>
+              <w:tc>
+                <w:tcPr/>
+                <w:p>
+                  <w:pPr>
+                    <w:pStyle w:val="Compact"/>
+                    <w:jc w:val="left"/>
+                    <w:jc w:val="center"/>
+                  </w:pPr>
+                  <w:r>
+                    <w:t xml:space="preserve">Désignation</w:t>
+                  </w:r>
+                </w:p>
+              </w:tc>
+              <w:tc>
+                <w:tcPr/>
+                <w:p>
+                  <w:pPr>
+                    <w:pStyle w:val="Compact"/>
+                    <w:jc w:val="left"/>
+                    <w:jc w:val="center"/>
+                  </w:pPr>
+                  <w:r>
+                    <w:t xml:space="preserve">Description</w:t>
+                  </w:r>
+                </w:p>
+              </w:tc>
+            </w:tr>
+            <w:tr>
+              <w:tc>
+                <w:tcPr/>
+                <w:p>
+                  <w:pPr>
+                    <w:pStyle w:val="Compact"/>
+                    <w:jc w:val="left"/>
+                    <w:jc w:val="center"/>
+                  </w:pPr>
+                  <w:r>
+                    <w:rPr>
+                      <w:rStyle w:val="VerbatimChar"/>
+                    </w:rPr>
+                    <w:t xml:space="preserve">Blocked</w:t>
+                  </w:r>
+                </w:p>
+              </w:tc>
+              <w:tc>
+                <w:tcPr/>
+                <w:p>
+                  <w:pPr>
+                    <w:pStyle w:val="Compact"/>
+                    <w:jc w:val="left"/>
+                    <w:jc w:val="center"/>
+                  </w:pPr>
+                  <w:r>
+                    <w:t xml:space="preserve">Bloqué</w:t>
+                  </w:r>
+                </w:p>
+              </w:tc>
+              <w:tc>
+                <w:tcPr/>
+                <w:p>
+                  <w:pPr>
+                    <w:pStyle w:val="Compact"/>
+                    <w:jc w:val="left"/>
+                    <w:jc w:val="center"/>
+                  </w:pPr>
+                  <w:r>
+                    <w:t xml:space="preserve">Type : statut épizootique</w:t>
+                  </w:r>
+                </w:p>
+              </w:tc>
+            </w:tr>
+            <w:tr>
+              <w:tc>
+                <w:tcPr/>
+                <w:p>
+                  <w:pPr>
+                    <w:pStyle w:val="Compact"/>
+                    <w:jc w:val="left"/>
+                    <w:jc w:val="center"/>
+                  </w:pPr>
+                  <w:r>
+                    <w:rPr>
+                      <w:rStyle w:val="VerbatimChar"/>
+                    </w:rPr>
+                    <w:t xml:space="preserve">Free</w:t>
+                  </w:r>
+                </w:p>
+              </w:tc>
+              <w:tc>
+                <w:tcPr/>
+                <w:p>
+                  <w:pPr>
+                    <w:pStyle w:val="Compact"/>
+                    <w:jc w:val="left"/>
+                    <w:jc w:val="center"/>
+                  </w:pPr>
+                  <w:r>
+                    <w:t xml:space="preserve">Libre</w:t>
+                  </w:r>
+                </w:p>
+              </w:tc>
+              <w:tc>
+                <w:tcPr/>
+                <w:p>
+                  <w:pPr>
+                    <w:pStyle w:val="Compact"/>
+                    <w:jc w:val="left"/>
+                    <w:jc w:val="center"/>
+                  </w:pPr>
+                  <w:r>
+                    <w:t xml:space="preserve">Type : statut épizootique</w:t>
+                  </w:r>
+                </w:p>
+              </w:tc>
+            </w:tr>
+            <w:tr>
+              <w:tc>
+                <w:tcPr/>
+                <w:p>
+                  <w:pPr>
+                    <w:pStyle w:val="Compact"/>
+                    <w:jc w:val="left"/>
+                    <w:jc w:val="center"/>
+                  </w:pPr>
+                  <w:r>
+                    <w:rPr>
+                      <w:rStyle w:val="VerbatimChar"/>
+                    </w:rPr>
+                    <w:t xml:space="preserve">High</w:t>
+                  </w:r>
+                </w:p>
+              </w:tc>
+              <w:tc>
+                <w:tcPr/>
+                <w:p>
+                  <w:pPr>
+                    <w:pStyle w:val="Compact"/>
+                    <w:jc w:val="left"/>
+                    <w:jc w:val="center"/>
+                  </w:pPr>
+                  <w:r>
+                    <w:t xml:space="preserve">Élevé</w:t>
+                  </w:r>
+                </w:p>
+              </w:tc>
+              <w:tc>
+                <w:tcPr/>
+                <w:p>
+                  <w:pPr>
+                    <w:pStyle w:val="Compact"/>
+                    <w:jc w:val="left"/>
+                    <w:jc w:val="center"/>
+                  </w:pPr>
+                  <w:r>
+                    <w:t xml:space="preserve">Type : statut de risque</w:t>
+                  </w:r>
+                </w:p>
+              </w:tc>
+            </w:tr>
+            <w:tr>
+              <w:tc>
+                <w:tcPr/>
+                <w:p>
+                  <w:pPr>
+                    <w:pStyle w:val="Compact"/>
+                    <w:jc w:val="left"/>
+                    <w:jc w:val="center"/>
+                  </w:pPr>
+                  <w:r>
+                    <w:rPr>
+                      <w:rStyle w:val="VerbatimChar"/>
+                    </w:rPr>
+                    <w:t xml:space="preserve">Low</w:t>
+                  </w:r>
+                </w:p>
+              </w:tc>
+              <w:tc>
+                <w:tcPr/>
+                <w:p>
+                  <w:pPr>
+                    <w:pStyle w:val="Compact"/>
+                    <w:jc w:val="left"/>
+                    <w:jc w:val="center"/>
+                  </w:pPr>
+                  <w:r>
+                    <w:t xml:space="preserve">Faible</w:t>
+                  </w:r>
+                </w:p>
+              </w:tc>
+              <w:tc>
+                <w:tcPr/>
+                <w:p>
+                  <w:pPr>
+                    <w:pStyle w:val="Compact"/>
+                    <w:jc w:val="left"/>
+                    <w:jc w:val="center"/>
+                  </w:pPr>
+                  <w:r>
+                    <w:t xml:space="preserve">Type : statut de risque</w:t>
+                  </w:r>
+                </w:p>
+              </w:tc>
+            </w:tr>
+            <w:tr>
+              <w:tc>
+                <w:tcPr/>
+                <w:p>
+                  <w:pPr>
+                    <w:pStyle w:val="Compact"/>
+                    <w:jc w:val="left"/>
+                    <w:jc w:val="center"/>
+                  </w:pPr>
+                  <w:r>
+                    <w:rPr>
+                      <w:rStyle w:val="VerbatimChar"/>
+                    </w:rPr>
+                    <w:t xml:space="preserve">Medium</w:t>
+                  </w:r>
+                </w:p>
+              </w:tc>
+              <w:tc>
+                <w:tcPr/>
+                <w:p>
+                  <w:pPr>
+                    <w:pStyle w:val="Compact"/>
+                    <w:jc w:val="left"/>
+                    <w:jc w:val="center"/>
+                  </w:pPr>
+                  <w:r>
+                    <w:t xml:space="preserve">Moyen</w:t>
+                  </w:r>
+                </w:p>
+              </w:tc>
+              <w:tc>
+                <w:tcPr/>
+                <w:p>
+                  <w:pPr>
+                    <w:pStyle w:val="Compact"/>
+                    <w:jc w:val="left"/>
+                    <w:jc w:val="center"/>
+                  </w:pPr>
+                  <w:r>
+                    <w:t xml:space="preserve">Type : statut de risque</w:t>
+                  </w:r>
+                </w:p>
+              </w:tc>
+            </w:tr>
+            <w:tr>
+              <w:tc>
+                <w:tcPr/>
+                <w:p>
+                  <w:pPr>
+                    <w:pStyle w:val="Compact"/>
+                    <w:jc w:val="left"/>
+                    <w:jc w:val="center"/>
+                  </w:pPr>
+                  <w:r>
+                    <w:rPr>
+                      <w:rStyle w:val="VerbatimChar"/>
+                    </w:rPr>
+                    <w:t xml:space="preserve">Negative</w:t>
+                  </w:r>
+                </w:p>
+              </w:tc>
+              <w:tc>
+                <w:tcPr/>
+                <w:p>
+                  <w:pPr>
+                    <w:pStyle w:val="Compact"/>
+                    <w:jc w:val="left"/>
+                    <w:jc w:val="center"/>
+                  </w:pPr>
+                  <w:r>
+                    <w:t xml:space="preserve">Négatif</w:t>
+                  </w:r>
+                </w:p>
+              </w:tc>
+              <w:tc>
+                <w:tcPr/>
+                <w:p>
+                  <w:pPr>
+                    <w:pStyle w:val="Compact"/>
+                    <w:jc w:val="left"/>
+                    <w:jc w:val="center"/>
+                  </w:pPr>
+                  <w:r>
+                    <w:t xml:space="preserve">Type : résultat de laboratoire</w:t>
+                  </w:r>
+                </w:p>
+              </w:tc>
+            </w:tr>
+            <w:tr>
+              <w:tc>
+                <w:tcPr/>
+                <w:p>
+                  <w:pPr>
+                    <w:pStyle w:val="Compact"/>
+                    <w:jc w:val="left"/>
+                    <w:jc w:val="center"/>
+                  </w:pPr>
+                  <w:r>
+                    <w:rPr>
+                      <w:rStyle w:val="VerbatimChar"/>
+                    </w:rPr>
+                    <w:t xml:space="preserve">NotTested</w:t>
+                  </w:r>
+                </w:p>
+              </w:tc>
+              <w:tc>
+                <w:tcPr/>
+                <w:p>
+                  <w:pPr>
+                    <w:pStyle w:val="Compact"/>
+                    <w:jc w:val="left"/>
+                    <w:jc w:val="center"/>
+                  </w:pPr>
+                  <w:r>
+                    <w:t xml:space="preserve">Non testé</w:t>
+                  </w:r>
+                </w:p>
+              </w:tc>
+              <w:tc>
+                <w:tcPr/>
+                <w:p>
+                  <w:pPr>
+                    <w:pStyle w:val="Compact"/>
+                    <w:jc w:val="left"/>
+                    <w:jc w:val="center"/>
+                  </w:pPr>
+                  <w:r>
+                    <w:t xml:space="preserve">Type : statut épizootique</w:t>
+                  </w:r>
+                </w:p>
+              </w:tc>
+            </w:tr>
+            <w:tr>
+              <w:tc>
+                <w:tcPr/>
+                <w:p>
+                  <w:pPr>
+                    <w:pStyle w:val="Compact"/>
+                    <w:jc w:val="left"/>
+                    <w:jc w:val="center"/>
+                  </w:pPr>
+                  <w:r>
+                    <w:rPr>
+                      <w:rStyle w:val="VerbatimChar"/>
+                    </w:rPr>
+                    <w:t xml:space="preserve">Positive</w:t>
+                  </w:r>
+                </w:p>
+              </w:tc>
+              <w:tc>
+                <w:tcPr/>
+                <w:p>
+                  <w:pPr>
+                    <w:pStyle w:val="Compact"/>
+                    <w:jc w:val="left"/>
+                    <w:jc w:val="center"/>
+                  </w:pPr>
+                  <w:r>
+                    <w:t xml:space="preserve">Positif</w:t>
+                  </w:r>
+                </w:p>
+              </w:tc>
+              <w:tc>
+                <w:tcPr/>
+                <w:p>
+                  <w:pPr>
+                    <w:pStyle w:val="Compact"/>
+                    <w:jc w:val="left"/>
+                    <w:jc w:val="center"/>
+                  </w:pPr>
+                  <w:r>
+                    <w:t xml:space="preserve">Type : résultat de laboratoire</w:t>
+                  </w:r>
+                </w:p>
+              </w:tc>
+            </w:tr>
+          </w:tbl>
+          <w:bookmarkEnd w:id="55"/>
+          <w:p/>
+        </w:tc>
+      </w:tr>
+    </w:tbl>
+    <w:bookmarkEnd w:id="56"/>
+    <w:bookmarkStart w:id="58" w:name="sec-codelist-notificationtype"/>
+    <w:p>
+      <w:pPr>
+        <w:pStyle w:val="Heading2"/>
+      </w:pPr>
+      <w:r>
+        <w:t xml:space="preserve">3.10 Type de mouvement</w:t>
+      </w:r>
+    </w:p>
+    <w:tbl>
+      <w:tblPr>
+        <w:tblStyle w:val="Table"/>
+        <w:tblW w:type="pct" w:w="5000"/>
+        <w:tblLayout w:type="fixed"/>
+        <w:tblLook w:firstRow="0" w:lastRow="0" w:firstColumn="0" w:lastColumn="0" w:noHBand="0" w:noVBand="0" w:val="0000"/>
+      </w:tblPr>
+      <w:tblGrid>
+        <w:gridCol w:w="7920"/>
+      </w:tblGrid>
+      <w:tr>
+        <w:tc>
+          <w:tcPr/>
+          <w:bookmarkStart w:id="57" w:name="tbl-codelist-notificationtype"/>
+          <w:p>
+            <w:pPr>
+              <w:jc w:val="center"/>
+            </w:pPr>
+            <w:pPr>
+              <w:jc w:val="left"/>
+              <w:spacing w:before="200"/>
+              <w:pStyle w:val="ImageCaption"/>
+            </w:pPr>
+            <w:r>
+              <w:t xml:space="preserve">Table 17: Valeurs du domaine de valeurs Type de mouvement</w:t>
+            </w:r>
+          </w:p>
+          <w:tbl>
+            <w:tblPr>
+              <w:tblStyle w:val="Table"/>
+              <w:tblW w:type="pct" w:w="5000"/>
+              <w:tblLayout w:type="fixed"/>
+              <w:tblLook w:firstRow="1" w:lastRow="0" w:firstColumn="0" w:lastColumn="0" w:noHBand="0" w:noVBand="0" w:val="0020"/>
+            </w:tblPr>
+            <w:tblGrid>
+              <w:gridCol w:w="1980"/>
+              <w:gridCol w:w="2376"/>
+              <w:gridCol w:w="3564"/>
+            </w:tblGrid>
+            <w:tr>
+              <w:trPr>
+                <w:tblHeader w:val="on"/>
+              </w:trPr>
+              <w:tc>
+                <w:tcPr/>
+                <w:p>
+                  <w:pPr>
+                    <w:pStyle w:val="Compact"/>
+                    <w:jc w:val="left"/>
+                    <w:jc w:val="center"/>
+                  </w:pPr>
+                  <w:r>
+                    <w:t xml:space="preserve">Valeur</w:t>
+                  </w:r>
+                </w:p>
+              </w:tc>
+              <w:tc>
+                <w:tcPr/>
+                <w:p>
+                  <w:pPr>
+                    <w:pStyle w:val="Compact"/>
+                    <w:jc w:val="left"/>
+                    <w:jc w:val="center"/>
+                  </w:pPr>
+                  <w:r>
+                    <w:t xml:space="preserve">Désignation</w:t>
+                  </w:r>
+                </w:p>
+              </w:tc>
+              <w:tc>
+                <w:tcPr/>
+                <w:p>
+                  <w:pPr>
+                    <w:pStyle w:val="Compact"/>
+                    <w:jc w:val="left"/>
+                    <w:jc w:val="center"/>
+                  </w:pPr>
+                  <w:r>
+                    <w:t xml:space="preserve">Description</w:t>
+                  </w:r>
+                </w:p>
+              </w:tc>
+            </w:tr>
+            <w:tr>
+              <w:tc>
+                <w:tcPr/>
+                <w:p>
+                  <w:pPr>
+                    <w:pStyle w:val="Compact"/>
+                    <w:jc w:val="left"/>
+                    <w:jc w:val="center"/>
+                  </w:pPr>
+                  <w:r>
+                    <w:rPr>
+                      <w:rStyle w:val="VerbatimChar"/>
+                    </w:rPr>
+                    <w:t xml:space="preserve">Arrival</w:t>
+                  </w:r>
+                </w:p>
+              </w:tc>
+              <w:tc>
+                <w:tcPr/>
+                <w:p>
+                  <w:pPr>
+                    <w:pStyle w:val="Compact"/>
+                    <w:jc w:val="left"/>
+                    <w:jc w:val="center"/>
+                  </w:pPr>
+                  <w:r>
+                    <w:t xml:space="preserve">Entrée</w:t>
+                  </w:r>
+                </w:p>
+              </w:tc>
+              <w:tc>
+                <w:tcPr/>
+                <w:p>
+                  <w:pPr>
+                    <w:pStyle w:val="Compact"/>
+                    <w:jc w:val="left"/>
+                    <w:jc w:val="center"/>
+                  </w:pPr>
+                  <w:r>
+                    <w:t xml:space="preserve">Pas pour les équidés</w:t>
+                  </w:r>
+                </w:p>
+              </w:tc>
+            </w:tr>
+            <w:tr>
+              <w:tc>
+                <w:tcPr/>
+                <w:p>
+                  <w:pPr>
+                    <w:pStyle w:val="Compact"/>
+                    <w:jc w:val="left"/>
+                    <w:jc w:val="center"/>
+                  </w:pPr>
+                  <w:r>
+                    <w:rPr>
+                      <w:rStyle w:val="VerbatimChar"/>
+                    </w:rPr>
+                    <w:t xml:space="preserve">Birth</w:t>
+                  </w:r>
+                </w:p>
+              </w:tc>
+              <w:tc>
+                <w:tcPr/>
+                <w:p>
+                  <w:pPr>
+                    <w:pStyle w:val="Compact"/>
+                    <w:jc w:val="left"/>
+                    <w:jc w:val="center"/>
+                  </w:pPr>
+                  <w:r>
+                    <w:t xml:space="preserve">Naissance</w:t>
+                  </w:r>
+                </w:p>
+              </w:tc>
+              <w:tc>
+                <w:tcPr/>
+                <w:p>
+                  <w:pPr>
+                    <w:pStyle w:val="Compact"/>
+                  </w:pPr>
+                </w:p>
+              </w:tc>
+            </w:tr>
+            <w:tr>
+              <w:tc>
+                <w:tcPr/>
+                <w:p>
+                  <w:pPr>
+                    <w:pStyle w:val="Compact"/>
+                    <w:jc w:val="left"/>
+                    <w:jc w:val="center"/>
+                  </w:pPr>
+                  <w:r>
+                    <w:rPr>
+                      <w:rStyle w:val="VerbatimChar"/>
+                    </w:rPr>
+                    <w:t xml:space="preserve">DayStay</w:t>
+                  </w:r>
+                </w:p>
+              </w:tc>
+              <w:tc>
+                <w:tcPr/>
+                <w:p>
+                  <w:pPr>
+                    <w:pStyle w:val="Compact"/>
+                    <w:jc w:val="left"/>
+                    <w:jc w:val="center"/>
+                  </w:pPr>
+                  <w:r>
+                    <w:t xml:space="preserve">Séjour à la journée</w:t>
+                  </w:r>
+                </w:p>
+              </w:tc>
+              <w:tc>
+                <w:tcPr/>
+                <w:p>
+                  <w:pPr>
+                    <w:pStyle w:val="Compact"/>
+                    <w:jc w:val="left"/>
+                    <w:jc w:val="center"/>
+                  </w:pPr>
+                  <w:r>
+                    <w:t xml:space="preserve">Pas pour les équidés</w:t>
+                  </w:r>
+                </w:p>
+              </w:tc>
+            </w:tr>
+            <w:tr>
+              <w:tc>
+                <w:tcPr/>
+                <w:p>
+                  <w:pPr>
+                    <w:pStyle w:val="Compact"/>
+                    <w:jc w:val="left"/>
+                    <w:jc w:val="center"/>
+                  </w:pPr>
+                  <w:r>
+                    <w:rPr>
+                      <w:rStyle w:val="VerbatimChar"/>
+                    </w:rPr>
+                    <w:t xml:space="preserve">DeathBirth</w:t>
+                  </w:r>
+                </w:p>
+              </w:tc>
+              <w:tc>
+                <w:tcPr/>
+                <w:p>
+                  <w:pPr>
+                    <w:pStyle w:val="Compact"/>
+                    <w:jc w:val="left"/>
+                    <w:jc w:val="center"/>
+                  </w:pPr>
+                  <w:r>
+                    <w:t xml:space="preserve">Mortinaissance</w:t>
+                  </w:r>
+                </w:p>
+              </w:tc>
+              <w:tc>
+                <w:tcPr/>
+                <w:p>
+                  <w:pPr>
+                    <w:pStyle w:val="Compact"/>
+                    <w:jc w:val="left"/>
+                    <w:jc w:val="center"/>
+                  </w:pPr>
+                  <w:r>
+                    <w:t xml:space="preserve">Pas pour les équidés</w:t>
+                  </w:r>
+                </w:p>
+              </w:tc>
+            </w:tr>
+            <w:tr>
+              <w:tc>
+                <w:tcPr/>
+                <w:p>
+                  <w:pPr>
+                    <w:pStyle w:val="Compact"/>
+                    <w:jc w:val="left"/>
+                    <w:jc w:val="center"/>
+                  </w:pPr>
+                  <w:r>
+                    <w:rPr>
+                      <w:rStyle w:val="VerbatimChar"/>
+                    </w:rPr>
+                    <w:t xml:space="preserve">Deceased</w:t>
+                  </w:r>
+                </w:p>
+              </w:tc>
+              <w:tc>
+                <w:tcPr/>
+                <w:p>
+                  <w:pPr>
+                    <w:pStyle w:val="Compact"/>
+                    <w:jc w:val="left"/>
+                    <w:jc w:val="center"/>
+                  </w:pPr>
+                  <w:r>
+                    <w:t xml:space="preserve">Mort</w:t>
+                  </w:r>
+                </w:p>
+              </w:tc>
+              <w:tc>
+                <w:tcPr/>
+                <w:p>
+                  <w:pPr>
+                    <w:pStyle w:val="Compact"/>
+                    <w:jc w:val="left"/>
+                    <w:jc w:val="center"/>
+                  </w:pPr>
+                  <w:r>
+                    <w:t xml:space="preserve">Pour les équidés : euthanasie</w:t>
+                  </w:r>
+                </w:p>
+              </w:tc>
+            </w:tr>
+            <w:tr>
+              <w:tc>
+                <w:tcPr/>
+                <w:p>
+                  <w:pPr>
+                    <w:pStyle w:val="Compact"/>
+                    <w:jc w:val="left"/>
+                    <w:jc w:val="center"/>
+                  </w:pPr>
+                  <w:r>
+                    <w:rPr>
+                      <w:rStyle w:val="VerbatimChar"/>
+                    </w:rPr>
+                    <w:t xml:space="preserve">Export</w:t>
+                  </w:r>
+                </w:p>
+              </w:tc>
+              <w:tc>
+                <w:tcPr/>
+                <w:p>
+                  <w:pPr>
+                    <w:pStyle w:val="Compact"/>
+                    <w:jc w:val="left"/>
+                    <w:jc w:val="center"/>
+                  </w:pPr>
+                  <w:r>
+                    <w:t xml:space="preserve">Exportation</w:t>
+                  </w:r>
+                </w:p>
+              </w:tc>
+              <w:tc>
+                <w:tcPr/>
+                <w:p>
+                  <w:pPr>
+                    <w:pStyle w:val="Compact"/>
+                    <w:jc w:val="left"/>
+                    <w:jc w:val="center"/>
+                  </w:pPr>
+                  <w:r>
+                    <w:t xml:space="preserve">Pour les équidés : cession de propriété à l’étranger</w:t>
+                  </w:r>
+                </w:p>
+              </w:tc>
+            </w:tr>
+            <w:tr>
+              <w:tc>
+                <w:tcPr/>
+                <w:p>
+                  <w:pPr>
+                    <w:pStyle w:val="Compact"/>
+                    <w:jc w:val="left"/>
+                    <w:jc w:val="center"/>
+                  </w:pPr>
+                  <w:r>
+                    <w:rPr>
+                      <w:rStyle w:val="VerbatimChar"/>
+                    </w:rPr>
+                    <w:t xml:space="preserve">FirstRegistration</w:t>
+                  </w:r>
+                </w:p>
+              </w:tc>
+              <w:tc>
+                <w:tcPr/>
+                <w:p>
+                  <w:pPr>
+                    <w:pStyle w:val="Compact"/>
+                    <w:jc w:val="left"/>
+                    <w:jc w:val="center"/>
+                  </w:pPr>
+                  <w:r>
+                    <w:t xml:space="preserve">Premier enregistrement</w:t>
+                  </w:r>
+                </w:p>
+              </w:tc>
+              <w:tc>
+                <w:tcPr/>
+                <w:p>
+                  <w:pPr>
+                    <w:pStyle w:val="Compact"/>
+                  </w:pPr>
+                </w:p>
+              </w:tc>
+            </w:tr>
+            <w:tr>
+              <w:tc>
+                <w:tcPr/>
+                <w:p>
+                  <w:pPr>
+                    <w:pStyle w:val="Compact"/>
+                    <w:jc w:val="left"/>
+                    <w:jc w:val="center"/>
+                  </w:pPr>
+                  <w:r>
+                    <w:rPr>
+                      <w:rStyle w:val="VerbatimChar"/>
+                    </w:rPr>
+                    <w:t xml:space="preserve">Import</w:t>
+                  </w:r>
+                </w:p>
+              </w:tc>
+              <w:tc>
+                <w:tcPr/>
+                <w:p>
+                  <w:pPr>
+                    <w:pStyle w:val="Compact"/>
+                    <w:jc w:val="left"/>
+                    <w:jc w:val="center"/>
+                  </w:pPr>
+                  <w:r>
+                    <w:t xml:space="preserve">Importation</w:t>
+                  </w:r>
+                </w:p>
+              </w:tc>
+              <w:tc>
+                <w:tcPr/>
+                <w:p>
+                  <w:pPr>
+                    <w:pStyle w:val="Compact"/>
+                  </w:pPr>
+                </w:p>
+              </w:tc>
+            </w:tr>
+            <w:tr>
+              <w:tc>
+                <w:tcPr/>
+                <w:p>
+                  <w:pPr>
+                    <w:pStyle w:val="Compact"/>
+                    <w:jc w:val="left"/>
+                    <w:jc w:val="center"/>
+                  </w:pPr>
+                  <w:r>
+                    <w:rPr>
+                      <w:rStyle w:val="VerbatimChar"/>
+                    </w:rPr>
+                    <w:t xml:space="preserve">ImportAfterExport</w:t>
+                  </w:r>
+                </w:p>
+              </w:tc>
+              <w:tc>
+                <w:tcPr/>
+                <w:p>
+                  <w:pPr>
+                    <w:pStyle w:val="Compact"/>
+                    <w:jc w:val="left"/>
+                    <w:jc w:val="center"/>
+                  </w:pPr>
+                  <w:r>
+                    <w:t xml:space="preserve">Importation après exportation</w:t>
+                  </w:r>
+                </w:p>
+              </w:tc>
+              <w:tc>
+                <w:tcPr/>
+                <w:p>
+                  <w:pPr>
+                    <w:pStyle w:val="Compact"/>
+                    <w:jc w:val="left"/>
+                    <w:jc w:val="center"/>
+                  </w:pPr>
+                  <w:r>
+                    <w:t xml:space="preserve">Pas pour les équidés</w:t>
+                  </w:r>
+                </w:p>
+              </w:tc>
+            </w:tr>
+            <w:tr>
+              <w:tc>
+                <w:tcPr/>
+                <w:p>
+                  <w:pPr>
+                    <w:pStyle w:val="Compact"/>
+                    <w:jc w:val="left"/>
+                    <w:jc w:val="center"/>
+                  </w:pPr>
+                  <w:r>
+                    <w:rPr>
+                      <w:rStyle w:val="VerbatimChar"/>
+                    </w:rPr>
+                    <w:t xml:space="preserve">Leaving</w:t>
+                  </w:r>
+                </w:p>
+              </w:tc>
+              <w:tc>
+                <w:tcPr/>
+                <w:p>
+                  <w:pPr>
+                    <w:pStyle w:val="Compact"/>
+                    <w:jc w:val="left"/>
+                    <w:jc w:val="center"/>
+                  </w:pPr>
+                  <w:r>
+                    <w:t xml:space="preserve">Sortie</w:t>
+                  </w:r>
+                </w:p>
+              </w:tc>
+              <w:tc>
+                <w:tcPr/>
+                <w:p>
+                  <w:pPr>
+                    <w:pStyle w:val="Compact"/>
+                    <w:jc w:val="left"/>
+                    <w:jc w:val="center"/>
+                  </w:pPr>
+                  <w:r>
+                    <w:t xml:space="preserve">Pas pour les équidés</w:t>
+                  </w:r>
+                </w:p>
+              </w:tc>
+            </w:tr>
+            <w:tr>
+              <w:tc>
+                <w:tcPr/>
+                <w:p>
+                  <w:pPr>
+                    <w:pStyle w:val="Compact"/>
+                    <w:jc w:val="left"/>
+                    <w:jc w:val="center"/>
+                  </w:pPr>
+                  <w:r>
+                    <w:rPr>
+                      <w:rStyle w:val="VerbatimChar"/>
+                    </w:rPr>
+                    <w:t xml:space="preserve">LocationChange</w:t>
+                  </w:r>
+                </w:p>
+              </w:tc>
+              <w:tc>
+                <w:tcPr/>
+                <w:p>
+                  <w:pPr>
+                    <w:pStyle w:val="Compact"/>
+                    <w:jc w:val="left"/>
+                    <w:jc w:val="center"/>
+                  </w:pPr>
+                  <w:r>
+                    <w:t xml:space="preserve">Changement de lieu</w:t>
+                  </w:r>
+                </w:p>
+              </w:tc>
+              <w:tc>
+                <w:tcPr/>
+                <w:p>
+                  <w:pPr>
+                    <w:pStyle w:val="Compact"/>
+                    <w:jc w:val="left"/>
+                    <w:jc w:val="center"/>
+                  </w:pPr>
+                  <w:r>
+                    <w:t xml:space="preserve">Uniquement pour les équidés</w:t>
+                  </w:r>
+                </w:p>
+              </w:tc>
+            </w:tr>
+            <w:tr>
+              <w:tc>
+                <w:tcPr/>
+                <w:p>
+                  <w:pPr>
+                    <w:pStyle w:val="Compact"/>
+                    <w:jc w:val="left"/>
+                    <w:jc w:val="center"/>
+                  </w:pPr>
+                  <w:r>
+                    <w:rPr>
+                      <w:rStyle w:val="VerbatimChar"/>
+                    </w:rPr>
+                    <w:t xml:space="preserve">OnFarmSlaughter</w:t>
+                  </w:r>
+                </w:p>
+              </w:tc>
+              <w:tc>
+                <w:tcPr/>
+                <w:p>
+                  <w:pPr>
+                    <w:pStyle w:val="Compact"/>
+                    <w:jc w:val="left"/>
+                    <w:jc w:val="center"/>
+                  </w:pPr>
+                  <w:r>
+                    <w:t xml:space="preserve">Abattage à la ferme</w:t>
+                  </w:r>
+                </w:p>
+              </w:tc>
+              <w:tc>
+                <w:tcPr/>
+                <w:p>
+                  <w:pPr>
+                    <w:pStyle w:val="Compact"/>
+                    <w:jc w:val="left"/>
+                    <w:jc w:val="center"/>
+                  </w:pPr>
+                  <w:r>
+                    <w:t xml:space="preserve">Pas pour les équidés</w:t>
+                  </w:r>
+                </w:p>
+              </w:tc>
+            </w:tr>
+            <w:tr>
+              <w:tc>
+                <w:tcPr/>
+                <w:p>
+                  <w:pPr>
+                    <w:pStyle w:val="Compact"/>
+                    <w:jc w:val="left"/>
+                    <w:jc w:val="center"/>
+                  </w:pPr>
+                  <w:r>
+                    <w:rPr>
+                      <w:rStyle w:val="VerbatimChar"/>
+                    </w:rPr>
+                    <w:t xml:space="preserve">Slaughter</w:t>
+                  </w:r>
+                </w:p>
+              </w:tc>
+              <w:tc>
+                <w:tcPr/>
+                <w:p>
+                  <w:pPr>
+                    <w:pStyle w:val="Compact"/>
+                    <w:jc w:val="left"/>
+                    <w:jc w:val="center"/>
+                  </w:pPr>
+                  <w:r>
+                    <w:t xml:space="preserve">Abattage</w:t>
+                  </w:r>
+                </w:p>
+              </w:tc>
+              <w:tc>
+                <w:tcPr/>
+                <w:p>
+                  <w:pPr>
+                    <w:pStyle w:val="Compact"/>
+                  </w:pPr>
+                </w:p>
+              </w:tc>
+            </w:tr>
+          </w:tbl>
+          <w:bookmarkEnd w:id="57"/>
+          <w:p/>
+        </w:tc>
+      </w:tr>
+    </w:tbl>
+    <w:bookmarkEnd w:id="58"/>
+    <w:bookmarkEnd w:id="59"/>
+    <w:bookmarkStart w:id="60" w:name="sec-safety-consideration"/>
+    <w:p>
+      <w:pPr>
+        <w:pStyle w:val="Heading1"/>
+      </w:pPr>
+      <w:r>
+        <w:t xml:space="preserve">4. Considérations de sécurité</w:t>
+      </w:r>
+    </w:p>
+    <w:p>
+      <w:pPr>
+        <w:pStyle w:val="FirstParagraph"/>
+      </w:pPr>
+      <w:r>
+        <w:t xml:space="preserve">Informations sur les bases légales expressément déterminantes ou remarque indiquant que les bases légales pertinentes doivent être respectées lors de la mise en œuvre.</w:t>
+      </w:r>
+    </w:p>
+    <w:bookmarkEnd w:id="60"/>
+    <w:bookmarkStart w:id="61" w:name="sec-disclaimer"/>
+    <w:p>
+      <w:pPr>
+        <w:pStyle w:val="Heading1"/>
+      </w:pPr>
+      <w:r>
+        <w:t xml:space="preserve">5. Clause de non-responsabilité</w:t>
+      </w:r>
+    </w:p>
+    <w:p>
+      <w:pPr>
+        <w:pStyle w:val="FirstParagraph"/>
+      </w:pPr>
+      <w:r>
+        <w:t xml:space="preserve">Les standards eCH que l’association eCH met gratuitement à la disposition de l’utilisateur ou qui font référence à eCH n’ont que le statut de recommandations. L’association eCH décline toute responsabilité pour les décisions ou mesures prises par l’utilisateur sur la base de ces documents. Il incombe à l’utilisateur de vérifier lui-même les documents avant de les utiliser et, si nécessaire, de demander des conseils professionnels. Les standards eCH ne peuvent et ne doivent pas remplacer les conseils techniques, organisationnels ou juridiques dans un cas individuel.</w:t>
+      </w:r>
+    </w:p>
+    <w:p>
+      <w:pPr>
+        <w:pStyle w:val="BodyText"/>
+      </w:pPr>
+      <w:r>
+        <w:t xml:space="preserve">Les documents, procédures, méthodes, produits et standards auxquels il est fait référence dans les standards eCH sont potentiellement protégés par des droits de marque, d’auteur ou de brevet. Il est de la responsabilité exclusive de l’utilisateur d’obtenir les licences nécessaires auprès des ayants droit et/ou des organisations.</w:t>
+      </w:r>
+    </w:p>
+    <w:p>
+      <w:pPr>
+        <w:pStyle w:val="BodyText"/>
+      </w:pPr>
+      <w:r>
+        <w:t xml:space="preserve">Bien que l’association eCH ait apporté le soin nécessaire à l’élaboration des standards eCH, elle ne peut garantir ni assurer que les informations et documents fournis sont actuels, complets, exacts ou exempts d’erreurs. eCH se réserve le droit de modifier le contenu de ses standards à tout moment et sans préavis.</w:t>
+      </w:r>
+    </w:p>
+    <w:p>
+      <w:pPr>
+        <w:pStyle w:val="BodyText"/>
+      </w:pPr>
+      <w:r>
+        <w:t xml:space="preserve">Toute responsabilité pour les dommages causés par l’utilisation des standards eCH par l’utilisateur est exclue dans les limites autorisées par la loi.</w:t>
+      </w:r>
+    </w:p>
+    <w:bookmarkEnd w:id="61"/>
+    <w:bookmarkStart w:id="62" w:name="sec-copyrights"/>
+    <w:p>
+      <w:pPr>
+        <w:pStyle w:val="Heading1"/>
+      </w:pPr>
+      <w:r>
+        <w:t xml:space="preserve">6. Droits d’auteur</w:t>
+      </w:r>
+    </w:p>
+    <w:p>
+      <w:pPr>
+        <w:pStyle w:val="FirstParagraph"/>
+      </w:pPr>
+      <w:r>
+        <w:t xml:space="preserve">Les personnes qui élaborent les standards eCH restent propriétaires de leurs droits de propriété intellectuelle. Ces personnes s’engagent toutefois à mettre leurs droits de propriété intellectuelle ou d’autres droits sur des droits de propriété intellectuelle de tiers, dans la mesure du possible, à la disposition des groupes d’experts concernés et de l’association eCH, et ce gratuitement et pour une utilisation ainsi qu’un développement ultérieur illimités dans le cadre du but de l’association.</w:t>
+      </w:r>
+    </w:p>
+    <w:p>
+      <w:pPr>
+        <w:pStyle w:val="BodyText"/>
+      </w:pPr>
+      <w:r>
+        <w:t xml:space="preserve">Les standards élaborés par les groupes d’experts peuvent être utilisés, diffusés et développés gratuitement et de manière illimitée en mentionnant le nom de l’auteur respectif d’eCH.</w:t>
+      </w:r>
+    </w:p>
+    <w:p>
+      <w:pPr>
+        <w:pStyle w:val="BodyText"/>
+      </w:pPr>
+      <w:r>
+        <w:t xml:space="preserve">Les standards eCH sont entièrement documentés et libres de toute restriction de droit de licence et/ou de brevet. La documentation correspondante peut être demandée gratuitement.</w:t>
+      </w:r>
+      <w:r>
+        <w:t xml:space="preserve"> </w:t>
+      </w:r>
+      <w:r>
+        <w:t xml:space="preserve">Ces dispositions ne s’appliquent toutefois qu’aux standards élaborés par eCH, et non aux standards ou produits de tiers qui font référence aux standards eCH. Les standards contiennent les références correspondantes aux droits de tiers.</w:t>
+      </w:r>
+    </w:p>
+    <w:bookmarkEnd w:id="62"/>
+    <w:bookmarkStart w:id="64" w:name="sec-appendix-a"/>
+    <w:p>
+      <w:pPr>
+        <w:pStyle w:val="Heading1"/>
+      </w:pPr>
+      <w:r>
+        <w:t xml:space="preserve">7. Annexe A - Références</w:t>
+      </w:r>
+    </w:p>
+    <w:bookmarkStart w:id="63" w:name="refs"/>
+    <w:bookmarkEnd w:id="63"/>
+    <w:bookmarkEnd w:id="64"/>
+    <w:bookmarkStart w:id="65" w:name="sec-appendix-b"/>
+    <w:p>
+      <w:pPr>
+        <w:pStyle w:val="Heading1"/>
+      </w:pPr>
+      <w:r>
+        <w:t xml:space="preserve">8. Annexe B - Collaboration et Vérification</w:t>
+      </w:r>
+    </w:p>
+    <w:bookmarkEnd w:id="65"/>
+    <w:bookmarkStart w:id="74" w:name="sec-appendix-c"/>
+    <w:p>
+      <w:pPr>
+        <w:pStyle w:val="Heading1"/>
+      </w:pPr>
+      <w:r>
+        <w:t xml:space="preserve">9. Annexe C - Abréviations et glossaire</w:t>
+      </w:r>
+    </w:p>
+    <w:tbl>
+      <w:tblPr>
+        <w:tblStyle w:val="Table"/>
+        <w:tblW w:type="pct" w:w="5000"/>
+        <w:tblLayout w:type="fixed"/>
+        <w:tblLook w:firstRow="0" w:lastRow="0" w:firstColumn="0" w:lastColumn="0" w:noHBand="0" w:noVBand="0" w:val="0000"/>
+      </w:tblPr>
+      <w:tblGrid>
+        <w:gridCol w:w="7920"/>
+      </w:tblGrid>
+      <w:tr>
+        <w:tc>
+          <w:tcPr/>
+          <w:bookmarkStart w:id="73" w:name="tbl-glossary"/>
+          <w:p>
+            <w:pPr>
+              <w:jc w:val="center"/>
+            </w:pPr>
+            <w:pPr>
+              <w:jc w:val="left"/>
+              <w:spacing w:before="200"/>
+              <w:pStyle w:val="ImageCaption"/>
+            </w:pPr>
+            <w:r>
+              <w:t xml:space="preserve">Table 18: Glossaire de l’eCH-0309</w:t>
             </w:r>
           </w:p>
           <w:tbl>
@@ -994,7 +7481,213 @@
                     <w:jc w:val="left"/>
                     <w:jc w:val="center"/>
                   </w:pPr>
-                  <w:hyperlink r:id="rId34">
+                  <w:hyperlink r:id="rId66">
+                    <w:r>
+                      <w:rPr>
+                        <w:rStyle w:val="VerbatimChar"/>
+                      </w:rPr>
+                      <w:t xml:space="preserve">term:animalHolding</w:t>
+                    </w:r>
+                  </w:hyperlink>
+                </w:p>
+              </w:tc>
+              <w:tc>
+                <w:tcPr/>
+                <w:p>
+                  <w:pPr>
+                    <w:pStyle w:val="Compact"/>
+                    <w:jc w:val="left"/>
+                    <w:jc w:val="center"/>
+                  </w:pPr>
+                  <w:r>
+                    <w:rPr>
+                      <w:b/>
+                      <w:bCs/>
+                    </w:rPr>
+                    <w:t xml:space="preserve">Unité d’élevage</w:t>
+                  </w:r>
+                </w:p>
+              </w:tc>
+              <w:tc>
+                <w:tcPr/>
+                <w:p>
+                  <w:pPr>
+                    <w:pStyle w:val="Compact"/>
+                    <w:jc w:val="left"/>
+                    <w:jc w:val="center"/>
+                  </w:pPr>
+                  <w:r>
+                    <w:t xml:space="preserve">Dans la banque de données sur le trafic des animaux, les unités</w:t>
+                  </w:r>
+                  <w:r>
+                    <w:t xml:space="preserve"> </w:t>
+                  </w:r>
+                  <w:r>
+                    <w:t xml:space="preserve">locales sont appelées «unités d’élevage»; elles sont en outre</w:t>
+                  </w:r>
+                  <w:r>
+                    <w:t xml:space="preserve"> </w:t>
+                  </w:r>
+                  <w:r>
+                    <w:t xml:space="preserve">identifiées par leur numéro BDTA.</w:t>
+                  </w:r>
+                </w:p>
+              </w:tc>
+            </w:tr>
+            <w:tr>
+              <w:tc>
+                <w:tcPr/>
+                <w:p>
+                  <w:pPr>
+                    <w:pStyle w:val="Compact"/>
+                    <w:jc w:val="left"/>
+                    <w:jc w:val="center"/>
+                  </w:pPr>
+                  <w:hyperlink r:id="rId67">
+                    <w:r>
+                      <w:rPr>
+                        <w:rStyle w:val="VerbatimChar"/>
+                      </w:rPr>
+                      <w:t xml:space="preserve">term:farmManager</w:t>
+                    </w:r>
+                  </w:hyperlink>
+                </w:p>
+              </w:tc>
+              <w:tc>
+                <w:tcPr/>
+                <w:p>
+                  <w:pPr>
+                    <w:pStyle w:val="Compact"/>
+                    <w:jc w:val="left"/>
+                    <w:jc w:val="center"/>
+                  </w:pPr>
+                  <w:r>
+                    <w:rPr>
+                      <w:b/>
+                      <w:bCs/>
+                    </w:rPr>
+                    <w:t xml:space="preserve">Exploitant</w:t>
+                  </w:r>
+                </w:p>
+              </w:tc>
+              <w:tc>
+                <w:tcPr/>
+                <w:p>
+                  <w:pPr>
+                    <w:pStyle w:val="Compact"/>
+                    <w:jc w:val="left"/>
+                    <w:jc w:val="center"/>
+                  </w:pPr>
+                  <w:r>
+                    <w:t xml:space="preserve">Une unité juridique qui assume le risque économique d’une</w:t>
+                  </w:r>
+                  <w:r>
+                    <w:t xml:space="preserve"> </w:t>
+                  </w:r>
+                  <w:r>
+                    <w:t xml:space="preserve">exploitation (OTerm art. 2). Le détenteur d’animaux est une forme</w:t>
+                  </w:r>
+                  <w:r>
+                    <w:t xml:space="preserve"> </w:t>
+                  </w:r>
+                  <w:r>
+                    <w:t xml:space="preserve">d’exploitant qui détient des animaux (OTerm art. 11a).</w:t>
+                  </w:r>
+                </w:p>
+              </w:tc>
+            </w:tr>
+            <w:tr>
+              <w:tc>
+                <w:tcPr/>
+                <w:p>
+                  <w:pPr>
+                    <w:pStyle w:val="Compact"/>
+                    <w:jc w:val="left"/>
+                    <w:jc w:val="center"/>
+                  </w:pPr>
+                  <w:hyperlink r:id="rId68">
+                    <w:r>
+                      <w:rPr>
+                        <w:rStyle w:val="VerbatimChar"/>
+                      </w:rPr>
+                      <w:t xml:space="preserve">term:homeHolding</w:t>
+                    </w:r>
+                  </w:hyperlink>
+                </w:p>
+              </w:tc>
+              <w:tc>
+                <w:tcPr/>
+                <w:p>
+                  <w:pPr>
+                    <w:pStyle w:val="Compact"/>
+                    <w:jc w:val="left"/>
+                    <w:jc w:val="center"/>
+                  </w:pPr>
+                  <w:r>
+                    <w:rPr>
+                      <w:b/>
+                      <w:bCs/>
+                    </w:rPr>
+                    <w:t xml:space="preserve">Exploitation de</w:t>
+                  </w:r>
+                  <w:r>
+                    <w:rPr>
+                      <w:b/>
+                      <w:bCs/>
+                    </w:rPr>
+                    <w:t xml:space="preserve"> </w:t>
+                  </w:r>
+                  <w:r>
+                    <w:rPr>
+                      <w:b/>
+                      <w:bCs/>
+                    </w:rPr>
+                    <w:t xml:space="preserve">référence</w:t>
+                  </w:r>
+                </w:p>
+              </w:tc>
+              <w:tc>
+                <w:tcPr/>
+                <w:p>
+                  <w:pPr>
+                    <w:pStyle w:val="Compact"/>
+                    <w:jc w:val="left"/>
+                    <w:jc w:val="center"/>
+                  </w:pPr>
+                  <w:r>
+                    <w:t xml:space="preserve">Pour les bovins, une exploitation de référence peut être</w:t>
+                  </w:r>
+                  <w:r>
+                    <w:t xml:space="preserve"> </w:t>
+                  </w:r>
+                  <w:r>
+                    <w:t xml:space="preserve">enregistrée afin de représenter l’appartenance des animaux à une</w:t>
+                  </w:r>
+                  <w:r>
+                    <w:t xml:space="preserve"> </w:t>
+                  </w:r>
+                  <w:r>
+                    <w:t xml:space="preserve">unité d’élevage lorsqu’un animal se trouve sur une autre unité</w:t>
+                  </w:r>
+                  <w:r>
+                    <w:t xml:space="preserve"> </w:t>
+                  </w:r>
+                  <w:r>
+                    <w:t xml:space="preserve">locale.</w:t>
+                  </w:r>
+                </w:p>
+              </w:tc>
+            </w:tr>
+            <w:tr>
+              <w:tc>
+                <w:tcPr/>
+                <w:p>
+                  <w:pPr>
+                    <w:pStyle w:val="Compact"/>
+                    <w:jc w:val="left"/>
+                    <w:jc w:val="center"/>
+                  </w:pPr>
+                  <w:hyperlink r:id="rId69">
                     <w:r>
                       <w:rPr>
                         <w:rStyle w:val="VerbatimChar"/>
@@ -1056,7 +7749,7 @@
                     <w:jc w:val="left"/>
                     <w:jc w:val="center"/>
                   </w:pPr>
-                  <w:hyperlink r:id="rId35">
+                  <w:hyperlink r:id="rId70">
                     <w:r>
                       <w:rPr>
                         <w:rStyle w:val="VerbatimChar"/>
@@ -1144,7 +7837,63 @@
                     <w:jc w:val="left"/>
                     <w:jc w:val="center"/>
                   </w:pPr>
-                  <w:hyperlink r:id="rId36">
+                  <w:hyperlink r:id="rId71">
+                    <w:r>
+                      <w:rPr>
+                        <w:rStyle w:val="VerbatimChar"/>
+                      </w:rPr>
+                      <w:t xml:space="preserve">term:reportingPerson</w:t>
+                    </w:r>
+                  </w:hyperlink>
+                </w:p>
+              </w:tc>
+              <w:tc>
+                <w:tcPr/>
+                <w:p>
+                  <w:pPr>
+                    <w:pStyle w:val="Compact"/>
+                    <w:jc w:val="left"/>
+                    <w:jc w:val="center"/>
+                  </w:pPr>
+                  <w:r>
+                    <w:rPr>
+                      <w:b/>
+                      <w:bCs/>
+                    </w:rPr>
+                    <w:t xml:space="preserve">Personne déclarante</w:t>
+                  </w:r>
+                </w:p>
+              </w:tc>
+              <w:tc>
+                <w:tcPr/>
+                <w:p>
+                  <w:pPr>
+                    <w:pStyle w:val="Compact"/>
+                    <w:jc w:val="left"/>
+                    <w:jc w:val="center"/>
+                  </w:pPr>
+                  <w:r>
+                    <w:t xml:space="preserve">La personne ou les personnes qui effectuent les annonces pour une</w:t>
+                  </w:r>
+                  <w:r>
+                    <w:t xml:space="preserve"> </w:t>
+                  </w:r>
+                  <w:r>
+                    <w:t xml:space="preserve">unité d’élevage ou pour un propriétaire d’équidés.</w:t>
+                  </w:r>
+                </w:p>
+              </w:tc>
+            </w:tr>
+            <w:tr>
+              <w:tc>
+                <w:tcPr/>
+                <w:p>
+                  <w:pPr>
+                    <w:pStyle w:val="Compact"/>
+                    <w:jc w:val="left"/>
+                    <w:jc w:val="center"/>
+                  </w:pPr>
+                  <w:hyperlink r:id="rId72">
                     <w:r>
                       <w:rPr>
                         <w:rStyle w:val="VerbatimChar"/>
@@ -1206,7 +7955,7 @@
                   <w:r>
                     <w:t xml:space="preserve"> </w:t>
                   </w:r>
-                  <w:hyperlink r:id="rId35">
+                  <w:hyperlink r:id="rId70">
                     <w:r>
                       <w:rPr>
                         <w:rStyle w:val="VerbatimChar"/>
@@ -1218,42 +7967,42 @@
               </w:tc>
             </w:tr>
           </w:tbl>
-          <w:bookmarkEnd w:id="37"/>
+          <w:bookmarkEnd w:id="73"/>
           <w:p/>
         </w:tc>
       </w:tr>
     </w:tbl>
-    <w:bookmarkEnd w:id="38"/>
-    <w:bookmarkStart w:id="39" w:name="sec-appendix-d"/>
+    <w:bookmarkEnd w:id="74"/>
+    <w:bookmarkStart w:id="75" w:name="sec-appendix-d"/>
     <w:p>
       <w:pPr>
         <w:pStyle w:val="Heading1"/>
       </w:pPr>
       <w:r>
-        <w:t xml:space="preserve">11. Annexe D - Modifications par rapport à la version précédente</w:t>
+        <w:t xml:space="preserve">10. Annexe D - Modifications par rapport à la version précédente</w:t>
       </w:r>
     </w:p>
-    <w:bookmarkEnd w:id="39"/>
-    <w:bookmarkStart w:id="40" w:name="sec-appendix-e"/>
+    <w:bookmarkEnd w:id="75"/>
+    <w:bookmarkStart w:id="76" w:name="sec-appendix-e"/>
     <w:p>
       <w:pPr>
         <w:pStyle w:val="Heading1"/>
       </w:pPr>
       <w:r>
-        <w:t xml:space="preserve">12. Annexe E - Table des illustrations</w:t>
+        <w:t xml:space="preserve">11. Annexe E - Table des illustrations</w:t>
       </w:r>
     </w:p>
-    <w:bookmarkEnd w:id="40"/>
-    <w:bookmarkStart w:id="41" w:name="sec-appendix-f"/>
+    <w:bookmarkEnd w:id="76"/>
+    <w:bookmarkStart w:id="77" w:name="sec-appendix-f"/>
     <w:p>
       <w:pPr>
         <w:pStyle w:val="Heading1"/>
       </w:pPr>
       <w:r>
-        <w:t xml:space="preserve">13. Annexe F - Liste des tableaux</w:t>
+        <w:t xml:space="preserve">12. Annexe F - Liste des tableaux</w:t>
       </w:r>
     </w:p>
-    <w:bookmarkEnd w:id="41"/>
+    <w:bookmarkEnd w:id="77"/>
     <w:sectPr>
       <w:footnotePr>
         <w:numRestart w:val="eachSect"/>

--- a/fr/index.docx
+++ b/fr/index.docx
@@ -15,7 +15,7 @@
         <w:pStyle w:val="Date"/>
       </w:pPr>
       <w:r>
-        <w:t xml:space="preserve">12 octobre 2026</w:t>
+        <w:t xml:space="preserve">19 octobre 2026</w:t>
       </w:r>
     </w:p>
     <w:p>
@@ -78,7 +78,7 @@
       </w:r>
     </w:p>
     <w:bookmarkEnd w:id="25"/>
-    <w:bookmarkStart w:id="30" w:name="sec-introduction"/>
+    <w:bookmarkStart w:id="70" w:name="sec-introduction"/>
     <w:p>
       <w:pPr>
         <w:pStyle w:val="berschrift1"/>
@@ -123,7 +123,7 @@
       </w:r>
     </w:p>
     <w:bookmarkEnd w:id="27"/>
-    <w:bookmarkStart w:id="28" w:name="sec-animal-movement-reporting"/>
+    <w:bookmarkStart w:id="68" w:name="sec-animal-movement-reporting"/>
     <w:p>
       <w:pPr>
         <w:pStyle w:val="berschrift2"/>
@@ -137,7 +137,16 @@
         <w:pStyle w:val="FirstParagraph"/>
       </w:pPr>
       <w:r>
-        <w:t xml:space="preserve">Dans les années 1990, l’agriculture et l’industrie alimentaire suisses ont été fortement mises à l’épreuve par l’épizootie «ESB». Lorsque la transmissibilité de la maladie de l’animal à l’être humain s’est confirmée en 1996, cela a provoqué une grande incertitude. Les attentes en matière de sécurité des denrées alimentaires d’origine animale ont augmenté en conséquence, de même que la conscience de l’importance du contrôle des denrées alimentaires. L’approche «de l’étable à la table» s’est imposée. La surveillance basée sur les risques, la traçabilité sans faille des animaux de rente, le contrôle du trafic des animaux, l’obligation de déclarer la provenance ainsi que les contrôles de qualité tout au long de la chaîne de production et de transformation constituent depuis lors la base d’un niveau élevé de sécurité alimentaire.</w:t>
+        <w:t xml:space="preserve">Dans les années 1990, l’agriculture et l’industrie alimentaire suisses ont été fortement mises à l’épreuve par l’épizootie «ESB». Lorsque la transmissibilité de la maladie de l’animal à l’être humain s’est confirmée en 1996, cela a provoqué une grande incertitude. Les attentes en matière de sécurité des denrées alimentaires d’origine animale ont augmenté en conséquence, de même que la conscience de l’importance du contrôle des denrées alimentaires. L’approche «de l’étable à la table» s’est imposée. La surveillance basée sur les risques, la traçabilité sans faille des animaux de rente, le contrôle du trafic des animaux, l’obligation de déclarer la provenance ainsi que les contrôles de qualité tout au long de la chaîne de production et de transformation constituent depuis lors la base d’un niveau élevé de sécurité alimentaire</w:t>
+      </w:r>
+      <w:r>
+        <w:rPr>
+          <w:rStyle w:val="FootnoteReference"/>
+        </w:rPr>
+        <w:footnoteReference w:id="28"/>
+      </w:r>
+      <w:r>
+        <w:t xml:space="preserve">.</w:t>
       </w:r>
     </w:p>
     <w:p>
@@ -145,7 +154,43 @@
         <w:pStyle w:val="Textkrper"/>
       </w:pPr>
       <w:r>
-        <w:t xml:space="preserve">L’expérience de l’ESB a conduit en 1999 à la création d’une banque de données nationale sur le trafic des animaux (BDTA). L’article 7a ainsi que les articles 13 à 15 de la loi sur les épizooties et le titre 2, sections 1, 1a et 2a de l’ordonnance sur les épizooties énoncent les dispositions légales fondamentales relatives à l’identification/au marquage et à l’enregistrement des animaux de rente ainsi qu’aux obligations d’annonce correspondantes. Elles s’alignent sur la législation européenne en la matière (règlement (UE) 2016/429 sur les maladies animales transmissibles; règlement délégué (UE) 2019/2035 concernant les établissements détenant des animaux terrestres et les couvoirs ainsi que la traçabilité).</w:t>
+        <w:t xml:space="preserve">L’expérience de l’ESB a conduit en 1999 à la création d’une banque de données nationale sur le trafic des animaux (BDTA). L’article 7a ainsi que les articles 13 à 15 de la loi sur les épizooties</w:t>
+      </w:r>
+      <w:r>
+        <w:rPr>
+          <w:rStyle w:val="FootnoteReference"/>
+        </w:rPr>
+        <w:footnoteReference w:id="30"/>
+      </w:r>
+      <w:r>
+        <w:t xml:space="preserve"> </w:t>
+      </w:r>
+      <w:r>
+        <w:t xml:space="preserve">et le titre 2, sections 1, 1a et 2a de l’ordonnance sur les épizooties</w:t>
+      </w:r>
+      <w:r>
+        <w:rPr>
+          <w:rStyle w:val="FootnoteReference"/>
+        </w:rPr>
+        <w:footnoteReference w:id="32"/>
+      </w:r>
+      <w:r>
+        <w:t xml:space="preserve"> </w:t>
+      </w:r>
+      <w:r>
+        <w:t xml:space="preserve">énoncent les dispositions légales fondamentales relatives à l’identification/au marquage et à l’enregistrement des animaux de rente ainsi qu’aux obligations d’annonce correspondantes. Elles s’alignent sur la législation européenne en la matière</w:t>
+      </w:r>
+      <w:r>
+        <w:rPr>
+          <w:rStyle w:val="FootnoteReference"/>
+        </w:rPr>
+        <w:footnoteReference w:id="34"/>
+      </w:r>
+      <w:r>
+        <w:t xml:space="preserve"> </w:t>
+      </w:r>
+      <w:r>
+        <w:t xml:space="preserve">(règlement (UE) 2016/429 sur les maladies animales transmissibles; règlement délégué (UE) 2019/2035 concernant les établissements détenant des animaux terrestres et les couvoirs ainsi que la traçabilité).</w:t>
       </w:r>
     </w:p>
     <w:p>
@@ -153,7 +198,46 @@
         <w:pStyle w:val="Textkrper"/>
       </w:pPr>
       <w:r>
-        <w:t xml:space="preserve">Si seuls les bovins étaient soumis à l’obligation d’annonce à partir de 1999, les porcs et les équidés ont suivi dès 2011, même si les porcs ne font aujourd’hui encore pas l’objet d’annonces par animal individuel. À partir de 2014, respectivement de 2020, l’obligation d’annonce à la BDTA s’est également appliquée aux petits ruminants (moutons et chèvres). Au début, en 2014, elle ne concernait que les abattoirs. Depuis 2014, il existe également une obligation d’annonce pour la volaille. Depuis janvier 2020, les détenteurs de petits ruminants sont eux aussi intégrés dans le système d’annonce des animaux individuels. L’identification et le marquage des animaux à onglons au moyen de marques auriculaires, l’enregistrement individuel des bovins, des moutons et des chèvres dans la BDTA, ainsi que l’annonce des entrées, des sorties (l’animal quitte vivant une unité d’élevage), des naissances, des importations, des exportations, des abattages, des abattages à la ferme et des morts (l’animal est désannoncé comme n’étant plus vivant) sont obligatoires pour tous les détenteurs d’animaux en Suisse.</w:t>
+        <w:t xml:space="preserve">Si seuls les bovins étaient soumis à l’obligation d’annonce à partir de 1999, les porcs et les équidés ont suivi dès 2011, même si les porcs ne font aujourd’hui encore pas l’objet d’annonces par animal individuel. À partir de 2014, respectivement de 2020, l’obligation d’annonce à la BDTA s’est également appliquée aux petits ruminants (moutons et chèvres). Au début, en 2014, elle ne concernait que les abattoirs. Depuis 2014, il existe également une obligation d’annonce pour la volaille</w:t>
+      </w:r>
+      <w:r>
+        <w:rPr>
+          <w:rStyle w:val="FootnoteReference"/>
+        </w:rPr>
+        <w:footnoteReference w:id="36"/>
+      </w:r>
+      <w:r>
+        <w:t xml:space="preserve">. Depuis janvier 2020, les détenteurs de petits ruminants sont eux aussi intégrés dans le système d’annonce des animaux individuels.</w:t>
+      </w:r>
+      <w:r>
+        <w:rPr>
+          <w:rStyle w:val="FootnoteReference"/>
+        </w:rPr>
+        <w:footnoteReference w:id="38"/>
+      </w:r>
+      <w:r>
+        <w:t xml:space="preserve"> </w:t>
+      </w:r>
+      <w:r>
+        <w:t xml:space="preserve">L’identification et le marquage des animaux à onglons au moyen de marques auriculaires, l’enregistrement individuel des bovins, des moutons et des chèvres dans la BDTA, ainsi que l’annonce des entrées, des sorties (l’animal quitte vivant une unité d’élevage), des naissances, des importations, des exportations, des abattages, des abattages à la ferme et des morts (l’animal est désannoncé comme n’étant plus vivant) sont obligatoires pour tous les détenteurs d’animaux en Suisse</w:t>
+      </w:r>
+      <w:r>
+        <w:rPr>
+          <w:rStyle w:val="FootnoteReference"/>
+        </w:rPr>
+        <w:footnoteReference w:id="40"/>
+      </w:r>
+      <w:r>
+        <w:t xml:space="preserve">. Les annonces sont en outre soumises à des délais légaux</w:t>
+      </w:r>
+      <w:r>
+        <w:rPr>
+          <w:rStyle w:val="FootnoteReference"/>
+        </w:rPr>
+        <w:footnoteReference w:id="43"/>
+      </w:r>
+      <w:r>
+        <w:t xml:space="preserve">.</w:t>
       </w:r>
     </w:p>
     <w:p>
@@ -161,7 +245,28 @@
         <w:pStyle w:val="Textkrper"/>
       </w:pPr>
       <w:r>
-        <w:t xml:space="preserve">La BDTA fait partie d’un paysage systémique regroupant l’agriculture, les affaires vétérinaires et la sécurité alimentaire. Le portail Agate en constitue la porte d’entrée centrale, avec au cœur le système d’information sur la politique agricole AGIS.</w:t>
+        <w:t xml:space="preserve">La BDTA fait partie d’un paysage systémique regroupant l’agriculture, les affaires vétérinaires et la sécurité alimentaire. Le portail Agate</w:t>
+      </w:r>
+      <w:r>
+        <w:rPr>
+          <w:rStyle w:val="FootnoteReference"/>
+        </w:rPr>
+        <w:footnoteReference w:id="45"/>
+      </w:r>
+      <w:r>
+        <w:t xml:space="preserve"> </w:t>
+      </w:r>
+      <w:r>
+        <w:t xml:space="preserve">en constitue la porte d’entrée centrale, avec au cœur le système d’information sur la politique agricole AGIS</w:t>
+      </w:r>
+      <w:r>
+        <w:rPr>
+          <w:rStyle w:val="FootnoteReference"/>
+        </w:rPr>
+        <w:footnoteReference w:id="47"/>
+      </w:r>
+      <w:r>
+        <w:t xml:space="preserve">.</w:t>
       </w:r>
     </w:p>
     <w:p>
@@ -169,7 +274,70 @@
         <w:pStyle w:val="Textkrper"/>
       </w:pPr>
       <w:r>
-        <w:t xml:space="preserve">L’ordonnance sur Identitas SA et la banque de données sur le trafic des animaux (OId-BDTA) précise les contenus relatifs au trafic des animaux, les tâches d’Identitas SA ainsi que les droits d’accès aux données. L’importance de l’identification/du marquage des animaux de rente dépasse largement la problématique des épizooties et a donc également trouvé sa place dans la législation agricole (loi sur l’agriculture LAgr, art. 165g, 177 et 185) et dans diverses ordonnances associées. Les données issues du trafic des animaux sont devenues un élément indispensable de la mise en œuvre des mesures de politique agricole, par exemple les paiements directs liés aux animaux, la détermination des flux d’éléments nutritifs ou le monitoring agroenvironnemental. Ces données servent en outre de base au relevé des structures de l’agriculture suisse et, plus généralement, à la statistique agricole.</w:t>
+        <w:t xml:space="preserve">L’ordonnance sur Identitas SA et la banque de données sur le trafic des animaux</w:t>
+      </w:r>
+      <w:r>
+        <w:rPr>
+          <w:rStyle w:val="FootnoteReference"/>
+        </w:rPr>
+        <w:footnoteReference w:id="49"/>
+      </w:r>
+      <w:r>
+        <w:t xml:space="preserve"> </w:t>
+      </w:r>
+      <w:r>
+        <w:t xml:space="preserve">(OId-BDTA) précise les contenus relatifs au trafic des animaux, les tâches d’Identitas SA ainsi que les droits d’accès aux données. L’importance de l’identification/du marquage des animaux de rente dépasse largement la problématique des épizooties et a donc également trouvé sa place dans la législation agricole</w:t>
+      </w:r>
+      <w:r>
+        <w:rPr>
+          <w:rStyle w:val="FootnoteReference"/>
+        </w:rPr>
+        <w:footnoteReference w:id="51"/>
+      </w:r>
+      <w:r>
+        <w:t xml:space="preserve"> </w:t>
+      </w:r>
+      <w:r>
+        <w:t xml:space="preserve">(loi sur l’agriculture LAgr, art. 165g, 177 et 185) et dans diverses ordonnances associées. Les données issues du trafic des animaux sont devenues un élément indispensable de la mise en œuvre des mesures de politique agricole, par exemple les paiements directs liés aux animaux</w:t>
+      </w:r>
+      <w:r>
+        <w:rPr>
+          <w:rStyle w:val="FootnoteReference"/>
+        </w:rPr>
+        <w:footnoteReference w:id="53"/>
+      </w:r>
+      <w:r>
+        <w:t xml:space="preserve">, la détermination des flux d’éléments nutritifs ou le monitoring agroenvironnemental</w:t>
+      </w:r>
+      <w:r>
+        <w:rPr>
+          <w:rStyle w:val="FootnoteReference"/>
+        </w:rPr>
+        <w:footnoteReference w:id="57"/>
+      </w:r>
+      <w:r>
+        <w:t xml:space="preserve">. Ces données servent en outre de base au relevé des structures de l’agriculture suisse</w:t>
+      </w:r>
+      <w:r>
+        <w:rPr>
+          <w:rStyle w:val="FootnoteReference"/>
+        </w:rPr>
+        <w:footnoteReference w:id="59"/>
+      </w:r>
+      <w:r>
+        <w:t xml:space="preserve"> </w:t>
+      </w:r>
+      <w:r>
+        <w:t xml:space="preserve">et, plus généralement, à la statistique agricole</w:t>
+      </w:r>
+      <w:r>
+        <w:rPr>
+          <w:rStyle w:val="FootnoteReference"/>
+        </w:rPr>
+        <w:footnoteReference w:id="61"/>
+      </w:r>
+      <w:r>
+        <w:t xml:space="preserve">.</w:t>
       </w:r>
     </w:p>
     <w:p>
@@ -177,7 +345,25 @@
         <w:pStyle w:val="Textkrper"/>
       </w:pPr>
       <w:r>
-        <w:t xml:space="preserve">Le système d’annonce du trafic des animaux s’est rapidement imposé tout au long de la chaîne de valeur alimentaire. Les programmes assortis de promesses en matière de bien-être animal, de traçabilité et de provenance s’y appuient. La diversité des informations sur les animaux issues du système d’annonce du trafic des animaux se reflète également dans les jeux de données publiquement disponibles de la plateforme Open Data Tierstatistik.</w:t>
+        <w:t xml:space="preserve">Le système d’annonce du trafic des animaux s’est rapidement imposé tout au long de la chaîne de valeur alimentaire. Les programmes assortis de promesses en matière de bien-être animal, de traçabilité et de provenance s’y appuient</w:t>
+      </w:r>
+      <w:r>
+        <w:rPr>
+          <w:rStyle w:val="FootnoteReference"/>
+        </w:rPr>
+        <w:footnoteReference w:id="63"/>
+      </w:r>
+      <w:r>
+        <w:t xml:space="preserve">. La diversité des informations sur les animaux issues du système d’annonce du trafic des animaux se reflète également dans les jeux de données publiquement disponibles de la plateforme Open Data Tierstatistik</w:t>
+      </w:r>
+      <w:r>
+        <w:rPr>
+          <w:rStyle w:val="FootnoteReference"/>
+        </w:rPr>
+        <w:footnoteReference w:id="66"/>
+      </w:r>
+      <w:r>
+        <w:t xml:space="preserve">.</w:t>
       </w:r>
     </w:p>
     <w:p>
@@ -188,8 +374,8 @@
         <w:t xml:space="preserve">La description technique des interfaces figurant dans le présent document se fonde sur la description technique de service AnimalTracing v1.32 ainsi que sur la spécification openAPI v. x.xx.</w:t>
       </w:r>
     </w:p>
-    <w:bookmarkEnd w:id="28"/>
-    <w:bookmarkStart w:id="29" w:name="sec-references"/>
+    <w:bookmarkEnd w:id="68"/>
+    <w:bookmarkStart w:id="69" w:name="sec-references"/>
     <w:p>
       <w:pPr>
         <w:pStyle w:val="berschrift2"/>
@@ -206,17 +392,9 @@
         <w:t xml:space="preserve">Interfaces: AnimalTracing API, description technique de service AnimalTracing</w:t>
       </w:r>
     </w:p>
-    <w:p>
-      <w:pPr>
-        <w:pStyle w:val="Textkrper"/>
-      </w:pPr>
-      <w:r>
-        <w:t xml:space="preserve">NB: les noms des classes décrites au chapitre 3 ne correspondent pas aux ServiceOperations d’AnimalTracing, car la description sémantique doit donner une vue d’ensemble du contenu des données et présente un degré de détail plus fin que la description de service.</w:t>
-      </w:r>
-    </w:p>
-    <w:bookmarkEnd w:id="29"/>
-    <w:bookmarkEnd w:id="30"/>
-    <w:bookmarkStart w:id="33" w:name="sec-namespaces"/>
+    <w:bookmarkEnd w:id="69"/>
+    <w:bookmarkEnd w:id="70"/>
+    <w:bookmarkStart w:id="73" w:name="sec-namespaces"/>
     <w:p>
       <w:pPr>
         <w:pStyle w:val="berschrift1"/>
@@ -252,7 +430,7 @@
       <w:r>
         <w:t xml:space="preserve"> </w:t>
       </w:r>
-      <w:hyperlink r:id="rId31">
+      <w:hyperlink r:id="rId71">
         <w:r>
           <w:rPr>
             <w:rStyle w:val="Hyperlink"/>
@@ -302,7 +480,7 @@
       <w:tr>
         <w:tc>
           <w:tcPr/>
-          <w:bookmarkStart w:id="32" w:name="tbl-namespaces"/>
+          <w:bookmarkStart w:id="72" w:name="tbl-namespaces"/>
           <w:p>
             <w:pPr>
               <w:jc w:val="center"/>
@@ -415,13 +593,13 @@
               </w:tc>
             </w:tr>
           </w:tbl>
-          <w:bookmarkEnd w:id="32"/>
+          <w:bookmarkEnd w:id="72"/>
           <w:p/>
         </w:tc>
       </w:tr>
     </w:tbl>
-    <w:bookmarkEnd w:id="33"/>
-    <w:bookmarkStart w:id="125" w:name="sec-data-model"/>
+    <w:bookmarkEnd w:id="73"/>
+    <w:bookmarkStart w:id="169" w:name="sec-data-model"/>
     <w:p>
       <w:pPr>
         <w:pStyle w:val="berschrift1"/>
@@ -443,7 +621,7 @@
       <w:tr>
         <w:tc>
           <w:tcPr/>
-          <w:bookmarkStart w:id="37" w:name="fig-uml"/>
+          <w:bookmarkStart w:id="77" w:name="fig-uml"/>
           <w:p>
             <w:pPr>
               <w:pStyle w:val="Compact"/>
@@ -452,20 +630,20 @@
             <w:r>
               <w:drawing>
                 <wp:inline>
-                  <wp:extent cx="6299200" cy="5425646"/>
+                  <wp:extent cx="6299200" cy="5755325"/>
                   <wp:effectExtent b="0" l="0" r="0" t="0"/>
-                  <wp:docPr descr="" title="" id="35" name="Picture"/>
+                  <wp:docPr descr="" title="" id="75" name="Picture"/>
                   <a:graphic>
                     <a:graphicData uri="http://schemas.openxmlformats.org/drawingml/2006/picture">
                       <pic:pic>
                         <pic:nvPicPr>
-                          <pic:cNvPr descr="../assets/img/uml.png" id="36" name="Picture"/>
+                          <pic:cNvPr descr="../assets/img/uml.png" id="76" name="Picture"/>
                           <pic:cNvPicPr>
                             <a:picLocks noChangeArrowheads="1" noChangeAspect="1"/>
                           </pic:cNvPicPr>
                         </pic:nvPicPr>
                         <pic:blipFill>
-                          <a:blip r:embed="rId34"/>
+                          <a:blip r:embed="rId74"/>
                           <a:stretch>
                             <a:fillRect/>
                           </a:stretch>
@@ -473,7 +651,7 @@
                         <pic:spPr bwMode="auto">
                           <a:xfrm>
                             <a:off x="0" y="0"/>
-                            <a:ext cx="6299200" cy="5425646"/>
+                            <a:ext cx="6299200" cy="5755325"/>
                           </a:xfrm>
                           <a:prstGeom prst="rect">
                             <a:avLst/>
@@ -505,11 +683,80 @@
               <w:t xml:space="preserve">Figure 1: Diagramme UML du modèle de données eCH-0309.</w:t>
             </w:r>
           </w:p>
-          <w:bookmarkEnd w:id="37"/>
+          <w:bookmarkEnd w:id="77"/>
         </w:tc>
       </w:tr>
     </w:tbl>
-    <w:bookmarkStart w:id="59" w:name="sec-nodeshape-animalshape"/>
+    <w:p>
+      <w:pPr>
+        <w:pStyle w:val="Textkrper"/>
+      </w:pPr>
+      <w:r>
+        <w:t xml:space="preserve">La</w:t>
+      </w:r>
+      <w:r>
+        <w:t xml:space="preserve"> </w:t>
+      </w:r>
+      <w:hyperlink w:anchor="fig-uml">
+        <w:r>
+          <w:rPr>
+            <w:rStyle w:val="Hyperlink"/>
+          </w:rPr>
+          <w:t xml:space="preserve">Figure 1</w:t>
+        </w:r>
+      </w:hyperlink>
+      <w:r>
+        <w:t xml:space="preserve"> </w:t>
+      </w:r>
+      <w:r>
+        <w:t xml:space="preserve">présente les classes du modèle de données et leurs relations. Chaque rectangle est une classe, les lignes qu’il contient sont ses attributs; les crochets indiquent le nombre de valeurs admises, du minimum au maximum —</w:t>
+      </w:r>
+      <w:r>
+        <w:t xml:space="preserve"> </w:t>
+      </w:r>
+      <w:r>
+        <w:rPr>
+          <w:rStyle w:val="VerbatimChar"/>
+        </w:rPr>
+        <w:t xml:space="preserve">[1..1]</w:t>
+      </w:r>
+      <w:r>
+        <w:t xml:space="preserve"> </w:t>
+      </w:r>
+      <w:r>
+        <w:t xml:space="preserve">signifie exactement une valeur,</w:t>
+      </w:r>
+      <w:r>
+        <w:t xml:space="preserve"> </w:t>
+      </w:r>
+      <w:r>
+        <w:rPr>
+          <w:rStyle w:val="VerbatimChar"/>
+        </w:rPr>
+        <w:t xml:space="preserve">[0..1]</w:t>
+      </w:r>
+      <w:r>
+        <w:t xml:space="preserve"> </w:t>
+      </w:r>
+      <w:r>
+        <w:t xml:space="preserve">au plus une. Une flèche mène à la classe vers laquelle le renvoi est fait et porte le nom de la relation; plusieurs relations entre les deux mêmes classes se partagent une flèche. La ligne munie d’un triangle relie une classe à sa classe supérieure, vers laquelle le triangle pointe: un équidé est un animal individuel et possède, outre les attributs représentés, tous les attributs de l’animal individuel, qui ne sont pas répétés dans le diagramme. Les attributs assortis d’un domaine de valeurs sont représentés comme tous les autres; les valeurs admises figurent au</w:t>
+      </w:r>
+      <w:r>
+        <w:t xml:space="preserve"> </w:t>
+      </w:r>
+      <w:hyperlink w:anchor="sec-code-lists">
+        <w:r>
+          <w:rPr>
+            <w:rStyle w:val="Hyperlink"/>
+          </w:rPr>
+          <w:t xml:space="preserve">Section 4</w:t>
+        </w:r>
+      </w:hyperlink>
+      <w:r>
+        <w:t xml:space="preserve">. Le diagramme n’indique ni les types de données ni les descriptions: celles-ci suivent dans les sections consacrées aux différentes classes.</w:t>
+      </w:r>
+    </w:p>
+    <w:bookmarkStart w:id="100" w:name="sec-nodeshape-animalshape"/>
     <w:p>
       <w:pPr>
         <w:pStyle w:val="berschrift2"/>
@@ -526,7 +773,7 @@
         <w:t xml:space="preserve">Un animal de rente identifié individuellement. Dans la banque de données sur le trafic des animaux, les animaux des catégories bovins, ovins, caprins et équidés sont enregistrés comme animaux individuels ; ils sont identifiés de manière univoque par leur numéro de marque auriculaire, ou par l’UELN pour les équidés. Aucun animal individuel n’est tenu pour les porcs et la volaille, mais uniquement des notifications de groupe.</w:t>
       </w:r>
     </w:p>
-    <w:bookmarkStart w:id="40" w:name="sec-nodeshape-animalshape-overview"/>
+    <w:bookmarkStart w:id="80" w:name="sec-nodeshape-animalshape-overview"/>
     <w:p>
       <w:pPr>
         <w:pStyle w:val="berschrift3"/>
@@ -547,7 +794,7 @@
       <w:pPr>
         <w:pStyle w:val="Definition"/>
       </w:pPr>
-      <w:hyperlink r:id="rId38">
+      <w:hyperlink r:id="rId78">
         <w:r>
           <w:rPr>
             <w:rStyle w:val="Hyperlink"/>
@@ -568,7 +815,7 @@
       <w:pPr>
         <w:pStyle w:val="Definition"/>
       </w:pPr>
-      <w:hyperlink r:id="rId39">
+      <w:hyperlink r:id="rId79">
         <w:r>
           <w:rPr>
             <w:rStyle w:val="Hyperlink"/>
@@ -577,40 +824,8 @@
         </w:r>
       </w:hyperlink>
     </w:p>
-    <w:p>
-      <w:pPr>
-        <w:pStyle w:val="DefinitionTerm"/>
-      </w:pPr>
-      <w:r>
-        <w:t xml:space="preserve">Fermée</w:t>
-      </w:r>
-    </w:p>
-    <w:p>
-      <w:pPr>
-        <w:pStyle w:val="Definition"/>
-      </w:pPr>
-      <w:r>
-        <w:t xml:space="preserve">Non (d’autres propriétés sont admises)</w:t>
-      </w:r>
-    </w:p>
-    <w:p>
-      <w:pPr>
-        <w:pStyle w:val="DefinitionTerm"/>
-      </w:pPr>
-      <w:r>
-        <w:t xml:space="preserve">Accès aux données</w:t>
-      </w:r>
-    </w:p>
-    <w:p>
-      <w:pPr>
-        <w:pStyle w:val="Definition"/>
-      </w:pPr>
-      <w:r>
-        <w:t xml:space="preserve">Aucun (données transactionnelles, ne faisant pas partie du graphe publié)</w:t>
-      </w:r>
-    </w:p>
-    <w:bookmarkEnd w:id="40"/>
-    <w:bookmarkStart w:id="58" w:name="sec-nodeshape-animalshape-properties"/>
+    <w:bookmarkEnd w:id="80"/>
+    <w:bookmarkStart w:id="98" w:name="sec-nodeshape-animalshape-properties"/>
     <w:p>
       <w:pPr>
         <w:pStyle w:val="berschrift3"/>
@@ -622,14 +837,14 @@
     <w:tbl>
       <w:tblPr>
         <w:tblStyle w:val="Table"/>
-        <w:tblW w:type="pct" w:w="4974"/>
+        <w:tblW w:type="pct" w:w="4972"/>
         <w:tblLayout w:type="fixed"/>
         <w:tblLook w:firstRow="1" w:lastRow="0" w:firstColumn="0" w:lastColumn="0" w:noHBand="0" w:noVBand="0" w:val="0020"/>
       </w:tblPr>
       <w:tblGrid>
-        <w:gridCol w:w="3671"/>
-        <w:gridCol w:w="3588"/>
-        <w:gridCol w:w="618"/>
+        <w:gridCol w:w="3413"/>
+        <w:gridCol w:w="3806"/>
+        <w:gridCol w:w="656"/>
       </w:tblGrid>
       <w:tr>
         <w:trPr>
@@ -693,7 +908,7 @@
             <w:r>
               <w:t xml:space="preserve">(</w:t>
             </w:r>
-            <w:hyperlink r:id="rId41">
+            <w:hyperlink r:id="rId81">
               <w:r>
                 <w:rPr>
                   <w:rStyle w:val="Hyperlink"/>
@@ -702,13 +917,13 @@
               </w:r>
             </w:hyperlink>
             <w:r>
-              <w:t xml:space="preserve">): Un animal</w:t>
+              <w:t xml:space="preserve">): Un</w:t>
             </w:r>
             <w:r>
               <w:t xml:space="preserve"> </w:t>
             </w:r>
             <w:r>
-              <w:t xml:space="preserve">individuel a au plus une mère.</w:t>
+              <w:t xml:space="preserve">animal individuel a au plus une mère.</w:t>
             </w:r>
           </w:p>
         </w:tc>
@@ -773,7 +988,7 @@
             <w:r>
               <w:t xml:space="preserve">(</w:t>
             </w:r>
-            <w:hyperlink r:id="rId42">
+            <w:hyperlink r:id="rId82">
               <w:r>
                 <w:rPr>
                   <w:rStyle w:val="Hyperlink"/>
@@ -782,13 +997,13 @@
               </w:r>
             </w:hyperlink>
             <w:r>
-              <w:t xml:space="preserve">): Un animal</w:t>
+              <w:t xml:space="preserve">): Un</w:t>
             </w:r>
             <w:r>
               <w:t xml:space="preserve"> </w:t>
             </w:r>
             <w:r>
-              <w:t xml:space="preserve">individuel a au plus un père.</w:t>
+              <w:t xml:space="preserve">animal individuel a au plus un père.</w:t>
             </w:r>
           </w:p>
         </w:tc>
@@ -853,7 +1068,7 @@
             <w:r>
               <w:t xml:space="preserve">(</w:t>
             </w:r>
-            <w:hyperlink r:id="rId43">
+            <w:hyperlink r:id="rId83">
               <w:r>
                 <w:rPr>
                   <w:rStyle w:val="Hyperlink"/>
@@ -862,13 +1077,13 @@
               </w:r>
             </w:hyperlink>
             <w:r>
-              <w:t xml:space="preserve">): Numéro de</w:t>
+              <w:t xml:space="preserve">):</w:t>
             </w:r>
             <w:r>
               <w:t xml:space="preserve"> </w:t>
             </w:r>
             <w:r>
-              <w:t xml:space="preserve">marque auriculaire, UELN pour les équidés</w:t>
+              <w:t xml:space="preserve">Numéro de marque auriculaire, UELN pour les équidés</w:t>
             </w:r>
           </w:p>
         </w:tc>
@@ -886,7 +1101,7 @@
             <w:r>
               <w:t xml:space="preserve">Type: Chaîne de caractères (</w:t>
             </w:r>
-            <w:hyperlink r:id="rId44">
+            <w:hyperlink r:id="rId84">
               <w:r>
                 <w:rPr>
                   <w:rStyle w:val="Hyperlink"/>
@@ -946,7 +1161,7 @@
             <w:r>
               <w:t xml:space="preserve">(</w:t>
             </w:r>
-            <w:hyperlink r:id="rId45">
+            <w:hyperlink r:id="rId85">
               <w:r>
                 <w:rPr>
                   <w:rStyle w:val="Hyperlink"/>
@@ -976,7 +1191,7 @@
             <w:r>
               <w:t xml:space="preserve"> </w:t>
             </w:r>
-            <w:hyperlink r:id="rId46">
+            <w:hyperlink r:id="rId86">
               <w:r>
                 <w:rPr>
                   <w:rStyle w:val="Hyperlink"/>
@@ -1020,7 +1235,7 @@
             <w:r>
               <w:t xml:space="preserve">(</w:t>
             </w:r>
-            <w:hyperlink r:id="rId47">
+            <w:hyperlink r:id="rId87">
               <w:r>
                 <w:rPr>
                   <w:rStyle w:val="Hyperlink"/>
@@ -1050,7 +1265,7 @@
             <w:r>
               <w:t xml:space="preserve"> </w:t>
             </w:r>
-            <w:hyperlink r:id="rId48">
+            <w:hyperlink r:id="rId88">
               <w:r>
                 <w:rPr>
                   <w:rStyle w:val="Hyperlink"/>
@@ -1094,7 +1309,7 @@
             <w:r>
               <w:t xml:space="preserve">(</w:t>
             </w:r>
-            <w:hyperlink r:id="rId49">
+            <w:hyperlink r:id="rId89">
               <w:r>
                 <w:rPr>
                   <w:rStyle w:val="Hyperlink"/>
@@ -1121,7 +1336,7 @@
             <w:r>
               <w:t xml:space="preserve">Type: Date (</w:t>
             </w:r>
-            <w:hyperlink r:id="rId50">
+            <w:hyperlink r:id="rId90">
               <w:r>
                 <w:rPr>
                   <w:rStyle w:val="Hyperlink"/>
@@ -1168,7 +1383,7 @@
             <w:r>
               <w:t xml:space="preserve">(</w:t>
             </w:r>
-            <w:hyperlink r:id="rId51">
+            <w:hyperlink r:id="rId91">
               <w:r>
                 <w:rPr>
                   <w:rStyle w:val="Hyperlink"/>
@@ -1195,7 +1410,7 @@
             <w:r>
               <w:t xml:space="preserve">Type: Date (</w:t>
             </w:r>
-            <w:hyperlink r:id="rId50">
+            <w:hyperlink r:id="rId90">
               <w:r>
                 <w:rPr>
                   <w:rStyle w:val="Hyperlink"/>
@@ -1242,16 +1457,40 @@
             <w:r>
               <w:t xml:space="preserve">(</w:t>
             </w:r>
-            <w:hyperlink r:id="rId52">
+            <w:hyperlink r:id="rId92">
               <w:r>
                 <w:rPr>
                   <w:rStyle w:val="Hyperlink"/>
                 </w:rPr>
-                <w:t xml:space="preserve">:animalHistoryState</w:t>
+                <w:t xml:space="preserve">:historyState</w:t>
               </w:r>
             </w:hyperlink>
             <w:r>
-              <w:t xml:space="preserve">)</w:t>
+              <w:t xml:space="preserve">):</w:t>
+            </w:r>
+            <w:r>
+              <w:t xml:space="preserve"> </w:t>
+            </w:r>
+            <w:r>
+              <w:t xml:space="preserve">Statut de l’historique de l’animal à la date de la requête. Non pertinent</w:t>
+            </w:r>
+            <w:r>
+              <w:t xml:space="preserve"> </w:t>
+            </w:r>
+            <w:r>
+              <w:t xml:space="preserve">pour les équidés ; le catalogue d’objets attribue donc à l’attribut une</w:t>
+            </w:r>
+            <w:r>
+              <w:t xml:space="preserve"> </w:t>
+            </w:r>
+            <w:r>
+              <w:t xml:space="preserve">cardinalité de 1, mais l’obligation ne vaut que pour les autres animaux</w:t>
+            </w:r>
+            <w:r>
+              <w:t xml:space="preserve"> </w:t>
+            </w:r>
+            <w:r>
+              <w:t xml:space="preserve">individuels.</w:t>
             </w:r>
           </w:p>
         </w:tc>
@@ -1272,7 +1511,7 @@
             <w:r>
               <w:t xml:space="preserve"> </w:t>
             </w:r>
-            <w:hyperlink r:id="rId53">
+            <w:hyperlink r:id="rId93">
               <w:r>
                 <w:rPr>
                   <w:rStyle w:val="Hyperlink"/>
@@ -1290,7 +1529,7 @@
               <w:jc w:val="right"/>
             </w:pPr>
             <w:r>
-              <w:t xml:space="preserve">1..1</w:t>
+              <w:t xml:space="preserve">0..1</w:t>
             </w:r>
           </w:p>
         </w:tc>
@@ -1316,7 +1555,7 @@
             <w:r>
               <w:t xml:space="preserve">(</w:t>
             </w:r>
-            <w:hyperlink r:id="rId54">
+            <w:hyperlink r:id="rId94">
               <w:r>
                 <w:rPr>
                   <w:rStyle w:val="Hyperlink"/>
@@ -1346,7 +1585,7 @@
             <w:r>
               <w:t xml:space="preserve"> </w:t>
             </w:r>
-            <w:hyperlink r:id="rId55">
+            <w:hyperlink r:id="rId95">
               <w:r>
                 <w:rPr>
                   <w:rStyle w:val="Hyperlink"/>
@@ -1390,7 +1629,7 @@
             <w:r>
               <w:t xml:space="preserve">(</w:t>
             </w:r>
-            <w:hyperlink r:id="rId56">
+            <w:hyperlink r:id="rId96">
               <w:r>
                 <w:rPr>
                   <w:rStyle w:val="Hyperlink"/>
@@ -1399,7 +1638,25 @@
               </w:r>
             </w:hyperlink>
             <w:r>
-              <w:t xml:space="preserve">)</w:t>
+              <w:t xml:space="preserve">): Le</w:t>
+            </w:r>
+            <w:r>
+              <w:t xml:space="preserve"> </w:t>
+            </w:r>
+            <w:r>
+              <w:t xml:space="preserve">catalogue d’objets décrit l’attribut comme absent pour les équidés, mais</w:t>
+            </w:r>
+            <w:r>
+              <w:t xml:space="preserve"> </w:t>
+            </w:r>
+            <w:r>
+              <w:t xml:space="preserve">l’openAPI le porte également sur les réponses relatives aux équidés ;</w:t>
+            </w:r>
+            <w:r>
+              <w:t xml:space="preserve"> </w:t>
+            </w:r>
+            <w:r>
+              <w:t xml:space="preserve">l’écart fait l’objet de l’issue #45 auprès d’Identitas.</w:t>
             </w:r>
           </w:p>
         </w:tc>
@@ -1417,7 +1674,7 @@
             <w:r>
               <w:t xml:space="preserve">Type: Booléen (</w:t>
             </w:r>
-            <w:hyperlink r:id="rId57">
+            <w:hyperlink r:id="rId97">
               <w:r>
                 <w:rPr>
                   <w:rStyle w:val="Hyperlink"/>
@@ -1444,15 +1701,14 @@
         </w:tc>
       </w:tr>
     </w:tbl>
-    <w:bookmarkEnd w:id="58"/>
-    <w:bookmarkEnd w:id="59"/>
-    <w:bookmarkStart w:id="66" w:name="sec-nodeshape-animalkeepershape"/>
+    <w:bookmarkEnd w:id="98"/>
+    <w:bookmarkStart w:id="99" w:name="sec-nodeshape-animalshape-rules"/>
     <w:p>
       <w:pPr>
-        <w:pStyle w:val="berschrift2"/>
-      </w:pPr>
-      <w:r>
-        <w:t xml:space="preserve">3.2 Détenteur d’animaux</w:t>
+        <w:pStyle w:val="berschrift3"/>
+      </w:pPr>
+      <w:r>
+        <w:t xml:space="preserve">3.1.3 Règles</w:t>
       </w:r>
     </w:p>
     <w:p>
@@ -1460,9 +1716,28 @@
         <w:pStyle w:val="FirstParagraph"/>
       </w:pPr>
       <w:r>
+        <w:t xml:space="preserve">Le catalogue d’objets attribue au statut de l’historique de l’animal une cardinalité de 1, tout en précisant qu’il n’est pas pertinent pour les équidés. L’obligation s’applique donc à tout animal individuel à l’exception des équidés.</w:t>
+      </w:r>
+    </w:p>
+    <w:bookmarkEnd w:id="99"/>
+    <w:bookmarkEnd w:id="100"/>
+    <w:bookmarkStart w:id="106" w:name="sec-nodeshape-animalkeepershape"/>
+    <w:p>
+      <w:pPr>
+        <w:pStyle w:val="berschrift2"/>
+      </w:pPr>
+      <w:r>
+        <w:t xml:space="preserve">3.2 Détenteur d’animaux</w:t>
+      </w:r>
+    </w:p>
+    <w:p>
+      <w:pPr>
+        <w:pStyle w:val="FirstParagraph"/>
+      </w:pPr>
+      <w:r>
         <w:t xml:space="preserve">Un exploitant est une unité juridique au sens de l’eCH-0108 qui assume le risque économique d’une exploitation (OTerm art. 2). Le détenteur d’animaux est une forme d’exploitant qui détient des animaux (OTerm art. 11a) ; il lui faut donc une unité locale (unité d’élevage). La responsabilité des notifications incombe au détenteur d’animaux pour toutes les catégories d’animaux à l’exception des équidés ; pour les équidés, elle incombe au propriétaire ou à la propriétaire (chapitre 3.1.1 de l’outil). Les attributs sont décrits dans l’</w:t>
       </w:r>
-      <w:hyperlink r:id="rId60">
+      <w:hyperlink r:id="rId101">
         <w:r>
           <w:rPr>
             <w:rStyle w:val="Hyperlink"/>
@@ -1474,7 +1749,7 @@
         <w:t xml:space="preserve">, chapitres 3.1 et 3.2.</w:t>
       </w:r>
     </w:p>
-    <w:bookmarkStart w:id="63" w:name="sec-nodeshape-animalkeepershape-overview"/>
+    <w:bookmarkStart w:id="104" w:name="sec-nodeshape-animalkeepershape-overview"/>
     <w:p>
       <w:pPr>
         <w:pStyle w:val="berschrift3"/>
@@ -1495,7 +1770,7 @@
       <w:pPr>
         <w:pStyle w:val="Definition"/>
       </w:pPr>
-      <w:hyperlink r:id="rId61">
+      <w:hyperlink r:id="rId102">
         <w:r>
           <w:rPr>
             <w:rStyle w:val="Hyperlink"/>
@@ -1516,7 +1791,7 @@
       <w:pPr>
         <w:pStyle w:val="Definition"/>
       </w:pPr>
-      <w:hyperlink r:id="rId62">
+      <w:hyperlink r:id="rId103">
         <w:r>
           <w:rPr>
             <w:rStyle w:val="Hyperlink"/>
@@ -1525,137 +1800,65 @@
         </w:r>
       </w:hyperlink>
     </w:p>
+    <w:bookmarkEnd w:id="104"/>
+    <w:bookmarkStart w:id="105" w:name="sec-nodeshape-animalkeepershape-rules"/>
     <w:p>
       <w:pPr>
-        <w:pStyle w:val="DefinitionTerm"/>
-      </w:pPr>
-      <w:r>
-        <w:t xml:space="preserve">Fermée</w:t>
+        <w:pStyle w:val="berschrift3"/>
+      </w:pPr>
+      <w:r>
+        <w:t xml:space="preserve">3.2.2 Règles</w:t>
       </w:r>
     </w:p>
     <w:p>
       <w:pPr>
-        <w:pStyle w:val="Definition"/>
-      </w:pPr>
-      <w:r>
-        <w:t xml:space="preserve">Non (d’autres propriétés sont admises)</w:t>
+        <w:pStyle w:val="FirstParagraph"/>
+      </w:pPr>
+      <w:r>
+        <w:t xml:space="preserve">Un détenteur d’animaux a besoin d’au moins une unité locale (chapitre 3.1.1 de l’outil). Cette règle provient de la description sémantique et non du catalogue d’objets.</w:t>
+      </w:r>
+    </w:p>
+    <w:bookmarkEnd w:id="105"/>
+    <w:bookmarkEnd w:id="106"/>
+    <w:bookmarkStart w:id="119" w:name="sec-nodeshape-animalnotificationshape"/>
+    <w:p>
+      <w:pPr>
+        <w:pStyle w:val="berschrift2"/>
+      </w:pPr>
+      <w:r>
+        <w:t xml:space="preserve">3.3 Notification d’animal individuel</w:t>
       </w:r>
     </w:p>
     <w:p>
       <w:pPr>
-        <w:pStyle w:val="DefinitionTerm"/>
-      </w:pPr>
-      <w:r>
-        <w:t xml:space="preserve">Accès aux données</w:t>
+        <w:pStyle w:val="FirstParagraph"/>
+      </w:pPr>
+      <w:r>
+        <w:t xml:space="preserve">Un événement concernant un animal individuel. Sont considérées comme événements les notifications de mouvement, les notifications de données de base, les modifications d’attributs individuels des données de base ainsi que les notifications finales. Une notification se rapporte toujours à l’unité locale où l’événement a eu lieu et peut en outre indiquer l’unité locale de provenance. Les événements sont annoncés par les personnes autorisées, avec indication de l’unité d’élevage à laquelle la notification se rapporte ; pour les équidés, ils sont annoncés par les personnes autorisées du propriétaire d’équidés responsable.</w:t>
+      </w:r>
+    </w:p>
+    <w:bookmarkStart w:id="109" w:name="Xa1cec633b6d9bcc7746045980f8ff267aafc205"/>
+    <w:p>
+      <w:pPr>
+        <w:pStyle w:val="berschrift3"/>
+      </w:pPr>
+      <w:r>
+        <w:t xml:space="preserve">3.3.1 Aperçu</w:t>
       </w:r>
     </w:p>
     <w:p>
       <w:pPr>
-        <w:pStyle w:val="Definition"/>
-      </w:pPr>
-      <w:r>
-        <w:t xml:space="preserve">Aucun (données transactionnelles, ne faisant pas partie du graphe publié)</w:t>
-      </w:r>
-    </w:p>
-    <w:bookmarkEnd w:id="63"/>
-    <w:bookmarkStart w:id="65" w:name="sec-nodeshape-animalkeepershape-rules"/>
-    <w:p>
-      <w:pPr>
-        <w:pStyle w:val="berschrift3"/>
-      </w:pPr>
-      <w:r>
-        <w:t xml:space="preserve">3.2.2 Règles (SPARQL)</w:t>
-      </w:r>
-    </w:p>
-    <w:bookmarkStart w:id="64" w:name="sec-nodeshape-animalkeepershape-rule-1"/>
-    <w:p>
-      <w:pPr>
-        <w:pStyle w:val="berschrift4"/>
-      </w:pPr>
-      <w:r>
-        <w:t xml:space="preserve">3.2.2.1 Un détenteur d’animaux a besoin d’au moins une unité locale (chapitre 3.1.1 de l’outil). Cette règle provient de la description sémantique et non du catalogue d’objets.</w:t>
+        <w:pStyle w:val="DefinitionTerm"/>
+      </w:pPr>
+      <w:r>
+        <w:t xml:space="preserve">Shape</w:t>
       </w:r>
     </w:p>
     <w:p>
       <w:pPr>
-        <w:pStyle w:val="SourceCode"/>
-      </w:pPr>
-      <w:r>
-        <w:rPr>
-          <w:rStyle w:val="VerbatimChar"/>
-        </w:rPr>
-        <w:t xml:space="preserve">SELECT $this</w:t>
-      </w:r>
-      <w:r>
-        <w:br/>
-      </w:r>
-      <w:r>
-        <w:rPr>
-          <w:rStyle w:val="VerbatimChar"/>
-        </w:rPr>
-        <w:t xml:space="preserve">WHERE {</w:t>
-      </w:r>
-      <w:r>
-        <w:br/>
-      </w:r>
-      <w:r>
-        <w:rPr>
-          <w:rStyle w:val="VerbatimChar"/>
-        </w:rPr>
-        <w:t xml:space="preserve">    FILTER NOT EXISTS { ?localUnit :animalKeeper $this . }</w:t>
-      </w:r>
-      <w:r>
-        <w:br/>
-      </w:r>
-      <w:r>
-        <w:rPr>
-          <w:rStyle w:val="VerbatimChar"/>
-        </w:rPr>
-        <w:t xml:space="preserve">}</w:t>
-      </w:r>
-    </w:p>
-    <w:bookmarkEnd w:id="64"/>
-    <w:bookmarkEnd w:id="65"/>
-    <w:bookmarkEnd w:id="66"/>
-    <w:bookmarkStart w:id="79" w:name="sec-nodeshape-animalnotificationshape"/>
-    <w:p>
-      <w:pPr>
-        <w:pStyle w:val="berschrift2"/>
-      </w:pPr>
-      <w:r>
-        <w:t xml:space="preserve">3.3 Notification d’animal individuel</w:t>
-      </w:r>
-    </w:p>
-    <w:p>
-      <w:pPr>
-        <w:pStyle w:val="FirstParagraph"/>
-      </w:pPr>
-      <w:r>
-        <w:t xml:space="preserve">Un événement concernant un animal individuel. Sont considérées comme événements les notifications de mouvement, les notifications de données de base, les modifications d’attributs individuels des données de base ainsi que les notifications finales. Une notification se rapporte toujours à l’unité locale où l’événement a eu lieu et peut en outre indiquer l’unité locale de provenance. Les événements sont annoncés par les personnes autorisées, avec indication de l’unité d’élevage à laquelle la notification se rapporte ; pour les équidés, ils sont annoncés par les personnes autorisées du propriétaire d’équidés responsable.</w:t>
-      </w:r>
-    </w:p>
-    <w:bookmarkStart w:id="69" w:name="Xa1cec633b6d9bcc7746045980f8ff267aafc205"/>
-    <w:p>
-      <w:pPr>
-        <w:pStyle w:val="berschrift3"/>
-      </w:pPr>
-      <w:r>
-        <w:t xml:space="preserve">3.3.1 Aperçu</w:t>
-      </w:r>
-    </w:p>
-    <w:p>
-      <w:pPr>
-        <w:pStyle w:val="DefinitionTerm"/>
-      </w:pPr>
-      <w:r>
-        <w:t xml:space="preserve">Shape</w:t>
-      </w:r>
-    </w:p>
-    <w:p>
-      <w:pPr>
         <w:pStyle w:val="Definition"/>
       </w:pPr>
-      <w:hyperlink r:id="rId67">
+      <w:hyperlink r:id="rId107">
         <w:r>
           <w:rPr>
             <w:rStyle w:val="Hyperlink"/>
@@ -1676,7 +1879,7 @@
       <w:pPr>
         <w:pStyle w:val="Definition"/>
       </w:pPr>
-      <w:hyperlink r:id="rId68">
+      <w:hyperlink r:id="rId108">
         <w:r>
           <w:rPr>
             <w:rStyle w:val="Hyperlink"/>
@@ -1685,40 +1888,8 @@
         </w:r>
       </w:hyperlink>
     </w:p>
-    <w:p>
-      <w:pPr>
-        <w:pStyle w:val="DefinitionTerm"/>
-      </w:pPr>
-      <w:r>
-        <w:t xml:space="preserve">Fermée</w:t>
-      </w:r>
-    </w:p>
-    <w:p>
-      <w:pPr>
-        <w:pStyle w:val="Definition"/>
-      </w:pPr>
-      <w:r>
-        <w:t xml:space="preserve">Non (d’autres propriétés sont admises)</w:t>
-      </w:r>
-    </w:p>
-    <w:p>
-      <w:pPr>
-        <w:pStyle w:val="DefinitionTerm"/>
-      </w:pPr>
-      <w:r>
-        <w:t xml:space="preserve">Accès aux données</w:t>
-      </w:r>
-    </w:p>
-    <w:p>
-      <w:pPr>
-        <w:pStyle w:val="Definition"/>
-      </w:pPr>
-      <w:r>
-        <w:t xml:space="preserve">Aucun (données transactionnelles, ne faisant pas partie du graphe publié)</w:t>
-      </w:r>
-    </w:p>
-    <w:bookmarkEnd w:id="69"/>
-    <w:bookmarkStart w:id="78" w:name="X5f5bdfe6a9314566702904ed02d8e7b72394669"/>
+    <w:bookmarkEnd w:id="109"/>
+    <w:bookmarkStart w:id="118" w:name="X5f5bdfe6a9314566702904ed02d8e7b72394669"/>
     <w:p>
       <w:pPr>
         <w:pStyle w:val="berschrift3"/>
@@ -1801,7 +1972,7 @@
             <w:r>
               <w:t xml:space="preserve">(</w:t>
             </w:r>
-            <w:hyperlink r:id="rId70">
+            <w:hyperlink r:id="rId110">
               <w:r>
                 <w:rPr>
                   <w:rStyle w:val="Hyperlink"/>
@@ -1881,7 +2052,7 @@
             <w:r>
               <w:t xml:space="preserve">(</w:t>
             </w:r>
-            <w:hyperlink r:id="rId71">
+            <w:hyperlink r:id="rId111">
               <w:r>
                 <w:rPr>
                   <w:rStyle w:val="Hyperlink"/>
@@ -1961,7 +2132,7 @@
             <w:r>
               <w:t xml:space="preserve">(</w:t>
             </w:r>
-            <w:hyperlink r:id="rId72">
+            <w:hyperlink r:id="rId112">
               <w:r>
                 <w:rPr>
                   <w:rStyle w:val="Hyperlink"/>
@@ -2041,22 +2212,22 @@
             <w:r>
               <w:t xml:space="preserve">(</w:t>
             </w:r>
-            <w:hyperlink r:id="rId73">
+            <w:hyperlink r:id="rId113">
               <w:r>
                 <w:rPr>
                   <w:rStyle w:val="Hyperlink"/>
                 </w:rPr>
-                <w:t xml:space="preserve">:eventIdentifier</w:t>
+                <w:t xml:space="preserve">:id</w:t>
               </w:r>
             </w:hyperlink>
             <w:r>
-              <w:t xml:space="preserve">):</w:t>
+              <w:t xml:space="preserve">): Identifiant univoque</w:t>
             </w:r>
             <w:r>
               <w:t xml:space="preserve"> </w:t>
             </w:r>
             <w:r>
-              <w:t xml:space="preserve">Identifiant univoque du mouvement, attribué par le système.</w:t>
+              <w:t xml:space="preserve">du mouvement, attribué par le système.</w:t>
             </w:r>
           </w:p>
         </w:tc>
@@ -2080,7 +2251,7 @@
             <w:r>
               <w:t xml:space="preserve">(</w:t>
             </w:r>
-            <w:hyperlink r:id="rId44">
+            <w:hyperlink r:id="rId84">
               <w:r>
                 <w:rPr>
                   <w:rStyle w:val="Hyperlink"/>
@@ -2127,7 +2298,7 @@
             <w:r>
               <w:t xml:space="preserve">(</w:t>
             </w:r>
-            <w:hyperlink r:id="rId45">
+            <w:hyperlink r:id="rId85">
               <w:r>
                 <w:rPr>
                   <w:rStyle w:val="Hyperlink"/>
@@ -2157,7 +2328,7 @@
             <w:r>
               <w:t xml:space="preserve"> </w:t>
             </w:r>
-            <w:hyperlink r:id="rId46">
+            <w:hyperlink r:id="rId86">
               <w:r>
                 <w:rPr>
                   <w:rStyle w:val="Hyperlink"/>
@@ -2201,7 +2372,7 @@
             <w:r>
               <w:t xml:space="preserve">(</w:t>
             </w:r>
-            <w:hyperlink r:id="rId74">
+            <w:hyperlink r:id="rId114">
               <w:r>
                 <w:rPr>
                   <w:rStyle w:val="Hyperlink"/>
@@ -2231,7 +2402,7 @@
             <w:r>
               <w:t xml:space="preserve"> </w:t>
             </w:r>
-            <w:hyperlink r:id="rId75">
+            <w:hyperlink r:id="rId115">
               <w:r>
                 <w:rPr>
                   <w:rStyle w:val="Hyperlink"/>
@@ -2275,7 +2446,7 @@
             <w:r>
               <w:t xml:space="preserve">(</w:t>
             </w:r>
-            <w:hyperlink r:id="rId76">
+            <w:hyperlink r:id="rId116">
               <w:r>
                 <w:rPr>
                   <w:rStyle w:val="Hyperlink"/>
@@ -2308,7 +2479,7 @@
             <w:r>
               <w:t xml:space="preserve">Type: Date (</w:t>
             </w:r>
-            <w:hyperlink r:id="rId50">
+            <w:hyperlink r:id="rId90">
               <w:r>
                 <w:rPr>
                   <w:rStyle w:val="Hyperlink"/>
@@ -2355,7 +2526,7 @@
             <w:r>
               <w:t xml:space="preserve">(</w:t>
             </w:r>
-            <w:hyperlink r:id="rId77">
+            <w:hyperlink r:id="rId117">
               <w:r>
                 <w:rPr>
                   <w:rStyle w:val="Hyperlink"/>
@@ -2388,7 +2559,7 @@
             <w:r>
               <w:t xml:space="preserve">Type: Date (</w:t>
             </w:r>
-            <w:hyperlink r:id="rId50">
+            <w:hyperlink r:id="rId90">
               <w:r>
                 <w:rPr>
                   <w:rStyle w:val="Hyperlink"/>
@@ -2415,9 +2586,9 @@
         </w:tc>
       </w:tr>
     </w:tbl>
-    <w:bookmarkEnd w:id="78"/>
-    <w:bookmarkEnd w:id="79"/>
-    <w:bookmarkStart w:id="89" w:name="sec-nodeshape-groupnotificationshape"/>
+    <w:bookmarkEnd w:id="118"/>
+    <w:bookmarkEnd w:id="119"/>
+    <w:bookmarkStart w:id="129" w:name="sec-nodeshape-groupnotificationshape"/>
     <w:p>
       <w:pPr>
         <w:pStyle w:val="berschrift2"/>
@@ -2434,7 +2605,7 @@
         <w:t xml:space="preserve">Un événement concernant un groupe d’animaux qui ne peuvent pas être identifiés individuellement. Les notifications de groupe sont enregistrées pour les animaux des catégories porcs et volaille ; les individus d’un tel groupe ne sont donc pas connus. Les événements sont annoncés par les personnes physiques de l’unité juridique responsable, le détenteur d’animaux. Ils comprennent les annonces de mise en place pour la volaille, les annonces de mouvement pour les porcs ainsi que les annonces d’abattage de porcs (en têtes) et de groupes de volaille (en kg). Cette classe n’a pas d’équivalent dans la spécification openAPI d’AnimalTracing, car les porcs et la volaille n’y sont pas représentés.</w:t>
       </w:r>
     </w:p>
-    <w:bookmarkStart w:id="82" w:name="Xa04d249e5cb15074f59ff488baabe8a68467daf"/>
+    <w:bookmarkStart w:id="122" w:name="Xa04d249e5cb15074f59ff488baabe8a68467daf"/>
     <w:p>
       <w:pPr>
         <w:pStyle w:val="berschrift3"/>
@@ -2455,7 +2626,7 @@
       <w:pPr>
         <w:pStyle w:val="Definition"/>
       </w:pPr>
-      <w:hyperlink r:id="rId80">
+      <w:hyperlink r:id="rId120">
         <w:r>
           <w:rPr>
             <w:rStyle w:val="Hyperlink"/>
@@ -2476,7 +2647,7 @@
       <w:pPr>
         <w:pStyle w:val="Definition"/>
       </w:pPr>
-      <w:hyperlink r:id="rId81">
+      <w:hyperlink r:id="rId121">
         <w:r>
           <w:rPr>
             <w:rStyle w:val="Hyperlink"/>
@@ -2485,40 +2656,8 @@
         </w:r>
       </w:hyperlink>
     </w:p>
-    <w:p>
-      <w:pPr>
-        <w:pStyle w:val="DefinitionTerm"/>
-      </w:pPr>
-      <w:r>
-        <w:t xml:space="preserve">Fermée</w:t>
-      </w:r>
-    </w:p>
-    <w:p>
-      <w:pPr>
-        <w:pStyle w:val="Definition"/>
-      </w:pPr>
-      <w:r>
-        <w:t xml:space="preserve">Non (d’autres propriétés sont admises)</w:t>
-      </w:r>
-    </w:p>
-    <w:p>
-      <w:pPr>
-        <w:pStyle w:val="DefinitionTerm"/>
-      </w:pPr>
-      <w:r>
-        <w:t xml:space="preserve">Accès aux données</w:t>
-      </w:r>
-    </w:p>
-    <w:p>
-      <w:pPr>
-        <w:pStyle w:val="Definition"/>
-      </w:pPr>
-      <w:r>
-        <w:t xml:space="preserve">Aucun (données transactionnelles, ne faisant pas partie du graphe publié)</w:t>
-      </w:r>
-    </w:p>
-    <w:bookmarkEnd w:id="82"/>
-    <w:bookmarkStart w:id="88" w:name="X7915839ef175a2a5570c4b4ab0986c6c07e93bf"/>
+    <w:bookmarkEnd w:id="122"/>
+    <w:bookmarkStart w:id="128" w:name="X7915839ef175a2a5570c4b4ab0986c6c07e93bf"/>
     <w:p>
       <w:pPr>
         <w:pStyle w:val="berschrift3"/>
@@ -2601,7 +2740,7 @@
             <w:r>
               <w:t xml:space="preserve">(</w:t>
             </w:r>
-            <w:hyperlink r:id="rId71">
+            <w:hyperlink r:id="rId111">
               <w:r>
                 <w:rPr>
                   <w:rStyle w:val="Hyperlink"/>
@@ -2681,7 +2820,7 @@
             <w:r>
               <w:t xml:space="preserve">(</w:t>
             </w:r>
-            <w:hyperlink r:id="rId72">
+            <w:hyperlink r:id="rId112">
               <w:r>
                 <w:rPr>
                   <w:rStyle w:val="Hyperlink"/>
@@ -2761,22 +2900,22 @@
             <w:r>
               <w:t xml:space="preserve">(</w:t>
             </w:r>
-            <w:hyperlink r:id="rId73">
+            <w:hyperlink r:id="rId113">
               <w:r>
                 <w:rPr>
                   <w:rStyle w:val="Hyperlink"/>
                 </w:rPr>
-                <w:t xml:space="preserve">:eventIdentifier</w:t>
+                <w:t xml:space="preserve">:id</w:t>
               </w:r>
             </w:hyperlink>
             <w:r>
-              <w:t xml:space="preserve">):</w:t>
+              <w:t xml:space="preserve">): Identifiant univoque</w:t>
             </w:r>
             <w:r>
               <w:t xml:space="preserve"> </w:t>
             </w:r>
             <w:r>
-              <w:t xml:space="preserve">Identifiant univoque du mouvement, attribué par le système.</w:t>
+              <w:t xml:space="preserve">du mouvement, attribué par le système.</w:t>
             </w:r>
           </w:p>
         </w:tc>
@@ -2800,7 +2939,7 @@
             <w:r>
               <w:t xml:space="preserve">(</w:t>
             </w:r>
-            <w:hyperlink r:id="rId44">
+            <w:hyperlink r:id="rId84">
               <w:r>
                 <w:rPr>
                   <w:rStyle w:val="Hyperlink"/>
@@ -2847,7 +2986,7 @@
             <w:r>
               <w:t xml:space="preserve">(</w:t>
             </w:r>
-            <w:hyperlink r:id="rId45">
+            <w:hyperlink r:id="rId85">
               <w:r>
                 <w:rPr>
                   <w:rStyle w:val="Hyperlink"/>
@@ -2877,7 +3016,7 @@
             <w:r>
               <w:t xml:space="preserve"> </w:t>
             </w:r>
-            <w:hyperlink r:id="rId46">
+            <w:hyperlink r:id="rId86">
               <w:r>
                 <w:rPr>
                   <w:rStyle w:val="Hyperlink"/>
@@ -2921,7 +3060,7 @@
             <w:r>
               <w:t xml:space="preserve">(</w:t>
             </w:r>
-            <w:hyperlink r:id="rId83">
+            <w:hyperlink r:id="rId123">
               <w:r>
                 <w:rPr>
                   <w:rStyle w:val="Hyperlink"/>
@@ -2966,7 +3105,7 @@
             <w:r>
               <w:t xml:space="preserve">(</w:t>
             </w:r>
-            <w:hyperlink r:id="rId44">
+            <w:hyperlink r:id="rId84">
               <w:r>
                 <w:rPr>
                   <w:rStyle w:val="Hyperlink"/>
@@ -3013,7 +3152,7 @@
             <w:r>
               <w:t xml:space="preserve">(</w:t>
             </w:r>
-            <w:hyperlink r:id="rId74">
+            <w:hyperlink r:id="rId114">
               <w:r>
                 <w:rPr>
                   <w:rStyle w:val="Hyperlink"/>
@@ -3043,7 +3182,7 @@
             <w:r>
               <w:t xml:space="preserve"> </w:t>
             </w:r>
-            <w:hyperlink r:id="rId75">
+            <w:hyperlink r:id="rId115">
               <w:r>
                 <w:rPr>
                   <w:rStyle w:val="Hyperlink"/>
@@ -3087,7 +3226,7 @@
             <w:r>
               <w:t xml:space="preserve">(</w:t>
             </w:r>
-            <w:hyperlink r:id="rId76">
+            <w:hyperlink r:id="rId116">
               <w:r>
                 <w:rPr>
                   <w:rStyle w:val="Hyperlink"/>
@@ -3120,7 +3259,7 @@
             <w:r>
               <w:t xml:space="preserve">Type: Date (</w:t>
             </w:r>
-            <w:hyperlink r:id="rId50">
+            <w:hyperlink r:id="rId90">
               <w:r>
                 <w:rPr>
                   <w:rStyle w:val="Hyperlink"/>
@@ -3167,7 +3306,7 @@
             <w:r>
               <w:t xml:space="preserve">(</w:t>
             </w:r>
-            <w:hyperlink r:id="rId77">
+            <w:hyperlink r:id="rId117">
               <w:r>
                 <w:rPr>
                   <w:rStyle w:val="Hyperlink"/>
@@ -3200,7 +3339,7 @@
             <w:r>
               <w:t xml:space="preserve">Type: Date (</w:t>
             </w:r>
-            <w:hyperlink r:id="rId50">
+            <w:hyperlink r:id="rId90">
               <w:r>
                 <w:rPr>
                   <w:rStyle w:val="Hyperlink"/>
@@ -3247,7 +3386,7 @@
             <w:r>
               <w:t xml:space="preserve">(</w:t>
             </w:r>
-            <w:hyperlink r:id="rId84">
+            <w:hyperlink r:id="rId124">
               <w:r>
                 <w:rPr>
                   <w:rStyle w:val="Hyperlink"/>
@@ -3280,7 +3419,7 @@
             <w:r>
               <w:t xml:space="preserve">Type: Nombre entier (</w:t>
             </w:r>
-            <w:hyperlink r:id="rId85">
+            <w:hyperlink r:id="rId125">
               <w:r>
                 <w:rPr>
                   <w:rStyle w:val="Hyperlink"/>
@@ -3327,7 +3466,7 @@
             <w:r>
               <w:t xml:space="preserve">(</w:t>
             </w:r>
-            <w:hyperlink r:id="rId86">
+            <w:hyperlink r:id="rId126">
               <w:r>
                 <w:rPr>
                   <w:rStyle w:val="Hyperlink"/>
@@ -3360,7 +3499,7 @@
             <w:r>
               <w:t xml:space="preserve">Type: Nombre entier (</w:t>
             </w:r>
-            <w:hyperlink r:id="rId85">
+            <w:hyperlink r:id="rId125">
               <w:r>
                 <w:rPr>
                   <w:rStyle w:val="Hyperlink"/>
@@ -3407,7 +3546,7 @@
             <w:r>
               <w:t xml:space="preserve">(</w:t>
             </w:r>
-            <w:hyperlink r:id="rId54">
+            <w:hyperlink r:id="rId94">
               <w:r>
                 <w:rPr>
                   <w:rStyle w:val="Hyperlink"/>
@@ -3449,7 +3588,7 @@
             <w:r>
               <w:t xml:space="preserve"> </w:t>
             </w:r>
-            <w:hyperlink r:id="rId55">
+            <w:hyperlink r:id="rId95">
               <w:r>
                 <w:rPr>
                   <w:rStyle w:val="Hyperlink"/>
@@ -3493,7 +3632,7 @@
             <w:r>
               <w:t xml:space="preserve">(</w:t>
             </w:r>
-            <w:hyperlink r:id="rId87">
+            <w:hyperlink r:id="rId127">
               <w:r>
                 <w:rPr>
                   <w:rStyle w:val="Hyperlink"/>
@@ -3526,7 +3665,7 @@
             <w:r>
               <w:t xml:space="preserve">Type: Nombre entier (</w:t>
             </w:r>
-            <w:hyperlink r:id="rId85">
+            <w:hyperlink r:id="rId125">
               <w:r>
                 <w:rPr>
                   <w:rStyle w:val="Hyperlink"/>
@@ -3553,9 +3692,9 @@
         </w:tc>
       </w:tr>
     </w:tbl>
-    <w:bookmarkEnd w:id="88"/>
-    <w:bookmarkEnd w:id="89"/>
-    <w:bookmarkStart w:id="94" w:name="sec-nodeshape-legalunitshape"/>
+    <w:bookmarkEnd w:id="128"/>
+    <w:bookmarkEnd w:id="129"/>
+    <w:bookmarkStart w:id="134" w:name="sec-nodeshape-legalunitshape"/>
     <w:p>
       <w:pPr>
         <w:pStyle w:val="berschrift2"/>
@@ -3571,7 +3710,7 @@
       <w:r>
         <w:t xml:space="preserve">L’unité juridique au sens de l’eCH-0108 est une personne morale (p. ex. société anonyme, Sàrl), une société de personnes (p. ex. société en nom collectif) ou une personne physique exerçant une activité indépendante qui est soumise à la loi fédérale sur le numéro d’identification des entreprises (LIDE) et qui est inscrite au registre IDE. Elle identifie par exemple le sujet fiscal pour les autorités fiscales ou la personne assujettie aux cotisations d’assurances sociales. L’unité juridique est identifiée par son IDE. Ce n’est que lorsque l’entreprise est une «entreprise individuelle» que l’exploitant est en même temps une personne physique. Le système maître de ces données est le registre IDE de l’OFS ; le système d’information agricole obtient les données de ce registre via une interface. Le détenteur d’animaux et le propriétaire d’équidés sont les deux formes d’unité juridique qui apparaissent dans le présent Hilfsmittel (chapitre 3.1.1 de l’outil). Les attributs sont décrits dans l’</w:t>
       </w:r>
-      <w:hyperlink r:id="rId60">
+      <w:hyperlink r:id="rId101">
         <w:r>
           <w:rPr>
             <w:rStyle w:val="Hyperlink"/>
@@ -3582,7 +3721,7 @@
       <w:r>
         <w:t xml:space="preserve">, chapitres 3.1 et 3.2, ainsi que dans l’</w:t>
       </w:r>
-      <w:hyperlink r:id="rId90">
+      <w:hyperlink r:id="rId130">
         <w:r>
           <w:rPr>
             <w:rStyle w:val="Hyperlink"/>
@@ -3594,7 +3733,7 @@
         <w:t xml:space="preserve">, chapitre 3.1.</w:t>
       </w:r>
     </w:p>
-    <w:bookmarkStart w:id="93" w:name="sec-nodeshape-legalunitshape-overview"/>
+    <w:bookmarkStart w:id="133" w:name="sec-nodeshape-legalunitshape-overview"/>
     <w:p>
       <w:pPr>
         <w:pStyle w:val="berschrift3"/>
@@ -3615,7 +3754,7 @@
       <w:pPr>
         <w:pStyle w:val="Definition"/>
       </w:pPr>
-      <w:hyperlink r:id="rId91">
+      <w:hyperlink r:id="rId131">
         <w:r>
           <w:rPr>
             <w:rStyle w:val="Hyperlink"/>
@@ -3636,7 +3775,7 @@
       <w:pPr>
         <w:pStyle w:val="Definition"/>
       </w:pPr>
-      <w:hyperlink r:id="rId92">
+      <w:hyperlink r:id="rId132">
         <w:r>
           <w:rPr>
             <w:rStyle w:val="Hyperlink"/>
@@ -3645,57 +3784,25 @@
         </w:r>
       </w:hyperlink>
     </w:p>
+    <w:bookmarkEnd w:id="133"/>
+    <w:bookmarkEnd w:id="134"/>
+    <w:bookmarkStart w:id="140" w:name="sec-nodeshape-localunitshape"/>
     <w:p>
       <w:pPr>
-        <w:pStyle w:val="DefinitionTerm"/>
-      </w:pPr>
-      <w:r>
-        <w:t xml:space="preserve">Fermée</w:t>
+        <w:pStyle w:val="berschrift2"/>
+      </w:pPr>
+      <w:r>
+        <w:t xml:space="preserve">3.6 Unité locale</w:t>
       </w:r>
     </w:p>
     <w:p>
       <w:pPr>
-        <w:pStyle w:val="Definition"/>
-      </w:pPr>
-      <w:r>
-        <w:t xml:space="preserve">Non (d’autres propriétés sont admises)</w:t>
-      </w:r>
-    </w:p>
-    <w:p>
-      <w:pPr>
-        <w:pStyle w:val="DefinitionTerm"/>
-      </w:pPr>
-      <w:r>
-        <w:t xml:space="preserve">Accès aux données</w:t>
-      </w:r>
-    </w:p>
-    <w:p>
-      <w:pPr>
-        <w:pStyle w:val="Definition"/>
-      </w:pPr>
-      <w:r>
-        <w:t xml:space="preserve">Aucun (données transactionnelles, ne faisant pas partie du graphe publié)</w:t>
-      </w:r>
-    </w:p>
-    <w:bookmarkEnd w:id="93"/>
-    <w:bookmarkEnd w:id="94"/>
-    <w:bookmarkStart w:id="100" w:name="sec-nodeshape-localunitshape"/>
-    <w:p>
-      <w:pPr>
-        <w:pStyle w:val="berschrift2"/>
-      </w:pPr>
-      <w:r>
-        <w:t xml:space="preserve">3.6 Unité locale</w:t>
-      </w:r>
-    </w:p>
-    <w:p>
-      <w:pPr>
         <w:pStyle w:val="FirstParagraph"/>
       </w:pPr>
       <w:r>
         <w:t xml:space="preserve">Une unité locale au sens de l’eCH-0108 est une installation située en un lieu déterminé où s’exerce une activité économique. Une unité locale possède un numéro REE et est toujours rattachée à une unité juridique (ou entreprise). L’unité locale est identifiée par son numéro REE. Une unité locale peut se composer d’un ou de plusieurs bâtiments. L’EGID attribué au numéro REE se rapporte au «centre» de l’unité locale, respectivement à son bâtiment principal. Dans la BDTA, les unités locales sont appelées «unités d’élevage» et sont en outre identifiées par leur numéro BDTA. Cette définition est tirée de l’</w:t>
       </w:r>
-      <w:hyperlink r:id="rId90">
+      <w:hyperlink r:id="rId130">
         <w:r>
           <w:rPr>
             <w:rStyle w:val="Hyperlink"/>
@@ -3706,7 +3813,7 @@
       <w:r>
         <w:t xml:space="preserve">, chapitre 1.5 ; les compléments spécifiques à l’agriculture sont décrits dans l’</w:t>
       </w:r>
-      <w:hyperlink r:id="rId60">
+      <w:hyperlink r:id="rId101">
         <w:r>
           <w:rPr>
             <w:rStyle w:val="Hyperlink"/>
@@ -3718,7 +3825,7 @@
         <w:t xml:space="preserve">, chapitres 3.3 et 3.4.</w:t>
       </w:r>
     </w:p>
-    <w:bookmarkStart w:id="97" w:name="sec-nodeshape-localunitshape-overview"/>
+    <w:bookmarkStart w:id="137" w:name="sec-nodeshape-localunitshape-overview"/>
     <w:p>
       <w:pPr>
         <w:pStyle w:val="berschrift3"/>
@@ -3739,7 +3846,7 @@
       <w:pPr>
         <w:pStyle w:val="Definition"/>
       </w:pPr>
-      <w:hyperlink r:id="rId95">
+      <w:hyperlink r:id="rId135">
         <w:r>
           <w:rPr>
             <w:rStyle w:val="Hyperlink"/>
@@ -3760,7 +3867,7 @@
       <w:pPr>
         <w:pStyle w:val="Definition"/>
       </w:pPr>
-      <w:hyperlink r:id="rId96">
+      <w:hyperlink r:id="rId136">
         <w:r>
           <w:rPr>
             <w:rStyle w:val="Hyperlink"/>
@@ -3769,40 +3876,8 @@
         </w:r>
       </w:hyperlink>
     </w:p>
-    <w:p>
-      <w:pPr>
-        <w:pStyle w:val="DefinitionTerm"/>
-      </w:pPr>
-      <w:r>
-        <w:t xml:space="preserve">Fermée</w:t>
-      </w:r>
-    </w:p>
-    <w:p>
-      <w:pPr>
-        <w:pStyle w:val="Definition"/>
-      </w:pPr>
-      <w:r>
-        <w:t xml:space="preserve">Non (d’autres propriétés sont admises)</w:t>
-      </w:r>
-    </w:p>
-    <w:p>
-      <w:pPr>
-        <w:pStyle w:val="DefinitionTerm"/>
-      </w:pPr>
-      <w:r>
-        <w:t xml:space="preserve">Accès aux données</w:t>
-      </w:r>
-    </w:p>
-    <w:p>
-      <w:pPr>
-        <w:pStyle w:val="Definition"/>
-      </w:pPr>
-      <w:r>
-        <w:t xml:space="preserve">Aucun (données transactionnelles, ne faisant pas partie du graphe publié)</w:t>
-      </w:r>
-    </w:p>
-    <w:bookmarkEnd w:id="97"/>
-    <w:bookmarkStart w:id="99" w:name="sec-nodeshape-localunitshape-properties"/>
+    <w:bookmarkEnd w:id="137"/>
+    <w:bookmarkStart w:id="139" w:name="sec-nodeshape-localunitshape-properties"/>
     <w:p>
       <w:pPr>
         <w:pStyle w:val="berschrift3"/>
@@ -3885,7 +3960,7 @@
             <w:r>
               <w:t xml:space="preserve">(</w:t>
             </w:r>
-            <w:hyperlink r:id="rId98">
+            <w:hyperlink r:id="rId138">
               <w:r>
                 <w:rPr>
                   <w:rStyle w:val="Hyperlink"/>
@@ -3993,9 +4068,9 @@
         </w:tc>
       </w:tr>
     </w:tbl>
-    <w:bookmarkEnd w:id="99"/>
-    <w:bookmarkEnd w:id="100"/>
-    <w:bookmarkStart w:id="108" w:name="sec-nodeshape-equidshape"/>
+    <w:bookmarkEnd w:id="139"/>
+    <w:bookmarkEnd w:id="140"/>
+    <w:bookmarkStart w:id="152" w:name="sec-nodeshape-equidshape"/>
     <w:p>
       <w:pPr>
         <w:pStyle w:val="berschrift2"/>
@@ -4012,7 +4087,7 @@
         <w:t xml:space="preserve">Sous-classe de la classe animal individuel pour les animaux du genre équidé (cheval, mulet, bardot, âne). Tous les attributs de la classe animal individuel s’appliquent également aux équidés ; cette classe ne décrit que les informations supplémentaires propres aux équidés. Pour les équidés, la responsabilité des notifications incombe au propriétaire et non au détenteur d’animaux. Un propriétaire est l’unité juridique qui détient des équidés en propriété ; le terme n’est utilisé que pour les propriétaires d’équidés (chapitre 3.1.1 de l’outil).</w:t>
       </w:r>
     </w:p>
-    <w:bookmarkStart w:id="103" w:name="sec-nodeshape-equidshape-overview"/>
+    <w:bookmarkStart w:id="143" w:name="sec-nodeshape-equidshape-overview"/>
     <w:p>
       <w:pPr>
         <w:pStyle w:val="berschrift3"/>
@@ -4033,7 +4108,7 @@
       <w:pPr>
         <w:pStyle w:val="Definition"/>
       </w:pPr>
-      <w:hyperlink r:id="rId101">
+      <w:hyperlink r:id="rId141">
         <w:r>
           <w:rPr>
             <w:rStyle w:val="Hyperlink"/>
@@ -4054,7 +4129,7 @@
       <w:pPr>
         <w:pStyle w:val="Definition"/>
       </w:pPr>
-      <w:hyperlink r:id="rId102">
+      <w:hyperlink r:id="rId142">
         <w:r>
           <w:rPr>
             <w:rStyle w:val="Hyperlink"/>
@@ -4063,40 +4138,8 @@
         </w:r>
       </w:hyperlink>
     </w:p>
-    <w:p>
-      <w:pPr>
-        <w:pStyle w:val="DefinitionTerm"/>
-      </w:pPr>
-      <w:r>
-        <w:t xml:space="preserve">Fermée</w:t>
-      </w:r>
-    </w:p>
-    <w:p>
-      <w:pPr>
-        <w:pStyle w:val="Definition"/>
-      </w:pPr>
-      <w:r>
-        <w:t xml:space="preserve">Non (d’autres propriétés sont admises)</w:t>
-      </w:r>
-    </w:p>
-    <w:p>
-      <w:pPr>
-        <w:pStyle w:val="DefinitionTerm"/>
-      </w:pPr>
-      <w:r>
-        <w:t xml:space="preserve">Accès aux données</w:t>
-      </w:r>
-    </w:p>
-    <w:p>
-      <w:pPr>
-        <w:pStyle w:val="Definition"/>
-      </w:pPr>
-      <w:r>
-        <w:t xml:space="preserve">Aucun (données transactionnelles, ne faisant pas partie du graphe publié)</w:t>
-      </w:r>
-    </w:p>
-    <w:bookmarkEnd w:id="103"/>
-    <w:bookmarkStart w:id="107" w:name="sec-nodeshape-equidshape-properties"/>
+    <w:bookmarkEnd w:id="143"/>
+    <w:bookmarkStart w:id="151" w:name="sec-nodeshape-equidshape-properties"/>
     <w:p>
       <w:pPr>
         <w:pStyle w:val="berschrift3"/>
@@ -4108,14 +4151,14 @@
     <w:tbl>
       <w:tblPr>
         <w:tblStyle w:val="Table"/>
-        <w:tblW w:type="pct" w:w="4972"/>
+        <w:tblW w:type="pct" w:w="4975"/>
         <w:tblLayout w:type="fixed"/>
         <w:tblLook w:firstRow="1" w:lastRow="0" w:firstColumn="0" w:lastColumn="0" w:noHBand="0" w:noVBand="0" w:val="0020"/>
       </w:tblPr>
       <w:tblGrid>
-        <w:gridCol w:w="3426"/>
-        <w:gridCol w:w="3782"/>
-        <w:gridCol w:w="667"/>
+        <w:gridCol w:w="3502"/>
+        <w:gridCol w:w="3780"/>
+        <w:gridCol w:w="596"/>
       </w:tblGrid>
       <w:tr>
         <w:trPr>
@@ -4179,7 +4222,7 @@
             <w:r>
               <w:t xml:space="preserve">(</w:t>
             </w:r>
-            <w:hyperlink r:id="rId104">
+            <w:hyperlink r:id="rId144">
               <w:r>
                 <w:rPr>
                   <w:rStyle w:val="Hyperlink"/>
@@ -4188,25 +4231,25 @@
               </w:r>
             </w:hyperlink>
             <w:r>
-              <w:t xml:space="preserve">): L’unité</w:t>
+              <w:t xml:space="preserve">):</w:t>
             </w:r>
             <w:r>
               <w:t xml:space="preserve"> </w:t>
             </w:r>
             <w:r>
-              <w:t xml:space="preserve">juridique qui détient l’équidé en propriété. Pour les équidés, la</w:t>
+              <w:t xml:space="preserve">L’unité juridique qui détient l’équidé en propriété. Pour les équidés, la</w:t>
             </w:r>
             <w:r>
               <w:t xml:space="preserve"> </w:t>
             </w:r>
             <w:r>
-              <w:t xml:space="preserve">responsabilité des notifications incombe au propriétaire et non au</w:t>
+              <w:t xml:space="preserve">responsabilité des notifications incombe au propriétaire et non au détenteur</w:t>
             </w:r>
             <w:r>
               <w:t xml:space="preserve"> </w:t>
             </w:r>
             <w:r>
-              <w:t xml:space="preserve">détenteur d’animaux (chapitre 3.1.1 de l’outil).</w:t>
+              <w:t xml:space="preserve">d’animaux (chapitre 3.1.1 de l’outil).</w:t>
             </w:r>
           </w:p>
         </w:tc>
@@ -4271,7 +4314,7 @@
             <w:r>
               <w:t xml:space="preserve">(</w:t>
             </w:r>
-            <w:hyperlink r:id="rId105">
+            <w:hyperlink r:id="rId145">
               <w:r>
                 <w:rPr>
                   <w:rStyle w:val="Hyperlink"/>
@@ -4301,7 +4344,7 @@
             <w:r>
               <w:t xml:space="preserve"> </w:t>
             </w:r>
-            <w:hyperlink r:id="rId106">
+            <w:hyperlink r:id="rId146">
               <w:r>
                 <w:rPr>
                   <w:rStyle w:val="Hyperlink"/>
@@ -4324,10 +4367,383 @@
           </w:p>
         </w:tc>
       </w:tr>
+      <w:tr>
+        <w:tc>
+          <w:tcPr/>
+          <w:p>
+            <w:pPr>
+              <w:pStyle w:val="Compact"/>
+              <w:jc w:val="left"/>
+            </w:pPr>
+            <w:r>
+              <w:rPr>
+                <w:b/>
+                <w:bCs/>
+              </w:rPr>
+              <w:t xml:space="preserve">Statut d’annonce</w:t>
+            </w:r>
+            <w:r>
+              <w:t xml:space="preserve"> </w:t>
+            </w:r>
+            <w:r>
+              <w:t xml:space="preserve">(</w:t>
+            </w:r>
+            <w:hyperlink r:id="rId147">
+              <w:r>
+                <w:rPr>
+                  <w:rStyle w:val="Hyperlink"/>
+                </w:rPr>
+                <w:t xml:space="preserve">:notificationState</w:t>
+              </w:r>
+            </w:hyperlink>
+            <w:r>
+              <w:t xml:space="preserve">):</w:t>
+            </w:r>
+            <w:r>
+              <w:t xml:space="preserve"> </w:t>
+            </w:r>
+            <w:r>
+              <w:t xml:space="preserve">Les équidés portent un statut d’annonce propre au lieu du statut de l’historique de</w:t>
+            </w:r>
+            <w:r>
+              <w:t xml:space="preserve"> </w:t>
+            </w:r>
+            <w:r>
+              <w:t xml:space="preserve">l’animal.</w:t>
+            </w:r>
+          </w:p>
+        </w:tc>
+        <w:tc>
+          <w:tcPr/>
+          <w:p>
+            <w:pPr>
+              <w:pStyle w:val="Compact"/>
+              <w:numPr>
+                <w:ilvl w:val="0"/>
+                <w:numId w:val="1034"/>
+              </w:numPr>
+              <w:jc w:val="left"/>
+            </w:pPr>
+            <w:r>
+              <w:t xml:space="preserve">Type:</w:t>
+            </w:r>
+            <w:r>
+              <w:t xml:space="preserve"> </w:t>
+            </w:r>
+            <w:hyperlink r:id="rId148">
+              <w:r>
+                <w:rPr>
+                  <w:rStyle w:val="Hyperlink"/>
+                </w:rPr>
+                <w:t xml:space="preserve">:EquidNotificationState</w:t>
+              </w:r>
+            </w:hyperlink>
+          </w:p>
+        </w:tc>
+        <w:tc>
+          <w:tcPr/>
+          <w:p>
+            <w:pPr>
+              <w:pStyle w:val="Compact"/>
+              <w:jc w:val="right"/>
+            </w:pPr>
+            <w:r>
+              <w:t xml:space="preserve">1..1</w:t>
+            </w:r>
+          </w:p>
+        </w:tc>
+      </w:tr>
+      <w:tr>
+        <w:tc>
+          <w:tcPr/>
+          <w:p>
+            <w:pPr>
+              <w:pStyle w:val="Compact"/>
+              <w:jc w:val="left"/>
+            </w:pPr>
+            <w:r>
+              <w:rPr>
+                <w:b/>
+                <w:bCs/>
+              </w:rPr>
+              <w:t xml:space="preserve">Type d’utilisation</w:t>
+            </w:r>
+            <w:r>
+              <w:t xml:space="preserve"> </w:t>
+            </w:r>
+            <w:r>
+              <w:t xml:space="preserve">(</w:t>
+            </w:r>
+            <w:hyperlink r:id="rId149">
+              <w:r>
+                <w:rPr>
+                  <w:rStyle w:val="Hyperlink"/>
+                </w:rPr>
+                <w:t xml:space="preserve">:typeOfEquidUsage</w:t>
+              </w:r>
+            </w:hyperlink>
+            <w:r>
+              <w:t xml:space="preserve">):</w:t>
+            </w:r>
+            <w:r>
+              <w:t xml:space="preserve"> </w:t>
+            </w:r>
+            <w:r>
+              <w:t xml:space="preserve">Les équidés utilisent un domaine de valeurs propre: animal de compagnie ou animal de</w:t>
+            </w:r>
+            <w:r>
+              <w:t xml:space="preserve"> </w:t>
+            </w:r>
+            <w:r>
+              <w:t xml:space="preserve">rente.</w:t>
+            </w:r>
+          </w:p>
+        </w:tc>
+        <w:tc>
+          <w:tcPr/>
+          <w:p>
+            <w:pPr>
+              <w:pStyle w:val="Compact"/>
+              <w:numPr>
+                <w:ilvl w:val="0"/>
+                <w:numId w:val="1035"/>
+              </w:numPr>
+              <w:jc w:val="left"/>
+            </w:pPr>
+            <w:r>
+              <w:t xml:space="preserve">Type:</w:t>
+            </w:r>
+            <w:r>
+              <w:t xml:space="preserve"> </w:t>
+            </w:r>
+            <w:hyperlink r:id="rId150">
+              <w:r>
+                <w:rPr>
+                  <w:rStyle w:val="Hyperlink"/>
+                </w:rPr>
+                <w:t xml:space="preserve">:EquidTypeOfUsage</w:t>
+              </w:r>
+            </w:hyperlink>
+          </w:p>
+        </w:tc>
+        <w:tc>
+          <w:tcPr/>
+          <w:p>
+            <w:pPr>
+              <w:pStyle w:val="Compact"/>
+              <w:jc w:val="right"/>
+            </w:pPr>
+            <w:r>
+              <w:t xml:space="preserve">1..1</w:t>
+            </w:r>
+          </w:p>
+        </w:tc>
+      </w:tr>
+      <w:tr>
+        <w:tc>
+          <w:tcPr/>
+          <w:p>
+            <w:pPr>
+              <w:pStyle w:val="Compact"/>
+              <w:jc w:val="left"/>
+            </w:pPr>
+            <w:r>
+              <w:rPr>
+                <w:b/>
+                <w:bCs/>
+              </w:rPr>
+              <w:t xml:space="preserve">Père</w:t>
+            </w:r>
+            <w:r>
+              <w:t xml:space="preserve"> </w:t>
+            </w:r>
+            <w:r>
+              <w:t xml:space="preserve">(</w:t>
+            </w:r>
+            <w:hyperlink r:id="rId82">
+              <w:r>
+                <w:rPr>
+                  <w:rStyle w:val="Hyperlink"/>
+                </w:rPr>
+                <w:t xml:space="preserve">:father</w:t>
+              </w:r>
+            </w:hyperlink>
+            <w:r>
+              <w:t xml:space="preserve">): Les équidés</w:t>
+            </w:r>
+            <w:r>
+              <w:t xml:space="preserve"> </w:t>
+            </w:r>
+            <w:r>
+              <w:t xml:space="preserve">n’ont pas de père: l’openAPI ne connaît pour eux que la mère et la mère génétique. Le</w:t>
+            </w:r>
+            <w:r>
+              <w:t xml:space="preserve"> </w:t>
+            </w:r>
+            <w:r>
+              <w:t xml:space="preserve">catalogue d’objets mentionne en revanche l’UELN du père dans l’attribut ; l’écart</w:t>
+            </w:r>
+            <w:r>
+              <w:t xml:space="preserve"> </w:t>
+            </w:r>
+            <w:r>
+              <w:t xml:space="preserve">fait l’objet de l’issue #45 auprès d’Identitas.</w:t>
+            </w:r>
+          </w:p>
+        </w:tc>
+        <w:tc>
+          <w:tcPr/>
+          <w:p>
+            <w:pPr>
+              <w:pStyle w:val="Compact"/>
+            </w:pPr>
+          </w:p>
+        </w:tc>
+        <w:tc>
+          <w:tcPr/>
+          <w:p>
+            <w:pPr>
+              <w:pStyle w:val="Compact"/>
+              <w:jc w:val="right"/>
+            </w:pPr>
+            <w:r>
+              <w:t xml:space="preserve">0..0</w:t>
+            </w:r>
+          </w:p>
+        </w:tc>
+      </w:tr>
+      <w:tr>
+        <w:tc>
+          <w:tcPr/>
+          <w:p>
+            <w:pPr>
+              <w:pStyle w:val="Compact"/>
+              <w:jc w:val="left"/>
+            </w:pPr>
+            <w:r>
+              <w:rPr>
+                <w:b/>
+                <w:bCs/>
+              </w:rPr>
+              <w:t xml:space="preserve">Statut de l’historique de l’animal</w:t>
+            </w:r>
+            <w:r>
+              <w:t xml:space="preserve"> </w:t>
+            </w:r>
+            <w:r>
+              <w:t xml:space="preserve">(</w:t>
+            </w:r>
+            <w:hyperlink r:id="rId92">
+              <w:r>
+                <w:rPr>
+                  <w:rStyle w:val="Hyperlink"/>
+                </w:rPr>
+                <w:t xml:space="preserve">:historyState</w:t>
+              </w:r>
+            </w:hyperlink>
+            <w:r>
+              <w:t xml:space="preserve">): Désigné</w:t>
+            </w:r>
+            <w:r>
+              <w:t xml:space="preserve"> </w:t>
+            </w:r>
+            <w:r>
+              <w:t xml:space="preserve">dans le catalogue d’objets comme non pertinent pour les équidés; le statut d’annonce</w:t>
+            </w:r>
+            <w:r>
+              <w:t xml:space="preserve"> </w:t>
+            </w:r>
+            <w:r>
+              <w:t xml:space="preserve">prend sa place.</w:t>
+            </w:r>
+          </w:p>
+        </w:tc>
+        <w:tc>
+          <w:tcPr/>
+          <w:p>
+            <w:pPr>
+              <w:pStyle w:val="Compact"/>
+            </w:pPr>
+          </w:p>
+        </w:tc>
+        <w:tc>
+          <w:tcPr/>
+          <w:p>
+            <w:pPr>
+              <w:pStyle w:val="Compact"/>
+              <w:jc w:val="right"/>
+            </w:pPr>
+            <w:r>
+              <w:t xml:space="preserve">0..0</w:t>
+            </w:r>
+          </w:p>
+        </w:tc>
+      </w:tr>
+      <w:tr>
+        <w:tc>
+          <w:tcPr/>
+          <w:p>
+            <w:pPr>
+              <w:pStyle w:val="Compact"/>
+              <w:jc w:val="left"/>
+            </w:pPr>
+            <w:r>
+              <w:rPr>
+                <w:b/>
+                <w:bCs/>
+              </w:rPr>
+              <w:t xml:space="preserve">Type d’utilisation (animaux de rente)</w:t>
+            </w:r>
+            <w:r>
+              <w:t xml:space="preserve"> </w:t>
+            </w:r>
+            <w:r>
+              <w:t xml:space="preserve">(</w:t>
+            </w:r>
+            <w:hyperlink r:id="rId94">
+              <w:r>
+                <w:rPr>
+                  <w:rStyle w:val="Hyperlink"/>
+                </w:rPr>
+                <w:t xml:space="preserve">:typeOfUse</w:t>
+              </w:r>
+            </w:hyperlink>
+            <w:r>
+              <w:t xml:space="preserve">): Ne s’applique</w:t>
+            </w:r>
+            <w:r>
+              <w:t xml:space="preserve"> </w:t>
+            </w:r>
+            <w:r>
+              <w:t xml:space="preserve">pas aux équidés; le type d’utilisation propre aux équidés prend sa place.</w:t>
+            </w:r>
+          </w:p>
+        </w:tc>
+        <w:tc>
+          <w:tcPr/>
+          <w:p>
+            <w:pPr>
+              <w:pStyle w:val="Compact"/>
+            </w:pPr>
+          </w:p>
+        </w:tc>
+        <w:tc>
+          <w:tcPr/>
+          <w:p>
+            <w:pPr>
+              <w:pStyle w:val="Compact"/>
+              <w:jc w:val="right"/>
+            </w:pPr>
+            <w:r>
+              <w:t xml:space="preserve">0..0</w:t>
+            </w:r>
+          </w:p>
+        </w:tc>
+      </w:tr>
     </w:tbl>
-    <w:bookmarkEnd w:id="107"/>
-    <w:bookmarkEnd w:id="108"/>
-    <w:bookmarkStart w:id="118" w:name="sec-nodeshape-animalhealthstatusshape"/>
+    <w:bookmarkEnd w:id="151"/>
+    <w:bookmarkEnd w:id="152"/>
+    <w:bookmarkStart w:id="162" w:name="sec-nodeshape-animalhealthstatusshape"/>
     <w:p>
       <w:pPr>
         <w:pStyle w:val="berschrift2"/>
@@ -4344,7 +4760,7 @@
         <w:t xml:space="preserve">Une information épizootique enregistrée sur un animal individuel. Outre le statut épizootique individuel, les vaccinations pertinentes sont également enregistrées.</w:t>
       </w:r>
     </w:p>
-    <w:bookmarkStart w:id="111" w:name="Xb758c4c0d2989683d029ced6d0d85d02664499b"/>
+    <w:bookmarkStart w:id="155" w:name="Xb758c4c0d2989683d029ced6d0d85d02664499b"/>
     <w:p>
       <w:pPr>
         <w:pStyle w:val="berschrift3"/>
@@ -4365,7 +4781,7 @@
       <w:pPr>
         <w:pStyle w:val="Definition"/>
       </w:pPr>
-      <w:hyperlink r:id="rId109">
+      <w:hyperlink r:id="rId153">
         <w:r>
           <w:rPr>
             <w:rStyle w:val="Hyperlink"/>
@@ -4386,7 +4802,7 @@
       <w:pPr>
         <w:pStyle w:val="Definition"/>
       </w:pPr>
-      <w:hyperlink r:id="rId110">
+      <w:hyperlink r:id="rId154">
         <w:r>
           <w:rPr>
             <w:rStyle w:val="Hyperlink"/>
@@ -4395,40 +4811,8 @@
         </w:r>
       </w:hyperlink>
     </w:p>
-    <w:p>
-      <w:pPr>
-        <w:pStyle w:val="DefinitionTerm"/>
-      </w:pPr>
-      <w:r>
-        <w:t xml:space="preserve">Fermée</w:t>
-      </w:r>
-    </w:p>
-    <w:p>
-      <w:pPr>
-        <w:pStyle w:val="Definition"/>
-      </w:pPr>
-      <w:r>
-        <w:t xml:space="preserve">Non (d’autres propriétés sont admises)</w:t>
-      </w:r>
-    </w:p>
-    <w:p>
-      <w:pPr>
-        <w:pStyle w:val="DefinitionTerm"/>
-      </w:pPr>
-      <w:r>
-        <w:t xml:space="preserve">Accès aux données</w:t>
-      </w:r>
-    </w:p>
-    <w:p>
-      <w:pPr>
-        <w:pStyle w:val="Definition"/>
-      </w:pPr>
-      <w:r>
-        <w:t xml:space="preserve">Aucun (données transactionnelles, ne faisant pas partie du graphe publié)</w:t>
-      </w:r>
-    </w:p>
-    <w:bookmarkEnd w:id="111"/>
-    <w:bookmarkStart w:id="117" w:name="Xf7e08a05ecdfca2135266a5c394aaad995f88f7"/>
+    <w:bookmarkEnd w:id="155"/>
+    <w:bookmarkStart w:id="161" w:name="Xf7e08a05ecdfca2135266a5c394aaad995f88f7"/>
     <w:p>
       <w:pPr>
         <w:pStyle w:val="berschrift3"/>
@@ -4511,7 +4895,7 @@
             <w:r>
               <w:t xml:space="preserve">(</w:t>
             </w:r>
-            <w:hyperlink r:id="rId70">
+            <w:hyperlink r:id="rId110">
               <w:r>
                 <w:rPr>
                   <w:rStyle w:val="Hyperlink"/>
@@ -4543,7 +4927,7 @@
               <w:pStyle w:val="Compact"/>
               <w:numPr>
                 <w:ilvl w:val="0"/>
-                <w:numId w:val="1034"/>
+                <w:numId w:val="1036"/>
               </w:numPr>
               <w:jc w:val="left"/>
             </w:pPr>
@@ -4597,7 +4981,7 @@
             <w:r>
               <w:t xml:space="preserve">(</w:t>
             </w:r>
-            <w:hyperlink r:id="rId112">
+            <w:hyperlink r:id="rId156">
               <w:r>
                 <w:rPr>
                   <w:rStyle w:val="Hyperlink"/>
@@ -4623,7 +5007,7 @@
               <w:pStyle w:val="Compact"/>
               <w:numPr>
                 <w:ilvl w:val="0"/>
-                <w:numId w:val="1035"/>
+                <w:numId w:val="1037"/>
               </w:numPr>
               <w:jc w:val="left"/>
             </w:pPr>
@@ -4633,7 +5017,7 @@
             <w:r>
               <w:t xml:space="preserve"> </w:t>
             </w:r>
-            <w:hyperlink r:id="rId113">
+            <w:hyperlink r:id="rId157">
               <w:r>
                 <w:rPr>
                   <w:rStyle w:val="Hyperlink"/>
@@ -4677,7 +5061,7 @@
             <w:r>
               <w:t xml:space="preserve">(</w:t>
             </w:r>
-            <w:hyperlink r:id="rId114">
+            <w:hyperlink r:id="rId158">
               <w:r>
                 <w:rPr>
                   <w:rStyle w:val="Hyperlink"/>
@@ -4697,7 +5081,7 @@
               <w:pStyle w:val="Compact"/>
               <w:numPr>
                 <w:ilvl w:val="0"/>
-                <w:numId w:val="1036"/>
+                <w:numId w:val="1038"/>
               </w:numPr>
               <w:jc w:val="left"/>
             </w:pPr>
@@ -4707,7 +5091,7 @@
             <w:r>
               <w:t xml:space="preserve"> </w:t>
             </w:r>
-            <w:hyperlink r:id="rId115">
+            <w:hyperlink r:id="rId159">
               <w:r>
                 <w:rPr>
                   <w:rStyle w:val="Hyperlink"/>
@@ -4751,7 +5135,7 @@
             <w:r>
               <w:t xml:space="preserve">(</w:t>
             </w:r>
-            <w:hyperlink r:id="rId116">
+            <w:hyperlink r:id="rId160">
               <w:r>
                 <w:rPr>
                   <w:rStyle w:val="Hyperlink"/>
@@ -4777,14 +5161,14 @@
               <w:pStyle w:val="Compact"/>
               <w:numPr>
                 <w:ilvl w:val="0"/>
-                <w:numId w:val="1037"/>
+                <w:numId w:val="1039"/>
               </w:numPr>
               <w:jc w:val="left"/>
             </w:pPr>
             <w:r>
               <w:t xml:space="preserve">Type: Date (</w:t>
             </w:r>
-            <w:hyperlink r:id="rId50">
+            <w:hyperlink r:id="rId90">
               <w:r>
                 <w:rPr>
                   <w:rStyle w:val="Hyperlink"/>
@@ -4811,9 +5195,9 @@
         </w:tc>
       </w:tr>
     </w:tbl>
-    <w:bookmarkEnd w:id="117"/>
-    <w:bookmarkEnd w:id="118"/>
-    <w:bookmarkStart w:id="124" w:name="sec-nodeshape-localunithealthstatusshape"/>
+    <w:bookmarkEnd w:id="161"/>
+    <w:bookmarkEnd w:id="162"/>
+    <w:bookmarkStart w:id="168" w:name="sec-nodeshape-localunithealthstatusshape"/>
     <w:p>
       <w:pPr>
         <w:pStyle w:val="berschrift2"/>
@@ -4830,7 +5214,7 @@
         <w:t xml:space="preserve">Lorsque des épizooties revêtent une importance nationale, il est essentiel que les détenteurs d’animaux soient informés des interdictions de déplacement et du statut épizootique, afin de minimiser le risque de propagation par le trafic des animaux. Une information épizootique enregistrée sur une unité locale. Outre le statut épizootique d’une unité locale, les résultats de vaccination, de risque et de laboratoire peuvent également être représentés. La spécification openAPI d’AnimalTracing ne prévoit pas de classe distincte à cet effet ; les informations correspondantes y sont des attributs de l’unité locale.</w:t>
       </w:r>
     </w:p>
-    <w:bookmarkStart w:id="121" w:name="Xd76f8e56e32004c31775842ef07b6b63f81aed7"/>
+    <w:bookmarkStart w:id="165" w:name="Xd76f8e56e32004c31775842ef07b6b63f81aed7"/>
     <w:p>
       <w:pPr>
         <w:pStyle w:val="berschrift3"/>
@@ -4851,7 +5235,7 @@
       <w:pPr>
         <w:pStyle w:val="Definition"/>
       </w:pPr>
-      <w:hyperlink r:id="rId119">
+      <w:hyperlink r:id="rId163">
         <w:r>
           <w:rPr>
             <w:rStyle w:val="Hyperlink"/>
@@ -4872,7 +5256,7 @@
       <w:pPr>
         <w:pStyle w:val="Definition"/>
       </w:pPr>
-      <w:hyperlink r:id="rId120">
+      <w:hyperlink r:id="rId164">
         <w:r>
           <w:rPr>
             <w:rStyle w:val="Hyperlink"/>
@@ -4881,40 +5265,8 @@
         </w:r>
       </w:hyperlink>
     </w:p>
-    <w:p>
-      <w:pPr>
-        <w:pStyle w:val="DefinitionTerm"/>
-      </w:pPr>
-      <w:r>
-        <w:t xml:space="preserve">Fermée</w:t>
-      </w:r>
-    </w:p>
-    <w:p>
-      <w:pPr>
-        <w:pStyle w:val="Definition"/>
-      </w:pPr>
-      <w:r>
-        <w:t xml:space="preserve">Non (d’autres propriétés sont admises)</w:t>
-      </w:r>
-    </w:p>
-    <w:p>
-      <w:pPr>
-        <w:pStyle w:val="DefinitionTerm"/>
-      </w:pPr>
-      <w:r>
-        <w:t xml:space="preserve">Accès aux données</w:t>
-      </w:r>
-    </w:p>
-    <w:p>
-      <w:pPr>
-        <w:pStyle w:val="Definition"/>
-      </w:pPr>
-      <w:r>
-        <w:t xml:space="preserve">Aucun (données transactionnelles, ne faisant pas partie du graphe publié)</w:t>
-      </w:r>
-    </w:p>
-    <w:bookmarkEnd w:id="121"/>
-    <w:bookmarkStart w:id="123" w:name="X862e0b7718ba7490c724a805d4ccf3962ba3fc6"/>
+    <w:bookmarkEnd w:id="165"/>
+    <w:bookmarkStart w:id="167" w:name="X862e0b7718ba7490c724a805d4ccf3962ba3fc6"/>
     <w:p>
       <w:pPr>
         <w:pStyle w:val="berschrift3"/>
@@ -4997,7 +5349,7 @@
             <w:r>
               <w:t xml:space="preserve">(</w:t>
             </w:r>
-            <w:hyperlink r:id="rId71">
+            <w:hyperlink r:id="rId111">
               <w:r>
                 <w:rPr>
                   <w:rStyle w:val="Hyperlink"/>
@@ -5023,7 +5375,7 @@
               <w:pStyle w:val="Compact"/>
               <w:numPr>
                 <w:ilvl w:val="0"/>
-                <w:numId w:val="1038"/>
+                <w:numId w:val="1040"/>
               </w:numPr>
               <w:jc w:val="left"/>
             </w:pPr>
@@ -5077,7 +5429,7 @@
             <w:r>
               <w:t xml:space="preserve">(</w:t>
             </w:r>
-            <w:hyperlink r:id="rId112">
+            <w:hyperlink r:id="rId156">
               <w:r>
                 <w:rPr>
                   <w:rStyle w:val="Hyperlink"/>
@@ -5103,7 +5455,7 @@
               <w:pStyle w:val="Compact"/>
               <w:numPr>
                 <w:ilvl w:val="0"/>
-                <w:numId w:val="1039"/>
+                <w:numId w:val="1041"/>
               </w:numPr>
               <w:jc w:val="left"/>
             </w:pPr>
@@ -5113,7 +5465,7 @@
             <w:r>
               <w:t xml:space="preserve"> </w:t>
             </w:r>
-            <w:hyperlink r:id="rId113">
+            <w:hyperlink r:id="rId157">
               <w:r>
                 <w:rPr>
                   <w:rStyle w:val="Hyperlink"/>
@@ -5157,7 +5509,7 @@
             <w:r>
               <w:t xml:space="preserve">(</w:t>
             </w:r>
-            <w:hyperlink r:id="rId114">
+            <w:hyperlink r:id="rId158">
               <w:r>
                 <w:rPr>
                   <w:rStyle w:val="Hyperlink"/>
@@ -5177,7 +5529,7 @@
               <w:pStyle w:val="Compact"/>
               <w:numPr>
                 <w:ilvl w:val="0"/>
-                <w:numId w:val="1040"/>
+                <w:numId w:val="1042"/>
               </w:numPr>
               <w:jc w:val="left"/>
             </w:pPr>
@@ -5187,7 +5539,7 @@
             <w:r>
               <w:t xml:space="preserve"> </w:t>
             </w:r>
-            <w:hyperlink r:id="rId122">
+            <w:hyperlink r:id="rId166">
               <w:r>
                 <w:rPr>
                   <w:rStyle w:val="Hyperlink"/>
@@ -5231,7 +5583,7 @@
             <w:r>
               <w:t xml:space="preserve">(</w:t>
             </w:r>
-            <w:hyperlink r:id="rId116">
+            <w:hyperlink r:id="rId160">
               <w:r>
                 <w:rPr>
                   <w:rStyle w:val="Hyperlink"/>
@@ -5257,14 +5609,14 @@
               <w:pStyle w:val="Compact"/>
               <w:numPr>
                 <w:ilvl w:val="0"/>
-                <w:numId w:val="1041"/>
+                <w:numId w:val="1043"/>
               </w:numPr>
               <w:jc w:val="left"/>
             </w:pPr>
             <w:r>
               <w:t xml:space="preserve">Type: Date (</w:t>
             </w:r>
-            <w:hyperlink r:id="rId50">
+            <w:hyperlink r:id="rId90">
               <w:r>
                 <w:rPr>
                   <w:rStyle w:val="Hyperlink"/>
@@ -5291,10 +5643,10 @@
         </w:tc>
       </w:tr>
     </w:tbl>
-    <w:bookmarkEnd w:id="123"/>
-    <w:bookmarkEnd w:id="124"/>
-    <w:bookmarkEnd w:id="125"/>
-    <w:bookmarkStart w:id="147" w:name="sec-code-lists"/>
+    <w:bookmarkEnd w:id="167"/>
+    <w:bookmarkEnd w:id="168"/>
+    <w:bookmarkEnd w:id="169"/>
+    <w:bookmarkStart w:id="193" w:name="sec-code-lists"/>
     <w:p>
       <w:pPr>
         <w:pStyle w:val="berschrift1"/>
@@ -5310,7 +5662,7 @@
       <w:r>
         <w:t xml:space="preserve">Pour une partie de ces domaines de valeurs, aucune désignation française ou italienne n’est encore disponible ; les désignations sont indiquées en allemand et en anglais, telles que les sources les fournissent. (</w:t>
       </w:r>
-      <w:hyperlink r:id="rId126">
+      <w:hyperlink r:id="rId170">
         <w:r>
           <w:rPr>
             <w:rStyle w:val="Hyperlink"/>
@@ -5322,7 +5674,7 @@
         <w:t xml:space="preserve">, 2026-09-24)</w:t>
       </w:r>
     </w:p>
-    <w:bookmarkStart w:id="128" w:name="sec-codelist-animalhealthstatus"/>
+    <w:bookmarkStart w:id="172" w:name="sec-codelist-animalhealthstatus"/>
     <w:p>
       <w:pPr>
         <w:pStyle w:val="berschrift2"/>
@@ -5344,7 +5696,7 @@
       <w:tr>
         <w:tc>
           <w:tcPr/>
-          <w:bookmarkStart w:id="127" w:name="tbl-codelist-animalhealthstatus"/>
+          <w:bookmarkStart w:id="171" w:name="tbl-codelist-animalhealthstatus"/>
           <w:p>
             <w:pPr>
               <w:jc w:val="center"/>
@@ -5591,13 +5943,13 @@
               </w:tc>
             </w:tr>
           </w:tbl>
-          <w:bookmarkEnd w:id="127"/>
+          <w:bookmarkEnd w:id="171"/>
           <w:p/>
         </w:tc>
       </w:tr>
     </w:tbl>
-    <w:bookmarkEnd w:id="128"/>
-    <w:bookmarkStart w:id="130" w:name="sec-codelist-animalhistorystate"/>
+    <w:bookmarkEnd w:id="172"/>
+    <w:bookmarkStart w:id="174" w:name="sec-codelist-animalhistorystate"/>
     <w:p>
       <w:pPr>
         <w:pStyle w:val="berschrift2"/>
@@ -5619,7 +5971,7 @@
       <w:tr>
         <w:tc>
           <w:tcPr/>
-          <w:bookmarkStart w:id="129" w:name="tbl-codelist-animalhistorystate"/>
+          <w:bookmarkStart w:id="173" w:name="tbl-codelist-animalhistorystate"/>
           <w:p>
             <w:pPr>
               <w:jc w:val="center"/>
@@ -5885,13 +6237,13 @@
               </w:tc>
             </w:tr>
           </w:tbl>
-          <w:bookmarkEnd w:id="129"/>
+          <w:bookmarkEnd w:id="173"/>
           <w:p/>
         </w:tc>
       </w:tr>
     </w:tbl>
-    <w:bookmarkEnd w:id="130"/>
-    <w:bookmarkStart w:id="132" w:name="sec-codelist-animaltypeofuse"/>
+    <w:bookmarkEnd w:id="174"/>
+    <w:bookmarkStart w:id="176" w:name="sec-codelist-animaltypeofuse"/>
     <w:p>
       <w:pPr>
         <w:pStyle w:val="berschrift2"/>
@@ -5913,7 +6265,7 @@
       <w:tr>
         <w:tc>
           <w:tcPr/>
-          <w:bookmarkStart w:id="131" w:name="tbl-codelist-animaltypeofuse"/>
+          <w:bookmarkStart w:id="175" w:name="tbl-codelist-animaltypeofuse"/>
           <w:p>
             <w:pPr>
               <w:jc w:val="center"/>
@@ -6067,19 +6419,19 @@
               </w:tc>
             </w:tr>
           </w:tbl>
-          <w:bookmarkEnd w:id="131"/>
+          <w:bookmarkEnd w:id="175"/>
           <w:p/>
         </w:tc>
       </w:tr>
     </w:tbl>
-    <w:bookmarkEnd w:id="132"/>
-    <w:bookmarkStart w:id="134" w:name="sec-codelist-equidtypeofusage"/>
+    <w:bookmarkEnd w:id="176"/>
+    <w:bookmarkStart w:id="178" w:name="sec-codelist-equidnotificationstate"/>
     <w:p>
       <w:pPr>
         <w:pStyle w:val="berschrift2"/>
       </w:pPr>
       <w:r>
-        <w:t xml:space="preserve">4.4 Type d’utilisation (équidés)</w:t>
+        <w:t xml:space="preserve">4.4 Statut d’annonce de l’équidé</w:t>
       </w:r>
     </w:p>
     <w:tbl>
@@ -6095,7 +6447,7 @@
       <w:tr>
         <w:tc>
           <w:tcPr/>
-          <w:bookmarkStart w:id="133" w:name="tbl-codelist-equidtypeofusage"/>
+          <w:bookmarkStart w:id="177" w:name="tbl-codelist-equidnotificationstate"/>
           <w:p>
             <w:pPr>
               <w:jc w:val="center"/>
@@ -6106,7 +6458,7 @@
               <w:pStyle w:val="ImageCaption"/>
             </w:pPr>
             <w:r>
-              <w:t xml:space="preserve">Table 5: Valeurs du domaine de valeurs Type d’utilisation (équidés)</w:t>
+              <w:t xml:space="preserve">Table 5: Valeurs du domaine de valeurs Statut d’annonce de l’équidé</w:t>
             </w:r>
           </w:p>
           <w:tbl>
@@ -6178,20 +6530,20 @@
                     <w:rPr>
                       <w:rStyle w:val="VerbatimChar"/>
                     </w:rPr>
-                    <w:t xml:space="preserve">CompanionAnimal</w:t>
-                  </w:r>
-                </w:p>
-              </w:tc>
-              <w:tc>
-                <w:tcPr/>
-                <w:p>
-                  <w:pPr>
-                    <w:pStyle w:val="Compact"/>
-                    <w:jc w:val="left"/>
-                    <w:jc w:val="center"/>
-                  </w:pPr>
-                  <w:r>
-                    <w:t xml:space="preserve">Heimtier</w:t>
+                    <w:t xml:space="preserve">LocationChangeAndAcquisitionPending</w:t>
+                  </w:r>
+                </w:p>
+              </w:tc>
+              <w:tc>
+                <w:tcPr/>
+                <w:p>
+                  <w:pPr>
+                    <w:pStyle w:val="Compact"/>
+                    <w:jc w:val="left"/>
+                    <w:jc w:val="center"/>
+                  </w:pPr>
+                  <w:r>
+                    <w:t xml:space="preserve">Changement de lieu et reprise de propriété en attente</w:t>
                   </w:r>
                 </w:p>
               </w:tc>
@@ -6217,20 +6569,98 @@
                     <w:rPr>
                       <w:rStyle w:val="VerbatimChar"/>
                     </w:rPr>
-                    <w:t xml:space="preserve">FarmAnimal</w:t>
-                  </w:r>
-                </w:p>
-              </w:tc>
-              <w:tc>
-                <w:tcPr/>
-                <w:p>
-                  <w:pPr>
-                    <w:pStyle w:val="Compact"/>
-                    <w:jc w:val="left"/>
-                    <w:jc w:val="center"/>
-                  </w:pPr>
-                  <w:r>
-                    <w:t xml:space="preserve">Nutztier</w:t>
+                    <w:t xml:space="preserve">LocationChangePending</w:t>
+                  </w:r>
+                </w:p>
+              </w:tc>
+              <w:tc>
+                <w:tcPr/>
+                <w:p>
+                  <w:pPr>
+                    <w:pStyle w:val="Compact"/>
+                    <w:jc w:val="left"/>
+                    <w:jc w:val="center"/>
+                  </w:pPr>
+                  <w:r>
+                    <w:t xml:space="preserve">Changement de lieu en attente</w:t>
+                  </w:r>
+                </w:p>
+              </w:tc>
+              <w:tc>
+                <w:tcPr/>
+                <w:p>
+                  <w:pPr>
+                    <w:pStyle w:val="Compact"/>
+                  </w:pPr>
+                </w:p>
+              </w:tc>
+            </w:tr>
+            <w:tr>
+              <w:tc>
+                <w:tcPr/>
+                <w:p>
+                  <w:pPr>
+                    <w:pStyle w:val="Compact"/>
+                    <w:jc w:val="left"/>
+                    <w:jc w:val="center"/>
+                  </w:pPr>
+                  <w:r>
+                    <w:rPr>
+                      <w:rStyle w:val="VerbatimChar"/>
+                    </w:rPr>
+                    <w:t xml:space="preserve">Ok</w:t>
+                  </w:r>
+                </w:p>
+              </w:tc>
+              <w:tc>
+                <w:tcPr/>
+                <w:p>
+                  <w:pPr>
+                    <w:pStyle w:val="Compact"/>
+                    <w:jc w:val="left"/>
+                    <w:jc w:val="center"/>
+                  </w:pPr>
+                  <w:r>
+                    <w:t xml:space="preserve">OK</w:t>
+                  </w:r>
+                </w:p>
+              </w:tc>
+              <w:tc>
+                <w:tcPr/>
+                <w:p>
+                  <w:pPr>
+                    <w:pStyle w:val="Compact"/>
+                  </w:pPr>
+                </w:p>
+              </w:tc>
+            </w:tr>
+            <w:tr>
+              <w:tc>
+                <w:tcPr/>
+                <w:p>
+                  <w:pPr>
+                    <w:pStyle w:val="Compact"/>
+                    <w:jc w:val="left"/>
+                    <w:jc w:val="center"/>
+                  </w:pPr>
+                  <w:r>
+                    <w:rPr>
+                      <w:rStyle w:val="VerbatimChar"/>
+                    </w:rPr>
+                    <w:t xml:space="preserve">OwnershipAcquisitionPending</w:t>
+                  </w:r>
+                </w:p>
+              </w:tc>
+              <w:tc>
+                <w:tcPr/>
+                <w:p>
+                  <w:pPr>
+                    <w:pStyle w:val="Compact"/>
+                    <w:jc w:val="left"/>
+                    <w:jc w:val="center"/>
+                  </w:pPr>
+                  <w:r>
+                    <w:t xml:space="preserve">Reprise de propriété en attente</w:t>
                   </w:r>
                 </w:p>
               </w:tc>
@@ -6244,19 +6674,19 @@
               </w:tc>
             </w:tr>
           </w:tbl>
-          <w:bookmarkEnd w:id="133"/>
+          <w:bookmarkEnd w:id="177"/>
           <w:p/>
         </w:tc>
       </w:tr>
     </w:tbl>
-    <w:bookmarkEnd w:id="134"/>
-    <w:bookmarkStart w:id="136" w:name="sec-codelist-equidwithersclass"/>
+    <w:bookmarkEnd w:id="178"/>
+    <w:bookmarkStart w:id="180" w:name="sec-codelist-equidtypeofusage"/>
     <w:p>
       <w:pPr>
         <w:pStyle w:val="berschrift2"/>
       </w:pPr>
       <w:r>
-        <w:t xml:space="preserve">4.5 Catégorie de taille</w:t>
+        <w:t xml:space="preserve">4.5 Type d’utilisation (équidés)</w:t>
       </w:r>
     </w:p>
     <w:tbl>
@@ -6272,7 +6702,7 @@
       <w:tr>
         <w:tc>
           <w:tcPr/>
-          <w:bookmarkStart w:id="135" w:name="tbl-codelist-equidwithersclass"/>
+          <w:bookmarkStart w:id="179" w:name="tbl-codelist-equidtypeofusage"/>
           <w:p>
             <w:pPr>
               <w:jc w:val="center"/>
@@ -6283,7 +6713,7 @@
               <w:pStyle w:val="ImageCaption"/>
             </w:pPr>
             <w:r>
-              <w:t xml:space="preserve">Table 6: Valeurs du domaine de valeurs Catégorie de taille</w:t>
+              <w:t xml:space="preserve">Table 6: Valeurs du domaine de valeurs Type d’utilisation (équidés)</w:t>
             </w:r>
           </w:p>
           <w:tbl>
@@ -6355,20 +6785,20 @@
                     <w:rPr>
                       <w:rStyle w:val="VerbatimChar"/>
                     </w:rPr>
-                    <w:t xml:space="preserve">GreaterThan148cm</w:t>
-                  </w:r>
-                </w:p>
-              </w:tc>
-              <w:tc>
-                <w:tcPr/>
-                <w:p>
-                  <w:pPr>
-                    <w:pStyle w:val="Compact"/>
-                    <w:jc w:val="left"/>
-                    <w:jc w:val="center"/>
-                  </w:pPr>
-                  <w:r>
-                    <w:t xml:space="preserve">Hauteur au garrot supérieure à 148 cm</w:t>
+                    <w:t xml:space="preserve">CompanionAnimal</w:t>
+                  </w:r>
+                </w:p>
+              </w:tc>
+              <w:tc>
+                <w:tcPr/>
+                <w:p>
+                  <w:pPr>
+                    <w:pStyle w:val="Compact"/>
+                    <w:jc w:val="left"/>
+                    <w:jc w:val="center"/>
+                  </w:pPr>
+                  <w:r>
+                    <w:t xml:space="preserve">Heimtier</w:t>
                   </w:r>
                 </w:p>
               </w:tc>
@@ -6394,20 +6824,20 @@
                     <w:rPr>
                       <w:rStyle w:val="VerbatimChar"/>
                     </w:rPr>
-                    <w:t xml:space="preserve">LessOrEqualThan148cm</w:t>
-                  </w:r>
-                </w:p>
-              </w:tc>
-              <w:tc>
-                <w:tcPr/>
-                <w:p>
-                  <w:pPr>
-                    <w:pStyle w:val="Compact"/>
-                    <w:jc w:val="left"/>
-                    <w:jc w:val="center"/>
-                  </w:pPr>
-                  <w:r>
-                    <w:t xml:space="preserve">Hauteur au garrot jusqu’à 148 cm</w:t>
+                    <w:t xml:space="preserve">FarmAnimal</w:t>
+                  </w:r>
+                </w:p>
+              </w:tc>
+              <w:tc>
+                <w:tcPr/>
+                <w:p>
+                  <w:pPr>
+                    <w:pStyle w:val="Compact"/>
+                    <w:jc w:val="left"/>
+                    <w:jc w:val="center"/>
+                  </w:pPr>
+                  <w:r>
+                    <w:t xml:space="preserve">Nutztier</w:t>
                   </w:r>
                 </w:p>
               </w:tc>
@@ -6421,19 +6851,19 @@
               </w:tc>
             </w:tr>
           </w:tbl>
-          <w:bookmarkEnd w:id="135"/>
+          <w:bookmarkEnd w:id="179"/>
           <w:p/>
         </w:tc>
       </w:tr>
     </w:tbl>
-    <w:bookmarkEnd w:id="136"/>
-    <w:bookmarkStart w:id="138" w:name="sec-codelist-gender"/>
+    <w:bookmarkEnd w:id="180"/>
+    <w:bookmarkStart w:id="182" w:name="sec-codelist-equidwithersclass"/>
     <w:p>
       <w:pPr>
         <w:pStyle w:val="berschrift2"/>
       </w:pPr>
       <w:r>
-        <w:t xml:space="preserve">4.6 Sexe</w:t>
+        <w:t xml:space="preserve">4.6 Catégorie de taille</w:t>
       </w:r>
     </w:p>
     <w:tbl>
@@ -6449,7 +6879,7 @@
       <w:tr>
         <w:tc>
           <w:tcPr/>
-          <w:bookmarkStart w:id="137" w:name="tbl-codelist-gender"/>
+          <w:bookmarkStart w:id="181" w:name="tbl-codelist-equidwithersclass"/>
           <w:p>
             <w:pPr>
               <w:jc w:val="center"/>
@@ -6460,7 +6890,7 @@
               <w:pStyle w:val="ImageCaption"/>
             </w:pPr>
             <w:r>
-              <w:t xml:space="preserve">Table 7: Valeurs du domaine de valeurs Sexe</w:t>
+              <w:t xml:space="preserve">Table 7: Valeurs du domaine de valeurs Catégorie de taille</w:t>
             </w:r>
           </w:p>
           <w:tbl>
@@ -6532,20 +6962,20 @@
                     <w:rPr>
                       <w:rStyle w:val="VerbatimChar"/>
                     </w:rPr>
-                    <w:t xml:space="preserve">Female</w:t>
-                  </w:r>
-                </w:p>
-              </w:tc>
-              <w:tc>
-                <w:tcPr/>
-                <w:p>
-                  <w:pPr>
-                    <w:pStyle w:val="Compact"/>
-                    <w:jc w:val="left"/>
-                    <w:jc w:val="center"/>
-                  </w:pPr>
-                  <w:r>
-                    <w:t xml:space="preserve">Weiblich</w:t>
+                    <w:t xml:space="preserve">GreaterThan148cm</w:t>
+                  </w:r>
+                </w:p>
+              </w:tc>
+              <w:tc>
+                <w:tcPr/>
+                <w:p>
+                  <w:pPr>
+                    <w:pStyle w:val="Compact"/>
+                    <w:jc w:val="left"/>
+                    <w:jc w:val="center"/>
+                  </w:pPr>
+                  <w:r>
+                    <w:t xml:space="preserve">Hauteur au garrot supérieure à 148 cm</w:t>
                   </w:r>
                 </w:p>
               </w:tc>
@@ -6571,20 +7001,20 @@
                     <w:rPr>
                       <w:rStyle w:val="VerbatimChar"/>
                     </w:rPr>
-                    <w:t xml:space="preserve">Male</w:t>
-                  </w:r>
-                </w:p>
-              </w:tc>
-              <w:tc>
-                <w:tcPr/>
-                <w:p>
-                  <w:pPr>
-                    <w:pStyle w:val="Compact"/>
-                    <w:jc w:val="left"/>
-                    <w:jc w:val="center"/>
-                  </w:pPr>
-                  <w:r>
-                    <w:t xml:space="preserve">Männlich</w:t>
+                    <w:t xml:space="preserve">LessOrEqualThan148cm</w:t>
+                  </w:r>
+                </w:p>
+              </w:tc>
+              <w:tc>
+                <w:tcPr/>
+                <w:p>
+                  <w:pPr>
+                    <w:pStyle w:val="Compact"/>
+                    <w:jc w:val="left"/>
+                    <w:jc w:val="center"/>
+                  </w:pPr>
+                  <w:r>
+                    <w:t xml:space="preserve">Hauteur au garrot jusqu’à 148 cm</w:t>
                   </w:r>
                 </w:p>
               </w:tc>
@@ -6598,19 +7028,19 @@
               </w:tc>
             </w:tr>
           </w:tbl>
-          <w:bookmarkEnd w:id="137"/>
+          <w:bookmarkEnd w:id="181"/>
           <w:p/>
         </w:tc>
       </w:tr>
     </w:tbl>
-    <w:bookmarkEnd w:id="138"/>
-    <w:bookmarkStart w:id="140" w:name="sec-codelist-genus"/>
+    <w:bookmarkEnd w:id="182"/>
+    <w:bookmarkStart w:id="184" w:name="sec-codelist-gender"/>
     <w:p>
       <w:pPr>
         <w:pStyle w:val="berschrift2"/>
       </w:pPr>
       <w:r>
-        <w:t xml:space="preserve">4.7 Espèce d’animal de rente</w:t>
+        <w:t xml:space="preserve">4.7 Sexe</w:t>
       </w:r>
     </w:p>
     <w:tbl>
@@ -6626,7 +7056,7 @@
       <w:tr>
         <w:tc>
           <w:tcPr/>
-          <w:bookmarkStart w:id="139" w:name="tbl-codelist-genus"/>
+          <w:bookmarkStart w:id="183" w:name="tbl-codelist-gender"/>
           <w:p>
             <w:pPr>
               <w:jc w:val="center"/>
@@ -6637,7 +7067,7 @@
               <w:pStyle w:val="ImageCaption"/>
             </w:pPr>
             <w:r>
-              <w:t xml:space="preserve">Table 8: Valeurs du domaine de valeurs Espèce d’animal de rente</w:t>
+              <w:t xml:space="preserve">Table 8: Valeurs du domaine de valeurs Sexe</w:t>
             </w:r>
           </w:p>
           <w:tbl>
@@ -6709,34 +7139,29 @@
                     <w:rPr>
                       <w:rStyle w:val="VerbatimChar"/>
                     </w:rPr>
-                    <w:t xml:space="preserve">Camelid</w:t>
-                  </w:r>
-                </w:p>
-              </w:tc>
-              <w:tc>
-                <w:tcPr/>
-                <w:p>
-                  <w:pPr>
-                    <w:pStyle w:val="Compact"/>
-                    <w:jc w:val="left"/>
-                    <w:jc w:val="center"/>
-                  </w:pPr>
-                  <w:r>
-                    <w:t xml:space="preserve">Kameliden</w:t>
-                  </w:r>
-                </w:p>
-              </w:tc>
-              <w:tc>
-                <w:tcPr/>
-                <w:p>
-                  <w:pPr>
-                    <w:pStyle w:val="Compact"/>
-                    <w:jc w:val="left"/>
-                    <w:jc w:val="center"/>
-                  </w:pPr>
-                  <w:r>
-                    <w:t xml:space="preserve">Neuweltkameliden</w:t>
-                  </w:r>
+                    <w:t xml:space="preserve">Female</w:t>
+                  </w:r>
+                </w:p>
+              </w:tc>
+              <w:tc>
+                <w:tcPr/>
+                <w:p>
+                  <w:pPr>
+                    <w:pStyle w:val="Compact"/>
+                    <w:jc w:val="left"/>
+                    <w:jc w:val="center"/>
+                  </w:pPr>
+                  <w:r>
+                    <w:t xml:space="preserve">Weiblich</w:t>
+                  </w:r>
+                </w:p>
+              </w:tc>
+              <w:tc>
+                <w:tcPr/>
+                <w:p>
+                  <w:pPr>
+                    <w:pStyle w:val="Compact"/>
+                  </w:pPr>
                 </w:p>
               </w:tc>
             </w:tr>
@@ -6753,269 +7178,20 @@
                     <w:rPr>
                       <w:rStyle w:val="VerbatimChar"/>
                     </w:rPr>
-                    <w:t xml:space="preserve">Cattle</w:t>
-                  </w:r>
-                </w:p>
-              </w:tc>
-              <w:tc>
-                <w:tcPr/>
-                <w:p>
-                  <w:pPr>
-                    <w:pStyle w:val="Compact"/>
-                    <w:jc w:val="left"/>
-                    <w:jc w:val="center"/>
-                  </w:pPr>
-                  <w:r>
-                    <w:t xml:space="preserve">Rindvieh</w:t>
-                  </w:r>
-                </w:p>
-              </w:tc>
-              <w:tc>
-                <w:tcPr/>
-                <w:p>
-                  <w:pPr>
-                    <w:pStyle w:val="Compact"/>
-                    <w:jc w:val="left"/>
-                    <w:jc w:val="center"/>
-                  </w:pPr>
-                  <w:r>
-                    <w:t xml:space="preserve">Tiere der Rindergattung (Bos) und Wasserbüffel (Bubalus bubalis)</w:t>
-                  </w:r>
-                </w:p>
-              </w:tc>
-            </w:tr>
-            <w:tr>
-              <w:tc>
-                <w:tcPr/>
-                <w:p>
-                  <w:pPr>
-                    <w:pStyle w:val="Compact"/>
-                    <w:jc w:val="left"/>
-                    <w:jc w:val="center"/>
-                  </w:pPr>
-                  <w:r>
-                    <w:rPr>
-                      <w:rStyle w:val="VerbatimChar"/>
-                    </w:rPr>
-                    <w:t xml:space="preserve">Equid</w:t>
-                  </w:r>
-                </w:p>
-              </w:tc>
-              <w:tc>
-                <w:tcPr/>
-                <w:p>
-                  <w:pPr>
-                    <w:pStyle w:val="Compact"/>
-                    <w:jc w:val="left"/>
-                    <w:jc w:val="center"/>
-                  </w:pPr>
-                  <w:r>
-                    <w:t xml:space="preserve">Equiden</w:t>
-                  </w:r>
-                </w:p>
-              </w:tc>
-              <w:tc>
-                <w:tcPr/>
-                <w:p>
-                  <w:pPr>
-                    <w:pStyle w:val="Compact"/>
-                    <w:jc w:val="left"/>
-                    <w:jc w:val="center"/>
-                  </w:pPr>
-                  <w:r>
-                    <w:t xml:space="preserve">Tiere der Pferdegattung (Pferd, Maultier, Maulesel, Esel)</w:t>
-                  </w:r>
-                </w:p>
-              </w:tc>
-            </w:tr>
-            <w:tr>
-              <w:tc>
-                <w:tcPr/>
-                <w:p>
-                  <w:pPr>
-                    <w:pStyle w:val="Compact"/>
-                    <w:jc w:val="left"/>
-                    <w:jc w:val="center"/>
-                  </w:pPr>
-                  <w:r>
-                    <w:rPr>
-                      <w:rStyle w:val="VerbatimChar"/>
-                    </w:rPr>
-                    <w:t xml:space="preserve">Game</w:t>
-                  </w:r>
-                </w:p>
-              </w:tc>
-              <w:tc>
-                <w:tcPr/>
-                <w:p>
-                  <w:pPr>
-                    <w:pStyle w:val="Compact"/>
-                    <w:jc w:val="left"/>
-                    <w:jc w:val="center"/>
-                  </w:pPr>
-                  <w:r>
-                    <w:t xml:space="preserve">Wild</w:t>
-                  </w:r>
-                </w:p>
-              </w:tc>
-              <w:tc>
-                <w:tcPr/>
-                <w:p>
-                  <w:pPr>
-                    <w:pStyle w:val="Compact"/>
-                    <w:jc w:val="left"/>
-                    <w:jc w:val="center"/>
-                  </w:pPr>
-                  <w:r>
-                    <w:t xml:space="preserve">Wild in Gehegen</w:t>
-                  </w:r>
-                </w:p>
-              </w:tc>
-            </w:tr>
-            <w:tr>
-              <w:tc>
-                <w:tcPr/>
-                <w:p>
-                  <w:pPr>
-                    <w:pStyle w:val="Compact"/>
-                    <w:jc w:val="left"/>
-                    <w:jc w:val="center"/>
-                  </w:pPr>
-                  <w:r>
-                    <w:rPr>
-                      <w:rStyle w:val="VerbatimChar"/>
-                    </w:rPr>
-                    <w:t xml:space="preserve">Goat</w:t>
-                  </w:r>
-                </w:p>
-              </w:tc>
-              <w:tc>
-                <w:tcPr/>
-                <w:p>
-                  <w:pPr>
-                    <w:pStyle w:val="Compact"/>
-                    <w:jc w:val="left"/>
-                    <w:jc w:val="center"/>
-                  </w:pPr>
-                  <w:r>
-                    <w:t xml:space="preserve">Ziegen</w:t>
-                  </w:r>
-                </w:p>
-              </w:tc>
-              <w:tc>
-                <w:tcPr/>
-                <w:p>
-                  <w:pPr>
-                    <w:pStyle w:val="Compact"/>
-                  </w:pPr>
-                </w:p>
-              </w:tc>
-            </w:tr>
-            <w:tr>
-              <w:tc>
-                <w:tcPr/>
-                <w:p>
-                  <w:pPr>
-                    <w:pStyle w:val="Compact"/>
-                    <w:jc w:val="left"/>
-                    <w:jc w:val="center"/>
-                  </w:pPr>
-                  <w:r>
-                    <w:rPr>
-                      <w:rStyle w:val="VerbatimChar"/>
-                    </w:rPr>
-                    <w:t xml:space="preserve">Pig</w:t>
-                  </w:r>
-                </w:p>
-              </w:tc>
-              <w:tc>
-                <w:tcPr/>
-                <w:p>
-                  <w:pPr>
-                    <w:pStyle w:val="Compact"/>
-                    <w:jc w:val="left"/>
-                    <w:jc w:val="center"/>
-                  </w:pPr>
-                  <w:r>
-                    <w:t xml:space="preserve">Schweine</w:t>
-                  </w:r>
-                </w:p>
-              </w:tc>
-              <w:tc>
-                <w:tcPr/>
-                <w:p>
-                  <w:pPr>
-                    <w:pStyle w:val="Compact"/>
-                  </w:pPr>
-                </w:p>
-              </w:tc>
-            </w:tr>
-            <w:tr>
-              <w:tc>
-                <w:tcPr/>
-                <w:p>
-                  <w:pPr>
-                    <w:pStyle w:val="Compact"/>
-                    <w:jc w:val="left"/>
-                    <w:jc w:val="center"/>
-                  </w:pPr>
-                  <w:r>
-                    <w:rPr>
-                      <w:rStyle w:val="VerbatimChar"/>
-                    </w:rPr>
-                    <w:t xml:space="preserve">Poultry</w:t>
-                  </w:r>
-                </w:p>
-              </w:tc>
-              <w:tc>
-                <w:tcPr/>
-                <w:p>
-                  <w:pPr>
-                    <w:pStyle w:val="Compact"/>
-                    <w:jc w:val="left"/>
-                    <w:jc w:val="center"/>
-                  </w:pPr>
-                  <w:r>
-                    <w:t xml:space="preserve">Geflügel</w:t>
-                  </w:r>
-                </w:p>
-              </w:tc>
-              <w:tc>
-                <w:tcPr/>
-                <w:p>
-                  <w:pPr>
-                    <w:pStyle w:val="Compact"/>
-                  </w:pPr>
-                </w:p>
-              </w:tc>
-            </w:tr>
-            <w:tr>
-              <w:tc>
-                <w:tcPr/>
-                <w:p>
-                  <w:pPr>
-                    <w:pStyle w:val="Compact"/>
-                    <w:jc w:val="left"/>
-                    <w:jc w:val="center"/>
-                  </w:pPr>
-                  <w:r>
-                    <w:rPr>
-                      <w:rStyle w:val="VerbatimChar"/>
-                    </w:rPr>
-                    <w:t xml:space="preserve">Sheep</w:t>
-                  </w:r>
-                </w:p>
-              </w:tc>
-              <w:tc>
-                <w:tcPr/>
-                <w:p>
-                  <w:pPr>
-                    <w:pStyle w:val="Compact"/>
-                    <w:jc w:val="left"/>
-                    <w:jc w:val="center"/>
-                  </w:pPr>
-                  <w:r>
-                    <w:t xml:space="preserve">Schafe</w:t>
+                    <w:t xml:space="preserve">Male</w:t>
+                  </w:r>
+                </w:p>
+              </w:tc>
+              <w:tc>
+                <w:tcPr/>
+                <w:p>
+                  <w:pPr>
+                    <w:pStyle w:val="Compact"/>
+                    <w:jc w:val="left"/>
+                    <w:jc w:val="center"/>
+                  </w:pPr>
+                  <w:r>
+                    <w:t xml:space="preserve">Männlich</w:t>
                   </w:r>
                 </w:p>
               </w:tc>
@@ -7029,19 +7205,19 @@
               </w:tc>
             </w:tr>
           </w:tbl>
-          <w:bookmarkEnd w:id="139"/>
+          <w:bookmarkEnd w:id="183"/>
           <w:p/>
         </w:tc>
       </w:tr>
     </w:tbl>
-    <w:bookmarkEnd w:id="140"/>
-    <w:bookmarkStart w:id="142" w:name="sec-codelist-healthstatustype"/>
+    <w:bookmarkEnd w:id="184"/>
+    <w:bookmarkStart w:id="186" w:name="sec-codelist-genus"/>
     <w:p>
       <w:pPr>
         <w:pStyle w:val="berschrift2"/>
       </w:pPr>
       <w:r>
-        <w:t xml:space="preserve">4.8 Type d’état sanitaire</w:t>
+        <w:t xml:space="preserve">4.8 Espèce d’animal de rente</w:t>
       </w:r>
     </w:p>
     <w:tbl>
@@ -7057,7 +7233,7 @@
       <w:tr>
         <w:tc>
           <w:tcPr/>
-          <w:bookmarkStart w:id="141" w:name="tbl-codelist-healthstatustype"/>
+          <w:bookmarkStart w:id="185" w:name="tbl-codelist-genus"/>
           <w:p>
             <w:pPr>
               <w:jc w:val="center"/>
@@ -7068,7 +7244,7 @@
               <w:pStyle w:val="ImageCaption"/>
             </w:pPr>
             <w:r>
-              <w:t xml:space="preserve">Table 9: Valeurs du domaine de valeurs Type d’état sanitaire</w:t>
+              <w:t xml:space="preserve">Table 9: Valeurs du domaine de valeurs Espèce d’animal de rente</w:t>
             </w:r>
           </w:p>
           <w:tbl>
@@ -7140,29 +7316,34 @@
                     <w:rPr>
                       <w:rStyle w:val="VerbatimChar"/>
                     </w:rPr>
-                    <w:t xml:space="preserve">EpizooticStatus</w:t>
-                  </w:r>
-                </w:p>
-              </w:tc>
-              <w:tc>
-                <w:tcPr/>
-                <w:p>
-                  <w:pPr>
-                    <w:pStyle w:val="Compact"/>
-                    <w:jc w:val="left"/>
-                    <w:jc w:val="center"/>
-                  </w:pPr>
-                  <w:r>
-                    <w:t xml:space="preserve">Statut épizootique</w:t>
-                  </w:r>
-                </w:p>
-              </w:tc>
-              <w:tc>
-                <w:tcPr/>
-                <w:p>
-                  <w:pPr>
-                    <w:pStyle w:val="Compact"/>
-                  </w:pPr>
+                    <w:t xml:space="preserve">Camelid</w:t>
+                  </w:r>
+                </w:p>
+              </w:tc>
+              <w:tc>
+                <w:tcPr/>
+                <w:p>
+                  <w:pPr>
+                    <w:pStyle w:val="Compact"/>
+                    <w:jc w:val="left"/>
+                    <w:jc w:val="center"/>
+                  </w:pPr>
+                  <w:r>
+                    <w:t xml:space="preserve">Kameliden</w:t>
+                  </w:r>
+                </w:p>
+              </w:tc>
+              <w:tc>
+                <w:tcPr/>
+                <w:p>
+                  <w:pPr>
+                    <w:pStyle w:val="Compact"/>
+                    <w:jc w:val="left"/>
+                    <w:jc w:val="center"/>
+                  </w:pPr>
+                  <w:r>
+                    <w:t xml:space="preserve">Neuweltkameliden</w:t>
+                  </w:r>
                 </w:p>
               </w:tc>
             </w:tr>
@@ -7179,29 +7360,54 @@
                     <w:rPr>
                       <w:rStyle w:val="VerbatimChar"/>
                     </w:rPr>
-                    <w:t xml:space="preserve">LaboratoryResult</w:t>
-                  </w:r>
-                </w:p>
-              </w:tc>
-              <w:tc>
-                <w:tcPr/>
-                <w:p>
-                  <w:pPr>
-                    <w:pStyle w:val="Compact"/>
-                    <w:jc w:val="left"/>
-                    <w:jc w:val="center"/>
-                  </w:pPr>
-                  <w:r>
-                    <w:t xml:space="preserve">Résultat de laboratoire</w:t>
-                  </w:r>
-                </w:p>
-              </w:tc>
-              <w:tc>
-                <w:tcPr/>
-                <w:p>
-                  <w:pPr>
-                    <w:pStyle w:val="Compact"/>
-                  </w:pPr>
+                    <w:t xml:space="preserve">Cattle</w:t>
+                  </w:r>
+                </w:p>
+              </w:tc>
+              <w:tc>
+                <w:tcPr/>
+                <w:p>
+                  <w:pPr>
+                    <w:pStyle w:val="Compact"/>
+                    <w:jc w:val="left"/>
+                    <w:jc w:val="center"/>
+                  </w:pPr>
+                  <w:r>
+                    <w:t xml:space="preserve">Rindvieh</w:t>
+                  </w:r>
+                </w:p>
+              </w:tc>
+              <w:tc>
+                <w:tcPr/>
+                <w:p>
+                  <w:pPr>
+                    <w:pStyle w:val="Compact"/>
+                    <w:jc w:val="left"/>
+                    <w:jc w:val="center"/>
+                  </w:pPr>
+                  <w:r>
+                    <w:t xml:space="preserve">Tiere der Rindergattung (</w:t>
+                  </w:r>
+                  <w:r>
+                    <w:rPr>
+                      <w:i/>
+                      <w:iCs/>
+                    </w:rPr>
+                    <w:t xml:space="preserve">Bos</w:t>
+                  </w:r>
+                  <w:r>
+                    <w:t xml:space="preserve">) und Wasserbüffel (</w:t>
+                  </w:r>
+                  <w:r>
+                    <w:rPr>
+                      <w:i/>
+                      <w:iCs/>
+                    </w:rPr>
+                    <w:t xml:space="preserve">Bubalus bubalis</w:t>
+                  </w:r>
+                  <w:r>
+                    <w:t xml:space="preserve">)</w:t>
+                  </w:r>
                 </w:p>
               </w:tc>
             </w:tr>
@@ -7218,29 +7424,34 @@
                     <w:rPr>
                       <w:rStyle w:val="VerbatimChar"/>
                     </w:rPr>
-                    <w:t xml:space="preserve">RiskStatus</w:t>
-                  </w:r>
-                </w:p>
-              </w:tc>
-              <w:tc>
-                <w:tcPr/>
-                <w:p>
-                  <w:pPr>
-                    <w:pStyle w:val="Compact"/>
-                    <w:jc w:val="left"/>
-                    <w:jc w:val="center"/>
-                  </w:pPr>
-                  <w:r>
-                    <w:t xml:space="preserve">Statut de risque</w:t>
-                  </w:r>
-                </w:p>
-              </w:tc>
-              <w:tc>
-                <w:tcPr/>
-                <w:p>
-                  <w:pPr>
-                    <w:pStyle w:val="Compact"/>
-                  </w:pPr>
+                    <w:t xml:space="preserve">Equid</w:t>
+                  </w:r>
+                </w:p>
+              </w:tc>
+              <w:tc>
+                <w:tcPr/>
+                <w:p>
+                  <w:pPr>
+                    <w:pStyle w:val="Compact"/>
+                    <w:jc w:val="left"/>
+                    <w:jc w:val="center"/>
+                  </w:pPr>
+                  <w:r>
+                    <w:t xml:space="preserve">Equiden</w:t>
+                  </w:r>
+                </w:p>
+              </w:tc>
+              <w:tc>
+                <w:tcPr/>
+                <w:p>
+                  <w:pPr>
+                    <w:pStyle w:val="Compact"/>
+                    <w:jc w:val="left"/>
+                    <w:jc w:val="center"/>
+                  </w:pPr>
+                  <w:r>
+                    <w:t xml:space="preserve">Tiere der Pferdegattung (Pferd, Maultier, Maulesel, Esel)</w:t>
+                  </w:r>
                 </w:p>
               </w:tc>
             </w:tr>
@@ -7257,20 +7468,181 @@
                     <w:rPr>
                       <w:rStyle w:val="VerbatimChar"/>
                     </w:rPr>
-                    <w:t xml:space="preserve">VaccinationStatus</w:t>
-                  </w:r>
-                </w:p>
-              </w:tc>
-              <w:tc>
-                <w:tcPr/>
-                <w:p>
-                  <w:pPr>
-                    <w:pStyle w:val="Compact"/>
-                    <w:jc w:val="left"/>
-                    <w:jc w:val="center"/>
-                  </w:pPr>
-                  <w:r>
-                    <w:t xml:space="preserve">Statut vaccinal</w:t>
+                    <w:t xml:space="preserve">Game</w:t>
+                  </w:r>
+                </w:p>
+              </w:tc>
+              <w:tc>
+                <w:tcPr/>
+                <w:p>
+                  <w:pPr>
+                    <w:pStyle w:val="Compact"/>
+                    <w:jc w:val="left"/>
+                    <w:jc w:val="center"/>
+                  </w:pPr>
+                  <w:r>
+                    <w:t xml:space="preserve">Wild</w:t>
+                  </w:r>
+                </w:p>
+              </w:tc>
+              <w:tc>
+                <w:tcPr/>
+                <w:p>
+                  <w:pPr>
+                    <w:pStyle w:val="Compact"/>
+                    <w:jc w:val="left"/>
+                    <w:jc w:val="center"/>
+                  </w:pPr>
+                  <w:r>
+                    <w:t xml:space="preserve">Wild in Gehegen</w:t>
+                  </w:r>
+                </w:p>
+              </w:tc>
+            </w:tr>
+            <w:tr>
+              <w:tc>
+                <w:tcPr/>
+                <w:p>
+                  <w:pPr>
+                    <w:pStyle w:val="Compact"/>
+                    <w:jc w:val="left"/>
+                    <w:jc w:val="center"/>
+                  </w:pPr>
+                  <w:r>
+                    <w:rPr>
+                      <w:rStyle w:val="VerbatimChar"/>
+                    </w:rPr>
+                    <w:t xml:space="preserve">Goat</w:t>
+                  </w:r>
+                </w:p>
+              </w:tc>
+              <w:tc>
+                <w:tcPr/>
+                <w:p>
+                  <w:pPr>
+                    <w:pStyle w:val="Compact"/>
+                    <w:jc w:val="left"/>
+                    <w:jc w:val="center"/>
+                  </w:pPr>
+                  <w:r>
+                    <w:t xml:space="preserve">Ziegen</w:t>
+                  </w:r>
+                </w:p>
+              </w:tc>
+              <w:tc>
+                <w:tcPr/>
+                <w:p>
+                  <w:pPr>
+                    <w:pStyle w:val="Compact"/>
+                  </w:pPr>
+                </w:p>
+              </w:tc>
+            </w:tr>
+            <w:tr>
+              <w:tc>
+                <w:tcPr/>
+                <w:p>
+                  <w:pPr>
+                    <w:pStyle w:val="Compact"/>
+                    <w:jc w:val="left"/>
+                    <w:jc w:val="center"/>
+                  </w:pPr>
+                  <w:r>
+                    <w:rPr>
+                      <w:rStyle w:val="VerbatimChar"/>
+                    </w:rPr>
+                    <w:t xml:space="preserve">Pig</w:t>
+                  </w:r>
+                </w:p>
+              </w:tc>
+              <w:tc>
+                <w:tcPr/>
+                <w:p>
+                  <w:pPr>
+                    <w:pStyle w:val="Compact"/>
+                    <w:jc w:val="left"/>
+                    <w:jc w:val="center"/>
+                  </w:pPr>
+                  <w:r>
+                    <w:t xml:space="preserve">Schweine</w:t>
+                  </w:r>
+                </w:p>
+              </w:tc>
+              <w:tc>
+                <w:tcPr/>
+                <w:p>
+                  <w:pPr>
+                    <w:pStyle w:val="Compact"/>
+                  </w:pPr>
+                </w:p>
+              </w:tc>
+            </w:tr>
+            <w:tr>
+              <w:tc>
+                <w:tcPr/>
+                <w:p>
+                  <w:pPr>
+                    <w:pStyle w:val="Compact"/>
+                    <w:jc w:val="left"/>
+                    <w:jc w:val="center"/>
+                  </w:pPr>
+                  <w:r>
+                    <w:rPr>
+                      <w:rStyle w:val="VerbatimChar"/>
+                    </w:rPr>
+                    <w:t xml:space="preserve">Poultry</w:t>
+                  </w:r>
+                </w:p>
+              </w:tc>
+              <w:tc>
+                <w:tcPr/>
+                <w:p>
+                  <w:pPr>
+                    <w:pStyle w:val="Compact"/>
+                    <w:jc w:val="left"/>
+                    <w:jc w:val="center"/>
+                  </w:pPr>
+                  <w:r>
+                    <w:t xml:space="preserve">Geflügel</w:t>
+                  </w:r>
+                </w:p>
+              </w:tc>
+              <w:tc>
+                <w:tcPr/>
+                <w:p>
+                  <w:pPr>
+                    <w:pStyle w:val="Compact"/>
+                  </w:pPr>
+                </w:p>
+              </w:tc>
+            </w:tr>
+            <w:tr>
+              <w:tc>
+                <w:tcPr/>
+                <w:p>
+                  <w:pPr>
+                    <w:pStyle w:val="Compact"/>
+                    <w:jc w:val="left"/>
+                    <w:jc w:val="center"/>
+                  </w:pPr>
+                  <w:r>
+                    <w:rPr>
+                      <w:rStyle w:val="VerbatimChar"/>
+                    </w:rPr>
+                    <w:t xml:space="preserve">Sheep</w:t>
+                  </w:r>
+                </w:p>
+              </w:tc>
+              <w:tc>
+                <w:tcPr/>
+                <w:p>
+                  <w:pPr>
+                    <w:pStyle w:val="Compact"/>
+                    <w:jc w:val="left"/>
+                    <w:jc w:val="center"/>
+                  </w:pPr>
+                  <w:r>
+                    <w:t xml:space="preserve">Schafe</w:t>
                   </w:r>
                 </w:p>
               </w:tc>
@@ -7284,19 +7656,19 @@
               </w:tc>
             </w:tr>
           </w:tbl>
-          <w:bookmarkEnd w:id="141"/>
+          <w:bookmarkEnd w:id="185"/>
           <w:p/>
         </w:tc>
       </w:tr>
     </w:tbl>
-    <w:bookmarkEnd w:id="142"/>
-    <w:bookmarkStart w:id="144" w:name="sec-codelist-localunithealthstatus"/>
+    <w:bookmarkEnd w:id="186"/>
+    <w:bookmarkStart w:id="188" w:name="sec-codelist-healthstatustype"/>
     <w:p>
       <w:pPr>
         <w:pStyle w:val="berschrift2"/>
       </w:pPr>
       <w:r>
-        <w:t xml:space="preserve">4.9 État sanitaire de l’unité locale</w:t>
+        <w:t xml:space="preserve">4.9 Type d’état sanitaire</w:t>
       </w:r>
     </w:p>
     <w:tbl>
@@ -7312,7 +7684,7 @@
       <w:tr>
         <w:tc>
           <w:tcPr/>
-          <w:bookmarkStart w:id="143" w:name="tbl-codelist-localunithealthstatus"/>
+          <w:bookmarkStart w:id="187" w:name="tbl-codelist-healthstatustype"/>
           <w:p>
             <w:pPr>
               <w:jc w:val="center"/>
@@ -7323,7 +7695,7 @@
               <w:pStyle w:val="ImageCaption"/>
             </w:pPr>
             <w:r>
-              <w:t xml:space="preserve">Table 10: Valeurs du domaine de valeurs État sanitaire de l’unité locale</w:t>
+              <w:t xml:space="preserve">Table 10: Valeurs du domaine de valeurs Type d’état sanitaire</w:t>
             </w:r>
           </w:p>
           <w:tbl>
@@ -7395,34 +7767,29 @@
                     <w:rPr>
                       <w:rStyle w:val="VerbatimChar"/>
                     </w:rPr>
-                    <w:t xml:space="preserve">Blocked</w:t>
-                  </w:r>
-                </w:p>
-              </w:tc>
-              <w:tc>
-                <w:tcPr/>
-                <w:p>
-                  <w:pPr>
-                    <w:pStyle w:val="Compact"/>
-                    <w:jc w:val="left"/>
-                    <w:jc w:val="center"/>
-                  </w:pPr>
-                  <w:r>
-                    <w:t xml:space="preserve">Bloqué</w:t>
-                  </w:r>
-                </w:p>
-              </w:tc>
-              <w:tc>
-                <w:tcPr/>
-                <w:p>
-                  <w:pPr>
-                    <w:pStyle w:val="Compact"/>
-                    <w:jc w:val="left"/>
-                    <w:jc w:val="center"/>
-                  </w:pPr>
-                  <w:r>
-                    <w:t xml:space="preserve">Type : statut épizootique</w:t>
-                  </w:r>
+                    <w:t xml:space="preserve">EpizooticStatus</w:t>
+                  </w:r>
+                </w:p>
+              </w:tc>
+              <w:tc>
+                <w:tcPr/>
+                <w:p>
+                  <w:pPr>
+                    <w:pStyle w:val="Compact"/>
+                    <w:jc w:val="left"/>
+                    <w:jc w:val="center"/>
+                  </w:pPr>
+                  <w:r>
+                    <w:t xml:space="preserve">Statut épizootique</w:t>
+                  </w:r>
+                </w:p>
+              </w:tc>
+              <w:tc>
+                <w:tcPr/>
+                <w:p>
+                  <w:pPr>
+                    <w:pStyle w:val="Compact"/>
+                  </w:pPr>
                 </w:p>
               </w:tc>
             </w:tr>
@@ -7439,34 +7806,29 @@
                     <w:rPr>
                       <w:rStyle w:val="VerbatimChar"/>
                     </w:rPr>
-                    <w:t xml:space="preserve">Free</w:t>
-                  </w:r>
-                </w:p>
-              </w:tc>
-              <w:tc>
-                <w:tcPr/>
-                <w:p>
-                  <w:pPr>
-                    <w:pStyle w:val="Compact"/>
-                    <w:jc w:val="left"/>
-                    <w:jc w:val="center"/>
-                  </w:pPr>
-                  <w:r>
-                    <w:t xml:space="preserve">Libre</w:t>
-                  </w:r>
-                </w:p>
-              </w:tc>
-              <w:tc>
-                <w:tcPr/>
-                <w:p>
-                  <w:pPr>
-                    <w:pStyle w:val="Compact"/>
-                    <w:jc w:val="left"/>
-                    <w:jc w:val="center"/>
-                  </w:pPr>
-                  <w:r>
-                    <w:t xml:space="preserve">Type : statut épizootique</w:t>
-                  </w:r>
+                    <w:t xml:space="preserve">LaboratoryResult</w:t>
+                  </w:r>
+                </w:p>
+              </w:tc>
+              <w:tc>
+                <w:tcPr/>
+                <w:p>
+                  <w:pPr>
+                    <w:pStyle w:val="Compact"/>
+                    <w:jc w:val="left"/>
+                    <w:jc w:val="center"/>
+                  </w:pPr>
+                  <w:r>
+                    <w:t xml:space="preserve">Résultat de laboratoire</w:t>
+                  </w:r>
+                </w:p>
+              </w:tc>
+              <w:tc>
+                <w:tcPr/>
+                <w:p>
+                  <w:pPr>
+                    <w:pStyle w:val="Compact"/>
+                  </w:pPr>
                 </w:p>
               </w:tc>
             </w:tr>
@@ -7483,34 +7845,29 @@
                     <w:rPr>
                       <w:rStyle w:val="VerbatimChar"/>
                     </w:rPr>
-                    <w:t xml:space="preserve">High</w:t>
-                  </w:r>
-                </w:p>
-              </w:tc>
-              <w:tc>
-                <w:tcPr/>
-                <w:p>
-                  <w:pPr>
-                    <w:pStyle w:val="Compact"/>
-                    <w:jc w:val="left"/>
-                    <w:jc w:val="center"/>
-                  </w:pPr>
-                  <w:r>
-                    <w:t xml:space="preserve">Élevé</w:t>
-                  </w:r>
-                </w:p>
-              </w:tc>
-              <w:tc>
-                <w:tcPr/>
-                <w:p>
-                  <w:pPr>
-                    <w:pStyle w:val="Compact"/>
-                    <w:jc w:val="left"/>
-                    <w:jc w:val="center"/>
-                  </w:pPr>
-                  <w:r>
-                    <w:t xml:space="preserve">Type : statut de risque</w:t>
-                  </w:r>
+                    <w:t xml:space="preserve">RiskStatus</w:t>
+                  </w:r>
+                </w:p>
+              </w:tc>
+              <w:tc>
+                <w:tcPr/>
+                <w:p>
+                  <w:pPr>
+                    <w:pStyle w:val="Compact"/>
+                    <w:jc w:val="left"/>
+                    <w:jc w:val="center"/>
+                  </w:pPr>
+                  <w:r>
+                    <w:t xml:space="preserve">Statut de risque</w:t>
+                  </w:r>
+                </w:p>
+              </w:tc>
+              <w:tc>
+                <w:tcPr/>
+                <w:p>
+                  <w:pPr>
+                    <w:pStyle w:val="Compact"/>
+                  </w:pPr>
                 </w:p>
               </w:tc>
             </w:tr>
@@ -7527,227 +7884,46 @@
                     <w:rPr>
                       <w:rStyle w:val="VerbatimChar"/>
                     </w:rPr>
-                    <w:t xml:space="preserve">Low</w:t>
-                  </w:r>
-                </w:p>
-              </w:tc>
-              <w:tc>
-                <w:tcPr/>
-                <w:p>
-                  <w:pPr>
-                    <w:pStyle w:val="Compact"/>
-                    <w:jc w:val="left"/>
-                    <w:jc w:val="center"/>
-                  </w:pPr>
-                  <w:r>
-                    <w:t xml:space="preserve">Faible</w:t>
-                  </w:r>
-                </w:p>
-              </w:tc>
-              <w:tc>
-                <w:tcPr/>
-                <w:p>
-                  <w:pPr>
-                    <w:pStyle w:val="Compact"/>
-                    <w:jc w:val="left"/>
-                    <w:jc w:val="center"/>
-                  </w:pPr>
-                  <w:r>
-                    <w:t xml:space="preserve">Type : statut de risque</w:t>
-                  </w:r>
-                </w:p>
-              </w:tc>
-            </w:tr>
-            <w:tr>
-              <w:tc>
-                <w:tcPr/>
-                <w:p>
-                  <w:pPr>
-                    <w:pStyle w:val="Compact"/>
-                    <w:jc w:val="left"/>
-                    <w:jc w:val="center"/>
-                  </w:pPr>
-                  <w:r>
-                    <w:rPr>
-                      <w:rStyle w:val="VerbatimChar"/>
-                    </w:rPr>
-                    <w:t xml:space="preserve">Medium</w:t>
-                  </w:r>
-                </w:p>
-              </w:tc>
-              <w:tc>
-                <w:tcPr/>
-                <w:p>
-                  <w:pPr>
-                    <w:pStyle w:val="Compact"/>
-                    <w:jc w:val="left"/>
-                    <w:jc w:val="center"/>
-                  </w:pPr>
-                  <w:r>
-                    <w:t xml:space="preserve">Moyen</w:t>
-                  </w:r>
-                </w:p>
-              </w:tc>
-              <w:tc>
-                <w:tcPr/>
-                <w:p>
-                  <w:pPr>
-                    <w:pStyle w:val="Compact"/>
-                    <w:jc w:val="left"/>
-                    <w:jc w:val="center"/>
-                  </w:pPr>
-                  <w:r>
-                    <w:t xml:space="preserve">Type : statut de risque</w:t>
-                  </w:r>
-                </w:p>
-              </w:tc>
-            </w:tr>
-            <w:tr>
-              <w:tc>
-                <w:tcPr/>
-                <w:p>
-                  <w:pPr>
-                    <w:pStyle w:val="Compact"/>
-                    <w:jc w:val="left"/>
-                    <w:jc w:val="center"/>
-                  </w:pPr>
-                  <w:r>
-                    <w:rPr>
-                      <w:rStyle w:val="VerbatimChar"/>
-                    </w:rPr>
-                    <w:t xml:space="preserve">Negative</w:t>
-                  </w:r>
-                </w:p>
-              </w:tc>
-              <w:tc>
-                <w:tcPr/>
-                <w:p>
-                  <w:pPr>
-                    <w:pStyle w:val="Compact"/>
-                    <w:jc w:val="left"/>
-                    <w:jc w:val="center"/>
-                  </w:pPr>
-                  <w:r>
-                    <w:t xml:space="preserve">Négatif</w:t>
-                  </w:r>
-                </w:p>
-              </w:tc>
-              <w:tc>
-                <w:tcPr/>
-                <w:p>
-                  <w:pPr>
-                    <w:pStyle w:val="Compact"/>
-                    <w:jc w:val="left"/>
-                    <w:jc w:val="center"/>
-                  </w:pPr>
-                  <w:r>
-                    <w:t xml:space="preserve">Type : résultat de laboratoire</w:t>
-                  </w:r>
-                </w:p>
-              </w:tc>
-            </w:tr>
-            <w:tr>
-              <w:tc>
-                <w:tcPr/>
-                <w:p>
-                  <w:pPr>
-                    <w:pStyle w:val="Compact"/>
-                    <w:jc w:val="left"/>
-                    <w:jc w:val="center"/>
-                  </w:pPr>
-                  <w:r>
-                    <w:rPr>
-                      <w:rStyle w:val="VerbatimChar"/>
-                    </w:rPr>
-                    <w:t xml:space="preserve">NotTested</w:t>
-                  </w:r>
-                </w:p>
-              </w:tc>
-              <w:tc>
-                <w:tcPr/>
-                <w:p>
-                  <w:pPr>
-                    <w:pStyle w:val="Compact"/>
-                    <w:jc w:val="left"/>
-                    <w:jc w:val="center"/>
-                  </w:pPr>
-                  <w:r>
-                    <w:t xml:space="preserve">Non testé</w:t>
-                  </w:r>
-                </w:p>
-              </w:tc>
-              <w:tc>
-                <w:tcPr/>
-                <w:p>
-                  <w:pPr>
-                    <w:pStyle w:val="Compact"/>
-                    <w:jc w:val="left"/>
-                    <w:jc w:val="center"/>
-                  </w:pPr>
-                  <w:r>
-                    <w:t xml:space="preserve">Type : statut épizootique</w:t>
-                  </w:r>
-                </w:p>
-              </w:tc>
-            </w:tr>
-            <w:tr>
-              <w:tc>
-                <w:tcPr/>
-                <w:p>
-                  <w:pPr>
-                    <w:pStyle w:val="Compact"/>
-                    <w:jc w:val="left"/>
-                    <w:jc w:val="center"/>
-                  </w:pPr>
-                  <w:r>
-                    <w:rPr>
-                      <w:rStyle w:val="VerbatimChar"/>
-                    </w:rPr>
-                    <w:t xml:space="preserve">Positive</w:t>
-                  </w:r>
-                </w:p>
-              </w:tc>
-              <w:tc>
-                <w:tcPr/>
-                <w:p>
-                  <w:pPr>
-                    <w:pStyle w:val="Compact"/>
-                    <w:jc w:val="left"/>
-                    <w:jc w:val="center"/>
-                  </w:pPr>
-                  <w:r>
-                    <w:t xml:space="preserve">Positif</w:t>
-                  </w:r>
-                </w:p>
-              </w:tc>
-              <w:tc>
-                <w:tcPr/>
-                <w:p>
-                  <w:pPr>
-                    <w:pStyle w:val="Compact"/>
-                    <w:jc w:val="left"/>
-                    <w:jc w:val="center"/>
-                  </w:pPr>
-                  <w:r>
-                    <w:t xml:space="preserve">Type : résultat de laboratoire</w:t>
-                  </w:r>
+                    <w:t xml:space="preserve">VaccinationStatus</w:t>
+                  </w:r>
+                </w:p>
+              </w:tc>
+              <w:tc>
+                <w:tcPr/>
+                <w:p>
+                  <w:pPr>
+                    <w:pStyle w:val="Compact"/>
+                    <w:jc w:val="left"/>
+                    <w:jc w:val="center"/>
+                  </w:pPr>
+                  <w:r>
+                    <w:t xml:space="preserve">Statut vaccinal</w:t>
+                  </w:r>
+                </w:p>
+              </w:tc>
+              <w:tc>
+                <w:tcPr/>
+                <w:p>
+                  <w:pPr>
+                    <w:pStyle w:val="Compact"/>
+                  </w:pPr>
                 </w:p>
               </w:tc>
             </w:tr>
           </w:tbl>
-          <w:bookmarkEnd w:id="143"/>
+          <w:bookmarkEnd w:id="187"/>
           <w:p/>
         </w:tc>
       </w:tr>
     </w:tbl>
-    <w:bookmarkEnd w:id="144"/>
-    <w:bookmarkStart w:id="146" w:name="sec-codelist-notificationtype"/>
+    <w:bookmarkEnd w:id="188"/>
+    <w:bookmarkStart w:id="190" w:name="sec-codelist-localunithealthstatus"/>
     <w:p>
       <w:pPr>
         <w:pStyle w:val="berschrift2"/>
       </w:pPr>
       <w:r>
-        <w:t xml:space="preserve">4.10 Type de mouvement</w:t>
+        <w:t xml:space="preserve">4.10 État sanitaire de l’unité locale</w:t>
       </w:r>
     </w:p>
     <w:tbl>
@@ -7763,7 +7939,7 @@
       <w:tr>
         <w:tc>
           <w:tcPr/>
-          <w:bookmarkStart w:id="145" w:name="tbl-codelist-notificationtype"/>
+          <w:bookmarkStart w:id="189" w:name="tbl-codelist-localunithealthstatus"/>
           <w:p>
             <w:pPr>
               <w:jc w:val="center"/>
@@ -7774,7 +7950,7 @@
               <w:pStyle w:val="ImageCaption"/>
             </w:pPr>
             <w:r>
-              <w:t xml:space="preserve">Table 11: Valeurs du domaine de valeurs Type de mouvement</w:t>
+              <w:t xml:space="preserve">Table 11: Valeurs du domaine de valeurs État sanitaire de l’unité locale</w:t>
             </w:r>
           </w:p>
           <w:tbl>
@@ -7846,33 +8022,33 @@
                     <w:rPr>
                       <w:rStyle w:val="VerbatimChar"/>
                     </w:rPr>
-                    <w:t xml:space="preserve">Arrival</w:t>
-                  </w:r>
-                </w:p>
-              </w:tc>
-              <w:tc>
-                <w:tcPr/>
-                <w:p>
-                  <w:pPr>
-                    <w:pStyle w:val="Compact"/>
-                    <w:jc w:val="left"/>
-                    <w:jc w:val="center"/>
-                  </w:pPr>
-                  <w:r>
-                    <w:t xml:space="preserve">Entrée</w:t>
-                  </w:r>
-                </w:p>
-              </w:tc>
-              <w:tc>
-                <w:tcPr/>
-                <w:p>
-                  <w:pPr>
-                    <w:pStyle w:val="Compact"/>
-                    <w:jc w:val="left"/>
-                    <w:jc w:val="center"/>
-                  </w:pPr>
-                  <w:r>
-                    <w:t xml:space="preserve">Pas pour les équidés</w:t>
+                    <w:t xml:space="preserve">Blocked</w:t>
+                  </w:r>
+                </w:p>
+              </w:tc>
+              <w:tc>
+                <w:tcPr/>
+                <w:p>
+                  <w:pPr>
+                    <w:pStyle w:val="Compact"/>
+                    <w:jc w:val="left"/>
+                    <w:jc w:val="center"/>
+                  </w:pPr>
+                  <w:r>
+                    <w:t xml:space="preserve">Bloqué</w:t>
+                  </w:r>
+                </w:p>
+              </w:tc>
+              <w:tc>
+                <w:tcPr/>
+                <w:p>
+                  <w:pPr>
+                    <w:pStyle w:val="Compact"/>
+                    <w:jc w:val="left"/>
+                    <w:jc w:val="center"/>
+                  </w:pPr>
+                  <w:r>
+                    <w:t xml:space="preserve">Type : statut épizootique</w:t>
                   </w:r>
                 </w:p>
               </w:tc>
@@ -7890,29 +8066,34 @@
                     <w:rPr>
                       <w:rStyle w:val="VerbatimChar"/>
                     </w:rPr>
-                    <w:t xml:space="preserve">Birth</w:t>
-                  </w:r>
-                </w:p>
-              </w:tc>
-              <w:tc>
-                <w:tcPr/>
-                <w:p>
-                  <w:pPr>
-                    <w:pStyle w:val="Compact"/>
-                    <w:jc w:val="left"/>
-                    <w:jc w:val="center"/>
-                  </w:pPr>
-                  <w:r>
-                    <w:t xml:space="preserve">Naissance</w:t>
-                  </w:r>
-                </w:p>
-              </w:tc>
-              <w:tc>
-                <w:tcPr/>
-                <w:p>
-                  <w:pPr>
-                    <w:pStyle w:val="Compact"/>
-                  </w:pPr>
+                    <w:t xml:space="preserve">Free</w:t>
+                  </w:r>
+                </w:p>
+              </w:tc>
+              <w:tc>
+                <w:tcPr/>
+                <w:p>
+                  <w:pPr>
+                    <w:pStyle w:val="Compact"/>
+                    <w:jc w:val="left"/>
+                    <w:jc w:val="center"/>
+                  </w:pPr>
+                  <w:r>
+                    <w:t xml:space="preserve">Libre</w:t>
+                  </w:r>
+                </w:p>
+              </w:tc>
+              <w:tc>
+                <w:tcPr/>
+                <w:p>
+                  <w:pPr>
+                    <w:pStyle w:val="Compact"/>
+                    <w:jc w:val="left"/>
+                    <w:jc w:val="center"/>
+                  </w:pPr>
+                  <w:r>
+                    <w:t xml:space="preserve">Type : statut épizootique</w:t>
+                  </w:r>
                 </w:p>
               </w:tc>
             </w:tr>
@@ -7929,33 +8110,33 @@
                     <w:rPr>
                       <w:rStyle w:val="VerbatimChar"/>
                     </w:rPr>
-                    <w:t xml:space="preserve">DayStay</w:t>
-                  </w:r>
-                </w:p>
-              </w:tc>
-              <w:tc>
-                <w:tcPr/>
-                <w:p>
-                  <w:pPr>
-                    <w:pStyle w:val="Compact"/>
-                    <w:jc w:val="left"/>
-                    <w:jc w:val="center"/>
-                  </w:pPr>
-                  <w:r>
-                    <w:t xml:space="preserve">Séjour à la journée</w:t>
-                  </w:r>
-                </w:p>
-              </w:tc>
-              <w:tc>
-                <w:tcPr/>
-                <w:p>
-                  <w:pPr>
-                    <w:pStyle w:val="Compact"/>
-                    <w:jc w:val="left"/>
-                    <w:jc w:val="center"/>
-                  </w:pPr>
-                  <w:r>
-                    <w:t xml:space="preserve">Pas pour les équidés</w:t>
+                    <w:t xml:space="preserve">High</w:t>
+                  </w:r>
+                </w:p>
+              </w:tc>
+              <w:tc>
+                <w:tcPr/>
+                <w:p>
+                  <w:pPr>
+                    <w:pStyle w:val="Compact"/>
+                    <w:jc w:val="left"/>
+                    <w:jc w:val="center"/>
+                  </w:pPr>
+                  <w:r>
+                    <w:t xml:space="preserve">Élevé</w:t>
+                  </w:r>
+                </w:p>
+              </w:tc>
+              <w:tc>
+                <w:tcPr/>
+                <w:p>
+                  <w:pPr>
+                    <w:pStyle w:val="Compact"/>
+                    <w:jc w:val="left"/>
+                    <w:jc w:val="center"/>
+                  </w:pPr>
+                  <w:r>
+                    <w:t xml:space="preserve">Type : statut de risque</w:t>
                   </w:r>
                 </w:p>
               </w:tc>
@@ -7973,33 +8154,33 @@
                     <w:rPr>
                       <w:rStyle w:val="VerbatimChar"/>
                     </w:rPr>
-                    <w:t xml:space="preserve">DeathBirth</w:t>
-                  </w:r>
-                </w:p>
-              </w:tc>
-              <w:tc>
-                <w:tcPr/>
-                <w:p>
-                  <w:pPr>
-                    <w:pStyle w:val="Compact"/>
-                    <w:jc w:val="left"/>
-                    <w:jc w:val="center"/>
-                  </w:pPr>
-                  <w:r>
-                    <w:t xml:space="preserve">Mortinaissance</w:t>
-                  </w:r>
-                </w:p>
-              </w:tc>
-              <w:tc>
-                <w:tcPr/>
-                <w:p>
-                  <w:pPr>
-                    <w:pStyle w:val="Compact"/>
-                    <w:jc w:val="left"/>
-                    <w:jc w:val="center"/>
-                  </w:pPr>
-                  <w:r>
-                    <w:t xml:space="preserve">Pas pour les équidés</w:t>
+                    <w:t xml:space="preserve">Low</w:t>
+                  </w:r>
+                </w:p>
+              </w:tc>
+              <w:tc>
+                <w:tcPr/>
+                <w:p>
+                  <w:pPr>
+                    <w:pStyle w:val="Compact"/>
+                    <w:jc w:val="left"/>
+                    <w:jc w:val="center"/>
+                  </w:pPr>
+                  <w:r>
+                    <w:t xml:space="preserve">Faible</w:t>
+                  </w:r>
+                </w:p>
+              </w:tc>
+              <w:tc>
+                <w:tcPr/>
+                <w:p>
+                  <w:pPr>
+                    <w:pStyle w:val="Compact"/>
+                    <w:jc w:val="left"/>
+                    <w:jc w:val="center"/>
+                  </w:pPr>
+                  <w:r>
+                    <w:t xml:space="preserve">Type : statut de risque</w:t>
                   </w:r>
                 </w:p>
               </w:tc>
@@ -8017,33 +8198,33 @@
                     <w:rPr>
                       <w:rStyle w:val="VerbatimChar"/>
                     </w:rPr>
-                    <w:t xml:space="preserve">Deceased</w:t>
-                  </w:r>
-                </w:p>
-              </w:tc>
-              <w:tc>
-                <w:tcPr/>
-                <w:p>
-                  <w:pPr>
-                    <w:pStyle w:val="Compact"/>
-                    <w:jc w:val="left"/>
-                    <w:jc w:val="center"/>
-                  </w:pPr>
-                  <w:r>
-                    <w:t xml:space="preserve">Mort</w:t>
-                  </w:r>
-                </w:p>
-              </w:tc>
-              <w:tc>
-                <w:tcPr/>
-                <w:p>
-                  <w:pPr>
-                    <w:pStyle w:val="Compact"/>
-                    <w:jc w:val="left"/>
-                    <w:jc w:val="center"/>
-                  </w:pPr>
-                  <w:r>
-                    <w:t xml:space="preserve">Pour les équidés : euthanasie</w:t>
+                    <w:t xml:space="preserve">Medium</w:t>
+                  </w:r>
+                </w:p>
+              </w:tc>
+              <w:tc>
+                <w:tcPr/>
+                <w:p>
+                  <w:pPr>
+                    <w:pStyle w:val="Compact"/>
+                    <w:jc w:val="left"/>
+                    <w:jc w:val="center"/>
+                  </w:pPr>
+                  <w:r>
+                    <w:t xml:space="preserve">Moyen</w:t>
+                  </w:r>
+                </w:p>
+              </w:tc>
+              <w:tc>
+                <w:tcPr/>
+                <w:p>
+                  <w:pPr>
+                    <w:pStyle w:val="Compact"/>
+                    <w:jc w:val="left"/>
+                    <w:jc w:val="center"/>
+                  </w:pPr>
+                  <w:r>
+                    <w:t xml:space="preserve">Type : statut de risque</w:t>
                   </w:r>
                 </w:p>
               </w:tc>
@@ -8061,33 +8242,33 @@
                     <w:rPr>
                       <w:rStyle w:val="VerbatimChar"/>
                     </w:rPr>
-                    <w:t xml:space="preserve">Export</w:t>
-                  </w:r>
-                </w:p>
-              </w:tc>
-              <w:tc>
-                <w:tcPr/>
-                <w:p>
-                  <w:pPr>
-                    <w:pStyle w:val="Compact"/>
-                    <w:jc w:val="left"/>
-                    <w:jc w:val="center"/>
-                  </w:pPr>
-                  <w:r>
-                    <w:t xml:space="preserve">Exportation</w:t>
-                  </w:r>
-                </w:p>
-              </w:tc>
-              <w:tc>
-                <w:tcPr/>
-                <w:p>
-                  <w:pPr>
-                    <w:pStyle w:val="Compact"/>
-                    <w:jc w:val="left"/>
-                    <w:jc w:val="center"/>
-                  </w:pPr>
-                  <w:r>
-                    <w:t xml:space="preserve">Pour les équidés : cession de propriété à l’étranger</w:t>
+                    <w:t xml:space="preserve">Negative</w:t>
+                  </w:r>
+                </w:p>
+              </w:tc>
+              <w:tc>
+                <w:tcPr/>
+                <w:p>
+                  <w:pPr>
+                    <w:pStyle w:val="Compact"/>
+                    <w:jc w:val="left"/>
+                    <w:jc w:val="center"/>
+                  </w:pPr>
+                  <w:r>
+                    <w:t xml:space="preserve">Négatif</w:t>
+                  </w:r>
+                </w:p>
+              </w:tc>
+              <w:tc>
+                <w:tcPr/>
+                <w:p>
+                  <w:pPr>
+                    <w:pStyle w:val="Compact"/>
+                    <w:jc w:val="left"/>
+                    <w:jc w:val="center"/>
+                  </w:pPr>
+                  <w:r>
+                    <w:t xml:space="preserve">Type : résultat de laboratoire</w:t>
                   </w:r>
                 </w:p>
               </w:tc>
@@ -8105,29 +8286,34 @@
                     <w:rPr>
                       <w:rStyle w:val="VerbatimChar"/>
                     </w:rPr>
-                    <w:t xml:space="preserve">FirstRegistration</w:t>
-                  </w:r>
-                </w:p>
-              </w:tc>
-              <w:tc>
-                <w:tcPr/>
-                <w:p>
-                  <w:pPr>
-                    <w:pStyle w:val="Compact"/>
-                    <w:jc w:val="left"/>
-                    <w:jc w:val="center"/>
-                  </w:pPr>
-                  <w:r>
-                    <w:t xml:space="preserve">Premier enregistrement</w:t>
-                  </w:r>
-                </w:p>
-              </w:tc>
-              <w:tc>
-                <w:tcPr/>
-                <w:p>
-                  <w:pPr>
-                    <w:pStyle w:val="Compact"/>
-                  </w:pPr>
+                    <w:t xml:space="preserve">NotTested</w:t>
+                  </w:r>
+                </w:p>
+              </w:tc>
+              <w:tc>
+                <w:tcPr/>
+                <w:p>
+                  <w:pPr>
+                    <w:pStyle w:val="Compact"/>
+                    <w:jc w:val="left"/>
+                    <w:jc w:val="center"/>
+                  </w:pPr>
+                  <w:r>
+                    <w:t xml:space="preserve">Non testé</w:t>
+                  </w:r>
+                </w:p>
+              </w:tc>
+              <w:tc>
+                <w:tcPr/>
+                <w:p>
+                  <w:pPr>
+                    <w:pStyle w:val="Compact"/>
+                    <w:jc w:val="left"/>
+                    <w:jc w:val="center"/>
+                  </w:pPr>
+                  <w:r>
+                    <w:t xml:space="preserve">Type : statut épizootique</w:t>
+                  </w:r>
                 </w:p>
               </w:tc>
             </w:tr>
@@ -8144,422 +8330,51 @@
                     <w:rPr>
                       <w:rStyle w:val="VerbatimChar"/>
                     </w:rPr>
-                    <w:t xml:space="preserve">Import</w:t>
-                  </w:r>
-                </w:p>
-              </w:tc>
-              <w:tc>
-                <w:tcPr/>
-                <w:p>
-                  <w:pPr>
-                    <w:pStyle w:val="Compact"/>
-                    <w:jc w:val="left"/>
-                    <w:jc w:val="center"/>
-                  </w:pPr>
-                  <w:r>
-                    <w:t xml:space="preserve">Importation</w:t>
-                  </w:r>
-                </w:p>
-              </w:tc>
-              <w:tc>
-                <w:tcPr/>
-                <w:p>
-                  <w:pPr>
-                    <w:pStyle w:val="Compact"/>
-                  </w:pPr>
-                </w:p>
-              </w:tc>
-            </w:tr>
-            <w:tr>
-              <w:tc>
-                <w:tcPr/>
-                <w:p>
-                  <w:pPr>
-                    <w:pStyle w:val="Compact"/>
-                    <w:jc w:val="left"/>
-                    <w:jc w:val="center"/>
-                  </w:pPr>
-                  <w:r>
-                    <w:rPr>
-                      <w:rStyle w:val="VerbatimChar"/>
-                    </w:rPr>
-                    <w:t xml:space="preserve">ImportAfterExport</w:t>
-                  </w:r>
-                </w:p>
-              </w:tc>
-              <w:tc>
-                <w:tcPr/>
-                <w:p>
-                  <w:pPr>
-                    <w:pStyle w:val="Compact"/>
-                    <w:jc w:val="left"/>
-                    <w:jc w:val="center"/>
-                  </w:pPr>
-                  <w:r>
-                    <w:t xml:space="preserve">Importation après exportation</w:t>
-                  </w:r>
-                </w:p>
-              </w:tc>
-              <w:tc>
-                <w:tcPr/>
-                <w:p>
-                  <w:pPr>
-                    <w:pStyle w:val="Compact"/>
-                    <w:jc w:val="left"/>
-                    <w:jc w:val="center"/>
-                  </w:pPr>
-                  <w:r>
-                    <w:t xml:space="preserve">Pas pour les équidés</w:t>
-                  </w:r>
-                </w:p>
-              </w:tc>
-            </w:tr>
-            <w:tr>
-              <w:tc>
-                <w:tcPr/>
-                <w:p>
-                  <w:pPr>
-                    <w:pStyle w:val="Compact"/>
-                    <w:jc w:val="left"/>
-                    <w:jc w:val="center"/>
-                  </w:pPr>
-                  <w:r>
-                    <w:rPr>
-                      <w:rStyle w:val="VerbatimChar"/>
-                    </w:rPr>
-                    <w:t xml:space="preserve">Leaving</w:t>
-                  </w:r>
-                </w:p>
-              </w:tc>
-              <w:tc>
-                <w:tcPr/>
-                <w:p>
-                  <w:pPr>
-                    <w:pStyle w:val="Compact"/>
-                    <w:jc w:val="left"/>
-                    <w:jc w:val="center"/>
-                  </w:pPr>
-                  <w:r>
-                    <w:t xml:space="preserve">Sortie</w:t>
-                  </w:r>
-                </w:p>
-              </w:tc>
-              <w:tc>
-                <w:tcPr/>
-                <w:p>
-                  <w:pPr>
-                    <w:pStyle w:val="Compact"/>
-                    <w:jc w:val="left"/>
-                    <w:jc w:val="center"/>
-                  </w:pPr>
-                  <w:r>
-                    <w:t xml:space="preserve">Pas pour les équidés</w:t>
-                  </w:r>
-                </w:p>
-              </w:tc>
-            </w:tr>
-            <w:tr>
-              <w:tc>
-                <w:tcPr/>
-                <w:p>
-                  <w:pPr>
-                    <w:pStyle w:val="Compact"/>
-                    <w:jc w:val="left"/>
-                    <w:jc w:val="center"/>
-                  </w:pPr>
-                  <w:r>
-                    <w:rPr>
-                      <w:rStyle w:val="VerbatimChar"/>
-                    </w:rPr>
-                    <w:t xml:space="preserve">LocationChange</w:t>
-                  </w:r>
-                </w:p>
-              </w:tc>
-              <w:tc>
-                <w:tcPr/>
-                <w:p>
-                  <w:pPr>
-                    <w:pStyle w:val="Compact"/>
-                    <w:jc w:val="left"/>
-                    <w:jc w:val="center"/>
-                  </w:pPr>
-                  <w:r>
-                    <w:t xml:space="preserve">Changement de lieu</w:t>
-                  </w:r>
-                </w:p>
-              </w:tc>
-              <w:tc>
-                <w:tcPr/>
-                <w:p>
-                  <w:pPr>
-                    <w:pStyle w:val="Compact"/>
-                    <w:jc w:val="left"/>
-                    <w:jc w:val="center"/>
-                  </w:pPr>
-                  <w:r>
-                    <w:t xml:space="preserve">Uniquement pour les équidés</w:t>
-                  </w:r>
-                </w:p>
-              </w:tc>
-            </w:tr>
-            <w:tr>
-              <w:tc>
-                <w:tcPr/>
-                <w:p>
-                  <w:pPr>
-                    <w:pStyle w:val="Compact"/>
-                    <w:jc w:val="left"/>
-                    <w:jc w:val="center"/>
-                  </w:pPr>
-                  <w:r>
-                    <w:rPr>
-                      <w:rStyle w:val="VerbatimChar"/>
-                    </w:rPr>
-                    <w:t xml:space="preserve">OnFarmSlaughter</w:t>
-                  </w:r>
-                </w:p>
-              </w:tc>
-              <w:tc>
-                <w:tcPr/>
-                <w:p>
-                  <w:pPr>
-                    <w:pStyle w:val="Compact"/>
-                    <w:jc w:val="left"/>
-                    <w:jc w:val="center"/>
-                  </w:pPr>
-                  <w:r>
-                    <w:t xml:space="preserve">Abattage à la ferme</w:t>
-                  </w:r>
-                </w:p>
-              </w:tc>
-              <w:tc>
-                <w:tcPr/>
-                <w:p>
-                  <w:pPr>
-                    <w:pStyle w:val="Compact"/>
-                    <w:jc w:val="left"/>
-                    <w:jc w:val="center"/>
-                  </w:pPr>
-                  <w:r>
-                    <w:t xml:space="preserve">Pas pour les équidés</w:t>
-                  </w:r>
-                </w:p>
-              </w:tc>
-            </w:tr>
-            <w:tr>
-              <w:tc>
-                <w:tcPr/>
-                <w:p>
-                  <w:pPr>
-                    <w:pStyle w:val="Compact"/>
-                    <w:jc w:val="left"/>
-                    <w:jc w:val="center"/>
-                  </w:pPr>
-                  <w:r>
-                    <w:rPr>
-                      <w:rStyle w:val="VerbatimChar"/>
-                    </w:rPr>
-                    <w:t xml:space="preserve">Slaughter</w:t>
-                  </w:r>
-                </w:p>
-              </w:tc>
-              <w:tc>
-                <w:tcPr/>
-                <w:p>
-                  <w:pPr>
-                    <w:pStyle w:val="Compact"/>
-                    <w:jc w:val="left"/>
-                    <w:jc w:val="center"/>
-                  </w:pPr>
-                  <w:r>
-                    <w:t xml:space="preserve">Abattage</w:t>
-                  </w:r>
-                </w:p>
-              </w:tc>
-              <w:tc>
-                <w:tcPr/>
-                <w:p>
-                  <w:pPr>
-                    <w:pStyle w:val="Compact"/>
-                  </w:pPr>
+                    <w:t xml:space="preserve">Positive</w:t>
+                  </w:r>
+                </w:p>
+              </w:tc>
+              <w:tc>
+                <w:tcPr/>
+                <w:p>
+                  <w:pPr>
+                    <w:pStyle w:val="Compact"/>
+                    <w:jc w:val="left"/>
+                    <w:jc w:val="center"/>
+                  </w:pPr>
+                  <w:r>
+                    <w:t xml:space="preserve">Positif</w:t>
+                  </w:r>
+                </w:p>
+              </w:tc>
+              <w:tc>
+                <w:tcPr/>
+                <w:p>
+                  <w:pPr>
+                    <w:pStyle w:val="Compact"/>
+                    <w:jc w:val="left"/>
+                    <w:jc w:val="center"/>
+                  </w:pPr>
+                  <w:r>
+                    <w:t xml:space="preserve">Type : résultat de laboratoire</w:t>
+                  </w:r>
                 </w:p>
               </w:tc>
             </w:tr>
           </w:tbl>
-          <w:bookmarkEnd w:id="145"/>
+          <w:bookmarkEnd w:id="189"/>
           <w:p/>
         </w:tc>
       </w:tr>
     </w:tbl>
-    <w:bookmarkEnd w:id="146"/>
-    <w:bookmarkEnd w:id="147"/>
-    <w:bookmarkStart w:id="148" w:name="sec-safety-consideration"/>
+    <w:bookmarkEnd w:id="190"/>
+    <w:bookmarkStart w:id="192" w:name="sec-codelist-notificationtype"/>
     <w:p>
       <w:pPr>
-        <w:pStyle w:val="berschrift1"/>
-      </w:pPr>
-      <w:r>
-        <w:t xml:space="preserve">5. Considérations de sécurité</w:t>
-      </w:r>
-    </w:p>
-    <w:p>
-      <w:pPr>
-        <w:pStyle w:val="FirstParagraph"/>
-      </w:pPr>
-      <w:r>
-        <w:t xml:space="preserve">Informations sur les bases légales expressément déterminantes ou remarque indiquant que les bases légales pertinentes doivent être respectées lors de la mise en œuvre.</w:t>
-      </w:r>
-    </w:p>
-    <w:bookmarkEnd w:id="148"/>
-    <w:bookmarkStart w:id="149" w:name="sec-disclaimer"/>
-    <w:p>
-      <w:pPr>
-        <w:pStyle w:val="berschrift1"/>
-      </w:pPr>
-      <w:r>
-        <w:t xml:space="preserve">6. Clause de non-responsabilité</w:t>
-      </w:r>
-    </w:p>
-    <w:p>
-      <w:pPr>
-        <w:pStyle w:val="FirstParagraph"/>
-      </w:pPr>
-      <w:r>
-        <w:t xml:space="preserve">Les standards eCH que l’association eCH met gratuitement à la disposition de l’utilisateur ou qui font référence à eCH n’ont que le statut de recommandations. L’association eCH décline toute responsabilité pour les décisions ou mesures prises par l’utilisateur sur la base de ces documents. Il incombe à l’utilisateur de vérifier lui-même les documents avant de les utiliser et, si nécessaire, de demander des conseils professionnels. Les standards eCH ne peuvent et ne doivent pas remplacer les conseils techniques, organisationnels ou juridiques dans un cas individuel.</w:t>
-      </w:r>
-    </w:p>
-    <w:p>
-      <w:pPr>
-        <w:pStyle w:val="Textkrper"/>
-      </w:pPr>
-      <w:r>
-        <w:t xml:space="preserve">Les documents, procédures, méthodes, produits et standards auxquels il est fait référence dans les standards eCH sont potentiellement protégés par des droits de marque, d’auteur ou de brevet. Il est de la responsabilité exclusive de l’utilisateur d’obtenir les licences nécessaires auprès des ayants droit et/ou des organisations.</w:t>
-      </w:r>
-    </w:p>
-    <w:p>
-      <w:pPr>
-        <w:pStyle w:val="Textkrper"/>
-      </w:pPr>
-      <w:r>
-        <w:t xml:space="preserve">Bien que l’association eCH ait apporté le soin nécessaire à l’élaboration des standards eCH, elle ne peut garantir ni assurer que les informations et documents fournis sont actuels, complets, exacts ou exempts d’erreurs. eCH se réserve le droit de modifier le contenu de ses standards à tout moment et sans préavis.</w:t>
-      </w:r>
-    </w:p>
-    <w:p>
-      <w:pPr>
-        <w:pStyle w:val="Textkrper"/>
-      </w:pPr>
-      <w:r>
-        <w:t xml:space="preserve">Toute responsabilité pour les dommages causés par l’utilisation des standards eCH par l’utilisateur est exclue dans les limites autorisées par la loi.</w:t>
-      </w:r>
-    </w:p>
-    <w:bookmarkEnd w:id="149"/>
-    <w:bookmarkStart w:id="150" w:name="sec-copyrights"/>
-    <w:p>
-      <w:pPr>
-        <w:pStyle w:val="berschrift1"/>
-      </w:pPr>
-      <w:r>
-        <w:t xml:space="preserve">7. Droits d’auteur</w:t>
-      </w:r>
-    </w:p>
-    <w:p>
-      <w:pPr>
-        <w:pStyle w:val="FirstParagraph"/>
-      </w:pPr>
-      <w:r>
-        <w:t xml:space="preserve">Les personnes qui élaborent les standards eCH restent propriétaires de leurs droits de propriété intellectuelle. Ces personnes s’engagent toutefois à mettre leurs droits de propriété intellectuelle ou d’autres droits sur des droits de propriété intellectuelle de tiers, dans la mesure du possible, à la disposition des groupes d’experts concernés et de l’association eCH, et ce gratuitement et pour une utilisation ainsi qu’un développement ultérieur illimités dans le cadre du but de l’association.</w:t>
-      </w:r>
-    </w:p>
-    <w:p>
-      <w:pPr>
-        <w:pStyle w:val="Textkrper"/>
-      </w:pPr>
-      <w:r>
-        <w:t xml:space="preserve">Les standards élaborés par les groupes d’experts peuvent être utilisés, diffusés et développés gratuitement et de manière illimitée en mentionnant le nom de l’auteur respectif d’eCH.</w:t>
-      </w:r>
-    </w:p>
-    <w:p>
-      <w:pPr>
-        <w:pStyle w:val="Textkrper"/>
-      </w:pPr>
-      <w:r>
-        <w:t xml:space="preserve">Les standards eCH sont entièrement documentés et libres de toute restriction de droit de licence et/ou de brevet. La documentation correspondante peut être demandée gratuitement.</w:t>
-      </w:r>
-      <w:r>
-        <w:t xml:space="preserve"> </w:t>
-      </w:r>
-      <w:r>
-        <w:t xml:space="preserve">Ces dispositions ne s’appliquent toutefois qu’aux standards élaborés par eCH, et non aux standards ou produits de tiers qui font référence aux standards eCH. Les standards contiennent les références correspondantes aux droits de tiers.</w:t>
-      </w:r>
-    </w:p>
-    <w:bookmarkEnd w:id="150"/>
-    <w:bookmarkStart w:id="154" w:name="sec-appendix-a"/>
-    <w:p>
-      <w:pPr>
-        <w:pStyle w:val="berschrift1"/>
-      </w:pPr>
-      <w:r>
-        <w:t xml:space="preserve">8. Annexe A - Références</w:t>
-      </w:r>
-    </w:p>
-    <w:bookmarkStart w:id="153" w:name="refs"/>
-    <w:bookmarkStart w:id="152" w:name="ref-Turtle"/>
-    <w:p>
-      <w:pPr>
-        <w:pStyle w:val="Bibliography"/>
-      </w:pPr>
-      <w:r>
-        <w:t xml:space="preserve">[Turtle]</w:t>
-      </w:r>
-      <w:r>
-        <w:t xml:space="preserve"> </w:t>
-      </w:r>
-      <w:r>
-        <w:t xml:space="preserve">	</w:t>
-      </w:r>
-      <w:r>
-        <w:t xml:space="preserve">Beckett, David ; Berners-Lee, Tim ; Prud’hommeaux, Eric ; Carothers, Gavin:</w:t>
-      </w:r>
-      <w:r>
-        <w:t xml:space="preserve"> </w:t>
-      </w:r>
-      <w:hyperlink r:id="rId151">
-        <w:r>
-          <w:rPr>
-            <w:rStyle w:val="Hyperlink"/>
-            <w:i/>
-            <w:iCs/>
-          </w:rPr>
-          <w:t xml:space="preserve">RDF 1.1 Turtle – Terse RDF Triple Language</w:t>
-        </w:r>
-      </w:hyperlink>
-      <w:r>
-        <w:t xml:space="preserve"> </w:t>
-      </w:r>
-      <w:r>
-        <w:t xml:space="preserve">(W3C Recommendation) : World Wide Web Consortium (W3C), 2014</w:t>
-      </w:r>
-    </w:p>
-    <w:bookmarkEnd w:id="152"/>
-    <w:bookmarkEnd w:id="153"/>
-    <w:bookmarkEnd w:id="154"/>
-    <w:bookmarkStart w:id="155" w:name="sec-appendix-b"/>
-    <w:p>
-      <w:pPr>
-        <w:pStyle w:val="berschrift1"/>
-      </w:pPr>
-      <w:r>
-        <w:t xml:space="preserve">9. Annexe B - Collaboration et Vérification</w:t>
-      </w:r>
-    </w:p>
-    <w:bookmarkEnd w:id="155"/>
-    <w:bookmarkStart w:id="157" w:name="sec-appendix-c"/>
-    <w:p>
-      <w:pPr>
-        <w:pStyle w:val="berschrift1"/>
-      </w:pPr>
-      <w:r>
-        <w:t xml:space="preserve">10. Annexe C - Abréviations et glossaire</w:t>
+        <w:pStyle w:val="berschrift2"/>
+      </w:pPr>
+      <w:r>
+        <w:t xml:space="preserve">4.11 Type de mouvement</w:t>
       </w:r>
     </w:p>
     <w:tbl>
@@ -8575,7 +8390,7 @@
       <w:tr>
         <w:tc>
           <w:tcPr/>
-          <w:bookmarkStart w:id="156" w:name="tbl-glossary"/>
+          <w:bookmarkStart w:id="191" w:name="tbl-codelist-notificationtype"/>
           <w:p>
             <w:pPr>
               <w:jc w:val="center"/>
@@ -8586,7 +8401,819 @@
               <w:pStyle w:val="ImageCaption"/>
             </w:pPr>
             <w:r>
-              <w:t xml:space="preserve">Table 12: Glossaire de l’eCH-0309</w:t>
+              <w:t xml:space="preserve">Table 12: Valeurs du domaine de valeurs Type de mouvement</w:t>
+            </w:r>
+          </w:p>
+          <w:tbl>
+            <w:tblPr>
+              <w:tblStyle w:val="Table"/>
+              <w:tblW w:type="pct" w:w="5000"/>
+              <w:tblLayout w:type="fixed"/>
+              <w:tblLook w:firstRow="1" w:lastRow="0" w:firstColumn="0" w:lastColumn="0" w:noHBand="0" w:noVBand="0" w:val="0020"/>
+            </w:tblPr>
+            <w:tblGrid>
+              <w:gridCol w:w="1980"/>
+              <w:gridCol w:w="2376"/>
+              <w:gridCol w:w="3564"/>
+            </w:tblGrid>
+            <w:tr>
+              <w:trPr>
+                <w:tblHeader w:val="on"/>
+              </w:trPr>
+              <w:tc>
+                <w:tcPr/>
+                <w:p>
+                  <w:pPr>
+                    <w:pStyle w:val="Compact"/>
+                    <w:jc w:val="left"/>
+                    <w:jc w:val="center"/>
+                  </w:pPr>
+                  <w:r>
+                    <w:t xml:space="preserve">Valeur</w:t>
+                  </w:r>
+                </w:p>
+              </w:tc>
+              <w:tc>
+                <w:tcPr/>
+                <w:p>
+                  <w:pPr>
+                    <w:pStyle w:val="Compact"/>
+                    <w:jc w:val="left"/>
+                    <w:jc w:val="center"/>
+                  </w:pPr>
+                  <w:r>
+                    <w:t xml:space="preserve">Désignation</w:t>
+                  </w:r>
+                </w:p>
+              </w:tc>
+              <w:tc>
+                <w:tcPr/>
+                <w:p>
+                  <w:pPr>
+                    <w:pStyle w:val="Compact"/>
+                    <w:jc w:val="left"/>
+                    <w:jc w:val="center"/>
+                  </w:pPr>
+                  <w:r>
+                    <w:t xml:space="preserve">Description</w:t>
+                  </w:r>
+                </w:p>
+              </w:tc>
+            </w:tr>
+            <w:tr>
+              <w:tc>
+                <w:tcPr/>
+                <w:p>
+                  <w:pPr>
+                    <w:pStyle w:val="Compact"/>
+                    <w:jc w:val="left"/>
+                    <w:jc w:val="center"/>
+                  </w:pPr>
+                  <w:r>
+                    <w:rPr>
+                      <w:rStyle w:val="VerbatimChar"/>
+                    </w:rPr>
+                    <w:t xml:space="preserve">Arrival</w:t>
+                  </w:r>
+                </w:p>
+              </w:tc>
+              <w:tc>
+                <w:tcPr/>
+                <w:p>
+                  <w:pPr>
+                    <w:pStyle w:val="Compact"/>
+                    <w:jc w:val="left"/>
+                    <w:jc w:val="center"/>
+                  </w:pPr>
+                  <w:r>
+                    <w:t xml:space="preserve">Entrée</w:t>
+                  </w:r>
+                </w:p>
+              </w:tc>
+              <w:tc>
+                <w:tcPr/>
+                <w:p>
+                  <w:pPr>
+                    <w:pStyle w:val="Compact"/>
+                    <w:jc w:val="left"/>
+                    <w:jc w:val="center"/>
+                  </w:pPr>
+                  <w:r>
+                    <w:t xml:space="preserve">Pas pour les équidés</w:t>
+                  </w:r>
+                </w:p>
+              </w:tc>
+            </w:tr>
+            <w:tr>
+              <w:tc>
+                <w:tcPr/>
+                <w:p>
+                  <w:pPr>
+                    <w:pStyle w:val="Compact"/>
+                    <w:jc w:val="left"/>
+                    <w:jc w:val="center"/>
+                  </w:pPr>
+                  <w:r>
+                    <w:rPr>
+                      <w:rStyle w:val="VerbatimChar"/>
+                    </w:rPr>
+                    <w:t xml:space="preserve">Birth</w:t>
+                  </w:r>
+                </w:p>
+              </w:tc>
+              <w:tc>
+                <w:tcPr/>
+                <w:p>
+                  <w:pPr>
+                    <w:pStyle w:val="Compact"/>
+                    <w:jc w:val="left"/>
+                    <w:jc w:val="center"/>
+                  </w:pPr>
+                  <w:r>
+                    <w:t xml:space="preserve">Naissance</w:t>
+                  </w:r>
+                </w:p>
+              </w:tc>
+              <w:tc>
+                <w:tcPr/>
+                <w:p>
+                  <w:pPr>
+                    <w:pStyle w:val="Compact"/>
+                  </w:pPr>
+                </w:p>
+              </w:tc>
+            </w:tr>
+            <w:tr>
+              <w:tc>
+                <w:tcPr/>
+                <w:p>
+                  <w:pPr>
+                    <w:pStyle w:val="Compact"/>
+                    <w:jc w:val="left"/>
+                    <w:jc w:val="center"/>
+                  </w:pPr>
+                  <w:r>
+                    <w:rPr>
+                      <w:rStyle w:val="VerbatimChar"/>
+                    </w:rPr>
+                    <w:t xml:space="preserve">DayStay</w:t>
+                  </w:r>
+                </w:p>
+              </w:tc>
+              <w:tc>
+                <w:tcPr/>
+                <w:p>
+                  <w:pPr>
+                    <w:pStyle w:val="Compact"/>
+                    <w:jc w:val="left"/>
+                    <w:jc w:val="center"/>
+                  </w:pPr>
+                  <w:r>
+                    <w:t xml:space="preserve">Séjour à la journée</w:t>
+                  </w:r>
+                </w:p>
+              </w:tc>
+              <w:tc>
+                <w:tcPr/>
+                <w:p>
+                  <w:pPr>
+                    <w:pStyle w:val="Compact"/>
+                    <w:jc w:val="left"/>
+                    <w:jc w:val="center"/>
+                  </w:pPr>
+                  <w:r>
+                    <w:t xml:space="preserve">Pas pour les équidés</w:t>
+                  </w:r>
+                </w:p>
+              </w:tc>
+            </w:tr>
+            <w:tr>
+              <w:tc>
+                <w:tcPr/>
+                <w:p>
+                  <w:pPr>
+                    <w:pStyle w:val="Compact"/>
+                    <w:jc w:val="left"/>
+                    <w:jc w:val="center"/>
+                  </w:pPr>
+                  <w:r>
+                    <w:rPr>
+                      <w:rStyle w:val="VerbatimChar"/>
+                    </w:rPr>
+                    <w:t xml:space="preserve">DeathBirth</w:t>
+                  </w:r>
+                </w:p>
+              </w:tc>
+              <w:tc>
+                <w:tcPr/>
+                <w:p>
+                  <w:pPr>
+                    <w:pStyle w:val="Compact"/>
+                    <w:jc w:val="left"/>
+                    <w:jc w:val="center"/>
+                  </w:pPr>
+                  <w:r>
+                    <w:t xml:space="preserve">Mortinaissance</w:t>
+                  </w:r>
+                </w:p>
+              </w:tc>
+              <w:tc>
+                <w:tcPr/>
+                <w:p>
+                  <w:pPr>
+                    <w:pStyle w:val="Compact"/>
+                    <w:jc w:val="left"/>
+                    <w:jc w:val="center"/>
+                  </w:pPr>
+                  <w:r>
+                    <w:t xml:space="preserve">Pas pour les équidés</w:t>
+                  </w:r>
+                </w:p>
+              </w:tc>
+            </w:tr>
+            <w:tr>
+              <w:tc>
+                <w:tcPr/>
+                <w:p>
+                  <w:pPr>
+                    <w:pStyle w:val="Compact"/>
+                    <w:jc w:val="left"/>
+                    <w:jc w:val="center"/>
+                  </w:pPr>
+                  <w:r>
+                    <w:rPr>
+                      <w:rStyle w:val="VerbatimChar"/>
+                    </w:rPr>
+                    <w:t xml:space="preserve">Deceased</w:t>
+                  </w:r>
+                </w:p>
+              </w:tc>
+              <w:tc>
+                <w:tcPr/>
+                <w:p>
+                  <w:pPr>
+                    <w:pStyle w:val="Compact"/>
+                    <w:jc w:val="left"/>
+                    <w:jc w:val="center"/>
+                  </w:pPr>
+                  <w:r>
+                    <w:t xml:space="preserve">Mort</w:t>
+                  </w:r>
+                </w:p>
+              </w:tc>
+              <w:tc>
+                <w:tcPr/>
+                <w:p>
+                  <w:pPr>
+                    <w:pStyle w:val="Compact"/>
+                    <w:jc w:val="left"/>
+                    <w:jc w:val="center"/>
+                  </w:pPr>
+                  <w:r>
+                    <w:t xml:space="preserve">Pour les équidés : euthanasie</w:t>
+                  </w:r>
+                </w:p>
+              </w:tc>
+            </w:tr>
+            <w:tr>
+              <w:tc>
+                <w:tcPr/>
+                <w:p>
+                  <w:pPr>
+                    <w:pStyle w:val="Compact"/>
+                    <w:jc w:val="left"/>
+                    <w:jc w:val="center"/>
+                  </w:pPr>
+                  <w:r>
+                    <w:rPr>
+                      <w:rStyle w:val="VerbatimChar"/>
+                    </w:rPr>
+                    <w:t xml:space="preserve">Export</w:t>
+                  </w:r>
+                </w:p>
+              </w:tc>
+              <w:tc>
+                <w:tcPr/>
+                <w:p>
+                  <w:pPr>
+                    <w:pStyle w:val="Compact"/>
+                    <w:jc w:val="left"/>
+                    <w:jc w:val="center"/>
+                  </w:pPr>
+                  <w:r>
+                    <w:t xml:space="preserve">Exportation</w:t>
+                  </w:r>
+                </w:p>
+              </w:tc>
+              <w:tc>
+                <w:tcPr/>
+                <w:p>
+                  <w:pPr>
+                    <w:pStyle w:val="Compact"/>
+                    <w:jc w:val="left"/>
+                    <w:jc w:val="center"/>
+                  </w:pPr>
+                  <w:r>
+                    <w:t xml:space="preserve">Pour les équidés : cession de propriété à l’étranger</w:t>
+                  </w:r>
+                </w:p>
+              </w:tc>
+            </w:tr>
+            <w:tr>
+              <w:tc>
+                <w:tcPr/>
+                <w:p>
+                  <w:pPr>
+                    <w:pStyle w:val="Compact"/>
+                    <w:jc w:val="left"/>
+                    <w:jc w:val="center"/>
+                  </w:pPr>
+                  <w:r>
+                    <w:rPr>
+                      <w:rStyle w:val="VerbatimChar"/>
+                    </w:rPr>
+                    <w:t xml:space="preserve">FirstRegistration</w:t>
+                  </w:r>
+                </w:p>
+              </w:tc>
+              <w:tc>
+                <w:tcPr/>
+                <w:p>
+                  <w:pPr>
+                    <w:pStyle w:val="Compact"/>
+                    <w:jc w:val="left"/>
+                    <w:jc w:val="center"/>
+                  </w:pPr>
+                  <w:r>
+                    <w:t xml:space="preserve">Premier enregistrement</w:t>
+                  </w:r>
+                </w:p>
+              </w:tc>
+              <w:tc>
+                <w:tcPr/>
+                <w:p>
+                  <w:pPr>
+                    <w:pStyle w:val="Compact"/>
+                  </w:pPr>
+                </w:p>
+              </w:tc>
+            </w:tr>
+            <w:tr>
+              <w:tc>
+                <w:tcPr/>
+                <w:p>
+                  <w:pPr>
+                    <w:pStyle w:val="Compact"/>
+                    <w:jc w:val="left"/>
+                    <w:jc w:val="center"/>
+                  </w:pPr>
+                  <w:r>
+                    <w:rPr>
+                      <w:rStyle w:val="VerbatimChar"/>
+                    </w:rPr>
+                    <w:t xml:space="preserve">Import</w:t>
+                  </w:r>
+                </w:p>
+              </w:tc>
+              <w:tc>
+                <w:tcPr/>
+                <w:p>
+                  <w:pPr>
+                    <w:pStyle w:val="Compact"/>
+                    <w:jc w:val="left"/>
+                    <w:jc w:val="center"/>
+                  </w:pPr>
+                  <w:r>
+                    <w:t xml:space="preserve">Importation</w:t>
+                  </w:r>
+                </w:p>
+              </w:tc>
+              <w:tc>
+                <w:tcPr/>
+                <w:p>
+                  <w:pPr>
+                    <w:pStyle w:val="Compact"/>
+                  </w:pPr>
+                </w:p>
+              </w:tc>
+            </w:tr>
+            <w:tr>
+              <w:tc>
+                <w:tcPr/>
+                <w:p>
+                  <w:pPr>
+                    <w:pStyle w:val="Compact"/>
+                    <w:jc w:val="left"/>
+                    <w:jc w:val="center"/>
+                  </w:pPr>
+                  <w:r>
+                    <w:rPr>
+                      <w:rStyle w:val="VerbatimChar"/>
+                    </w:rPr>
+                    <w:t xml:space="preserve">ImportAfterExport</w:t>
+                  </w:r>
+                </w:p>
+              </w:tc>
+              <w:tc>
+                <w:tcPr/>
+                <w:p>
+                  <w:pPr>
+                    <w:pStyle w:val="Compact"/>
+                    <w:jc w:val="left"/>
+                    <w:jc w:val="center"/>
+                  </w:pPr>
+                  <w:r>
+                    <w:t xml:space="preserve">Importation après exportation</w:t>
+                  </w:r>
+                </w:p>
+              </w:tc>
+              <w:tc>
+                <w:tcPr/>
+                <w:p>
+                  <w:pPr>
+                    <w:pStyle w:val="Compact"/>
+                    <w:jc w:val="left"/>
+                    <w:jc w:val="center"/>
+                  </w:pPr>
+                  <w:r>
+                    <w:t xml:space="preserve">Pas pour les équidés</w:t>
+                  </w:r>
+                </w:p>
+              </w:tc>
+            </w:tr>
+            <w:tr>
+              <w:tc>
+                <w:tcPr/>
+                <w:p>
+                  <w:pPr>
+                    <w:pStyle w:val="Compact"/>
+                    <w:jc w:val="left"/>
+                    <w:jc w:val="center"/>
+                  </w:pPr>
+                  <w:r>
+                    <w:rPr>
+                      <w:rStyle w:val="VerbatimChar"/>
+                    </w:rPr>
+                    <w:t xml:space="preserve">Leaving</w:t>
+                  </w:r>
+                </w:p>
+              </w:tc>
+              <w:tc>
+                <w:tcPr/>
+                <w:p>
+                  <w:pPr>
+                    <w:pStyle w:val="Compact"/>
+                    <w:jc w:val="left"/>
+                    <w:jc w:val="center"/>
+                  </w:pPr>
+                  <w:r>
+                    <w:t xml:space="preserve">Sortie</w:t>
+                  </w:r>
+                </w:p>
+              </w:tc>
+              <w:tc>
+                <w:tcPr/>
+                <w:p>
+                  <w:pPr>
+                    <w:pStyle w:val="Compact"/>
+                    <w:jc w:val="left"/>
+                    <w:jc w:val="center"/>
+                  </w:pPr>
+                  <w:r>
+                    <w:t xml:space="preserve">Pas pour les équidés</w:t>
+                  </w:r>
+                </w:p>
+              </w:tc>
+            </w:tr>
+            <w:tr>
+              <w:tc>
+                <w:tcPr/>
+                <w:p>
+                  <w:pPr>
+                    <w:pStyle w:val="Compact"/>
+                    <w:jc w:val="left"/>
+                    <w:jc w:val="center"/>
+                  </w:pPr>
+                  <w:r>
+                    <w:rPr>
+                      <w:rStyle w:val="VerbatimChar"/>
+                    </w:rPr>
+                    <w:t xml:space="preserve">LocationChange</w:t>
+                  </w:r>
+                </w:p>
+              </w:tc>
+              <w:tc>
+                <w:tcPr/>
+                <w:p>
+                  <w:pPr>
+                    <w:pStyle w:val="Compact"/>
+                    <w:jc w:val="left"/>
+                    <w:jc w:val="center"/>
+                  </w:pPr>
+                  <w:r>
+                    <w:t xml:space="preserve">Changement de lieu</w:t>
+                  </w:r>
+                </w:p>
+              </w:tc>
+              <w:tc>
+                <w:tcPr/>
+                <w:p>
+                  <w:pPr>
+                    <w:pStyle w:val="Compact"/>
+                    <w:jc w:val="left"/>
+                    <w:jc w:val="center"/>
+                  </w:pPr>
+                  <w:r>
+                    <w:t xml:space="preserve">Uniquement pour les équidés</w:t>
+                  </w:r>
+                </w:p>
+              </w:tc>
+            </w:tr>
+            <w:tr>
+              <w:tc>
+                <w:tcPr/>
+                <w:p>
+                  <w:pPr>
+                    <w:pStyle w:val="Compact"/>
+                    <w:jc w:val="left"/>
+                    <w:jc w:val="center"/>
+                  </w:pPr>
+                  <w:r>
+                    <w:rPr>
+                      <w:rStyle w:val="VerbatimChar"/>
+                    </w:rPr>
+                    <w:t xml:space="preserve">OnFarmSlaughter</w:t>
+                  </w:r>
+                </w:p>
+              </w:tc>
+              <w:tc>
+                <w:tcPr/>
+                <w:p>
+                  <w:pPr>
+                    <w:pStyle w:val="Compact"/>
+                    <w:jc w:val="left"/>
+                    <w:jc w:val="center"/>
+                  </w:pPr>
+                  <w:r>
+                    <w:t xml:space="preserve">Abattage à la ferme</w:t>
+                  </w:r>
+                </w:p>
+              </w:tc>
+              <w:tc>
+                <w:tcPr/>
+                <w:p>
+                  <w:pPr>
+                    <w:pStyle w:val="Compact"/>
+                    <w:jc w:val="left"/>
+                    <w:jc w:val="center"/>
+                  </w:pPr>
+                  <w:r>
+                    <w:t xml:space="preserve">Pas pour les équidés</w:t>
+                  </w:r>
+                </w:p>
+              </w:tc>
+            </w:tr>
+            <w:tr>
+              <w:tc>
+                <w:tcPr/>
+                <w:p>
+                  <w:pPr>
+                    <w:pStyle w:val="Compact"/>
+                    <w:jc w:val="left"/>
+                    <w:jc w:val="center"/>
+                  </w:pPr>
+                  <w:r>
+                    <w:rPr>
+                      <w:rStyle w:val="VerbatimChar"/>
+                    </w:rPr>
+                    <w:t xml:space="preserve">Slaughter</w:t>
+                  </w:r>
+                </w:p>
+              </w:tc>
+              <w:tc>
+                <w:tcPr/>
+                <w:p>
+                  <w:pPr>
+                    <w:pStyle w:val="Compact"/>
+                    <w:jc w:val="left"/>
+                    <w:jc w:val="center"/>
+                  </w:pPr>
+                  <w:r>
+                    <w:t xml:space="preserve">Abattage</w:t>
+                  </w:r>
+                </w:p>
+              </w:tc>
+              <w:tc>
+                <w:tcPr/>
+                <w:p>
+                  <w:pPr>
+                    <w:pStyle w:val="Compact"/>
+                  </w:pPr>
+                </w:p>
+              </w:tc>
+            </w:tr>
+          </w:tbl>
+          <w:bookmarkEnd w:id="191"/>
+          <w:p/>
+        </w:tc>
+      </w:tr>
+    </w:tbl>
+    <w:bookmarkEnd w:id="192"/>
+    <w:bookmarkEnd w:id="193"/>
+    <w:bookmarkStart w:id="194" w:name="sec-safety-consideration"/>
+    <w:p>
+      <w:pPr>
+        <w:pStyle w:val="berschrift1"/>
+      </w:pPr>
+      <w:r>
+        <w:t xml:space="preserve">5. Considérations de sécurité</w:t>
+      </w:r>
+    </w:p>
+    <w:p>
+      <w:pPr>
+        <w:pStyle w:val="FirstParagraph"/>
+      </w:pPr>
+      <w:r>
+        <w:t xml:space="preserve">Informations sur les bases légales expressément déterminantes ou remarque indiquant que les bases légales pertinentes doivent être respectées lors de la mise en œuvre.</w:t>
+      </w:r>
+    </w:p>
+    <w:bookmarkEnd w:id="194"/>
+    <w:bookmarkStart w:id="195" w:name="sec-disclaimer"/>
+    <w:p>
+      <w:pPr>
+        <w:pStyle w:val="berschrift1"/>
+      </w:pPr>
+      <w:r>
+        <w:t xml:space="preserve">6. Clause de non-responsabilité</w:t>
+      </w:r>
+    </w:p>
+    <w:p>
+      <w:pPr>
+        <w:pStyle w:val="FirstParagraph"/>
+      </w:pPr>
+      <w:r>
+        <w:t xml:space="preserve">Les standards eCH que l’association eCH met gratuitement à la disposition de l’utilisateur ou qui font référence à eCH n’ont que le statut de recommandations. L’association eCH décline toute responsabilité pour les décisions ou mesures prises par l’utilisateur sur la base de ces documents. Il incombe à l’utilisateur de vérifier lui-même les documents avant de les utiliser et, si nécessaire, de demander des conseils professionnels. Les standards eCH ne peuvent et ne doivent pas remplacer les conseils techniques, organisationnels ou juridiques dans un cas individuel.</w:t>
+      </w:r>
+    </w:p>
+    <w:p>
+      <w:pPr>
+        <w:pStyle w:val="Textkrper"/>
+      </w:pPr>
+      <w:r>
+        <w:t xml:space="preserve">Les documents, procédures, méthodes, produits et standards auxquels il est fait référence dans les standards eCH sont potentiellement protégés par des droits de marque, d’auteur ou de brevet. Il est de la responsabilité exclusive de l’utilisateur d’obtenir les licences nécessaires auprès des ayants droit et/ou des organisations.</w:t>
+      </w:r>
+    </w:p>
+    <w:p>
+      <w:pPr>
+        <w:pStyle w:val="Textkrper"/>
+      </w:pPr>
+      <w:r>
+        <w:t xml:space="preserve">Bien que l’association eCH ait apporté le soin nécessaire à l’élaboration des standards eCH, elle ne peut garantir ni assurer que les informations et documents fournis sont actuels, complets, exacts ou exempts d’erreurs. eCH se réserve le droit de modifier le contenu de ses standards à tout moment et sans préavis.</w:t>
+      </w:r>
+    </w:p>
+    <w:p>
+      <w:pPr>
+        <w:pStyle w:val="Textkrper"/>
+      </w:pPr>
+      <w:r>
+        <w:t xml:space="preserve">Toute responsabilité pour les dommages causés par l’utilisation des standards eCH par l’utilisateur est exclue dans les limites autorisées par la loi.</w:t>
+      </w:r>
+    </w:p>
+    <w:bookmarkEnd w:id="195"/>
+    <w:bookmarkStart w:id="196" w:name="sec-copyrights"/>
+    <w:p>
+      <w:pPr>
+        <w:pStyle w:val="berschrift1"/>
+      </w:pPr>
+      <w:r>
+        <w:t xml:space="preserve">7. Droits d’auteur</w:t>
+      </w:r>
+    </w:p>
+    <w:p>
+      <w:pPr>
+        <w:pStyle w:val="FirstParagraph"/>
+      </w:pPr>
+      <w:r>
+        <w:t xml:space="preserve">Les personnes qui élaborent les standards eCH restent propriétaires de leurs droits de propriété intellectuelle. Ces personnes s’engagent toutefois à mettre leurs droits de propriété intellectuelle ou d’autres droits sur des droits de propriété intellectuelle de tiers, dans la mesure du possible, à la disposition des groupes d’experts concernés et de l’association eCH, et ce gratuitement et pour une utilisation ainsi qu’un développement ultérieur illimités dans le cadre du but de l’association.</w:t>
+      </w:r>
+    </w:p>
+    <w:p>
+      <w:pPr>
+        <w:pStyle w:val="Textkrper"/>
+      </w:pPr>
+      <w:r>
+        <w:t xml:space="preserve">Les standards élaborés par les groupes d’experts peuvent être utilisés, diffusés et développés gratuitement et de manière illimitée en mentionnant le nom de l’auteur respectif d’eCH.</w:t>
+      </w:r>
+    </w:p>
+    <w:p>
+      <w:pPr>
+        <w:pStyle w:val="Textkrper"/>
+      </w:pPr>
+      <w:r>
+        <w:t xml:space="preserve">Les standards eCH sont entièrement documentés et libres de toute restriction de droit de licence et/ou de brevet. La documentation correspondante peut être demandée gratuitement.</w:t>
+      </w:r>
+      <w:r>
+        <w:t xml:space="preserve"> </w:t>
+      </w:r>
+      <w:r>
+        <w:t xml:space="preserve">Ces dispositions ne s’appliquent toutefois qu’aux standards élaborés par eCH, et non aux standards ou produits de tiers qui font référence aux standards eCH. Les standards contiennent les références correspondantes aux droits de tiers.</w:t>
+      </w:r>
+    </w:p>
+    <w:bookmarkEnd w:id="196"/>
+    <w:bookmarkStart w:id="200" w:name="sec-appendix-a"/>
+    <w:p>
+      <w:pPr>
+        <w:pStyle w:val="berschrift1"/>
+      </w:pPr>
+      <w:r>
+        <w:t xml:space="preserve">8. Annexe A - Références</w:t>
+      </w:r>
+    </w:p>
+    <w:bookmarkStart w:id="199" w:name="refs"/>
+    <w:bookmarkStart w:id="198" w:name="ref-Turtle"/>
+    <w:p>
+      <w:pPr>
+        <w:pStyle w:val="Bibliography"/>
+      </w:pPr>
+      <w:r>
+        <w:t xml:space="preserve">[Turtle]</w:t>
+      </w:r>
+      <w:r>
+        <w:t xml:space="preserve"> </w:t>
+      </w:r>
+      <w:r>
+        <w:t xml:space="preserve">	</w:t>
+      </w:r>
+      <w:r>
+        <w:t xml:space="preserve">Beckett, David ; Berners-Lee, Tim ; Prud’hommeaux, Eric ; Carothers, Gavin:</w:t>
+      </w:r>
+      <w:r>
+        <w:t xml:space="preserve"> </w:t>
+      </w:r>
+      <w:hyperlink r:id="rId197">
+        <w:r>
+          <w:rPr>
+            <w:rStyle w:val="Hyperlink"/>
+            <w:i/>
+            <w:iCs/>
+          </w:rPr>
+          <w:t xml:space="preserve">RDF 1.1 Turtle – Terse RDF Triple Language</w:t>
+        </w:r>
+      </w:hyperlink>
+      <w:r>
+        <w:t xml:space="preserve"> </w:t>
+      </w:r>
+      <w:r>
+        <w:t xml:space="preserve">(W3C Recommendation) : World Wide Web Consortium (W3C), 2014</w:t>
+      </w:r>
+    </w:p>
+    <w:bookmarkEnd w:id="198"/>
+    <w:bookmarkEnd w:id="199"/>
+    <w:bookmarkEnd w:id="200"/>
+    <w:bookmarkStart w:id="201" w:name="sec-appendix-b"/>
+    <w:p>
+      <w:pPr>
+        <w:pStyle w:val="berschrift1"/>
+      </w:pPr>
+      <w:r>
+        <w:t xml:space="preserve">9. Annexe B - Collaboration et Vérification</w:t>
+      </w:r>
+    </w:p>
+    <w:bookmarkEnd w:id="201"/>
+    <w:bookmarkStart w:id="203" w:name="sec-appendix-c"/>
+    <w:p>
+      <w:pPr>
+        <w:pStyle w:val="berschrift1"/>
+      </w:pPr>
+      <w:r>
+        <w:t xml:space="preserve">10. Annexe C - Abréviations et glossaire</w:t>
+      </w:r>
+    </w:p>
+    <w:tbl>
+      <w:tblPr>
+        <w:tblStyle w:val="Table"/>
+        <w:tblW w:type="pct" w:w="5000"/>
+        <w:tblLayout w:type="fixed"/>
+        <w:tblLook w:firstRow="0" w:lastRow="0" w:firstColumn="0" w:lastColumn="0" w:noHBand="0" w:noVBand="0" w:val="0000"/>
+      </w:tblPr>
+      <w:tblGrid>
+        <w:gridCol w:w="7920"/>
+      </w:tblGrid>
+      <w:tr>
+        <w:tc>
+          <w:tcPr/>
+          <w:bookmarkStart w:id="202" w:name="tbl-glossary"/>
+          <w:p>
+            <w:pPr>
+              <w:jc w:val="center"/>
+            </w:pPr>
+            <w:pPr>
+              <w:jc w:val="left"/>
+              <w:spacing w:before="200"/>
+              <w:pStyle w:val="ImageCaption"/>
+            </w:pPr>
+            <w:r>
+              <w:t xml:space="preserve">Table 13: Glossaire de l’eCH-0309</w:t>
             </w:r>
           </w:p>
           <w:tbl>
@@ -8981,13 +9608,13 @@
               </w:tc>
             </w:tr>
           </w:tbl>
-          <w:bookmarkEnd w:id="156"/>
+          <w:bookmarkEnd w:id="202"/>
           <w:p/>
         </w:tc>
       </w:tr>
     </w:tbl>
-    <w:bookmarkEnd w:id="157"/>
-    <w:bookmarkStart w:id="158" w:name="sec-appendix-d"/>
+    <w:bookmarkEnd w:id="203"/>
+    <w:bookmarkStart w:id="204" w:name="sec-appendix-d"/>
     <w:p>
       <w:pPr>
         <w:pStyle w:val="berschrift1"/>
@@ -8996,8 +9623,8 @@
         <w:t xml:space="preserve">11. Annexe D - Modifications par rapport à la version précédente</w:t>
       </w:r>
     </w:p>
-    <w:bookmarkEnd w:id="158"/>
-    <w:bookmarkStart w:id="159" w:name="sec-appendix-e"/>
+    <w:bookmarkEnd w:id="204"/>
+    <w:bookmarkStart w:id="205" w:name="sec-appendix-e"/>
     <w:p>
       <w:pPr>
         <w:pStyle w:val="berschrift1"/>
@@ -9006,8 +9633,8 @@
         <w:t xml:space="preserve">12. Annexe E - Table des illustrations</w:t>
       </w:r>
     </w:p>
-    <w:bookmarkEnd w:id="159"/>
-    <w:bookmarkStart w:id="160" w:name="sec-appendix-f"/>
+    <w:bookmarkEnd w:id="205"/>
+    <w:bookmarkStart w:id="206" w:name="sec-appendix-f"/>
     <w:p>
       <w:pPr>
         <w:pStyle w:val="berschrift1"/>
@@ -9016,7 +9643,7 @@
         <w:t xml:space="preserve">13. Annexe F - Liste des tableaux</w:t>
       </w:r>
     </w:p>
-    <w:bookmarkEnd w:id="160"/>
+    <w:bookmarkEnd w:id="206"/>
     <w:sectPr>
       <w:headerReference r:id="rId13" w:type="default"/>
       <w:footerReference r:id="rId14" w:type="default"/>
@@ -9486,6 +10113,497 @@
       <w:r>
         <w:separator/>
       </w:r>
+    </w:p>
+  </w:footnote>
+  <w:footnote w:id="28">
+    <w:p>
+      <w:pPr>
+        <w:pStyle w:val="Funotentext"/>
+      </w:pPr>
+      <w:r>
+        <w:rPr>
+          <w:rStyle w:val="FootnoteReference"/>
+        </w:rPr>
+        <w:footnoteRef/>
+      </w:r>
+      <w:r>
+        <w:t xml:space="preserve"> </w:t>
+      </w:r>
+      <w:hyperlink r:id="rId29">
+        <w:r>
+          <w:rPr>
+            <w:rStyle w:val="Hyperlink"/>
+          </w:rPr>
+          <w:t xml:space="preserve">https://www.news.admin.ch/de/nsb?id=57438</w:t>
+        </w:r>
+      </w:hyperlink>
+    </w:p>
+  </w:footnote>
+  <w:footnote w:id="30">
+    <w:p>
+      <w:pPr>
+        <w:pStyle w:val="Funotentext"/>
+      </w:pPr>
+      <w:r>
+        <w:rPr>
+          <w:rStyle w:val="FootnoteReference"/>
+        </w:rPr>
+        <w:footnoteRef/>
+      </w:r>
+      <w:r>
+        <w:t xml:space="preserve"> </w:t>
+      </w:r>
+      <w:hyperlink r:id="rId31">
+        <w:r>
+          <w:rPr>
+            <w:rStyle w:val="Hyperlink"/>
+          </w:rPr>
+          <w:t xml:space="preserve">https://www.fedlex.admin.ch/eli/cc/1966/1565_1621_1604/de</w:t>
+        </w:r>
+      </w:hyperlink>
+    </w:p>
+  </w:footnote>
+  <w:footnote w:id="32">
+    <w:p>
+      <w:pPr>
+        <w:pStyle w:val="Funotentext"/>
+      </w:pPr>
+      <w:r>
+        <w:rPr>
+          <w:rStyle w:val="FootnoteReference"/>
+        </w:rPr>
+        <w:footnoteRef/>
+      </w:r>
+      <w:r>
+        <w:t xml:space="preserve"> </w:t>
+      </w:r>
+      <w:hyperlink r:id="rId33">
+        <w:r>
+          <w:rPr>
+            <w:rStyle w:val="Hyperlink"/>
+          </w:rPr>
+          <w:t xml:space="preserve">https://www.fedlex.admin.ch/eli/cc/1995/3716_3716_3716/de</w:t>
+        </w:r>
+      </w:hyperlink>
+    </w:p>
+  </w:footnote>
+  <w:footnote w:id="34">
+    <w:p>
+      <w:pPr>
+        <w:pStyle w:val="Funotentext"/>
+      </w:pPr>
+      <w:r>
+        <w:rPr>
+          <w:rStyle w:val="FootnoteReference"/>
+        </w:rPr>
+        <w:footnoteRef/>
+      </w:r>
+      <w:r>
+        <w:t xml:space="preserve"> </w:t>
+      </w:r>
+      <w:hyperlink r:id="rId35">
+        <w:r>
+          <w:rPr>
+            <w:rStyle w:val="Hyperlink"/>
+          </w:rPr>
+          <w:t xml:space="preserve">https://eur-lex.europa.eu/DE/legal-content/summary/the-eu-animal-health-law.html</w:t>
+        </w:r>
+      </w:hyperlink>
+    </w:p>
+  </w:footnote>
+  <w:footnote w:id="36">
+    <w:p>
+      <w:pPr>
+        <w:pStyle w:val="Funotentext"/>
+      </w:pPr>
+      <w:r>
+        <w:rPr>
+          <w:rStyle w:val="FootnoteReference"/>
+        </w:rPr>
+        <w:footnoteRef/>
+      </w:r>
+      <w:r>
+        <w:t xml:space="preserve"> </w:t>
+      </w:r>
+      <w:hyperlink r:id="rId37">
+        <w:r>
+          <w:rPr>
+            <w:rStyle w:val="Hyperlink"/>
+          </w:rPr>
+          <w:t xml:space="preserve">https://fedlex.data.admin.ch/eli/cc/2011/775</w:t>
+        </w:r>
+      </w:hyperlink>
+      <w:r>
+        <w:t xml:space="preserve">, Version 1.1.2014, Seite 20</w:t>
+      </w:r>
+    </w:p>
+  </w:footnote>
+  <w:footnote w:id="38">
+    <w:p>
+      <w:pPr>
+        <w:pStyle w:val="Funotentext"/>
+      </w:pPr>
+      <w:r>
+        <w:rPr>
+          <w:rStyle w:val="FootnoteReference"/>
+        </w:rPr>
+        <w:footnoteRef/>
+      </w:r>
+      <w:r>
+        <w:t xml:space="preserve"> </w:t>
+      </w:r>
+      <w:hyperlink r:id="rId39">
+        <w:r>
+          <w:rPr>
+            <w:rStyle w:val="Hyperlink"/>
+          </w:rPr>
+          <w:t xml:space="preserve">https://www.fedlex.admin.ch/eli/cc/2021/751/de#annex_1/lvl_u1/lvl_2</w:t>
+        </w:r>
+      </w:hyperlink>
+    </w:p>
+  </w:footnote>
+  <w:footnote w:id="40">
+    <w:p>
+      <w:pPr>
+        <w:pStyle w:val="Funotentext"/>
+      </w:pPr>
+      <w:r>
+        <w:rPr>
+          <w:rStyle w:val="FootnoteReference"/>
+        </w:rPr>
+        <w:footnoteRef/>
+      </w:r>
+      <w:r>
+        <w:t xml:space="preserve"> </w:t>
+      </w:r>
+      <w:hyperlink r:id="rId41">
+        <w:r>
+          <w:rPr>
+            <w:rStyle w:val="Hyperlink"/>
+          </w:rPr>
+          <w:t xml:space="preserve">https://www.fedlex.admin.ch/eli/cc/1966/1565_1621_1604/de#art_14</w:t>
+        </w:r>
+      </w:hyperlink>
+      <w:r>
+        <w:t xml:space="preserve">,</w:t>
+      </w:r>
+      <w:r>
+        <w:t xml:space="preserve"> </w:t>
+      </w:r>
+      <w:hyperlink r:id="rId42">
+        <w:r>
+          <w:rPr>
+            <w:rStyle w:val="Hyperlink"/>
+          </w:rPr>
+          <w:t xml:space="preserve">https://www.fedlex.admin.ch/eli/cc/1966/1565_1621_1604/de#art_15_a</w:t>
+        </w:r>
+      </w:hyperlink>
+    </w:p>
+  </w:footnote>
+  <w:footnote w:id="43">
+    <w:p>
+      <w:pPr>
+        <w:pStyle w:val="Funotentext"/>
+      </w:pPr>
+      <w:r>
+        <w:rPr>
+          <w:rStyle w:val="FootnoteReference"/>
+        </w:rPr>
+        <w:footnoteRef/>
+      </w:r>
+      <w:r>
+        <w:t xml:space="preserve"> </w:t>
+      </w:r>
+      <w:hyperlink r:id="rId44">
+        <w:r>
+          <w:rPr>
+            <w:rStyle w:val="Hyperlink"/>
+          </w:rPr>
+          <w:t xml:space="preserve">https://www.fedlex.admin.ch/eli/cc/1995/3716_3716_3716/de#art_14</w:t>
+        </w:r>
+      </w:hyperlink>
+    </w:p>
+  </w:footnote>
+  <w:footnote w:id="45">
+    <w:p>
+      <w:pPr>
+        <w:pStyle w:val="Funotentext"/>
+      </w:pPr>
+      <w:r>
+        <w:rPr>
+          <w:rStyle w:val="FootnoteReference"/>
+        </w:rPr>
+        <w:footnoteRef/>
+      </w:r>
+      <w:r>
+        <w:t xml:space="preserve"> </w:t>
+      </w:r>
+      <w:hyperlink r:id="rId46">
+        <w:r>
+          <w:rPr>
+            <w:rStyle w:val="Hyperlink"/>
+          </w:rPr>
+          <w:t xml:space="preserve">https://www.blw.admin.ch/blw/de/home/politik/datenmanagement/agate.html</w:t>
+        </w:r>
+      </w:hyperlink>
+    </w:p>
+  </w:footnote>
+  <w:footnote w:id="47">
+    <w:p>
+      <w:pPr>
+        <w:pStyle w:val="Funotentext"/>
+      </w:pPr>
+      <w:r>
+        <w:rPr>
+          <w:rStyle w:val="FootnoteReference"/>
+        </w:rPr>
+        <w:footnoteRef/>
+      </w:r>
+      <w:r>
+        <w:t xml:space="preserve"> </w:t>
+      </w:r>
+      <w:hyperlink r:id="rId48">
+        <w:r>
+          <w:rPr>
+            <w:rStyle w:val="Hyperlink"/>
+          </w:rPr>
+          <w:t xml:space="preserve">https://www.blw.admin.ch/blw/de/home/politik/datenmanagement/agate/agis.html</w:t>
+        </w:r>
+      </w:hyperlink>
+    </w:p>
+  </w:footnote>
+  <w:footnote w:id="49">
+    <w:p>
+      <w:pPr>
+        <w:pStyle w:val="Funotentext"/>
+      </w:pPr>
+      <w:r>
+        <w:rPr>
+          <w:rStyle w:val="FootnoteReference"/>
+        </w:rPr>
+        <w:footnoteRef/>
+      </w:r>
+      <w:r>
+        <w:t xml:space="preserve"> </w:t>
+      </w:r>
+      <w:hyperlink r:id="rId50">
+        <w:r>
+          <w:rPr>
+            <w:rStyle w:val="Hyperlink"/>
+          </w:rPr>
+          <w:t xml:space="preserve">https://www.fedlex.admin.ch/eli/cc/2021/751/de</w:t>
+        </w:r>
+      </w:hyperlink>
+    </w:p>
+  </w:footnote>
+  <w:footnote w:id="51">
+    <w:p>
+      <w:pPr>
+        <w:pStyle w:val="Funotentext"/>
+      </w:pPr>
+      <w:r>
+        <w:rPr>
+          <w:rStyle w:val="FootnoteReference"/>
+        </w:rPr>
+        <w:footnoteRef/>
+      </w:r>
+      <w:r>
+        <w:t xml:space="preserve"> </w:t>
+      </w:r>
+      <w:hyperlink r:id="rId52">
+        <w:r>
+          <w:rPr>
+            <w:rStyle w:val="Hyperlink"/>
+          </w:rPr>
+          <w:t xml:space="preserve">https://www.fedlex.admin.ch/eli/cc/1998/3033_3033_3033/de</w:t>
+        </w:r>
+      </w:hyperlink>
+    </w:p>
+  </w:footnote>
+  <w:footnote w:id="53">
+    <w:p>
+      <w:pPr>
+        <w:pStyle w:val="Funotentext"/>
+      </w:pPr>
+      <w:r>
+        <w:rPr>
+          <w:rStyle w:val="FootnoteReference"/>
+        </w:rPr>
+        <w:footnoteRef/>
+      </w:r>
+      <w:r>
+        <w:t xml:space="preserve"> </w:t>
+      </w:r>
+      <w:hyperlink r:id="rId54">
+        <w:r>
+          <w:rPr>
+            <w:rStyle w:val="Hyperlink"/>
+          </w:rPr>
+          <w:t xml:space="preserve">https://www.fedlex.admin.ch/eli/cc/2013/765/de#tit_2/chap_5/sec_7</w:t>
+        </w:r>
+      </w:hyperlink>
+      <w:r>
+        <w:t xml:space="preserve">,</w:t>
+      </w:r>
+      <w:r>
+        <w:t xml:space="preserve"> </w:t>
+      </w:r>
+      <w:hyperlink r:id="rId55">
+        <w:r>
+          <w:rPr>
+            <w:rStyle w:val="Hyperlink"/>
+          </w:rPr>
+          <w:t xml:space="preserve">https://www.fedlex.admin.ch/eli/cc/2013/765/de#tit_2/chap_5/sec_8</w:t>
+        </w:r>
+      </w:hyperlink>
+      <w:r>
+        <w:t xml:space="preserve">,</w:t>
+      </w:r>
+      <w:r>
+        <w:t xml:space="preserve"> </w:t>
+      </w:r>
+      <w:hyperlink r:id="rId56">
+        <w:r>
+          <w:rPr>
+            <w:rStyle w:val="Hyperlink"/>
+          </w:rPr>
+          <w:t xml:space="preserve">https://www.fedlex.admin.ch/eli/cc/2013/765/de#tit_2/chap_5/sec_9</w:t>
+        </w:r>
+      </w:hyperlink>
+    </w:p>
+  </w:footnote>
+  <w:footnote w:id="57">
+    <w:p>
+      <w:pPr>
+        <w:pStyle w:val="Funotentext"/>
+      </w:pPr>
+      <w:r>
+        <w:rPr>
+          <w:rStyle w:val="FootnoteReference"/>
+        </w:rPr>
+        <w:footnoteRef/>
+      </w:r>
+      <w:r>
+        <w:t xml:space="preserve"> </w:t>
+      </w:r>
+      <w:hyperlink r:id="rId58">
+        <w:r>
+          <w:rPr>
+            <w:rStyle w:val="Hyperlink"/>
+          </w:rPr>
+          <w:t xml:space="preserve">https://www.blw.admin.ch/de/agrarumweltmonitoring</w:t>
+        </w:r>
+      </w:hyperlink>
+    </w:p>
+  </w:footnote>
+  <w:footnote w:id="59">
+    <w:p>
+      <w:pPr>
+        <w:pStyle w:val="Funotentext"/>
+      </w:pPr>
+      <w:r>
+        <w:rPr>
+          <w:rStyle w:val="FootnoteReference"/>
+        </w:rPr>
+        <w:footnoteRef/>
+      </w:r>
+      <w:r>
+        <w:t xml:space="preserve"> </w:t>
+      </w:r>
+      <w:hyperlink r:id="rId60">
+        <w:r>
+          <w:rPr>
+            <w:rStyle w:val="Hyperlink"/>
+          </w:rPr>
+          <w:t xml:space="preserve">https://www.bfs.admin.ch/bfs/de/home/statistiken/land-forstwirtschaft/erhebungen/stru.html</w:t>
+        </w:r>
+      </w:hyperlink>
+    </w:p>
+  </w:footnote>
+  <w:footnote w:id="61">
+    <w:p>
+      <w:pPr>
+        <w:pStyle w:val="Funotentext"/>
+      </w:pPr>
+      <w:r>
+        <w:rPr>
+          <w:rStyle w:val="FootnoteReference"/>
+        </w:rPr>
+        <w:footnoteRef/>
+      </w:r>
+      <w:r>
+        <w:t xml:space="preserve"> </w:t>
+      </w:r>
+      <w:hyperlink r:id="rId62">
+        <w:r>
+          <w:rPr>
+            <w:rStyle w:val="Hyperlink"/>
+          </w:rPr>
+          <w:t xml:space="preserve">https://www.sbv-usp.ch/de/services/agristat-statistik-der-schweizer-landwirtschaft</w:t>
+        </w:r>
+      </w:hyperlink>
+    </w:p>
+  </w:footnote>
+  <w:footnote w:id="63">
+    <w:p>
+      <w:pPr>
+        <w:pStyle w:val="Funotentext"/>
+      </w:pPr>
+      <w:r>
+        <w:rPr>
+          <w:rStyle w:val="FootnoteReference"/>
+        </w:rPr>
+        <w:footnoteRef/>
+      </w:r>
+      <w:r>
+        <w:t xml:space="preserve"> </w:t>
+      </w:r>
+      <w:hyperlink r:id="rId64">
+        <w:r>
+          <w:rPr>
+            <w:rStyle w:val="Hyperlink"/>
+          </w:rPr>
+          <w:t xml:space="preserve">https://www.proviande.ch/de/herkunft</w:t>
+        </w:r>
+      </w:hyperlink>
+      <w:r>
+        <w:t xml:space="preserve">,</w:t>
+      </w:r>
+      <w:r>
+        <w:t xml:space="preserve"> </w:t>
+      </w:r>
+      <w:hyperlink r:id="rId65">
+        <w:r>
+          <w:rPr>
+            <w:rStyle w:val="Hyperlink"/>
+          </w:rPr>
+          <w:t xml:space="preserve">https://www.identitas.ch/produkte/labelbase</w:t>
+        </w:r>
+      </w:hyperlink>
+    </w:p>
+  </w:footnote>
+  <w:footnote w:id="66">
+    <w:p>
+      <w:pPr>
+        <w:pStyle w:val="Funotentext"/>
+      </w:pPr>
+      <w:r>
+        <w:rPr>
+          <w:rStyle w:val="FootnoteReference"/>
+        </w:rPr>
+        <w:footnoteRef/>
+      </w:r>
+      <w:r>
+        <w:t xml:space="preserve"> </w:t>
+      </w:r>
+      <w:hyperlink r:id="rId67">
+        <w:r>
+          <w:rPr>
+            <w:rStyle w:val="Hyperlink"/>
+          </w:rPr>
+          <w:t xml:space="preserve">https://tierstatistik.identitas.ch</w:t>
+        </w:r>
+      </w:hyperlink>
     </w:p>
   </w:footnote>
 </w:footnotes>
@@ -14675,6 +15793,12 @@
     <w:abstractNumId w:val="991"/>
   </w:num>
   <w:num w:numId="1041">
+    <w:abstractNumId w:val="991"/>
+  </w:num>
+  <w:num w:numId="1042">
+    <w:abstractNumId w:val="991"/>
+  </w:num>
+  <w:num w:numId="1043">
     <w:abstractNumId w:val="991"/>
   </w:num>
 </w:numbering>

--- a/fr/index.docx
+++ b/fr/index.docx
@@ -15,7 +15,7 @@
         <w:pStyle w:val="Date"/>
       </w:pPr>
       <w:r>
-        <w:t xml:space="preserve">19 octobre 2026</w:t>
+        <w:t xml:space="preserve">30 octobre 2026</w:t>
       </w:r>
     </w:p>
     <w:p>
@@ -574,6 +574,62 @@
                     <w:jc w:val="center"/>
                   </w:pPr>
                   <w:r>
+                    <w:t xml:space="preserve">codelist:</w:t>
+                  </w:r>
+                </w:p>
+              </w:tc>
+              <w:tc>
+                <w:tcPr/>
+                <w:p>
+                  <w:pPr>
+                    <w:pStyle w:val="Compact"/>
+                    <w:jc w:val="left"/>
+                    <w:jc w:val="center"/>
+                  </w:pPr>
+                  <w:r>
+                    <w:t xml:space="preserve">https://agriculture.ld.admin.ch/eCH-0309/1/codelist/</w:t>
+                  </w:r>
+                </w:p>
+              </w:tc>
+            </w:tr>
+            <w:tr>
+              <w:tc>
+                <w:tcPr/>
+                <w:p>
+                  <w:pPr>
+                    <w:pStyle w:val="Compact"/>
+                    <w:jc w:val="left"/>
+                    <w:jc w:val="center"/>
+                  </w:pPr>
+                  <w:r>
+                    <w:t xml:space="preserve">schema:</w:t>
+                  </w:r>
+                </w:p>
+              </w:tc>
+              <w:tc>
+                <w:tcPr/>
+                <w:p>
+                  <w:pPr>
+                    <w:pStyle w:val="Compact"/>
+                    <w:jc w:val="left"/>
+                    <w:jc w:val="center"/>
+                  </w:pPr>
+                  <w:r>
+                    <w:t xml:space="preserve">http://schema.org/</w:t>
+                  </w:r>
+                </w:p>
+              </w:tc>
+            </w:tr>
+            <w:tr>
+              <w:tc>
+                <w:tcPr/>
+                <w:p>
+                  <w:pPr>
+                    <w:pStyle w:val="Compact"/>
+                    <w:jc w:val="left"/>
+                    <w:jc w:val="center"/>
+                  </w:pPr>
+                  <w:r>
                     <w:t xml:space="preserve">xsd:</w:t>
                   </w:r>
                 </w:p>
@@ -599,7 +655,7 @@
       </w:tr>
     </w:tbl>
     <w:bookmarkEnd w:id="73"/>
-    <w:bookmarkStart w:id="169" w:name="sec-data-model"/>
+    <w:bookmarkStart w:id="158" w:name="sec-data-model"/>
     <w:p>
       <w:pPr>
         <w:pStyle w:val="berschrift1"/>
@@ -756,7 +812,7 @@
         <w:t xml:space="preserve">. Le diagramme n’indique ni les types de données ni les descriptions: celles-ci suivent dans les sections consacrées aux différentes classes.</w:t>
       </w:r>
     </w:p>
-    <w:bookmarkStart w:id="100" w:name="sec-nodeshape-animalshape"/>
+    <w:bookmarkStart w:id="97" w:name="sec-nodeshape-animalshape"/>
     <w:p>
       <w:pPr>
         <w:pStyle w:val="berschrift2"/>
@@ -825,7 +881,7 @@
       </w:hyperlink>
     </w:p>
     <w:bookmarkEnd w:id="80"/>
-    <w:bookmarkStart w:id="98" w:name="sec-nodeshape-animalshape-properties"/>
+    <w:bookmarkStart w:id="95" w:name="sec-nodeshape-animalshape-properties"/>
     <w:p>
       <w:pPr>
         <w:pStyle w:val="berschrift3"/>
@@ -837,14 +893,14 @@
     <w:tbl>
       <w:tblPr>
         <w:tblStyle w:val="Table"/>
-        <w:tblW w:type="pct" w:w="4972"/>
+        <w:tblW w:type="pct" w:w="4968"/>
         <w:tblLayout w:type="fixed"/>
         <w:tblLook w:firstRow="1" w:lastRow="0" w:firstColumn="0" w:lastColumn="0" w:noHBand="0" w:noVBand="0" w:val="0020"/>
       </w:tblPr>
       <w:tblGrid>
-        <w:gridCol w:w="3413"/>
-        <w:gridCol w:w="3806"/>
-        <w:gridCol w:w="656"/>
+        <w:gridCol w:w="3960"/>
+        <w:gridCol w:w="3147"/>
+        <w:gridCol w:w="761"/>
       </w:tblGrid>
       <w:tr>
         <w:trPr>
@@ -1099,7 +1155,13 @@
               <w:jc w:val="left"/>
             </w:pPr>
             <w:r>
-              <w:t xml:space="preserve">Type: Chaîne de caractères (</w:t>
+              <w:t xml:space="preserve">Type: Chaîne de caractères</w:t>
+            </w:r>
+            <w:r>
+              <w:t xml:space="preserve"> </w:t>
+            </w:r>
+            <w:r>
+              <w:t xml:space="preserve">(</w:t>
             </w:r>
             <w:hyperlink r:id="rId84">
               <w:r>
@@ -1196,7 +1258,39 @@
                 <w:rPr>
                   <w:rStyle w:val="Hyperlink"/>
                 </w:rPr>
-                <w:t xml:space="preserve">:Genus</w:t>
+                <w:t xml:space="preserve">schema:CategoryCode</w:t>
+              </w:r>
+            </w:hyperlink>
+            <w:r>
+              <w:t xml:space="preserve">,</w:t>
+            </w:r>
+            <w:r>
+              <w:t xml:space="preserve"> </w:t>
+            </w:r>
+            <w:r>
+              <w:t xml:space="preserve">voir la liste de codes</w:t>
+            </w:r>
+            <w:r>
+              <w:t xml:space="preserve"> </w:t>
+            </w:r>
+            <w:hyperlink w:anchor="sec-codelist-genus">
+              <w:r>
+                <w:rPr>
+                  <w:rStyle w:val="Hyperlink"/>
+                </w:rPr>
+                <w:t xml:space="preserve">Espèce d’animal de</w:t>
+              </w:r>
+              <w:r>
+                <w:rPr>
+                  <w:rStyle w:val="Hyperlink"/>
+                </w:rPr>
+                <w:t xml:space="preserve"> </w:t>
+              </w:r>
+              <w:r>
+                <w:rPr>
+                  <w:rStyle w:val="Hyperlink"/>
+                </w:rPr>
+                <w:t xml:space="preserve">rente</w:t>
               </w:r>
             </w:hyperlink>
           </w:p>
@@ -1265,12 +1359,32 @@
             <w:r>
               <w:t xml:space="preserve"> </w:t>
             </w:r>
-            <w:hyperlink r:id="rId88">
+            <w:hyperlink r:id="rId86">
               <w:r>
                 <w:rPr>
                   <w:rStyle w:val="Hyperlink"/>
                 </w:rPr>
-                <w:t xml:space="preserve">:Gender</w:t>
+                <w:t xml:space="preserve">schema:CategoryCode</w:t>
+              </w:r>
+            </w:hyperlink>
+            <w:r>
+              <w:t xml:space="preserve">,</w:t>
+            </w:r>
+            <w:r>
+              <w:t xml:space="preserve"> </w:t>
+            </w:r>
+            <w:r>
+              <w:t xml:space="preserve">voir la liste de codes</w:t>
+            </w:r>
+            <w:r>
+              <w:t xml:space="preserve"> </w:t>
+            </w:r>
+            <w:hyperlink w:anchor="sec-codelist-gender">
+              <w:r>
+                <w:rPr>
+                  <w:rStyle w:val="Hyperlink"/>
+                </w:rPr>
+                <w:t xml:space="preserve">Sexe</w:t>
               </w:r>
             </w:hyperlink>
           </w:p>
@@ -1309,7 +1423,7 @@
             <w:r>
               <w:t xml:space="preserve">(</w:t>
             </w:r>
-            <w:hyperlink r:id="rId89">
+            <w:hyperlink r:id="rId88">
               <w:r>
                 <w:rPr>
                   <w:rStyle w:val="Hyperlink"/>
@@ -1334,9 +1448,15 @@
               <w:jc w:val="left"/>
             </w:pPr>
             <w:r>
-              <w:t xml:space="preserve">Type: Date (</w:t>
-            </w:r>
-            <w:hyperlink r:id="rId90">
+              <w:t xml:space="preserve">Type: Date</w:t>
+            </w:r>
+            <w:r>
+              <w:t xml:space="preserve"> </w:t>
+            </w:r>
+            <w:r>
+              <w:t xml:space="preserve">(</w:t>
+            </w:r>
+            <w:hyperlink r:id="rId89">
               <w:r>
                 <w:rPr>
                   <w:rStyle w:val="Hyperlink"/>
@@ -1383,7 +1503,7 @@
             <w:r>
               <w:t xml:space="preserve">(</w:t>
             </w:r>
-            <w:hyperlink r:id="rId91">
+            <w:hyperlink r:id="rId90">
               <w:r>
                 <w:rPr>
                   <w:rStyle w:val="Hyperlink"/>
@@ -1408,9 +1528,15 @@
               <w:jc w:val="left"/>
             </w:pPr>
             <w:r>
-              <w:t xml:space="preserve">Type: Date (</w:t>
-            </w:r>
-            <w:hyperlink r:id="rId90">
+              <w:t xml:space="preserve">Type: Date</w:t>
+            </w:r>
+            <w:r>
+              <w:t xml:space="preserve"> </w:t>
+            </w:r>
+            <w:r>
+              <w:t xml:space="preserve">(</w:t>
+            </w:r>
+            <w:hyperlink r:id="rId89">
               <w:r>
                 <w:rPr>
                   <w:rStyle w:val="Hyperlink"/>
@@ -1457,7 +1583,7 @@
             <w:r>
               <w:t xml:space="preserve">(</w:t>
             </w:r>
-            <w:hyperlink r:id="rId92">
+            <w:hyperlink r:id="rId91">
               <w:r>
                 <w:rPr>
                   <w:rStyle w:val="Hyperlink"/>
@@ -1478,13 +1604,7 @@
               <w:t xml:space="preserve"> </w:t>
             </w:r>
             <w:r>
-              <w:t xml:space="preserve">pour les équidés ; le catalogue d’objets attribue donc à l’attribut une</w:t>
-            </w:r>
-            <w:r>
-              <w:t xml:space="preserve"> </w:t>
-            </w:r>
-            <w:r>
-              <w:t xml:space="preserve">cardinalité de 1, mais l’obligation ne vaut que pour les autres animaux</w:t>
+              <w:t xml:space="preserve">pour les équidés ; l’obligation ne vaut donc que pour les autres animaux</w:t>
             </w:r>
             <w:r>
               <w:t xml:space="preserve"> </w:t>
@@ -1511,12 +1631,44 @@
             <w:r>
               <w:t xml:space="preserve"> </w:t>
             </w:r>
-            <w:hyperlink r:id="rId93">
+            <w:hyperlink r:id="rId86">
               <w:r>
                 <w:rPr>
                   <w:rStyle w:val="Hyperlink"/>
                 </w:rPr>
-                <w:t xml:space="preserve">:AnimalHistoryState</w:t>
+                <w:t xml:space="preserve">schema:CategoryCode</w:t>
+              </w:r>
+            </w:hyperlink>
+            <w:r>
+              <w:t xml:space="preserve">,</w:t>
+            </w:r>
+            <w:r>
+              <w:t xml:space="preserve"> </w:t>
+            </w:r>
+            <w:r>
+              <w:t xml:space="preserve">voir la liste de codes</w:t>
+            </w:r>
+            <w:r>
+              <w:t xml:space="preserve"> </w:t>
+            </w:r>
+            <w:hyperlink w:anchor="sec-codelist-animalhistorystate">
+              <w:r>
+                <w:rPr>
+                  <w:rStyle w:val="Hyperlink"/>
+                </w:rPr>
+                <w:t xml:space="preserve">Statut de l’historique de</w:t>
+              </w:r>
+              <w:r>
+                <w:rPr>
+                  <w:rStyle w:val="Hyperlink"/>
+                </w:rPr>
+                <w:t xml:space="preserve"> </w:t>
+              </w:r>
+              <w:r>
+                <w:rPr>
+                  <w:rStyle w:val="Hyperlink"/>
+                </w:rPr>
+                <w:t xml:space="preserve">l’animal</w:t>
               </w:r>
             </w:hyperlink>
           </w:p>
@@ -1555,7 +1707,7 @@
             <w:r>
               <w:t xml:space="preserve">(</w:t>
             </w:r>
-            <w:hyperlink r:id="rId94">
+            <w:hyperlink r:id="rId92">
               <w:r>
                 <w:rPr>
                   <w:rStyle w:val="Hyperlink"/>
@@ -1585,12 +1737,44 @@
             <w:r>
               <w:t xml:space="preserve"> </w:t>
             </w:r>
-            <w:hyperlink r:id="rId95">
+            <w:hyperlink r:id="rId86">
               <w:r>
                 <w:rPr>
                   <w:rStyle w:val="Hyperlink"/>
                 </w:rPr>
-                <w:t xml:space="preserve">:AnimalTypeOfUse</w:t>
+                <w:t xml:space="preserve">schema:CategoryCode</w:t>
+              </w:r>
+            </w:hyperlink>
+            <w:r>
+              <w:t xml:space="preserve">,</w:t>
+            </w:r>
+            <w:r>
+              <w:t xml:space="preserve"> </w:t>
+            </w:r>
+            <w:r>
+              <w:t xml:space="preserve">voir la liste de codes</w:t>
+            </w:r>
+            <w:r>
+              <w:t xml:space="preserve"> </w:t>
+            </w:r>
+            <w:hyperlink w:anchor="sec-codelist-animaltypeofuse">
+              <w:r>
+                <w:rPr>
+                  <w:rStyle w:val="Hyperlink"/>
+                </w:rPr>
+                <w:t xml:space="preserve">Type d’utilisation (bovins,</w:t>
+              </w:r>
+              <w:r>
+                <w:rPr>
+                  <w:rStyle w:val="Hyperlink"/>
+                </w:rPr>
+                <w:t xml:space="preserve"> </w:t>
+              </w:r>
+              <w:r>
+                <w:rPr>
+                  <w:rStyle w:val="Hyperlink"/>
+                </w:rPr>
+                <w:t xml:space="preserve">ovins, caprins)</w:t>
               </w:r>
             </w:hyperlink>
           </w:p>
@@ -1629,7 +1813,7 @@
             <w:r>
               <w:t xml:space="preserve">(</w:t>
             </w:r>
-            <w:hyperlink r:id="rId96">
+            <w:hyperlink r:id="rId93">
               <w:r>
                 <w:rPr>
                   <w:rStyle w:val="Hyperlink"/>
@@ -1638,25 +1822,13 @@
               </w:r>
             </w:hyperlink>
             <w:r>
-              <w:t xml:space="preserve">): Le</w:t>
+              <w:t xml:space="preserve">):</w:t>
             </w:r>
             <w:r>
               <w:t xml:space="preserve"> </w:t>
             </w:r>
             <w:r>
-              <w:t xml:space="preserve">catalogue d’objets décrit l’attribut comme absent pour les équidés, mais</w:t>
-            </w:r>
-            <w:r>
-              <w:t xml:space="preserve"> </w:t>
-            </w:r>
-            <w:r>
-              <w:t xml:space="preserve">l’openAPI le porte également sur les réponses relatives aux équidés ;</w:t>
-            </w:r>
-            <w:r>
-              <w:t xml:space="preserve"> </w:t>
-            </w:r>
-            <w:r>
-              <w:t xml:space="preserve">l’écart fait l’objet de l’issue #45 auprès d’Identitas.</w:t>
+              <w:t xml:space="preserve">Indique si l’animal est castré. S’applique également aux équidés.</w:t>
             </w:r>
           </w:p>
         </w:tc>
@@ -1672,9 +1844,15 @@
               <w:jc w:val="left"/>
             </w:pPr>
             <w:r>
-              <w:t xml:space="preserve">Type: Booléen (</w:t>
-            </w:r>
-            <w:hyperlink r:id="rId97">
+              <w:t xml:space="preserve">Type: Booléen</w:t>
+            </w:r>
+            <w:r>
+              <w:t xml:space="preserve"> </w:t>
+            </w:r>
+            <w:r>
+              <w:t xml:space="preserve">(</w:t>
+            </w:r>
+            <w:hyperlink r:id="rId94">
               <w:r>
                 <w:rPr>
                   <w:rStyle w:val="Hyperlink"/>
@@ -1701,8 +1879,8 @@
         </w:tc>
       </w:tr>
     </w:tbl>
-    <w:bookmarkEnd w:id="98"/>
-    <w:bookmarkStart w:id="99" w:name="sec-nodeshape-animalshape-rules"/>
+    <w:bookmarkEnd w:id="95"/>
+    <w:bookmarkStart w:id="96" w:name="sec-nodeshape-animalshape-rules"/>
     <w:p>
       <w:pPr>
         <w:pStyle w:val="berschrift3"/>
@@ -1716,12 +1894,12 @@
         <w:pStyle w:val="FirstParagraph"/>
       </w:pPr>
       <w:r>
-        <w:t xml:space="preserve">Le catalogue d’objets attribue au statut de l’historique de l’animal une cardinalité de 1, tout en précisant qu’il n’est pas pertinent pour les équidés. L’obligation s’applique donc à tout animal individuel à l’exception des équidés.</w:t>
+        <w:t xml:space="preserve">Le statut de l’historique de l’animal n’est pas pertinent pour les équidés. Il est donc obligatoire pour tout animal individuel à l’exception des équidés.</w:t>
       </w:r>
     </w:p>
-    <w:bookmarkEnd w:id="99"/>
-    <w:bookmarkEnd w:id="100"/>
-    <w:bookmarkStart w:id="106" w:name="sec-nodeshape-animalkeepershape"/>
+    <w:bookmarkEnd w:id="96"/>
+    <w:bookmarkEnd w:id="97"/>
+    <w:bookmarkStart w:id="102" w:name="sec-nodeshape-animalkeepershape"/>
     <w:p>
       <w:pPr>
         <w:pStyle w:val="berschrift2"/>
@@ -1735,9 +1913,9 @@
         <w:pStyle w:val="FirstParagraph"/>
       </w:pPr>
       <w:r>
-        <w:t xml:space="preserve">Un exploitant est une unité juridique au sens de l’eCH-0108 qui assume le risque économique d’une exploitation (OTerm art. 2). Le détenteur d’animaux est une forme d’exploitant qui détient des animaux (OTerm art. 11a) ; il lui faut donc une unité locale (unité d’élevage). La responsabilité des notifications incombe au détenteur d’animaux pour toutes les catégories d’animaux à l’exception des équidés ; pour les équidés, elle incombe au propriétaire ou à la propriétaire (chapitre 3.1.1 de l’outil). Les attributs sont décrits dans l’</w:t>
-      </w:r>
-      <w:hyperlink r:id="rId101">
+        <w:t xml:space="preserve">Un exploitant est une unité juridique au sens de l’eCH-0108 qui assume le risque économique d’une exploitation (OTerm art. 2). Le détenteur d’animaux est une forme d’exploitant qui détient des animaux (OTerm art. 11a) ; il lui faut donc une unité locale (unité d’élevage). La responsabilité des notifications incombe au détenteur d’animaux pour toutes les catégories d’animaux à l’exception des équidés ; pour les équidés, elle incombe au propriétaire ou à la propriétaire. Les attributs sont décrits dans l’</w:t>
+      </w:r>
+      <w:hyperlink r:id="rId98">
         <w:r>
           <w:rPr>
             <w:rStyle w:val="Hyperlink"/>
@@ -1749,7 +1927,7 @@
         <w:t xml:space="preserve">, chapitres 3.1 et 3.2.</w:t>
       </w:r>
     </w:p>
-    <w:bookmarkStart w:id="104" w:name="sec-nodeshape-animalkeepershape-overview"/>
+    <w:bookmarkStart w:id="101" w:name="sec-nodeshape-animalkeepershape-overview"/>
     <w:p>
       <w:pPr>
         <w:pStyle w:val="berschrift3"/>
@@ -1770,7 +1948,7 @@
       <w:pPr>
         <w:pStyle w:val="Definition"/>
       </w:pPr>
-      <w:hyperlink r:id="rId102">
+      <w:hyperlink r:id="rId99">
         <w:r>
           <w:rPr>
             <w:rStyle w:val="Hyperlink"/>
@@ -1791,7 +1969,7 @@
       <w:pPr>
         <w:pStyle w:val="Definition"/>
       </w:pPr>
-      <w:hyperlink r:id="rId103">
+      <w:hyperlink r:id="rId100">
         <w:r>
           <w:rPr>
             <w:rStyle w:val="Hyperlink"/>
@@ -1800,14 +1978,15 @@
         </w:r>
       </w:hyperlink>
     </w:p>
-    <w:bookmarkEnd w:id="104"/>
-    <w:bookmarkStart w:id="105" w:name="sec-nodeshape-animalkeepershape-rules"/>
+    <w:bookmarkEnd w:id="101"/>
+    <w:bookmarkEnd w:id="102"/>
+    <w:bookmarkStart w:id="114" w:name="sec-nodeshape-animalnotificationshape"/>
     <w:p>
       <w:pPr>
-        <w:pStyle w:val="berschrift3"/>
-      </w:pPr>
-      <w:r>
-        <w:t xml:space="preserve">3.2.2 Règles</w:t>
+        <w:pStyle w:val="berschrift2"/>
+      </w:pPr>
+      <w:r>
+        <w:t xml:space="preserve">3.3 Notification d’animal individuel</w:t>
       </w:r>
     </w:p>
     <w:p>
@@ -1815,50 +1994,31 @@
         <w:pStyle w:val="FirstParagraph"/>
       </w:pPr>
       <w:r>
-        <w:t xml:space="preserve">Un détenteur d’animaux a besoin d’au moins une unité locale (chapitre 3.1.1 de l’outil). Cette règle provient de la description sémantique et non du catalogue d’objets.</w:t>
+        <w:t xml:space="preserve">Un événement concernant un animal individuel. Sont considérées comme événements les notifications de mouvement, les notifications de données de base, les modifications d’attributs individuels des données de base ainsi que les notifications finales. Une notification se rapporte toujours à l’unité locale où l’événement a eu lieu et peut en outre indiquer l’unité locale de provenance. Les événements sont annoncés par les personnes autorisées, avec indication de l’unité d’élevage à laquelle la notification se rapporte ; pour les équidés, ils sont annoncés par les personnes autorisées du propriétaire d’équidés responsable.</w:t>
       </w:r>
     </w:p>
-    <w:bookmarkEnd w:id="105"/>
-    <w:bookmarkEnd w:id="106"/>
-    <w:bookmarkStart w:id="119" w:name="sec-nodeshape-animalnotificationshape"/>
+    <w:bookmarkStart w:id="105" w:name="Xa1cec633b6d9bcc7746045980f8ff267aafc205"/>
     <w:p>
       <w:pPr>
-        <w:pStyle w:val="berschrift2"/>
-      </w:pPr>
-      <w:r>
-        <w:t xml:space="preserve">3.3 Notification d’animal individuel</w:t>
+        <w:pStyle w:val="berschrift3"/>
+      </w:pPr>
+      <w:r>
+        <w:t xml:space="preserve">3.3.1 Aperçu</w:t>
       </w:r>
     </w:p>
     <w:p>
       <w:pPr>
-        <w:pStyle w:val="FirstParagraph"/>
-      </w:pPr>
-      <w:r>
-        <w:t xml:space="preserve">Un événement concernant un animal individuel. Sont considérées comme événements les notifications de mouvement, les notifications de données de base, les modifications d’attributs individuels des données de base ainsi que les notifications finales. Une notification se rapporte toujours à l’unité locale où l’événement a eu lieu et peut en outre indiquer l’unité locale de provenance. Les événements sont annoncés par les personnes autorisées, avec indication de l’unité d’élevage à laquelle la notification se rapporte ; pour les équidés, ils sont annoncés par les personnes autorisées du propriétaire d’équidés responsable.</w:t>
-      </w:r>
-    </w:p>
-    <w:bookmarkStart w:id="109" w:name="Xa1cec633b6d9bcc7746045980f8ff267aafc205"/>
-    <w:p>
-      <w:pPr>
-        <w:pStyle w:val="berschrift3"/>
-      </w:pPr>
-      <w:r>
-        <w:t xml:space="preserve">3.3.1 Aperçu</w:t>
+        <w:pStyle w:val="DefinitionTerm"/>
+      </w:pPr>
+      <w:r>
+        <w:t xml:space="preserve">Shape</w:t>
       </w:r>
     </w:p>
     <w:p>
       <w:pPr>
-        <w:pStyle w:val="DefinitionTerm"/>
-      </w:pPr>
-      <w:r>
-        <w:t xml:space="preserve">Shape</w:t>
-      </w:r>
-    </w:p>
-    <w:p>
-      <w:pPr>
         <w:pStyle w:val="Definition"/>
       </w:pPr>
-      <w:hyperlink r:id="rId107">
+      <w:hyperlink r:id="rId103">
         <w:r>
           <w:rPr>
             <w:rStyle w:val="Hyperlink"/>
@@ -1879,7 +2039,7 @@
       <w:pPr>
         <w:pStyle w:val="Definition"/>
       </w:pPr>
-      <w:hyperlink r:id="rId108">
+      <w:hyperlink r:id="rId104">
         <w:r>
           <w:rPr>
             <w:rStyle w:val="Hyperlink"/>
@@ -1888,8 +2048,8 @@
         </w:r>
       </w:hyperlink>
     </w:p>
-    <w:bookmarkEnd w:id="109"/>
-    <w:bookmarkStart w:id="118" w:name="X5f5bdfe6a9314566702904ed02d8e7b72394669"/>
+    <w:bookmarkEnd w:id="105"/>
+    <w:bookmarkStart w:id="113" w:name="X5f5bdfe6a9314566702904ed02d8e7b72394669"/>
     <w:p>
       <w:pPr>
         <w:pStyle w:val="berschrift3"/>
@@ -1901,14 +2061,14 @@
     <w:tbl>
       <w:tblPr>
         <w:tblStyle w:val="Table"/>
-        <w:tblW w:type="pct" w:w="4973"/>
+        <w:tblW w:type="pct" w:w="4969"/>
         <w:tblLayout w:type="fixed"/>
         <w:tblLook w:firstRow="1" w:lastRow="0" w:firstColumn="0" w:lastColumn="0" w:noHBand="0" w:noVBand="0" w:val="0020"/>
       </w:tblPr>
       <w:tblGrid>
-        <w:gridCol w:w="3681"/>
-        <w:gridCol w:w="3553"/>
-        <w:gridCol w:w="642"/>
+        <w:gridCol w:w="4204"/>
+        <w:gridCol w:w="2933"/>
+        <w:gridCol w:w="733"/>
       </w:tblGrid>
       <w:tr>
         <w:trPr>
@@ -1972,7 +2132,7 @@
             <w:r>
               <w:t xml:space="preserve">(</w:t>
             </w:r>
-            <w:hyperlink r:id="rId110">
+            <w:hyperlink r:id="rId106">
               <w:r>
                 <w:rPr>
                   <w:rStyle w:val="Hyperlink"/>
@@ -2052,7 +2212,7 @@
             <w:r>
               <w:t xml:space="preserve">(</w:t>
             </w:r>
-            <w:hyperlink r:id="rId111">
+            <w:hyperlink r:id="rId107">
               <w:r>
                 <w:rPr>
                   <w:rStyle w:val="Hyperlink"/>
@@ -2132,7 +2292,7 @@
             <w:r>
               <w:t xml:space="preserve">(</w:t>
             </w:r>
-            <w:hyperlink r:id="rId112">
+            <w:hyperlink r:id="rId108">
               <w:r>
                 <w:rPr>
                   <w:rStyle w:val="Hyperlink"/>
@@ -2212,7 +2372,7 @@
             <w:r>
               <w:t xml:space="preserve">(</w:t>
             </w:r>
-            <w:hyperlink r:id="rId113">
+            <w:hyperlink r:id="rId109">
               <w:r>
                 <w:rPr>
                   <w:rStyle w:val="Hyperlink"/>
@@ -2333,7 +2493,39 @@
                 <w:rPr>
                   <w:rStyle w:val="Hyperlink"/>
                 </w:rPr>
-                <w:t xml:space="preserve">:Genus</w:t>
+                <w:t xml:space="preserve">schema:CategoryCode</w:t>
+              </w:r>
+            </w:hyperlink>
+            <w:r>
+              <w:t xml:space="preserve">,</w:t>
+            </w:r>
+            <w:r>
+              <w:t xml:space="preserve"> </w:t>
+            </w:r>
+            <w:r>
+              <w:t xml:space="preserve">voir la liste de codes</w:t>
+            </w:r>
+            <w:r>
+              <w:t xml:space="preserve"> </w:t>
+            </w:r>
+            <w:hyperlink w:anchor="sec-codelist-genus">
+              <w:r>
+                <w:rPr>
+                  <w:rStyle w:val="Hyperlink"/>
+                </w:rPr>
+                <w:t xml:space="preserve">Espèce d’animal de</w:t>
+              </w:r>
+              <w:r>
+                <w:rPr>
+                  <w:rStyle w:val="Hyperlink"/>
+                </w:rPr>
+                <w:t xml:space="preserve"> </w:t>
+              </w:r>
+              <w:r>
+                <w:rPr>
+                  <w:rStyle w:val="Hyperlink"/>
+                </w:rPr>
+                <w:t xml:space="preserve">rente</w:t>
               </w:r>
             </w:hyperlink>
           </w:p>
@@ -2372,7 +2564,7 @@
             <w:r>
               <w:t xml:space="preserve">(</w:t>
             </w:r>
-            <w:hyperlink r:id="rId114">
+            <w:hyperlink r:id="rId110">
               <w:r>
                 <w:rPr>
                   <w:rStyle w:val="Hyperlink"/>
@@ -2402,12 +2594,44 @@
             <w:r>
               <w:t xml:space="preserve"> </w:t>
             </w:r>
-            <w:hyperlink r:id="rId115">
+            <w:hyperlink r:id="rId86">
               <w:r>
                 <w:rPr>
                   <w:rStyle w:val="Hyperlink"/>
                 </w:rPr>
-                <w:t xml:space="preserve">:NotificationType</w:t>
+                <w:t xml:space="preserve">schema:CategoryCode</w:t>
+              </w:r>
+            </w:hyperlink>
+            <w:r>
+              <w:t xml:space="preserve">,</w:t>
+            </w:r>
+            <w:r>
+              <w:t xml:space="preserve"> </w:t>
+            </w:r>
+            <w:r>
+              <w:t xml:space="preserve">voir la liste de codes</w:t>
+            </w:r>
+            <w:r>
+              <w:t xml:space="preserve"> </w:t>
+            </w:r>
+            <w:hyperlink w:anchor="sec-codelist-notificationtype">
+              <w:r>
+                <w:rPr>
+                  <w:rStyle w:val="Hyperlink"/>
+                </w:rPr>
+                <w:t xml:space="preserve">Type de</w:t>
+              </w:r>
+              <w:r>
+                <w:rPr>
+                  <w:rStyle w:val="Hyperlink"/>
+                </w:rPr>
+                <w:t xml:space="preserve"> </w:t>
+              </w:r>
+              <w:r>
+                <w:rPr>
+                  <w:rStyle w:val="Hyperlink"/>
+                </w:rPr>
+                <w:t xml:space="preserve">mouvement</w:t>
               </w:r>
             </w:hyperlink>
           </w:p>
@@ -2446,7 +2670,7 @@
             <w:r>
               <w:t xml:space="preserve">(</w:t>
             </w:r>
-            <w:hyperlink r:id="rId116">
+            <w:hyperlink r:id="rId111">
               <w:r>
                 <w:rPr>
                   <w:rStyle w:val="Hyperlink"/>
@@ -2477,9 +2701,15 @@
               <w:jc w:val="left"/>
             </w:pPr>
             <w:r>
-              <w:t xml:space="preserve">Type: Date (</w:t>
-            </w:r>
-            <w:hyperlink r:id="rId90">
+              <w:t xml:space="preserve">Type: Date</w:t>
+            </w:r>
+            <w:r>
+              <w:t xml:space="preserve"> </w:t>
+            </w:r>
+            <w:r>
+              <w:t xml:space="preserve">(</w:t>
+            </w:r>
+            <w:hyperlink r:id="rId89">
               <w:r>
                 <w:rPr>
                   <w:rStyle w:val="Hyperlink"/>
@@ -2526,7 +2756,7 @@
             <w:r>
               <w:t xml:space="preserve">(</w:t>
             </w:r>
-            <w:hyperlink r:id="rId117">
+            <w:hyperlink r:id="rId112">
               <w:r>
                 <w:rPr>
                   <w:rStyle w:val="Hyperlink"/>
@@ -2557,9 +2787,15 @@
               <w:jc w:val="left"/>
             </w:pPr>
             <w:r>
-              <w:t xml:space="preserve">Type: Date (</w:t>
-            </w:r>
-            <w:hyperlink r:id="rId90">
+              <w:t xml:space="preserve">Type: Date</w:t>
+            </w:r>
+            <w:r>
+              <w:t xml:space="preserve"> </w:t>
+            </w:r>
+            <w:r>
+              <w:t xml:space="preserve">(</w:t>
+            </w:r>
+            <w:hyperlink r:id="rId89">
               <w:r>
                 <w:rPr>
                   <w:rStyle w:val="Hyperlink"/>
@@ -2586,9 +2822,9 @@
         </w:tc>
       </w:tr>
     </w:tbl>
-    <w:bookmarkEnd w:id="118"/>
-    <w:bookmarkEnd w:id="119"/>
-    <w:bookmarkStart w:id="129" w:name="sec-nodeshape-groupnotificationshape"/>
+    <w:bookmarkEnd w:id="113"/>
+    <w:bookmarkEnd w:id="114"/>
+    <w:bookmarkStart w:id="124" w:name="sec-nodeshape-groupnotificationshape"/>
     <w:p>
       <w:pPr>
         <w:pStyle w:val="berschrift2"/>
@@ -2602,10 +2838,10 @@
         <w:pStyle w:val="FirstParagraph"/>
       </w:pPr>
       <w:r>
-        <w:t xml:space="preserve">Un événement concernant un groupe d’animaux qui ne peuvent pas être identifiés individuellement. Les notifications de groupe sont enregistrées pour les animaux des catégories porcs et volaille ; les individus d’un tel groupe ne sont donc pas connus. Les événements sont annoncés par les personnes physiques de l’unité juridique responsable, le détenteur d’animaux. Ils comprennent les annonces de mise en place pour la volaille, les annonces de mouvement pour les porcs ainsi que les annonces d’abattage de porcs (en têtes) et de groupes de volaille (en kg). Cette classe n’a pas d’équivalent dans la spécification openAPI d’AnimalTracing, car les porcs et la volaille n’y sont pas représentés.</w:t>
+        <w:t xml:space="preserve">Un événement concernant un groupe d’animaux qui ne peuvent pas être identifiés individuellement. Les notifications de groupe sont enregistrées pour les animaux des catégories porcs et volaille ; les individus d’un tel groupe ne sont donc pas connus. Les événements sont annoncés par les personnes physiques de l’unité juridique responsable, le détenteur d’animaux. Ils comprennent les annonces de mise en place pour la volaille, les annonces de mouvement pour les porcs ainsi que les annonces d’abattage de porcs (en têtes) et de groupes de volaille (en kg).</w:t>
       </w:r>
     </w:p>
-    <w:bookmarkStart w:id="122" w:name="Xa04d249e5cb15074f59ff488baabe8a68467daf"/>
+    <w:bookmarkStart w:id="117" w:name="Xa04d249e5cb15074f59ff488baabe8a68467daf"/>
     <w:p>
       <w:pPr>
         <w:pStyle w:val="berschrift3"/>
@@ -2626,7 +2862,7 @@
       <w:pPr>
         <w:pStyle w:val="Definition"/>
       </w:pPr>
-      <w:hyperlink r:id="rId120">
+      <w:hyperlink r:id="rId115">
         <w:r>
           <w:rPr>
             <w:rStyle w:val="Hyperlink"/>
@@ -2647,7 +2883,7 @@
       <w:pPr>
         <w:pStyle w:val="Definition"/>
       </w:pPr>
-      <w:hyperlink r:id="rId121">
+      <w:hyperlink r:id="rId116">
         <w:r>
           <w:rPr>
             <w:rStyle w:val="Hyperlink"/>
@@ -2656,8 +2892,8 @@
         </w:r>
       </w:hyperlink>
     </w:p>
-    <w:bookmarkEnd w:id="122"/>
-    <w:bookmarkStart w:id="128" w:name="X7915839ef175a2a5570c4b4ab0986c6c07e93bf"/>
+    <w:bookmarkEnd w:id="117"/>
+    <w:bookmarkStart w:id="123" w:name="X7915839ef175a2a5570c4b4ab0986c6c07e93bf"/>
     <w:p>
       <w:pPr>
         <w:pStyle w:val="berschrift3"/>
@@ -2669,14 +2905,14 @@
     <w:tbl>
       <w:tblPr>
         <w:tblStyle w:val="Table"/>
-        <w:tblW w:type="pct" w:w="4973"/>
+        <w:tblW w:type="pct" w:w="4970"/>
         <w:tblLayout w:type="fixed"/>
         <w:tblLook w:firstRow="1" w:lastRow="0" w:firstColumn="0" w:lastColumn="0" w:noHBand="0" w:noVBand="0" w:val="0020"/>
       </w:tblPr>
       <w:tblGrid>
-        <w:gridCol w:w="3681"/>
-        <w:gridCol w:w="3553"/>
-        <w:gridCol w:w="642"/>
+        <w:gridCol w:w="4153"/>
+        <w:gridCol w:w="2994"/>
+        <w:gridCol w:w="724"/>
       </w:tblGrid>
       <w:tr>
         <w:trPr>
@@ -2740,7 +2976,7 @@
             <w:r>
               <w:t xml:space="preserve">(</w:t>
             </w:r>
-            <w:hyperlink r:id="rId111">
+            <w:hyperlink r:id="rId107">
               <w:r>
                 <w:rPr>
                   <w:rStyle w:val="Hyperlink"/>
@@ -2820,7 +3056,7 @@
             <w:r>
               <w:t xml:space="preserve">(</w:t>
             </w:r>
-            <w:hyperlink r:id="rId112">
+            <w:hyperlink r:id="rId108">
               <w:r>
                 <w:rPr>
                   <w:rStyle w:val="Hyperlink"/>
@@ -2900,7 +3136,7 @@
             <w:r>
               <w:t xml:space="preserve">(</w:t>
             </w:r>
-            <w:hyperlink r:id="rId113">
+            <w:hyperlink r:id="rId109">
               <w:r>
                 <w:rPr>
                   <w:rStyle w:val="Hyperlink"/>
@@ -3021,7 +3257,39 @@
                 <w:rPr>
                   <w:rStyle w:val="Hyperlink"/>
                 </w:rPr>
-                <w:t xml:space="preserve">:Genus</w:t>
+                <w:t xml:space="preserve">schema:CategoryCode</w:t>
+              </w:r>
+            </w:hyperlink>
+            <w:r>
+              <w:t xml:space="preserve">,</w:t>
+            </w:r>
+            <w:r>
+              <w:t xml:space="preserve"> </w:t>
+            </w:r>
+            <w:r>
+              <w:t xml:space="preserve">voir la liste de codes</w:t>
+            </w:r>
+            <w:r>
+              <w:t xml:space="preserve"> </w:t>
+            </w:r>
+            <w:hyperlink w:anchor="sec-codelist-genus">
+              <w:r>
+                <w:rPr>
+                  <w:rStyle w:val="Hyperlink"/>
+                </w:rPr>
+                <w:t xml:space="preserve">Espèce d’animal de</w:t>
+              </w:r>
+              <w:r>
+                <w:rPr>
+                  <w:rStyle w:val="Hyperlink"/>
+                </w:rPr>
+                <w:t xml:space="preserve"> </w:t>
+              </w:r>
+              <w:r>
+                <w:rPr>
+                  <w:rStyle w:val="Hyperlink"/>
+                </w:rPr>
+                <w:t xml:space="preserve">rente</w:t>
               </w:r>
             </w:hyperlink>
           </w:p>
@@ -3060,7 +3328,7 @@
             <w:r>
               <w:t xml:space="preserve">(</w:t>
             </w:r>
-            <w:hyperlink r:id="rId123">
+            <w:hyperlink r:id="rId118">
               <w:r>
                 <w:rPr>
                   <w:rStyle w:val="Hyperlink"/>
@@ -3152,7 +3420,7 @@
             <w:r>
               <w:t xml:space="preserve">(</w:t>
             </w:r>
-            <w:hyperlink r:id="rId114">
+            <w:hyperlink r:id="rId110">
               <w:r>
                 <w:rPr>
                   <w:rStyle w:val="Hyperlink"/>
@@ -3182,12 +3450,44 @@
             <w:r>
               <w:t xml:space="preserve"> </w:t>
             </w:r>
-            <w:hyperlink r:id="rId115">
+            <w:hyperlink r:id="rId86">
               <w:r>
                 <w:rPr>
                   <w:rStyle w:val="Hyperlink"/>
                 </w:rPr>
-                <w:t xml:space="preserve">:NotificationType</w:t>
+                <w:t xml:space="preserve">schema:CategoryCode</w:t>
+              </w:r>
+            </w:hyperlink>
+            <w:r>
+              <w:t xml:space="preserve">,</w:t>
+            </w:r>
+            <w:r>
+              <w:t xml:space="preserve"> </w:t>
+            </w:r>
+            <w:r>
+              <w:t xml:space="preserve">voir la liste de codes</w:t>
+            </w:r>
+            <w:r>
+              <w:t xml:space="preserve"> </w:t>
+            </w:r>
+            <w:hyperlink w:anchor="sec-codelist-notificationtype">
+              <w:r>
+                <w:rPr>
+                  <w:rStyle w:val="Hyperlink"/>
+                </w:rPr>
+                <w:t xml:space="preserve">Type de</w:t>
+              </w:r>
+              <w:r>
+                <w:rPr>
+                  <w:rStyle w:val="Hyperlink"/>
+                </w:rPr>
+                <w:t xml:space="preserve"> </w:t>
+              </w:r>
+              <w:r>
+                <w:rPr>
+                  <w:rStyle w:val="Hyperlink"/>
+                </w:rPr>
+                <w:t xml:space="preserve">mouvement</w:t>
               </w:r>
             </w:hyperlink>
           </w:p>
@@ -3226,7 +3526,7 @@
             <w:r>
               <w:t xml:space="preserve">(</w:t>
             </w:r>
-            <w:hyperlink r:id="rId116">
+            <w:hyperlink r:id="rId111">
               <w:r>
                 <w:rPr>
                   <w:rStyle w:val="Hyperlink"/>
@@ -3257,9 +3557,15 @@
               <w:jc w:val="left"/>
             </w:pPr>
             <w:r>
-              <w:t xml:space="preserve">Type: Date (</w:t>
-            </w:r>
-            <w:hyperlink r:id="rId90">
+              <w:t xml:space="preserve">Type: Date</w:t>
+            </w:r>
+            <w:r>
+              <w:t xml:space="preserve"> </w:t>
+            </w:r>
+            <w:r>
+              <w:t xml:space="preserve">(</w:t>
+            </w:r>
+            <w:hyperlink r:id="rId89">
               <w:r>
                 <w:rPr>
                   <w:rStyle w:val="Hyperlink"/>
@@ -3306,7 +3612,7 @@
             <w:r>
               <w:t xml:space="preserve">(</w:t>
             </w:r>
-            <w:hyperlink r:id="rId117">
+            <w:hyperlink r:id="rId112">
               <w:r>
                 <w:rPr>
                   <w:rStyle w:val="Hyperlink"/>
@@ -3337,9 +3643,15 @@
               <w:jc w:val="left"/>
             </w:pPr>
             <w:r>
-              <w:t xml:space="preserve">Type: Date (</w:t>
-            </w:r>
-            <w:hyperlink r:id="rId90">
+              <w:t xml:space="preserve">Type: Date</w:t>
+            </w:r>
+            <w:r>
+              <w:t xml:space="preserve"> </w:t>
+            </w:r>
+            <w:r>
+              <w:t xml:space="preserve">(</w:t>
+            </w:r>
+            <w:hyperlink r:id="rId89">
               <w:r>
                 <w:rPr>
                   <w:rStyle w:val="Hyperlink"/>
@@ -3386,7 +3698,7 @@
             <w:r>
               <w:t xml:space="preserve">(</w:t>
             </w:r>
-            <w:hyperlink r:id="rId124">
+            <w:hyperlink r:id="rId119">
               <w:r>
                 <w:rPr>
                   <w:rStyle w:val="Hyperlink"/>
@@ -3417,9 +3729,15 @@
               <w:jc w:val="left"/>
             </w:pPr>
             <w:r>
-              <w:t xml:space="preserve">Type: Nombre entier (</w:t>
-            </w:r>
-            <w:hyperlink r:id="rId125">
+              <w:t xml:space="preserve">Type: Nombre entier</w:t>
+            </w:r>
+            <w:r>
+              <w:t xml:space="preserve"> </w:t>
+            </w:r>
+            <w:r>
+              <w:t xml:space="preserve">(</w:t>
+            </w:r>
+            <w:hyperlink r:id="rId120">
               <w:r>
                 <w:rPr>
                   <w:rStyle w:val="Hyperlink"/>
@@ -3466,7 +3784,7 @@
             <w:r>
               <w:t xml:space="preserve">(</w:t>
             </w:r>
-            <w:hyperlink r:id="rId126">
+            <w:hyperlink r:id="rId121">
               <w:r>
                 <w:rPr>
                   <w:rStyle w:val="Hyperlink"/>
@@ -3497,9 +3815,15 @@
               <w:jc w:val="left"/>
             </w:pPr>
             <w:r>
-              <w:t xml:space="preserve">Type: Nombre entier (</w:t>
-            </w:r>
-            <w:hyperlink r:id="rId125">
+              <w:t xml:space="preserve">Type: Nombre entier</w:t>
+            </w:r>
+            <w:r>
+              <w:t xml:space="preserve"> </w:t>
+            </w:r>
+            <w:r>
+              <w:t xml:space="preserve">(</w:t>
+            </w:r>
+            <w:hyperlink r:id="rId120">
               <w:r>
                 <w:rPr>
                   <w:rStyle w:val="Hyperlink"/>
@@ -3546,7 +3870,7 @@
             <w:r>
               <w:t xml:space="preserve">(</w:t>
             </w:r>
-            <w:hyperlink r:id="rId94">
+            <w:hyperlink r:id="rId92">
               <w:r>
                 <w:rPr>
                   <w:rStyle w:val="Hyperlink"/>
@@ -3588,12 +3912,44 @@
             <w:r>
               <w:t xml:space="preserve"> </w:t>
             </w:r>
-            <w:hyperlink r:id="rId95">
+            <w:hyperlink r:id="rId86">
               <w:r>
                 <w:rPr>
                   <w:rStyle w:val="Hyperlink"/>
                 </w:rPr>
-                <w:t xml:space="preserve">:AnimalTypeOfUse</w:t>
+                <w:t xml:space="preserve">schema:CategoryCode</w:t>
+              </w:r>
+            </w:hyperlink>
+            <w:r>
+              <w:t xml:space="preserve">,</w:t>
+            </w:r>
+            <w:r>
+              <w:t xml:space="preserve"> </w:t>
+            </w:r>
+            <w:r>
+              <w:t xml:space="preserve">voir la liste de codes</w:t>
+            </w:r>
+            <w:r>
+              <w:t xml:space="preserve"> </w:t>
+            </w:r>
+            <w:hyperlink w:anchor="sec-codelist-animaltypeofuse">
+              <w:r>
+                <w:rPr>
+                  <w:rStyle w:val="Hyperlink"/>
+                </w:rPr>
+                <w:t xml:space="preserve">Type d’utilisation (bovins,</w:t>
+              </w:r>
+              <w:r>
+                <w:rPr>
+                  <w:rStyle w:val="Hyperlink"/>
+                </w:rPr>
+                <w:t xml:space="preserve"> </w:t>
+              </w:r>
+              <w:r>
+                <w:rPr>
+                  <w:rStyle w:val="Hyperlink"/>
+                </w:rPr>
+                <w:t xml:space="preserve">ovins, caprins)</w:t>
               </w:r>
             </w:hyperlink>
           </w:p>
@@ -3632,7 +3988,7 @@
             <w:r>
               <w:t xml:space="preserve">(</w:t>
             </w:r>
-            <w:hyperlink r:id="rId127">
+            <w:hyperlink r:id="rId122">
               <w:r>
                 <w:rPr>
                   <w:rStyle w:val="Hyperlink"/>
@@ -3663,9 +4019,15 @@
               <w:jc w:val="left"/>
             </w:pPr>
             <w:r>
-              <w:t xml:space="preserve">Type: Nombre entier (</w:t>
-            </w:r>
-            <w:hyperlink r:id="rId125">
+              <w:t xml:space="preserve">Type: Nombre entier</w:t>
+            </w:r>
+            <w:r>
+              <w:t xml:space="preserve"> </w:t>
+            </w:r>
+            <w:r>
+              <w:t xml:space="preserve">(</w:t>
+            </w:r>
+            <w:hyperlink r:id="rId120">
               <w:r>
                 <w:rPr>
                   <w:rStyle w:val="Hyperlink"/>
@@ -3692,9 +4054,9 @@
         </w:tc>
       </w:tr>
     </w:tbl>
-    <w:bookmarkEnd w:id="128"/>
-    <w:bookmarkEnd w:id="129"/>
-    <w:bookmarkStart w:id="134" w:name="sec-nodeshape-legalunitshape"/>
+    <w:bookmarkEnd w:id="123"/>
+    <w:bookmarkEnd w:id="124"/>
+    <w:bookmarkStart w:id="129" w:name="sec-nodeshape-legalunitshape"/>
     <w:p>
       <w:pPr>
         <w:pStyle w:val="berschrift2"/>
@@ -3708,9 +4070,9 @@
         <w:pStyle w:val="FirstParagraph"/>
       </w:pPr>
       <w:r>
-        <w:t xml:space="preserve">L’unité juridique au sens de l’eCH-0108 est une personne morale (p. ex. société anonyme, Sàrl), une société de personnes (p. ex. société en nom collectif) ou une personne physique exerçant une activité indépendante qui est soumise à la loi fédérale sur le numéro d’identification des entreprises (LIDE) et qui est inscrite au registre IDE. Elle identifie par exemple le sujet fiscal pour les autorités fiscales ou la personne assujettie aux cotisations d’assurances sociales. L’unité juridique est identifiée par son IDE. Ce n’est que lorsque l’entreprise est une «entreprise individuelle» que l’exploitant est en même temps une personne physique. Le système maître de ces données est le registre IDE de l’OFS ; le système d’information agricole obtient les données de ce registre via une interface. Le détenteur d’animaux et le propriétaire d’équidés sont les deux formes d’unité juridique qui apparaissent dans le présent Hilfsmittel (chapitre 3.1.1 de l’outil). Les attributs sont décrits dans l’</w:t>
-      </w:r>
-      <w:hyperlink r:id="rId101">
+        <w:t xml:space="preserve">L’unité juridique au sens de l’eCH-0108 est une personne morale (p. ex. société anonyme, Sàrl), une société de personnes (p. ex. société en nom collectif) ou une personne physique exerçant une activité indépendante qui est soumise à la loi fédérale sur le numéro d’identification des entreprises (LIDE) et qui est inscrite au registre IDE. Elle identifie par exemple le sujet fiscal pour les autorités fiscales ou la personne assujettie aux cotisations d’assurances sociales. L’unité juridique est identifiée par son IDE. Ce n’est que lorsque l’entreprise est une «entreprise individuelle» que l’exploitant est en même temps une personne physique. Le système maître de ces données est le registre IDE de l’OFS ; le système d’information agricole obtient les données de ce registre via une interface. Le détenteur d’animaux et le propriétaire d’équidés sont les deux formes d’unité juridique qui apparaissent dans le présent document. Les attributs sont décrits dans l’</w:t>
+      </w:r>
+      <w:hyperlink r:id="rId98">
         <w:r>
           <w:rPr>
             <w:rStyle w:val="Hyperlink"/>
@@ -3721,7 +4083,7 @@
       <w:r>
         <w:t xml:space="preserve">, chapitres 3.1 et 3.2, ainsi que dans l’</w:t>
       </w:r>
-      <w:hyperlink r:id="rId130">
+      <w:hyperlink r:id="rId125">
         <w:r>
           <w:rPr>
             <w:rStyle w:val="Hyperlink"/>
@@ -3733,7 +4095,7 @@
         <w:t xml:space="preserve">, chapitre 3.1.</w:t>
       </w:r>
     </w:p>
-    <w:bookmarkStart w:id="133" w:name="sec-nodeshape-legalunitshape-overview"/>
+    <w:bookmarkStart w:id="128" w:name="sec-nodeshape-legalunitshape-overview"/>
     <w:p>
       <w:pPr>
         <w:pStyle w:val="berschrift3"/>
@@ -3754,7 +4116,7 @@
       <w:pPr>
         <w:pStyle w:val="Definition"/>
       </w:pPr>
-      <w:hyperlink r:id="rId131">
+      <w:hyperlink r:id="rId126">
         <w:r>
           <w:rPr>
             <w:rStyle w:val="Hyperlink"/>
@@ -3775,7 +4137,7 @@
       <w:pPr>
         <w:pStyle w:val="Definition"/>
       </w:pPr>
-      <w:hyperlink r:id="rId132">
+      <w:hyperlink r:id="rId127">
         <w:r>
           <w:rPr>
             <w:rStyle w:val="Hyperlink"/>
@@ -3784,9 +4146,9 @@
         </w:r>
       </w:hyperlink>
     </w:p>
-    <w:bookmarkEnd w:id="133"/>
-    <w:bookmarkEnd w:id="134"/>
-    <w:bookmarkStart w:id="140" w:name="sec-nodeshape-localunitshape"/>
+    <w:bookmarkEnd w:id="128"/>
+    <w:bookmarkEnd w:id="129"/>
+    <w:bookmarkStart w:id="135" w:name="sec-nodeshape-localunitshape"/>
     <w:p>
       <w:pPr>
         <w:pStyle w:val="berschrift2"/>
@@ -3802,7 +4164,7 @@
       <w:r>
         <w:t xml:space="preserve">Une unité locale au sens de l’eCH-0108 est une installation située en un lieu déterminé où s’exerce une activité économique. Une unité locale possède un numéro REE et est toujours rattachée à une unité juridique (ou entreprise). L’unité locale est identifiée par son numéro REE. Une unité locale peut se composer d’un ou de plusieurs bâtiments. L’EGID attribué au numéro REE se rapporte au «centre» de l’unité locale, respectivement à son bâtiment principal. Dans la BDTA, les unités locales sont appelées «unités d’élevage» et sont en outre identifiées par leur numéro BDTA. Cette définition est tirée de l’</w:t>
       </w:r>
-      <w:hyperlink r:id="rId130">
+      <w:hyperlink r:id="rId125">
         <w:r>
           <w:rPr>
             <w:rStyle w:val="Hyperlink"/>
@@ -3813,7 +4175,7 @@
       <w:r>
         <w:t xml:space="preserve">, chapitre 1.5 ; les compléments spécifiques à l’agriculture sont décrits dans l’</w:t>
       </w:r>
-      <w:hyperlink r:id="rId101">
+      <w:hyperlink r:id="rId98">
         <w:r>
           <w:rPr>
             <w:rStyle w:val="Hyperlink"/>
@@ -3825,7 +4187,7 @@
         <w:t xml:space="preserve">, chapitres 3.3 et 3.4.</w:t>
       </w:r>
     </w:p>
-    <w:bookmarkStart w:id="137" w:name="sec-nodeshape-localunitshape-overview"/>
+    <w:bookmarkStart w:id="132" w:name="sec-nodeshape-localunitshape-overview"/>
     <w:p>
       <w:pPr>
         <w:pStyle w:val="berschrift3"/>
@@ -3846,7 +4208,7 @@
       <w:pPr>
         <w:pStyle w:val="Definition"/>
       </w:pPr>
-      <w:hyperlink r:id="rId135">
+      <w:hyperlink r:id="rId130">
         <w:r>
           <w:rPr>
             <w:rStyle w:val="Hyperlink"/>
@@ -3867,7 +4229,7 @@
       <w:pPr>
         <w:pStyle w:val="Definition"/>
       </w:pPr>
-      <w:hyperlink r:id="rId136">
+      <w:hyperlink r:id="rId131">
         <w:r>
           <w:rPr>
             <w:rStyle w:val="Hyperlink"/>
@@ -3876,8 +4238,8 @@
         </w:r>
       </w:hyperlink>
     </w:p>
-    <w:bookmarkEnd w:id="137"/>
-    <w:bookmarkStart w:id="139" w:name="sec-nodeshape-localunitshape-properties"/>
+    <w:bookmarkEnd w:id="132"/>
+    <w:bookmarkStart w:id="134" w:name="sec-nodeshape-localunitshape-properties"/>
     <w:p>
       <w:pPr>
         <w:pStyle w:val="berschrift3"/>
@@ -3894,9 +4256,9 @@
         <w:tblLook w:firstRow="1" w:lastRow="0" w:firstColumn="0" w:lastColumn="0" w:noHBand="0" w:noVBand="0" w:val="0020"/>
       </w:tblPr>
       <w:tblGrid>
-        <w:gridCol w:w="4381"/>
-        <w:gridCol w:w="2640"/>
-        <w:gridCol w:w="842"/>
+        <w:gridCol w:w="4320"/>
+        <w:gridCol w:w="2713"/>
+        <w:gridCol w:w="830"/>
       </w:tblGrid>
       <w:tr>
         <w:trPr>
@@ -3960,7 +4322,7 @@
             <w:r>
               <w:t xml:space="preserve">(</w:t>
             </w:r>
-            <w:hyperlink r:id="rId138">
+            <w:hyperlink r:id="rId133">
               <w:r>
                 <w:rPr>
                   <w:rStyle w:val="Hyperlink"/>
@@ -3999,19 +4361,13 @@
               <w:t xml:space="preserve"> </w:t>
             </w:r>
             <w:r>
-              <w:t xml:space="preserve">principale. Le détenteur d’animaux n’étant, selon le catalogue d’objets,</w:t>
+              <w:t xml:space="preserve">principale. Le détenteur d’animaux n’étant qu’une forme particulière de</w:t>
             </w:r>
             <w:r>
               <w:t xml:space="preserve"> </w:t>
             </w:r>
             <w:r>
-              <w:t xml:space="preserve">qu’une forme particulière de l’unité juridique, ce rattachement n’est pas</w:t>
-            </w:r>
-            <w:r>
-              <w:t xml:space="preserve"> </w:t>
-            </w:r>
-            <w:r>
-              <w:t xml:space="preserve">obligatoire.</w:t>
+              <w:t xml:space="preserve">l’unité juridique, ce rattachement n’est pas obligatoire.</w:t>
             </w:r>
           </w:p>
         </w:tc>
@@ -4068,9 +4424,9 @@
         </w:tc>
       </w:tr>
     </w:tbl>
-    <w:bookmarkEnd w:id="139"/>
-    <w:bookmarkEnd w:id="140"/>
-    <w:bookmarkStart w:id="152" w:name="sec-nodeshape-equidshape"/>
+    <w:bookmarkEnd w:id="134"/>
+    <w:bookmarkEnd w:id="135"/>
+    <w:bookmarkStart w:id="144" w:name="sec-nodeshape-equidshape"/>
     <w:p>
       <w:pPr>
         <w:pStyle w:val="berschrift2"/>
@@ -4084,10 +4440,10 @@
         <w:pStyle w:val="FirstParagraph"/>
       </w:pPr>
       <w:r>
-        <w:t xml:space="preserve">Sous-classe de la classe animal individuel pour les animaux du genre équidé (cheval, mulet, bardot, âne). Tous les attributs de la classe animal individuel s’appliquent également aux équidés ; cette classe ne décrit que les informations supplémentaires propres aux équidés. Pour les équidés, la responsabilité des notifications incombe au propriétaire et non au détenteur d’animaux. Un propriétaire est l’unité juridique qui détient des équidés en propriété ; le terme n’est utilisé que pour les propriétaires d’équidés (chapitre 3.1.1 de l’outil).</w:t>
+        <w:t xml:space="preserve">Sous-classe de la classe animal individuel pour les animaux du genre équidé (cheval, mulet, bardot, âne). Tous les attributs de la classe animal individuel s’appliquent également aux équidés ; cette classe ne décrit que les informations supplémentaires propres aux équidés. Pour les équidés, la responsabilité des notifications incombe au propriétaire et non au détenteur d’animaux. Un propriétaire est l’unité juridique qui détient des équidés en propriété ; le terme n’est utilisé que pour les propriétaires d’équidés.</w:t>
       </w:r>
     </w:p>
-    <w:bookmarkStart w:id="143" w:name="sec-nodeshape-equidshape-overview"/>
+    <w:bookmarkStart w:id="138" w:name="sec-nodeshape-equidshape-overview"/>
     <w:p>
       <w:pPr>
         <w:pStyle w:val="berschrift3"/>
@@ -4108,7 +4464,7 @@
       <w:pPr>
         <w:pStyle w:val="Definition"/>
       </w:pPr>
-      <w:hyperlink r:id="rId141">
+      <w:hyperlink r:id="rId136">
         <w:r>
           <w:rPr>
             <w:rStyle w:val="Hyperlink"/>
@@ -4129,7 +4485,7 @@
       <w:pPr>
         <w:pStyle w:val="Definition"/>
       </w:pPr>
-      <w:hyperlink r:id="rId142">
+      <w:hyperlink r:id="rId137">
         <w:r>
           <w:rPr>
             <w:rStyle w:val="Hyperlink"/>
@@ -4138,8 +4494,8 @@
         </w:r>
       </w:hyperlink>
     </w:p>
-    <w:bookmarkEnd w:id="143"/>
-    <w:bookmarkStart w:id="151" w:name="sec-nodeshape-equidshape-properties"/>
+    <w:bookmarkEnd w:id="138"/>
+    <w:bookmarkStart w:id="143" w:name="sec-nodeshape-equidshape-properties"/>
     <w:p>
       <w:pPr>
         <w:pStyle w:val="berschrift3"/>
@@ -4151,14 +4507,14 @@
     <w:tbl>
       <w:tblPr>
         <w:tblStyle w:val="Table"/>
-        <w:tblW w:type="pct" w:w="4975"/>
+        <w:tblW w:type="pct" w:w="4969"/>
         <w:tblLayout w:type="fixed"/>
         <w:tblLook w:firstRow="1" w:lastRow="0" w:firstColumn="0" w:lastColumn="0" w:noHBand="0" w:noVBand="0" w:val="0020"/>
       </w:tblPr>
       <w:tblGrid>
-        <w:gridCol w:w="3502"/>
-        <w:gridCol w:w="3780"/>
-        <w:gridCol w:w="596"/>
+        <w:gridCol w:w="4275"/>
+        <w:gridCol w:w="2866"/>
+        <w:gridCol w:w="728"/>
       </w:tblGrid>
       <w:tr>
         <w:trPr>
@@ -4222,7 +4578,7 @@
             <w:r>
               <w:t xml:space="preserve">(</w:t>
             </w:r>
-            <w:hyperlink r:id="rId144">
+            <w:hyperlink r:id="rId139">
               <w:r>
                 <w:rPr>
                   <w:rStyle w:val="Hyperlink"/>
@@ -4249,7 +4605,7 @@
               <w:t xml:space="preserve"> </w:t>
             </w:r>
             <w:r>
-              <w:t xml:space="preserve">d’animaux (chapitre 3.1.1 de l’outil).</w:t>
+              <w:t xml:space="preserve">d’animaux.</w:t>
             </w:r>
           </w:p>
         </w:tc>
@@ -4314,7 +4670,7 @@
             <w:r>
               <w:t xml:space="preserve">(</w:t>
             </w:r>
-            <w:hyperlink r:id="rId145">
+            <w:hyperlink r:id="rId140">
               <w:r>
                 <w:rPr>
                   <w:rStyle w:val="Hyperlink"/>
@@ -4344,12 +4700,44 @@
             <w:r>
               <w:t xml:space="preserve"> </w:t>
             </w:r>
-            <w:hyperlink r:id="rId146">
+            <w:hyperlink r:id="rId86">
               <w:r>
                 <w:rPr>
                   <w:rStyle w:val="Hyperlink"/>
                 </w:rPr>
-                <w:t xml:space="preserve">:EquidWithersClass</w:t>
+                <w:t xml:space="preserve">schema:CategoryCode</w:t>
+              </w:r>
+            </w:hyperlink>
+            <w:r>
+              <w:t xml:space="preserve">,</w:t>
+            </w:r>
+            <w:r>
+              <w:t xml:space="preserve"> </w:t>
+            </w:r>
+            <w:r>
+              <w:t xml:space="preserve">voir la liste de codes</w:t>
+            </w:r>
+            <w:r>
+              <w:t xml:space="preserve"> </w:t>
+            </w:r>
+            <w:hyperlink w:anchor="sec-codelist-equidwithersclass">
+              <w:r>
+                <w:rPr>
+                  <w:rStyle w:val="Hyperlink"/>
+                </w:rPr>
+                <w:t xml:space="preserve">Catégorie de</w:t>
+              </w:r>
+              <w:r>
+                <w:rPr>
+                  <w:rStyle w:val="Hyperlink"/>
+                </w:rPr>
+                <w:t xml:space="preserve"> </w:t>
+              </w:r>
+              <w:r>
+                <w:rPr>
+                  <w:rStyle w:val="Hyperlink"/>
+                </w:rPr>
+                <w:t xml:space="preserve">taille</w:t>
               </w:r>
             </w:hyperlink>
           </w:p>
@@ -4388,7 +4776,7 @@
             <w:r>
               <w:t xml:space="preserve">(</w:t>
             </w:r>
-            <w:hyperlink r:id="rId147">
+            <w:hyperlink r:id="rId141">
               <w:r>
                 <w:rPr>
                   <w:rStyle w:val="Hyperlink"/>
@@ -4430,12 +4818,44 @@
             <w:r>
               <w:t xml:space="preserve"> </w:t>
             </w:r>
-            <w:hyperlink r:id="rId148">
+            <w:hyperlink r:id="rId86">
               <w:r>
                 <w:rPr>
                   <w:rStyle w:val="Hyperlink"/>
                 </w:rPr>
-                <w:t xml:space="preserve">:EquidNotificationState</w:t>
+                <w:t xml:space="preserve">schema:CategoryCode</w:t>
+              </w:r>
+            </w:hyperlink>
+            <w:r>
+              <w:t xml:space="preserve">,</w:t>
+            </w:r>
+            <w:r>
+              <w:t xml:space="preserve"> </w:t>
+            </w:r>
+            <w:r>
+              <w:t xml:space="preserve">voir la liste de codes</w:t>
+            </w:r>
+            <w:r>
+              <w:t xml:space="preserve"> </w:t>
+            </w:r>
+            <w:hyperlink w:anchor="sec-codelist-equidnotificationstate">
+              <w:r>
+                <w:rPr>
+                  <w:rStyle w:val="Hyperlink"/>
+                </w:rPr>
+                <w:t xml:space="preserve">Statut d’annonce de</w:t>
+              </w:r>
+              <w:r>
+                <w:rPr>
+                  <w:rStyle w:val="Hyperlink"/>
+                </w:rPr>
+                <w:t xml:space="preserve"> </w:t>
+              </w:r>
+              <w:r>
+                <w:rPr>
+                  <w:rStyle w:val="Hyperlink"/>
+                </w:rPr>
+                <w:t xml:space="preserve">l’équidé</w:t>
               </w:r>
             </w:hyperlink>
           </w:p>
@@ -4474,7 +4894,7 @@
             <w:r>
               <w:t xml:space="preserve">(</w:t>
             </w:r>
-            <w:hyperlink r:id="rId149">
+            <w:hyperlink r:id="rId142">
               <w:r>
                 <w:rPr>
                   <w:rStyle w:val="Hyperlink"/>
@@ -4516,12 +4936,44 @@
             <w:r>
               <w:t xml:space="preserve"> </w:t>
             </w:r>
-            <w:hyperlink r:id="rId150">
+            <w:hyperlink r:id="rId86">
               <w:r>
                 <w:rPr>
                   <w:rStyle w:val="Hyperlink"/>
                 </w:rPr>
-                <w:t xml:space="preserve">:EquidTypeOfUsage</w:t>
+                <w:t xml:space="preserve">schema:CategoryCode</w:t>
+              </w:r>
+            </w:hyperlink>
+            <w:r>
+              <w:t xml:space="preserve">,</w:t>
+            </w:r>
+            <w:r>
+              <w:t xml:space="preserve"> </w:t>
+            </w:r>
+            <w:r>
+              <w:t xml:space="preserve">voir la liste de codes</w:t>
+            </w:r>
+            <w:r>
+              <w:t xml:space="preserve"> </w:t>
+            </w:r>
+            <w:hyperlink w:anchor="sec-codelist-equidtypeofusage">
+              <w:r>
+                <w:rPr>
+                  <w:rStyle w:val="Hyperlink"/>
+                </w:rPr>
+                <w:t xml:space="preserve">Type d’utilisation</w:t>
+              </w:r>
+              <w:r>
+                <w:rPr>
+                  <w:rStyle w:val="Hyperlink"/>
+                </w:rPr>
+                <w:t xml:space="preserve"> </w:t>
+              </w:r>
+              <w:r>
+                <w:rPr>
+                  <w:rStyle w:val="Hyperlink"/>
+                </w:rPr>
+                <w:t xml:space="preserve">(équidés)</w:t>
               </w:r>
             </w:hyperlink>
           </w:p>
@@ -4575,19 +5027,7 @@
               <w:t xml:space="preserve"> </w:t>
             </w:r>
             <w:r>
-              <w:t xml:space="preserve">n’ont pas de père: l’openAPI ne connaît pour eux que la mère et la mère génétique. Le</w:t>
-            </w:r>
-            <w:r>
-              <w:t xml:space="preserve"> </w:t>
-            </w:r>
-            <w:r>
-              <w:t xml:space="preserve">catalogue d’objets mentionne en revanche l’UELN du père dans l’attribut ; l’écart</w:t>
-            </w:r>
-            <w:r>
-              <w:t xml:space="preserve"> </w:t>
-            </w:r>
-            <w:r>
-              <w:t xml:space="preserve">fait l’objet de l’issue #45 auprès d’Identitas.</w:t>
+              <w:t xml:space="preserve">n’ont pas de père ; seules la mère et la mère génétique sont enregistrées.</w:t>
             </w:r>
           </w:p>
         </w:tc>
@@ -4633,7 +5073,7 @@
             <w:r>
               <w:t xml:space="preserve">(</w:t>
             </w:r>
-            <w:hyperlink r:id="rId92">
+            <w:hyperlink r:id="rId91">
               <w:r>
                 <w:rPr>
                   <w:rStyle w:val="Hyperlink"/>
@@ -4642,19 +5082,13 @@
               </w:r>
             </w:hyperlink>
             <w:r>
-              <w:t xml:space="preserve">): Désigné</w:t>
+              <w:t xml:space="preserve">): Non</w:t>
             </w:r>
             <w:r>
               <w:t xml:space="preserve"> </w:t>
             </w:r>
             <w:r>
-              <w:t xml:space="preserve">dans le catalogue d’objets comme non pertinent pour les équidés; le statut d’annonce</w:t>
-            </w:r>
-            <w:r>
-              <w:t xml:space="preserve"> </w:t>
-            </w:r>
-            <w:r>
-              <w:t xml:space="preserve">prend sa place.</w:t>
+              <w:t xml:space="preserve">pertinent pour les équidés ; le statut d’annonce prend sa place.</w:t>
             </w:r>
           </w:p>
         </w:tc>
@@ -4700,7 +5134,7 @@
             <w:r>
               <w:t xml:space="preserve">(</w:t>
             </w:r>
-            <w:hyperlink r:id="rId94">
+            <w:hyperlink r:id="rId92">
               <w:r>
                 <w:rPr>
                   <w:rStyle w:val="Hyperlink"/>
@@ -4741,9 +5175,9 @@
         </w:tc>
       </w:tr>
     </w:tbl>
-    <w:bookmarkEnd w:id="151"/>
-    <w:bookmarkEnd w:id="152"/>
-    <w:bookmarkStart w:id="162" w:name="sec-nodeshape-animalhealthstatusshape"/>
+    <w:bookmarkEnd w:id="143"/>
+    <w:bookmarkEnd w:id="144"/>
+    <w:bookmarkStart w:id="152" w:name="sec-nodeshape-animalhealthstatusshape"/>
     <w:p>
       <w:pPr>
         <w:pStyle w:val="berschrift2"/>
@@ -4760,7 +5194,7 @@
         <w:t xml:space="preserve">Une information épizootique enregistrée sur un animal individuel. Outre le statut épizootique individuel, les vaccinations pertinentes sont également enregistrées.</w:t>
       </w:r>
     </w:p>
-    <w:bookmarkStart w:id="155" w:name="Xb758c4c0d2989683d029ced6d0d85d02664499b"/>
+    <w:bookmarkStart w:id="147" w:name="Xb758c4c0d2989683d029ced6d0d85d02664499b"/>
     <w:p>
       <w:pPr>
         <w:pStyle w:val="berschrift3"/>
@@ -4781,7 +5215,7 @@
       <w:pPr>
         <w:pStyle w:val="Definition"/>
       </w:pPr>
-      <w:hyperlink r:id="rId153">
+      <w:hyperlink r:id="rId145">
         <w:r>
           <w:rPr>
             <w:rStyle w:val="Hyperlink"/>
@@ -4802,7 +5236,7 @@
       <w:pPr>
         <w:pStyle w:val="Definition"/>
       </w:pPr>
-      <w:hyperlink r:id="rId154">
+      <w:hyperlink r:id="rId146">
         <w:r>
           <w:rPr>
             <w:rStyle w:val="Hyperlink"/>
@@ -4811,8 +5245,8 @@
         </w:r>
       </w:hyperlink>
     </w:p>
-    <w:bookmarkEnd w:id="155"/>
-    <w:bookmarkStart w:id="161" w:name="Xf7e08a05ecdfca2135266a5c394aaad995f88f7"/>
+    <w:bookmarkEnd w:id="147"/>
+    <w:bookmarkStart w:id="151" w:name="Xf7e08a05ecdfca2135266a5c394aaad995f88f7"/>
     <w:p>
       <w:pPr>
         <w:pStyle w:val="berschrift3"/>
@@ -4824,14 +5258,14 @@
     <w:tbl>
       <w:tblPr>
         <w:tblStyle w:val="Table"/>
-        <w:tblW w:type="pct" w:w="4974"/>
+        <w:tblW w:type="pct" w:w="4969"/>
         <w:tblLayout w:type="fixed"/>
         <w:tblLook w:firstRow="1" w:lastRow="0" w:firstColumn="0" w:lastColumn="0" w:noHBand="0" w:noVBand="0" w:val="0020"/>
       </w:tblPr>
       <w:tblGrid>
-        <w:gridCol w:w="3492"/>
-        <w:gridCol w:w="3777"/>
-        <w:gridCol w:w="609"/>
+        <w:gridCol w:w="4230"/>
+        <w:gridCol w:w="2902"/>
+        <w:gridCol w:w="737"/>
       </w:tblGrid>
       <w:tr>
         <w:trPr>
@@ -4895,7 +5329,7 @@
             <w:r>
               <w:t xml:space="preserve">(</w:t>
             </w:r>
-            <w:hyperlink r:id="rId110">
+            <w:hyperlink r:id="rId106">
               <w:r>
                 <w:rPr>
                   <w:rStyle w:val="Hyperlink"/>
@@ -4981,7 +5415,7 @@
             <w:r>
               <w:t xml:space="preserve">(</w:t>
             </w:r>
-            <w:hyperlink r:id="rId156">
+            <w:hyperlink r:id="rId148">
               <w:r>
                 <w:rPr>
                   <w:rStyle w:val="Hyperlink"/>
@@ -5017,12 +5451,44 @@
             <w:r>
               <w:t xml:space="preserve"> </w:t>
             </w:r>
-            <w:hyperlink r:id="rId157">
+            <w:hyperlink r:id="rId86">
               <w:r>
                 <w:rPr>
                   <w:rStyle w:val="Hyperlink"/>
                 </w:rPr>
-                <w:t xml:space="preserve">:HealthStatusType</w:t>
+                <w:t xml:space="preserve">schema:CategoryCode</w:t>
+              </w:r>
+            </w:hyperlink>
+            <w:r>
+              <w:t xml:space="preserve">,</w:t>
+            </w:r>
+            <w:r>
+              <w:t xml:space="preserve"> </w:t>
+            </w:r>
+            <w:r>
+              <w:t xml:space="preserve">voir la liste de codes</w:t>
+            </w:r>
+            <w:r>
+              <w:t xml:space="preserve"> </w:t>
+            </w:r>
+            <w:hyperlink w:anchor="sec-codelist-healthstatustype">
+              <w:r>
+                <w:rPr>
+                  <w:rStyle w:val="Hyperlink"/>
+                </w:rPr>
+                <w:t xml:space="preserve">Type d’état</w:t>
+              </w:r>
+              <w:r>
+                <w:rPr>
+                  <w:rStyle w:val="Hyperlink"/>
+                </w:rPr>
+                <w:t xml:space="preserve"> </w:t>
+              </w:r>
+              <w:r>
+                <w:rPr>
+                  <w:rStyle w:val="Hyperlink"/>
+                </w:rPr>
+                <w:t xml:space="preserve">sanitaire</w:t>
               </w:r>
             </w:hyperlink>
           </w:p>
@@ -5061,7 +5527,7 @@
             <w:r>
               <w:t xml:space="preserve">(</w:t>
             </w:r>
-            <w:hyperlink r:id="rId158">
+            <w:hyperlink r:id="rId149">
               <w:r>
                 <w:rPr>
                   <w:rStyle w:val="Hyperlink"/>
@@ -5091,12 +5557,44 @@
             <w:r>
               <w:t xml:space="preserve"> </w:t>
             </w:r>
-            <w:hyperlink r:id="rId159">
+            <w:hyperlink r:id="rId86">
               <w:r>
                 <w:rPr>
                   <w:rStyle w:val="Hyperlink"/>
                 </w:rPr>
-                <w:t xml:space="preserve">:AnimalEpizooticStatus</w:t>
+                <w:t xml:space="preserve">schema:CategoryCode</w:t>
+              </w:r>
+            </w:hyperlink>
+            <w:r>
+              <w:t xml:space="preserve">,</w:t>
+            </w:r>
+            <w:r>
+              <w:t xml:space="preserve"> </w:t>
+            </w:r>
+            <w:r>
+              <w:t xml:space="preserve">voir la liste de codes</w:t>
+            </w:r>
+            <w:r>
+              <w:t xml:space="preserve"> </w:t>
+            </w:r>
+            <w:hyperlink w:anchor="sec-codelist-animalepizooticstatus">
+              <w:r>
+                <w:rPr>
+                  <w:rStyle w:val="Hyperlink"/>
+                </w:rPr>
+                <w:t xml:space="preserve">État sanitaire de l’animal</w:t>
+              </w:r>
+              <w:r>
+                <w:rPr>
+                  <w:rStyle w:val="Hyperlink"/>
+                </w:rPr>
+                <w:t xml:space="preserve"> </w:t>
+              </w:r>
+              <w:r>
+                <w:rPr>
+                  <w:rStyle w:val="Hyperlink"/>
+                </w:rPr>
+                <w:t xml:space="preserve">individuel</w:t>
               </w:r>
             </w:hyperlink>
           </w:p>
@@ -5135,7 +5633,7 @@
             <w:r>
               <w:t xml:space="preserve">(</w:t>
             </w:r>
-            <w:hyperlink r:id="rId160">
+            <w:hyperlink r:id="rId150">
               <w:r>
                 <w:rPr>
                   <w:rStyle w:val="Hyperlink"/>
@@ -5166,9 +5664,15 @@
               <w:jc w:val="left"/>
             </w:pPr>
             <w:r>
-              <w:t xml:space="preserve">Type: Date (</w:t>
-            </w:r>
-            <w:hyperlink r:id="rId90">
+              <w:t xml:space="preserve">Type: Date</w:t>
+            </w:r>
+            <w:r>
+              <w:t xml:space="preserve"> </w:t>
+            </w:r>
+            <w:r>
+              <w:t xml:space="preserve">(</w:t>
+            </w:r>
+            <w:hyperlink r:id="rId89">
               <w:r>
                 <w:rPr>
                   <w:rStyle w:val="Hyperlink"/>
@@ -5195,9 +5699,9 @@
         </w:tc>
       </w:tr>
     </w:tbl>
-    <w:bookmarkEnd w:id="161"/>
-    <w:bookmarkEnd w:id="162"/>
-    <w:bookmarkStart w:id="168" w:name="sec-nodeshape-localunithealthstatusshape"/>
+    <w:bookmarkEnd w:id="151"/>
+    <w:bookmarkEnd w:id="152"/>
+    <w:bookmarkStart w:id="157" w:name="sec-nodeshape-localunithealthstatusshape"/>
     <w:p>
       <w:pPr>
         <w:pStyle w:val="berschrift2"/>
@@ -5211,10 +5715,10 @@
         <w:pStyle w:val="FirstParagraph"/>
       </w:pPr>
       <w:r>
-        <w:t xml:space="preserve">Lorsque des épizooties revêtent une importance nationale, il est essentiel que les détenteurs d’animaux soient informés des interdictions de déplacement et du statut épizootique, afin de minimiser le risque de propagation par le trafic des animaux. Une information épizootique enregistrée sur une unité locale. Outre le statut épizootique d’une unité locale, les résultats de vaccination, de risque et de laboratoire peuvent également être représentés. La spécification openAPI d’AnimalTracing ne prévoit pas de classe distincte à cet effet ; les informations correspondantes y sont des attributs de l’unité locale.</w:t>
+        <w:t xml:space="preserve">Lorsque des épizooties revêtent une importance nationale, il est essentiel que les détenteurs d’animaux soient informés des interdictions de déplacement et du statut épizootique, afin de minimiser le risque de propagation par le trafic des animaux. Une information épizootique enregistrée sur une unité locale. Outre le statut épizootique d’une unité locale, les résultats de vaccination, de risque et de laboratoire peuvent également être représentés.</w:t>
       </w:r>
     </w:p>
-    <w:bookmarkStart w:id="165" w:name="Xd76f8e56e32004c31775842ef07b6b63f81aed7"/>
+    <w:bookmarkStart w:id="155" w:name="Xd76f8e56e32004c31775842ef07b6b63f81aed7"/>
     <w:p>
       <w:pPr>
         <w:pStyle w:val="berschrift3"/>
@@ -5235,7 +5739,7 @@
       <w:pPr>
         <w:pStyle w:val="Definition"/>
       </w:pPr>
-      <w:hyperlink r:id="rId163">
+      <w:hyperlink r:id="rId153">
         <w:r>
           <w:rPr>
             <w:rStyle w:val="Hyperlink"/>
@@ -5256,7 +5760,7 @@
       <w:pPr>
         <w:pStyle w:val="Definition"/>
       </w:pPr>
-      <w:hyperlink r:id="rId164">
+      <w:hyperlink r:id="rId154">
         <w:r>
           <w:rPr>
             <w:rStyle w:val="Hyperlink"/>
@@ -5265,8 +5769,8 @@
         </w:r>
       </w:hyperlink>
     </w:p>
-    <w:bookmarkEnd w:id="165"/>
-    <w:bookmarkStart w:id="167" w:name="X862e0b7718ba7490c724a805d4ccf3962ba3fc6"/>
+    <w:bookmarkEnd w:id="155"/>
+    <w:bookmarkStart w:id="156" w:name="X862e0b7718ba7490c724a805d4ccf3962ba3fc6"/>
     <w:p>
       <w:pPr>
         <w:pStyle w:val="berschrift3"/>
@@ -5278,14 +5782,14 @@
     <w:tbl>
       <w:tblPr>
         <w:tblStyle w:val="Table"/>
-        <w:tblW w:type="pct" w:w="4975"/>
+        <w:tblW w:type="pct" w:w="4969"/>
         <w:tblLayout w:type="fixed"/>
         <w:tblLook w:firstRow="1" w:lastRow="0" w:firstColumn="0" w:lastColumn="0" w:noHBand="0" w:noVBand="0" w:val="0020"/>
       </w:tblPr>
       <w:tblGrid>
-        <w:gridCol w:w="3388"/>
-        <w:gridCol w:w="3900"/>
-        <w:gridCol w:w="591"/>
+        <w:gridCol w:w="4230"/>
+        <w:gridCol w:w="2902"/>
+        <w:gridCol w:w="737"/>
       </w:tblGrid>
       <w:tr>
         <w:trPr>
@@ -5349,7 +5853,7 @@
             <w:r>
               <w:t xml:space="preserve">(</w:t>
             </w:r>
-            <w:hyperlink r:id="rId111">
+            <w:hyperlink r:id="rId107">
               <w:r>
                 <w:rPr>
                   <w:rStyle w:val="Hyperlink"/>
@@ -5429,7 +5933,7 @@
             <w:r>
               <w:t xml:space="preserve">(</w:t>
             </w:r>
-            <w:hyperlink r:id="rId156">
+            <w:hyperlink r:id="rId148">
               <w:r>
                 <w:rPr>
                   <w:rStyle w:val="Hyperlink"/>
@@ -5465,12 +5969,44 @@
             <w:r>
               <w:t xml:space="preserve"> </w:t>
             </w:r>
-            <w:hyperlink r:id="rId157">
+            <w:hyperlink r:id="rId86">
               <w:r>
                 <w:rPr>
                   <w:rStyle w:val="Hyperlink"/>
                 </w:rPr>
-                <w:t xml:space="preserve">:HealthStatusType</w:t>
+                <w:t xml:space="preserve">schema:CategoryCode</w:t>
+              </w:r>
+            </w:hyperlink>
+            <w:r>
+              <w:t xml:space="preserve">,</w:t>
+            </w:r>
+            <w:r>
+              <w:t xml:space="preserve"> </w:t>
+            </w:r>
+            <w:r>
+              <w:t xml:space="preserve">voir la liste de codes</w:t>
+            </w:r>
+            <w:r>
+              <w:t xml:space="preserve"> </w:t>
+            </w:r>
+            <w:hyperlink w:anchor="sec-codelist-healthstatustype">
+              <w:r>
+                <w:rPr>
+                  <w:rStyle w:val="Hyperlink"/>
+                </w:rPr>
+                <w:t xml:space="preserve">Type d’état</w:t>
+              </w:r>
+              <w:r>
+                <w:rPr>
+                  <w:rStyle w:val="Hyperlink"/>
+                </w:rPr>
+                <w:t xml:space="preserve"> </w:t>
+              </w:r>
+              <w:r>
+                <w:rPr>
+                  <w:rStyle w:val="Hyperlink"/>
+                </w:rPr>
+                <w:t xml:space="preserve">sanitaire</w:t>
               </w:r>
             </w:hyperlink>
           </w:p>
@@ -5509,7 +6045,7 @@
             <w:r>
               <w:t xml:space="preserve">(</w:t>
             </w:r>
-            <w:hyperlink r:id="rId158">
+            <w:hyperlink r:id="rId149">
               <w:r>
                 <w:rPr>
                   <w:rStyle w:val="Hyperlink"/>
@@ -5539,12 +6075,44 @@
             <w:r>
               <w:t xml:space="preserve"> </w:t>
             </w:r>
-            <w:hyperlink r:id="rId166">
+            <w:hyperlink r:id="rId86">
               <w:r>
                 <w:rPr>
                   <w:rStyle w:val="Hyperlink"/>
                 </w:rPr>
-                <w:t xml:space="preserve">:LocalUnitEpizooticStatus</w:t>
+                <w:t xml:space="preserve">schema:CategoryCode</w:t>
+              </w:r>
+            </w:hyperlink>
+            <w:r>
+              <w:t xml:space="preserve">,</w:t>
+            </w:r>
+            <w:r>
+              <w:t xml:space="preserve"> </w:t>
+            </w:r>
+            <w:r>
+              <w:t xml:space="preserve">voir la liste de codes</w:t>
+            </w:r>
+            <w:r>
+              <w:t xml:space="preserve"> </w:t>
+            </w:r>
+            <w:hyperlink w:anchor="sec-codelist-localunitepizooticstatus">
+              <w:r>
+                <w:rPr>
+                  <w:rStyle w:val="Hyperlink"/>
+                </w:rPr>
+                <w:t xml:space="preserve">État sanitaire de l’unité</w:t>
+              </w:r>
+              <w:r>
+                <w:rPr>
+                  <w:rStyle w:val="Hyperlink"/>
+                </w:rPr>
+                <w:t xml:space="preserve"> </w:t>
+              </w:r>
+              <w:r>
+                <w:rPr>
+                  <w:rStyle w:val="Hyperlink"/>
+                </w:rPr>
+                <w:t xml:space="preserve">locale</w:t>
               </w:r>
             </w:hyperlink>
           </w:p>
@@ -5583,7 +6151,7 @@
             <w:r>
               <w:t xml:space="preserve">(</w:t>
             </w:r>
-            <w:hyperlink r:id="rId160">
+            <w:hyperlink r:id="rId150">
               <w:r>
                 <w:rPr>
                   <w:rStyle w:val="Hyperlink"/>
@@ -5614,9 +6182,15 @@
               <w:jc w:val="left"/>
             </w:pPr>
             <w:r>
-              <w:t xml:space="preserve">Type: Date (</w:t>
-            </w:r>
-            <w:hyperlink r:id="rId90">
+              <w:t xml:space="preserve">Type: Date</w:t>
+            </w:r>
+            <w:r>
+              <w:t xml:space="preserve"> </w:t>
+            </w:r>
+            <w:r>
+              <w:t xml:space="preserve">(</w:t>
+            </w:r>
+            <w:hyperlink r:id="rId89">
               <w:r>
                 <w:rPr>
                   <w:rStyle w:val="Hyperlink"/>
@@ -5643,10 +6217,10 @@
         </w:tc>
       </w:tr>
     </w:tbl>
-    <w:bookmarkEnd w:id="167"/>
-    <w:bookmarkEnd w:id="168"/>
-    <w:bookmarkEnd w:id="169"/>
-    <w:bookmarkStart w:id="193" w:name="sec-code-lists"/>
+    <w:bookmarkEnd w:id="156"/>
+    <w:bookmarkEnd w:id="157"/>
+    <w:bookmarkEnd w:id="158"/>
+    <w:bookmarkStart w:id="235" w:name="sec-code-lists"/>
     <w:p>
       <w:pPr>
         <w:pStyle w:val="berschrift1"/>
@@ -5660,27 +6234,73 @@
         <w:pStyle w:val="FirstParagraph"/>
       </w:pPr>
       <w:r>
-        <w:t xml:space="preserve">Pour une partie de ces domaines de valeurs, aucune désignation française ou italienne n’est encore disponible ; les désignations sont indiquées en allemand et en anglais, telles que les sources les fournissent. (</w:t>
-      </w:r>
-      <w:hyperlink r:id="rId170">
+        <w:t xml:space="preserve">Les domaines de valeurs suivants définissent les valeurs admises pour les attributs correspondants du modèle de données (</w:t>
+      </w:r>
+      <w:hyperlink w:anchor="sec-data-model">
         <w:r>
           <w:rPr>
             <w:rStyle w:val="Hyperlink"/>
           </w:rPr>
-          <w:t xml:space="preserve">https://test-03-tvd-api-at.identitas.ch/open-api/v1.0</w:t>
+          <w:t xml:space="preserve">Section 3</w:t>
         </w:r>
       </w:hyperlink>
       <w:r>
-        <w:t xml:space="preserve">, 2026-09-24)</w:t>
+        <w:t xml:space="preserve">). Chaque domaine de valeurs est modélisé comme</w:t>
+      </w:r>
+      <w:r>
+        <w:t xml:space="preserve"> </w:t>
+      </w:r>
+      <w:r>
+        <w:rPr>
+          <w:rStyle w:val="VerbatimChar"/>
+        </w:rPr>
+        <w:t xml:space="preserve">schema:CategoryCodeSet</w:t>
+      </w:r>
+      <w:r>
+        <w:t xml:space="preserve"> </w:t>
+      </w:r>
+      <w:r>
+        <w:t xml:space="preserve">et chacune de ses valeurs comme</w:t>
+      </w:r>
+      <w:r>
+        <w:t xml:space="preserve"> </w:t>
+      </w:r>
+      <w:r>
+        <w:rPr>
+          <w:rStyle w:val="VerbatimChar"/>
+        </w:rPr>
+        <w:t xml:space="preserve">schema:CategoryCode</w:t>
+      </w:r>
+      <w:r>
+        <w:t xml:space="preserve">. La correspondance entre les codes et les énumérations de l’interface de la BDTA figure à l’</w:t>
+      </w:r>
+      <w:hyperlink w:anchor="sec-appendix-d">
+        <w:r>
+          <w:rPr>
+            <w:rStyle w:val="Hyperlink"/>
+          </w:rPr>
+          <w:t xml:space="preserve">annexe D</w:t>
+        </w:r>
+      </w:hyperlink>
+      <w:r>
+        <w:t xml:space="preserve">.</w:t>
       </w:r>
     </w:p>
-    <w:bookmarkStart w:id="172" w:name="sec-codelist-animalhealthstatus"/>
+    <w:bookmarkStart w:id="162" w:name="sec-codelist-equidwithersclass"/>
     <w:p>
       <w:pPr>
         <w:pStyle w:val="berschrift2"/>
       </w:pPr>
       <w:r>
-        <w:t xml:space="preserve">4.1 État sanitaire de l’animal individuel</w:t>
+        <w:t xml:space="preserve">4.1 Catégorie de taille</w:t>
+      </w:r>
+    </w:p>
+    <w:p>
+      <w:pPr>
+        <w:pStyle w:val="FirstParagraph"/>
+      </w:pPr>
+      <w:r>
+        <w:t xml:space="preserve">Classification des équidés en deux catégories selon leur hauteur au garrot.</w:t>
       </w:r>
     </w:p>
     <w:tbl>
@@ -5696,7 +6316,7 @@
       <w:tr>
         <w:tc>
           <w:tcPr/>
-          <w:bookmarkStart w:id="171" w:name="tbl-codelist-animalhealthstatus"/>
+          <w:bookmarkStart w:id="161" w:name="tbl-codelist-equidwithersclass"/>
           <w:p>
             <w:pPr>
               <w:jc w:val="center"/>
@@ -5707,7 +6327,7 @@
               <w:pStyle w:val="ImageCaption"/>
             </w:pPr>
             <w:r>
-              <w:t xml:space="preserve">Table 2: Valeurs du domaine de valeurs État sanitaire de l’animal individuel</w:t>
+              <w:t xml:space="preserve">Table 2: Valeurs de la liste de codes Catégorie de taille.</w:t>
             </w:r>
           </w:p>
           <w:tbl>
@@ -5735,20 +6355,20 @@
                     <w:jc w:val="center"/>
                   </w:pPr>
                   <w:r>
-                    <w:t xml:space="preserve">Valeur</w:t>
-                  </w:r>
-                </w:p>
-              </w:tc>
-              <w:tc>
-                <w:tcPr/>
-                <w:p>
-                  <w:pPr>
-                    <w:pStyle w:val="Compact"/>
-                    <w:jc w:val="left"/>
-                    <w:jc w:val="center"/>
-                  </w:pPr>
-                  <w:r>
-                    <w:t xml:space="preserve">Désignation</w:t>
+                    <w:t xml:space="preserve">Code</w:t>
+                  </w:r>
+                </w:p>
+              </w:tc>
+              <w:tc>
+                <w:tcPr/>
+                <w:p>
+                  <w:pPr>
+                    <w:pStyle w:val="Compact"/>
+                    <w:jc w:val="left"/>
+                    <w:jc w:val="center"/>
+                  </w:pPr>
+                  <w:r>
+                    <w:t xml:space="preserve">Nom</w:t>
                   </w:r>
                 </w:p>
               </w:tc>
@@ -5775,37 +6395,51 @@
                     <w:jc w:val="left"/>
                     <w:jc w:val="center"/>
                   </w:pPr>
-                  <w:r>
-                    <w:rPr>
-                      <w:rStyle w:val="VerbatimChar"/>
-                    </w:rPr>
-                    <w:t xml:space="preserve">Blocked</w:t>
-                  </w:r>
-                </w:p>
-              </w:tc>
-              <w:tc>
-                <w:tcPr/>
-                <w:p>
-                  <w:pPr>
-                    <w:pStyle w:val="Compact"/>
-                    <w:jc w:val="left"/>
-                    <w:jc w:val="center"/>
-                  </w:pPr>
-                  <w:r>
-                    <w:t xml:space="preserve">Bloqué</w:t>
-                  </w:r>
-                </w:p>
-              </w:tc>
-              <w:tc>
-                <w:tcPr/>
-                <w:p>
-                  <w:pPr>
-                    <w:pStyle w:val="Compact"/>
-                    <w:jc w:val="left"/>
-                    <w:jc w:val="center"/>
-                  </w:pPr>
-                  <w:r>
-                    <w:t xml:space="preserve">Type : statut épizootique</w:t>
+                  <w:hyperlink r:id="rId159">
+                    <w:r>
+                      <w:rPr>
+                        <w:rStyle w:val="VerbatimChar"/>
+                      </w:rPr>
+                      <w:t xml:space="preserve">GreaterThan148cm</w:t>
+                    </w:r>
+                  </w:hyperlink>
+                </w:p>
+              </w:tc>
+              <w:tc>
+                <w:tcPr/>
+                <w:p>
+                  <w:pPr>
+                    <w:pStyle w:val="Compact"/>
+                    <w:jc w:val="left"/>
+                    <w:jc w:val="center"/>
+                  </w:pPr>
+                  <w:r>
+                    <w:t xml:space="preserve">Hauteur au garrot supérieure</w:t>
+                  </w:r>
+                  <w:r>
+                    <w:t xml:space="preserve"> </w:t>
+                  </w:r>
+                  <w:r>
+                    <w:t xml:space="preserve">à 148 cm</w:t>
+                  </w:r>
+                </w:p>
+              </w:tc>
+              <w:tc>
+                <w:tcPr/>
+                <w:p>
+                  <w:pPr>
+                    <w:pStyle w:val="Compact"/>
+                    <w:jc w:val="left"/>
+                    <w:jc w:val="center"/>
+                  </w:pPr>
+                  <w:r>
+                    <w:t xml:space="preserve">Équidés d’une hauteur au garrot supérieure à 148</w:t>
+                  </w:r>
+                  <w:r>
+                    <w:t xml:space="preserve"> </w:t>
+                  </w:r>
+                  <w:r>
+                    <w:t xml:space="preserve">cm</w:t>
                   </w:r>
                 </w:p>
               </w:tc>
@@ -5819,143 +6453,77 @@
                     <w:jc w:val="left"/>
                     <w:jc w:val="center"/>
                   </w:pPr>
-                  <w:r>
-                    <w:rPr>
-                      <w:rStyle w:val="VerbatimChar"/>
-                    </w:rPr>
-                    <w:t xml:space="preserve">Free</w:t>
-                  </w:r>
-                </w:p>
-              </w:tc>
-              <w:tc>
-                <w:tcPr/>
-                <w:p>
-                  <w:pPr>
-                    <w:pStyle w:val="Compact"/>
-                    <w:jc w:val="left"/>
-                    <w:jc w:val="center"/>
-                  </w:pPr>
-                  <w:r>
-                    <w:t xml:space="preserve">Libre</w:t>
-                  </w:r>
-                </w:p>
-              </w:tc>
-              <w:tc>
-                <w:tcPr/>
-                <w:p>
-                  <w:pPr>
-                    <w:pStyle w:val="Compact"/>
-                    <w:jc w:val="left"/>
-                    <w:jc w:val="center"/>
-                  </w:pPr>
-                  <w:r>
-                    <w:t xml:space="preserve">Type : statut épizootique</w:t>
-                  </w:r>
-                </w:p>
-              </w:tc>
-            </w:tr>
-            <w:tr>
-              <w:tc>
-                <w:tcPr/>
-                <w:p>
-                  <w:pPr>
-                    <w:pStyle w:val="Compact"/>
-                    <w:jc w:val="left"/>
-                    <w:jc w:val="center"/>
-                  </w:pPr>
-                  <w:r>
-                    <w:rPr>
-                      <w:rStyle w:val="VerbatimChar"/>
-                    </w:rPr>
-                    <w:t xml:space="preserve">NotTested</w:t>
-                  </w:r>
-                </w:p>
-              </w:tc>
-              <w:tc>
-                <w:tcPr/>
-                <w:p>
-                  <w:pPr>
-                    <w:pStyle w:val="Compact"/>
-                    <w:jc w:val="left"/>
-                    <w:jc w:val="center"/>
-                  </w:pPr>
-                  <w:r>
-                    <w:t xml:space="preserve">Non testé</w:t>
-                  </w:r>
-                </w:p>
-              </w:tc>
-              <w:tc>
-                <w:tcPr/>
-                <w:p>
-                  <w:pPr>
-                    <w:pStyle w:val="Compact"/>
-                    <w:jc w:val="left"/>
-                    <w:jc w:val="center"/>
-                  </w:pPr>
-                  <w:r>
-                    <w:t xml:space="preserve">Type : statut épizootique</w:t>
-                  </w:r>
-                </w:p>
-              </w:tc>
-            </w:tr>
-            <w:tr>
-              <w:tc>
-                <w:tcPr/>
-                <w:p>
-                  <w:pPr>
-                    <w:pStyle w:val="Compact"/>
-                    <w:jc w:val="left"/>
-                    <w:jc w:val="center"/>
-                  </w:pPr>
-                  <w:r>
-                    <w:rPr>
-                      <w:rStyle w:val="VerbatimChar"/>
-                    </w:rPr>
-                    <w:t xml:space="preserve">Vaccinated</w:t>
-                  </w:r>
-                </w:p>
-              </w:tc>
-              <w:tc>
-                <w:tcPr/>
-                <w:p>
-                  <w:pPr>
-                    <w:pStyle w:val="Compact"/>
-                    <w:jc w:val="left"/>
-                    <w:jc w:val="center"/>
-                  </w:pPr>
-                  <w:r>
-                    <w:t xml:space="preserve">Vacciné</w:t>
-                  </w:r>
-                </w:p>
-              </w:tc>
-              <w:tc>
-                <w:tcPr/>
-                <w:p>
-                  <w:pPr>
-                    <w:pStyle w:val="Compact"/>
-                    <w:jc w:val="left"/>
-                    <w:jc w:val="center"/>
-                  </w:pPr>
-                  <w:r>
-                    <w:t xml:space="preserve">Type : statut vaccinal</w:t>
+                  <w:hyperlink r:id="rId160">
+                    <w:r>
+                      <w:rPr>
+                        <w:rStyle w:val="VerbatimChar"/>
+                      </w:rPr>
+                      <w:t xml:space="preserve">LessOrEqualThan148cm</w:t>
+                    </w:r>
+                  </w:hyperlink>
+                </w:p>
+              </w:tc>
+              <w:tc>
+                <w:tcPr/>
+                <w:p>
+                  <w:pPr>
+                    <w:pStyle w:val="Compact"/>
+                    <w:jc w:val="left"/>
+                    <w:jc w:val="center"/>
+                  </w:pPr>
+                  <w:r>
+                    <w:t xml:space="preserve">Hauteur au garrot jusqu’à</w:t>
+                  </w:r>
+                  <w:r>
+                    <w:t xml:space="preserve"> </w:t>
+                  </w:r>
+                  <w:r>
+                    <w:t xml:space="preserve">148 cm</w:t>
+                  </w:r>
+                </w:p>
+              </w:tc>
+              <w:tc>
+                <w:tcPr/>
+                <w:p>
+                  <w:pPr>
+                    <w:pStyle w:val="Compact"/>
+                    <w:jc w:val="left"/>
+                    <w:jc w:val="center"/>
+                  </w:pPr>
+                  <w:r>
+                    <w:t xml:space="preserve">Équidés d’une hauteur au garrot de 148 cm au</w:t>
+                  </w:r>
+                  <w:r>
+                    <w:t xml:space="preserve"> </w:t>
+                  </w:r>
+                  <w:r>
+                    <w:t xml:space="preserve">plus</w:t>
                   </w:r>
                 </w:p>
               </w:tc>
             </w:tr>
           </w:tbl>
-          <w:bookmarkEnd w:id="171"/>
+          <w:bookmarkEnd w:id="161"/>
           <w:p/>
         </w:tc>
       </w:tr>
     </w:tbl>
-    <w:bookmarkEnd w:id="172"/>
-    <w:bookmarkStart w:id="174" w:name="sec-codelist-animalhistorystate"/>
+    <w:bookmarkEnd w:id="162"/>
+    <w:bookmarkStart w:id="172" w:name="sec-codelist-genus"/>
     <w:p>
       <w:pPr>
         <w:pStyle w:val="berschrift2"/>
       </w:pPr>
       <w:r>
-        <w:t xml:space="preserve">4.2 Statut de l’historique de l’animal</w:t>
+        <w:t xml:space="preserve">4.2 Espèce d’animal de rente</w:t>
+      </w:r>
+    </w:p>
+    <w:p>
+      <w:pPr>
+        <w:pStyle w:val="FirstParagraph"/>
+      </w:pPr>
+      <w:r>
+        <w:t xml:space="preserve">Espèces d’animaux de rente dont les animaux sont enregistrés dans la BDTA et dont les mouvements sont annoncés.</w:t>
       </w:r>
     </w:p>
     <w:tbl>
@@ -5971,7 +6539,7 @@
       <w:tr>
         <w:tc>
           <w:tcPr/>
-          <w:bookmarkStart w:id="173" w:name="tbl-codelist-animalhistorystate"/>
+          <w:bookmarkStart w:id="171" w:name="tbl-codelist-genus"/>
           <w:p>
             <w:pPr>
               <w:jc w:val="center"/>
@@ -5982,7 +6550,7 @@
               <w:pStyle w:val="ImageCaption"/>
             </w:pPr>
             <w:r>
-              <w:t xml:space="preserve">Table 3: Valeurs du domaine de valeurs Statut de l’historique de l’animal</w:t>
+              <w:t xml:space="preserve">Table 3: Valeurs de la liste de codes Espèce d’animal de rente.</w:t>
             </w:r>
           </w:p>
           <w:tbl>
@@ -5993,9 +6561,9 @@
               <w:tblLook w:firstRow="1" w:lastRow="0" w:firstColumn="0" w:lastColumn="0" w:noHBand="0" w:noVBand="0" w:val="0020"/>
             </w:tblPr>
             <w:tblGrid>
-              <w:gridCol w:w="1980"/>
-              <w:gridCol w:w="2376"/>
-              <w:gridCol w:w="3564"/>
+              <w:gridCol w:w="1267"/>
+              <w:gridCol w:w="2692"/>
+              <w:gridCol w:w="3960"/>
             </w:tblGrid>
             <w:tr>
               <w:trPr>
@@ -6010,20 +6578,20 @@
                     <w:jc w:val="center"/>
                   </w:pPr>
                   <w:r>
-                    <w:t xml:space="preserve">Valeur</w:t>
-                  </w:r>
-                </w:p>
-              </w:tc>
-              <w:tc>
-                <w:tcPr/>
-                <w:p>
-                  <w:pPr>
-                    <w:pStyle w:val="Compact"/>
-                    <w:jc w:val="left"/>
-                    <w:jc w:val="center"/>
-                  </w:pPr>
-                  <w:r>
-                    <w:t xml:space="preserve">Désignation</w:t>
+                    <w:t xml:space="preserve">Code</w:t>
+                  </w:r>
+                </w:p>
+              </w:tc>
+              <w:tc>
+                <w:tcPr/>
+                <w:p>
+                  <w:pPr>
+                    <w:pStyle w:val="Compact"/>
+                    <w:jc w:val="left"/>
+                    <w:jc w:val="center"/>
+                  </w:pPr>
+                  <w:r>
+                    <w:t xml:space="preserve">Nom</w:t>
                   </w:r>
                 </w:p>
               </w:tc>
@@ -6050,33 +6618,40 @@
                     <w:jc w:val="left"/>
                     <w:jc w:val="center"/>
                   </w:pPr>
-                  <w:r>
-                    <w:rPr>
-                      <w:rStyle w:val="VerbatimChar"/>
-                    </w:rPr>
-                    <w:t xml:space="preserve">Lost</w:t>
-                  </w:r>
-                </w:p>
-              </w:tc>
-              <w:tc>
-                <w:tcPr/>
-                <w:p>
-                  <w:pPr>
-                    <w:pStyle w:val="Compact"/>
-                    <w:jc w:val="left"/>
-                    <w:jc w:val="center"/>
-                  </w:pPr>
-                  <w:r>
-                    <w:t xml:space="preserve">Verschollen</w:t>
-                  </w:r>
-                </w:p>
-              </w:tc>
-              <w:tc>
-                <w:tcPr/>
-                <w:p>
-                  <w:pPr>
-                    <w:pStyle w:val="Compact"/>
-                  </w:pPr>
+                  <w:hyperlink r:id="rId163">
+                    <w:r>
+                      <w:rPr>
+                        <w:rStyle w:val="VerbatimChar"/>
+                      </w:rPr>
+                      <w:t xml:space="preserve">Camelid</w:t>
+                    </w:r>
+                  </w:hyperlink>
+                </w:p>
+              </w:tc>
+              <w:tc>
+                <w:tcPr/>
+                <w:p>
+                  <w:pPr>
+                    <w:pStyle w:val="Compact"/>
+                    <w:jc w:val="left"/>
+                    <w:jc w:val="center"/>
+                  </w:pPr>
+                  <w:r>
+                    <w:t xml:space="preserve">Camélidés</w:t>
+                  </w:r>
+                </w:p>
+              </w:tc>
+              <w:tc>
+                <w:tcPr/>
+                <w:p>
+                  <w:pPr>
+                    <w:pStyle w:val="Compact"/>
+                    <w:jc w:val="left"/>
+                    <w:jc w:val="center"/>
+                  </w:pPr>
+                  <w:r>
+                    <w:t xml:space="preserve">Camélidés du Nouveau Monde</w:t>
+                  </w:r>
                 </w:p>
               </w:tc>
             </w:tr>
@@ -6089,33 +6664,66 @@
                     <w:jc w:val="left"/>
                     <w:jc w:val="center"/>
                   </w:pPr>
+                  <w:hyperlink r:id="rId164">
+                    <w:r>
+                      <w:rPr>
+                        <w:rStyle w:val="VerbatimChar"/>
+                      </w:rPr>
+                      <w:t xml:space="preserve">Cattle</w:t>
+                    </w:r>
+                  </w:hyperlink>
+                </w:p>
+              </w:tc>
+              <w:tc>
+                <w:tcPr/>
+                <w:p>
+                  <w:pPr>
+                    <w:pStyle w:val="Compact"/>
+                    <w:jc w:val="left"/>
+                    <w:jc w:val="center"/>
+                  </w:pPr>
+                  <w:r>
+                    <w:t xml:space="preserve">Bovins</w:t>
+                  </w:r>
+                </w:p>
+              </w:tc>
+              <w:tc>
+                <w:tcPr/>
+                <w:p>
+                  <w:pPr>
+                    <w:pStyle w:val="Compact"/>
+                    <w:jc w:val="left"/>
+                    <w:jc w:val="center"/>
+                  </w:pPr>
+                  <w:r>
+                    <w:t xml:space="preserve">Animaux de l’espèce bovine (</w:t>
+                  </w:r>
                   <w:r>
                     <w:rPr>
-                      <w:rStyle w:val="VerbatimChar"/>
+                      <w:i/>
+                      <w:iCs/>
                     </w:rPr>
-                    <w:t xml:space="preserve">NotDefined</w:t>
-                  </w:r>
-                </w:p>
-              </w:tc>
-              <w:tc>
-                <w:tcPr/>
-                <w:p>
-                  <w:pPr>
-                    <w:pStyle w:val="Compact"/>
-                    <w:jc w:val="left"/>
-                    <w:jc w:val="center"/>
-                  </w:pPr>
-                  <w:r>
-                    <w:t xml:space="preserve">Nicht definiert</w:t>
-                  </w:r>
-                </w:p>
-              </w:tc>
-              <w:tc>
-                <w:tcPr/>
-                <w:p>
-                  <w:pPr>
-                    <w:pStyle w:val="Compact"/>
-                  </w:pPr>
+                    <w:t xml:space="preserve">Bos</w:t>
+                  </w:r>
+                  <w:r>
+                    <w:t xml:space="preserve">) et buffles</w:t>
+                  </w:r>
+                  <w:r>
+                    <w:t xml:space="preserve"> </w:t>
+                  </w:r>
+                  <w:r>
+                    <w:t xml:space="preserve">d’Asie (</w:t>
+                  </w:r>
+                  <w:r>
+                    <w:rPr>
+                      <w:i/>
+                      <w:iCs/>
+                    </w:rPr>
+                    <w:t xml:space="preserve">Bubalus bubalis</w:t>
+                  </w:r>
+                  <w:r>
+                    <w:t xml:space="preserve">)</w:t>
+                  </w:r>
                 </w:p>
               </w:tc>
             </w:tr>
@@ -6128,33 +6736,46 @@
                     <w:jc w:val="left"/>
                     <w:jc w:val="center"/>
                   </w:pPr>
-                  <w:r>
-                    <w:rPr>
-                      <w:rStyle w:val="VerbatimChar"/>
-                    </w:rPr>
-                    <w:t xml:space="preserve">NotOk</w:t>
-                  </w:r>
-                </w:p>
-              </w:tc>
-              <w:tc>
-                <w:tcPr/>
-                <w:p>
-                  <w:pPr>
-                    <w:pStyle w:val="Compact"/>
-                    <w:jc w:val="left"/>
-                    <w:jc w:val="center"/>
-                  </w:pPr>
-                  <w:r>
-                    <w:t xml:space="preserve">Fehlerhaft</w:t>
-                  </w:r>
-                </w:p>
-              </w:tc>
-              <w:tc>
-                <w:tcPr/>
-                <w:p>
-                  <w:pPr>
-                    <w:pStyle w:val="Compact"/>
-                  </w:pPr>
+                  <w:hyperlink r:id="rId165">
+                    <w:r>
+                      <w:rPr>
+                        <w:rStyle w:val="VerbatimChar"/>
+                      </w:rPr>
+                      <w:t xml:space="preserve">Equid</w:t>
+                    </w:r>
+                  </w:hyperlink>
+                </w:p>
+              </w:tc>
+              <w:tc>
+                <w:tcPr/>
+                <w:p>
+                  <w:pPr>
+                    <w:pStyle w:val="Compact"/>
+                    <w:jc w:val="left"/>
+                    <w:jc w:val="center"/>
+                  </w:pPr>
+                  <w:r>
+                    <w:t xml:space="preserve">Équidés</w:t>
+                  </w:r>
+                </w:p>
+              </w:tc>
+              <w:tc>
+                <w:tcPr/>
+                <w:p>
+                  <w:pPr>
+                    <w:pStyle w:val="Compact"/>
+                    <w:jc w:val="left"/>
+                    <w:jc w:val="center"/>
+                  </w:pPr>
+                  <w:r>
+                    <w:t xml:space="preserve">Animaux de l’espèce équine (cheval, mulet,</w:t>
+                  </w:r>
+                  <w:r>
+                    <w:t xml:space="preserve"> </w:t>
+                  </w:r>
+                  <w:r>
+                    <w:t xml:space="preserve">bardot, âne)</w:t>
+                  </w:r>
                 </w:p>
               </w:tc>
             </w:tr>
@@ -6167,33 +6788,40 @@
                     <w:jc w:val="left"/>
                     <w:jc w:val="center"/>
                   </w:pPr>
-                  <w:r>
-                    <w:rPr>
-                      <w:rStyle w:val="VerbatimChar"/>
-                    </w:rPr>
-                    <w:t xml:space="preserve">Ok</w:t>
-                  </w:r>
-                </w:p>
-              </w:tc>
-              <w:tc>
-                <w:tcPr/>
-                <w:p>
-                  <w:pPr>
-                    <w:pStyle w:val="Compact"/>
-                    <w:jc w:val="left"/>
-                    <w:jc w:val="center"/>
-                  </w:pPr>
-                  <w:r>
-                    <w:t xml:space="preserve">OK</w:t>
-                  </w:r>
-                </w:p>
-              </w:tc>
-              <w:tc>
-                <w:tcPr/>
-                <w:p>
-                  <w:pPr>
-                    <w:pStyle w:val="Compact"/>
-                  </w:pPr>
+                  <w:hyperlink r:id="rId166">
+                    <w:r>
+                      <w:rPr>
+                        <w:rStyle w:val="VerbatimChar"/>
+                      </w:rPr>
+                      <w:t xml:space="preserve">Game</w:t>
+                    </w:r>
+                  </w:hyperlink>
+                </w:p>
+              </w:tc>
+              <w:tc>
+                <w:tcPr/>
+                <w:p>
+                  <w:pPr>
+                    <w:pStyle w:val="Compact"/>
+                    <w:jc w:val="left"/>
+                    <w:jc w:val="center"/>
+                  </w:pPr>
+                  <w:r>
+                    <w:t xml:space="preserve">Gibier</w:t>
+                  </w:r>
+                </w:p>
+              </w:tc>
+              <w:tc>
+                <w:tcPr/>
+                <w:p>
+                  <w:pPr>
+                    <w:pStyle w:val="Compact"/>
+                    <w:jc w:val="left"/>
+                    <w:jc w:val="center"/>
+                  </w:pPr>
+                  <w:r>
+                    <w:t xml:space="preserve">Gibier détenu dans des enclos</w:t>
+                  </w:r>
                 </w:p>
               </w:tc>
             </w:tr>
@@ -6206,50 +6834,209 @@
                     <w:jc w:val="left"/>
                     <w:jc w:val="center"/>
                   </w:pPr>
-                  <w:r>
-                    <w:rPr>
-                      <w:rStyle w:val="VerbatimChar"/>
-                    </w:rPr>
-                    <w:t xml:space="preserve">TemporaryOk</w:t>
-                  </w:r>
-                </w:p>
-              </w:tc>
-              <w:tc>
-                <w:tcPr/>
-                <w:p>
-                  <w:pPr>
-                    <w:pStyle w:val="Compact"/>
-                    <w:jc w:val="left"/>
-                    <w:jc w:val="center"/>
-                  </w:pPr>
-                  <w:r>
-                    <w:t xml:space="preserve">Temporär OK</w:t>
-                  </w:r>
-                </w:p>
-              </w:tc>
-              <w:tc>
-                <w:tcPr/>
-                <w:p>
-                  <w:pPr>
-                    <w:pStyle w:val="Compact"/>
-                  </w:pPr>
+                  <w:hyperlink r:id="rId167">
+                    <w:r>
+                      <w:rPr>
+                        <w:rStyle w:val="VerbatimChar"/>
+                      </w:rPr>
+                      <w:t xml:space="preserve">Goat</w:t>
+                    </w:r>
+                  </w:hyperlink>
+                </w:p>
+              </w:tc>
+              <w:tc>
+                <w:tcPr/>
+                <w:p>
+                  <w:pPr>
+                    <w:pStyle w:val="Compact"/>
+                    <w:jc w:val="left"/>
+                    <w:jc w:val="center"/>
+                  </w:pPr>
+                  <w:r>
+                    <w:t xml:space="preserve">Caprins</w:t>
+                  </w:r>
+                </w:p>
+              </w:tc>
+              <w:tc>
+                <w:tcPr/>
+                <w:p>
+                  <w:pPr>
+                    <w:pStyle w:val="Compact"/>
+                    <w:jc w:val="left"/>
+                    <w:jc w:val="center"/>
+                  </w:pPr>
+                  <w:r>
+                    <w:t xml:space="preserve">Chèvres domestiques</w:t>
+                  </w:r>
+                </w:p>
+              </w:tc>
+            </w:tr>
+            <w:tr>
+              <w:tc>
+                <w:tcPr/>
+                <w:p>
+                  <w:pPr>
+                    <w:pStyle w:val="Compact"/>
+                    <w:jc w:val="left"/>
+                    <w:jc w:val="center"/>
+                  </w:pPr>
+                  <w:hyperlink r:id="rId168">
+                    <w:r>
+                      <w:rPr>
+                        <w:rStyle w:val="VerbatimChar"/>
+                      </w:rPr>
+                      <w:t xml:space="preserve">Pig</w:t>
+                    </w:r>
+                  </w:hyperlink>
+                </w:p>
+              </w:tc>
+              <w:tc>
+                <w:tcPr/>
+                <w:p>
+                  <w:pPr>
+                    <w:pStyle w:val="Compact"/>
+                    <w:jc w:val="left"/>
+                    <w:jc w:val="center"/>
+                  </w:pPr>
+                  <w:r>
+                    <w:t xml:space="preserve">Porcs</w:t>
+                  </w:r>
+                </w:p>
+              </w:tc>
+              <w:tc>
+                <w:tcPr/>
+                <w:p>
+                  <w:pPr>
+                    <w:pStyle w:val="Compact"/>
+                    <w:jc w:val="left"/>
+                    <w:jc w:val="center"/>
+                  </w:pPr>
+                  <w:r>
+                    <w:t xml:space="preserve">Porcs domestiques</w:t>
+                  </w:r>
+                </w:p>
+              </w:tc>
+            </w:tr>
+            <w:tr>
+              <w:tc>
+                <w:tcPr/>
+                <w:p>
+                  <w:pPr>
+                    <w:pStyle w:val="Compact"/>
+                    <w:jc w:val="left"/>
+                    <w:jc w:val="center"/>
+                  </w:pPr>
+                  <w:hyperlink r:id="rId169">
+                    <w:r>
+                      <w:rPr>
+                        <w:rStyle w:val="VerbatimChar"/>
+                      </w:rPr>
+                      <w:t xml:space="preserve">Poultry</w:t>
+                    </w:r>
+                  </w:hyperlink>
+                </w:p>
+              </w:tc>
+              <w:tc>
+                <w:tcPr/>
+                <w:p>
+                  <w:pPr>
+                    <w:pStyle w:val="Compact"/>
+                    <w:jc w:val="left"/>
+                    <w:jc w:val="center"/>
+                  </w:pPr>
+                  <w:r>
+                    <w:t xml:space="preserve">Volaille</w:t>
+                  </w:r>
+                </w:p>
+              </w:tc>
+              <w:tc>
+                <w:tcPr/>
+                <w:p>
+                  <w:pPr>
+                    <w:pStyle w:val="Compact"/>
+                    <w:jc w:val="left"/>
+                    <w:jc w:val="center"/>
+                  </w:pPr>
+                  <w:r>
+                    <w:t xml:space="preserve">Volaille domestique, p. ex. poules, dindes,</w:t>
+                  </w:r>
+                  <w:r>
+                    <w:t xml:space="preserve"> </w:t>
+                  </w:r>
+                  <w:r>
+                    <w:t xml:space="preserve">canards et oies</w:t>
+                  </w:r>
+                </w:p>
+              </w:tc>
+            </w:tr>
+            <w:tr>
+              <w:tc>
+                <w:tcPr/>
+                <w:p>
+                  <w:pPr>
+                    <w:pStyle w:val="Compact"/>
+                    <w:jc w:val="left"/>
+                    <w:jc w:val="center"/>
+                  </w:pPr>
+                  <w:hyperlink r:id="rId170">
+                    <w:r>
+                      <w:rPr>
+                        <w:rStyle w:val="VerbatimChar"/>
+                      </w:rPr>
+                      <w:t xml:space="preserve">Sheep</w:t>
+                    </w:r>
+                  </w:hyperlink>
+                </w:p>
+              </w:tc>
+              <w:tc>
+                <w:tcPr/>
+                <w:p>
+                  <w:pPr>
+                    <w:pStyle w:val="Compact"/>
+                    <w:jc w:val="left"/>
+                    <w:jc w:val="center"/>
+                  </w:pPr>
+                  <w:r>
+                    <w:t xml:space="preserve">Ovins</w:t>
+                  </w:r>
+                </w:p>
+              </w:tc>
+              <w:tc>
+                <w:tcPr/>
+                <w:p>
+                  <w:pPr>
+                    <w:pStyle w:val="Compact"/>
+                    <w:jc w:val="left"/>
+                    <w:jc w:val="center"/>
+                  </w:pPr>
+                  <w:r>
+                    <w:t xml:space="preserve">Moutons domestiques</w:t>
+                  </w:r>
                 </w:p>
               </w:tc>
             </w:tr>
           </w:tbl>
-          <w:bookmarkEnd w:id="173"/>
+          <w:bookmarkEnd w:id="171"/>
           <w:p/>
         </w:tc>
       </w:tr>
     </w:tbl>
-    <w:bookmarkEnd w:id="174"/>
-    <w:bookmarkStart w:id="176" w:name="sec-codelist-animaltypeofuse"/>
+    <w:bookmarkEnd w:id="172"/>
+    <w:bookmarkStart w:id="176" w:name="sec-codelist-gender"/>
     <w:p>
       <w:pPr>
         <w:pStyle w:val="berschrift2"/>
       </w:pPr>
       <w:r>
-        <w:t xml:space="preserve">4.3 Type d’utilisation (bovins, ovins, caprins)</w:t>
+        <w:t xml:space="preserve">4.3 Sexe</w:t>
+      </w:r>
+    </w:p>
+    <w:p>
+      <w:pPr>
+        <w:pStyle w:val="FirstParagraph"/>
+      </w:pPr>
+      <w:r>
+        <w:t xml:space="preserve">Sexe d’un animal individuel.</w:t>
       </w:r>
     </w:p>
     <w:tbl>
@@ -6265,7 +7052,7 @@
       <w:tr>
         <w:tc>
           <w:tcPr/>
-          <w:bookmarkStart w:id="175" w:name="tbl-codelist-animaltypeofuse"/>
+          <w:bookmarkStart w:id="175" w:name="tbl-codelist-gender"/>
           <w:p>
             <w:pPr>
               <w:jc w:val="center"/>
@@ -6276,7 +7063,7 @@
               <w:pStyle w:val="ImageCaption"/>
             </w:pPr>
             <w:r>
-              <w:t xml:space="preserve">Table 4: Valeurs du domaine de valeurs Type d’utilisation (bovins, ovins, caprins)</w:t>
+              <w:t xml:space="preserve">Table 4: Valeurs de la liste de codes Sexe.</w:t>
             </w:r>
           </w:p>
           <w:tbl>
@@ -6287,9 +7074,9 @@
               <w:tblLook w:firstRow="1" w:lastRow="0" w:firstColumn="0" w:lastColumn="0" w:noHBand="0" w:noVBand="0" w:val="0020"/>
             </w:tblPr>
             <w:tblGrid>
-              <w:gridCol w:w="1980"/>
-              <w:gridCol w:w="2376"/>
-              <w:gridCol w:w="3564"/>
+              <w:gridCol w:w="1267"/>
+              <w:gridCol w:w="2692"/>
+              <w:gridCol w:w="3960"/>
             </w:tblGrid>
             <w:tr>
               <w:trPr>
@@ -6304,20 +7091,20 @@
                     <w:jc w:val="center"/>
                   </w:pPr>
                   <w:r>
-                    <w:t xml:space="preserve">Valeur</w:t>
-                  </w:r>
-                </w:p>
-              </w:tc>
-              <w:tc>
-                <w:tcPr/>
-                <w:p>
-                  <w:pPr>
-                    <w:pStyle w:val="Compact"/>
-                    <w:jc w:val="left"/>
-                    <w:jc w:val="center"/>
-                  </w:pPr>
-                  <w:r>
-                    <w:t xml:space="preserve">Désignation</w:t>
+                    <w:t xml:space="preserve">Code</w:t>
+                  </w:r>
+                </w:p>
+              </w:tc>
+              <w:tc>
+                <w:tcPr/>
+                <w:p>
+                  <w:pPr>
+                    <w:pStyle w:val="Compact"/>
+                    <w:jc w:val="left"/>
+                    <w:jc w:val="center"/>
+                  </w:pPr>
+                  <w:r>
+                    <w:t xml:space="preserve">Nom</w:t>
                   </w:r>
                 </w:p>
               </w:tc>
@@ -6344,37 +7131,39 @@
                     <w:jc w:val="left"/>
                     <w:jc w:val="center"/>
                   </w:pPr>
-                  <w:r>
-                    <w:rPr>
-                      <w:rStyle w:val="VerbatimChar"/>
-                    </w:rPr>
-                    <w:t xml:space="preserve">Milk</w:t>
-                  </w:r>
-                </w:p>
-              </w:tc>
-              <w:tc>
-                <w:tcPr/>
-                <w:p>
-                  <w:pPr>
-                    <w:pStyle w:val="Compact"/>
-                    <w:jc w:val="left"/>
-                    <w:jc w:val="center"/>
-                  </w:pPr>
-                  <w:r>
-                    <w:t xml:space="preserve">Milch</w:t>
-                  </w:r>
-                </w:p>
-              </w:tc>
-              <w:tc>
-                <w:tcPr/>
-                <w:p>
-                  <w:pPr>
-                    <w:pStyle w:val="Compact"/>
-                    <w:jc w:val="left"/>
-                    <w:jc w:val="center"/>
-                  </w:pPr>
-                  <w:r>
-                    <w:t xml:space="preserve">Milchkühe, -schafe und -ziegen</w:t>
+                  <w:hyperlink r:id="rId173">
+                    <w:r>
+                      <w:rPr>
+                        <w:rStyle w:val="VerbatimChar"/>
+                      </w:rPr>
+                      <w:t xml:space="preserve">Female</w:t>
+                    </w:r>
+                  </w:hyperlink>
+                </w:p>
+              </w:tc>
+              <w:tc>
+                <w:tcPr/>
+                <w:p>
+                  <w:pPr>
+                    <w:pStyle w:val="Compact"/>
+                    <w:jc w:val="left"/>
+                    <w:jc w:val="center"/>
+                  </w:pPr>
+                  <w:r>
+                    <w:t xml:space="preserve">Femelle</w:t>
+                  </w:r>
+                </w:p>
+              </w:tc>
+              <w:tc>
+                <w:tcPr/>
+                <w:p>
+                  <w:pPr>
+                    <w:pStyle w:val="Compact"/>
+                    <w:jc w:val="left"/>
+                    <w:jc w:val="center"/>
+                  </w:pPr>
+                  <w:r>
+                    <w:t xml:space="preserve">Animal femelle</w:t>
                   </w:r>
                 </w:p>
               </w:tc>
@@ -6388,33 +7177,40 @@
                     <w:jc w:val="left"/>
                     <w:jc w:val="center"/>
                   </w:pPr>
-                  <w:r>
-                    <w:rPr>
-                      <w:rStyle w:val="VerbatimChar"/>
-                    </w:rPr>
-                    <w:t xml:space="preserve">Other</w:t>
-                  </w:r>
-                </w:p>
-              </w:tc>
-              <w:tc>
-                <w:tcPr/>
-                <w:p>
-                  <w:pPr>
-                    <w:pStyle w:val="Compact"/>
-                    <w:jc w:val="left"/>
-                    <w:jc w:val="center"/>
-                  </w:pPr>
-                  <w:r>
-                    <w:t xml:space="preserve">Andere</w:t>
-                  </w:r>
-                </w:p>
-              </w:tc>
-              <w:tc>
-                <w:tcPr/>
-                <w:p>
-                  <w:pPr>
-                    <w:pStyle w:val="Compact"/>
-                  </w:pPr>
+                  <w:hyperlink r:id="rId174">
+                    <w:r>
+                      <w:rPr>
+                        <w:rStyle w:val="VerbatimChar"/>
+                      </w:rPr>
+                      <w:t xml:space="preserve">Male</w:t>
+                    </w:r>
+                  </w:hyperlink>
+                </w:p>
+              </w:tc>
+              <w:tc>
+                <w:tcPr/>
+                <w:p>
+                  <w:pPr>
+                    <w:pStyle w:val="Compact"/>
+                    <w:jc w:val="left"/>
+                    <w:jc w:val="center"/>
+                  </w:pPr>
+                  <w:r>
+                    <w:t xml:space="preserve">Mâle</w:t>
+                  </w:r>
+                </w:p>
+              </w:tc>
+              <w:tc>
+                <w:tcPr/>
+                <w:p>
+                  <w:pPr>
+                    <w:pStyle w:val="Compact"/>
+                    <w:jc w:val="left"/>
+                    <w:jc w:val="center"/>
+                  </w:pPr>
+                  <w:r>
+                    <w:t xml:space="preserve">Animal mâle</w:t>
+                  </w:r>
                 </w:p>
               </w:tc>
             </w:tr>
@@ -6425,13 +7221,21 @@
       </w:tr>
     </w:tbl>
     <w:bookmarkEnd w:id="176"/>
-    <w:bookmarkStart w:id="178" w:name="sec-codelist-equidnotificationstate"/>
+    <w:bookmarkStart w:id="182" w:name="sec-codelist-equidnotificationstate"/>
     <w:p>
       <w:pPr>
         <w:pStyle w:val="berschrift2"/>
       </w:pPr>
       <w:r>
         <w:t xml:space="preserve">4.4 Statut d’annonce de l’équidé</w:t>
+      </w:r>
+    </w:p>
+    <w:p>
+      <w:pPr>
+        <w:pStyle w:val="FirstParagraph"/>
+      </w:pPr>
+      <w:r>
+        <w:t xml:space="preserve">État des annonces concernant un équidé : un changement de lieu ou une reprise de propriété est-il encore en attente.</w:t>
       </w:r>
     </w:p>
     <w:tbl>
@@ -6447,7 +7251,7 @@
       <w:tr>
         <w:tc>
           <w:tcPr/>
-          <w:bookmarkStart w:id="177" w:name="tbl-codelist-equidnotificationstate"/>
+          <w:bookmarkStart w:id="181" w:name="tbl-codelist-equidnotificationstate"/>
           <w:p>
             <w:pPr>
               <w:jc w:val="center"/>
@@ -6458,7 +7262,7 @@
               <w:pStyle w:val="ImageCaption"/>
             </w:pPr>
             <w:r>
-              <w:t xml:space="preserve">Table 5: Valeurs du domaine de valeurs Statut d’annonce de l’équidé</w:t>
+              <w:t xml:space="preserve">Table 5: Valeurs de la liste de codes Statut d’annonce de l’équidé.</w:t>
             </w:r>
           </w:p>
           <w:tbl>
@@ -6469,9 +7273,9 @@
               <w:tblLook w:firstRow="1" w:lastRow="0" w:firstColumn="0" w:lastColumn="0" w:noHBand="0" w:noVBand="0" w:val="0020"/>
             </w:tblPr>
             <w:tblGrid>
-              <w:gridCol w:w="1980"/>
-              <w:gridCol w:w="2376"/>
-              <w:gridCol w:w="3564"/>
+              <w:gridCol w:w="3326"/>
+              <w:gridCol w:w="1821"/>
+              <w:gridCol w:w="2772"/>
             </w:tblGrid>
             <w:tr>
               <w:trPr>
@@ -6486,20 +7290,20 @@
                     <w:jc w:val="center"/>
                   </w:pPr>
                   <w:r>
-                    <w:t xml:space="preserve">Valeur</w:t>
-                  </w:r>
-                </w:p>
-              </w:tc>
-              <w:tc>
-                <w:tcPr/>
-                <w:p>
-                  <w:pPr>
-                    <w:pStyle w:val="Compact"/>
-                    <w:jc w:val="left"/>
-                    <w:jc w:val="center"/>
-                  </w:pPr>
-                  <w:r>
-                    <w:t xml:space="preserve">Désignation</w:t>
+                    <w:t xml:space="preserve">Code</w:t>
+                  </w:r>
+                </w:p>
+              </w:tc>
+              <w:tc>
+                <w:tcPr/>
+                <w:p>
+                  <w:pPr>
+                    <w:pStyle w:val="Compact"/>
+                    <w:jc w:val="left"/>
+                    <w:jc w:val="center"/>
+                  </w:pPr>
+                  <w:r>
+                    <w:t xml:space="preserve">Nom</w:t>
                   </w:r>
                 </w:p>
               </w:tc>
@@ -6526,33 +7330,64 @@
                     <w:jc w:val="left"/>
                     <w:jc w:val="center"/>
                   </w:pPr>
-                  <w:r>
-                    <w:rPr>
-                      <w:rStyle w:val="VerbatimChar"/>
-                    </w:rPr>
-                    <w:t xml:space="preserve">LocationChangeAndAcquisitionPending</w:t>
-                  </w:r>
-                </w:p>
-              </w:tc>
-              <w:tc>
-                <w:tcPr/>
-                <w:p>
-                  <w:pPr>
-                    <w:pStyle w:val="Compact"/>
-                    <w:jc w:val="left"/>
-                    <w:jc w:val="center"/>
-                  </w:pPr>
-                  <w:r>
-                    <w:t xml:space="preserve">Changement de lieu et reprise de propriété en attente</w:t>
-                  </w:r>
-                </w:p>
-              </w:tc>
-              <w:tc>
-                <w:tcPr/>
-                <w:p>
-                  <w:pPr>
-                    <w:pStyle w:val="Compact"/>
-                  </w:pPr>
+                  <w:hyperlink r:id="rId177">
+                    <w:r>
+                      <w:rPr>
+                        <w:rStyle w:val="VerbatimChar"/>
+                      </w:rPr>
+                      <w:t xml:space="preserve">LocationChangeAndAcquisitionPending</w:t>
+                    </w:r>
+                  </w:hyperlink>
+                </w:p>
+              </w:tc>
+              <w:tc>
+                <w:tcPr/>
+                <w:p>
+                  <w:pPr>
+                    <w:pStyle w:val="Compact"/>
+                    <w:jc w:val="left"/>
+                    <w:jc w:val="center"/>
+                  </w:pPr>
+                  <w:r>
+                    <w:t xml:space="preserve">Changement de lieu et</w:t>
+                  </w:r>
+                  <w:r>
+                    <w:t xml:space="preserve"> </w:t>
+                  </w:r>
+                  <w:r>
+                    <w:t xml:space="preserve">reprise de propriété en</w:t>
+                  </w:r>
+                  <w:r>
+                    <w:t xml:space="preserve"> </w:t>
+                  </w:r>
+                  <w:r>
+                    <w:t xml:space="preserve">attente</w:t>
+                  </w:r>
+                </w:p>
+              </w:tc>
+              <w:tc>
+                <w:tcPr/>
+                <w:p>
+                  <w:pPr>
+                    <w:pStyle w:val="Compact"/>
+                    <w:jc w:val="left"/>
+                    <w:jc w:val="center"/>
+                  </w:pPr>
+                  <w:r>
+                    <w:t xml:space="preserve">Les annonces d’un changement de lieu et d’une</w:t>
+                  </w:r>
+                  <w:r>
+                    <w:t xml:space="preserve"> </w:t>
+                  </w:r>
+                  <w:r>
+                    <w:t xml:space="preserve">reprise de propriété ne sont pas encore</w:t>
+                  </w:r>
+                  <w:r>
+                    <w:t xml:space="preserve"> </w:t>
+                  </w:r>
+                  <w:r>
+                    <w:t xml:space="preserve">terminées</w:t>
+                  </w:r>
                 </w:p>
               </w:tc>
             </w:tr>
@@ -6565,33 +7400,52 @@
                     <w:jc w:val="left"/>
                     <w:jc w:val="center"/>
                   </w:pPr>
-                  <w:r>
-                    <w:rPr>
-                      <w:rStyle w:val="VerbatimChar"/>
-                    </w:rPr>
-                    <w:t xml:space="preserve">LocationChangePending</w:t>
-                  </w:r>
-                </w:p>
-              </w:tc>
-              <w:tc>
-                <w:tcPr/>
-                <w:p>
-                  <w:pPr>
-                    <w:pStyle w:val="Compact"/>
-                    <w:jc w:val="left"/>
-                    <w:jc w:val="center"/>
-                  </w:pPr>
-                  <w:r>
-                    <w:t xml:space="preserve">Changement de lieu en attente</w:t>
-                  </w:r>
-                </w:p>
-              </w:tc>
-              <w:tc>
-                <w:tcPr/>
-                <w:p>
-                  <w:pPr>
-                    <w:pStyle w:val="Compact"/>
-                  </w:pPr>
+                  <w:hyperlink r:id="rId178">
+                    <w:r>
+                      <w:rPr>
+                        <w:rStyle w:val="VerbatimChar"/>
+                      </w:rPr>
+                      <w:t xml:space="preserve">LocationChangePending</w:t>
+                    </w:r>
+                  </w:hyperlink>
+                </w:p>
+              </w:tc>
+              <w:tc>
+                <w:tcPr/>
+                <w:p>
+                  <w:pPr>
+                    <w:pStyle w:val="Compact"/>
+                    <w:jc w:val="left"/>
+                    <w:jc w:val="center"/>
+                  </w:pPr>
+                  <w:r>
+                    <w:t xml:space="preserve">Changement de lieu en</w:t>
+                  </w:r>
+                  <w:r>
+                    <w:t xml:space="preserve"> </w:t>
+                  </w:r>
+                  <w:r>
+                    <w:t xml:space="preserve">attente</w:t>
+                  </w:r>
+                </w:p>
+              </w:tc>
+              <w:tc>
+                <w:tcPr/>
+                <w:p>
+                  <w:pPr>
+                    <w:pStyle w:val="Compact"/>
+                    <w:jc w:val="left"/>
+                    <w:jc w:val="center"/>
+                  </w:pPr>
+                  <w:r>
+                    <w:t xml:space="preserve">L’annonce d’un changement de lieu n’est pas</w:t>
+                  </w:r>
+                  <w:r>
+                    <w:t xml:space="preserve"> </w:t>
+                  </w:r>
+                  <w:r>
+                    <w:t xml:space="preserve">encore terminée</w:t>
+                  </w:r>
                 </w:p>
               </w:tc>
             </w:tr>
@@ -6604,12 +7458,14 @@
                     <w:jc w:val="left"/>
                     <w:jc w:val="center"/>
                   </w:pPr>
-                  <w:r>
-                    <w:rPr>
-                      <w:rStyle w:val="VerbatimChar"/>
-                    </w:rPr>
-                    <w:t xml:space="preserve">Ok</w:t>
-                  </w:r>
+                  <w:hyperlink r:id="rId179">
+                    <w:r>
+                      <w:rPr>
+                        <w:rStyle w:val="VerbatimChar"/>
+                      </w:rPr>
+                      <w:t xml:space="preserve">Ok</w:t>
+                    </w:r>
+                  </w:hyperlink>
                 </w:p>
               </w:tc>
               <w:tc>
@@ -6630,7 +7486,12 @@
                 <w:p>
                   <w:pPr>
                     <w:pStyle w:val="Compact"/>
-                  </w:pPr>
+                    <w:jc w:val="left"/>
+                    <w:jc w:val="center"/>
+                  </w:pPr>
+                  <w:r>
+                    <w:t xml:space="preserve">Aucune annonce n’est en attente pour l’équidé</w:t>
+                  </w:r>
                 </w:p>
               </w:tc>
             </w:tr>
@@ -6643,50 +7504,77 @@
                     <w:jc w:val="left"/>
                     <w:jc w:val="center"/>
                   </w:pPr>
-                  <w:r>
-                    <w:rPr>
-                      <w:rStyle w:val="VerbatimChar"/>
-                    </w:rPr>
-                    <w:t xml:space="preserve">OwnershipAcquisitionPending</w:t>
-                  </w:r>
-                </w:p>
-              </w:tc>
-              <w:tc>
-                <w:tcPr/>
-                <w:p>
-                  <w:pPr>
-                    <w:pStyle w:val="Compact"/>
-                    <w:jc w:val="left"/>
-                    <w:jc w:val="center"/>
-                  </w:pPr>
-                  <w:r>
-                    <w:t xml:space="preserve">Reprise de propriété en attente</w:t>
-                  </w:r>
-                </w:p>
-              </w:tc>
-              <w:tc>
-                <w:tcPr/>
-                <w:p>
-                  <w:pPr>
-                    <w:pStyle w:val="Compact"/>
-                  </w:pPr>
+                  <w:hyperlink r:id="rId180">
+                    <w:r>
+                      <w:rPr>
+                        <w:rStyle w:val="VerbatimChar"/>
+                      </w:rPr>
+                      <w:t xml:space="preserve">OwnershipAcquisitionPending</w:t>
+                    </w:r>
+                  </w:hyperlink>
+                </w:p>
+              </w:tc>
+              <w:tc>
+                <w:tcPr/>
+                <w:p>
+                  <w:pPr>
+                    <w:pStyle w:val="Compact"/>
+                    <w:jc w:val="left"/>
+                    <w:jc w:val="center"/>
+                  </w:pPr>
+                  <w:r>
+                    <w:t xml:space="preserve">Reprise de propriété en</w:t>
+                  </w:r>
+                  <w:r>
+                    <w:t xml:space="preserve"> </w:t>
+                  </w:r>
+                  <w:r>
+                    <w:t xml:space="preserve">attente</w:t>
+                  </w:r>
+                </w:p>
+              </w:tc>
+              <w:tc>
+                <w:tcPr/>
+                <w:p>
+                  <w:pPr>
+                    <w:pStyle w:val="Compact"/>
+                    <w:jc w:val="left"/>
+                    <w:jc w:val="center"/>
+                  </w:pPr>
+                  <w:r>
+                    <w:t xml:space="preserve">L’annonce d’une reprise de propriété n’est pas</w:t>
+                  </w:r>
+                  <w:r>
+                    <w:t xml:space="preserve"> </w:t>
+                  </w:r>
+                  <w:r>
+                    <w:t xml:space="preserve">encore terminée</w:t>
+                  </w:r>
                 </w:p>
               </w:tc>
             </w:tr>
           </w:tbl>
-          <w:bookmarkEnd w:id="177"/>
+          <w:bookmarkEnd w:id="181"/>
           <w:p/>
         </w:tc>
       </w:tr>
     </w:tbl>
-    <w:bookmarkEnd w:id="178"/>
-    <w:bookmarkStart w:id="180" w:name="sec-codelist-equidtypeofusage"/>
+    <w:bookmarkEnd w:id="182"/>
+    <w:bookmarkStart w:id="189" w:name="sec-codelist-animalhistorystate"/>
     <w:p>
       <w:pPr>
         <w:pStyle w:val="berschrift2"/>
       </w:pPr>
       <w:r>
-        <w:t xml:space="preserve">4.5 Type d’utilisation (équidés)</w:t>
+        <w:t xml:space="preserve">4.5 Statut de l’historique de l’animal</w:t>
+      </w:r>
+    </w:p>
+    <w:p>
+      <w:pPr>
+        <w:pStyle w:val="FirstParagraph"/>
+      </w:pPr>
+      <w:r>
+        <w:t xml:space="preserve">Statut de l’historique d’un animal individuel à la date de la requête. Non pertinent pour les équidés.</w:t>
       </w:r>
     </w:p>
     <w:tbl>
@@ -6702,7 +7590,7 @@
       <w:tr>
         <w:tc>
           <w:tcPr/>
-          <w:bookmarkStart w:id="179" w:name="tbl-codelist-equidtypeofusage"/>
+          <w:bookmarkStart w:id="188" w:name="tbl-codelist-animalhistorystate"/>
           <w:p>
             <w:pPr>
               <w:jc w:val="center"/>
@@ -6713,7 +7601,7 @@
               <w:pStyle w:val="ImageCaption"/>
             </w:pPr>
             <w:r>
-              <w:t xml:space="preserve">Table 6: Valeurs du domaine de valeurs Type d’utilisation (équidés)</w:t>
+              <w:t xml:space="preserve">Table 6: Valeurs de la liste de codes Statut de l’historique de l’animal.</w:t>
             </w:r>
           </w:p>
           <w:tbl>
@@ -6724,9 +7612,9 @@
               <w:tblLook w:firstRow="1" w:lastRow="0" w:firstColumn="0" w:lastColumn="0" w:noHBand="0" w:noVBand="0" w:val="0020"/>
             </w:tblPr>
             <w:tblGrid>
-              <w:gridCol w:w="1980"/>
-              <w:gridCol w:w="2376"/>
-              <w:gridCol w:w="3564"/>
+              <w:gridCol w:w="1267"/>
+              <w:gridCol w:w="2692"/>
+              <w:gridCol w:w="3960"/>
             </w:tblGrid>
             <w:tr>
               <w:trPr>
@@ -6741,20 +7629,20 @@
                     <w:jc w:val="center"/>
                   </w:pPr>
                   <w:r>
-                    <w:t xml:space="preserve">Valeur</w:t>
-                  </w:r>
-                </w:p>
-              </w:tc>
-              <w:tc>
-                <w:tcPr/>
-                <w:p>
-                  <w:pPr>
-                    <w:pStyle w:val="Compact"/>
-                    <w:jc w:val="left"/>
-                    <w:jc w:val="center"/>
-                  </w:pPr>
-                  <w:r>
-                    <w:t xml:space="preserve">Désignation</w:t>
+                    <w:t xml:space="preserve">Code</w:t>
+                  </w:r>
+                </w:p>
+              </w:tc>
+              <w:tc>
+                <w:tcPr/>
+                <w:p>
+                  <w:pPr>
+                    <w:pStyle w:val="Compact"/>
+                    <w:jc w:val="left"/>
+                    <w:jc w:val="center"/>
+                  </w:pPr>
+                  <w:r>
+                    <w:t xml:space="preserve">Nom</w:t>
                   </w:r>
                 </w:p>
               </w:tc>
@@ -6781,33 +7669,40 @@
                     <w:jc w:val="left"/>
                     <w:jc w:val="center"/>
                   </w:pPr>
-                  <w:r>
-                    <w:rPr>
-                      <w:rStyle w:val="VerbatimChar"/>
-                    </w:rPr>
-                    <w:t xml:space="preserve">CompanionAnimal</w:t>
-                  </w:r>
-                </w:p>
-              </w:tc>
-              <w:tc>
-                <w:tcPr/>
-                <w:p>
-                  <w:pPr>
-                    <w:pStyle w:val="Compact"/>
-                    <w:jc w:val="left"/>
-                    <w:jc w:val="center"/>
-                  </w:pPr>
-                  <w:r>
-                    <w:t xml:space="preserve">Heimtier</w:t>
-                  </w:r>
-                </w:p>
-              </w:tc>
-              <w:tc>
-                <w:tcPr/>
-                <w:p>
-                  <w:pPr>
-                    <w:pStyle w:val="Compact"/>
-                  </w:pPr>
+                  <w:hyperlink r:id="rId183">
+                    <w:r>
+                      <w:rPr>
+                        <w:rStyle w:val="VerbatimChar"/>
+                      </w:rPr>
+                      <w:t xml:space="preserve">Lost</w:t>
+                    </w:r>
+                  </w:hyperlink>
+                </w:p>
+              </w:tc>
+              <w:tc>
+                <w:tcPr/>
+                <w:p>
+                  <w:pPr>
+                    <w:pStyle w:val="Compact"/>
+                    <w:jc w:val="left"/>
+                    <w:jc w:val="center"/>
+                  </w:pPr>
+                  <w:r>
+                    <w:t xml:space="preserve">Disparu</w:t>
+                  </w:r>
+                </w:p>
+              </w:tc>
+              <w:tc>
+                <w:tcPr/>
+                <w:p>
+                  <w:pPr>
+                    <w:pStyle w:val="Compact"/>
+                    <w:jc w:val="left"/>
+                    <w:jc w:val="center"/>
+                  </w:pPr>
+                  <w:r>
+                    <w:t xml:space="preserve">On ignore où se trouve l’animal</w:t>
+                  </w:r>
                 </w:p>
               </w:tc>
             </w:tr>
@@ -6820,50 +7715,221 @@
                     <w:jc w:val="left"/>
                     <w:jc w:val="center"/>
                   </w:pPr>
-                  <w:r>
-                    <w:rPr>
-                      <w:rStyle w:val="VerbatimChar"/>
-                    </w:rPr>
-                    <w:t xml:space="preserve">FarmAnimal</w:t>
-                  </w:r>
-                </w:p>
-              </w:tc>
-              <w:tc>
-                <w:tcPr/>
-                <w:p>
-                  <w:pPr>
-                    <w:pStyle w:val="Compact"/>
-                    <w:jc w:val="left"/>
-                    <w:jc w:val="center"/>
-                  </w:pPr>
-                  <w:r>
-                    <w:t xml:space="preserve">Nutztier</w:t>
-                  </w:r>
-                </w:p>
-              </w:tc>
-              <w:tc>
-                <w:tcPr/>
-                <w:p>
-                  <w:pPr>
-                    <w:pStyle w:val="Compact"/>
-                  </w:pPr>
+                  <w:hyperlink r:id="rId184">
+                    <w:r>
+                      <w:rPr>
+                        <w:rStyle w:val="VerbatimChar"/>
+                      </w:rPr>
+                      <w:t xml:space="preserve">NotDefined</w:t>
+                    </w:r>
+                  </w:hyperlink>
+                </w:p>
+              </w:tc>
+              <w:tc>
+                <w:tcPr/>
+                <w:p>
+                  <w:pPr>
+                    <w:pStyle w:val="Compact"/>
+                    <w:jc w:val="left"/>
+                    <w:jc w:val="center"/>
+                  </w:pPr>
+                  <w:r>
+                    <w:t xml:space="preserve">Non défini</w:t>
+                  </w:r>
+                </w:p>
+              </w:tc>
+              <w:tc>
+                <w:tcPr/>
+                <w:p>
+                  <w:pPr>
+                    <w:pStyle w:val="Compact"/>
+                    <w:jc w:val="left"/>
+                    <w:jc w:val="center"/>
+                  </w:pPr>
+                  <w:r>
+                    <w:t xml:space="preserve">Aucun statut n’est défini pour l’historique de</w:t>
+                  </w:r>
+                  <w:r>
+                    <w:t xml:space="preserve"> </w:t>
+                  </w:r>
+                  <w:r>
+                    <w:t xml:space="preserve">l’animal</w:t>
+                  </w:r>
+                </w:p>
+              </w:tc>
+            </w:tr>
+            <w:tr>
+              <w:tc>
+                <w:tcPr/>
+                <w:p>
+                  <w:pPr>
+                    <w:pStyle w:val="Compact"/>
+                    <w:jc w:val="left"/>
+                    <w:jc w:val="center"/>
+                  </w:pPr>
+                  <w:hyperlink r:id="rId185">
+                    <w:r>
+                      <w:rPr>
+                        <w:rStyle w:val="VerbatimChar"/>
+                      </w:rPr>
+                      <w:t xml:space="preserve">NotOk</w:t>
+                    </w:r>
+                  </w:hyperlink>
+                </w:p>
+              </w:tc>
+              <w:tc>
+                <w:tcPr/>
+                <w:p>
+                  <w:pPr>
+                    <w:pStyle w:val="Compact"/>
+                    <w:jc w:val="left"/>
+                    <w:jc w:val="center"/>
+                  </w:pPr>
+                  <w:r>
+                    <w:t xml:space="preserve">Erroné</w:t>
+                  </w:r>
+                </w:p>
+              </w:tc>
+              <w:tc>
+                <w:tcPr/>
+                <w:p>
+                  <w:pPr>
+                    <w:pStyle w:val="Compact"/>
+                    <w:jc w:val="left"/>
+                    <w:jc w:val="center"/>
+                  </w:pPr>
+                  <w:r>
+                    <w:t xml:space="preserve">L’historique de l’animal contient des erreurs ou</w:t>
+                  </w:r>
+                  <w:r>
+                    <w:t xml:space="preserve"> </w:t>
+                  </w:r>
+                  <w:r>
+                    <w:t xml:space="preserve">des lacunes</w:t>
+                  </w:r>
+                </w:p>
+              </w:tc>
+            </w:tr>
+            <w:tr>
+              <w:tc>
+                <w:tcPr/>
+                <w:p>
+                  <w:pPr>
+                    <w:pStyle w:val="Compact"/>
+                    <w:jc w:val="left"/>
+                    <w:jc w:val="center"/>
+                  </w:pPr>
+                  <w:hyperlink r:id="rId186">
+                    <w:r>
+                      <w:rPr>
+                        <w:rStyle w:val="VerbatimChar"/>
+                      </w:rPr>
+                      <w:t xml:space="preserve">Ok</w:t>
+                    </w:r>
+                  </w:hyperlink>
+                </w:p>
+              </w:tc>
+              <w:tc>
+                <w:tcPr/>
+                <w:p>
+                  <w:pPr>
+                    <w:pStyle w:val="Compact"/>
+                    <w:jc w:val="left"/>
+                    <w:jc w:val="center"/>
+                  </w:pPr>
+                  <w:r>
+                    <w:t xml:space="preserve">OK</w:t>
+                  </w:r>
+                </w:p>
+              </w:tc>
+              <w:tc>
+                <w:tcPr/>
+                <w:p>
+                  <w:pPr>
+                    <w:pStyle w:val="Compact"/>
+                    <w:jc w:val="left"/>
+                    <w:jc w:val="center"/>
+                  </w:pPr>
+                  <w:r>
+                    <w:t xml:space="preserve">L’historique de l’animal est complet et correct</w:t>
+                  </w:r>
+                </w:p>
+              </w:tc>
+            </w:tr>
+            <w:tr>
+              <w:tc>
+                <w:tcPr/>
+                <w:p>
+                  <w:pPr>
+                    <w:pStyle w:val="Compact"/>
+                    <w:jc w:val="left"/>
+                    <w:jc w:val="center"/>
+                  </w:pPr>
+                  <w:hyperlink r:id="rId187">
+                    <w:r>
+                      <w:rPr>
+                        <w:rStyle w:val="VerbatimChar"/>
+                      </w:rPr>
+                      <w:t xml:space="preserve">TemporaryOk</w:t>
+                    </w:r>
+                  </w:hyperlink>
+                </w:p>
+              </w:tc>
+              <w:tc>
+                <w:tcPr/>
+                <w:p>
+                  <w:pPr>
+                    <w:pStyle w:val="Compact"/>
+                    <w:jc w:val="left"/>
+                    <w:jc w:val="center"/>
+                  </w:pPr>
+                  <w:r>
+                    <w:t xml:space="preserve">Provisoirement OK</w:t>
+                  </w:r>
+                </w:p>
+              </w:tc>
+              <w:tc>
+                <w:tcPr/>
+                <w:p>
+                  <w:pPr>
+                    <w:pStyle w:val="Compact"/>
+                    <w:jc w:val="left"/>
+                    <w:jc w:val="center"/>
+                  </w:pPr>
+                  <w:r>
+                    <w:t xml:space="preserve">L’historique de l’animal est provisoirement</w:t>
+                  </w:r>
+                  <w:r>
+                    <w:t xml:space="preserve"> </w:t>
+                  </w:r>
+                  <w:r>
+                    <w:t xml:space="preserve">considéré comme correct</w:t>
+                  </w:r>
                 </w:p>
               </w:tc>
             </w:tr>
           </w:tbl>
-          <w:bookmarkEnd w:id="179"/>
+          <w:bookmarkEnd w:id="188"/>
           <w:p/>
         </w:tc>
       </w:tr>
     </w:tbl>
-    <w:bookmarkEnd w:id="180"/>
-    <w:bookmarkStart w:id="182" w:name="sec-codelist-equidwithersclass"/>
+    <w:bookmarkEnd w:id="189"/>
+    <w:bookmarkStart w:id="193" w:name="sec-codelist-animaltypeofuse"/>
     <w:p>
       <w:pPr>
         <w:pStyle w:val="berschrift2"/>
       </w:pPr>
       <w:r>
-        <w:t xml:space="preserve">4.6 Catégorie de taille</w:t>
+        <w:t xml:space="preserve">4.6 Type d’utilisation (bovins, ovins, caprins)</w:t>
+      </w:r>
+    </w:p>
+    <w:p>
+      <w:pPr>
+        <w:pStyle w:val="FirstParagraph"/>
+      </w:pPr>
+      <w:r>
+        <w:t xml:space="preserve">Type d’utilisation des bovins, ovins et caprins.</w:t>
       </w:r>
     </w:p>
     <w:tbl>
@@ -6879,7 +7945,7 @@
       <w:tr>
         <w:tc>
           <w:tcPr/>
-          <w:bookmarkStart w:id="181" w:name="tbl-codelist-equidwithersclass"/>
+          <w:bookmarkStart w:id="192" w:name="tbl-codelist-animaltypeofuse"/>
           <w:p>
             <w:pPr>
               <w:jc w:val="center"/>
@@ -6890,7 +7956,7 @@
               <w:pStyle w:val="ImageCaption"/>
             </w:pPr>
             <w:r>
-              <w:t xml:space="preserve">Table 7: Valeurs du domaine de valeurs Catégorie de taille</w:t>
+              <w:t xml:space="preserve">Table 7: Valeurs de la liste de codes Type d’utilisation (bovins, ovins, caprins).</w:t>
             </w:r>
           </w:p>
           <w:tbl>
@@ -6901,9 +7967,9 @@
               <w:tblLook w:firstRow="1" w:lastRow="0" w:firstColumn="0" w:lastColumn="0" w:noHBand="0" w:noVBand="0" w:val="0020"/>
             </w:tblPr>
             <w:tblGrid>
-              <w:gridCol w:w="1980"/>
-              <w:gridCol w:w="2376"/>
-              <w:gridCol w:w="3564"/>
+              <w:gridCol w:w="1267"/>
+              <w:gridCol w:w="2692"/>
+              <w:gridCol w:w="3960"/>
             </w:tblGrid>
             <w:tr>
               <w:trPr>
@@ -6918,20 +7984,20 @@
                     <w:jc w:val="center"/>
                   </w:pPr>
                   <w:r>
-                    <w:t xml:space="preserve">Valeur</w:t>
-                  </w:r>
-                </w:p>
-              </w:tc>
-              <w:tc>
-                <w:tcPr/>
-                <w:p>
-                  <w:pPr>
-                    <w:pStyle w:val="Compact"/>
-                    <w:jc w:val="left"/>
-                    <w:jc w:val="center"/>
-                  </w:pPr>
-                  <w:r>
-                    <w:t xml:space="preserve">Désignation</w:t>
+                    <w:t xml:space="preserve">Code</w:t>
+                  </w:r>
+                </w:p>
+              </w:tc>
+              <w:tc>
+                <w:tcPr/>
+                <w:p>
+                  <w:pPr>
+                    <w:pStyle w:val="Compact"/>
+                    <w:jc w:val="left"/>
+                    <w:jc w:val="center"/>
+                  </w:pPr>
+                  <w:r>
+                    <w:t xml:space="preserve">Nom</w:t>
                   </w:r>
                 </w:p>
               </w:tc>
@@ -6958,33 +8024,40 @@
                     <w:jc w:val="left"/>
                     <w:jc w:val="center"/>
                   </w:pPr>
-                  <w:r>
-                    <w:rPr>
-                      <w:rStyle w:val="VerbatimChar"/>
-                    </w:rPr>
-                    <w:t xml:space="preserve">GreaterThan148cm</w:t>
-                  </w:r>
-                </w:p>
-              </w:tc>
-              <w:tc>
-                <w:tcPr/>
-                <w:p>
-                  <w:pPr>
-                    <w:pStyle w:val="Compact"/>
-                    <w:jc w:val="left"/>
-                    <w:jc w:val="center"/>
-                  </w:pPr>
-                  <w:r>
-                    <w:t xml:space="preserve">Hauteur au garrot supérieure à 148 cm</w:t>
-                  </w:r>
-                </w:p>
-              </w:tc>
-              <w:tc>
-                <w:tcPr/>
-                <w:p>
-                  <w:pPr>
-                    <w:pStyle w:val="Compact"/>
-                  </w:pPr>
+                  <w:hyperlink r:id="rId190">
+                    <w:r>
+                      <w:rPr>
+                        <w:rStyle w:val="VerbatimChar"/>
+                      </w:rPr>
+                      <w:t xml:space="preserve">Milk</w:t>
+                    </w:r>
+                  </w:hyperlink>
+                </w:p>
+              </w:tc>
+              <w:tc>
+                <w:tcPr/>
+                <w:p>
+                  <w:pPr>
+                    <w:pStyle w:val="Compact"/>
+                    <w:jc w:val="left"/>
+                    <w:jc w:val="center"/>
+                  </w:pPr>
+                  <w:r>
+                    <w:t xml:space="preserve">Lait</w:t>
+                  </w:r>
+                </w:p>
+              </w:tc>
+              <w:tc>
+                <w:tcPr/>
+                <w:p>
+                  <w:pPr>
+                    <w:pStyle w:val="Compact"/>
+                    <w:jc w:val="left"/>
+                    <w:jc w:val="center"/>
+                  </w:pPr>
+                  <w:r>
+                    <w:t xml:space="preserve">Vaches, brebis et chèvres laitières</w:t>
+                  </w:r>
                 </w:p>
               </w:tc>
             </w:tr>
@@ -6997,50 +8070,71 @@
                     <w:jc w:val="left"/>
                     <w:jc w:val="center"/>
                   </w:pPr>
-                  <w:r>
-                    <w:rPr>
-                      <w:rStyle w:val="VerbatimChar"/>
-                    </w:rPr>
-                    <w:t xml:space="preserve">LessOrEqualThan148cm</w:t>
-                  </w:r>
-                </w:p>
-              </w:tc>
-              <w:tc>
-                <w:tcPr/>
-                <w:p>
-                  <w:pPr>
-                    <w:pStyle w:val="Compact"/>
-                    <w:jc w:val="left"/>
-                    <w:jc w:val="center"/>
-                  </w:pPr>
-                  <w:r>
-                    <w:t xml:space="preserve">Hauteur au garrot jusqu’à 148 cm</w:t>
-                  </w:r>
-                </w:p>
-              </w:tc>
-              <w:tc>
-                <w:tcPr/>
-                <w:p>
-                  <w:pPr>
-                    <w:pStyle w:val="Compact"/>
-                  </w:pPr>
+                  <w:hyperlink r:id="rId191">
+                    <w:r>
+                      <w:rPr>
+                        <w:rStyle w:val="VerbatimChar"/>
+                      </w:rPr>
+                      <w:t xml:space="preserve">Other</w:t>
+                    </w:r>
+                  </w:hyperlink>
+                </w:p>
+              </w:tc>
+              <w:tc>
+                <w:tcPr/>
+                <w:p>
+                  <w:pPr>
+                    <w:pStyle w:val="Compact"/>
+                    <w:jc w:val="left"/>
+                    <w:jc w:val="center"/>
+                  </w:pPr>
+                  <w:r>
+                    <w:t xml:space="preserve">Autre</w:t>
+                  </w:r>
+                </w:p>
+              </w:tc>
+              <w:tc>
+                <w:tcPr/>
+                <w:p>
+                  <w:pPr>
+                    <w:pStyle w:val="Compact"/>
+                    <w:jc w:val="left"/>
+                    <w:jc w:val="center"/>
+                  </w:pPr>
+                  <w:r>
+                    <w:t xml:space="preserve">Toute utilisation autre que la production</w:t>
+                  </w:r>
+                  <w:r>
+                    <w:t xml:space="preserve"> </w:t>
+                  </w:r>
+                  <w:r>
+                    <w:t xml:space="preserve">laitière, p. ex. la production de viande</w:t>
+                  </w:r>
                 </w:p>
               </w:tc>
             </w:tr>
           </w:tbl>
-          <w:bookmarkEnd w:id="181"/>
+          <w:bookmarkEnd w:id="192"/>
           <w:p/>
         </w:tc>
       </w:tr>
     </w:tbl>
-    <w:bookmarkEnd w:id="182"/>
-    <w:bookmarkStart w:id="184" w:name="sec-codelist-gender"/>
+    <w:bookmarkEnd w:id="193"/>
+    <w:bookmarkStart w:id="197" w:name="sec-codelist-equidtypeofusage"/>
     <w:p>
       <w:pPr>
         <w:pStyle w:val="berschrift2"/>
       </w:pPr>
       <w:r>
-        <w:t xml:space="preserve">4.7 Sexe</w:t>
+        <w:t xml:space="preserve">4.7 Type d’utilisation (équidés)</w:t>
+      </w:r>
+    </w:p>
+    <w:p>
+      <w:pPr>
+        <w:pStyle w:val="FirstParagraph"/>
+      </w:pPr>
+      <w:r>
+        <w:t xml:space="preserve">Type d’utilisation d’un équidé ; il détermine si l’équidé peut être abattu pour la production de denrées alimentaires.</w:t>
       </w:r>
     </w:p>
     <w:tbl>
@@ -7056,7 +8150,7 @@
       <w:tr>
         <w:tc>
           <w:tcPr/>
-          <w:bookmarkStart w:id="183" w:name="tbl-codelist-gender"/>
+          <w:bookmarkStart w:id="196" w:name="tbl-codelist-equidtypeofusage"/>
           <w:p>
             <w:pPr>
               <w:jc w:val="center"/>
@@ -7067,7 +8161,7 @@
               <w:pStyle w:val="ImageCaption"/>
             </w:pPr>
             <w:r>
-              <w:t xml:space="preserve">Table 8: Valeurs du domaine de valeurs Sexe</w:t>
+              <w:t xml:space="preserve">Table 8: Valeurs de la liste de codes Type d’utilisation (équidés).</w:t>
             </w:r>
           </w:p>
           <w:tbl>
@@ -7078,9 +8172,9 @@
               <w:tblLook w:firstRow="1" w:lastRow="0" w:firstColumn="0" w:lastColumn="0" w:noHBand="0" w:noVBand="0" w:val="0020"/>
             </w:tblPr>
             <w:tblGrid>
-              <w:gridCol w:w="1980"/>
-              <w:gridCol w:w="2376"/>
-              <w:gridCol w:w="3564"/>
+              <w:gridCol w:w="1504"/>
+              <w:gridCol w:w="2534"/>
+              <w:gridCol w:w="3880"/>
             </w:tblGrid>
             <w:tr>
               <w:trPr>
@@ -7095,20 +8189,20 @@
                     <w:jc w:val="center"/>
                   </w:pPr>
                   <w:r>
-                    <w:t xml:space="preserve">Valeur</w:t>
-                  </w:r>
-                </w:p>
-              </w:tc>
-              <w:tc>
-                <w:tcPr/>
-                <w:p>
-                  <w:pPr>
-                    <w:pStyle w:val="Compact"/>
-                    <w:jc w:val="left"/>
-                    <w:jc w:val="center"/>
-                  </w:pPr>
-                  <w:r>
-                    <w:t xml:space="preserve">Désignation</w:t>
+                    <w:t xml:space="preserve">Code</w:t>
+                  </w:r>
+                </w:p>
+              </w:tc>
+              <w:tc>
+                <w:tcPr/>
+                <w:p>
+                  <w:pPr>
+                    <w:pStyle w:val="Compact"/>
+                    <w:jc w:val="left"/>
+                    <w:jc w:val="center"/>
+                  </w:pPr>
+                  <w:r>
+                    <w:t xml:space="preserve">Nom</w:t>
                   </w:r>
                 </w:p>
               </w:tc>
@@ -7135,33 +8229,46 @@
                     <w:jc w:val="left"/>
                     <w:jc w:val="center"/>
                   </w:pPr>
-                  <w:r>
-                    <w:rPr>
-                      <w:rStyle w:val="VerbatimChar"/>
-                    </w:rPr>
-                    <w:t xml:space="preserve">Female</w:t>
-                  </w:r>
-                </w:p>
-              </w:tc>
-              <w:tc>
-                <w:tcPr/>
-                <w:p>
-                  <w:pPr>
-                    <w:pStyle w:val="Compact"/>
-                    <w:jc w:val="left"/>
-                    <w:jc w:val="center"/>
-                  </w:pPr>
-                  <w:r>
-                    <w:t xml:space="preserve">Weiblich</w:t>
-                  </w:r>
-                </w:p>
-              </w:tc>
-              <w:tc>
-                <w:tcPr/>
-                <w:p>
-                  <w:pPr>
-                    <w:pStyle w:val="Compact"/>
-                  </w:pPr>
+                  <w:hyperlink r:id="rId194">
+                    <w:r>
+                      <w:rPr>
+                        <w:rStyle w:val="VerbatimChar"/>
+                      </w:rPr>
+                      <w:t xml:space="preserve">CompanionAnimal</w:t>
+                    </w:r>
+                  </w:hyperlink>
+                </w:p>
+              </w:tc>
+              <w:tc>
+                <w:tcPr/>
+                <w:p>
+                  <w:pPr>
+                    <w:pStyle w:val="Compact"/>
+                    <w:jc w:val="left"/>
+                    <w:jc w:val="center"/>
+                  </w:pPr>
+                  <w:r>
+                    <w:t xml:space="preserve">Animal de compagnie</w:t>
+                  </w:r>
+                </w:p>
+              </w:tc>
+              <w:tc>
+                <w:tcPr/>
+                <w:p>
+                  <w:pPr>
+                    <w:pStyle w:val="Compact"/>
+                    <w:jc w:val="left"/>
+                    <w:jc w:val="center"/>
+                  </w:pPr>
+                  <w:r>
+                    <w:t xml:space="preserve">Équidé qui ne peut pas être abattu pour la</w:t>
+                  </w:r>
+                  <w:r>
+                    <w:t xml:space="preserve"> </w:t>
+                  </w:r>
+                  <w:r>
+                    <w:t xml:space="preserve">production de denrées alimentaires</w:t>
+                  </w:r>
                 </w:p>
               </w:tc>
             </w:tr>
@@ -7174,50 +8281,71 @@
                     <w:jc w:val="left"/>
                     <w:jc w:val="center"/>
                   </w:pPr>
-                  <w:r>
-                    <w:rPr>
-                      <w:rStyle w:val="VerbatimChar"/>
-                    </w:rPr>
-                    <w:t xml:space="preserve">Male</w:t>
-                  </w:r>
-                </w:p>
-              </w:tc>
-              <w:tc>
-                <w:tcPr/>
-                <w:p>
-                  <w:pPr>
-                    <w:pStyle w:val="Compact"/>
-                    <w:jc w:val="left"/>
-                    <w:jc w:val="center"/>
-                  </w:pPr>
-                  <w:r>
-                    <w:t xml:space="preserve">Männlich</w:t>
-                  </w:r>
-                </w:p>
-              </w:tc>
-              <w:tc>
-                <w:tcPr/>
-                <w:p>
-                  <w:pPr>
-                    <w:pStyle w:val="Compact"/>
-                  </w:pPr>
+                  <w:hyperlink r:id="rId195">
+                    <w:r>
+                      <w:rPr>
+                        <w:rStyle w:val="VerbatimChar"/>
+                      </w:rPr>
+                      <w:t xml:space="preserve">FarmAnimal</w:t>
+                    </w:r>
+                  </w:hyperlink>
+                </w:p>
+              </w:tc>
+              <w:tc>
+                <w:tcPr/>
+                <w:p>
+                  <w:pPr>
+                    <w:pStyle w:val="Compact"/>
+                    <w:jc w:val="left"/>
+                    <w:jc w:val="center"/>
+                  </w:pPr>
+                  <w:r>
+                    <w:t xml:space="preserve">Animal de rente</w:t>
+                  </w:r>
+                </w:p>
+              </w:tc>
+              <w:tc>
+                <w:tcPr/>
+                <w:p>
+                  <w:pPr>
+                    <w:pStyle w:val="Compact"/>
+                    <w:jc w:val="left"/>
+                    <w:jc w:val="center"/>
+                  </w:pPr>
+                  <w:r>
+                    <w:t xml:space="preserve">Équidé qui peut être abattu pour la production</w:t>
+                  </w:r>
+                  <w:r>
+                    <w:t xml:space="preserve"> </w:t>
+                  </w:r>
+                  <w:r>
+                    <w:t xml:space="preserve">de denrées alimentaires</w:t>
+                  </w:r>
                 </w:p>
               </w:tc>
             </w:tr>
           </w:tbl>
-          <w:bookmarkEnd w:id="183"/>
+          <w:bookmarkEnd w:id="196"/>
           <w:p/>
         </w:tc>
       </w:tr>
     </w:tbl>
-    <w:bookmarkEnd w:id="184"/>
-    <w:bookmarkStart w:id="186" w:name="sec-codelist-genus"/>
+    <w:bookmarkEnd w:id="197"/>
+    <w:bookmarkStart w:id="203" w:name="sec-codelist-healthstatustype"/>
     <w:p>
       <w:pPr>
         <w:pStyle w:val="berschrift2"/>
       </w:pPr>
       <w:r>
-        <w:t xml:space="preserve">4.8 Espèce d’animal de rente</w:t>
+        <w:t xml:space="preserve">4.8 Type d’état sanitaire</w:t>
+      </w:r>
+    </w:p>
+    <w:p>
+      <w:pPr>
+        <w:pStyle w:val="FirstParagraph"/>
+      </w:pPr>
+      <w:r>
+        <w:t xml:space="preserve">Type d’un état sanitaire d’une unité locale ou d’un animal individuel.</w:t>
       </w:r>
     </w:p>
     <w:tbl>
@@ -7233,7 +8361,7 @@
       <w:tr>
         <w:tc>
           <w:tcPr/>
-          <w:bookmarkStart w:id="185" w:name="tbl-codelist-genus"/>
+          <w:bookmarkStart w:id="202" w:name="tbl-codelist-healthstatustype"/>
           <w:p>
             <w:pPr>
               <w:jc w:val="center"/>
@@ -7244,7 +8372,7 @@
               <w:pStyle w:val="ImageCaption"/>
             </w:pPr>
             <w:r>
-              <w:t xml:space="preserve">Table 9: Valeurs du domaine de valeurs Espèce d’animal de rente</w:t>
+              <w:t xml:space="preserve">Table 9: Valeurs de la liste de codes Type d’état sanitaire.</w:t>
             </w:r>
           </w:p>
           <w:tbl>
@@ -7255,9 +8383,9 @@
               <w:tblLook w:firstRow="1" w:lastRow="0" w:firstColumn="0" w:lastColumn="0" w:noHBand="0" w:noVBand="0" w:val="0020"/>
             </w:tblPr>
             <w:tblGrid>
-              <w:gridCol w:w="1980"/>
-              <w:gridCol w:w="2376"/>
-              <w:gridCol w:w="3564"/>
+              <w:gridCol w:w="1742"/>
+              <w:gridCol w:w="2455"/>
+              <w:gridCol w:w="3722"/>
             </w:tblGrid>
             <w:tr>
               <w:trPr>
@@ -7272,20 +8400,20 @@
                     <w:jc w:val="center"/>
                   </w:pPr>
                   <w:r>
-                    <w:t xml:space="preserve">Valeur</w:t>
-                  </w:r>
-                </w:p>
-              </w:tc>
-              <w:tc>
-                <w:tcPr/>
-                <w:p>
-                  <w:pPr>
-                    <w:pStyle w:val="Compact"/>
-                    <w:jc w:val="left"/>
-                    <w:jc w:val="center"/>
-                  </w:pPr>
-                  <w:r>
-                    <w:t xml:space="preserve">Désignation</w:t>
+                    <w:t xml:space="preserve">Code</w:t>
+                  </w:r>
+                </w:p>
+              </w:tc>
+              <w:tc>
+                <w:tcPr/>
+                <w:p>
+                  <w:pPr>
+                    <w:pStyle w:val="Compact"/>
+                    <w:jc w:val="left"/>
+                    <w:jc w:val="center"/>
+                  </w:pPr>
+                  <w:r>
+                    <w:t xml:space="preserve">Nom</w:t>
                   </w:r>
                 </w:p>
               </w:tc>
@@ -7312,37 +8440,45 @@
                     <w:jc w:val="left"/>
                     <w:jc w:val="center"/>
                   </w:pPr>
-                  <w:r>
-                    <w:rPr>
-                      <w:rStyle w:val="VerbatimChar"/>
-                    </w:rPr>
-                    <w:t xml:space="preserve">Camelid</w:t>
-                  </w:r>
-                </w:p>
-              </w:tc>
-              <w:tc>
-                <w:tcPr/>
-                <w:p>
-                  <w:pPr>
-                    <w:pStyle w:val="Compact"/>
-                    <w:jc w:val="left"/>
-                    <w:jc w:val="center"/>
-                  </w:pPr>
-                  <w:r>
-                    <w:t xml:space="preserve">Kameliden</w:t>
-                  </w:r>
-                </w:p>
-              </w:tc>
-              <w:tc>
-                <w:tcPr/>
-                <w:p>
-                  <w:pPr>
-                    <w:pStyle w:val="Compact"/>
-                    <w:jc w:val="left"/>
-                    <w:jc w:val="center"/>
-                  </w:pPr>
-                  <w:r>
-                    <w:t xml:space="preserve">Neuweltkameliden</w:t>
+                  <w:hyperlink r:id="rId198">
+                    <w:r>
+                      <w:rPr>
+                        <w:rStyle w:val="VerbatimChar"/>
+                      </w:rPr>
+                      <w:t xml:space="preserve">EpizooticStatus</w:t>
+                    </w:r>
+                  </w:hyperlink>
+                </w:p>
+              </w:tc>
+              <w:tc>
+                <w:tcPr/>
+                <w:p>
+                  <w:pPr>
+                    <w:pStyle w:val="Compact"/>
+                    <w:jc w:val="left"/>
+                    <w:jc w:val="center"/>
+                  </w:pPr>
+                  <w:r>
+                    <w:t xml:space="preserve">Statut épizootique</w:t>
+                  </w:r>
+                </w:p>
+              </w:tc>
+              <w:tc>
+                <w:tcPr/>
+                <w:p>
+                  <w:pPr>
+                    <w:pStyle w:val="Compact"/>
+                    <w:jc w:val="left"/>
+                    <w:jc w:val="center"/>
+                  </w:pPr>
+                  <w:r>
+                    <w:t xml:space="preserve">Statut relatif à une épizootie, p. ex. bloqué ou</w:t>
+                  </w:r>
+                  <w:r>
+                    <w:t xml:space="preserve"> </w:t>
+                  </w:r>
+                  <w:r>
+                    <w:t xml:space="preserve">libre</w:t>
                   </w:r>
                 </w:p>
               </w:tc>
@@ -7356,57 +8492,45 @@
                     <w:jc w:val="left"/>
                     <w:jc w:val="center"/>
                   </w:pPr>
-                  <w:r>
-                    <w:rPr>
-                      <w:rStyle w:val="VerbatimChar"/>
-                    </w:rPr>
-                    <w:t xml:space="preserve">Cattle</w:t>
-                  </w:r>
-                </w:p>
-              </w:tc>
-              <w:tc>
-                <w:tcPr/>
-                <w:p>
-                  <w:pPr>
-                    <w:pStyle w:val="Compact"/>
-                    <w:jc w:val="left"/>
-                    <w:jc w:val="center"/>
-                  </w:pPr>
-                  <w:r>
-                    <w:t xml:space="preserve">Rindvieh</w:t>
-                  </w:r>
-                </w:p>
-              </w:tc>
-              <w:tc>
-                <w:tcPr/>
-                <w:p>
-                  <w:pPr>
-                    <w:pStyle w:val="Compact"/>
-                    <w:jc w:val="left"/>
-                    <w:jc w:val="center"/>
-                  </w:pPr>
-                  <w:r>
-                    <w:t xml:space="preserve">Tiere der Rindergattung (</w:t>
-                  </w:r>
-                  <w:r>
-                    <w:rPr>
-                      <w:i/>
-                      <w:iCs/>
-                    </w:rPr>
-                    <w:t xml:space="preserve">Bos</w:t>
-                  </w:r>
-                  <w:r>
-                    <w:t xml:space="preserve">) und Wasserbüffel (</w:t>
-                  </w:r>
-                  <w:r>
-                    <w:rPr>
-                      <w:i/>
-                      <w:iCs/>
-                    </w:rPr>
-                    <w:t xml:space="preserve">Bubalus bubalis</w:t>
-                  </w:r>
-                  <w:r>
-                    <w:t xml:space="preserve">)</w:t>
+                  <w:hyperlink r:id="rId199">
+                    <w:r>
+                      <w:rPr>
+                        <w:rStyle w:val="VerbatimChar"/>
+                      </w:rPr>
+                      <w:t xml:space="preserve">LaboratoryResult</w:t>
+                    </w:r>
+                  </w:hyperlink>
+                </w:p>
+              </w:tc>
+              <w:tc>
+                <w:tcPr/>
+                <w:p>
+                  <w:pPr>
+                    <w:pStyle w:val="Compact"/>
+                    <w:jc w:val="left"/>
+                    <w:jc w:val="center"/>
+                  </w:pPr>
+                  <w:r>
+                    <w:t xml:space="preserve">Résultat de laboratoire</w:t>
+                  </w:r>
+                </w:p>
+              </w:tc>
+              <w:tc>
+                <w:tcPr/>
+                <w:p>
+                  <w:pPr>
+                    <w:pStyle w:val="Compact"/>
+                    <w:jc w:val="left"/>
+                    <w:jc w:val="center"/>
+                  </w:pPr>
+                  <w:r>
+                    <w:t xml:space="preserve">Résultat d’une analyse de laboratoire, p. ex.</w:t>
+                  </w:r>
+                  <w:r>
+                    <w:t xml:space="preserve"> </w:t>
+                  </w:r>
+                  <w:r>
+                    <w:t xml:space="preserve">positif ou négatif</w:t>
                   </w:r>
                 </w:p>
               </w:tc>
@@ -7420,37 +8544,45 @@
                     <w:jc w:val="left"/>
                     <w:jc w:val="center"/>
                   </w:pPr>
-                  <w:r>
-                    <w:rPr>
-                      <w:rStyle w:val="VerbatimChar"/>
-                    </w:rPr>
-                    <w:t xml:space="preserve">Equid</w:t>
-                  </w:r>
-                </w:p>
-              </w:tc>
-              <w:tc>
-                <w:tcPr/>
-                <w:p>
-                  <w:pPr>
-                    <w:pStyle w:val="Compact"/>
-                    <w:jc w:val="left"/>
-                    <w:jc w:val="center"/>
-                  </w:pPr>
-                  <w:r>
-                    <w:t xml:space="preserve">Equiden</w:t>
-                  </w:r>
-                </w:p>
-              </w:tc>
-              <w:tc>
-                <w:tcPr/>
-                <w:p>
-                  <w:pPr>
-                    <w:pStyle w:val="Compact"/>
-                    <w:jc w:val="left"/>
-                    <w:jc w:val="center"/>
-                  </w:pPr>
-                  <w:r>
-                    <w:t xml:space="preserve">Tiere der Pferdegattung (Pferd, Maultier, Maulesel, Esel)</w:t>
+                  <w:hyperlink r:id="rId200">
+                    <w:r>
+                      <w:rPr>
+                        <w:rStyle w:val="VerbatimChar"/>
+                      </w:rPr>
+                      <w:t xml:space="preserve">RiskStatus</w:t>
+                    </w:r>
+                  </w:hyperlink>
+                </w:p>
+              </w:tc>
+              <w:tc>
+                <w:tcPr/>
+                <w:p>
+                  <w:pPr>
+                    <w:pStyle w:val="Compact"/>
+                    <w:jc w:val="left"/>
+                    <w:jc w:val="center"/>
+                  </w:pPr>
+                  <w:r>
+                    <w:t xml:space="preserve">Statut de risque</w:t>
+                  </w:r>
+                </w:p>
+              </w:tc>
+              <w:tc>
+                <w:tcPr/>
+                <w:p>
+                  <w:pPr>
+                    <w:pStyle w:val="Compact"/>
+                    <w:jc w:val="left"/>
+                    <w:jc w:val="center"/>
+                  </w:pPr>
+                  <w:r>
+                    <w:t xml:space="preserve">Classification du risque d’épizootie, p. ex.</w:t>
+                  </w:r>
+                  <w:r>
+                    <w:t xml:space="preserve"> </w:t>
+                  </w:r>
+                  <w:r>
+                    <w:t xml:space="preserve">élevé, moyen ou faible</w:t>
                   </w:r>
                 </w:p>
               </w:tc>
@@ -7464,211 +8596,71 @@
                     <w:jc w:val="left"/>
                     <w:jc w:val="center"/>
                   </w:pPr>
-                  <w:r>
-                    <w:rPr>
-                      <w:rStyle w:val="VerbatimChar"/>
-                    </w:rPr>
-                    <w:t xml:space="preserve">Game</w:t>
-                  </w:r>
-                </w:p>
-              </w:tc>
-              <w:tc>
-                <w:tcPr/>
-                <w:p>
-                  <w:pPr>
-                    <w:pStyle w:val="Compact"/>
-                    <w:jc w:val="left"/>
-                    <w:jc w:val="center"/>
-                  </w:pPr>
-                  <w:r>
-                    <w:t xml:space="preserve">Wild</w:t>
-                  </w:r>
-                </w:p>
-              </w:tc>
-              <w:tc>
-                <w:tcPr/>
-                <w:p>
-                  <w:pPr>
-                    <w:pStyle w:val="Compact"/>
-                    <w:jc w:val="left"/>
-                    <w:jc w:val="center"/>
-                  </w:pPr>
-                  <w:r>
-                    <w:t xml:space="preserve">Wild in Gehegen</w:t>
-                  </w:r>
-                </w:p>
-              </w:tc>
-            </w:tr>
-            <w:tr>
-              <w:tc>
-                <w:tcPr/>
-                <w:p>
-                  <w:pPr>
-                    <w:pStyle w:val="Compact"/>
-                    <w:jc w:val="left"/>
-                    <w:jc w:val="center"/>
-                  </w:pPr>
-                  <w:r>
-                    <w:rPr>
-                      <w:rStyle w:val="VerbatimChar"/>
-                    </w:rPr>
-                    <w:t xml:space="preserve">Goat</w:t>
-                  </w:r>
-                </w:p>
-              </w:tc>
-              <w:tc>
-                <w:tcPr/>
-                <w:p>
-                  <w:pPr>
-                    <w:pStyle w:val="Compact"/>
-                    <w:jc w:val="left"/>
-                    <w:jc w:val="center"/>
-                  </w:pPr>
-                  <w:r>
-                    <w:t xml:space="preserve">Ziegen</w:t>
-                  </w:r>
-                </w:p>
-              </w:tc>
-              <w:tc>
-                <w:tcPr/>
-                <w:p>
-                  <w:pPr>
-                    <w:pStyle w:val="Compact"/>
-                  </w:pPr>
-                </w:p>
-              </w:tc>
-            </w:tr>
-            <w:tr>
-              <w:tc>
-                <w:tcPr/>
-                <w:p>
-                  <w:pPr>
-                    <w:pStyle w:val="Compact"/>
-                    <w:jc w:val="left"/>
-                    <w:jc w:val="center"/>
-                  </w:pPr>
-                  <w:r>
-                    <w:rPr>
-                      <w:rStyle w:val="VerbatimChar"/>
-                    </w:rPr>
-                    <w:t xml:space="preserve">Pig</w:t>
-                  </w:r>
-                </w:p>
-              </w:tc>
-              <w:tc>
-                <w:tcPr/>
-                <w:p>
-                  <w:pPr>
-                    <w:pStyle w:val="Compact"/>
-                    <w:jc w:val="left"/>
-                    <w:jc w:val="center"/>
-                  </w:pPr>
-                  <w:r>
-                    <w:t xml:space="preserve">Schweine</w:t>
-                  </w:r>
-                </w:p>
-              </w:tc>
-              <w:tc>
-                <w:tcPr/>
-                <w:p>
-                  <w:pPr>
-                    <w:pStyle w:val="Compact"/>
-                  </w:pPr>
-                </w:p>
-              </w:tc>
-            </w:tr>
-            <w:tr>
-              <w:tc>
-                <w:tcPr/>
-                <w:p>
-                  <w:pPr>
-                    <w:pStyle w:val="Compact"/>
-                    <w:jc w:val="left"/>
-                    <w:jc w:val="center"/>
-                  </w:pPr>
-                  <w:r>
-                    <w:rPr>
-                      <w:rStyle w:val="VerbatimChar"/>
-                    </w:rPr>
-                    <w:t xml:space="preserve">Poultry</w:t>
-                  </w:r>
-                </w:p>
-              </w:tc>
-              <w:tc>
-                <w:tcPr/>
-                <w:p>
-                  <w:pPr>
-                    <w:pStyle w:val="Compact"/>
-                    <w:jc w:val="left"/>
-                    <w:jc w:val="center"/>
-                  </w:pPr>
-                  <w:r>
-                    <w:t xml:space="preserve">Geflügel</w:t>
-                  </w:r>
-                </w:p>
-              </w:tc>
-              <w:tc>
-                <w:tcPr/>
-                <w:p>
-                  <w:pPr>
-                    <w:pStyle w:val="Compact"/>
-                  </w:pPr>
-                </w:p>
-              </w:tc>
-            </w:tr>
-            <w:tr>
-              <w:tc>
-                <w:tcPr/>
-                <w:p>
-                  <w:pPr>
-                    <w:pStyle w:val="Compact"/>
-                    <w:jc w:val="left"/>
-                    <w:jc w:val="center"/>
-                  </w:pPr>
-                  <w:r>
-                    <w:rPr>
-                      <w:rStyle w:val="VerbatimChar"/>
-                    </w:rPr>
-                    <w:t xml:space="preserve">Sheep</w:t>
-                  </w:r>
-                </w:p>
-              </w:tc>
-              <w:tc>
-                <w:tcPr/>
-                <w:p>
-                  <w:pPr>
-                    <w:pStyle w:val="Compact"/>
-                    <w:jc w:val="left"/>
-                    <w:jc w:val="center"/>
-                  </w:pPr>
-                  <w:r>
-                    <w:t xml:space="preserve">Schafe</w:t>
-                  </w:r>
-                </w:p>
-              </w:tc>
-              <w:tc>
-                <w:tcPr/>
-                <w:p>
-                  <w:pPr>
-                    <w:pStyle w:val="Compact"/>
-                  </w:pPr>
+                  <w:hyperlink r:id="rId201">
+                    <w:r>
+                      <w:rPr>
+                        <w:rStyle w:val="VerbatimChar"/>
+                      </w:rPr>
+                      <w:t xml:space="preserve">VaccinationStatus</w:t>
+                    </w:r>
+                  </w:hyperlink>
+                </w:p>
+              </w:tc>
+              <w:tc>
+                <w:tcPr/>
+                <w:p>
+                  <w:pPr>
+                    <w:pStyle w:val="Compact"/>
+                    <w:jc w:val="left"/>
+                    <w:jc w:val="center"/>
+                  </w:pPr>
+                  <w:r>
+                    <w:t xml:space="preserve">Statut vaccinal</w:t>
+                  </w:r>
+                </w:p>
+              </w:tc>
+              <w:tc>
+                <w:tcPr/>
+                <w:p>
+                  <w:pPr>
+                    <w:pStyle w:val="Compact"/>
+                    <w:jc w:val="left"/>
+                    <w:jc w:val="center"/>
+                  </w:pPr>
+                  <w:r>
+                    <w:t xml:space="preserve">Indique si une vaccination contre une épizootie</w:t>
+                  </w:r>
+                  <w:r>
+                    <w:t xml:space="preserve"> </w:t>
+                  </w:r>
+                  <w:r>
+                    <w:t xml:space="preserve">a été effectuée</w:t>
+                  </w:r>
                 </w:p>
               </w:tc>
             </w:tr>
           </w:tbl>
-          <w:bookmarkEnd w:id="185"/>
+          <w:bookmarkEnd w:id="202"/>
           <w:p/>
         </w:tc>
       </w:tr>
     </w:tbl>
-    <w:bookmarkEnd w:id="186"/>
-    <w:bookmarkStart w:id="188" w:name="sec-codelist-healthstatustype"/>
+    <w:bookmarkEnd w:id="203"/>
+    <w:bookmarkStart w:id="218" w:name="sec-codelist-notificationtype"/>
     <w:p>
       <w:pPr>
         <w:pStyle w:val="berschrift2"/>
       </w:pPr>
       <w:r>
-        <w:t xml:space="preserve">4.9 Type d’état sanitaire</w:t>
+        <w:t xml:space="preserve">4.9 Type de mouvement</w:t>
+      </w:r>
+    </w:p>
+    <w:p>
+      <w:pPr>
+        <w:pStyle w:val="FirstParagraph"/>
+      </w:pPr>
+      <w:r>
+        <w:t xml:space="preserve">Type d’une annonce concernant un animal individuel, p. ex. un mouvement, une naissance ou un abattage.</w:t>
       </w:r>
     </w:p>
     <w:tbl>
@@ -7684,7 +8676,7 @@
       <w:tr>
         <w:tc>
           <w:tcPr/>
-          <w:bookmarkStart w:id="187" w:name="tbl-codelist-healthstatustype"/>
+          <w:bookmarkStart w:id="217" w:name="tbl-codelist-notificationtype"/>
           <w:p>
             <w:pPr>
               <w:jc w:val="center"/>
@@ -7695,7 +8687,7 @@
               <w:pStyle w:val="ImageCaption"/>
             </w:pPr>
             <w:r>
-              <w:t xml:space="preserve">Table 10: Valeurs du domaine de valeurs Type d’état sanitaire</w:t>
+              <w:t xml:space="preserve">Table 10: Valeurs de la liste de codes Type de mouvement.</w:t>
             </w:r>
           </w:p>
           <w:tbl>
@@ -7706,9 +8698,9 @@
               <w:tblLook w:firstRow="1" w:lastRow="0" w:firstColumn="0" w:lastColumn="0" w:noHBand="0" w:noVBand="0" w:val="0020"/>
             </w:tblPr>
             <w:tblGrid>
-              <w:gridCol w:w="1980"/>
-              <w:gridCol w:w="2376"/>
-              <w:gridCol w:w="3564"/>
+              <w:gridCol w:w="1742"/>
+              <w:gridCol w:w="2455"/>
+              <w:gridCol w:w="3722"/>
             </w:tblGrid>
             <w:tr>
               <w:trPr>
@@ -7723,20 +8715,20 @@
                     <w:jc w:val="center"/>
                   </w:pPr>
                   <w:r>
-                    <w:t xml:space="preserve">Valeur</w:t>
-                  </w:r>
-                </w:p>
-              </w:tc>
-              <w:tc>
-                <w:tcPr/>
-                <w:p>
-                  <w:pPr>
-                    <w:pStyle w:val="Compact"/>
-                    <w:jc w:val="left"/>
-                    <w:jc w:val="center"/>
-                  </w:pPr>
-                  <w:r>
-                    <w:t xml:space="preserve">Désignation</w:t>
+                    <w:t xml:space="preserve">Code</w:t>
+                  </w:r>
+                </w:p>
+              </w:tc>
+              <w:tc>
+                <w:tcPr/>
+                <w:p>
+                  <w:pPr>
+                    <w:pStyle w:val="Compact"/>
+                    <w:jc w:val="left"/>
+                    <w:jc w:val="center"/>
+                  </w:pPr>
+                  <w:r>
+                    <w:t xml:space="preserve">Nom</w:t>
                   </w:r>
                 </w:p>
               </w:tc>
@@ -7763,33 +8755,40 @@
                     <w:jc w:val="left"/>
                     <w:jc w:val="center"/>
                   </w:pPr>
-                  <w:r>
-                    <w:rPr>
-                      <w:rStyle w:val="VerbatimChar"/>
-                    </w:rPr>
-                    <w:t xml:space="preserve">EpizooticStatus</w:t>
-                  </w:r>
-                </w:p>
-              </w:tc>
-              <w:tc>
-                <w:tcPr/>
-                <w:p>
-                  <w:pPr>
-                    <w:pStyle w:val="Compact"/>
-                    <w:jc w:val="left"/>
-                    <w:jc w:val="center"/>
-                  </w:pPr>
-                  <w:r>
-                    <w:t xml:space="preserve">Statut épizootique</w:t>
-                  </w:r>
-                </w:p>
-              </w:tc>
-              <w:tc>
-                <w:tcPr/>
-                <w:p>
-                  <w:pPr>
-                    <w:pStyle w:val="Compact"/>
-                  </w:pPr>
+                  <w:hyperlink r:id="rId204">
+                    <w:r>
+                      <w:rPr>
+                        <w:rStyle w:val="VerbatimChar"/>
+                      </w:rPr>
+                      <w:t xml:space="preserve">Arrival</w:t>
+                    </w:r>
+                  </w:hyperlink>
+                </w:p>
+              </w:tc>
+              <w:tc>
+                <w:tcPr/>
+                <w:p>
+                  <w:pPr>
+                    <w:pStyle w:val="Compact"/>
+                    <w:jc w:val="left"/>
+                    <w:jc w:val="center"/>
+                  </w:pPr>
+                  <w:r>
+                    <w:t xml:space="preserve">Entrée</w:t>
+                  </w:r>
+                </w:p>
+              </w:tc>
+              <w:tc>
+                <w:tcPr/>
+                <w:p>
+                  <w:pPr>
+                    <w:pStyle w:val="Compact"/>
+                    <w:jc w:val="left"/>
+                    <w:jc w:val="center"/>
+                  </w:pPr>
+                  <w:r>
+                    <w:t xml:space="preserve">Pas pour les équidés</w:t>
+                  </w:r>
                 </w:p>
               </w:tc>
             </w:tr>
@@ -7802,33 +8801,40 @@
                     <w:jc w:val="left"/>
                     <w:jc w:val="center"/>
                   </w:pPr>
-                  <w:r>
-                    <w:rPr>
-                      <w:rStyle w:val="VerbatimChar"/>
-                    </w:rPr>
-                    <w:t xml:space="preserve">LaboratoryResult</w:t>
-                  </w:r>
-                </w:p>
-              </w:tc>
-              <w:tc>
-                <w:tcPr/>
-                <w:p>
-                  <w:pPr>
-                    <w:pStyle w:val="Compact"/>
-                    <w:jc w:val="left"/>
-                    <w:jc w:val="center"/>
-                  </w:pPr>
-                  <w:r>
-                    <w:t xml:space="preserve">Résultat de laboratoire</w:t>
-                  </w:r>
-                </w:p>
-              </w:tc>
-              <w:tc>
-                <w:tcPr/>
-                <w:p>
-                  <w:pPr>
-                    <w:pStyle w:val="Compact"/>
-                  </w:pPr>
+                  <w:hyperlink r:id="rId205">
+                    <w:r>
+                      <w:rPr>
+                        <w:rStyle w:val="VerbatimChar"/>
+                      </w:rPr>
+                      <w:t xml:space="preserve">Birth</w:t>
+                    </w:r>
+                  </w:hyperlink>
+                </w:p>
+              </w:tc>
+              <w:tc>
+                <w:tcPr/>
+                <w:p>
+                  <w:pPr>
+                    <w:pStyle w:val="Compact"/>
+                    <w:jc w:val="left"/>
+                    <w:jc w:val="center"/>
+                  </w:pPr>
+                  <w:r>
+                    <w:t xml:space="preserve">Naissance</w:t>
+                  </w:r>
+                </w:p>
+              </w:tc>
+              <w:tc>
+                <w:tcPr/>
+                <w:p>
+                  <w:pPr>
+                    <w:pStyle w:val="Compact"/>
+                    <w:jc w:val="left"/>
+                    <w:jc w:val="center"/>
+                  </w:pPr>
+                  <w:r>
+                    <w:t xml:space="preserve">Naissance d’un animal vivant</w:t>
+                  </w:r>
                 </w:p>
               </w:tc>
             </w:tr>
@@ -7841,33 +8847,40 @@
                     <w:jc w:val="left"/>
                     <w:jc w:val="center"/>
                   </w:pPr>
-                  <w:r>
-                    <w:rPr>
-                      <w:rStyle w:val="VerbatimChar"/>
-                    </w:rPr>
-                    <w:t xml:space="preserve">RiskStatus</w:t>
-                  </w:r>
-                </w:p>
-              </w:tc>
-              <w:tc>
-                <w:tcPr/>
-                <w:p>
-                  <w:pPr>
-                    <w:pStyle w:val="Compact"/>
-                    <w:jc w:val="left"/>
-                    <w:jc w:val="center"/>
-                  </w:pPr>
-                  <w:r>
-                    <w:t xml:space="preserve">Statut de risque</w:t>
-                  </w:r>
-                </w:p>
-              </w:tc>
-              <w:tc>
-                <w:tcPr/>
-                <w:p>
-                  <w:pPr>
-                    <w:pStyle w:val="Compact"/>
-                  </w:pPr>
+                  <w:hyperlink r:id="rId206">
+                    <w:r>
+                      <w:rPr>
+                        <w:rStyle w:val="VerbatimChar"/>
+                      </w:rPr>
+                      <w:t xml:space="preserve">DayStay</w:t>
+                    </w:r>
+                  </w:hyperlink>
+                </w:p>
+              </w:tc>
+              <w:tc>
+                <w:tcPr/>
+                <w:p>
+                  <w:pPr>
+                    <w:pStyle w:val="Compact"/>
+                    <w:jc w:val="left"/>
+                    <w:jc w:val="center"/>
+                  </w:pPr>
+                  <w:r>
+                    <w:t xml:space="preserve">Séjour à la journée</w:t>
+                  </w:r>
+                </w:p>
+              </w:tc>
+              <w:tc>
+                <w:tcPr/>
+                <w:p>
+                  <w:pPr>
+                    <w:pStyle w:val="Compact"/>
+                    <w:jc w:val="left"/>
+                    <w:jc w:val="center"/>
+                  </w:pPr>
+                  <w:r>
+                    <w:t xml:space="preserve">Pas pour les équidés</w:t>
+                  </w:r>
                 </w:p>
               </w:tc>
             </w:tr>
@@ -7880,50 +8893,497 @@
                     <w:jc w:val="left"/>
                     <w:jc w:val="center"/>
                   </w:pPr>
-                  <w:r>
-                    <w:rPr>
-                      <w:rStyle w:val="VerbatimChar"/>
-                    </w:rPr>
-                    <w:t xml:space="preserve">VaccinationStatus</w:t>
-                  </w:r>
-                </w:p>
-              </w:tc>
-              <w:tc>
-                <w:tcPr/>
-                <w:p>
-                  <w:pPr>
-                    <w:pStyle w:val="Compact"/>
-                    <w:jc w:val="left"/>
-                    <w:jc w:val="center"/>
-                  </w:pPr>
-                  <w:r>
-                    <w:t xml:space="preserve">Statut vaccinal</w:t>
-                  </w:r>
-                </w:p>
-              </w:tc>
-              <w:tc>
-                <w:tcPr/>
-                <w:p>
-                  <w:pPr>
-                    <w:pStyle w:val="Compact"/>
-                  </w:pPr>
+                  <w:hyperlink r:id="rId207">
+                    <w:r>
+                      <w:rPr>
+                        <w:rStyle w:val="VerbatimChar"/>
+                      </w:rPr>
+                      <w:t xml:space="preserve">DeathBirth</w:t>
+                    </w:r>
+                  </w:hyperlink>
+                </w:p>
+              </w:tc>
+              <w:tc>
+                <w:tcPr/>
+                <w:p>
+                  <w:pPr>
+                    <w:pStyle w:val="Compact"/>
+                    <w:jc w:val="left"/>
+                    <w:jc w:val="center"/>
+                  </w:pPr>
+                  <w:r>
+                    <w:t xml:space="preserve">Mortinaissance</w:t>
+                  </w:r>
+                </w:p>
+              </w:tc>
+              <w:tc>
+                <w:tcPr/>
+                <w:p>
+                  <w:pPr>
+                    <w:pStyle w:val="Compact"/>
+                    <w:jc w:val="left"/>
+                    <w:jc w:val="center"/>
+                  </w:pPr>
+                  <w:r>
+                    <w:t xml:space="preserve">Pas pour les équidés</w:t>
+                  </w:r>
+                </w:p>
+              </w:tc>
+            </w:tr>
+            <w:tr>
+              <w:tc>
+                <w:tcPr/>
+                <w:p>
+                  <w:pPr>
+                    <w:pStyle w:val="Compact"/>
+                    <w:jc w:val="left"/>
+                    <w:jc w:val="center"/>
+                  </w:pPr>
+                  <w:hyperlink r:id="rId208">
+                    <w:r>
+                      <w:rPr>
+                        <w:rStyle w:val="VerbatimChar"/>
+                      </w:rPr>
+                      <w:t xml:space="preserve">Deceased</w:t>
+                    </w:r>
+                  </w:hyperlink>
+                </w:p>
+              </w:tc>
+              <w:tc>
+                <w:tcPr/>
+                <w:p>
+                  <w:pPr>
+                    <w:pStyle w:val="Compact"/>
+                    <w:jc w:val="left"/>
+                    <w:jc w:val="center"/>
+                  </w:pPr>
+                  <w:r>
+                    <w:t xml:space="preserve">Mort</w:t>
+                  </w:r>
+                </w:p>
+              </w:tc>
+              <w:tc>
+                <w:tcPr/>
+                <w:p>
+                  <w:pPr>
+                    <w:pStyle w:val="Compact"/>
+                    <w:jc w:val="left"/>
+                    <w:jc w:val="center"/>
+                  </w:pPr>
+                  <w:r>
+                    <w:t xml:space="preserve">Pour les équidés : euthanasie</w:t>
+                  </w:r>
+                </w:p>
+              </w:tc>
+            </w:tr>
+            <w:tr>
+              <w:tc>
+                <w:tcPr/>
+                <w:p>
+                  <w:pPr>
+                    <w:pStyle w:val="Compact"/>
+                    <w:jc w:val="left"/>
+                    <w:jc w:val="center"/>
+                  </w:pPr>
+                  <w:hyperlink r:id="rId209">
+                    <w:r>
+                      <w:rPr>
+                        <w:rStyle w:val="VerbatimChar"/>
+                      </w:rPr>
+                      <w:t xml:space="preserve">Export</w:t>
+                    </w:r>
+                  </w:hyperlink>
+                </w:p>
+              </w:tc>
+              <w:tc>
+                <w:tcPr/>
+                <w:p>
+                  <w:pPr>
+                    <w:pStyle w:val="Compact"/>
+                    <w:jc w:val="left"/>
+                    <w:jc w:val="center"/>
+                  </w:pPr>
+                  <w:r>
+                    <w:t xml:space="preserve">Exportation</w:t>
+                  </w:r>
+                </w:p>
+              </w:tc>
+              <w:tc>
+                <w:tcPr/>
+                <w:p>
+                  <w:pPr>
+                    <w:pStyle w:val="Compact"/>
+                    <w:jc w:val="left"/>
+                    <w:jc w:val="center"/>
+                  </w:pPr>
+                  <w:r>
+                    <w:t xml:space="preserve">Pour les équidés : cession de propriété à</w:t>
+                  </w:r>
+                  <w:r>
+                    <w:t xml:space="preserve"> </w:t>
+                  </w:r>
+                  <w:r>
+                    <w:t xml:space="preserve">l’étranger</w:t>
+                  </w:r>
+                </w:p>
+              </w:tc>
+            </w:tr>
+            <w:tr>
+              <w:tc>
+                <w:tcPr/>
+                <w:p>
+                  <w:pPr>
+                    <w:pStyle w:val="Compact"/>
+                    <w:jc w:val="left"/>
+                    <w:jc w:val="center"/>
+                  </w:pPr>
+                  <w:hyperlink r:id="rId210">
+                    <w:r>
+                      <w:rPr>
+                        <w:rStyle w:val="VerbatimChar"/>
+                      </w:rPr>
+                      <w:t xml:space="preserve">FirstRegistration</w:t>
+                    </w:r>
+                  </w:hyperlink>
+                </w:p>
+              </w:tc>
+              <w:tc>
+                <w:tcPr/>
+                <w:p>
+                  <w:pPr>
+                    <w:pStyle w:val="Compact"/>
+                    <w:jc w:val="left"/>
+                    <w:jc w:val="center"/>
+                  </w:pPr>
+                  <w:r>
+                    <w:t xml:space="preserve">Premier enregistrement</w:t>
+                  </w:r>
+                </w:p>
+              </w:tc>
+              <w:tc>
+                <w:tcPr/>
+                <w:p>
+                  <w:pPr>
+                    <w:pStyle w:val="Compact"/>
+                    <w:jc w:val="left"/>
+                    <w:jc w:val="center"/>
+                  </w:pPr>
+                  <w:r>
+                    <w:t xml:space="preserve">Uniquement pour les ovins et les caprins</w:t>
+                  </w:r>
+                </w:p>
+              </w:tc>
+            </w:tr>
+            <w:tr>
+              <w:tc>
+                <w:tcPr/>
+                <w:p>
+                  <w:pPr>
+                    <w:pStyle w:val="Compact"/>
+                    <w:jc w:val="left"/>
+                    <w:jc w:val="center"/>
+                  </w:pPr>
+                  <w:hyperlink r:id="rId211">
+                    <w:r>
+                      <w:rPr>
+                        <w:rStyle w:val="VerbatimChar"/>
+                      </w:rPr>
+                      <w:t xml:space="preserve">Import</w:t>
+                    </w:r>
+                  </w:hyperlink>
+                </w:p>
+              </w:tc>
+              <w:tc>
+                <w:tcPr/>
+                <w:p>
+                  <w:pPr>
+                    <w:pStyle w:val="Compact"/>
+                    <w:jc w:val="left"/>
+                    <w:jc w:val="center"/>
+                  </w:pPr>
+                  <w:r>
+                    <w:t xml:space="preserve">Importation</w:t>
+                  </w:r>
+                </w:p>
+              </w:tc>
+              <w:tc>
+                <w:tcPr/>
+                <w:p>
+                  <w:pPr>
+                    <w:pStyle w:val="Compact"/>
+                    <w:jc w:val="left"/>
+                    <w:jc w:val="center"/>
+                  </w:pPr>
+                  <w:r>
+                    <w:t xml:space="preserve">Importation d’un animal en provenance de</w:t>
+                  </w:r>
+                  <w:r>
+                    <w:t xml:space="preserve"> </w:t>
+                  </w:r>
+                  <w:r>
+                    <w:t xml:space="preserve">l’étranger</w:t>
+                  </w:r>
+                </w:p>
+              </w:tc>
+            </w:tr>
+            <w:tr>
+              <w:tc>
+                <w:tcPr/>
+                <w:p>
+                  <w:pPr>
+                    <w:pStyle w:val="Compact"/>
+                    <w:jc w:val="left"/>
+                    <w:jc w:val="center"/>
+                  </w:pPr>
+                  <w:hyperlink r:id="rId212">
+                    <w:r>
+                      <w:rPr>
+                        <w:rStyle w:val="VerbatimChar"/>
+                      </w:rPr>
+                      <w:t xml:space="preserve">ImportAfterExport</w:t>
+                    </w:r>
+                  </w:hyperlink>
+                </w:p>
+              </w:tc>
+              <w:tc>
+                <w:tcPr/>
+                <w:p>
+                  <w:pPr>
+                    <w:pStyle w:val="Compact"/>
+                    <w:jc w:val="left"/>
+                    <w:jc w:val="center"/>
+                  </w:pPr>
+                  <w:r>
+                    <w:t xml:space="preserve">Importation après</w:t>
+                  </w:r>
+                  <w:r>
+                    <w:t xml:space="preserve"> </w:t>
+                  </w:r>
+                  <w:r>
+                    <w:t xml:space="preserve">exportation</w:t>
+                  </w:r>
+                </w:p>
+              </w:tc>
+              <w:tc>
+                <w:tcPr/>
+                <w:p>
+                  <w:pPr>
+                    <w:pStyle w:val="Compact"/>
+                    <w:jc w:val="left"/>
+                    <w:jc w:val="center"/>
+                  </w:pPr>
+                  <w:r>
+                    <w:t xml:space="preserve">Pas pour les équidés</w:t>
+                  </w:r>
+                </w:p>
+              </w:tc>
+            </w:tr>
+            <w:tr>
+              <w:tc>
+                <w:tcPr/>
+                <w:p>
+                  <w:pPr>
+                    <w:pStyle w:val="Compact"/>
+                    <w:jc w:val="left"/>
+                    <w:jc w:val="center"/>
+                  </w:pPr>
+                  <w:hyperlink r:id="rId213">
+                    <w:r>
+                      <w:rPr>
+                        <w:rStyle w:val="VerbatimChar"/>
+                      </w:rPr>
+                      <w:t xml:space="preserve">Leaving</w:t>
+                    </w:r>
+                  </w:hyperlink>
+                </w:p>
+              </w:tc>
+              <w:tc>
+                <w:tcPr/>
+                <w:p>
+                  <w:pPr>
+                    <w:pStyle w:val="Compact"/>
+                    <w:jc w:val="left"/>
+                    <w:jc w:val="center"/>
+                  </w:pPr>
+                  <w:r>
+                    <w:t xml:space="preserve">Sortie</w:t>
+                  </w:r>
+                </w:p>
+              </w:tc>
+              <w:tc>
+                <w:tcPr/>
+                <w:p>
+                  <w:pPr>
+                    <w:pStyle w:val="Compact"/>
+                    <w:jc w:val="left"/>
+                    <w:jc w:val="center"/>
+                  </w:pPr>
+                  <w:r>
+                    <w:t xml:space="preserve">Pas pour les équidés</w:t>
+                  </w:r>
+                </w:p>
+              </w:tc>
+            </w:tr>
+            <w:tr>
+              <w:tc>
+                <w:tcPr/>
+                <w:p>
+                  <w:pPr>
+                    <w:pStyle w:val="Compact"/>
+                    <w:jc w:val="left"/>
+                    <w:jc w:val="center"/>
+                  </w:pPr>
+                  <w:hyperlink r:id="rId214">
+                    <w:r>
+                      <w:rPr>
+                        <w:rStyle w:val="VerbatimChar"/>
+                      </w:rPr>
+                      <w:t xml:space="preserve">LocationChange</w:t>
+                    </w:r>
+                  </w:hyperlink>
+                </w:p>
+              </w:tc>
+              <w:tc>
+                <w:tcPr/>
+                <w:p>
+                  <w:pPr>
+                    <w:pStyle w:val="Compact"/>
+                    <w:jc w:val="left"/>
+                    <w:jc w:val="center"/>
+                  </w:pPr>
+                  <w:r>
+                    <w:t xml:space="preserve">Changement de lieu</w:t>
+                  </w:r>
+                </w:p>
+              </w:tc>
+              <w:tc>
+                <w:tcPr/>
+                <w:p>
+                  <w:pPr>
+                    <w:pStyle w:val="Compact"/>
+                    <w:jc w:val="left"/>
+                    <w:jc w:val="center"/>
+                  </w:pPr>
+                  <w:r>
+                    <w:t xml:space="preserve">Uniquement pour les équidés</w:t>
+                  </w:r>
+                </w:p>
+              </w:tc>
+            </w:tr>
+            <w:tr>
+              <w:tc>
+                <w:tcPr/>
+                <w:p>
+                  <w:pPr>
+                    <w:pStyle w:val="Compact"/>
+                    <w:jc w:val="left"/>
+                    <w:jc w:val="center"/>
+                  </w:pPr>
+                  <w:hyperlink r:id="rId215">
+                    <w:r>
+                      <w:rPr>
+                        <w:rStyle w:val="VerbatimChar"/>
+                      </w:rPr>
+                      <w:t xml:space="preserve">OnFarmSlaughter</w:t>
+                    </w:r>
+                  </w:hyperlink>
+                </w:p>
+              </w:tc>
+              <w:tc>
+                <w:tcPr/>
+                <w:p>
+                  <w:pPr>
+                    <w:pStyle w:val="Compact"/>
+                    <w:jc w:val="left"/>
+                    <w:jc w:val="center"/>
+                  </w:pPr>
+                  <w:r>
+                    <w:t xml:space="preserve">Abattage à la ferme</w:t>
+                  </w:r>
+                </w:p>
+              </w:tc>
+              <w:tc>
+                <w:tcPr/>
+                <w:p>
+                  <w:pPr>
+                    <w:pStyle w:val="Compact"/>
+                    <w:jc w:val="left"/>
+                    <w:jc w:val="center"/>
+                  </w:pPr>
+                  <w:r>
+                    <w:t xml:space="preserve">Pas pour les équidés</w:t>
+                  </w:r>
+                </w:p>
+              </w:tc>
+            </w:tr>
+            <w:tr>
+              <w:tc>
+                <w:tcPr/>
+                <w:p>
+                  <w:pPr>
+                    <w:pStyle w:val="Compact"/>
+                    <w:jc w:val="left"/>
+                    <w:jc w:val="center"/>
+                  </w:pPr>
+                  <w:hyperlink r:id="rId216">
+                    <w:r>
+                      <w:rPr>
+                        <w:rStyle w:val="VerbatimChar"/>
+                      </w:rPr>
+                      <w:t xml:space="preserve">Slaughter</w:t>
+                    </w:r>
+                  </w:hyperlink>
+                </w:p>
+              </w:tc>
+              <w:tc>
+                <w:tcPr/>
+                <w:p>
+                  <w:pPr>
+                    <w:pStyle w:val="Compact"/>
+                    <w:jc w:val="left"/>
+                    <w:jc w:val="center"/>
+                  </w:pPr>
+                  <w:r>
+                    <w:t xml:space="preserve">Abattage</w:t>
+                  </w:r>
+                </w:p>
+              </w:tc>
+              <w:tc>
+                <w:tcPr/>
+                <w:p>
+                  <w:pPr>
+                    <w:pStyle w:val="Compact"/>
+                    <w:jc w:val="left"/>
+                    <w:jc w:val="center"/>
+                  </w:pPr>
+                  <w:r>
+                    <w:t xml:space="preserve">Abattage dans un abattoir</w:t>
+                  </w:r>
                 </w:p>
               </w:tc>
             </w:tr>
           </w:tbl>
-          <w:bookmarkEnd w:id="187"/>
+          <w:bookmarkEnd w:id="217"/>
           <w:p/>
         </w:tc>
       </w:tr>
     </w:tbl>
-    <w:bookmarkEnd w:id="188"/>
-    <w:bookmarkStart w:id="190" w:name="sec-codelist-localunithealthstatus"/>
+    <w:bookmarkEnd w:id="218"/>
+    <w:bookmarkStart w:id="224" w:name="sec-codelist-animalepizooticstatus"/>
     <w:p>
       <w:pPr>
         <w:pStyle w:val="berschrift2"/>
       </w:pPr>
       <w:r>
-        <w:t xml:space="preserve">4.10 État sanitaire de l’unité locale</w:t>
+        <w:t xml:space="preserve">4.10 État sanitaire de l’animal individuel</w:t>
+      </w:r>
+    </w:p>
+    <w:p>
+      <w:pPr>
+        <w:pStyle w:val="FirstParagraph"/>
+      </w:pPr>
+      <w:r>
+        <w:t xml:space="preserve">Valeurs de l’état sanitaire d’un animal individuel ; leur type figure dans la description.</w:t>
       </w:r>
     </w:p>
     <w:tbl>
@@ -7939,7 +9399,7 @@
       <w:tr>
         <w:tc>
           <w:tcPr/>
-          <w:bookmarkStart w:id="189" w:name="tbl-codelist-localunithealthstatus"/>
+          <w:bookmarkStart w:id="223" w:name="tbl-codelist-animalepizooticstatus"/>
           <w:p>
             <w:pPr>
               <w:jc w:val="center"/>
@@ -7950,7 +9410,7 @@
               <w:pStyle w:val="ImageCaption"/>
             </w:pPr>
             <w:r>
-              <w:t xml:space="preserve">Table 11: Valeurs du domaine de valeurs État sanitaire de l’unité locale</w:t>
+              <w:t xml:space="preserve">Table 11: Valeurs de la liste de codes État sanitaire de l’animal individuel.</w:t>
             </w:r>
           </w:p>
           <w:tbl>
@@ -7961,9 +9421,9 @@
               <w:tblLook w:firstRow="1" w:lastRow="0" w:firstColumn="0" w:lastColumn="0" w:noHBand="0" w:noVBand="0" w:val="0020"/>
             </w:tblPr>
             <w:tblGrid>
-              <w:gridCol w:w="1980"/>
-              <w:gridCol w:w="2376"/>
-              <w:gridCol w:w="3564"/>
+              <w:gridCol w:w="1267"/>
+              <w:gridCol w:w="2692"/>
+              <w:gridCol w:w="3960"/>
             </w:tblGrid>
             <w:tr>
               <w:trPr>
@@ -7978,20 +9438,20 @@
                     <w:jc w:val="center"/>
                   </w:pPr>
                   <w:r>
-                    <w:t xml:space="preserve">Valeur</w:t>
-                  </w:r>
-                </w:p>
-              </w:tc>
-              <w:tc>
-                <w:tcPr/>
-                <w:p>
-                  <w:pPr>
-                    <w:pStyle w:val="Compact"/>
-                    <w:jc w:val="left"/>
-                    <w:jc w:val="center"/>
-                  </w:pPr>
-                  <w:r>
-                    <w:t xml:space="preserve">Désignation</w:t>
+                    <w:t xml:space="preserve">Code</w:t>
+                  </w:r>
+                </w:p>
+              </w:tc>
+              <w:tc>
+                <w:tcPr/>
+                <w:p>
+                  <w:pPr>
+                    <w:pStyle w:val="Compact"/>
+                    <w:jc w:val="left"/>
+                    <w:jc w:val="center"/>
+                  </w:pPr>
+                  <w:r>
+                    <w:t xml:space="preserve">Nom</w:t>
                   </w:r>
                 </w:p>
               </w:tc>
@@ -8018,12 +9478,14 @@
                     <w:jc w:val="left"/>
                     <w:jc w:val="center"/>
                   </w:pPr>
-                  <w:r>
-                    <w:rPr>
-                      <w:rStyle w:val="VerbatimChar"/>
-                    </w:rPr>
-                    <w:t xml:space="preserve">Blocked</w:t>
-                  </w:r>
+                  <w:hyperlink r:id="rId219">
+                    <w:r>
+                      <w:rPr>
+                        <w:rStyle w:val="VerbatimChar"/>
+                      </w:rPr>
+                      <w:t xml:space="preserve">Blocked</w:t>
+                    </w:r>
+                  </w:hyperlink>
                 </w:p>
               </w:tc>
               <w:tc>
@@ -8062,12 +9524,14 @@
                     <w:jc w:val="left"/>
                     <w:jc w:val="center"/>
                   </w:pPr>
-                  <w:r>
-                    <w:rPr>
-                      <w:rStyle w:val="VerbatimChar"/>
-                    </w:rPr>
-                    <w:t xml:space="preserve">Free</w:t>
-                  </w:r>
+                  <w:hyperlink r:id="rId220">
+                    <w:r>
+                      <w:rPr>
+                        <w:rStyle w:val="VerbatimChar"/>
+                      </w:rPr>
+                      <w:t xml:space="preserve">Free</w:t>
+                    </w:r>
+                  </w:hyperlink>
                 </w:p>
               </w:tc>
               <w:tc>
@@ -8106,37 +9570,39 @@
                     <w:jc w:val="left"/>
                     <w:jc w:val="center"/>
                   </w:pPr>
-                  <w:r>
-                    <w:rPr>
-                      <w:rStyle w:val="VerbatimChar"/>
-                    </w:rPr>
-                    <w:t xml:space="preserve">High</w:t>
-                  </w:r>
-                </w:p>
-              </w:tc>
-              <w:tc>
-                <w:tcPr/>
-                <w:p>
-                  <w:pPr>
-                    <w:pStyle w:val="Compact"/>
-                    <w:jc w:val="left"/>
-                    <w:jc w:val="center"/>
-                  </w:pPr>
-                  <w:r>
-                    <w:t xml:space="preserve">Élevé</w:t>
-                  </w:r>
-                </w:p>
-              </w:tc>
-              <w:tc>
-                <w:tcPr/>
-                <w:p>
-                  <w:pPr>
-                    <w:pStyle w:val="Compact"/>
-                    <w:jc w:val="left"/>
-                    <w:jc w:val="center"/>
-                  </w:pPr>
-                  <w:r>
-                    <w:t xml:space="preserve">Type : statut de risque</w:t>
+                  <w:hyperlink r:id="rId221">
+                    <w:r>
+                      <w:rPr>
+                        <w:rStyle w:val="VerbatimChar"/>
+                      </w:rPr>
+                      <w:t xml:space="preserve">NotTested</w:t>
+                    </w:r>
+                  </w:hyperlink>
+                </w:p>
+              </w:tc>
+              <w:tc>
+                <w:tcPr/>
+                <w:p>
+                  <w:pPr>
+                    <w:pStyle w:val="Compact"/>
+                    <w:jc w:val="left"/>
+                    <w:jc w:val="center"/>
+                  </w:pPr>
+                  <w:r>
+                    <w:t xml:space="preserve">Non testé</w:t>
+                  </w:r>
+                </w:p>
+              </w:tc>
+              <w:tc>
+                <w:tcPr/>
+                <w:p>
+                  <w:pPr>
+                    <w:pStyle w:val="Compact"/>
+                    <w:jc w:val="left"/>
+                    <w:jc w:val="center"/>
+                  </w:pPr>
+                  <w:r>
+                    <w:t xml:space="preserve">Type : statut épizootique</w:t>
                   </w:r>
                 </w:p>
               </w:tc>
@@ -8150,231 +9616,65 @@
                     <w:jc w:val="left"/>
                     <w:jc w:val="center"/>
                   </w:pPr>
-                  <w:r>
-                    <w:rPr>
-                      <w:rStyle w:val="VerbatimChar"/>
-                    </w:rPr>
-                    <w:t xml:space="preserve">Low</w:t>
-                  </w:r>
-                </w:p>
-              </w:tc>
-              <w:tc>
-                <w:tcPr/>
-                <w:p>
-                  <w:pPr>
-                    <w:pStyle w:val="Compact"/>
-                    <w:jc w:val="left"/>
-                    <w:jc w:val="center"/>
-                  </w:pPr>
-                  <w:r>
-                    <w:t xml:space="preserve">Faible</w:t>
-                  </w:r>
-                </w:p>
-              </w:tc>
-              <w:tc>
-                <w:tcPr/>
-                <w:p>
-                  <w:pPr>
-                    <w:pStyle w:val="Compact"/>
-                    <w:jc w:val="left"/>
-                    <w:jc w:val="center"/>
-                  </w:pPr>
-                  <w:r>
-                    <w:t xml:space="preserve">Type : statut de risque</w:t>
-                  </w:r>
-                </w:p>
-              </w:tc>
-            </w:tr>
-            <w:tr>
-              <w:tc>
-                <w:tcPr/>
-                <w:p>
-                  <w:pPr>
-                    <w:pStyle w:val="Compact"/>
-                    <w:jc w:val="left"/>
-                    <w:jc w:val="center"/>
-                  </w:pPr>
-                  <w:r>
-                    <w:rPr>
-                      <w:rStyle w:val="VerbatimChar"/>
-                    </w:rPr>
-                    <w:t xml:space="preserve">Medium</w:t>
-                  </w:r>
-                </w:p>
-              </w:tc>
-              <w:tc>
-                <w:tcPr/>
-                <w:p>
-                  <w:pPr>
-                    <w:pStyle w:val="Compact"/>
-                    <w:jc w:val="left"/>
-                    <w:jc w:val="center"/>
-                  </w:pPr>
-                  <w:r>
-                    <w:t xml:space="preserve">Moyen</w:t>
-                  </w:r>
-                </w:p>
-              </w:tc>
-              <w:tc>
-                <w:tcPr/>
-                <w:p>
-                  <w:pPr>
-                    <w:pStyle w:val="Compact"/>
-                    <w:jc w:val="left"/>
-                    <w:jc w:val="center"/>
-                  </w:pPr>
-                  <w:r>
-                    <w:t xml:space="preserve">Type : statut de risque</w:t>
-                  </w:r>
-                </w:p>
-              </w:tc>
-            </w:tr>
-            <w:tr>
-              <w:tc>
-                <w:tcPr/>
-                <w:p>
-                  <w:pPr>
-                    <w:pStyle w:val="Compact"/>
-                    <w:jc w:val="left"/>
-                    <w:jc w:val="center"/>
-                  </w:pPr>
-                  <w:r>
-                    <w:rPr>
-                      <w:rStyle w:val="VerbatimChar"/>
-                    </w:rPr>
-                    <w:t xml:space="preserve">Negative</w:t>
-                  </w:r>
-                </w:p>
-              </w:tc>
-              <w:tc>
-                <w:tcPr/>
-                <w:p>
-                  <w:pPr>
-                    <w:pStyle w:val="Compact"/>
-                    <w:jc w:val="left"/>
-                    <w:jc w:val="center"/>
-                  </w:pPr>
-                  <w:r>
-                    <w:t xml:space="preserve">Négatif</w:t>
-                  </w:r>
-                </w:p>
-              </w:tc>
-              <w:tc>
-                <w:tcPr/>
-                <w:p>
-                  <w:pPr>
-                    <w:pStyle w:val="Compact"/>
-                    <w:jc w:val="left"/>
-                    <w:jc w:val="center"/>
-                  </w:pPr>
-                  <w:r>
-                    <w:t xml:space="preserve">Type : résultat de laboratoire</w:t>
-                  </w:r>
-                </w:p>
-              </w:tc>
-            </w:tr>
-            <w:tr>
-              <w:tc>
-                <w:tcPr/>
-                <w:p>
-                  <w:pPr>
-                    <w:pStyle w:val="Compact"/>
-                    <w:jc w:val="left"/>
-                    <w:jc w:val="center"/>
-                  </w:pPr>
-                  <w:r>
-                    <w:rPr>
-                      <w:rStyle w:val="VerbatimChar"/>
-                    </w:rPr>
-                    <w:t xml:space="preserve">NotTested</w:t>
-                  </w:r>
-                </w:p>
-              </w:tc>
-              <w:tc>
-                <w:tcPr/>
-                <w:p>
-                  <w:pPr>
-                    <w:pStyle w:val="Compact"/>
-                    <w:jc w:val="left"/>
-                    <w:jc w:val="center"/>
-                  </w:pPr>
-                  <w:r>
-                    <w:t xml:space="preserve">Non testé</w:t>
-                  </w:r>
-                </w:p>
-              </w:tc>
-              <w:tc>
-                <w:tcPr/>
-                <w:p>
-                  <w:pPr>
-                    <w:pStyle w:val="Compact"/>
-                    <w:jc w:val="left"/>
-                    <w:jc w:val="center"/>
-                  </w:pPr>
-                  <w:r>
-                    <w:t xml:space="preserve">Type : statut épizootique</w:t>
-                  </w:r>
-                </w:p>
-              </w:tc>
-            </w:tr>
-            <w:tr>
-              <w:tc>
-                <w:tcPr/>
-                <w:p>
-                  <w:pPr>
-                    <w:pStyle w:val="Compact"/>
-                    <w:jc w:val="left"/>
-                    <w:jc w:val="center"/>
-                  </w:pPr>
-                  <w:r>
-                    <w:rPr>
-                      <w:rStyle w:val="VerbatimChar"/>
-                    </w:rPr>
-                    <w:t xml:space="preserve">Positive</w:t>
-                  </w:r>
-                </w:p>
-              </w:tc>
-              <w:tc>
-                <w:tcPr/>
-                <w:p>
-                  <w:pPr>
-                    <w:pStyle w:val="Compact"/>
-                    <w:jc w:val="left"/>
-                    <w:jc w:val="center"/>
-                  </w:pPr>
-                  <w:r>
-                    <w:t xml:space="preserve">Positif</w:t>
-                  </w:r>
-                </w:p>
-              </w:tc>
-              <w:tc>
-                <w:tcPr/>
-                <w:p>
-                  <w:pPr>
-                    <w:pStyle w:val="Compact"/>
-                    <w:jc w:val="left"/>
-                    <w:jc w:val="center"/>
-                  </w:pPr>
-                  <w:r>
-                    <w:t xml:space="preserve">Type : résultat de laboratoire</w:t>
+                  <w:hyperlink r:id="rId222">
+                    <w:r>
+                      <w:rPr>
+                        <w:rStyle w:val="VerbatimChar"/>
+                      </w:rPr>
+                      <w:t xml:space="preserve">Vaccinated</w:t>
+                    </w:r>
+                  </w:hyperlink>
+                </w:p>
+              </w:tc>
+              <w:tc>
+                <w:tcPr/>
+                <w:p>
+                  <w:pPr>
+                    <w:pStyle w:val="Compact"/>
+                    <w:jc w:val="left"/>
+                    <w:jc w:val="center"/>
+                  </w:pPr>
+                  <w:r>
+                    <w:t xml:space="preserve">Vacciné</w:t>
+                  </w:r>
+                </w:p>
+              </w:tc>
+              <w:tc>
+                <w:tcPr/>
+                <w:p>
+                  <w:pPr>
+                    <w:pStyle w:val="Compact"/>
+                    <w:jc w:val="left"/>
+                    <w:jc w:val="center"/>
+                  </w:pPr>
+                  <w:r>
+                    <w:t xml:space="preserve">Type : statut vaccinal</w:t>
                   </w:r>
                 </w:p>
               </w:tc>
             </w:tr>
           </w:tbl>
-          <w:bookmarkEnd w:id="189"/>
+          <w:bookmarkEnd w:id="223"/>
           <w:p/>
         </w:tc>
       </w:tr>
     </w:tbl>
-    <w:bookmarkEnd w:id="190"/>
-    <w:bookmarkStart w:id="192" w:name="sec-codelist-notificationtype"/>
+    <w:bookmarkEnd w:id="224"/>
+    <w:bookmarkStart w:id="234" w:name="sec-codelist-localunitepizooticstatus"/>
     <w:p>
       <w:pPr>
         <w:pStyle w:val="berschrift2"/>
       </w:pPr>
       <w:r>
-        <w:t xml:space="preserve">4.11 Type de mouvement</w:t>
+        <w:t xml:space="preserve">4.11 État sanitaire de l’unité locale</w:t>
+      </w:r>
+    </w:p>
+    <w:p>
+      <w:pPr>
+        <w:pStyle w:val="FirstParagraph"/>
+      </w:pPr>
+      <w:r>
+        <w:t xml:space="preserve">Valeurs de l’état sanitaire d’une unité locale ; leur type figure dans la description.</w:t>
       </w:r>
     </w:p>
     <w:tbl>
@@ -8390,7 +9690,7 @@
       <w:tr>
         <w:tc>
           <w:tcPr/>
-          <w:bookmarkStart w:id="191" w:name="tbl-codelist-notificationtype"/>
+          <w:bookmarkStart w:id="233" w:name="tbl-codelist-localunitepizooticstatus"/>
           <w:p>
             <w:pPr>
               <w:jc w:val="center"/>
@@ -8401,7 +9701,7 @@
               <w:pStyle w:val="ImageCaption"/>
             </w:pPr>
             <w:r>
-              <w:t xml:space="preserve">Table 12: Valeurs du domaine de valeurs Type de mouvement</w:t>
+              <w:t xml:space="preserve">Table 12: Valeurs de la liste de codes État sanitaire de l’unité locale.</w:t>
             </w:r>
           </w:p>
           <w:tbl>
@@ -8412,9 +9712,9 @@
               <w:tblLook w:firstRow="1" w:lastRow="0" w:firstColumn="0" w:lastColumn="0" w:noHBand="0" w:noVBand="0" w:val="0020"/>
             </w:tblPr>
             <w:tblGrid>
-              <w:gridCol w:w="1980"/>
-              <w:gridCol w:w="2376"/>
-              <w:gridCol w:w="3564"/>
+              <w:gridCol w:w="1267"/>
+              <w:gridCol w:w="2692"/>
+              <w:gridCol w:w="3960"/>
             </w:tblGrid>
             <w:tr>
               <w:trPr>
@@ -8429,20 +9729,20 @@
                     <w:jc w:val="center"/>
                   </w:pPr>
                   <w:r>
-                    <w:t xml:space="preserve">Valeur</w:t>
-                  </w:r>
-                </w:p>
-              </w:tc>
-              <w:tc>
-                <w:tcPr/>
-                <w:p>
-                  <w:pPr>
-                    <w:pStyle w:val="Compact"/>
-                    <w:jc w:val="left"/>
-                    <w:jc w:val="center"/>
-                  </w:pPr>
-                  <w:r>
-                    <w:t xml:space="preserve">Désignation</w:t>
+                    <w:t xml:space="preserve">Code</w:t>
+                  </w:r>
+                </w:p>
+              </w:tc>
+              <w:tc>
+                <w:tcPr/>
+                <w:p>
+                  <w:pPr>
+                    <w:pStyle w:val="Compact"/>
+                    <w:jc w:val="left"/>
+                    <w:jc w:val="center"/>
+                  </w:pPr>
+                  <w:r>
+                    <w:t xml:space="preserve">Nom</w:t>
                   </w:r>
                 </w:p>
               </w:tc>
@@ -8469,37 +9769,39 @@
                     <w:jc w:val="left"/>
                     <w:jc w:val="center"/>
                   </w:pPr>
-                  <w:r>
-                    <w:rPr>
-                      <w:rStyle w:val="VerbatimChar"/>
-                    </w:rPr>
-                    <w:t xml:space="preserve">Arrival</w:t>
-                  </w:r>
-                </w:p>
-              </w:tc>
-              <w:tc>
-                <w:tcPr/>
-                <w:p>
-                  <w:pPr>
-                    <w:pStyle w:val="Compact"/>
-                    <w:jc w:val="left"/>
-                    <w:jc w:val="center"/>
-                  </w:pPr>
-                  <w:r>
-                    <w:t xml:space="preserve">Entrée</w:t>
-                  </w:r>
-                </w:p>
-              </w:tc>
-              <w:tc>
-                <w:tcPr/>
-                <w:p>
-                  <w:pPr>
-                    <w:pStyle w:val="Compact"/>
-                    <w:jc w:val="left"/>
-                    <w:jc w:val="center"/>
-                  </w:pPr>
-                  <w:r>
-                    <w:t xml:space="preserve">Pas pour les équidés</w:t>
+                  <w:hyperlink r:id="rId225">
+                    <w:r>
+                      <w:rPr>
+                        <w:rStyle w:val="VerbatimChar"/>
+                      </w:rPr>
+                      <w:t xml:space="preserve">Blocked</w:t>
+                    </w:r>
+                  </w:hyperlink>
+                </w:p>
+              </w:tc>
+              <w:tc>
+                <w:tcPr/>
+                <w:p>
+                  <w:pPr>
+                    <w:pStyle w:val="Compact"/>
+                    <w:jc w:val="left"/>
+                    <w:jc w:val="center"/>
+                  </w:pPr>
+                  <w:r>
+                    <w:t xml:space="preserve">Bloqué</w:t>
+                  </w:r>
+                </w:p>
+              </w:tc>
+              <w:tc>
+                <w:tcPr/>
+                <w:p>
+                  <w:pPr>
+                    <w:pStyle w:val="Compact"/>
+                    <w:jc w:val="left"/>
+                    <w:jc w:val="center"/>
+                  </w:pPr>
+                  <w:r>
+                    <w:t xml:space="preserve">Type : statut épizootique</w:t>
                   </w:r>
                 </w:p>
               </w:tc>
@@ -8513,33 +9815,40 @@
                     <w:jc w:val="left"/>
                     <w:jc w:val="center"/>
                   </w:pPr>
-                  <w:r>
-                    <w:rPr>
-                      <w:rStyle w:val="VerbatimChar"/>
-                    </w:rPr>
-                    <w:t xml:space="preserve">Birth</w:t>
-                  </w:r>
-                </w:p>
-              </w:tc>
-              <w:tc>
-                <w:tcPr/>
-                <w:p>
-                  <w:pPr>
-                    <w:pStyle w:val="Compact"/>
-                    <w:jc w:val="left"/>
-                    <w:jc w:val="center"/>
-                  </w:pPr>
-                  <w:r>
-                    <w:t xml:space="preserve">Naissance</w:t>
-                  </w:r>
-                </w:p>
-              </w:tc>
-              <w:tc>
-                <w:tcPr/>
-                <w:p>
-                  <w:pPr>
-                    <w:pStyle w:val="Compact"/>
-                  </w:pPr>
+                  <w:hyperlink r:id="rId226">
+                    <w:r>
+                      <w:rPr>
+                        <w:rStyle w:val="VerbatimChar"/>
+                      </w:rPr>
+                      <w:t xml:space="preserve">Free</w:t>
+                    </w:r>
+                  </w:hyperlink>
+                </w:p>
+              </w:tc>
+              <w:tc>
+                <w:tcPr/>
+                <w:p>
+                  <w:pPr>
+                    <w:pStyle w:val="Compact"/>
+                    <w:jc w:val="left"/>
+                    <w:jc w:val="center"/>
+                  </w:pPr>
+                  <w:r>
+                    <w:t xml:space="preserve">Libre</w:t>
+                  </w:r>
+                </w:p>
+              </w:tc>
+              <w:tc>
+                <w:tcPr/>
+                <w:p>
+                  <w:pPr>
+                    <w:pStyle w:val="Compact"/>
+                    <w:jc w:val="left"/>
+                    <w:jc w:val="center"/>
+                  </w:pPr>
+                  <w:r>
+                    <w:t xml:space="preserve">Type : statut épizootique</w:t>
+                  </w:r>
                 </w:p>
               </w:tc>
             </w:tr>
@@ -8552,37 +9861,39 @@
                     <w:jc w:val="left"/>
                     <w:jc w:val="center"/>
                   </w:pPr>
-                  <w:r>
-                    <w:rPr>
-                      <w:rStyle w:val="VerbatimChar"/>
-                    </w:rPr>
-                    <w:t xml:space="preserve">DayStay</w:t>
-                  </w:r>
-                </w:p>
-              </w:tc>
-              <w:tc>
-                <w:tcPr/>
-                <w:p>
-                  <w:pPr>
-                    <w:pStyle w:val="Compact"/>
-                    <w:jc w:val="left"/>
-                    <w:jc w:val="center"/>
-                  </w:pPr>
-                  <w:r>
-                    <w:t xml:space="preserve">Séjour à la journée</w:t>
-                  </w:r>
-                </w:p>
-              </w:tc>
-              <w:tc>
-                <w:tcPr/>
-                <w:p>
-                  <w:pPr>
-                    <w:pStyle w:val="Compact"/>
-                    <w:jc w:val="left"/>
-                    <w:jc w:val="center"/>
-                  </w:pPr>
-                  <w:r>
-                    <w:t xml:space="preserve">Pas pour les équidés</w:t>
+                  <w:hyperlink r:id="rId227">
+                    <w:r>
+                      <w:rPr>
+                        <w:rStyle w:val="VerbatimChar"/>
+                      </w:rPr>
+                      <w:t xml:space="preserve">High</w:t>
+                    </w:r>
+                  </w:hyperlink>
+                </w:p>
+              </w:tc>
+              <w:tc>
+                <w:tcPr/>
+                <w:p>
+                  <w:pPr>
+                    <w:pStyle w:val="Compact"/>
+                    <w:jc w:val="left"/>
+                    <w:jc w:val="center"/>
+                  </w:pPr>
+                  <w:r>
+                    <w:t xml:space="preserve">Élevé</w:t>
+                  </w:r>
+                </w:p>
+              </w:tc>
+              <w:tc>
+                <w:tcPr/>
+                <w:p>
+                  <w:pPr>
+                    <w:pStyle w:val="Compact"/>
+                    <w:jc w:val="left"/>
+                    <w:jc w:val="center"/>
+                  </w:pPr>
+                  <w:r>
+                    <w:t xml:space="preserve">Type : statut de risque</w:t>
                   </w:r>
                 </w:p>
               </w:tc>
@@ -8596,37 +9907,39 @@
                     <w:jc w:val="left"/>
                     <w:jc w:val="center"/>
                   </w:pPr>
-                  <w:r>
-                    <w:rPr>
-                      <w:rStyle w:val="VerbatimChar"/>
-                    </w:rPr>
-                    <w:t xml:space="preserve">DeathBirth</w:t>
-                  </w:r>
-                </w:p>
-              </w:tc>
-              <w:tc>
-                <w:tcPr/>
-                <w:p>
-                  <w:pPr>
-                    <w:pStyle w:val="Compact"/>
-                    <w:jc w:val="left"/>
-                    <w:jc w:val="center"/>
-                  </w:pPr>
-                  <w:r>
-                    <w:t xml:space="preserve">Mortinaissance</w:t>
-                  </w:r>
-                </w:p>
-              </w:tc>
-              <w:tc>
-                <w:tcPr/>
-                <w:p>
-                  <w:pPr>
-                    <w:pStyle w:val="Compact"/>
-                    <w:jc w:val="left"/>
-                    <w:jc w:val="center"/>
-                  </w:pPr>
-                  <w:r>
-                    <w:t xml:space="preserve">Pas pour les équidés</w:t>
+                  <w:hyperlink r:id="rId228">
+                    <w:r>
+                      <w:rPr>
+                        <w:rStyle w:val="VerbatimChar"/>
+                      </w:rPr>
+                      <w:t xml:space="preserve">Low</w:t>
+                    </w:r>
+                  </w:hyperlink>
+                </w:p>
+              </w:tc>
+              <w:tc>
+                <w:tcPr/>
+                <w:p>
+                  <w:pPr>
+                    <w:pStyle w:val="Compact"/>
+                    <w:jc w:val="left"/>
+                    <w:jc w:val="center"/>
+                  </w:pPr>
+                  <w:r>
+                    <w:t xml:space="preserve">Faible</w:t>
+                  </w:r>
+                </w:p>
+              </w:tc>
+              <w:tc>
+                <w:tcPr/>
+                <w:p>
+                  <w:pPr>
+                    <w:pStyle w:val="Compact"/>
+                    <w:jc w:val="left"/>
+                    <w:jc w:val="center"/>
+                  </w:pPr>
+                  <w:r>
+                    <w:t xml:space="preserve">Type : statut de risque</w:t>
                   </w:r>
                 </w:p>
               </w:tc>
@@ -8640,37 +9953,39 @@
                     <w:jc w:val="left"/>
                     <w:jc w:val="center"/>
                   </w:pPr>
-                  <w:r>
-                    <w:rPr>
-                      <w:rStyle w:val="VerbatimChar"/>
-                    </w:rPr>
-                    <w:t xml:space="preserve">Deceased</w:t>
-                  </w:r>
-                </w:p>
-              </w:tc>
-              <w:tc>
-                <w:tcPr/>
-                <w:p>
-                  <w:pPr>
-                    <w:pStyle w:val="Compact"/>
-                    <w:jc w:val="left"/>
-                    <w:jc w:val="center"/>
-                  </w:pPr>
-                  <w:r>
-                    <w:t xml:space="preserve">Mort</w:t>
-                  </w:r>
-                </w:p>
-              </w:tc>
-              <w:tc>
-                <w:tcPr/>
-                <w:p>
-                  <w:pPr>
-                    <w:pStyle w:val="Compact"/>
-                    <w:jc w:val="left"/>
-                    <w:jc w:val="center"/>
-                  </w:pPr>
-                  <w:r>
-                    <w:t xml:space="preserve">Pour les équidés : euthanasie</w:t>
+                  <w:hyperlink r:id="rId229">
+                    <w:r>
+                      <w:rPr>
+                        <w:rStyle w:val="VerbatimChar"/>
+                      </w:rPr>
+                      <w:t xml:space="preserve">Medium</w:t>
+                    </w:r>
+                  </w:hyperlink>
+                </w:p>
+              </w:tc>
+              <w:tc>
+                <w:tcPr/>
+                <w:p>
+                  <w:pPr>
+                    <w:pStyle w:val="Compact"/>
+                    <w:jc w:val="left"/>
+                    <w:jc w:val="center"/>
+                  </w:pPr>
+                  <w:r>
+                    <w:t xml:space="preserve">Moyen</w:t>
+                  </w:r>
+                </w:p>
+              </w:tc>
+              <w:tc>
+                <w:tcPr/>
+                <w:p>
+                  <w:pPr>
+                    <w:pStyle w:val="Compact"/>
+                    <w:jc w:val="left"/>
+                    <w:jc w:val="center"/>
+                  </w:pPr>
+                  <w:r>
+                    <w:t xml:space="preserve">Type : statut de risque</w:t>
                   </w:r>
                 </w:p>
               </w:tc>
@@ -8684,37 +9999,39 @@
                     <w:jc w:val="left"/>
                     <w:jc w:val="center"/>
                   </w:pPr>
-                  <w:r>
-                    <w:rPr>
-                      <w:rStyle w:val="VerbatimChar"/>
-                    </w:rPr>
-                    <w:t xml:space="preserve">Export</w:t>
-                  </w:r>
-                </w:p>
-              </w:tc>
-              <w:tc>
-                <w:tcPr/>
-                <w:p>
-                  <w:pPr>
-                    <w:pStyle w:val="Compact"/>
-                    <w:jc w:val="left"/>
-                    <w:jc w:val="center"/>
-                  </w:pPr>
-                  <w:r>
-                    <w:t xml:space="preserve">Exportation</w:t>
-                  </w:r>
-                </w:p>
-              </w:tc>
-              <w:tc>
-                <w:tcPr/>
-                <w:p>
-                  <w:pPr>
-                    <w:pStyle w:val="Compact"/>
-                    <w:jc w:val="left"/>
-                    <w:jc w:val="center"/>
-                  </w:pPr>
-                  <w:r>
-                    <w:t xml:space="preserve">Pour les équidés : cession de propriété à l’étranger</w:t>
+                  <w:hyperlink r:id="rId230">
+                    <w:r>
+                      <w:rPr>
+                        <w:rStyle w:val="VerbatimChar"/>
+                      </w:rPr>
+                      <w:t xml:space="preserve">Negative</w:t>
+                    </w:r>
+                  </w:hyperlink>
+                </w:p>
+              </w:tc>
+              <w:tc>
+                <w:tcPr/>
+                <w:p>
+                  <w:pPr>
+                    <w:pStyle w:val="Compact"/>
+                    <w:jc w:val="left"/>
+                    <w:jc w:val="center"/>
+                  </w:pPr>
+                  <w:r>
+                    <w:t xml:space="preserve">Négatif</w:t>
+                  </w:r>
+                </w:p>
+              </w:tc>
+              <w:tc>
+                <w:tcPr/>
+                <w:p>
+                  <w:pPr>
+                    <w:pStyle w:val="Compact"/>
+                    <w:jc w:val="left"/>
+                    <w:jc w:val="center"/>
+                  </w:pPr>
+                  <w:r>
+                    <w:t xml:space="preserve">Type : résultat de laboratoire</w:t>
                   </w:r>
                 </w:p>
               </w:tc>
@@ -8728,33 +10045,40 @@
                     <w:jc w:val="left"/>
                     <w:jc w:val="center"/>
                   </w:pPr>
-                  <w:r>
-                    <w:rPr>
-                      <w:rStyle w:val="VerbatimChar"/>
-                    </w:rPr>
-                    <w:t xml:space="preserve">FirstRegistration</w:t>
-                  </w:r>
-                </w:p>
-              </w:tc>
-              <w:tc>
-                <w:tcPr/>
-                <w:p>
-                  <w:pPr>
-                    <w:pStyle w:val="Compact"/>
-                    <w:jc w:val="left"/>
-                    <w:jc w:val="center"/>
-                  </w:pPr>
-                  <w:r>
-                    <w:t xml:space="preserve">Premier enregistrement</w:t>
-                  </w:r>
-                </w:p>
-              </w:tc>
-              <w:tc>
-                <w:tcPr/>
-                <w:p>
-                  <w:pPr>
-                    <w:pStyle w:val="Compact"/>
-                  </w:pPr>
+                  <w:hyperlink r:id="rId231">
+                    <w:r>
+                      <w:rPr>
+                        <w:rStyle w:val="VerbatimChar"/>
+                      </w:rPr>
+                      <w:t xml:space="preserve">NotTested</w:t>
+                    </w:r>
+                  </w:hyperlink>
+                </w:p>
+              </w:tc>
+              <w:tc>
+                <w:tcPr/>
+                <w:p>
+                  <w:pPr>
+                    <w:pStyle w:val="Compact"/>
+                    <w:jc w:val="left"/>
+                    <w:jc w:val="center"/>
+                  </w:pPr>
+                  <w:r>
+                    <w:t xml:space="preserve">Non testé</w:t>
+                  </w:r>
+                </w:p>
+              </w:tc>
+              <w:tc>
+                <w:tcPr/>
+                <w:p>
+                  <w:pPr>
+                    <w:pStyle w:val="Compact"/>
+                    <w:jc w:val="left"/>
+                    <w:jc w:val="center"/>
+                  </w:pPr>
+                  <w:r>
+                    <w:t xml:space="preserve">Type : statut épizootique</w:t>
+                  </w:r>
                 </w:p>
               </w:tc>
             </w:tr>
@@ -8767,260 +10091,52 @@
                     <w:jc w:val="left"/>
                     <w:jc w:val="center"/>
                   </w:pPr>
-                  <w:r>
-                    <w:rPr>
-                      <w:rStyle w:val="VerbatimChar"/>
-                    </w:rPr>
-                    <w:t xml:space="preserve">Import</w:t>
-                  </w:r>
-                </w:p>
-              </w:tc>
-              <w:tc>
-                <w:tcPr/>
-                <w:p>
-                  <w:pPr>
-                    <w:pStyle w:val="Compact"/>
-                    <w:jc w:val="left"/>
-                    <w:jc w:val="center"/>
-                  </w:pPr>
-                  <w:r>
-                    <w:t xml:space="preserve">Importation</w:t>
-                  </w:r>
-                </w:p>
-              </w:tc>
-              <w:tc>
-                <w:tcPr/>
-                <w:p>
-                  <w:pPr>
-                    <w:pStyle w:val="Compact"/>
-                  </w:pPr>
-                </w:p>
-              </w:tc>
-            </w:tr>
-            <w:tr>
-              <w:tc>
-                <w:tcPr/>
-                <w:p>
-                  <w:pPr>
-                    <w:pStyle w:val="Compact"/>
-                    <w:jc w:val="left"/>
-                    <w:jc w:val="center"/>
-                  </w:pPr>
-                  <w:r>
-                    <w:rPr>
-                      <w:rStyle w:val="VerbatimChar"/>
-                    </w:rPr>
-                    <w:t xml:space="preserve">ImportAfterExport</w:t>
-                  </w:r>
-                </w:p>
-              </w:tc>
-              <w:tc>
-                <w:tcPr/>
-                <w:p>
-                  <w:pPr>
-                    <w:pStyle w:val="Compact"/>
-                    <w:jc w:val="left"/>
-                    <w:jc w:val="center"/>
-                  </w:pPr>
-                  <w:r>
-                    <w:t xml:space="preserve">Importation après exportation</w:t>
-                  </w:r>
-                </w:p>
-              </w:tc>
-              <w:tc>
-                <w:tcPr/>
-                <w:p>
-                  <w:pPr>
-                    <w:pStyle w:val="Compact"/>
-                    <w:jc w:val="left"/>
-                    <w:jc w:val="center"/>
-                  </w:pPr>
-                  <w:r>
-                    <w:t xml:space="preserve">Pas pour les équidés</w:t>
-                  </w:r>
-                </w:p>
-              </w:tc>
-            </w:tr>
-            <w:tr>
-              <w:tc>
-                <w:tcPr/>
-                <w:p>
-                  <w:pPr>
-                    <w:pStyle w:val="Compact"/>
-                    <w:jc w:val="left"/>
-                    <w:jc w:val="center"/>
-                  </w:pPr>
-                  <w:r>
-                    <w:rPr>
-                      <w:rStyle w:val="VerbatimChar"/>
-                    </w:rPr>
-                    <w:t xml:space="preserve">Leaving</w:t>
-                  </w:r>
-                </w:p>
-              </w:tc>
-              <w:tc>
-                <w:tcPr/>
-                <w:p>
-                  <w:pPr>
-                    <w:pStyle w:val="Compact"/>
-                    <w:jc w:val="left"/>
-                    <w:jc w:val="center"/>
-                  </w:pPr>
-                  <w:r>
-                    <w:t xml:space="preserve">Sortie</w:t>
-                  </w:r>
-                </w:p>
-              </w:tc>
-              <w:tc>
-                <w:tcPr/>
-                <w:p>
-                  <w:pPr>
-                    <w:pStyle w:val="Compact"/>
-                    <w:jc w:val="left"/>
-                    <w:jc w:val="center"/>
-                  </w:pPr>
-                  <w:r>
-                    <w:t xml:space="preserve">Pas pour les équidés</w:t>
-                  </w:r>
-                </w:p>
-              </w:tc>
-            </w:tr>
-            <w:tr>
-              <w:tc>
-                <w:tcPr/>
-                <w:p>
-                  <w:pPr>
-                    <w:pStyle w:val="Compact"/>
-                    <w:jc w:val="left"/>
-                    <w:jc w:val="center"/>
-                  </w:pPr>
-                  <w:r>
-                    <w:rPr>
-                      <w:rStyle w:val="VerbatimChar"/>
-                    </w:rPr>
-                    <w:t xml:space="preserve">LocationChange</w:t>
-                  </w:r>
-                </w:p>
-              </w:tc>
-              <w:tc>
-                <w:tcPr/>
-                <w:p>
-                  <w:pPr>
-                    <w:pStyle w:val="Compact"/>
-                    <w:jc w:val="left"/>
-                    <w:jc w:val="center"/>
-                  </w:pPr>
-                  <w:r>
-                    <w:t xml:space="preserve">Changement de lieu</w:t>
-                  </w:r>
-                </w:p>
-              </w:tc>
-              <w:tc>
-                <w:tcPr/>
-                <w:p>
-                  <w:pPr>
-                    <w:pStyle w:val="Compact"/>
-                    <w:jc w:val="left"/>
-                    <w:jc w:val="center"/>
-                  </w:pPr>
-                  <w:r>
-                    <w:t xml:space="preserve">Uniquement pour les équidés</w:t>
-                  </w:r>
-                </w:p>
-              </w:tc>
-            </w:tr>
-            <w:tr>
-              <w:tc>
-                <w:tcPr/>
-                <w:p>
-                  <w:pPr>
-                    <w:pStyle w:val="Compact"/>
-                    <w:jc w:val="left"/>
-                    <w:jc w:val="center"/>
-                  </w:pPr>
-                  <w:r>
-                    <w:rPr>
-                      <w:rStyle w:val="VerbatimChar"/>
-                    </w:rPr>
-                    <w:t xml:space="preserve">OnFarmSlaughter</w:t>
-                  </w:r>
-                </w:p>
-              </w:tc>
-              <w:tc>
-                <w:tcPr/>
-                <w:p>
-                  <w:pPr>
-                    <w:pStyle w:val="Compact"/>
-                    <w:jc w:val="left"/>
-                    <w:jc w:val="center"/>
-                  </w:pPr>
-                  <w:r>
-                    <w:t xml:space="preserve">Abattage à la ferme</w:t>
-                  </w:r>
-                </w:p>
-              </w:tc>
-              <w:tc>
-                <w:tcPr/>
-                <w:p>
-                  <w:pPr>
-                    <w:pStyle w:val="Compact"/>
-                    <w:jc w:val="left"/>
-                    <w:jc w:val="center"/>
-                  </w:pPr>
-                  <w:r>
-                    <w:t xml:space="preserve">Pas pour les équidés</w:t>
-                  </w:r>
-                </w:p>
-              </w:tc>
-            </w:tr>
-            <w:tr>
-              <w:tc>
-                <w:tcPr/>
-                <w:p>
-                  <w:pPr>
-                    <w:pStyle w:val="Compact"/>
-                    <w:jc w:val="left"/>
-                    <w:jc w:val="center"/>
-                  </w:pPr>
-                  <w:r>
-                    <w:rPr>
-                      <w:rStyle w:val="VerbatimChar"/>
-                    </w:rPr>
-                    <w:t xml:space="preserve">Slaughter</w:t>
-                  </w:r>
-                </w:p>
-              </w:tc>
-              <w:tc>
-                <w:tcPr/>
-                <w:p>
-                  <w:pPr>
-                    <w:pStyle w:val="Compact"/>
-                    <w:jc w:val="left"/>
-                    <w:jc w:val="center"/>
-                  </w:pPr>
-                  <w:r>
-                    <w:t xml:space="preserve">Abattage</w:t>
-                  </w:r>
-                </w:p>
-              </w:tc>
-              <w:tc>
-                <w:tcPr/>
-                <w:p>
-                  <w:pPr>
-                    <w:pStyle w:val="Compact"/>
-                  </w:pPr>
+                  <w:hyperlink r:id="rId232">
+                    <w:r>
+                      <w:rPr>
+                        <w:rStyle w:val="VerbatimChar"/>
+                      </w:rPr>
+                      <w:t xml:space="preserve">Positive</w:t>
+                    </w:r>
+                  </w:hyperlink>
+                </w:p>
+              </w:tc>
+              <w:tc>
+                <w:tcPr/>
+                <w:p>
+                  <w:pPr>
+                    <w:pStyle w:val="Compact"/>
+                    <w:jc w:val="left"/>
+                    <w:jc w:val="center"/>
+                  </w:pPr>
+                  <w:r>
+                    <w:t xml:space="preserve">Positif</w:t>
+                  </w:r>
+                </w:p>
+              </w:tc>
+              <w:tc>
+                <w:tcPr/>
+                <w:p>
+                  <w:pPr>
+                    <w:pStyle w:val="Compact"/>
+                    <w:jc w:val="left"/>
+                    <w:jc w:val="center"/>
+                  </w:pPr>
+                  <w:r>
+                    <w:t xml:space="preserve">Type : résultat de laboratoire</w:t>
+                  </w:r>
                 </w:p>
               </w:tc>
             </w:tr>
           </w:tbl>
-          <w:bookmarkEnd w:id="191"/>
+          <w:bookmarkEnd w:id="233"/>
           <w:p/>
         </w:tc>
       </w:tr>
     </w:tbl>
-    <w:bookmarkEnd w:id="192"/>
-    <w:bookmarkEnd w:id="193"/>
-    <w:bookmarkStart w:id="194" w:name="sec-safety-consideration"/>
+    <w:bookmarkEnd w:id="234"/>
+    <w:bookmarkEnd w:id="235"/>
+    <w:bookmarkStart w:id="236" w:name="sec-safety-consideration"/>
     <w:p>
       <w:pPr>
         <w:pStyle w:val="berschrift1"/>
@@ -9037,8 +10153,8 @@
         <w:t xml:space="preserve">Informations sur les bases légales expressément déterminantes ou remarque indiquant que les bases légales pertinentes doivent être respectées lors de la mise en œuvre.</w:t>
       </w:r>
     </w:p>
-    <w:bookmarkEnd w:id="194"/>
-    <w:bookmarkStart w:id="195" w:name="sec-disclaimer"/>
+    <w:bookmarkEnd w:id="236"/>
+    <w:bookmarkStart w:id="237" w:name="sec-disclaimer"/>
     <w:p>
       <w:pPr>
         <w:pStyle w:val="berschrift1"/>
@@ -9079,8 +10195,8 @@
         <w:t xml:space="preserve">Toute responsabilité pour les dommages causés par l’utilisation des standards eCH par l’utilisateur est exclue dans les limites autorisées par la loi.</w:t>
       </w:r>
     </w:p>
-    <w:bookmarkEnd w:id="195"/>
-    <w:bookmarkStart w:id="196" w:name="sec-copyrights"/>
+    <w:bookmarkEnd w:id="237"/>
+    <w:bookmarkStart w:id="238" w:name="sec-copyrights"/>
     <w:p>
       <w:pPr>
         <w:pStyle w:val="berschrift1"/>
@@ -9119,8 +10235,8 @@
         <w:t xml:space="preserve">Ces dispositions ne s’appliquent toutefois qu’aux standards élaborés par eCH, et non aux standards ou produits de tiers qui font référence aux standards eCH. Les standards contiennent les références correspondantes aux droits de tiers.</w:t>
       </w:r>
     </w:p>
-    <w:bookmarkEnd w:id="196"/>
-    <w:bookmarkStart w:id="200" w:name="sec-appendix-a"/>
+    <w:bookmarkEnd w:id="238"/>
+    <w:bookmarkStart w:id="242" w:name="sec-appendix-a"/>
     <w:p>
       <w:pPr>
         <w:pStyle w:val="berschrift1"/>
@@ -9129,8 +10245,8 @@
         <w:t xml:space="preserve">8. Annexe A - Références</w:t>
       </w:r>
     </w:p>
-    <w:bookmarkStart w:id="199" w:name="refs"/>
-    <w:bookmarkStart w:id="198" w:name="ref-Turtle"/>
+    <w:bookmarkStart w:id="241" w:name="refs"/>
+    <w:bookmarkStart w:id="240" w:name="ref-Turtle"/>
     <w:p>
       <w:pPr>
         <w:pStyle w:val="Bibliography"/>
@@ -9150,7 +10266,7 @@
       <w:r>
         <w:t xml:space="preserve"> </w:t>
       </w:r>
-      <w:hyperlink r:id="rId197">
+      <w:hyperlink r:id="rId239">
         <w:r>
           <w:rPr>
             <w:rStyle w:val="Hyperlink"/>
@@ -9167,10 +10283,10 @@
         <w:t xml:space="preserve">(W3C Recommendation) : World Wide Web Consortium (W3C), 2014</w:t>
       </w:r>
     </w:p>
-    <w:bookmarkEnd w:id="198"/>
-    <w:bookmarkEnd w:id="199"/>
-    <w:bookmarkEnd w:id="200"/>
-    <w:bookmarkStart w:id="201" w:name="sec-appendix-b"/>
+    <w:bookmarkEnd w:id="240"/>
+    <w:bookmarkEnd w:id="241"/>
+    <w:bookmarkEnd w:id="242"/>
+    <w:bookmarkStart w:id="243" w:name="sec-appendix-b"/>
     <w:p>
       <w:pPr>
         <w:pStyle w:val="berschrift1"/>
@@ -9179,8 +10295,8 @@
         <w:t xml:space="preserve">9. Annexe B - Collaboration et Vérification</w:t>
       </w:r>
     </w:p>
-    <w:bookmarkEnd w:id="201"/>
-    <w:bookmarkStart w:id="203" w:name="sec-appendix-c"/>
+    <w:bookmarkEnd w:id="243"/>
+    <w:bookmarkStart w:id="245" w:name="sec-appendix-c"/>
     <w:p>
       <w:pPr>
         <w:pStyle w:val="berschrift1"/>
@@ -9202,7 +10318,7 @@
       <w:tr>
         <w:tc>
           <w:tcPr/>
-          <w:bookmarkStart w:id="202" w:name="tbl-glossary"/>
+          <w:bookmarkStart w:id="244" w:name="tbl-glossary"/>
           <w:p>
             <w:pPr>
               <w:jc w:val="center"/>
@@ -9608,42 +10724,1781 @@
               </w:tc>
             </w:tr>
           </w:tbl>
-          <w:bookmarkEnd w:id="202"/>
+          <w:bookmarkEnd w:id="244"/>
           <w:p/>
         </w:tc>
       </w:tr>
     </w:tbl>
-    <w:bookmarkEnd w:id="203"/>
-    <w:bookmarkStart w:id="204" w:name="sec-appendix-d"/>
+    <w:bookmarkEnd w:id="245"/>
+    <w:bookmarkStart w:id="251" w:name="sec-appendix-d"/>
     <w:p>
       <w:pPr>
         <w:pStyle w:val="berschrift1"/>
       </w:pPr>
       <w:r>
-        <w:t xml:space="preserve">11. Annexe D - Modifications par rapport à la version précédente</w:t>
+        <w:t xml:space="preserve">11. Annexe D - Correspondance avec l’interface de la BDTA</w:t>
       </w:r>
     </w:p>
-    <w:bookmarkEnd w:id="204"/>
-    <w:bookmarkStart w:id="205" w:name="sec-appendix-e"/>
     <w:p>
       <w:pPr>
+        <w:pStyle w:val="FirstParagraph"/>
+      </w:pPr>
+      <w:r>
+        <w:t xml:space="preserve">Pour les domaines de valeurs du</w:t>
+      </w:r>
+      <w:r>
+        <w:t xml:space="preserve"> </w:t>
+      </w:r>
+      <w:hyperlink w:anchor="tbl-animaltracing-enums">
+        <w:r>
+          <w:rPr>
+            <w:rStyle w:val="Hyperlink"/>
+          </w:rPr>
+          <w:t xml:space="preserve">Table 14</w:t>
+        </w:r>
+      </w:hyperlink>
+      <w:r>
+        <w:t xml:space="preserve">, le code d’une valeur est l’élément du même nom d’une énumération de l’interface AnimalTracing de la BDTA.</w:t>
+      </w:r>
+    </w:p>
+    <w:p>
+      <w:pPr>
+        <w:pStyle w:val="Textkrper"/>
+      </w:pPr>
+      <w:r>
+        <w:t xml:space="preserve">Pour le type de mouvement, le type d’état sanitaire et les deux domaines de valeurs du statut épizootique, l’interface gère les types de mouvement par espèce d’animal de rente et les états sanitaires par épizootie dans des énumérations distinctes, en partie sous d’autres noms. Les tableaux suivants indiquent quels éléments de l’interface correspondent à une valeur ; les valeurs sans équivalent ne sont pas mentionnées.</w:t>
+      </w:r>
+    </w:p>
+    <w:tbl>
+      <w:tblPr>
+        <w:tblStyle w:val="Table"/>
+        <w:tblW w:type="pct" w:w="5000"/>
+        <w:tblLayout w:type="fixed"/>
+        <w:tblLook w:firstRow="0" w:lastRow="0" w:firstColumn="0" w:lastColumn="0" w:noHBand="0" w:noVBand="0" w:val="0000"/>
+      </w:tblPr>
+      <w:tblGrid>
+        <w:gridCol w:w="7920"/>
+      </w:tblGrid>
+      <w:tr>
+        <w:tc>
+          <w:tcPr/>
+          <w:bookmarkStart w:id="246" w:name="tbl-animaltracing-enums"/>
+          <w:p>
+            <w:pPr>
+              <w:jc w:val="center"/>
+            </w:pPr>
+            <w:pPr>
+              <w:jc w:val="left"/>
+              <w:spacing w:before="200"/>
+              <w:pStyle w:val="ImageCaption"/>
+            </w:pPr>
+            <w:r>
+              <w:t xml:space="preserve">Table 14: Énumérations de l’interface de la BDTA dont les domaines de valeurs tirent leurs codes.</w:t>
+            </w:r>
+          </w:p>
+          <w:tbl>
+            <w:tblPr>
+              <w:tblStyle w:val="Table"/>
+              <w:tblW w:type="pct" w:w="5000"/>
+              <w:tblLayout w:type="fixed"/>
+              <w:tblLook w:firstRow="1" w:lastRow="0" w:firstColumn="0" w:lastColumn="0" w:noHBand="0" w:noVBand="0" w:val="0020"/>
+            </w:tblPr>
+            <w:tblGrid>
+              <w:gridCol w:w="3564"/>
+              <w:gridCol w:w="4356"/>
+            </w:tblGrid>
+            <w:tr>
+              <w:trPr>
+                <w:tblHeader w:val="on"/>
+              </w:trPr>
+              <w:tc>
+                <w:tcPr/>
+                <w:p>
+                  <w:pPr>
+                    <w:pStyle w:val="Compact"/>
+                    <w:jc w:val="left"/>
+                    <w:jc w:val="center"/>
+                  </w:pPr>
+                  <w:r>
+                    <w:t xml:space="preserve">Domaine de valeurs</w:t>
+                  </w:r>
+                </w:p>
+              </w:tc>
+              <w:tc>
+                <w:tcPr/>
+                <w:p>
+                  <w:pPr>
+                    <w:pStyle w:val="Compact"/>
+                    <w:jc w:val="left"/>
+                    <w:jc w:val="center"/>
+                  </w:pPr>
+                  <w:r>
+                    <w:t xml:space="preserve">Énumération de l’interface</w:t>
+                  </w:r>
+                </w:p>
+              </w:tc>
+            </w:tr>
+            <w:tr>
+              <w:tc>
+                <w:tcPr/>
+                <w:p>
+                  <w:pPr>
+                    <w:pStyle w:val="Compact"/>
+                    <w:jc w:val="left"/>
+                    <w:jc w:val="center"/>
+                  </w:pPr>
+                  <w:hyperlink w:anchor="sec-codelist-equidwithersclass">
+                    <w:r>
+                      <w:rPr>
+                        <w:rStyle w:val="Hyperlink"/>
+                      </w:rPr>
+                      <w:t xml:space="preserve">Catégorie de</w:t>
+                    </w:r>
+                    <w:r>
+                      <w:rPr>
+                        <w:rStyle w:val="Hyperlink"/>
+                      </w:rPr>
+                      <w:t xml:space="preserve"> </w:t>
+                    </w:r>
+                    <w:r>
+                      <w:rPr>
+                        <w:rStyle w:val="Hyperlink"/>
+                      </w:rPr>
+                      <w:t xml:space="preserve">taille</w:t>
+                    </w:r>
+                  </w:hyperlink>
+                </w:p>
+              </w:tc>
+              <w:tc>
+                <w:tcPr/>
+                <w:p>
+                  <w:pPr>
+                    <w:pStyle w:val="Compact"/>
+                    <w:jc w:val="left"/>
+                    <w:jc w:val="center"/>
+                  </w:pPr>
+                  <w:r>
+                    <w:rPr>
+                      <w:rStyle w:val="VerbatimChar"/>
+                    </w:rPr>
+                    <w:t xml:space="preserve">EnumEquidWithersClass</w:t>
+                  </w:r>
+                </w:p>
+              </w:tc>
+            </w:tr>
+            <w:tr>
+              <w:tc>
+                <w:tcPr/>
+                <w:p>
+                  <w:pPr>
+                    <w:pStyle w:val="Compact"/>
+                    <w:jc w:val="left"/>
+                    <w:jc w:val="center"/>
+                  </w:pPr>
+                  <w:hyperlink w:anchor="sec-codelist-genus">
+                    <w:r>
+                      <w:rPr>
+                        <w:rStyle w:val="Hyperlink"/>
+                      </w:rPr>
+                      <w:t xml:space="preserve">Espèce d’animal de rente</w:t>
+                    </w:r>
+                  </w:hyperlink>
+                </w:p>
+              </w:tc>
+              <w:tc>
+                <w:tcPr/>
+                <w:p>
+                  <w:pPr>
+                    <w:pStyle w:val="Compact"/>
+                    <w:jc w:val="left"/>
+                    <w:jc w:val="center"/>
+                  </w:pPr>
+                  <w:r>
+                    <w:rPr>
+                      <w:rStyle w:val="VerbatimChar"/>
+                    </w:rPr>
+                    <w:t xml:space="preserve">EnumGenus</w:t>
+                  </w:r>
+                </w:p>
+              </w:tc>
+            </w:tr>
+            <w:tr>
+              <w:tc>
+                <w:tcPr/>
+                <w:p>
+                  <w:pPr>
+                    <w:pStyle w:val="Compact"/>
+                    <w:jc w:val="left"/>
+                    <w:jc w:val="center"/>
+                  </w:pPr>
+                  <w:hyperlink w:anchor="sec-codelist-gender">
+                    <w:r>
+                      <w:rPr>
+                        <w:rStyle w:val="Hyperlink"/>
+                      </w:rPr>
+                      <w:t xml:space="preserve">Sexe</w:t>
+                    </w:r>
+                  </w:hyperlink>
+                </w:p>
+              </w:tc>
+              <w:tc>
+                <w:tcPr/>
+                <w:p>
+                  <w:pPr>
+                    <w:pStyle w:val="Compact"/>
+                    <w:jc w:val="left"/>
+                    <w:jc w:val="center"/>
+                  </w:pPr>
+                  <w:r>
+                    <w:rPr>
+                      <w:rStyle w:val="VerbatimChar"/>
+                    </w:rPr>
+                    <w:t xml:space="preserve">EnumGender</w:t>
+                  </w:r>
+                </w:p>
+              </w:tc>
+            </w:tr>
+            <w:tr>
+              <w:tc>
+                <w:tcPr/>
+                <w:p>
+                  <w:pPr>
+                    <w:pStyle w:val="Compact"/>
+                    <w:jc w:val="left"/>
+                    <w:jc w:val="center"/>
+                  </w:pPr>
+                  <w:hyperlink w:anchor="sec-codelist-equidnotificationstate">
+                    <w:r>
+                      <w:rPr>
+                        <w:rStyle w:val="Hyperlink"/>
+                      </w:rPr>
+                      <w:t xml:space="preserve">Statut d’annonce de</w:t>
+                    </w:r>
+                    <w:r>
+                      <w:rPr>
+                        <w:rStyle w:val="Hyperlink"/>
+                      </w:rPr>
+                      <w:t xml:space="preserve"> </w:t>
+                    </w:r>
+                    <w:r>
+                      <w:rPr>
+                        <w:rStyle w:val="Hyperlink"/>
+                      </w:rPr>
+                      <w:t xml:space="preserve">l’équidé</w:t>
+                    </w:r>
+                  </w:hyperlink>
+                </w:p>
+              </w:tc>
+              <w:tc>
+                <w:tcPr/>
+                <w:p>
+                  <w:pPr>
+                    <w:pStyle w:val="Compact"/>
+                    <w:jc w:val="left"/>
+                    <w:jc w:val="center"/>
+                  </w:pPr>
+                  <w:r>
+                    <w:rPr>
+                      <w:rStyle w:val="VerbatimChar"/>
+                    </w:rPr>
+                    <w:t xml:space="preserve">EnumEquidNotificationState</w:t>
+                  </w:r>
+                </w:p>
+              </w:tc>
+            </w:tr>
+            <w:tr>
+              <w:tc>
+                <w:tcPr/>
+                <w:p>
+                  <w:pPr>
+                    <w:pStyle w:val="Compact"/>
+                    <w:jc w:val="left"/>
+                    <w:jc w:val="center"/>
+                  </w:pPr>
+                  <w:hyperlink w:anchor="sec-codelist-animalhistorystate">
+                    <w:r>
+                      <w:rPr>
+                        <w:rStyle w:val="Hyperlink"/>
+                      </w:rPr>
+                      <w:t xml:space="preserve">Statut de l’historique de</w:t>
+                    </w:r>
+                    <w:r>
+                      <w:rPr>
+                        <w:rStyle w:val="Hyperlink"/>
+                      </w:rPr>
+                      <w:t xml:space="preserve"> </w:t>
+                    </w:r>
+                    <w:r>
+                      <w:rPr>
+                        <w:rStyle w:val="Hyperlink"/>
+                      </w:rPr>
+                      <w:t xml:space="preserve">l’animal</w:t>
+                    </w:r>
+                  </w:hyperlink>
+                </w:p>
+              </w:tc>
+              <w:tc>
+                <w:tcPr/>
+                <w:p>
+                  <w:pPr>
+                    <w:pStyle w:val="Compact"/>
+                    <w:jc w:val="left"/>
+                    <w:jc w:val="center"/>
+                  </w:pPr>
+                  <w:r>
+                    <w:rPr>
+                      <w:rStyle w:val="VerbatimChar"/>
+                    </w:rPr>
+                    <w:t xml:space="preserve">EnumAnimalHistoryState</w:t>
+                  </w:r>
+                </w:p>
+              </w:tc>
+            </w:tr>
+            <w:tr>
+              <w:tc>
+                <w:tcPr/>
+                <w:p>
+                  <w:pPr>
+                    <w:pStyle w:val="Compact"/>
+                    <w:jc w:val="left"/>
+                    <w:jc w:val="center"/>
+                  </w:pPr>
+                  <w:hyperlink w:anchor="sec-codelist-animaltypeofuse">
+                    <w:r>
+                      <w:rPr>
+                        <w:rStyle w:val="Hyperlink"/>
+                      </w:rPr>
+                      <w:t xml:space="preserve">Type d’utilisation (bovins, ovins,</w:t>
+                    </w:r>
+                    <w:r>
+                      <w:rPr>
+                        <w:rStyle w:val="Hyperlink"/>
+                      </w:rPr>
+                      <w:t xml:space="preserve"> </w:t>
+                    </w:r>
+                    <w:r>
+                      <w:rPr>
+                        <w:rStyle w:val="Hyperlink"/>
+                      </w:rPr>
+                      <w:t xml:space="preserve">caprins)</w:t>
+                    </w:r>
+                  </w:hyperlink>
+                </w:p>
+              </w:tc>
+              <w:tc>
+                <w:tcPr/>
+                <w:p>
+                  <w:pPr>
+                    <w:pStyle w:val="Compact"/>
+                    <w:jc w:val="left"/>
+                    <w:jc w:val="center"/>
+                  </w:pPr>
+                  <w:r>
+                    <w:rPr>
+                      <w:rStyle w:val="VerbatimChar"/>
+                    </w:rPr>
+                    <w:t xml:space="preserve">EnumAnimalTypeOfUse</w:t>
+                  </w:r>
+                </w:p>
+              </w:tc>
+            </w:tr>
+            <w:tr>
+              <w:tc>
+                <w:tcPr/>
+                <w:p>
+                  <w:pPr>
+                    <w:pStyle w:val="Compact"/>
+                    <w:jc w:val="left"/>
+                    <w:jc w:val="center"/>
+                  </w:pPr>
+                  <w:hyperlink w:anchor="sec-codelist-equidtypeofusage">
+                    <w:r>
+                      <w:rPr>
+                        <w:rStyle w:val="Hyperlink"/>
+                      </w:rPr>
+                      <w:t xml:space="preserve">Type d’utilisation</w:t>
+                    </w:r>
+                    <w:r>
+                      <w:rPr>
+                        <w:rStyle w:val="Hyperlink"/>
+                      </w:rPr>
+                      <w:t xml:space="preserve"> </w:t>
+                    </w:r>
+                    <w:r>
+                      <w:rPr>
+                        <w:rStyle w:val="Hyperlink"/>
+                      </w:rPr>
+                      <w:t xml:space="preserve">(équidés)</w:t>
+                    </w:r>
+                  </w:hyperlink>
+                </w:p>
+              </w:tc>
+              <w:tc>
+                <w:tcPr/>
+                <w:p>
+                  <w:pPr>
+                    <w:pStyle w:val="Compact"/>
+                    <w:jc w:val="left"/>
+                    <w:jc w:val="center"/>
+                  </w:pPr>
+                  <w:r>
+                    <w:rPr>
+                      <w:rStyle w:val="VerbatimChar"/>
+                    </w:rPr>
+                    <w:t xml:space="preserve">EquidTypeOfUsage</w:t>
+                  </w:r>
+                </w:p>
+              </w:tc>
+            </w:tr>
+          </w:tbl>
+          <w:bookmarkEnd w:id="246"/>
+          <w:p/>
+        </w:tc>
+      </w:tr>
+    </w:tbl>
+    <w:p>
+      <w:pPr>
+        <w:pStyle w:val="Textkrper"/>
+      </w:pPr>
+      <w:r>
+        <w:t xml:space="preserve"> </w:t>
+      </w:r>
+    </w:p>
+    <w:tbl>
+      <w:tblPr>
+        <w:tblStyle w:val="Table"/>
+        <w:tblW w:type="pct" w:w="5000"/>
+        <w:tblLayout w:type="fixed"/>
+        <w:tblLook w:firstRow="0" w:lastRow="0" w:firstColumn="0" w:lastColumn="0" w:noHBand="0" w:noVBand="0" w:val="0000"/>
+      </w:tblPr>
+      <w:tblGrid>
+        <w:gridCol w:w="7920"/>
+      </w:tblGrid>
+      <w:tr>
+        <w:tc>
+          <w:tcPr/>
+          <w:bookmarkStart w:id="247" w:name="X32ccd3f46cbb10c98b18f73cc3371ab37adffb7"/>
+          <w:p>
+            <w:pPr>
+              <w:jc w:val="center"/>
+            </w:pPr>
+            <w:pPr>
+              <w:jc w:val="left"/>
+              <w:spacing w:before="200"/>
+              <w:pStyle w:val="ImageCaption"/>
+            </w:pPr>
+            <w:r>
+              <w:t xml:space="preserve">Table 15: Équivalents des valeurs du domaine de valeurs Type d’état sanitaire dans l’interface de la BDTA.</w:t>
+            </w:r>
+          </w:p>
+          <w:tbl>
+            <w:tblPr>
+              <w:tblStyle w:val="Table"/>
+              <w:tblW w:type="pct" w:w="5000"/>
+              <w:tblLayout w:type="fixed"/>
+              <w:tblLook w:firstRow="1" w:lastRow="0" w:firstColumn="0" w:lastColumn="0" w:noHBand="0" w:noVBand="0" w:val="0020"/>
+            </w:tblPr>
+            <w:tblGrid>
+              <w:gridCol w:w="1504"/>
+              <w:gridCol w:w="2851"/>
+              <w:gridCol w:w="3564"/>
+            </w:tblGrid>
+            <w:tr>
+              <w:trPr>
+                <w:tblHeader w:val="on"/>
+              </w:trPr>
+              <w:tc>
+                <w:tcPr/>
+                <w:p>
+                  <w:pPr>
+                    <w:pStyle w:val="Compact"/>
+                    <w:jc w:val="left"/>
+                    <w:jc w:val="center"/>
+                  </w:pPr>
+                  <w:r>
+                    <w:t xml:space="preserve">Code</w:t>
+                  </w:r>
+                </w:p>
+              </w:tc>
+              <w:tc>
+                <w:tcPr/>
+                <w:p>
+                  <w:pPr>
+                    <w:pStyle w:val="Compact"/>
+                    <w:jc w:val="left"/>
+                    <w:jc w:val="center"/>
+                  </w:pPr>
+                  <w:r>
+                    <w:t xml:space="preserve">Nom</w:t>
+                  </w:r>
+                </w:p>
+              </w:tc>
+              <w:tc>
+                <w:tcPr/>
+                <w:p>
+                  <w:pPr>
+                    <w:pStyle w:val="Compact"/>
+                    <w:jc w:val="left"/>
+                    <w:jc w:val="center"/>
+                  </w:pPr>
+                  <w:r>
+                    <w:t xml:space="preserve">Interface de la BDTA</w:t>
+                  </w:r>
+                </w:p>
+              </w:tc>
+            </w:tr>
+            <w:tr>
+              <w:tc>
+                <w:tcPr/>
+                <w:p>
+                  <w:pPr>
+                    <w:pStyle w:val="Compact"/>
+                    <w:jc w:val="left"/>
+                    <w:jc w:val="center"/>
+                  </w:pPr>
+                  <w:hyperlink r:id="rId198">
+                    <w:r>
+                      <w:rPr>
+                        <w:rStyle w:val="VerbatimChar"/>
+                      </w:rPr>
+                      <w:t xml:space="preserve">EpizooticStatus</w:t>
+                    </w:r>
+                  </w:hyperlink>
+                </w:p>
+              </w:tc>
+              <w:tc>
+                <w:tcPr/>
+                <w:p>
+                  <w:pPr>
+                    <w:pStyle w:val="Compact"/>
+                    <w:jc w:val="left"/>
+                    <w:jc w:val="center"/>
+                  </w:pPr>
+                  <w:r>
+                    <w:t xml:space="preserve">Statut épizootique</w:t>
+                  </w:r>
+                </w:p>
+              </w:tc>
+              <w:tc>
+                <w:tcPr/>
+                <w:p>
+                  <w:pPr>
+                    <w:pStyle w:val="Compact"/>
+                    <w:jc w:val="left"/>
+                    <w:jc w:val="center"/>
+                  </w:pPr>
+                  <w:r>
+                    <w:rPr>
+                      <w:rStyle w:val="VerbatimChar"/>
+                    </w:rPr>
+                    <w:t xml:space="preserve">BvdState</w:t>
+                  </w:r>
+                  <w:r>
+                    <w:br/>
+                  </w:r>
+                  <w:r>
+                    <w:rPr>
+                      <w:rStyle w:val="VerbatimChar"/>
+                    </w:rPr>
+                    <w:t xml:space="preserve">FootRotState</w:t>
+                  </w:r>
+                </w:p>
+              </w:tc>
+            </w:tr>
+          </w:tbl>
+          <w:bookmarkEnd w:id="247"/>
+          <w:p/>
+        </w:tc>
+      </w:tr>
+    </w:tbl>
+    <w:p>
+      <w:pPr>
+        <w:pStyle w:val="Textkrper"/>
+      </w:pPr>
+      <w:r>
+        <w:t xml:space="preserve"> </w:t>
+      </w:r>
+    </w:p>
+    <w:tbl>
+      <w:tblPr>
+        <w:tblStyle w:val="Table"/>
+        <w:tblW w:type="pct" w:w="5000"/>
+        <w:tblLayout w:type="fixed"/>
+        <w:tblLook w:firstRow="0" w:lastRow="0" w:firstColumn="0" w:lastColumn="0" w:noHBand="0" w:noVBand="0" w:val="0000"/>
+      </w:tblPr>
+      <w:tblGrid>
+        <w:gridCol w:w="7920"/>
+      </w:tblGrid>
+      <w:tr>
+        <w:tc>
+          <w:tcPr/>
+          <w:bookmarkStart w:id="248" w:name="Xfecd2e342ca2fc31e9f17864e439629e444fdd1"/>
+          <w:p>
+            <w:pPr>
+              <w:jc w:val="center"/>
+            </w:pPr>
+            <w:pPr>
+              <w:jc w:val="left"/>
+              <w:spacing w:before="200"/>
+              <w:pStyle w:val="ImageCaption"/>
+            </w:pPr>
+            <w:r>
+              <w:t xml:space="preserve">Table 16: Équivalents des valeurs du domaine de valeurs Type de mouvement dans l’interface de la BDTA.</w:t>
+            </w:r>
+          </w:p>
+          <w:tbl>
+            <w:tblPr>
+              <w:tblStyle w:val="Table"/>
+              <w:tblW w:type="pct" w:w="5000"/>
+              <w:tblLayout w:type="fixed"/>
+              <w:tblLook w:firstRow="1" w:lastRow="0" w:firstColumn="0" w:lastColumn="0" w:noHBand="0" w:noVBand="0" w:val="0020"/>
+            </w:tblPr>
+            <w:tblGrid>
+              <w:gridCol w:w="1742"/>
+              <w:gridCol w:w="2613"/>
+              <w:gridCol w:w="3564"/>
+            </w:tblGrid>
+            <w:tr>
+              <w:trPr>
+                <w:tblHeader w:val="on"/>
+              </w:trPr>
+              <w:tc>
+                <w:tcPr/>
+                <w:p>
+                  <w:pPr>
+                    <w:pStyle w:val="Compact"/>
+                    <w:jc w:val="left"/>
+                    <w:jc w:val="center"/>
+                  </w:pPr>
+                  <w:r>
+                    <w:t xml:space="preserve">Code</w:t>
+                  </w:r>
+                </w:p>
+              </w:tc>
+              <w:tc>
+                <w:tcPr/>
+                <w:p>
+                  <w:pPr>
+                    <w:pStyle w:val="Compact"/>
+                    <w:jc w:val="left"/>
+                    <w:jc w:val="center"/>
+                  </w:pPr>
+                  <w:r>
+                    <w:t xml:space="preserve">Nom</w:t>
+                  </w:r>
+                </w:p>
+              </w:tc>
+              <w:tc>
+                <w:tcPr/>
+                <w:p>
+                  <w:pPr>
+                    <w:pStyle w:val="Compact"/>
+                    <w:jc w:val="left"/>
+                    <w:jc w:val="center"/>
+                  </w:pPr>
+                  <w:r>
+                    <w:t xml:space="preserve">Interface de la BDTA</w:t>
+                  </w:r>
+                </w:p>
+              </w:tc>
+            </w:tr>
+            <w:tr>
+              <w:tc>
+                <w:tcPr/>
+                <w:p>
+                  <w:pPr>
+                    <w:pStyle w:val="Compact"/>
+                    <w:jc w:val="left"/>
+                    <w:jc w:val="center"/>
+                  </w:pPr>
+                  <w:hyperlink r:id="rId204">
+                    <w:r>
+                      <w:rPr>
+                        <w:rStyle w:val="VerbatimChar"/>
+                      </w:rPr>
+                      <w:t xml:space="preserve">Arrival</w:t>
+                    </w:r>
+                  </w:hyperlink>
+                </w:p>
+              </w:tc>
+              <w:tc>
+                <w:tcPr/>
+                <w:p>
+                  <w:pPr>
+                    <w:pStyle w:val="Compact"/>
+                    <w:jc w:val="left"/>
+                    <w:jc w:val="center"/>
+                  </w:pPr>
+                  <w:r>
+                    <w:t xml:space="preserve">Entrée</w:t>
+                  </w:r>
+                </w:p>
+              </w:tc>
+              <w:tc>
+                <w:tcPr/>
+                <w:p>
+                  <w:pPr>
+                    <w:pStyle w:val="Compact"/>
+                    <w:jc w:val="left"/>
+                    <w:jc w:val="center"/>
+                  </w:pPr>
+                  <w:r>
+                    <w:rPr>
+                      <w:rStyle w:val="VerbatimChar"/>
+                    </w:rPr>
+                    <w:t xml:space="preserve">EnumCattleNotificationType.Arrival</w:t>
+                  </w:r>
+                  <w:r>
+                    <w:br/>
+                  </w:r>
+                  <w:r>
+                    <w:rPr>
+                      <w:rStyle w:val="VerbatimChar"/>
+                    </w:rPr>
+                    <w:t xml:space="preserve">EnumGoatNotificationType.Arrival</w:t>
+                  </w:r>
+                  <w:r>
+                    <w:br/>
+                  </w:r>
+                  <w:r>
+                    <w:rPr>
+                      <w:rStyle w:val="VerbatimChar"/>
+                    </w:rPr>
+                    <w:t xml:space="preserve">EnumSheepNotificationType.Arrival</w:t>
+                  </w:r>
+                </w:p>
+              </w:tc>
+            </w:tr>
+            <w:tr>
+              <w:tc>
+                <w:tcPr/>
+                <w:p>
+                  <w:pPr>
+                    <w:pStyle w:val="Compact"/>
+                    <w:jc w:val="left"/>
+                    <w:jc w:val="center"/>
+                  </w:pPr>
+                  <w:hyperlink r:id="rId205">
+                    <w:r>
+                      <w:rPr>
+                        <w:rStyle w:val="VerbatimChar"/>
+                      </w:rPr>
+                      <w:t xml:space="preserve">Birth</w:t>
+                    </w:r>
+                  </w:hyperlink>
+                </w:p>
+              </w:tc>
+              <w:tc>
+                <w:tcPr/>
+                <w:p>
+                  <w:pPr>
+                    <w:pStyle w:val="Compact"/>
+                    <w:jc w:val="left"/>
+                    <w:jc w:val="center"/>
+                  </w:pPr>
+                  <w:r>
+                    <w:t xml:space="preserve">Naissance</w:t>
+                  </w:r>
+                </w:p>
+              </w:tc>
+              <w:tc>
+                <w:tcPr/>
+                <w:p>
+                  <w:pPr>
+                    <w:pStyle w:val="Compact"/>
+                    <w:jc w:val="left"/>
+                    <w:jc w:val="center"/>
+                  </w:pPr>
+                  <w:r>
+                    <w:rPr>
+                      <w:rStyle w:val="VerbatimChar"/>
+                    </w:rPr>
+                    <w:t xml:space="preserve">EnumCattleNotificationType.Birth</w:t>
+                  </w:r>
+                  <w:r>
+                    <w:br/>
+                  </w:r>
+                  <w:r>
+                    <w:rPr>
+                      <w:rStyle w:val="VerbatimChar"/>
+                    </w:rPr>
+                    <w:t xml:space="preserve">EnumGoatNotificationType.Birth</w:t>
+                  </w:r>
+                  <w:r>
+                    <w:br/>
+                  </w:r>
+                  <w:r>
+                    <w:rPr>
+                      <w:rStyle w:val="VerbatimChar"/>
+                    </w:rPr>
+                    <w:t xml:space="preserve">EnumSheepNotificationType.Birth</w:t>
+                  </w:r>
+                </w:p>
+              </w:tc>
+            </w:tr>
+            <w:tr>
+              <w:tc>
+                <w:tcPr/>
+                <w:p>
+                  <w:pPr>
+                    <w:pStyle w:val="Compact"/>
+                    <w:jc w:val="left"/>
+                    <w:jc w:val="center"/>
+                  </w:pPr>
+                  <w:hyperlink r:id="rId207">
+                    <w:r>
+                      <w:rPr>
+                        <w:rStyle w:val="VerbatimChar"/>
+                      </w:rPr>
+                      <w:t xml:space="preserve">DeathBirth</w:t>
+                    </w:r>
+                  </w:hyperlink>
+                </w:p>
+              </w:tc>
+              <w:tc>
+                <w:tcPr/>
+                <w:p>
+                  <w:pPr>
+                    <w:pStyle w:val="Compact"/>
+                    <w:jc w:val="left"/>
+                    <w:jc w:val="center"/>
+                  </w:pPr>
+                  <w:r>
+                    <w:t xml:space="preserve">Mortinaissance</w:t>
+                  </w:r>
+                </w:p>
+              </w:tc>
+              <w:tc>
+                <w:tcPr/>
+                <w:p>
+                  <w:pPr>
+                    <w:pStyle w:val="Compact"/>
+                    <w:jc w:val="left"/>
+                    <w:jc w:val="center"/>
+                  </w:pPr>
+                  <w:r>
+                    <w:rPr>
+                      <w:rStyle w:val="VerbatimChar"/>
+                    </w:rPr>
+                    <w:t xml:space="preserve">EnumCattleNotificationType.DeathBirth</w:t>
+                  </w:r>
+                  <w:r>
+                    <w:br/>
+                  </w:r>
+                  <w:r>
+                    <w:rPr>
+                      <w:rStyle w:val="VerbatimChar"/>
+                    </w:rPr>
+                    <w:t xml:space="preserve">EnumGoatNotificationType.DeathBirth</w:t>
+                  </w:r>
+                  <w:r>
+                    <w:br/>
+                  </w:r>
+                  <w:r>
+                    <w:rPr>
+                      <w:rStyle w:val="VerbatimChar"/>
+                    </w:rPr>
+                    <w:t xml:space="preserve">EnumSheepNotificationType.DeathBirth</w:t>
+                  </w:r>
+                </w:p>
+              </w:tc>
+            </w:tr>
+            <w:tr>
+              <w:tc>
+                <w:tcPr/>
+                <w:p>
+                  <w:pPr>
+                    <w:pStyle w:val="Compact"/>
+                    <w:jc w:val="left"/>
+                    <w:jc w:val="center"/>
+                  </w:pPr>
+                  <w:hyperlink r:id="rId208">
+                    <w:r>
+                      <w:rPr>
+                        <w:rStyle w:val="VerbatimChar"/>
+                      </w:rPr>
+                      <w:t xml:space="preserve">Deceased</w:t>
+                    </w:r>
+                  </w:hyperlink>
+                </w:p>
+              </w:tc>
+              <w:tc>
+                <w:tcPr/>
+                <w:p>
+                  <w:pPr>
+                    <w:pStyle w:val="Compact"/>
+                    <w:jc w:val="left"/>
+                    <w:jc w:val="center"/>
+                  </w:pPr>
+                  <w:r>
+                    <w:t xml:space="preserve">Mort</w:t>
+                  </w:r>
+                </w:p>
+              </w:tc>
+              <w:tc>
+                <w:tcPr/>
+                <w:p>
+                  <w:pPr>
+                    <w:pStyle w:val="Compact"/>
+                    <w:jc w:val="left"/>
+                    <w:jc w:val="center"/>
+                  </w:pPr>
+                  <w:r>
+                    <w:rPr>
+                      <w:rStyle w:val="VerbatimChar"/>
+                    </w:rPr>
+                    <w:t xml:space="preserve">EnumCattleNotificationType.Deceased</w:t>
+                  </w:r>
+                  <w:r>
+                    <w:br/>
+                  </w:r>
+                  <w:r>
+                    <w:rPr>
+                      <w:rStyle w:val="VerbatimChar"/>
+                    </w:rPr>
+                    <w:t xml:space="preserve">EnumGoatNotificationType.Deceased</w:t>
+                  </w:r>
+                  <w:r>
+                    <w:br/>
+                  </w:r>
+                  <w:r>
+                    <w:rPr>
+                      <w:rStyle w:val="VerbatimChar"/>
+                    </w:rPr>
+                    <w:t xml:space="preserve">EnumSheepNotificationType.Deceased</w:t>
+                  </w:r>
+                </w:p>
+              </w:tc>
+            </w:tr>
+            <w:tr>
+              <w:tc>
+                <w:tcPr/>
+                <w:p>
+                  <w:pPr>
+                    <w:pStyle w:val="Compact"/>
+                    <w:jc w:val="left"/>
+                    <w:jc w:val="center"/>
+                  </w:pPr>
+                  <w:hyperlink r:id="rId209">
+                    <w:r>
+                      <w:rPr>
+                        <w:rStyle w:val="VerbatimChar"/>
+                      </w:rPr>
+                      <w:t xml:space="preserve">Export</w:t>
+                    </w:r>
+                  </w:hyperlink>
+                </w:p>
+              </w:tc>
+              <w:tc>
+                <w:tcPr/>
+                <w:p>
+                  <w:pPr>
+                    <w:pStyle w:val="Compact"/>
+                    <w:jc w:val="left"/>
+                    <w:jc w:val="center"/>
+                  </w:pPr>
+                  <w:r>
+                    <w:t xml:space="preserve">Exportation</w:t>
+                  </w:r>
+                </w:p>
+              </w:tc>
+              <w:tc>
+                <w:tcPr/>
+                <w:p>
+                  <w:pPr>
+                    <w:pStyle w:val="Compact"/>
+                    <w:jc w:val="left"/>
+                    <w:jc w:val="center"/>
+                  </w:pPr>
+                  <w:r>
+                    <w:rPr>
+                      <w:rStyle w:val="VerbatimChar"/>
+                    </w:rPr>
+                    <w:t xml:space="preserve">EnumCattleNotificationType.Export</w:t>
+                  </w:r>
+                  <w:r>
+                    <w:br/>
+                  </w:r>
+                  <w:r>
+                    <w:rPr>
+                      <w:rStyle w:val="VerbatimChar"/>
+                    </w:rPr>
+                    <w:t xml:space="preserve">EnumGoatNotificationType.Export</w:t>
+                  </w:r>
+                  <w:r>
+                    <w:br/>
+                  </w:r>
+                  <w:r>
+                    <w:rPr>
+                      <w:rStyle w:val="VerbatimChar"/>
+                    </w:rPr>
+                    <w:t xml:space="preserve">EnumSheepNotificationType.Export</w:t>
+                  </w:r>
+                </w:p>
+              </w:tc>
+            </w:tr>
+            <w:tr>
+              <w:tc>
+                <w:tcPr/>
+                <w:p>
+                  <w:pPr>
+                    <w:pStyle w:val="Compact"/>
+                    <w:jc w:val="left"/>
+                    <w:jc w:val="center"/>
+                  </w:pPr>
+                  <w:hyperlink r:id="rId210">
+                    <w:r>
+                      <w:rPr>
+                        <w:rStyle w:val="VerbatimChar"/>
+                      </w:rPr>
+                      <w:t xml:space="preserve">FirstRegistration</w:t>
+                    </w:r>
+                  </w:hyperlink>
+                </w:p>
+              </w:tc>
+              <w:tc>
+                <w:tcPr/>
+                <w:p>
+                  <w:pPr>
+                    <w:pStyle w:val="Compact"/>
+                    <w:jc w:val="left"/>
+                    <w:jc w:val="center"/>
+                  </w:pPr>
+                  <w:r>
+                    <w:t xml:space="preserve">Premier enregistrement</w:t>
+                  </w:r>
+                </w:p>
+              </w:tc>
+              <w:tc>
+                <w:tcPr/>
+                <w:p>
+                  <w:pPr>
+                    <w:pStyle w:val="Compact"/>
+                    <w:jc w:val="left"/>
+                    <w:jc w:val="center"/>
+                  </w:pPr>
+                  <w:r>
+                    <w:rPr>
+                      <w:rStyle w:val="VerbatimChar"/>
+                    </w:rPr>
+                    <w:t xml:space="preserve">EnumGoatNotificationType.FirstRegistration</w:t>
+                  </w:r>
+                  <w:r>
+                    <w:br/>
+                  </w:r>
+                  <w:r>
+                    <w:rPr>
+                      <w:rStyle w:val="VerbatimChar"/>
+                    </w:rPr>
+                    <w:t xml:space="preserve">EnumSheepNotificationType.FirstRegistration</w:t>
+                  </w:r>
+                </w:p>
+              </w:tc>
+            </w:tr>
+            <w:tr>
+              <w:tc>
+                <w:tcPr/>
+                <w:p>
+                  <w:pPr>
+                    <w:pStyle w:val="Compact"/>
+                    <w:jc w:val="left"/>
+                    <w:jc w:val="center"/>
+                  </w:pPr>
+                  <w:hyperlink r:id="rId211">
+                    <w:r>
+                      <w:rPr>
+                        <w:rStyle w:val="VerbatimChar"/>
+                      </w:rPr>
+                      <w:t xml:space="preserve">Import</w:t>
+                    </w:r>
+                  </w:hyperlink>
+                </w:p>
+              </w:tc>
+              <w:tc>
+                <w:tcPr/>
+                <w:p>
+                  <w:pPr>
+                    <w:pStyle w:val="Compact"/>
+                    <w:jc w:val="left"/>
+                    <w:jc w:val="center"/>
+                  </w:pPr>
+                  <w:r>
+                    <w:t xml:space="preserve">Importation</w:t>
+                  </w:r>
+                </w:p>
+              </w:tc>
+              <w:tc>
+                <w:tcPr/>
+                <w:p>
+                  <w:pPr>
+                    <w:pStyle w:val="Compact"/>
+                    <w:jc w:val="left"/>
+                    <w:jc w:val="center"/>
+                  </w:pPr>
+                  <w:r>
+                    <w:rPr>
+                      <w:rStyle w:val="VerbatimChar"/>
+                    </w:rPr>
+                    <w:t xml:space="preserve">EnumCattleNotificationType.Import</w:t>
+                  </w:r>
+                  <w:r>
+                    <w:br/>
+                  </w:r>
+                  <w:r>
+                    <w:rPr>
+                      <w:rStyle w:val="VerbatimChar"/>
+                    </w:rPr>
+                    <w:t xml:space="preserve">EnumGoatNotificationType.Import</w:t>
+                  </w:r>
+                  <w:r>
+                    <w:br/>
+                  </w:r>
+                  <w:r>
+                    <w:rPr>
+                      <w:rStyle w:val="VerbatimChar"/>
+                    </w:rPr>
+                    <w:t xml:space="preserve">EnumSheepNotificationType.Import</w:t>
+                  </w:r>
+                </w:p>
+              </w:tc>
+            </w:tr>
+            <w:tr>
+              <w:tc>
+                <w:tcPr/>
+                <w:p>
+                  <w:pPr>
+                    <w:pStyle w:val="Compact"/>
+                    <w:jc w:val="left"/>
+                    <w:jc w:val="center"/>
+                  </w:pPr>
+                  <w:hyperlink r:id="rId213">
+                    <w:r>
+                      <w:rPr>
+                        <w:rStyle w:val="VerbatimChar"/>
+                      </w:rPr>
+                      <w:t xml:space="preserve">Leaving</w:t>
+                    </w:r>
+                  </w:hyperlink>
+                </w:p>
+              </w:tc>
+              <w:tc>
+                <w:tcPr/>
+                <w:p>
+                  <w:pPr>
+                    <w:pStyle w:val="Compact"/>
+                    <w:jc w:val="left"/>
+                    <w:jc w:val="center"/>
+                  </w:pPr>
+                  <w:r>
+                    <w:t xml:space="preserve">Sortie</w:t>
+                  </w:r>
+                </w:p>
+              </w:tc>
+              <w:tc>
+                <w:tcPr/>
+                <w:p>
+                  <w:pPr>
+                    <w:pStyle w:val="Compact"/>
+                    <w:jc w:val="left"/>
+                    <w:jc w:val="center"/>
+                  </w:pPr>
+                  <w:r>
+                    <w:rPr>
+                      <w:rStyle w:val="VerbatimChar"/>
+                    </w:rPr>
+                    <w:t xml:space="preserve">EnumCattleNotificationType.Leaving</w:t>
+                  </w:r>
+                  <w:r>
+                    <w:br/>
+                  </w:r>
+                  <w:r>
+                    <w:rPr>
+                      <w:rStyle w:val="VerbatimChar"/>
+                    </w:rPr>
+                    <w:t xml:space="preserve">EnumGoatNotificationType.Leaving</w:t>
+                  </w:r>
+                  <w:r>
+                    <w:br/>
+                  </w:r>
+                  <w:r>
+                    <w:rPr>
+                      <w:rStyle w:val="VerbatimChar"/>
+                    </w:rPr>
+                    <w:t xml:space="preserve">EnumSheepNotificationType.Leaving</w:t>
+                  </w:r>
+                </w:p>
+              </w:tc>
+            </w:tr>
+            <w:tr>
+              <w:tc>
+                <w:tcPr/>
+                <w:p>
+                  <w:pPr>
+                    <w:pStyle w:val="Compact"/>
+                    <w:jc w:val="left"/>
+                    <w:jc w:val="center"/>
+                  </w:pPr>
+                  <w:hyperlink r:id="rId215">
+                    <w:r>
+                      <w:rPr>
+                        <w:rStyle w:val="VerbatimChar"/>
+                      </w:rPr>
+                      <w:t xml:space="preserve">OnFarmSlaughter</w:t>
+                    </w:r>
+                  </w:hyperlink>
+                </w:p>
+              </w:tc>
+              <w:tc>
+                <w:tcPr/>
+                <w:p>
+                  <w:pPr>
+                    <w:pStyle w:val="Compact"/>
+                    <w:jc w:val="left"/>
+                    <w:jc w:val="center"/>
+                  </w:pPr>
+                  <w:r>
+                    <w:t xml:space="preserve">Abattage à la ferme</w:t>
+                  </w:r>
+                </w:p>
+              </w:tc>
+              <w:tc>
+                <w:tcPr/>
+                <w:p>
+                  <w:pPr>
+                    <w:pStyle w:val="Compact"/>
+                    <w:jc w:val="left"/>
+                    <w:jc w:val="center"/>
+                  </w:pPr>
+                  <w:r>
+                    <w:rPr>
+                      <w:rStyle w:val="VerbatimChar"/>
+                    </w:rPr>
+                    <w:t xml:space="preserve">EnumCattleNotificationType.YardSlaughter</w:t>
+                  </w:r>
+                  <w:r>
+                    <w:br/>
+                  </w:r>
+                  <w:r>
+                    <w:rPr>
+                      <w:rStyle w:val="VerbatimChar"/>
+                    </w:rPr>
+                    <w:t xml:space="preserve">EnumGoatNotificationType.OnFarmSlaughter</w:t>
+                  </w:r>
+                  <w:r>
+                    <w:br/>
+                  </w:r>
+                  <w:r>
+                    <w:rPr>
+                      <w:rStyle w:val="VerbatimChar"/>
+                    </w:rPr>
+                    <w:t xml:space="preserve">EnumSheepNotificationType.OnFarmSlaughter</w:t>
+                  </w:r>
+                </w:p>
+              </w:tc>
+            </w:tr>
+            <w:tr>
+              <w:tc>
+                <w:tcPr/>
+                <w:p>
+                  <w:pPr>
+                    <w:pStyle w:val="Compact"/>
+                    <w:jc w:val="left"/>
+                    <w:jc w:val="center"/>
+                  </w:pPr>
+                  <w:hyperlink r:id="rId216">
+                    <w:r>
+                      <w:rPr>
+                        <w:rStyle w:val="VerbatimChar"/>
+                      </w:rPr>
+                      <w:t xml:space="preserve">Slaughter</w:t>
+                    </w:r>
+                  </w:hyperlink>
+                </w:p>
+              </w:tc>
+              <w:tc>
+                <w:tcPr/>
+                <w:p>
+                  <w:pPr>
+                    <w:pStyle w:val="Compact"/>
+                    <w:jc w:val="left"/>
+                    <w:jc w:val="center"/>
+                  </w:pPr>
+                  <w:r>
+                    <w:t xml:space="preserve">Abattage</w:t>
+                  </w:r>
+                </w:p>
+              </w:tc>
+              <w:tc>
+                <w:tcPr/>
+                <w:p>
+                  <w:pPr>
+                    <w:pStyle w:val="Compact"/>
+                    <w:jc w:val="left"/>
+                    <w:jc w:val="center"/>
+                  </w:pPr>
+                  <w:r>
+                    <w:rPr>
+                      <w:rStyle w:val="VerbatimChar"/>
+                    </w:rPr>
+                    <w:t xml:space="preserve">EnumCattleNotificationType.Slaughtering</w:t>
+                  </w:r>
+                  <w:r>
+                    <w:br/>
+                  </w:r>
+                  <w:r>
+                    <w:rPr>
+                      <w:rStyle w:val="VerbatimChar"/>
+                    </w:rPr>
+                    <w:t xml:space="preserve">EnumGoatNotificationType.Slaughter</w:t>
+                  </w:r>
+                  <w:r>
+                    <w:br/>
+                  </w:r>
+                  <w:r>
+                    <w:rPr>
+                      <w:rStyle w:val="VerbatimChar"/>
+                    </w:rPr>
+                    <w:t xml:space="preserve">EnumSheepNotificationType.Slaughter</w:t>
+                  </w:r>
+                </w:p>
+              </w:tc>
+            </w:tr>
+          </w:tbl>
+          <w:bookmarkEnd w:id="248"/>
+          <w:p/>
+        </w:tc>
+      </w:tr>
+    </w:tbl>
+    <w:p>
+      <w:pPr>
+        <w:pStyle w:val="Textkrper"/>
+      </w:pPr>
+      <w:r>
+        <w:t xml:space="preserve"> </w:t>
+      </w:r>
+    </w:p>
+    <w:tbl>
+      <w:tblPr>
+        <w:tblStyle w:val="Table"/>
+        <w:tblW w:type="pct" w:w="5000"/>
+        <w:tblLayout w:type="fixed"/>
+        <w:tblLook w:firstRow="0" w:lastRow="0" w:firstColumn="0" w:lastColumn="0" w:noHBand="0" w:noVBand="0" w:val="0000"/>
+      </w:tblPr>
+      <w:tblGrid>
+        <w:gridCol w:w="7920"/>
+      </w:tblGrid>
+      <w:tr>
+        <w:tc>
+          <w:tcPr/>
+          <w:bookmarkStart w:id="249" w:name="X205e72807cb734924206236be3b61c34916aba2"/>
+          <w:p>
+            <w:pPr>
+              <w:jc w:val="center"/>
+            </w:pPr>
+            <w:pPr>
+              <w:jc w:val="left"/>
+              <w:spacing w:before="200"/>
+              <w:pStyle w:val="ImageCaption"/>
+            </w:pPr>
+            <w:r>
+              <w:t xml:space="preserve">Table 17: Équivalents des valeurs du domaine de valeurs État sanitaire de l’animal individuel dans l’interface de la BDTA.</w:t>
+            </w:r>
+          </w:p>
+          <w:tbl>
+            <w:tblPr>
+              <w:tblStyle w:val="Table"/>
+              <w:tblW w:type="pct" w:w="5000"/>
+              <w:tblLayout w:type="fixed"/>
+              <w:tblLook w:firstRow="1" w:lastRow="0" w:firstColumn="0" w:lastColumn="0" w:noHBand="0" w:noVBand="0" w:val="0020"/>
+            </w:tblPr>
+            <w:tblGrid>
+              <w:gridCol w:w="1108"/>
+              <w:gridCol w:w="3247"/>
+              <w:gridCol w:w="3564"/>
+            </w:tblGrid>
+            <w:tr>
+              <w:trPr>
+                <w:tblHeader w:val="on"/>
+              </w:trPr>
+              <w:tc>
+                <w:tcPr/>
+                <w:p>
+                  <w:pPr>
+                    <w:pStyle w:val="Compact"/>
+                    <w:jc w:val="left"/>
+                    <w:jc w:val="center"/>
+                  </w:pPr>
+                  <w:r>
+                    <w:t xml:space="preserve">Code</w:t>
+                  </w:r>
+                </w:p>
+              </w:tc>
+              <w:tc>
+                <w:tcPr/>
+                <w:p>
+                  <w:pPr>
+                    <w:pStyle w:val="Compact"/>
+                    <w:jc w:val="left"/>
+                    <w:jc w:val="center"/>
+                  </w:pPr>
+                  <w:r>
+                    <w:t xml:space="preserve">Nom</w:t>
+                  </w:r>
+                </w:p>
+              </w:tc>
+              <w:tc>
+                <w:tcPr/>
+                <w:p>
+                  <w:pPr>
+                    <w:pStyle w:val="Compact"/>
+                    <w:jc w:val="left"/>
+                    <w:jc w:val="center"/>
+                  </w:pPr>
+                  <w:r>
+                    <w:t xml:space="preserve">Interface de la BDTA</w:t>
+                  </w:r>
+                </w:p>
+              </w:tc>
+            </w:tr>
+            <w:tr>
+              <w:tc>
+                <w:tcPr/>
+                <w:p>
+                  <w:pPr>
+                    <w:pStyle w:val="Compact"/>
+                    <w:jc w:val="left"/>
+                    <w:jc w:val="center"/>
+                  </w:pPr>
+                  <w:hyperlink r:id="rId222">
+                    <w:r>
+                      <w:rPr>
+                        <w:rStyle w:val="VerbatimChar"/>
+                      </w:rPr>
+                      <w:t xml:space="preserve">Vaccinated</w:t>
+                    </w:r>
+                  </w:hyperlink>
+                </w:p>
+              </w:tc>
+              <w:tc>
+                <w:tcPr/>
+                <w:p>
+                  <w:pPr>
+                    <w:pStyle w:val="Compact"/>
+                    <w:jc w:val="left"/>
+                    <w:jc w:val="center"/>
+                  </w:pPr>
+                  <w:r>
+                    <w:t xml:space="preserve">Vacciné</w:t>
+                  </w:r>
+                </w:p>
+              </w:tc>
+              <w:tc>
+                <w:tcPr/>
+                <w:p>
+                  <w:pPr>
+                    <w:pStyle w:val="Compact"/>
+                    <w:jc w:val="left"/>
+                    <w:jc w:val="center"/>
+                  </w:pPr>
+                  <w:r>
+                    <w:rPr>
+                      <w:rStyle w:val="VerbatimChar"/>
+                    </w:rPr>
+                    <w:t xml:space="preserve">EnumCattleLsdState.Vaccinated</w:t>
+                  </w:r>
+                </w:p>
+              </w:tc>
+            </w:tr>
+          </w:tbl>
+          <w:bookmarkEnd w:id="249"/>
+          <w:p/>
+        </w:tc>
+      </w:tr>
+    </w:tbl>
+    <w:p>
+      <w:pPr>
+        <w:pStyle w:val="Textkrper"/>
+      </w:pPr>
+      <w:r>
+        <w:t xml:space="preserve"> </w:t>
+      </w:r>
+    </w:p>
+    <w:tbl>
+      <w:tblPr>
+        <w:tblStyle w:val="Table"/>
+        <w:tblW w:type="pct" w:w="5000"/>
+        <w:tblLayout w:type="fixed"/>
+        <w:tblLook w:firstRow="0" w:lastRow="0" w:firstColumn="0" w:lastColumn="0" w:noHBand="0" w:noVBand="0" w:val="0000"/>
+      </w:tblPr>
+      <w:tblGrid>
+        <w:gridCol w:w="7920"/>
+      </w:tblGrid>
+      <w:tr>
+        <w:tc>
+          <w:tcPr/>
+          <w:bookmarkStart w:id="250" w:name="X8b95f20ce8982d7d624af24886b03cf93c428a3"/>
+          <w:p>
+            <w:pPr>
+              <w:jc w:val="center"/>
+            </w:pPr>
+            <w:pPr>
+              <w:jc w:val="left"/>
+              <w:spacing w:before="200"/>
+              <w:pStyle w:val="ImageCaption"/>
+            </w:pPr>
+            <w:r>
+              <w:t xml:space="preserve">Table 18: Équivalents des valeurs du domaine de valeurs État sanitaire de l’unité locale dans l’interface de la BDTA.</w:t>
+            </w:r>
+          </w:p>
+          <w:tbl>
+            <w:tblPr>
+              <w:tblStyle w:val="Table"/>
+              <w:tblW w:type="pct" w:w="5000"/>
+              <w:tblLayout w:type="fixed"/>
+              <w:tblLook w:firstRow="1" w:lastRow="0" w:firstColumn="0" w:lastColumn="0" w:noHBand="0" w:noVBand="0" w:val="0020"/>
+            </w:tblPr>
+            <w:tblGrid>
+              <w:gridCol w:w="1108"/>
+              <w:gridCol w:w="3247"/>
+              <w:gridCol w:w="3564"/>
+            </w:tblGrid>
+            <w:tr>
+              <w:trPr>
+                <w:tblHeader w:val="on"/>
+              </w:trPr>
+              <w:tc>
+                <w:tcPr/>
+                <w:p>
+                  <w:pPr>
+                    <w:pStyle w:val="Compact"/>
+                    <w:jc w:val="left"/>
+                    <w:jc w:val="center"/>
+                  </w:pPr>
+                  <w:r>
+                    <w:t xml:space="preserve">Code</w:t>
+                  </w:r>
+                </w:p>
+              </w:tc>
+              <w:tc>
+                <w:tcPr/>
+                <w:p>
+                  <w:pPr>
+                    <w:pStyle w:val="Compact"/>
+                    <w:jc w:val="left"/>
+                    <w:jc w:val="center"/>
+                  </w:pPr>
+                  <w:r>
+                    <w:t xml:space="preserve">Nom</w:t>
+                  </w:r>
+                </w:p>
+              </w:tc>
+              <w:tc>
+                <w:tcPr/>
+                <w:p>
+                  <w:pPr>
+                    <w:pStyle w:val="Compact"/>
+                    <w:jc w:val="left"/>
+                    <w:jc w:val="center"/>
+                  </w:pPr>
+                  <w:r>
+                    <w:t xml:space="preserve">Interface de la BDTA</w:t>
+                  </w:r>
+                </w:p>
+              </w:tc>
+            </w:tr>
+            <w:tr>
+              <w:tc>
+                <w:tcPr/>
+                <w:p>
+                  <w:pPr>
+                    <w:pStyle w:val="Compact"/>
+                    <w:jc w:val="left"/>
+                    <w:jc w:val="center"/>
+                  </w:pPr>
+                  <w:hyperlink r:id="rId225">
+                    <w:r>
+                      <w:rPr>
+                        <w:rStyle w:val="VerbatimChar"/>
+                      </w:rPr>
+                      <w:t xml:space="preserve">Blocked</w:t>
+                    </w:r>
+                  </w:hyperlink>
+                </w:p>
+              </w:tc>
+              <w:tc>
+                <w:tcPr/>
+                <w:p>
+                  <w:pPr>
+                    <w:pStyle w:val="Compact"/>
+                    <w:jc w:val="left"/>
+                    <w:jc w:val="center"/>
+                  </w:pPr>
+                  <w:r>
+                    <w:t xml:space="preserve">Bloqué</w:t>
+                  </w:r>
+                </w:p>
+              </w:tc>
+              <w:tc>
+                <w:tcPr/>
+                <w:p>
+                  <w:pPr>
+                    <w:pStyle w:val="Compact"/>
+                    <w:jc w:val="left"/>
+                    <w:jc w:val="center"/>
+                  </w:pPr>
+                  <w:r>
+                    <w:rPr>
+                      <w:rStyle w:val="VerbatimChar"/>
+                    </w:rPr>
+                    <w:t xml:space="preserve">BvdState.Blocked</w:t>
+                  </w:r>
+                  <w:r>
+                    <w:br/>
+                  </w:r>
+                  <w:r>
+                    <w:rPr>
+                      <w:rStyle w:val="VerbatimChar"/>
+                    </w:rPr>
+                    <w:t xml:space="preserve">FootRotState.Blocked</w:t>
+                  </w:r>
+                </w:p>
+              </w:tc>
+            </w:tr>
+            <w:tr>
+              <w:tc>
+                <w:tcPr/>
+                <w:p>
+                  <w:pPr>
+                    <w:pStyle w:val="Compact"/>
+                    <w:jc w:val="left"/>
+                    <w:jc w:val="center"/>
+                  </w:pPr>
+                  <w:hyperlink r:id="rId226">
+                    <w:r>
+                      <w:rPr>
+                        <w:rStyle w:val="VerbatimChar"/>
+                      </w:rPr>
+                      <w:t xml:space="preserve">Free</w:t>
+                    </w:r>
+                  </w:hyperlink>
+                </w:p>
+              </w:tc>
+              <w:tc>
+                <w:tcPr/>
+                <w:p>
+                  <w:pPr>
+                    <w:pStyle w:val="Compact"/>
+                    <w:jc w:val="left"/>
+                    <w:jc w:val="center"/>
+                  </w:pPr>
+                  <w:r>
+                    <w:t xml:space="preserve">Libre</w:t>
+                  </w:r>
+                </w:p>
+              </w:tc>
+              <w:tc>
+                <w:tcPr/>
+                <w:p>
+                  <w:pPr>
+                    <w:pStyle w:val="Compact"/>
+                    <w:jc w:val="left"/>
+                    <w:jc w:val="center"/>
+                  </w:pPr>
+                  <w:r>
+                    <w:rPr>
+                      <w:rStyle w:val="VerbatimChar"/>
+                    </w:rPr>
+                    <w:t xml:space="preserve">FootRotState.Free</w:t>
+                  </w:r>
+                </w:p>
+              </w:tc>
+            </w:tr>
+            <w:tr>
+              <w:tc>
+                <w:tcPr/>
+                <w:p>
+                  <w:pPr>
+                    <w:pStyle w:val="Compact"/>
+                    <w:jc w:val="left"/>
+                    <w:jc w:val="center"/>
+                  </w:pPr>
+                  <w:hyperlink r:id="rId231">
+                    <w:r>
+                      <w:rPr>
+                        <w:rStyle w:val="VerbatimChar"/>
+                      </w:rPr>
+                      <w:t xml:space="preserve">NotTested</w:t>
+                    </w:r>
+                  </w:hyperlink>
+                </w:p>
+              </w:tc>
+              <w:tc>
+                <w:tcPr/>
+                <w:p>
+                  <w:pPr>
+                    <w:pStyle w:val="Compact"/>
+                    <w:jc w:val="left"/>
+                    <w:jc w:val="center"/>
+                  </w:pPr>
+                  <w:r>
+                    <w:t xml:space="preserve">Non testé</w:t>
+                  </w:r>
+                </w:p>
+              </w:tc>
+              <w:tc>
+                <w:tcPr/>
+                <w:p>
+                  <w:pPr>
+                    <w:pStyle w:val="Compact"/>
+                    <w:jc w:val="left"/>
+                    <w:jc w:val="center"/>
+                  </w:pPr>
+                  <w:r>
+                    <w:rPr>
+                      <w:rStyle w:val="VerbatimChar"/>
+                    </w:rPr>
+                    <w:t xml:space="preserve">FootRotState.NotTested</w:t>
+                  </w:r>
+                </w:p>
+              </w:tc>
+            </w:tr>
+          </w:tbl>
+          <w:bookmarkEnd w:id="250"/>
+          <w:p/>
+        </w:tc>
+      </w:tr>
+    </w:tbl>
+    <w:bookmarkEnd w:id="251"/>
+    <w:bookmarkStart w:id="252" w:name="sec-appendix-e"/>
+    <w:p>
+      <w:pPr>
         <w:pStyle w:val="berschrift1"/>
       </w:pPr>
       <w:r>
-        <w:t xml:space="preserve">12. Annexe E - Table des illustrations</w:t>
+        <w:t xml:space="preserve">12. Annexe E - Modifications par rapport à la version précédente</w:t>
       </w:r>
     </w:p>
-    <w:bookmarkEnd w:id="205"/>
-    <w:bookmarkStart w:id="206" w:name="sec-appendix-f"/>
+    <w:bookmarkEnd w:id="252"/>
+    <w:bookmarkStart w:id="253" w:name="sec-appendix-f"/>
     <w:p>
       <w:pPr>
         <w:pStyle w:val="berschrift1"/>
       </w:pPr>
       <w:r>
-        <w:t xml:space="preserve">13. Annexe F - Liste des tableaux</w:t>
+        <w:t xml:space="preserve">13. Annexe F - Table des illustrations</w:t>
       </w:r>
     </w:p>
-    <w:bookmarkEnd w:id="206"/>
+    <w:bookmarkEnd w:id="253"/>
+    <w:bookmarkStart w:id="254" w:name="sec-appendix-g"/>
+    <w:p>
+      <w:pPr>
+        <w:pStyle w:val="berschrift1"/>
+      </w:pPr>
+      <w:r>
+        <w:t xml:space="preserve">14. Annexe G - Liste des tableaux</w:t>
+      </w:r>
+    </w:p>
+    <w:bookmarkEnd w:id="254"/>
     <w:sectPr>
       <w:headerReference r:id="rId13" w:type="default"/>
       <w:footerReference r:id="rId14" w:type="default"/>
